--- a/cv/Bjarne_R_Bartlett_CV.docx
+++ b/cv/Bjarne_R_Bartlett_CV.docx
@@ -1,6 +1,6 @@
 
 <file path=word/document.xml><?xml version="1.0" encoding="utf-8"?>
-<w:document xmlns:wpc="http://schemas.microsoft.com/office/word/2010/wordprocessingCanvas" xmlns:cx="http://schemas.microsoft.com/office/drawing/2014/chartex" xmlns:cx1="http://schemas.microsoft.com/office/drawing/2015/9/8/chartex" xmlns:cx2="http://schemas.microsoft.com/office/drawing/2015/10/21/chartex" xmlns:cx3="http://schemas.microsoft.com/office/drawing/2016/5/9/chartex" xmlns:cx4="http://schemas.microsoft.com/office/drawing/2016/5/10/chartex" xmlns:cx5="http://schemas.microsoft.com/office/drawing/2016/5/11/chartex" xmlns:cx6="http://schemas.microsoft.com/office/drawing/2016/5/12/chartex" xmlns:cx7="http://schemas.microsoft.com/office/drawing/2016/5/13/chartex" xmlns:cx8="http://schemas.microsoft.com/office/drawing/2016/5/14/chartex" xmlns:mc="http://schemas.openxmlformats.org/markup-compatibility/2006" xmlns:aink="http://schemas.microsoft.com/office/drawing/2016/ink" xmlns:am3d="http://schemas.microsoft.com/office/drawing/2017/model3d" xmlns:o="urn:schemas-microsoft-com:office:office" xmlns:r="http://schemas.openxmlformats.org/officeDocument/2006/relationships" xmlns:m="http://schemas.openxmlformats.org/officeDocument/2006/math" xmlns:v="urn:schemas-microsoft-com:vml" xmlns:wp14="http://schemas.microsoft.com/office/word/2010/wordprocessingDrawing" xmlns:wp="http://schemas.openxmlformats.org/drawingml/2006/wordprocessingDrawing" xmlns:w10="urn:schemas-microsoft-com:office:word" xmlns:w="http://schemas.openxmlformats.org/wordprocessingml/2006/main" xmlns:w14="http://schemas.microsoft.com/office/word/2010/wordml" xmlns:w15="http://schemas.microsoft.com/office/word/2012/wordml" xmlns:w16cex="http://schemas.microsoft.com/office/word/2018/wordml/cex" xmlns:w16cid="http://schemas.microsoft.com/office/word/2016/wordml/cid" xmlns:w16="http://schemas.microsoft.com/office/word/2018/wordml" xmlns:w16sdtdh="http://schemas.microsoft.com/office/word/2020/wordml/sdtdatahash" xmlns:w16se="http://schemas.microsoft.com/office/word/2015/wordml/symex" xmlns:wpg="http://schemas.microsoft.com/office/word/2010/wordprocessingGroup" xmlns:wpi="http://schemas.microsoft.com/office/word/2010/wordprocessingInk" xmlns:wne="http://schemas.microsoft.com/office/word/2006/wordml" xmlns:wps="http://schemas.microsoft.com/office/word/2010/wordprocessingShape" mc:Ignorable="w14 w15 w16se w16cid w16 w16cex w16sdtdh wp14">
+<w:document xmlns:wpc="http://schemas.microsoft.com/office/word/2010/wordprocessingCanvas" xmlns:cx="http://schemas.microsoft.com/office/drawing/2014/chartex" xmlns:cx1="http://schemas.microsoft.com/office/drawing/2015/9/8/chartex" xmlns:cx2="http://schemas.microsoft.com/office/drawing/2015/10/21/chartex" xmlns:cx3="http://schemas.microsoft.com/office/drawing/2016/5/9/chartex" xmlns:cx4="http://schemas.microsoft.com/office/drawing/2016/5/10/chartex" xmlns:cx5="http://schemas.microsoft.com/office/drawing/2016/5/11/chartex" xmlns:cx6="http://schemas.microsoft.com/office/drawing/2016/5/12/chartex" xmlns:cx7="http://schemas.microsoft.com/office/drawing/2016/5/13/chartex" xmlns:cx8="http://schemas.microsoft.com/office/drawing/2016/5/14/chartex" xmlns:mc="http://schemas.openxmlformats.org/markup-compatibility/2006" xmlns:aink="http://schemas.microsoft.com/office/drawing/2016/ink" xmlns:am3d="http://schemas.microsoft.com/office/drawing/2017/model3d" xmlns:o="urn:schemas-microsoft-com:office:office" xmlns:oel="http://schemas.microsoft.com/office/2019/extlst" xmlns:r="http://schemas.openxmlformats.org/officeDocument/2006/relationships" xmlns:m="http://schemas.openxmlformats.org/officeDocument/2006/math" xmlns:v="urn:schemas-microsoft-com:vml" xmlns:wp14="http://schemas.microsoft.com/office/word/2010/wordprocessingDrawing" xmlns:wp="http://schemas.openxmlformats.org/drawingml/2006/wordprocessingDrawing" xmlns:w10="urn:schemas-microsoft-com:office:word" xmlns:w="http://schemas.openxmlformats.org/wordprocessingml/2006/main" xmlns:w14="http://schemas.microsoft.com/office/word/2010/wordml" xmlns:w15="http://schemas.microsoft.com/office/word/2012/wordml" xmlns:w16cex="http://schemas.microsoft.com/office/word/2018/wordml/cex" xmlns:w16cid="http://schemas.microsoft.com/office/word/2016/wordml/cid" xmlns:w16="http://schemas.microsoft.com/office/word/2018/wordml" xmlns:w16sdtdh="http://schemas.microsoft.com/office/word/2020/wordml/sdtdatahash" xmlns:w16se="http://schemas.microsoft.com/office/word/2015/wordml/symex" xmlns:wpg="http://schemas.microsoft.com/office/word/2010/wordprocessingGroup" xmlns:wpi="http://schemas.microsoft.com/office/word/2010/wordprocessingInk" xmlns:wne="http://schemas.microsoft.com/office/word/2006/wordml" xmlns:wps="http://schemas.microsoft.com/office/word/2010/wordprocessingShape" mc:Ignorable="w14 w15 w16se w16cid w16 w16cex w16sdtdh wp14">
   <w:body>
     <w:p>
       <w:pPr>
@@ -434,8 +434,36 @@
           <w:sz w:val="20"/>
           <w:szCs w:val="20"/>
         </w:rPr>
-        <w:t>University of Hawaiʻi at Mānoa</w:t>
-      </w:r>
+        <w:t xml:space="preserve">University of </w:t>
+      </w:r>
+      <w:proofErr w:type="spellStart"/>
+      <w:r>
+        <w:rPr>
+          <w:b w:val="0"/>
+          <w:sz w:val="20"/>
+          <w:szCs w:val="20"/>
+        </w:rPr>
+        <w:t>Hawaiʻi</w:t>
+      </w:r>
+      <w:proofErr w:type="spellEnd"/>
+      <w:r>
+        <w:rPr>
+          <w:b w:val="0"/>
+          <w:sz w:val="20"/>
+          <w:szCs w:val="20"/>
+        </w:rPr>
+        <w:t xml:space="preserve"> at </w:t>
+      </w:r>
+      <w:proofErr w:type="spellStart"/>
+      <w:r>
+        <w:rPr>
+          <w:b w:val="0"/>
+          <w:sz w:val="20"/>
+          <w:szCs w:val="20"/>
+        </w:rPr>
+        <w:t>Mānoa</w:t>
+      </w:r>
+      <w:proofErr w:type="spellEnd"/>
       <w:r>
         <w:rPr>
           <w:b w:val="0"/>
@@ -669,8 +697,36 @@
           <w:sz w:val="20"/>
           <w:szCs w:val="20"/>
         </w:rPr>
-        <w:t>University of Hawaiʻi at Mānoa</w:t>
-      </w:r>
+        <w:t xml:space="preserve">University of </w:t>
+      </w:r>
+      <w:proofErr w:type="spellStart"/>
+      <w:r>
+        <w:rPr>
+          <w:b w:val="0"/>
+          <w:sz w:val="20"/>
+          <w:szCs w:val="20"/>
+        </w:rPr>
+        <w:t>Hawaiʻi</w:t>
+      </w:r>
+      <w:proofErr w:type="spellEnd"/>
+      <w:r>
+        <w:rPr>
+          <w:b w:val="0"/>
+          <w:sz w:val="20"/>
+          <w:szCs w:val="20"/>
+        </w:rPr>
+        <w:t xml:space="preserve"> at </w:t>
+      </w:r>
+      <w:proofErr w:type="spellStart"/>
+      <w:r>
+        <w:rPr>
+          <w:b w:val="0"/>
+          <w:sz w:val="20"/>
+          <w:szCs w:val="20"/>
+        </w:rPr>
+        <w:t>Mānoa</w:t>
+      </w:r>
+      <w:proofErr w:type="spellEnd"/>
       <w:r>
         <w:rPr>
           <w:b w:val="0"/>
@@ -762,8 +818,9 @@
           <w:sz w:val="20"/>
           <w:szCs w:val="20"/>
         </w:rPr>
-        <w:t xml:space="preserve">, Amy Hubbard, Gernot Presting, </w:t>
-      </w:r>
+        <w:t xml:space="preserve">, Amy Hubbard, Gernot </w:t>
+      </w:r>
+      <w:proofErr w:type="spellStart"/>
       <w:r>
         <w:rPr>
           <w:b w:val="0"/>
@@ -772,8 +829,9 @@
           <w:sz w:val="20"/>
           <w:szCs w:val="20"/>
         </w:rPr>
-        <w:t>Youping Deng</w:t>
-      </w:r>
+        <w:t>Presting</w:t>
+      </w:r>
+      <w:proofErr w:type="spellEnd"/>
       <w:r>
         <w:rPr>
           <w:b w:val="0"/>
@@ -782,7 +840,61 @@
           <w:sz w:val="20"/>
           <w:szCs w:val="20"/>
         </w:rPr>
-        <w:t>, Sean Clevaland, Gwen Jacobs</w:t>
+        <w:t xml:space="preserve">, </w:t>
+      </w:r>
+      <w:proofErr w:type="spellStart"/>
+      <w:r>
+        <w:rPr>
+          <w:b w:val="0"/>
+          <w:i/>
+          <w:iCs/>
+          <w:sz w:val="20"/>
+          <w:szCs w:val="20"/>
+        </w:rPr>
+        <w:t>Youping</w:t>
+      </w:r>
+      <w:proofErr w:type="spellEnd"/>
+      <w:r>
+        <w:rPr>
+          <w:b w:val="0"/>
+          <w:i/>
+          <w:iCs/>
+          <w:sz w:val="20"/>
+          <w:szCs w:val="20"/>
+        </w:rPr>
+        <w:t xml:space="preserve"> Deng</w:t>
+      </w:r>
+      <w:r>
+        <w:rPr>
+          <w:b w:val="0"/>
+          <w:i/>
+          <w:iCs/>
+          <w:sz w:val="20"/>
+          <w:szCs w:val="20"/>
+        </w:rPr>
+        <w:t xml:space="preserve">, Sean </w:t>
+      </w:r>
+      <w:proofErr w:type="spellStart"/>
+      <w:r>
+        <w:rPr>
+          <w:b w:val="0"/>
+          <w:i/>
+          <w:iCs/>
+          <w:sz w:val="20"/>
+          <w:szCs w:val="20"/>
+        </w:rPr>
+        <w:t>Clevaland</w:t>
+      </w:r>
+      <w:proofErr w:type="spellEnd"/>
+      <w:r>
+        <w:rPr>
+          <w:b w:val="0"/>
+          <w:i/>
+          <w:iCs/>
+          <w:sz w:val="20"/>
+          <w:szCs w:val="20"/>
+        </w:rPr>
+        <w:t>, Gwen Jacobs</w:t>
       </w:r>
     </w:p>
     <w:p>
@@ -820,13 +932,23 @@
         </w:rPr>
         <w:t xml:space="preserve">eveloped prognostic signatures for patients with colorectal cancer using </w:t>
       </w:r>
-      <w:r>
-        <w:rPr>
-          <w:b w:val="0"/>
-          <w:sz w:val="20"/>
-          <w:szCs w:val="20"/>
-        </w:rPr>
-        <w:t xml:space="preserve">using a custom R program and </w:t>
+      <w:proofErr w:type="spellStart"/>
+      <w:r>
+        <w:rPr>
+          <w:b w:val="0"/>
+          <w:sz w:val="20"/>
+          <w:szCs w:val="20"/>
+        </w:rPr>
+        <w:t>using</w:t>
+      </w:r>
+      <w:proofErr w:type="spellEnd"/>
+      <w:r>
+        <w:rPr>
+          <w:b w:val="0"/>
+          <w:sz w:val="20"/>
+          <w:szCs w:val="20"/>
+        </w:rPr>
+        <w:t xml:space="preserve"> a custom R program and </w:t>
       </w:r>
       <w:r>
         <w:rPr>
@@ -954,7 +1076,25 @@
           <w:sz w:val="20"/>
           <w:szCs w:val="20"/>
         </w:rPr>
-        <w:t xml:space="preserve">Identified data from Altmetrics, a research attention metric, as </w:t>
+        <w:t xml:space="preserve">Identified data from </w:t>
+      </w:r>
+      <w:proofErr w:type="spellStart"/>
+      <w:r>
+        <w:rPr>
+          <w:b w:val="0"/>
+          <w:sz w:val="20"/>
+          <w:szCs w:val="20"/>
+        </w:rPr>
+        <w:t>Altmetrics</w:t>
+      </w:r>
+      <w:proofErr w:type="spellEnd"/>
+      <w:r>
+        <w:rPr>
+          <w:b w:val="0"/>
+          <w:sz w:val="20"/>
+          <w:szCs w:val="20"/>
+        </w:rPr>
+        <w:t xml:space="preserve">, a research attention metric, as </w:t>
       </w:r>
       <w:r>
         <w:rPr>
@@ -994,7 +1134,25 @@
           <w:sz w:val="20"/>
           <w:szCs w:val="20"/>
         </w:rPr>
-        <w:t xml:space="preserve"> using Python and Jupyter Notebooks, </w:t>
+        <w:t xml:space="preserve"> using Python and </w:t>
+      </w:r>
+      <w:proofErr w:type="spellStart"/>
+      <w:r>
+        <w:rPr>
+          <w:b w:val="0"/>
+          <w:sz w:val="20"/>
+          <w:szCs w:val="20"/>
+        </w:rPr>
+        <w:t>Jupyter</w:t>
+      </w:r>
+      <w:proofErr w:type="spellEnd"/>
+      <w:r>
+        <w:rPr>
+          <w:b w:val="0"/>
+          <w:sz w:val="20"/>
+          <w:szCs w:val="20"/>
+        </w:rPr>
+        <w:t xml:space="preserve"> Notebooks, </w:t>
       </w:r>
       <w:r>
         <w:rPr>
@@ -1028,6 +1186,7 @@
         </w:rPr>
         <w:t xml:space="preserve">n </w:t>
       </w:r>
+      <w:proofErr w:type="spellStart"/>
       <w:r>
         <w:rPr>
           <w:b w:val="0"/>
@@ -1036,7 +1195,18 @@
           <w:sz w:val="20"/>
           <w:szCs w:val="20"/>
         </w:rPr>
-        <w:t xml:space="preserve">Scientometrics </w:t>
+        <w:t>Scientometrics</w:t>
+      </w:r>
+      <w:proofErr w:type="spellEnd"/>
+      <w:r>
+        <w:rPr>
+          <w:b w:val="0"/>
+          <w:i/>
+          <w:iCs/>
+          <w:sz w:val="20"/>
+          <w:szCs w:val="20"/>
+        </w:rPr>
+        <w:t xml:space="preserve"> </w:t>
       </w:r>
       <w:r>
         <w:rPr>
@@ -1091,8 +1261,20 @@
           <w:sz w:val="20"/>
           <w:szCs w:val="20"/>
         </w:rPr>
-        <w:t>Macadamia tetraphylla</w:t>
-      </w:r>
+        <w:t xml:space="preserve">Macadamia </w:t>
+      </w:r>
+      <w:proofErr w:type="spellStart"/>
+      <w:r>
+        <w:rPr>
+          <w:b w:val="0"/>
+          <w:i/>
+          <w:iCs/>
+          <w:sz w:val="20"/>
+          <w:szCs w:val="20"/>
+        </w:rPr>
+        <w:t>tetraphylla</w:t>
+      </w:r>
+      <w:proofErr w:type="spellEnd"/>
       <w:r>
         <w:rPr>
           <w:b w:val="0"/>
@@ -1275,8 +1457,42 @@
           <w:sz w:val="20"/>
           <w:szCs w:val="20"/>
         </w:rPr>
-        <w:t>Mentors: Drs. Luis Diaz, Victor Velculescu, Lisa Kann</w:t>
-      </w:r>
+        <w:t xml:space="preserve">Mentors: Drs. Luis Diaz, Victor </w:t>
+      </w:r>
+      <w:proofErr w:type="spellStart"/>
+      <w:r>
+        <w:rPr>
+          <w:b w:val="0"/>
+          <w:i/>
+          <w:iCs/>
+          <w:sz w:val="20"/>
+          <w:szCs w:val="20"/>
+        </w:rPr>
+        <w:t>Velculescu</w:t>
+      </w:r>
+      <w:proofErr w:type="spellEnd"/>
+      <w:r>
+        <w:rPr>
+          <w:b w:val="0"/>
+          <w:i/>
+          <w:iCs/>
+          <w:sz w:val="20"/>
+          <w:szCs w:val="20"/>
+        </w:rPr>
+        <w:t xml:space="preserve">, Lisa </w:t>
+      </w:r>
+      <w:proofErr w:type="spellStart"/>
+      <w:r>
+        <w:rPr>
+          <w:b w:val="0"/>
+          <w:i/>
+          <w:iCs/>
+          <w:sz w:val="20"/>
+          <w:szCs w:val="20"/>
+        </w:rPr>
+        <w:t>Kann</w:t>
+      </w:r>
+      <w:proofErr w:type="spellEnd"/>
     </w:p>
     <w:p>
       <w:pPr>
@@ -1418,7 +1634,29 @@
           <w:sz w:val="20"/>
           <w:szCs w:val="20"/>
         </w:rPr>
-        <w:t>Mentors: Drs. Bert Vogelstein, Ken Kinzler, and Luis Diaz</w:t>
+        <w:t xml:space="preserve">Mentors: Drs. Bert Vogelstein, Ken </w:t>
+      </w:r>
+      <w:proofErr w:type="spellStart"/>
+      <w:r>
+        <w:rPr>
+          <w:b w:val="0"/>
+          <w:i/>
+          <w:iCs/>
+          <w:sz w:val="20"/>
+          <w:szCs w:val="20"/>
+        </w:rPr>
+        <w:t>Kinzler</w:t>
+      </w:r>
+      <w:proofErr w:type="spellEnd"/>
+      <w:r>
+        <w:rPr>
+          <w:b w:val="0"/>
+          <w:i/>
+          <w:iCs/>
+          <w:sz w:val="20"/>
+          <w:szCs w:val="20"/>
+        </w:rPr>
+        <w:t>, and Luis Diaz</w:t>
       </w:r>
     </w:p>
     <w:p>
@@ -1508,7 +1746,25 @@
           <w:sz w:val="20"/>
           <w:szCs w:val="20"/>
         </w:rPr>
-        <w:t>Developed a bioinformatics pipeline in UNIX using Python and NetMHC 3.4 to predict neoepitope burden in tumors of immunotherapy patients</w:t>
+        <w:t xml:space="preserve">Developed a bioinformatics pipeline in UNIX using Python and </w:t>
+      </w:r>
+      <w:proofErr w:type="spellStart"/>
+      <w:r>
+        <w:rPr>
+          <w:b w:val="0"/>
+          <w:sz w:val="20"/>
+          <w:szCs w:val="20"/>
+        </w:rPr>
+        <w:t>NetMHC</w:t>
+      </w:r>
+      <w:proofErr w:type="spellEnd"/>
+      <w:r>
+        <w:rPr>
+          <w:b w:val="0"/>
+          <w:sz w:val="20"/>
+          <w:szCs w:val="20"/>
+        </w:rPr>
+        <w:t xml:space="preserve"> 3.4 to predict neoepitope burden in tumors of immunotherapy patients</w:t>
       </w:r>
     </w:p>
     <w:p>
@@ -1536,7 +1792,43 @@
           <w:szCs w:val="20"/>
         </w:rPr>
         <w:lastRenderedPageBreak/>
-        <w:t xml:space="preserve">Evaluated the sensitivity and specificity of circulating tumor DNA (ctDNA) in peripheral blood as a non-invasive diagnostic test for cancer by collecting blood and isolating ctDNA in 640 patients leading to a publication in </w:t>
+        <w:t>Evaluated the sensitivity and specificity of circulating tumor DNA (</w:t>
+      </w:r>
+      <w:proofErr w:type="spellStart"/>
+      <w:r>
+        <w:rPr>
+          <w:b w:val="0"/>
+          <w:sz w:val="20"/>
+          <w:szCs w:val="20"/>
+        </w:rPr>
+        <w:t>ctDNA</w:t>
+      </w:r>
+      <w:proofErr w:type="spellEnd"/>
+      <w:r>
+        <w:rPr>
+          <w:b w:val="0"/>
+          <w:sz w:val="20"/>
+          <w:szCs w:val="20"/>
+        </w:rPr>
+        <w:t xml:space="preserve">) in peripheral blood as a non-invasive diagnostic test for cancer by collecting blood and isolating </w:t>
+      </w:r>
+      <w:proofErr w:type="spellStart"/>
+      <w:r>
+        <w:rPr>
+          <w:b w:val="0"/>
+          <w:sz w:val="20"/>
+          <w:szCs w:val="20"/>
+        </w:rPr>
+        <w:t>ctDNA</w:t>
+      </w:r>
+      <w:proofErr w:type="spellEnd"/>
+      <w:r>
+        <w:rPr>
+          <w:b w:val="0"/>
+          <w:sz w:val="20"/>
+          <w:szCs w:val="20"/>
+        </w:rPr>
+        <w:t xml:space="preserve"> in 640 patients leading to a publication in </w:t>
       </w:r>
       <w:r>
         <w:rPr>
@@ -1671,15 +1963,51 @@
           <w:sz w:val="20"/>
           <w:szCs w:val="20"/>
         </w:rPr>
-        <w:t>gemcitabine, taxotere, and</w:t>
-      </w:r>
-      <w:r>
-        <w:rPr>
-          <w:b w:val="0"/>
-          <w:sz w:val="20"/>
-          <w:szCs w:val="20"/>
-        </w:rPr>
-        <w:t xml:space="preserve"> xeloda (GTX) with cisplatin for metastatic pancreatic cancer</w:t>
+        <w:t xml:space="preserve">gemcitabine, </w:t>
+      </w:r>
+      <w:proofErr w:type="spellStart"/>
+      <w:r>
+        <w:rPr>
+          <w:b w:val="0"/>
+          <w:sz w:val="20"/>
+          <w:szCs w:val="20"/>
+        </w:rPr>
+        <w:t>taxotere</w:t>
+      </w:r>
+      <w:proofErr w:type="spellEnd"/>
+      <w:r>
+        <w:rPr>
+          <w:b w:val="0"/>
+          <w:sz w:val="20"/>
+          <w:szCs w:val="20"/>
+        </w:rPr>
+        <w:t>, and</w:t>
+      </w:r>
+      <w:r>
+        <w:rPr>
+          <w:b w:val="0"/>
+          <w:sz w:val="20"/>
+          <w:szCs w:val="20"/>
+        </w:rPr>
+        <w:t xml:space="preserve"> </w:t>
+      </w:r>
+      <w:proofErr w:type="spellStart"/>
+      <w:r>
+        <w:rPr>
+          <w:b w:val="0"/>
+          <w:sz w:val="20"/>
+          <w:szCs w:val="20"/>
+        </w:rPr>
+        <w:t>xeloda</w:t>
+      </w:r>
+      <w:proofErr w:type="spellEnd"/>
+      <w:r>
+        <w:rPr>
+          <w:b w:val="0"/>
+          <w:sz w:val="20"/>
+          <w:szCs w:val="20"/>
+        </w:rPr>
+        <w:t xml:space="preserve"> (GTX) with cisplatin for metastatic pancreatic cancer</w:t>
       </w:r>
     </w:p>
     <w:p>
@@ -1909,8 +2237,20 @@
           <w:sz w:val="20"/>
           <w:szCs w:val="20"/>
         </w:rPr>
-        <w:t>Macadamia tetraphylla</w:t>
-      </w:r>
+        <w:t xml:space="preserve">Macadamia </w:t>
+      </w:r>
+      <w:proofErr w:type="spellStart"/>
+      <w:r>
+        <w:rPr>
+          <w:b w:val="0"/>
+          <w:i/>
+          <w:iCs/>
+          <w:sz w:val="20"/>
+          <w:szCs w:val="20"/>
+        </w:rPr>
+        <w:t>tetraphylla</w:t>
+      </w:r>
+      <w:proofErr w:type="spellEnd"/>
       <w:r>
         <w:rPr>
           <w:b w:val="0"/>
@@ -2149,13 +2489,23 @@
         </w:rPr>
         <w:t xml:space="preserve">, </w:t>
       </w:r>
-      <w:r>
-        <w:rPr>
-          <w:b w:val="0"/>
-          <w:sz w:val="20"/>
-          <w:szCs w:val="20"/>
-        </w:rPr>
-        <w:t>Runck B</w:t>
+      <w:proofErr w:type="spellStart"/>
+      <w:r>
+        <w:rPr>
+          <w:b w:val="0"/>
+          <w:sz w:val="20"/>
+          <w:szCs w:val="20"/>
+        </w:rPr>
+        <w:t>Runck</w:t>
+      </w:r>
+      <w:proofErr w:type="spellEnd"/>
+      <w:r>
+        <w:rPr>
+          <w:b w:val="0"/>
+          <w:sz w:val="20"/>
+          <w:szCs w:val="20"/>
+        </w:rPr>
+        <w:t xml:space="preserve"> B</w:t>
       </w:r>
       <w:r>
         <w:rPr>
@@ -2327,7 +2677,7 @@
           <w:sz w:val="20"/>
           <w:szCs w:val="20"/>
         </w:rPr>
-        <w:t>3</w:t>
+        <w:t>4</w:t>
       </w:r>
       <w:r>
         <w:rPr>
@@ -2375,7 +2725,7 @@
           <w:sz w:val="20"/>
           <w:szCs w:val="20"/>
         </w:rPr>
-        <w:t>3</w:t>
+        <w:t>4</w:t>
       </w:r>
       <w:r>
         <w:rPr>
@@ -2422,7 +2772,7 @@
           <w:sz w:val="20"/>
           <w:szCs w:val="20"/>
         </w:rPr>
-        <w:t>3</w:t>
+        <w:t>4</w:t>
       </w:r>
       <w:r>
         <w:rPr>
@@ -2476,7 +2826,7 @@
           <w:sz w:val="20"/>
           <w:szCs w:val="20"/>
         </w:rPr>
-        <w:t>28</w:t>
+        <w:t>31</w:t>
       </w:r>
       <w:r>
         <w:rPr>
@@ -2535,7 +2885,61 @@
           <w:sz w:val="20"/>
           <w:szCs w:val="20"/>
         </w:rPr>
-        <w:t xml:space="preserve">, Gao Z, Schukking M, Menor M, Khadka VS, Fabbri M, Deng Y. The miRNA Profile of Inflammatory Colorectal Tumors Identify TGF-β as a Companion Target for Checkpoint Blockade Immunotherapy. </w:t>
+        <w:t xml:space="preserve">, Gao Z, </w:t>
+      </w:r>
+      <w:proofErr w:type="spellStart"/>
+      <w:r>
+        <w:rPr>
+          <w:b w:val="0"/>
+          <w:sz w:val="20"/>
+          <w:szCs w:val="20"/>
+        </w:rPr>
+        <w:t>Schukking</w:t>
+      </w:r>
+      <w:proofErr w:type="spellEnd"/>
+      <w:r>
+        <w:rPr>
+          <w:b w:val="0"/>
+          <w:sz w:val="20"/>
+          <w:szCs w:val="20"/>
+        </w:rPr>
+        <w:t xml:space="preserve"> M, </w:t>
+      </w:r>
+      <w:proofErr w:type="spellStart"/>
+      <w:r>
+        <w:rPr>
+          <w:b w:val="0"/>
+          <w:sz w:val="20"/>
+          <w:szCs w:val="20"/>
+        </w:rPr>
+        <w:t>Menor</w:t>
+      </w:r>
+      <w:proofErr w:type="spellEnd"/>
+      <w:r>
+        <w:rPr>
+          <w:b w:val="0"/>
+          <w:sz w:val="20"/>
+          <w:szCs w:val="20"/>
+        </w:rPr>
+        <w:t xml:space="preserve"> M, Khadka VS, </w:t>
+      </w:r>
+      <w:proofErr w:type="spellStart"/>
+      <w:r>
+        <w:rPr>
+          <w:b w:val="0"/>
+          <w:sz w:val="20"/>
+          <w:szCs w:val="20"/>
+        </w:rPr>
+        <w:t>Fabbri</w:t>
+      </w:r>
+      <w:proofErr w:type="spellEnd"/>
+      <w:r>
+        <w:rPr>
+          <w:b w:val="0"/>
+          <w:sz w:val="20"/>
+          <w:szCs w:val="20"/>
+        </w:rPr>
+        <w:t xml:space="preserve"> M, Deng Y. The miRNA Profile of Inflammatory Colorectal Tumors Identify TGF-β as a Companion Target for Checkpoint Blockade Immunotherapy. </w:t>
       </w:r>
       <w:r>
         <w:rPr>
@@ -2779,7 +3183,25 @@
           <w:sz w:val="20"/>
           <w:szCs w:val="20"/>
         </w:rPr>
-        <w:t xml:space="preserve">, Kantar M, Tseng M, Mehrabi Z. </w:t>
+        <w:t xml:space="preserve">, Kantar M, Tseng M, </w:t>
+      </w:r>
+      <w:proofErr w:type="spellStart"/>
+      <w:r>
+        <w:rPr>
+          <w:b w:val="0"/>
+          <w:sz w:val="20"/>
+          <w:szCs w:val="20"/>
+        </w:rPr>
+        <w:t>Mehrabi</w:t>
+      </w:r>
+      <w:proofErr w:type="spellEnd"/>
+      <w:r>
+        <w:rPr>
+          <w:b w:val="0"/>
+          <w:sz w:val="20"/>
+          <w:szCs w:val="20"/>
+        </w:rPr>
+        <w:t xml:space="preserve"> Z. </w:t>
       </w:r>
       <w:r>
         <w:rPr>
@@ -2813,6 +3235,7 @@
         </w:rPr>
         <w:t xml:space="preserve"> </w:t>
       </w:r>
+      <w:proofErr w:type="spellStart"/>
       <w:r>
         <w:rPr>
           <w:b w:val="0"/>
@@ -2823,6 +3246,7 @@
         </w:rPr>
         <w:t>Scientometrics</w:t>
       </w:r>
+      <w:proofErr w:type="spellEnd"/>
       <w:r>
         <w:rPr>
           <w:b w:val="0"/>
@@ -2877,7 +3301,23 @@
           <w:sz w:val="20"/>
           <w:szCs w:val="20"/>
         </w:rPr>
-        <w:t>acquisition/analysis of data (90%)</w:t>
+        <w:t>acquisition/analysis of data (</w:t>
+      </w:r>
+      <w:r>
+        <w:rPr>
+          <w:b w:val="0"/>
+          <w:sz w:val="20"/>
+          <w:szCs w:val="20"/>
+        </w:rPr>
+        <w:t>40</w:t>
+      </w:r>
+      <w:r>
+        <w:rPr>
+          <w:b w:val="0"/>
+          <w:sz w:val="20"/>
+          <w:szCs w:val="20"/>
+        </w:rPr>
+        <w:t>%)</w:t>
       </w:r>
     </w:p>
     <w:p>
@@ -2901,7 +3341,23 @@
           <w:sz w:val="20"/>
           <w:szCs w:val="20"/>
         </w:rPr>
-        <w:t>creation of new software (50%)</w:t>
+        <w:t>creation of new software (</w:t>
+      </w:r>
+      <w:r>
+        <w:rPr>
+          <w:b w:val="0"/>
+          <w:sz w:val="20"/>
+          <w:szCs w:val="20"/>
+        </w:rPr>
+        <w:t>4</w:t>
+      </w:r>
+      <w:r>
+        <w:rPr>
+          <w:b w:val="0"/>
+          <w:sz w:val="20"/>
+          <w:szCs w:val="20"/>
+        </w:rPr>
+        <w:t>0%)</w:t>
       </w:r>
     </w:p>
     <w:p>
@@ -2933,7 +3389,23 @@
           <w:sz w:val="20"/>
           <w:szCs w:val="20"/>
         </w:rPr>
-        <w:t xml:space="preserve"> (50%)</w:t>
+        <w:t xml:space="preserve"> (</w:t>
+      </w:r>
+      <w:r>
+        <w:rPr>
+          <w:b w:val="0"/>
+          <w:sz w:val="20"/>
+          <w:szCs w:val="20"/>
+        </w:rPr>
+        <w:t>4</w:t>
+      </w:r>
+      <w:r>
+        <w:rPr>
+          <w:b w:val="0"/>
+          <w:sz w:val="20"/>
+          <w:szCs w:val="20"/>
+        </w:rPr>
+        <w:t>0%)</w:t>
       </w:r>
     </w:p>
     <w:p>
@@ -2968,7 +3440,25 @@
           <w:sz w:val="20"/>
           <w:szCs w:val="20"/>
         </w:rPr>
-        <w:t xml:space="preserve">, Fortin J, Kantar M, Tseng M, Mehrabi Z. </w:t>
+        <w:t xml:space="preserve">, Fortin J, Kantar M, Tseng M, </w:t>
+      </w:r>
+      <w:proofErr w:type="spellStart"/>
+      <w:r>
+        <w:rPr>
+          <w:b w:val="0"/>
+          <w:sz w:val="20"/>
+          <w:szCs w:val="20"/>
+        </w:rPr>
+        <w:t>Mehrabi</w:t>
+      </w:r>
+      <w:proofErr w:type="spellEnd"/>
+      <w:r>
+        <w:rPr>
+          <w:b w:val="0"/>
+          <w:sz w:val="20"/>
+          <w:szCs w:val="20"/>
+        </w:rPr>
+        <w:t xml:space="preserve"> Z. </w:t>
       </w:r>
       <w:r>
         <w:rPr>
@@ -2984,7 +3474,25 @@
           <w:sz w:val="20"/>
           <w:szCs w:val="20"/>
         </w:rPr>
-        <w:t>How altmetrics could help level the playing field for women in STEM</w:t>
+        <w:t xml:space="preserve">How </w:t>
+      </w:r>
+      <w:proofErr w:type="spellStart"/>
+      <w:r>
+        <w:rPr>
+          <w:b w:val="0"/>
+          <w:sz w:val="20"/>
+          <w:szCs w:val="20"/>
+        </w:rPr>
+        <w:t>altmetrics</w:t>
+      </w:r>
+      <w:proofErr w:type="spellEnd"/>
+      <w:r>
+        <w:rPr>
+          <w:b w:val="0"/>
+          <w:sz w:val="20"/>
+          <w:szCs w:val="20"/>
+        </w:rPr>
+        <w:t xml:space="preserve"> could help level the playing field for women in STEM</w:t>
       </w:r>
       <w:r>
         <w:rPr>
@@ -3178,7 +3686,15 @@
           <w:sz w:val="20"/>
           <w:szCs w:val="20"/>
         </w:rPr>
-        <w:t>50</w:t>
+        <w:t>4</w:t>
+      </w:r>
+      <w:r>
+        <w:rPr>
+          <w:b w:val="0"/>
+          <w:sz w:val="20"/>
+          <w:szCs w:val="20"/>
+        </w:rPr>
+        <w:t>0</w:t>
       </w:r>
       <w:r>
         <w:rPr>
@@ -3221,7 +3737,25 @@
           <w:sz w:val="20"/>
           <w:szCs w:val="20"/>
         </w:rPr>
-        <w:t xml:space="preserve">, Zhu Y, Menor M, Khadka VS, Zhang J, Zheng J, Jiang B, Deng Y. </w:t>
+        <w:t xml:space="preserve">, Zhu Y, </w:t>
+      </w:r>
+      <w:proofErr w:type="spellStart"/>
+      <w:r>
+        <w:rPr>
+          <w:b w:val="0"/>
+          <w:sz w:val="20"/>
+          <w:szCs w:val="20"/>
+        </w:rPr>
+        <w:t>Menor</w:t>
+      </w:r>
+      <w:proofErr w:type="spellEnd"/>
+      <w:r>
+        <w:rPr>
+          <w:b w:val="0"/>
+          <w:sz w:val="20"/>
+          <w:szCs w:val="20"/>
+        </w:rPr>
+        <w:t xml:space="preserve"> M, Khadka VS, Zhang J, Zheng J, Jiang B, Deng Y. </w:t>
       </w:r>
       <w:r>
         <w:rPr>
@@ -3483,23 +4017,147 @@
           <w:sz w:val="20"/>
           <w:szCs w:val="20"/>
         </w:rPr>
-        <w:t>, Zielonka M, Murphy D, White JR, Lu S, Verner EL, Ruan F, Riley D</w:t>
-      </w:r>
-      <w:r>
-        <w:rPr>
-          <w:b w:val="0"/>
-          <w:sz w:val="20"/>
-          <w:szCs w:val="20"/>
-        </w:rPr>
-        <w:t>, et al</w:t>
-      </w:r>
-      <w:r>
-        <w:rPr>
-          <w:b w:val="0"/>
-          <w:sz w:val="20"/>
-          <w:szCs w:val="20"/>
-        </w:rPr>
-        <w:t xml:space="preserve">. </w:t>
+        <w:t xml:space="preserve">, </w:t>
+      </w:r>
+      <w:proofErr w:type="spellStart"/>
+      <w:r>
+        <w:rPr>
+          <w:b w:val="0"/>
+          <w:sz w:val="20"/>
+          <w:szCs w:val="20"/>
+        </w:rPr>
+        <w:t>Zielonka</w:t>
+      </w:r>
+      <w:proofErr w:type="spellEnd"/>
+      <w:r>
+        <w:rPr>
+          <w:b w:val="0"/>
+          <w:sz w:val="20"/>
+          <w:szCs w:val="20"/>
+        </w:rPr>
+        <w:t xml:space="preserve"> M, Murphy D, White JR, Lu S, Verner EL, </w:t>
+      </w:r>
+      <w:proofErr w:type="spellStart"/>
+      <w:r>
+        <w:rPr>
+          <w:b w:val="0"/>
+          <w:sz w:val="20"/>
+          <w:szCs w:val="20"/>
+        </w:rPr>
+        <w:t>Ruan</w:t>
+      </w:r>
+      <w:proofErr w:type="spellEnd"/>
+      <w:r>
+        <w:rPr>
+          <w:b w:val="0"/>
+          <w:sz w:val="20"/>
+          <w:szCs w:val="20"/>
+        </w:rPr>
+        <w:t xml:space="preserve"> F, Riley </w:t>
+      </w:r>
+      <w:r>
+        <w:rPr>
+          <w:b w:val="0"/>
+          <w:sz w:val="20"/>
+          <w:szCs w:val="20"/>
+        </w:rPr>
+        <w:t xml:space="preserve">D, </w:t>
+      </w:r>
+      <w:r>
+        <w:rPr>
+          <w:b w:val="0"/>
+          <w:sz w:val="20"/>
+          <w:szCs w:val="20"/>
+        </w:rPr>
+        <w:t xml:space="preserve">Anders RA, </w:t>
+      </w:r>
+      <w:proofErr w:type="spellStart"/>
+      <w:r>
+        <w:rPr>
+          <w:b w:val="0"/>
+          <w:sz w:val="20"/>
+          <w:szCs w:val="20"/>
+        </w:rPr>
+        <w:t>Gedvilaite</w:t>
+      </w:r>
+      <w:proofErr w:type="spellEnd"/>
+      <w:r>
+        <w:rPr>
+          <w:b w:val="0"/>
+          <w:sz w:val="20"/>
+          <w:szCs w:val="20"/>
+        </w:rPr>
+        <w:t xml:space="preserve"> E, </w:t>
+      </w:r>
+      <w:proofErr w:type="spellStart"/>
+      <w:r>
+        <w:rPr>
+          <w:b w:val="0"/>
+          <w:sz w:val="20"/>
+          <w:szCs w:val="20"/>
+        </w:rPr>
+        <w:t>Angiuoli</w:t>
+      </w:r>
+      <w:proofErr w:type="spellEnd"/>
+      <w:r>
+        <w:rPr>
+          <w:b w:val="0"/>
+          <w:sz w:val="20"/>
+          <w:szCs w:val="20"/>
+        </w:rPr>
+        <w:t xml:space="preserve"> S, Jones S, </w:t>
+      </w:r>
+      <w:proofErr w:type="spellStart"/>
+      <w:r>
+        <w:rPr>
+          <w:b w:val="0"/>
+          <w:sz w:val="20"/>
+          <w:szCs w:val="20"/>
+        </w:rPr>
+        <w:t>Velculescu</w:t>
+      </w:r>
+      <w:proofErr w:type="spellEnd"/>
+      <w:r>
+        <w:rPr>
+          <w:b w:val="0"/>
+          <w:sz w:val="20"/>
+          <w:szCs w:val="20"/>
+        </w:rPr>
+        <w:t xml:space="preserve"> VE, Le DT, Diaz Jr. LA, </w:t>
+      </w:r>
+      <w:proofErr w:type="spellStart"/>
+      <w:r>
+        <w:rPr>
+          <w:b w:val="0"/>
+          <w:sz w:val="20"/>
+          <w:szCs w:val="20"/>
+        </w:rPr>
+        <w:t>Sausen</w:t>
+      </w:r>
+      <w:proofErr w:type="spellEnd"/>
+      <w:r>
+        <w:rPr>
+          <w:b w:val="0"/>
+          <w:sz w:val="20"/>
+          <w:szCs w:val="20"/>
+        </w:rPr>
+        <w:t xml:space="preserve"> M</w:t>
+      </w:r>
+      <w:r>
+        <w:rPr>
+          <w:b w:val="0"/>
+          <w:sz w:val="20"/>
+          <w:szCs w:val="20"/>
+        </w:rPr>
+        <w:t>.</w:t>
+      </w:r>
+      <w:r>
+        <w:rPr>
+          <w:b w:val="0"/>
+          <w:sz w:val="20"/>
+          <w:szCs w:val="20"/>
+        </w:rPr>
+        <w:t xml:space="preserve"> </w:t>
       </w:r>
       <w:r>
         <w:rPr>
@@ -3597,7 +4255,23 @@
           <w:sz w:val="20"/>
           <w:szCs w:val="20"/>
         </w:rPr>
-        <w:t>acquisition/analysis of data (90%)</w:t>
+        <w:t>acquisition/analysis of data (</w:t>
+      </w:r>
+      <w:r>
+        <w:rPr>
+          <w:b w:val="0"/>
+          <w:sz w:val="20"/>
+          <w:szCs w:val="20"/>
+        </w:rPr>
+        <w:t>50</w:t>
+      </w:r>
+      <w:r>
+        <w:rPr>
+          <w:b w:val="0"/>
+          <w:sz w:val="20"/>
+          <w:szCs w:val="20"/>
+        </w:rPr>
+        <w:t>%)</w:t>
       </w:r>
     </w:p>
     <w:p>
@@ -3621,7 +4295,23 @@
           <w:sz w:val="20"/>
           <w:szCs w:val="20"/>
         </w:rPr>
-        <w:t>creation of new software (50%)</w:t>
+        <w:t>creation of new software (</w:t>
+      </w:r>
+      <w:r>
+        <w:rPr>
+          <w:b w:val="0"/>
+          <w:sz w:val="20"/>
+          <w:szCs w:val="20"/>
+        </w:rPr>
+        <w:t>10</w:t>
+      </w:r>
+      <w:r>
+        <w:rPr>
+          <w:b w:val="0"/>
+          <w:sz w:val="20"/>
+          <w:szCs w:val="20"/>
+        </w:rPr>
+        <w:t>%)</w:t>
       </w:r>
     </w:p>
     <w:p>
@@ -3653,7 +4343,23 @@
           <w:sz w:val="20"/>
           <w:szCs w:val="20"/>
         </w:rPr>
-        <w:t xml:space="preserve"> (50%)</w:t>
+        <w:t xml:space="preserve"> (</w:t>
+      </w:r>
+      <w:r>
+        <w:rPr>
+          <w:b w:val="0"/>
+          <w:sz w:val="20"/>
+          <w:szCs w:val="20"/>
+        </w:rPr>
+        <w:t>10</w:t>
+      </w:r>
+      <w:r>
+        <w:rPr>
+          <w:b w:val="0"/>
+          <w:sz w:val="20"/>
+          <w:szCs w:val="20"/>
+        </w:rPr>
+        <w:t>%)</w:t>
       </w:r>
     </w:p>
     <w:p>
@@ -3680,7 +4386,25 @@
           <w:sz w:val="20"/>
           <w:szCs w:val="20"/>
         </w:rPr>
-        <w:t>Smith KN, Llosa NJ, Cottrell TR, Siegel N, Fan H, Suri P, Chan HY, Guo H, Oke T, Awan AH, Verde F</w:t>
+        <w:t xml:space="preserve">Smith KN, Llosa NJ, Cottrell TR, Siegel N, Fan H, Suri P, Chan HY, Guo H, </w:t>
+      </w:r>
+      <w:proofErr w:type="spellStart"/>
+      <w:r>
+        <w:rPr>
+          <w:b w:val="0"/>
+          <w:sz w:val="20"/>
+          <w:szCs w:val="20"/>
+        </w:rPr>
+        <w:t>Oke</w:t>
+      </w:r>
+      <w:proofErr w:type="spellEnd"/>
+      <w:r>
+        <w:rPr>
+          <w:b w:val="0"/>
+          <w:sz w:val="20"/>
+          <w:szCs w:val="20"/>
+        </w:rPr>
+        <w:t xml:space="preserve"> T, Awan AH, Verde F</w:t>
       </w:r>
       <w:r>
         <w:rPr>
@@ -3696,7 +4420,43 @@
           <w:sz w:val="20"/>
           <w:szCs w:val="20"/>
         </w:rPr>
-        <w:t xml:space="preserve">Danilova L, Anagnostou V, Tam AJ, Luber BS, </w:t>
+        <w:t xml:space="preserve">Danilova L, </w:t>
+      </w:r>
+      <w:proofErr w:type="spellStart"/>
+      <w:r>
+        <w:rPr>
+          <w:b w:val="0"/>
+          <w:sz w:val="20"/>
+          <w:szCs w:val="20"/>
+        </w:rPr>
+        <w:t>Anagnostou</w:t>
+      </w:r>
+      <w:proofErr w:type="spellEnd"/>
+      <w:r>
+        <w:rPr>
+          <w:b w:val="0"/>
+          <w:sz w:val="20"/>
+          <w:szCs w:val="20"/>
+        </w:rPr>
+        <w:t xml:space="preserve"> V, Tam AJ, </w:t>
+      </w:r>
+      <w:proofErr w:type="spellStart"/>
+      <w:r>
+        <w:rPr>
+          <w:b w:val="0"/>
+          <w:sz w:val="20"/>
+          <w:szCs w:val="20"/>
+        </w:rPr>
+        <w:t>Luber</w:t>
+      </w:r>
+      <w:proofErr w:type="spellEnd"/>
+      <w:r>
+        <w:rPr>
+          <w:b w:val="0"/>
+          <w:sz w:val="20"/>
+          <w:szCs w:val="20"/>
+        </w:rPr>
+        <w:t xml:space="preserve"> BS, </w:t>
       </w:r>
       <w:r>
         <w:rPr>
@@ -3712,7 +4472,195 @@
           <w:sz w:val="20"/>
           <w:szCs w:val="20"/>
         </w:rPr>
-        <w:t>, et al.</w:t>
+        <w:t>,</w:t>
+      </w:r>
+      <w:r>
+        <w:rPr>
+          <w:b w:val="0"/>
+          <w:sz w:val="20"/>
+          <w:szCs w:val="20"/>
+        </w:rPr>
+        <w:t xml:space="preserve"> </w:t>
+      </w:r>
+      <w:proofErr w:type="spellStart"/>
+      <w:r>
+        <w:rPr>
+          <w:b w:val="0"/>
+          <w:sz w:val="20"/>
+          <w:szCs w:val="20"/>
+        </w:rPr>
+        <w:t>Aulakh</w:t>
+      </w:r>
+      <w:proofErr w:type="spellEnd"/>
+      <w:r>
+        <w:rPr>
+          <w:b w:val="0"/>
+          <w:sz w:val="20"/>
+          <w:szCs w:val="20"/>
+        </w:rPr>
+        <w:t xml:space="preserve"> LK, </w:t>
+      </w:r>
+      <w:proofErr w:type="spellStart"/>
+      <w:r>
+        <w:rPr>
+          <w:b w:val="0"/>
+          <w:sz w:val="20"/>
+          <w:szCs w:val="20"/>
+        </w:rPr>
+        <w:t>Sidhom</w:t>
+      </w:r>
+      <w:proofErr w:type="spellEnd"/>
+      <w:r>
+        <w:rPr>
+          <w:b w:val="0"/>
+          <w:sz w:val="20"/>
+          <w:szCs w:val="20"/>
+        </w:rPr>
+        <w:t xml:space="preserve"> JW, Zhu Q, Sears CL, Cope L, </w:t>
+      </w:r>
+      <w:proofErr w:type="spellStart"/>
+      <w:r>
+        <w:rPr>
+          <w:b w:val="0"/>
+          <w:sz w:val="20"/>
+          <w:szCs w:val="20"/>
+        </w:rPr>
+        <w:t>Sharfman</w:t>
+      </w:r>
+      <w:proofErr w:type="spellEnd"/>
+      <w:r>
+        <w:rPr>
+          <w:b w:val="0"/>
+          <w:sz w:val="20"/>
+          <w:szCs w:val="20"/>
+        </w:rPr>
+        <w:t xml:space="preserve"> WH, Thompson ED, Riemer J, </w:t>
+      </w:r>
+      <w:proofErr w:type="spellStart"/>
+      <w:r>
+        <w:rPr>
+          <w:b w:val="0"/>
+          <w:sz w:val="20"/>
+          <w:szCs w:val="20"/>
+        </w:rPr>
+        <w:t>Marrone</w:t>
+      </w:r>
+      <w:proofErr w:type="spellEnd"/>
+      <w:r>
+        <w:rPr>
+          <w:b w:val="0"/>
+          <w:sz w:val="20"/>
+          <w:szCs w:val="20"/>
+        </w:rPr>
+        <w:t xml:space="preserve"> KA, Naidoo J, </w:t>
+      </w:r>
+      <w:proofErr w:type="spellStart"/>
+      <w:r>
+        <w:rPr>
+          <w:b w:val="0"/>
+          <w:sz w:val="20"/>
+          <w:szCs w:val="20"/>
+        </w:rPr>
+        <w:t>Velculescu</w:t>
+      </w:r>
+      <w:proofErr w:type="spellEnd"/>
+      <w:r>
+        <w:rPr>
+          <w:b w:val="0"/>
+          <w:sz w:val="20"/>
+          <w:szCs w:val="20"/>
+        </w:rPr>
+        <w:t xml:space="preserve"> VE, Forde PM, Vogelstein B, </w:t>
+      </w:r>
+      <w:proofErr w:type="spellStart"/>
+      <w:r>
+        <w:rPr>
+          <w:b w:val="0"/>
+          <w:sz w:val="20"/>
+          <w:szCs w:val="20"/>
+        </w:rPr>
+        <w:t>Kinzler</w:t>
+      </w:r>
+      <w:proofErr w:type="spellEnd"/>
+      <w:r>
+        <w:rPr>
+          <w:b w:val="0"/>
+          <w:sz w:val="20"/>
+          <w:szCs w:val="20"/>
+        </w:rPr>
+        <w:t xml:space="preserve"> KW, Papadopoulos N, Durham JN, Wang H, Le DT, </w:t>
+      </w:r>
+      <w:proofErr w:type="spellStart"/>
+      <w:r>
+        <w:rPr>
+          <w:b w:val="0"/>
+          <w:sz w:val="20"/>
+          <w:szCs w:val="20"/>
+        </w:rPr>
+        <w:t>Justesen</w:t>
+      </w:r>
+      <w:proofErr w:type="spellEnd"/>
+      <w:r>
+        <w:rPr>
+          <w:b w:val="0"/>
+          <w:sz w:val="20"/>
+          <w:szCs w:val="20"/>
+        </w:rPr>
+        <w:t xml:space="preserve"> S, Taube JM, Diaz Jr. LA, </w:t>
+      </w:r>
+      <w:proofErr w:type="spellStart"/>
+      <w:r>
+        <w:rPr>
+          <w:b w:val="0"/>
+          <w:sz w:val="20"/>
+          <w:szCs w:val="20"/>
+        </w:rPr>
+        <w:t>Brahmer</w:t>
+      </w:r>
+      <w:proofErr w:type="spellEnd"/>
+      <w:r>
+        <w:rPr>
+          <w:b w:val="0"/>
+          <w:sz w:val="20"/>
+          <w:szCs w:val="20"/>
+        </w:rPr>
+        <w:t xml:space="preserve"> JR, </w:t>
+      </w:r>
+      <w:proofErr w:type="spellStart"/>
+      <w:r>
+        <w:rPr>
+          <w:b w:val="0"/>
+          <w:sz w:val="20"/>
+          <w:szCs w:val="20"/>
+        </w:rPr>
+        <w:t>Pardoll</w:t>
+      </w:r>
+      <w:proofErr w:type="spellEnd"/>
+      <w:r>
+        <w:rPr>
+          <w:b w:val="0"/>
+          <w:sz w:val="20"/>
+          <w:szCs w:val="20"/>
+        </w:rPr>
+        <w:t xml:space="preserve"> DM, Anders RA, </w:t>
+      </w:r>
+      <w:proofErr w:type="spellStart"/>
+      <w:r>
+        <w:rPr>
+          <w:b w:val="0"/>
+          <w:sz w:val="20"/>
+          <w:szCs w:val="20"/>
+        </w:rPr>
+        <w:t>Housseau</w:t>
+      </w:r>
+      <w:proofErr w:type="spellEnd"/>
+      <w:r>
+        <w:rPr>
+          <w:b w:val="0"/>
+          <w:sz w:val="20"/>
+          <w:szCs w:val="20"/>
+        </w:rPr>
+        <w:t xml:space="preserve"> F</w:t>
       </w:r>
       <w:r>
         <w:rPr>
@@ -3917,7 +4865,43 @@
           <w:sz w:val="20"/>
           <w:szCs w:val="20"/>
         </w:rPr>
-        <w:t>Llosa NJ, Luber B, Tam AJ, Smith KN, Siegel N, Awan AH, Fan H, Oke T, Zhang J, Domingue J, Engle EL</w:t>
+        <w:t xml:space="preserve">Llosa NJ, </w:t>
+      </w:r>
+      <w:proofErr w:type="spellStart"/>
+      <w:r>
+        <w:rPr>
+          <w:b w:val="0"/>
+          <w:sz w:val="20"/>
+          <w:szCs w:val="20"/>
+        </w:rPr>
+        <w:t>Luber</w:t>
+      </w:r>
+      <w:proofErr w:type="spellEnd"/>
+      <w:r>
+        <w:rPr>
+          <w:b w:val="0"/>
+          <w:sz w:val="20"/>
+          <w:szCs w:val="20"/>
+        </w:rPr>
+        <w:t xml:space="preserve"> B, Tam AJ, Smith KN, Siegel N, Awan AH, Fan H, </w:t>
+      </w:r>
+      <w:proofErr w:type="spellStart"/>
+      <w:r>
+        <w:rPr>
+          <w:b w:val="0"/>
+          <w:sz w:val="20"/>
+          <w:szCs w:val="20"/>
+        </w:rPr>
+        <w:t>Oke</w:t>
+      </w:r>
+      <w:proofErr w:type="spellEnd"/>
+      <w:r>
+        <w:rPr>
+          <w:b w:val="0"/>
+          <w:sz w:val="20"/>
+          <w:szCs w:val="20"/>
+        </w:rPr>
+        <w:t xml:space="preserve"> T, Zhang J, Domingue J, Engle EL</w:t>
       </w:r>
       <w:r>
         <w:rPr>
@@ -3949,7 +4933,61 @@
           <w:sz w:val="20"/>
           <w:szCs w:val="20"/>
         </w:rPr>
-        <w:t>, et al.</w:t>
+        <w:t xml:space="preserve">, </w:t>
+      </w:r>
+      <w:proofErr w:type="spellStart"/>
+      <w:r>
+        <w:rPr>
+          <w:b w:val="0"/>
+          <w:sz w:val="20"/>
+          <w:szCs w:val="20"/>
+        </w:rPr>
+        <w:t>Aulakh</w:t>
+      </w:r>
+      <w:proofErr w:type="spellEnd"/>
+      <w:r>
+        <w:rPr>
+          <w:b w:val="0"/>
+          <w:sz w:val="20"/>
+          <w:szCs w:val="20"/>
+        </w:rPr>
+        <w:t xml:space="preserve"> LK, Thompson ED, Taube JM, Durham JN, Sears CL, Le DT, Diaz Jr. LA, </w:t>
+      </w:r>
+      <w:proofErr w:type="spellStart"/>
+      <w:r>
+        <w:rPr>
+          <w:b w:val="0"/>
+          <w:sz w:val="20"/>
+          <w:szCs w:val="20"/>
+        </w:rPr>
+        <w:t>Pardoll</w:t>
+      </w:r>
+      <w:proofErr w:type="spellEnd"/>
+      <w:r>
+        <w:rPr>
+          <w:b w:val="0"/>
+          <w:sz w:val="20"/>
+          <w:szCs w:val="20"/>
+        </w:rPr>
+        <w:t xml:space="preserve"> DM, Wang H, Anders RA, </w:t>
+      </w:r>
+      <w:proofErr w:type="spellStart"/>
+      <w:r>
+        <w:rPr>
+          <w:b w:val="0"/>
+          <w:sz w:val="20"/>
+          <w:szCs w:val="20"/>
+        </w:rPr>
+        <w:t>Housseau</w:t>
+      </w:r>
+      <w:proofErr w:type="spellEnd"/>
+      <w:r>
+        <w:rPr>
+          <w:b w:val="0"/>
+          <w:sz w:val="20"/>
+          <w:szCs w:val="20"/>
+        </w:rPr>
+        <w:t xml:space="preserve"> F</w:t>
       </w:r>
       <w:r>
         <w:rPr>
@@ -3967,13 +5005,23 @@
         </w:rPr>
         <w:t>“</w:t>
       </w:r>
-      <w:r>
-        <w:rPr>
-          <w:b w:val="0"/>
-          <w:sz w:val="20"/>
-          <w:szCs w:val="20"/>
-        </w:rPr>
-        <w:t>Intratumoral Adaptive Immunosuppression and Type 17 Immunity in Mismatch Repair Proficient Colorectal Tumors.</w:t>
+      <w:proofErr w:type="spellStart"/>
+      <w:r>
+        <w:rPr>
+          <w:b w:val="0"/>
+          <w:sz w:val="20"/>
+          <w:szCs w:val="20"/>
+        </w:rPr>
+        <w:t>Intratumoral</w:t>
+      </w:r>
+      <w:proofErr w:type="spellEnd"/>
+      <w:r>
+        <w:rPr>
+          <w:b w:val="0"/>
+          <w:sz w:val="20"/>
+          <w:szCs w:val="20"/>
+        </w:rPr>
+        <w:t xml:space="preserve"> Adaptive Immunosuppression and Type 17 Immunity in Mismatch Repair Proficient Colorectal Tumors.</w:t>
       </w:r>
       <w:r>
         <w:rPr>
@@ -4162,7 +5210,79 @@
           <w:sz w:val="20"/>
           <w:szCs w:val="20"/>
         </w:rPr>
-        <w:t>Mandal R, Samstein RM, Lee KW, Havel JJ, Wang H, Krishna C, Sabio EY, Makarov V, Kuo F, Blecua P, Ramaswamy AT</w:t>
+        <w:t xml:space="preserve">Mandal R, </w:t>
+      </w:r>
+      <w:proofErr w:type="spellStart"/>
+      <w:r>
+        <w:rPr>
+          <w:b w:val="0"/>
+          <w:sz w:val="20"/>
+          <w:szCs w:val="20"/>
+        </w:rPr>
+        <w:t>Samstein</w:t>
+      </w:r>
+      <w:proofErr w:type="spellEnd"/>
+      <w:r>
+        <w:rPr>
+          <w:b w:val="0"/>
+          <w:sz w:val="20"/>
+          <w:szCs w:val="20"/>
+        </w:rPr>
+        <w:t xml:space="preserve"> RM, Lee KW, Havel JJ, Wang H, Krishna C, </w:t>
+      </w:r>
+      <w:proofErr w:type="spellStart"/>
+      <w:r>
+        <w:rPr>
+          <w:b w:val="0"/>
+          <w:sz w:val="20"/>
+          <w:szCs w:val="20"/>
+        </w:rPr>
+        <w:t>Sabio</w:t>
+      </w:r>
+      <w:proofErr w:type="spellEnd"/>
+      <w:r>
+        <w:rPr>
+          <w:b w:val="0"/>
+          <w:sz w:val="20"/>
+          <w:szCs w:val="20"/>
+        </w:rPr>
+        <w:t xml:space="preserve"> EY, Makarov V, </w:t>
+      </w:r>
+      <w:proofErr w:type="spellStart"/>
+      <w:r>
+        <w:rPr>
+          <w:b w:val="0"/>
+          <w:sz w:val="20"/>
+          <w:szCs w:val="20"/>
+        </w:rPr>
+        <w:t>Kuo</w:t>
+      </w:r>
+      <w:proofErr w:type="spellEnd"/>
+      <w:r>
+        <w:rPr>
+          <w:b w:val="0"/>
+          <w:sz w:val="20"/>
+          <w:szCs w:val="20"/>
+        </w:rPr>
+        <w:t xml:space="preserve"> F, </w:t>
+      </w:r>
+      <w:proofErr w:type="spellStart"/>
+      <w:r>
+        <w:rPr>
+          <w:b w:val="0"/>
+          <w:sz w:val="20"/>
+          <w:szCs w:val="20"/>
+        </w:rPr>
+        <w:t>Blecua</w:t>
+      </w:r>
+      <w:proofErr w:type="spellEnd"/>
+      <w:r>
+        <w:rPr>
+          <w:b w:val="0"/>
+          <w:sz w:val="20"/>
+          <w:szCs w:val="20"/>
+        </w:rPr>
+        <w:t xml:space="preserve"> P, Ramaswamy AT</w:t>
       </w:r>
       <w:r>
         <w:rPr>
@@ -4186,7 +5306,87 @@
           <w:sz w:val="20"/>
           <w:szCs w:val="20"/>
         </w:rPr>
-        <w:t>, et al</w:t>
+        <w:t xml:space="preserve">, </w:t>
+      </w:r>
+      <w:r>
+        <w:rPr>
+          <w:b w:val="0"/>
+          <w:sz w:val="20"/>
+          <w:szCs w:val="20"/>
+        </w:rPr>
+        <w:t xml:space="preserve">Ma X, Srivastava R, </w:t>
+      </w:r>
+      <w:proofErr w:type="spellStart"/>
+      <w:r>
+        <w:rPr>
+          <w:b w:val="0"/>
+          <w:sz w:val="20"/>
+          <w:szCs w:val="20"/>
+        </w:rPr>
+        <w:t>Middha</w:t>
+      </w:r>
+      <w:proofErr w:type="spellEnd"/>
+      <w:r>
+        <w:rPr>
+          <w:b w:val="0"/>
+          <w:sz w:val="20"/>
+          <w:szCs w:val="20"/>
+        </w:rPr>
+        <w:t xml:space="preserve"> S, </w:t>
+      </w:r>
+      <w:proofErr w:type="spellStart"/>
+      <w:r>
+        <w:rPr>
+          <w:b w:val="0"/>
+          <w:sz w:val="20"/>
+          <w:szCs w:val="20"/>
+        </w:rPr>
+        <w:t>Zehir</w:t>
+      </w:r>
+      <w:proofErr w:type="spellEnd"/>
+      <w:r>
+        <w:rPr>
+          <w:b w:val="0"/>
+          <w:sz w:val="20"/>
+          <w:szCs w:val="20"/>
+        </w:rPr>
+        <w:t xml:space="preserve"> A, </w:t>
+      </w:r>
+      <w:proofErr w:type="spellStart"/>
+      <w:r>
+        <w:rPr>
+          <w:b w:val="0"/>
+          <w:sz w:val="20"/>
+          <w:szCs w:val="20"/>
+        </w:rPr>
+        <w:t>Hechtman</w:t>
+      </w:r>
+      <w:proofErr w:type="spellEnd"/>
+      <w:r>
+        <w:rPr>
+          <w:b w:val="0"/>
+          <w:sz w:val="20"/>
+          <w:szCs w:val="20"/>
+        </w:rPr>
+        <w:t xml:space="preserve"> JF, Morris L GT, </w:t>
+      </w:r>
+      <w:proofErr w:type="spellStart"/>
+      <w:r>
+        <w:rPr>
+          <w:b w:val="0"/>
+          <w:sz w:val="20"/>
+          <w:szCs w:val="20"/>
+        </w:rPr>
+        <w:t>Weinhold</w:t>
+      </w:r>
+      <w:proofErr w:type="spellEnd"/>
+      <w:r>
+        <w:rPr>
+          <w:b w:val="0"/>
+          <w:sz w:val="20"/>
+          <w:szCs w:val="20"/>
+        </w:rPr>
+        <w:t xml:space="preserve"> N, Riaz N, Le DT, Diaz Jr. LA, Chan TA</w:t>
       </w:r>
       <w:r>
         <w:rPr>
@@ -4455,7 +5655,283 @@
           <w:sz w:val="20"/>
           <w:szCs w:val="20"/>
         </w:rPr>
-        <w:t xml:space="preserve">, Aulakh LK, Lu S, Kemberling H, Wilt C, Luber BS, Wong F, et al. </w:t>
+        <w:t xml:space="preserve">, </w:t>
+      </w:r>
+      <w:proofErr w:type="spellStart"/>
+      <w:r>
+        <w:rPr>
+          <w:b w:val="0"/>
+          <w:sz w:val="20"/>
+          <w:szCs w:val="20"/>
+        </w:rPr>
+        <w:t>Aulakh</w:t>
+      </w:r>
+      <w:proofErr w:type="spellEnd"/>
+      <w:r>
+        <w:rPr>
+          <w:b w:val="0"/>
+          <w:sz w:val="20"/>
+          <w:szCs w:val="20"/>
+        </w:rPr>
+        <w:t xml:space="preserve"> LK, Lu S, </w:t>
+      </w:r>
+      <w:proofErr w:type="spellStart"/>
+      <w:r>
+        <w:rPr>
+          <w:b w:val="0"/>
+          <w:sz w:val="20"/>
+          <w:szCs w:val="20"/>
+        </w:rPr>
+        <w:t>Kemberling</w:t>
+      </w:r>
+      <w:proofErr w:type="spellEnd"/>
+      <w:r>
+        <w:rPr>
+          <w:b w:val="0"/>
+          <w:sz w:val="20"/>
+          <w:szCs w:val="20"/>
+        </w:rPr>
+        <w:t xml:space="preserve"> H, Wilt C, </w:t>
+      </w:r>
+      <w:proofErr w:type="spellStart"/>
+      <w:r>
+        <w:rPr>
+          <w:b w:val="0"/>
+          <w:sz w:val="20"/>
+          <w:szCs w:val="20"/>
+        </w:rPr>
+        <w:t>Luber</w:t>
+      </w:r>
+      <w:proofErr w:type="spellEnd"/>
+      <w:r>
+        <w:rPr>
+          <w:b w:val="0"/>
+          <w:sz w:val="20"/>
+          <w:szCs w:val="20"/>
+        </w:rPr>
+        <w:t xml:space="preserve"> BS, Wong F,</w:t>
+      </w:r>
+      <w:r>
+        <w:rPr>
+          <w:b w:val="0"/>
+          <w:sz w:val="20"/>
+          <w:szCs w:val="20"/>
+        </w:rPr>
+        <w:t xml:space="preserve"> </w:t>
+      </w:r>
+      <w:r>
+        <w:rPr>
+          <w:b w:val="0"/>
+          <w:sz w:val="20"/>
+          <w:szCs w:val="20"/>
+        </w:rPr>
+        <w:t xml:space="preserve">Azad NF, </w:t>
+      </w:r>
+      <w:proofErr w:type="spellStart"/>
+      <w:r>
+        <w:rPr>
+          <w:b w:val="0"/>
+          <w:sz w:val="20"/>
+          <w:szCs w:val="20"/>
+        </w:rPr>
+        <w:t>Rucki</w:t>
+      </w:r>
+      <w:proofErr w:type="spellEnd"/>
+      <w:r>
+        <w:rPr>
+          <w:b w:val="0"/>
+          <w:sz w:val="20"/>
+          <w:szCs w:val="20"/>
+        </w:rPr>
+        <w:t xml:space="preserve"> AA, </w:t>
+      </w:r>
+      <w:proofErr w:type="spellStart"/>
+      <w:r>
+        <w:rPr>
+          <w:b w:val="0"/>
+          <w:sz w:val="20"/>
+          <w:szCs w:val="20"/>
+        </w:rPr>
+        <w:t>Laheru</w:t>
+      </w:r>
+      <w:proofErr w:type="spellEnd"/>
+      <w:r>
+        <w:rPr>
+          <w:b w:val="0"/>
+          <w:sz w:val="20"/>
+          <w:szCs w:val="20"/>
+        </w:rPr>
+        <w:t xml:space="preserve"> D, </w:t>
+      </w:r>
+      <w:proofErr w:type="spellStart"/>
+      <w:r>
+        <w:rPr>
+          <w:b w:val="0"/>
+          <w:sz w:val="20"/>
+          <w:szCs w:val="20"/>
+        </w:rPr>
+        <w:t>Donehower</w:t>
+      </w:r>
+      <w:proofErr w:type="spellEnd"/>
+      <w:r>
+        <w:rPr>
+          <w:b w:val="0"/>
+          <w:sz w:val="20"/>
+          <w:szCs w:val="20"/>
+        </w:rPr>
+        <w:t xml:space="preserve"> R, Zaheer A, Fisher GA, </w:t>
+      </w:r>
+      <w:proofErr w:type="spellStart"/>
+      <w:r>
+        <w:rPr>
+          <w:b w:val="0"/>
+          <w:sz w:val="20"/>
+          <w:szCs w:val="20"/>
+        </w:rPr>
+        <w:t>Crocenzi</w:t>
+      </w:r>
+      <w:proofErr w:type="spellEnd"/>
+      <w:r>
+        <w:rPr>
+          <w:b w:val="0"/>
+          <w:sz w:val="20"/>
+          <w:szCs w:val="20"/>
+        </w:rPr>
+        <w:t xml:space="preserve"> TS, Lee JJ, </w:t>
+      </w:r>
+      <w:proofErr w:type="spellStart"/>
+      <w:r>
+        <w:rPr>
+          <w:b w:val="0"/>
+          <w:sz w:val="20"/>
+          <w:szCs w:val="20"/>
+        </w:rPr>
+        <w:t>Greten</w:t>
+      </w:r>
+      <w:proofErr w:type="spellEnd"/>
+      <w:r>
+        <w:rPr>
+          <w:b w:val="0"/>
+          <w:sz w:val="20"/>
+          <w:szCs w:val="20"/>
+        </w:rPr>
+        <w:t xml:space="preserve"> TF, Duffy AG, </w:t>
+      </w:r>
+      <w:proofErr w:type="spellStart"/>
+      <w:r>
+        <w:rPr>
+          <w:b w:val="0"/>
+          <w:sz w:val="20"/>
+          <w:szCs w:val="20"/>
+        </w:rPr>
+        <w:t>Ciombor</w:t>
+      </w:r>
+      <w:proofErr w:type="spellEnd"/>
+      <w:r>
+        <w:rPr>
+          <w:b w:val="0"/>
+          <w:sz w:val="20"/>
+          <w:szCs w:val="20"/>
+        </w:rPr>
+        <w:t xml:space="preserve"> KK, Eyring AD, Lam BH, Joe A, Kang SP, </w:t>
+      </w:r>
+      <w:proofErr w:type="spellStart"/>
+      <w:r>
+        <w:rPr>
+          <w:b w:val="0"/>
+          <w:sz w:val="20"/>
+          <w:szCs w:val="20"/>
+        </w:rPr>
+        <w:t>Holdhoff</w:t>
+      </w:r>
+      <w:proofErr w:type="spellEnd"/>
+      <w:r>
+        <w:rPr>
+          <w:b w:val="0"/>
+          <w:sz w:val="20"/>
+          <w:szCs w:val="20"/>
+        </w:rPr>
+        <w:t xml:space="preserve"> M, Danilova L, Cope L, Meyer C, Zhou S, Goldberg RM, Armstrong DK, Bever KM, Fader AN, Taube J, </w:t>
+      </w:r>
+      <w:proofErr w:type="spellStart"/>
+      <w:r>
+        <w:rPr>
+          <w:b w:val="0"/>
+          <w:sz w:val="20"/>
+          <w:szCs w:val="20"/>
+        </w:rPr>
+        <w:t>Housseau</w:t>
+      </w:r>
+      <w:proofErr w:type="spellEnd"/>
+      <w:r>
+        <w:rPr>
+          <w:b w:val="0"/>
+          <w:sz w:val="20"/>
+          <w:szCs w:val="20"/>
+        </w:rPr>
+        <w:t xml:space="preserve"> F, </w:t>
+      </w:r>
+      <w:proofErr w:type="spellStart"/>
+      <w:r>
+        <w:rPr>
+          <w:b w:val="0"/>
+          <w:sz w:val="20"/>
+          <w:szCs w:val="20"/>
+        </w:rPr>
+        <w:t>Spetzler</w:t>
+      </w:r>
+      <w:proofErr w:type="spellEnd"/>
+      <w:r>
+        <w:rPr>
+          <w:b w:val="0"/>
+          <w:sz w:val="20"/>
+          <w:szCs w:val="20"/>
+        </w:rPr>
+        <w:t xml:space="preserve"> D, Xiao N, </w:t>
+      </w:r>
+      <w:proofErr w:type="spellStart"/>
+      <w:r>
+        <w:rPr>
+          <w:b w:val="0"/>
+          <w:sz w:val="20"/>
+          <w:szCs w:val="20"/>
+        </w:rPr>
+        <w:t>Pardoll</w:t>
+      </w:r>
+      <w:proofErr w:type="spellEnd"/>
+      <w:r>
+        <w:rPr>
+          <w:b w:val="0"/>
+          <w:sz w:val="20"/>
+          <w:szCs w:val="20"/>
+        </w:rPr>
+        <w:t xml:space="preserve"> DM,  Papadopoulos N, </w:t>
+      </w:r>
+      <w:proofErr w:type="spellStart"/>
+      <w:r>
+        <w:rPr>
+          <w:b w:val="0"/>
+          <w:sz w:val="20"/>
+          <w:szCs w:val="20"/>
+        </w:rPr>
+        <w:t>Kinzler</w:t>
+      </w:r>
+      <w:proofErr w:type="spellEnd"/>
+      <w:r>
+        <w:rPr>
+          <w:b w:val="0"/>
+          <w:sz w:val="20"/>
+          <w:szCs w:val="20"/>
+        </w:rPr>
+        <w:t xml:space="preserve"> KW, Eshleman JR, Vogelstein B, Anders RA, Diaz Jr. LA</w:t>
+      </w:r>
+      <w:r>
+        <w:rPr>
+          <w:b w:val="0"/>
+          <w:sz w:val="20"/>
+          <w:szCs w:val="20"/>
+        </w:rPr>
+        <w:t xml:space="preserve">. </w:t>
       </w:r>
       <w:r>
         <w:rPr>
@@ -4553,7 +6029,7 @@
           <w:sz w:val="20"/>
           <w:szCs w:val="20"/>
         </w:rPr>
-        <w:t>20</w:t>
+        <w:t>5</w:t>
       </w:r>
       <w:r>
         <w:rPr>
@@ -4585,23 +6061,24 @@
           <w:sz w:val="20"/>
           <w:szCs w:val="20"/>
         </w:rPr>
-        <w:t>acquisition/analysis of data (</w:t>
-      </w:r>
-      <w:r>
-        <w:rPr>
-          <w:b w:val="0"/>
-          <w:sz w:val="20"/>
-          <w:szCs w:val="20"/>
-        </w:rPr>
-        <w:t>3</w:t>
-      </w:r>
-      <w:r>
-        <w:rPr>
-          <w:b w:val="0"/>
-          <w:sz w:val="20"/>
-          <w:szCs w:val="20"/>
-        </w:rPr>
-        <w:t>0%)</w:t>
+        <w:lastRenderedPageBreak/>
+        <w:t xml:space="preserve">acquisition/analysis of data </w:t>
+      </w:r>
+      <w:r>
+        <w:rPr>
+          <w:b w:val="0"/>
+          <w:sz w:val="20"/>
+          <w:szCs w:val="20"/>
+        </w:rPr>
+        <w:t>(20</w:t>
+      </w:r>
+      <w:r>
+        <w:rPr>
+          <w:b w:val="0"/>
+          <w:sz w:val="20"/>
+          <w:szCs w:val="20"/>
+        </w:rPr>
+        <w:t>%)</w:t>
       </w:r>
     </w:p>
     <w:p>
@@ -4633,7 +6110,15 @@
           <w:sz w:val="20"/>
           <w:szCs w:val="20"/>
         </w:rPr>
-        <w:t>90</w:t>
+        <w:t>5</w:t>
+      </w:r>
+      <w:r>
+        <w:rPr>
+          <w:b w:val="0"/>
+          <w:sz w:val="20"/>
+          <w:szCs w:val="20"/>
+        </w:rPr>
+        <w:t>0</w:t>
       </w:r>
       <w:r>
         <w:rPr>
@@ -4673,15 +6158,15 @@
           <w:sz w:val="20"/>
           <w:szCs w:val="20"/>
         </w:rPr>
-        <w:t>2</w:t>
-      </w:r>
-      <w:r>
-        <w:rPr>
-          <w:b w:val="0"/>
-          <w:sz w:val="20"/>
-          <w:szCs w:val="20"/>
-        </w:rPr>
-        <w:t>0%)</w:t>
+        <w:t>5</w:t>
+      </w:r>
+      <w:r>
+        <w:rPr>
+          <w:b w:val="0"/>
+          <w:sz w:val="20"/>
+          <w:szCs w:val="20"/>
+        </w:rPr>
+        <w:t>%)</w:t>
       </w:r>
     </w:p>
     <w:p>
@@ -4702,13 +6187,23 @@
           <w:szCs w:val="20"/>
         </w:rPr>
       </w:pPr>
-      <w:r>
-        <w:rPr>
-          <w:b w:val="0"/>
-          <w:sz w:val="20"/>
-          <w:szCs w:val="20"/>
-        </w:rPr>
-        <w:t xml:space="preserve">Parpart-Li S, </w:t>
+      <w:proofErr w:type="spellStart"/>
+      <w:r>
+        <w:rPr>
+          <w:b w:val="0"/>
+          <w:sz w:val="20"/>
+          <w:szCs w:val="20"/>
+        </w:rPr>
+        <w:t>Parpart</w:t>
+      </w:r>
+      <w:proofErr w:type="spellEnd"/>
+      <w:r>
+        <w:rPr>
+          <w:b w:val="0"/>
+          <w:sz w:val="20"/>
+          <w:szCs w:val="20"/>
+        </w:rPr>
+        <w:t xml:space="preserve">-Li S, </w:t>
       </w:r>
       <w:r>
         <w:rPr>
@@ -4724,7 +6219,133 @@
           <w:sz w:val="20"/>
           <w:szCs w:val="20"/>
         </w:rPr>
-        <w:t xml:space="preserve">, Popoli M, Adleff V, Tucker L, Steinberg R, Georgiadis A, Phallen J, Brahmer JR, Azad NA, Browner I, Laheru D, Velculescu V, Sausen M, Diaz LA Jr. </w:t>
+        <w:t xml:space="preserve">, </w:t>
+      </w:r>
+      <w:proofErr w:type="spellStart"/>
+      <w:r>
+        <w:rPr>
+          <w:b w:val="0"/>
+          <w:sz w:val="20"/>
+          <w:szCs w:val="20"/>
+        </w:rPr>
+        <w:t>Popoli</w:t>
+      </w:r>
+      <w:proofErr w:type="spellEnd"/>
+      <w:r>
+        <w:rPr>
+          <w:b w:val="0"/>
+          <w:sz w:val="20"/>
+          <w:szCs w:val="20"/>
+        </w:rPr>
+        <w:t xml:space="preserve"> M, </w:t>
+      </w:r>
+      <w:proofErr w:type="spellStart"/>
+      <w:r>
+        <w:rPr>
+          <w:b w:val="0"/>
+          <w:sz w:val="20"/>
+          <w:szCs w:val="20"/>
+        </w:rPr>
+        <w:t>Adleff</w:t>
+      </w:r>
+      <w:proofErr w:type="spellEnd"/>
+      <w:r>
+        <w:rPr>
+          <w:b w:val="0"/>
+          <w:sz w:val="20"/>
+          <w:szCs w:val="20"/>
+        </w:rPr>
+        <w:t xml:space="preserve"> V, Tucker L, Steinberg R, Georgiadis A, </w:t>
+      </w:r>
+      <w:proofErr w:type="spellStart"/>
+      <w:r>
+        <w:rPr>
+          <w:b w:val="0"/>
+          <w:sz w:val="20"/>
+          <w:szCs w:val="20"/>
+        </w:rPr>
+        <w:t>Phallen</w:t>
+      </w:r>
+      <w:proofErr w:type="spellEnd"/>
+      <w:r>
+        <w:rPr>
+          <w:b w:val="0"/>
+          <w:sz w:val="20"/>
+          <w:szCs w:val="20"/>
+        </w:rPr>
+        <w:t xml:space="preserve"> J, </w:t>
+      </w:r>
+      <w:proofErr w:type="spellStart"/>
+      <w:r>
+        <w:rPr>
+          <w:b w:val="0"/>
+          <w:sz w:val="20"/>
+          <w:szCs w:val="20"/>
+        </w:rPr>
+        <w:t>Brahmer</w:t>
+      </w:r>
+      <w:proofErr w:type="spellEnd"/>
+      <w:r>
+        <w:rPr>
+          <w:b w:val="0"/>
+          <w:sz w:val="20"/>
+          <w:szCs w:val="20"/>
+        </w:rPr>
+        <w:t xml:space="preserve"> JR, Azad NA, Browner I, </w:t>
+      </w:r>
+      <w:proofErr w:type="spellStart"/>
+      <w:r>
+        <w:rPr>
+          <w:b w:val="0"/>
+          <w:sz w:val="20"/>
+          <w:szCs w:val="20"/>
+        </w:rPr>
+        <w:t>Laheru</w:t>
+      </w:r>
+      <w:proofErr w:type="spellEnd"/>
+      <w:r>
+        <w:rPr>
+          <w:b w:val="0"/>
+          <w:sz w:val="20"/>
+          <w:szCs w:val="20"/>
+        </w:rPr>
+        <w:t xml:space="preserve"> D, </w:t>
+      </w:r>
+      <w:proofErr w:type="spellStart"/>
+      <w:r>
+        <w:rPr>
+          <w:b w:val="0"/>
+          <w:sz w:val="20"/>
+          <w:szCs w:val="20"/>
+        </w:rPr>
+        <w:t>Velculescu</w:t>
+      </w:r>
+      <w:proofErr w:type="spellEnd"/>
+      <w:r>
+        <w:rPr>
+          <w:b w:val="0"/>
+          <w:sz w:val="20"/>
+          <w:szCs w:val="20"/>
+        </w:rPr>
+        <w:t xml:space="preserve"> V, </w:t>
+      </w:r>
+      <w:proofErr w:type="spellStart"/>
+      <w:r>
+        <w:rPr>
+          <w:b w:val="0"/>
+          <w:sz w:val="20"/>
+          <w:szCs w:val="20"/>
+        </w:rPr>
+        <w:t>Sausen</w:t>
+      </w:r>
+      <w:proofErr w:type="spellEnd"/>
+      <w:r>
+        <w:rPr>
+          <w:b w:val="0"/>
+          <w:sz w:val="20"/>
+          <w:szCs w:val="20"/>
+        </w:rPr>
+        <w:t xml:space="preserve"> M, Diaz LA Jr. </w:t>
       </w:r>
       <w:r>
         <w:rPr>
@@ -4894,7 +6515,6 @@
           <w:sz w:val="20"/>
           <w:szCs w:val="20"/>
         </w:rPr>
-        <w:lastRenderedPageBreak/>
         <w:t>creation of new software (</w:t>
       </w:r>
       <w:r>
@@ -4970,7 +6590,25 @@
           <w:sz w:val="20"/>
           <w:szCs w:val="20"/>
         </w:rPr>
-        <w:t xml:space="preserve">Le DT, Uram JN, Wang H, </w:t>
+        <w:t xml:space="preserve">Le DT, </w:t>
+      </w:r>
+      <w:proofErr w:type="spellStart"/>
+      <w:r>
+        <w:rPr>
+          <w:b w:val="0"/>
+          <w:sz w:val="20"/>
+          <w:szCs w:val="20"/>
+        </w:rPr>
+        <w:t>Uram</w:t>
+      </w:r>
+      <w:proofErr w:type="spellEnd"/>
+      <w:r>
+        <w:rPr>
+          <w:b w:val="0"/>
+          <w:sz w:val="20"/>
+          <w:szCs w:val="20"/>
+        </w:rPr>
+        <w:t xml:space="preserve"> JN, Wang H, </w:t>
       </w:r>
       <w:r>
         <w:rPr>
@@ -4986,7 +6624,239 @@
           <w:sz w:val="20"/>
           <w:szCs w:val="20"/>
         </w:rPr>
-        <w:t xml:space="preserve">, Kemberling H, Eyring AD, Skora AD, Luber BS, Azad NS, Laheru D, Biedrzycki B, et al. </w:t>
+        <w:t xml:space="preserve">, </w:t>
+      </w:r>
+      <w:proofErr w:type="spellStart"/>
+      <w:r>
+        <w:rPr>
+          <w:b w:val="0"/>
+          <w:sz w:val="20"/>
+          <w:szCs w:val="20"/>
+        </w:rPr>
+        <w:t>Kemberling</w:t>
+      </w:r>
+      <w:proofErr w:type="spellEnd"/>
+      <w:r>
+        <w:rPr>
+          <w:b w:val="0"/>
+          <w:sz w:val="20"/>
+          <w:szCs w:val="20"/>
+        </w:rPr>
+        <w:t xml:space="preserve"> H, Eyring AD, </w:t>
+      </w:r>
+      <w:proofErr w:type="spellStart"/>
+      <w:r>
+        <w:rPr>
+          <w:b w:val="0"/>
+          <w:sz w:val="20"/>
+          <w:szCs w:val="20"/>
+        </w:rPr>
+        <w:t>Skora</w:t>
+      </w:r>
+      <w:proofErr w:type="spellEnd"/>
+      <w:r>
+        <w:rPr>
+          <w:b w:val="0"/>
+          <w:sz w:val="20"/>
+          <w:szCs w:val="20"/>
+        </w:rPr>
+        <w:t xml:space="preserve"> AD, </w:t>
+      </w:r>
+      <w:proofErr w:type="spellStart"/>
+      <w:r>
+        <w:rPr>
+          <w:b w:val="0"/>
+          <w:sz w:val="20"/>
+          <w:szCs w:val="20"/>
+        </w:rPr>
+        <w:t>Luber</w:t>
+      </w:r>
+      <w:proofErr w:type="spellEnd"/>
+      <w:r>
+        <w:rPr>
+          <w:b w:val="0"/>
+          <w:sz w:val="20"/>
+          <w:szCs w:val="20"/>
+        </w:rPr>
+        <w:t xml:space="preserve"> BS, Azad NS, </w:t>
+      </w:r>
+      <w:proofErr w:type="spellStart"/>
+      <w:r>
+        <w:rPr>
+          <w:b w:val="0"/>
+          <w:sz w:val="20"/>
+          <w:szCs w:val="20"/>
+        </w:rPr>
+        <w:t>Laheru</w:t>
+      </w:r>
+      <w:proofErr w:type="spellEnd"/>
+      <w:r>
+        <w:rPr>
+          <w:b w:val="0"/>
+          <w:sz w:val="20"/>
+          <w:szCs w:val="20"/>
+        </w:rPr>
+        <w:t xml:space="preserve"> D, </w:t>
+      </w:r>
+      <w:proofErr w:type="spellStart"/>
+      <w:r>
+        <w:rPr>
+          <w:b w:val="0"/>
+          <w:sz w:val="20"/>
+          <w:szCs w:val="20"/>
+        </w:rPr>
+        <w:t>Biedrzycki</w:t>
+      </w:r>
+      <w:proofErr w:type="spellEnd"/>
+      <w:r>
+        <w:rPr>
+          <w:b w:val="0"/>
+          <w:sz w:val="20"/>
+          <w:szCs w:val="20"/>
+        </w:rPr>
+        <w:t xml:space="preserve"> B,</w:t>
+      </w:r>
+      <w:r>
+        <w:rPr>
+          <w:b w:val="0"/>
+          <w:sz w:val="20"/>
+          <w:szCs w:val="20"/>
+        </w:rPr>
+        <w:t xml:space="preserve"> </w:t>
+      </w:r>
+      <w:proofErr w:type="spellStart"/>
+      <w:r>
+        <w:rPr>
+          <w:b w:val="0"/>
+          <w:sz w:val="20"/>
+          <w:szCs w:val="20"/>
+        </w:rPr>
+        <w:t>Donehower</w:t>
+      </w:r>
+      <w:proofErr w:type="spellEnd"/>
+      <w:r>
+        <w:rPr>
+          <w:b w:val="0"/>
+          <w:sz w:val="20"/>
+          <w:szCs w:val="20"/>
+        </w:rPr>
+        <w:t xml:space="preserve"> RC, Zaheer A, Fisher GA, </w:t>
+      </w:r>
+      <w:proofErr w:type="spellStart"/>
+      <w:r>
+        <w:rPr>
+          <w:b w:val="0"/>
+          <w:sz w:val="20"/>
+          <w:szCs w:val="20"/>
+        </w:rPr>
+        <w:t>Crocenzi</w:t>
+      </w:r>
+      <w:proofErr w:type="spellEnd"/>
+      <w:r>
+        <w:rPr>
+          <w:b w:val="0"/>
+          <w:sz w:val="20"/>
+          <w:szCs w:val="20"/>
+        </w:rPr>
+        <w:t xml:space="preserve"> TS, Lee JJ, Duffy SM, Goldberg RM, de la Chapelle A, </w:t>
+      </w:r>
+      <w:proofErr w:type="spellStart"/>
+      <w:r>
+        <w:rPr>
+          <w:b w:val="0"/>
+          <w:sz w:val="20"/>
+          <w:szCs w:val="20"/>
+        </w:rPr>
+        <w:t>Koshiji</w:t>
+      </w:r>
+      <w:proofErr w:type="spellEnd"/>
+      <w:r>
+        <w:rPr>
+          <w:b w:val="0"/>
+          <w:sz w:val="20"/>
+          <w:szCs w:val="20"/>
+        </w:rPr>
+        <w:t xml:space="preserve"> M, </w:t>
+      </w:r>
+      <w:proofErr w:type="spellStart"/>
+      <w:r>
+        <w:rPr>
+          <w:b w:val="0"/>
+          <w:sz w:val="20"/>
+          <w:szCs w:val="20"/>
+        </w:rPr>
+        <w:t>Bhaijee</w:t>
+      </w:r>
+      <w:proofErr w:type="spellEnd"/>
+      <w:r>
+        <w:rPr>
+          <w:b w:val="0"/>
+          <w:sz w:val="20"/>
+          <w:szCs w:val="20"/>
+        </w:rPr>
+        <w:t xml:space="preserve"> F, Huebner T, </w:t>
+      </w:r>
+      <w:proofErr w:type="spellStart"/>
+      <w:r>
+        <w:rPr>
+          <w:b w:val="0"/>
+          <w:sz w:val="20"/>
+          <w:szCs w:val="20"/>
+        </w:rPr>
+        <w:t>Hruban</w:t>
+      </w:r>
+      <w:proofErr w:type="spellEnd"/>
+      <w:r>
+        <w:rPr>
+          <w:b w:val="0"/>
+          <w:sz w:val="20"/>
+          <w:szCs w:val="20"/>
+        </w:rPr>
+        <w:t xml:space="preserve"> RH, Wood LD, Cuka N, </w:t>
+      </w:r>
+      <w:proofErr w:type="spellStart"/>
+      <w:r>
+        <w:rPr>
+          <w:b w:val="0"/>
+          <w:sz w:val="20"/>
+          <w:szCs w:val="20"/>
+        </w:rPr>
+        <w:t>Pardoll</w:t>
+      </w:r>
+      <w:proofErr w:type="spellEnd"/>
+      <w:r>
+        <w:rPr>
+          <w:b w:val="0"/>
+          <w:sz w:val="20"/>
+          <w:szCs w:val="20"/>
+        </w:rPr>
+        <w:t xml:space="preserve"> DM, Papadopoulos N, </w:t>
+      </w:r>
+      <w:proofErr w:type="spellStart"/>
+      <w:r>
+        <w:rPr>
+          <w:b w:val="0"/>
+          <w:sz w:val="20"/>
+          <w:szCs w:val="20"/>
+        </w:rPr>
+        <w:t>Kinzler</w:t>
+      </w:r>
+      <w:proofErr w:type="spellEnd"/>
+      <w:r>
+        <w:rPr>
+          <w:b w:val="0"/>
+          <w:sz w:val="20"/>
+          <w:szCs w:val="20"/>
+        </w:rPr>
+        <w:t xml:space="preserve"> KW, Zhou S, Cornish TC, Taube JM, Anders RA, Eshleman JR, Vogelstein B, Diaz Jr. LA</w:t>
+      </w:r>
+      <w:r>
+        <w:rPr>
+          <w:b w:val="0"/>
+          <w:sz w:val="20"/>
+          <w:szCs w:val="20"/>
+        </w:rPr>
+        <w:t xml:space="preserve">. </w:t>
       </w:r>
       <w:r>
         <w:rPr>
@@ -5271,13 +7141,41 @@
           <w:szCs w:val="20"/>
         </w:rPr>
       </w:pPr>
-      <w:r>
-        <w:rPr>
-          <w:b w:val="0"/>
-          <w:sz w:val="20"/>
-          <w:szCs w:val="20"/>
-        </w:rPr>
-        <w:t xml:space="preserve">Bettegowda C, Sausen M, Leary RJ, Kinde I, Wang Y, Agrawal N, </w:t>
+      <w:proofErr w:type="spellStart"/>
+      <w:r>
+        <w:rPr>
+          <w:b w:val="0"/>
+          <w:sz w:val="20"/>
+          <w:szCs w:val="20"/>
+        </w:rPr>
+        <w:t>Bettegowda</w:t>
+      </w:r>
+      <w:proofErr w:type="spellEnd"/>
+      <w:r>
+        <w:rPr>
+          <w:b w:val="0"/>
+          <w:sz w:val="20"/>
+          <w:szCs w:val="20"/>
+        </w:rPr>
+        <w:t xml:space="preserve"> C, </w:t>
+      </w:r>
+      <w:proofErr w:type="spellStart"/>
+      <w:r>
+        <w:rPr>
+          <w:b w:val="0"/>
+          <w:sz w:val="20"/>
+          <w:szCs w:val="20"/>
+        </w:rPr>
+        <w:t>Sausen</w:t>
+      </w:r>
+      <w:proofErr w:type="spellEnd"/>
+      <w:r>
+        <w:rPr>
+          <w:b w:val="0"/>
+          <w:sz w:val="20"/>
+          <w:szCs w:val="20"/>
+        </w:rPr>
+        <w:t xml:space="preserve"> M, Leary RJ, Kinde I, Wang Y, Agrawal N, </w:t>
       </w:r>
       <w:r>
         <w:rPr>
@@ -5293,7 +7191,463 @@
           <w:sz w:val="20"/>
           <w:szCs w:val="20"/>
         </w:rPr>
-        <w:t xml:space="preserve">, Wang H, Luber B, Alani RM, Antonarakis ES, et al. </w:t>
+        <w:t xml:space="preserve">, Wang H, </w:t>
+      </w:r>
+      <w:proofErr w:type="spellStart"/>
+      <w:r>
+        <w:rPr>
+          <w:b w:val="0"/>
+          <w:sz w:val="20"/>
+          <w:szCs w:val="20"/>
+        </w:rPr>
+        <w:t>Luber</w:t>
+      </w:r>
+      <w:proofErr w:type="spellEnd"/>
+      <w:r>
+        <w:rPr>
+          <w:b w:val="0"/>
+          <w:sz w:val="20"/>
+          <w:szCs w:val="20"/>
+        </w:rPr>
+        <w:t xml:space="preserve"> B, Alani RM, </w:t>
+      </w:r>
+      <w:proofErr w:type="spellStart"/>
+      <w:r>
+        <w:rPr>
+          <w:b w:val="0"/>
+          <w:sz w:val="20"/>
+          <w:szCs w:val="20"/>
+        </w:rPr>
+        <w:t>Antonarakis</w:t>
+      </w:r>
+      <w:proofErr w:type="spellEnd"/>
+      <w:r>
+        <w:rPr>
+          <w:b w:val="0"/>
+          <w:sz w:val="20"/>
+          <w:szCs w:val="20"/>
+        </w:rPr>
+        <w:t xml:space="preserve"> ES,</w:t>
+      </w:r>
+      <w:r>
+        <w:rPr>
+          <w:b w:val="0"/>
+          <w:sz w:val="20"/>
+          <w:szCs w:val="20"/>
+        </w:rPr>
+        <w:t xml:space="preserve"> </w:t>
+      </w:r>
+      <w:r>
+        <w:rPr>
+          <w:b w:val="0"/>
+          <w:sz w:val="20"/>
+          <w:szCs w:val="20"/>
+        </w:rPr>
+        <w:t xml:space="preserve">Azad NS, </w:t>
+      </w:r>
+      <w:proofErr w:type="spellStart"/>
+      <w:r>
+        <w:rPr>
+          <w:b w:val="0"/>
+          <w:sz w:val="20"/>
+          <w:szCs w:val="20"/>
+        </w:rPr>
+        <w:t>Bardelli</w:t>
+      </w:r>
+      <w:proofErr w:type="spellEnd"/>
+      <w:r>
+        <w:rPr>
+          <w:b w:val="0"/>
+          <w:sz w:val="20"/>
+          <w:szCs w:val="20"/>
+        </w:rPr>
+        <w:t xml:space="preserve"> A, </w:t>
+      </w:r>
+      <w:proofErr w:type="spellStart"/>
+      <w:r>
+        <w:rPr>
+          <w:b w:val="0"/>
+          <w:sz w:val="20"/>
+          <w:szCs w:val="20"/>
+        </w:rPr>
+        <w:t>Brem</w:t>
+      </w:r>
+      <w:proofErr w:type="spellEnd"/>
+      <w:r>
+        <w:rPr>
+          <w:b w:val="0"/>
+          <w:sz w:val="20"/>
+          <w:szCs w:val="20"/>
+        </w:rPr>
+        <w:t xml:space="preserve"> H, Cameron JL, Lee CC, </w:t>
+      </w:r>
+      <w:proofErr w:type="spellStart"/>
+      <w:r>
+        <w:rPr>
+          <w:b w:val="0"/>
+          <w:sz w:val="20"/>
+          <w:szCs w:val="20"/>
+        </w:rPr>
+        <w:t>Fecher</w:t>
+      </w:r>
+      <w:proofErr w:type="spellEnd"/>
+      <w:r>
+        <w:rPr>
+          <w:b w:val="0"/>
+          <w:sz w:val="20"/>
+          <w:szCs w:val="20"/>
+        </w:rPr>
+        <w:t xml:space="preserve"> LA, Gallia GL, Gibbs P, Le DT, </w:t>
+      </w:r>
+      <w:proofErr w:type="spellStart"/>
+      <w:r>
+        <w:rPr>
+          <w:b w:val="0"/>
+          <w:sz w:val="20"/>
+          <w:szCs w:val="20"/>
+        </w:rPr>
+        <w:t>Giuntoli</w:t>
+      </w:r>
+      <w:proofErr w:type="spellEnd"/>
+      <w:r>
+        <w:rPr>
+          <w:b w:val="0"/>
+          <w:sz w:val="20"/>
+          <w:szCs w:val="20"/>
+        </w:rPr>
+        <w:t xml:space="preserve"> RL, </w:t>
+      </w:r>
+      <w:proofErr w:type="spellStart"/>
+      <w:r>
+        <w:rPr>
+          <w:b w:val="0"/>
+          <w:sz w:val="20"/>
+          <w:szCs w:val="20"/>
+        </w:rPr>
+        <w:t>Goggins</w:t>
+      </w:r>
+      <w:proofErr w:type="spellEnd"/>
+      <w:r>
+        <w:rPr>
+          <w:b w:val="0"/>
+          <w:sz w:val="20"/>
+          <w:szCs w:val="20"/>
+        </w:rPr>
+        <w:t xml:space="preserve"> M, </w:t>
+      </w:r>
+      <w:proofErr w:type="spellStart"/>
+      <w:r>
+        <w:rPr>
+          <w:b w:val="0"/>
+          <w:sz w:val="20"/>
+          <w:szCs w:val="20"/>
+        </w:rPr>
+        <w:t>Hogarty</w:t>
+      </w:r>
+      <w:proofErr w:type="spellEnd"/>
+      <w:r>
+        <w:rPr>
+          <w:b w:val="0"/>
+          <w:sz w:val="20"/>
+          <w:szCs w:val="20"/>
+        </w:rPr>
+        <w:t xml:space="preserve"> MD, </w:t>
+      </w:r>
+      <w:proofErr w:type="spellStart"/>
+      <w:r>
+        <w:rPr>
+          <w:b w:val="0"/>
+          <w:sz w:val="20"/>
+          <w:szCs w:val="20"/>
+        </w:rPr>
+        <w:t>Holdhoff</w:t>
+      </w:r>
+      <w:proofErr w:type="spellEnd"/>
+      <w:r>
+        <w:rPr>
+          <w:b w:val="0"/>
+          <w:sz w:val="20"/>
+          <w:szCs w:val="20"/>
+        </w:rPr>
+        <w:t xml:space="preserve"> M, Hong SM, Jiao Y, </w:t>
+      </w:r>
+      <w:proofErr w:type="spellStart"/>
+      <w:r>
+        <w:rPr>
+          <w:b w:val="0"/>
+          <w:sz w:val="20"/>
+          <w:szCs w:val="20"/>
+        </w:rPr>
+        <w:t>Juhl</w:t>
+      </w:r>
+      <w:proofErr w:type="spellEnd"/>
+      <w:r>
+        <w:rPr>
+          <w:b w:val="0"/>
+          <w:sz w:val="20"/>
+          <w:szCs w:val="20"/>
+        </w:rPr>
+        <w:t xml:space="preserve"> HH, Kim JJ, </w:t>
+      </w:r>
+      <w:proofErr w:type="spellStart"/>
+      <w:r>
+        <w:rPr>
+          <w:b w:val="0"/>
+          <w:sz w:val="20"/>
+          <w:szCs w:val="20"/>
+        </w:rPr>
+        <w:t>Siravegna</w:t>
+      </w:r>
+      <w:proofErr w:type="spellEnd"/>
+      <w:r>
+        <w:rPr>
+          <w:b w:val="0"/>
+          <w:sz w:val="20"/>
+          <w:szCs w:val="20"/>
+        </w:rPr>
+        <w:t xml:space="preserve"> G, </w:t>
+      </w:r>
+      <w:proofErr w:type="spellStart"/>
+      <w:r>
+        <w:rPr>
+          <w:b w:val="0"/>
+          <w:sz w:val="20"/>
+          <w:szCs w:val="20"/>
+        </w:rPr>
+        <w:t>Laheru</w:t>
+      </w:r>
+      <w:proofErr w:type="spellEnd"/>
+      <w:r>
+        <w:rPr>
+          <w:b w:val="0"/>
+          <w:sz w:val="20"/>
+          <w:szCs w:val="20"/>
+        </w:rPr>
+        <w:t xml:space="preserve"> DA, </w:t>
+      </w:r>
+      <w:proofErr w:type="spellStart"/>
+      <w:r>
+        <w:rPr>
+          <w:b w:val="0"/>
+          <w:sz w:val="20"/>
+          <w:szCs w:val="20"/>
+        </w:rPr>
+        <w:t>Lauricella</w:t>
+      </w:r>
+      <w:proofErr w:type="spellEnd"/>
+      <w:r>
+        <w:rPr>
+          <w:b w:val="0"/>
+          <w:sz w:val="20"/>
+          <w:szCs w:val="20"/>
+        </w:rPr>
+        <w:t xml:space="preserve"> C, Lim M, Lipson EJ, Marie SKN, </w:t>
+      </w:r>
+      <w:proofErr w:type="spellStart"/>
+      <w:r>
+        <w:rPr>
+          <w:b w:val="0"/>
+          <w:sz w:val="20"/>
+          <w:szCs w:val="20"/>
+        </w:rPr>
+        <w:t>Netto</w:t>
+      </w:r>
+      <w:proofErr w:type="spellEnd"/>
+      <w:r>
+        <w:rPr>
+          <w:b w:val="0"/>
+          <w:sz w:val="20"/>
+          <w:szCs w:val="20"/>
+        </w:rPr>
+        <w:t xml:space="preserve"> GJ, </w:t>
+      </w:r>
+      <w:proofErr w:type="spellStart"/>
+      <w:r>
+        <w:rPr>
+          <w:b w:val="0"/>
+          <w:sz w:val="20"/>
+          <w:szCs w:val="20"/>
+        </w:rPr>
+        <w:t>Oliner</w:t>
+      </w:r>
+      <w:proofErr w:type="spellEnd"/>
+      <w:r>
+        <w:rPr>
+          <w:b w:val="0"/>
+          <w:sz w:val="20"/>
+          <w:szCs w:val="20"/>
+        </w:rPr>
+        <w:t xml:space="preserve"> KS, </w:t>
+      </w:r>
+      <w:proofErr w:type="spellStart"/>
+      <w:r>
+        <w:rPr>
+          <w:b w:val="0"/>
+          <w:sz w:val="20"/>
+          <w:szCs w:val="20"/>
+        </w:rPr>
+        <w:t>Olivi</w:t>
+      </w:r>
+      <w:proofErr w:type="spellEnd"/>
+      <w:r>
+        <w:rPr>
+          <w:b w:val="0"/>
+          <w:sz w:val="20"/>
+          <w:szCs w:val="20"/>
+        </w:rPr>
+        <w:t xml:space="preserve"> A, Olsson L, Riggins GJ, </w:t>
+      </w:r>
+      <w:proofErr w:type="spellStart"/>
+      <w:r>
+        <w:rPr>
+          <w:b w:val="0"/>
+          <w:sz w:val="20"/>
+          <w:szCs w:val="20"/>
+        </w:rPr>
+        <w:t>Sartore</w:t>
+      </w:r>
+      <w:proofErr w:type="spellEnd"/>
+      <w:r>
+        <w:rPr>
+          <w:b w:val="0"/>
+          <w:sz w:val="20"/>
+          <w:szCs w:val="20"/>
+        </w:rPr>
+        <w:t>-Bianchi A, Schmidt K, Shih LM, Oba-</w:t>
+      </w:r>
+      <w:proofErr w:type="spellStart"/>
+      <w:r>
+        <w:rPr>
+          <w:b w:val="0"/>
+          <w:sz w:val="20"/>
+          <w:szCs w:val="20"/>
+        </w:rPr>
+        <w:t>Shinjo</w:t>
+      </w:r>
+      <w:proofErr w:type="spellEnd"/>
+      <w:r>
+        <w:rPr>
+          <w:b w:val="0"/>
+          <w:sz w:val="20"/>
+          <w:szCs w:val="20"/>
+        </w:rPr>
+        <w:t xml:space="preserve"> SM, Siena S, </w:t>
+      </w:r>
+      <w:proofErr w:type="spellStart"/>
+      <w:r>
+        <w:rPr>
+          <w:b w:val="0"/>
+          <w:sz w:val="20"/>
+          <w:szCs w:val="20"/>
+        </w:rPr>
+        <w:t>Theodorescu</w:t>
+      </w:r>
+      <w:proofErr w:type="spellEnd"/>
+      <w:r>
+        <w:rPr>
+          <w:b w:val="0"/>
+          <w:sz w:val="20"/>
+          <w:szCs w:val="20"/>
+        </w:rPr>
+        <w:t xml:space="preserve"> D, Tie J, Harkins TT, Veronese S, Wang TL, </w:t>
+      </w:r>
+      <w:proofErr w:type="spellStart"/>
+      <w:r>
+        <w:rPr>
+          <w:b w:val="0"/>
+          <w:sz w:val="20"/>
+          <w:szCs w:val="20"/>
+        </w:rPr>
+        <w:t>Weingart</w:t>
+      </w:r>
+      <w:proofErr w:type="spellEnd"/>
+      <w:r>
+        <w:rPr>
+          <w:b w:val="0"/>
+          <w:sz w:val="20"/>
+          <w:szCs w:val="20"/>
+        </w:rPr>
+        <w:t xml:space="preserve"> JD, Wolfgang CL, Wood LD, Xing D, </w:t>
+      </w:r>
+      <w:proofErr w:type="spellStart"/>
+      <w:r>
+        <w:rPr>
+          <w:b w:val="0"/>
+          <w:sz w:val="20"/>
+          <w:szCs w:val="20"/>
+        </w:rPr>
+        <w:t>Hruban</w:t>
+      </w:r>
+      <w:proofErr w:type="spellEnd"/>
+      <w:r>
+        <w:rPr>
+          <w:b w:val="0"/>
+          <w:sz w:val="20"/>
+          <w:szCs w:val="20"/>
+        </w:rPr>
+        <w:t xml:space="preserve"> RH, Wu J, Allen PJ, Schmidt CM, </w:t>
+      </w:r>
+      <w:proofErr w:type="spellStart"/>
+      <w:r>
+        <w:rPr>
+          <w:b w:val="0"/>
+          <w:sz w:val="20"/>
+          <w:szCs w:val="20"/>
+        </w:rPr>
+        <w:t>Choti</w:t>
+      </w:r>
+      <w:proofErr w:type="spellEnd"/>
+      <w:r>
+        <w:rPr>
+          <w:b w:val="0"/>
+          <w:sz w:val="20"/>
+          <w:szCs w:val="20"/>
+        </w:rPr>
+        <w:t xml:space="preserve"> MA, </w:t>
+      </w:r>
+      <w:proofErr w:type="spellStart"/>
+      <w:r>
+        <w:rPr>
+          <w:b w:val="0"/>
+          <w:sz w:val="20"/>
+          <w:szCs w:val="20"/>
+        </w:rPr>
+        <w:t>Velculescu</w:t>
+      </w:r>
+      <w:proofErr w:type="spellEnd"/>
+      <w:r>
+        <w:rPr>
+          <w:b w:val="0"/>
+          <w:sz w:val="20"/>
+          <w:szCs w:val="20"/>
+        </w:rPr>
+        <w:t xml:space="preserve"> VE, </w:t>
+      </w:r>
+      <w:proofErr w:type="spellStart"/>
+      <w:r>
+        <w:rPr>
+          <w:b w:val="0"/>
+          <w:sz w:val="20"/>
+          <w:szCs w:val="20"/>
+        </w:rPr>
+        <w:t>Kinzler</w:t>
+      </w:r>
+      <w:proofErr w:type="spellEnd"/>
+      <w:r>
+        <w:rPr>
+          <w:b w:val="0"/>
+          <w:sz w:val="20"/>
+          <w:szCs w:val="20"/>
+        </w:rPr>
+        <w:t xml:space="preserve"> KW, Vogelstein B, Papadopoulos N, Diaz Jr. LA</w:t>
+      </w:r>
+      <w:r>
+        <w:rPr>
+          <w:b w:val="0"/>
+          <w:sz w:val="20"/>
+          <w:szCs w:val="20"/>
+        </w:rPr>
+        <w:t xml:space="preserve">. </w:t>
       </w:r>
       <w:r>
         <w:rPr>
@@ -5475,7 +7829,7 @@
           <w:sz w:val="20"/>
           <w:szCs w:val="20"/>
         </w:rPr>
-        <w:t>50</w:t>
+        <w:t>10</w:t>
       </w:r>
       <w:r>
         <w:rPr>
@@ -5507,7 +7861,23 @@
           <w:sz w:val="20"/>
           <w:szCs w:val="20"/>
         </w:rPr>
-        <w:t>creation of new software (50%)</w:t>
+        <w:t>creation of new software (</w:t>
+      </w:r>
+      <w:r>
+        <w:rPr>
+          <w:b w:val="0"/>
+          <w:sz w:val="20"/>
+          <w:szCs w:val="20"/>
+        </w:rPr>
+        <w:t>10</w:t>
+      </w:r>
+      <w:r>
+        <w:rPr>
+          <w:b w:val="0"/>
+          <w:sz w:val="20"/>
+          <w:szCs w:val="20"/>
+        </w:rPr>
+        <w:t>%)</w:t>
       </w:r>
     </w:p>
     <w:p>
@@ -5531,7 +7901,23 @@
           <w:sz w:val="20"/>
           <w:szCs w:val="20"/>
         </w:rPr>
-        <w:t>drafted/revised the manuscript (10%)</w:t>
+        <w:t>drafted/revised the manuscript (</w:t>
+      </w:r>
+      <w:r>
+        <w:rPr>
+          <w:b w:val="0"/>
+          <w:sz w:val="20"/>
+          <w:szCs w:val="20"/>
+        </w:rPr>
+        <w:t>5</w:t>
+      </w:r>
+      <w:r>
+        <w:rPr>
+          <w:b w:val="0"/>
+          <w:sz w:val="20"/>
+          <w:szCs w:val="20"/>
+        </w:rPr>
+        <w:t>%)</w:t>
       </w:r>
     </w:p>
     <w:p>
@@ -5956,7 +8342,25 @@
           <w:sz w:val="20"/>
           <w:szCs w:val="20"/>
         </w:rPr>
-        <w:t xml:space="preserve">, Khadka V, Menor M, Deng Y. </w:t>
+        <w:t xml:space="preserve">, Khadka V, </w:t>
+      </w:r>
+      <w:proofErr w:type="spellStart"/>
+      <w:r>
+        <w:rPr>
+          <w:b w:val="0"/>
+          <w:sz w:val="20"/>
+          <w:szCs w:val="20"/>
+        </w:rPr>
+        <w:t>Menor</w:t>
+      </w:r>
+      <w:proofErr w:type="spellEnd"/>
+      <w:r>
+        <w:rPr>
+          <w:b w:val="0"/>
+          <w:sz w:val="20"/>
+          <w:szCs w:val="20"/>
+        </w:rPr>
+        <w:t xml:space="preserve"> M, Deng Y. </w:t>
       </w:r>
       <w:r>
         <w:rPr>
@@ -6040,6 +8444,7 @@
           <w:sz w:val="20"/>
           <w:szCs w:val="20"/>
         </w:rPr>
+        <w:lastRenderedPageBreak/>
         <w:t xml:space="preserve">Georgiadis A, Durham JN, Keefer L, </w:t>
       </w:r>
       <w:r>
@@ -6056,7 +8461,43 @@
           <w:sz w:val="20"/>
           <w:szCs w:val="20"/>
         </w:rPr>
-        <w:t xml:space="preserve">, Zielonka M, Murphy D, White JR, Lu S, Verner E, Ruan F, Riley D. </w:t>
+        <w:t xml:space="preserve">, </w:t>
+      </w:r>
+      <w:proofErr w:type="spellStart"/>
+      <w:r>
+        <w:rPr>
+          <w:b w:val="0"/>
+          <w:sz w:val="20"/>
+          <w:szCs w:val="20"/>
+        </w:rPr>
+        <w:t>Zielonka</w:t>
+      </w:r>
+      <w:proofErr w:type="spellEnd"/>
+      <w:r>
+        <w:rPr>
+          <w:b w:val="0"/>
+          <w:sz w:val="20"/>
+          <w:szCs w:val="20"/>
+        </w:rPr>
+        <w:t xml:space="preserve"> M, Murphy D, White JR, Lu S, Verner E, </w:t>
+      </w:r>
+      <w:proofErr w:type="spellStart"/>
+      <w:r>
+        <w:rPr>
+          <w:b w:val="0"/>
+          <w:sz w:val="20"/>
+          <w:szCs w:val="20"/>
+        </w:rPr>
+        <w:t>Ruan</w:t>
+      </w:r>
+      <w:proofErr w:type="spellEnd"/>
+      <w:r>
+        <w:rPr>
+          <w:b w:val="0"/>
+          <w:sz w:val="20"/>
+          <w:szCs w:val="20"/>
+        </w:rPr>
+        <w:t xml:space="preserve"> F, Riley D. </w:t>
       </w:r>
       <w:r>
         <w:rPr>
@@ -6245,13 +8686,23 @@
         </w:rPr>
         <w:t xml:space="preserve"> The University of </w:t>
       </w:r>
-      <w:r>
-        <w:rPr>
-          <w:b w:val="0"/>
-          <w:sz w:val="20"/>
-          <w:szCs w:val="20"/>
-        </w:rPr>
-        <w:t xml:space="preserve">Hawaiʻi </w:t>
+      <w:proofErr w:type="spellStart"/>
+      <w:r>
+        <w:rPr>
+          <w:b w:val="0"/>
+          <w:sz w:val="20"/>
+          <w:szCs w:val="20"/>
+        </w:rPr>
+        <w:t>Hawaiʻi</w:t>
+      </w:r>
+      <w:proofErr w:type="spellEnd"/>
+      <w:r>
+        <w:rPr>
+          <w:b w:val="0"/>
+          <w:sz w:val="20"/>
+          <w:szCs w:val="20"/>
+        </w:rPr>
+        <w:t xml:space="preserve"> </w:t>
       </w:r>
       <w:r>
         <w:rPr>
@@ -6289,13 +8740,23 @@
           <w:szCs w:val="20"/>
         </w:rPr>
       </w:pPr>
-      <w:r>
-        <w:rPr>
-          <w:b w:val="0"/>
-          <w:sz w:val="20"/>
-          <w:szCs w:val="20"/>
-        </w:rPr>
-        <w:t xml:space="preserve">Parpart-Li ST, </w:t>
+      <w:proofErr w:type="spellStart"/>
+      <w:r>
+        <w:rPr>
+          <w:b w:val="0"/>
+          <w:sz w:val="20"/>
+          <w:szCs w:val="20"/>
+        </w:rPr>
+        <w:t>Parpart</w:t>
+      </w:r>
+      <w:proofErr w:type="spellEnd"/>
+      <w:r>
+        <w:rPr>
+          <w:b w:val="0"/>
+          <w:sz w:val="20"/>
+          <w:szCs w:val="20"/>
+        </w:rPr>
+        <w:t xml:space="preserve">-Li ST, </w:t>
       </w:r>
       <w:r>
         <w:rPr>
@@ -6311,7 +8772,115 @@
           <w:sz w:val="20"/>
           <w:szCs w:val="20"/>
         </w:rPr>
-        <w:t xml:space="preserve">, Popoli M, Adleff V, Brahmer J, Azad N, Bonerigo S, Browner I, Ryan A, Velculescu V, Sausen M. </w:t>
+        <w:t xml:space="preserve">, </w:t>
+      </w:r>
+      <w:proofErr w:type="spellStart"/>
+      <w:r>
+        <w:rPr>
+          <w:b w:val="0"/>
+          <w:sz w:val="20"/>
+          <w:szCs w:val="20"/>
+        </w:rPr>
+        <w:t>Popoli</w:t>
+      </w:r>
+      <w:proofErr w:type="spellEnd"/>
+      <w:r>
+        <w:rPr>
+          <w:b w:val="0"/>
+          <w:sz w:val="20"/>
+          <w:szCs w:val="20"/>
+        </w:rPr>
+        <w:t xml:space="preserve"> M, </w:t>
+      </w:r>
+      <w:proofErr w:type="spellStart"/>
+      <w:r>
+        <w:rPr>
+          <w:b w:val="0"/>
+          <w:sz w:val="20"/>
+          <w:szCs w:val="20"/>
+        </w:rPr>
+        <w:t>Adleff</w:t>
+      </w:r>
+      <w:proofErr w:type="spellEnd"/>
+      <w:r>
+        <w:rPr>
+          <w:b w:val="0"/>
+          <w:sz w:val="20"/>
+          <w:szCs w:val="20"/>
+        </w:rPr>
+        <w:t xml:space="preserve"> V, </w:t>
+      </w:r>
+      <w:proofErr w:type="spellStart"/>
+      <w:r>
+        <w:rPr>
+          <w:b w:val="0"/>
+          <w:sz w:val="20"/>
+          <w:szCs w:val="20"/>
+        </w:rPr>
+        <w:t>Brahmer</w:t>
+      </w:r>
+      <w:proofErr w:type="spellEnd"/>
+      <w:r>
+        <w:rPr>
+          <w:b w:val="0"/>
+          <w:sz w:val="20"/>
+          <w:szCs w:val="20"/>
+        </w:rPr>
+        <w:t xml:space="preserve"> J, Azad N, </w:t>
+      </w:r>
+      <w:proofErr w:type="spellStart"/>
+      <w:r>
+        <w:rPr>
+          <w:b w:val="0"/>
+          <w:sz w:val="20"/>
+          <w:szCs w:val="20"/>
+        </w:rPr>
+        <w:t>Bonerigo</w:t>
+      </w:r>
+      <w:proofErr w:type="spellEnd"/>
+      <w:r>
+        <w:rPr>
+          <w:b w:val="0"/>
+          <w:sz w:val="20"/>
+          <w:szCs w:val="20"/>
+        </w:rPr>
+        <w:t xml:space="preserve"> S, Browner I, Ryan A, </w:t>
+      </w:r>
+      <w:proofErr w:type="spellStart"/>
+      <w:r>
+        <w:rPr>
+          <w:b w:val="0"/>
+          <w:sz w:val="20"/>
+          <w:szCs w:val="20"/>
+        </w:rPr>
+        <w:t>Velculescu</w:t>
+      </w:r>
+      <w:proofErr w:type="spellEnd"/>
+      <w:r>
+        <w:rPr>
+          <w:b w:val="0"/>
+          <w:sz w:val="20"/>
+          <w:szCs w:val="20"/>
+        </w:rPr>
+        <w:t xml:space="preserve"> V, </w:t>
+      </w:r>
+      <w:proofErr w:type="spellStart"/>
+      <w:r>
+        <w:rPr>
+          <w:b w:val="0"/>
+          <w:sz w:val="20"/>
+          <w:szCs w:val="20"/>
+        </w:rPr>
+        <w:t>Sausen</w:t>
+      </w:r>
+      <w:proofErr w:type="spellEnd"/>
+      <w:r>
+        <w:rPr>
+          <w:b w:val="0"/>
+          <w:sz w:val="20"/>
+          <w:szCs w:val="20"/>
+        </w:rPr>
+        <w:t xml:space="preserve"> M. </w:t>
       </w:r>
       <w:r>
         <w:rPr>
@@ -6402,7 +8971,25 @@
           <w:sz w:val="20"/>
           <w:szCs w:val="20"/>
         </w:rPr>
-        <w:t xml:space="preserve">Le DT, Uram JN, Wang H, </w:t>
+        <w:t xml:space="preserve">Le DT, </w:t>
+      </w:r>
+      <w:proofErr w:type="spellStart"/>
+      <w:r>
+        <w:rPr>
+          <w:b w:val="0"/>
+          <w:sz w:val="20"/>
+          <w:szCs w:val="20"/>
+        </w:rPr>
+        <w:t>Uram</w:t>
+      </w:r>
+      <w:proofErr w:type="spellEnd"/>
+      <w:r>
+        <w:rPr>
+          <w:b w:val="0"/>
+          <w:sz w:val="20"/>
+          <w:szCs w:val="20"/>
+        </w:rPr>
+        <w:t xml:space="preserve"> JN, Wang H, </w:t>
       </w:r>
       <w:r>
         <w:rPr>
@@ -6418,7 +9005,79 @@
           <w:sz w:val="20"/>
           <w:szCs w:val="20"/>
         </w:rPr>
-        <w:t xml:space="preserve">, Kemberling H, Eyring A, Azad NS, Laheru D, Donehower RC, Crocenzi TS, Goldberg RM. </w:t>
+        <w:t xml:space="preserve">, </w:t>
+      </w:r>
+      <w:proofErr w:type="spellStart"/>
+      <w:r>
+        <w:rPr>
+          <w:b w:val="0"/>
+          <w:sz w:val="20"/>
+          <w:szCs w:val="20"/>
+        </w:rPr>
+        <w:t>Kemberling</w:t>
+      </w:r>
+      <w:proofErr w:type="spellEnd"/>
+      <w:r>
+        <w:rPr>
+          <w:b w:val="0"/>
+          <w:sz w:val="20"/>
+          <w:szCs w:val="20"/>
+        </w:rPr>
+        <w:t xml:space="preserve"> H, Eyring A, Azad NS, </w:t>
+      </w:r>
+      <w:proofErr w:type="spellStart"/>
+      <w:r>
+        <w:rPr>
+          <w:b w:val="0"/>
+          <w:sz w:val="20"/>
+          <w:szCs w:val="20"/>
+        </w:rPr>
+        <w:t>Laheru</w:t>
+      </w:r>
+      <w:proofErr w:type="spellEnd"/>
+      <w:r>
+        <w:rPr>
+          <w:b w:val="0"/>
+          <w:sz w:val="20"/>
+          <w:szCs w:val="20"/>
+        </w:rPr>
+        <w:t xml:space="preserve"> D, </w:t>
+      </w:r>
+      <w:proofErr w:type="spellStart"/>
+      <w:r>
+        <w:rPr>
+          <w:b w:val="0"/>
+          <w:sz w:val="20"/>
+          <w:szCs w:val="20"/>
+        </w:rPr>
+        <w:t>Donehower</w:t>
+      </w:r>
+      <w:proofErr w:type="spellEnd"/>
+      <w:r>
+        <w:rPr>
+          <w:b w:val="0"/>
+          <w:sz w:val="20"/>
+          <w:szCs w:val="20"/>
+        </w:rPr>
+        <w:t xml:space="preserve"> RC, </w:t>
+      </w:r>
+      <w:proofErr w:type="spellStart"/>
+      <w:r>
+        <w:rPr>
+          <w:b w:val="0"/>
+          <w:sz w:val="20"/>
+          <w:szCs w:val="20"/>
+        </w:rPr>
+        <w:t>Crocenzi</w:t>
+      </w:r>
+      <w:proofErr w:type="spellEnd"/>
+      <w:r>
+        <w:rPr>
+          <w:b w:val="0"/>
+          <w:sz w:val="20"/>
+          <w:szCs w:val="20"/>
+        </w:rPr>
+        <w:t xml:space="preserve"> TS, Goldberg RM. </w:t>
       </w:r>
       <w:r>
         <w:rPr>
@@ -6566,7 +9225,25 @@
           <w:sz w:val="20"/>
           <w:szCs w:val="20"/>
         </w:rPr>
-        <w:t xml:space="preserve">Diaz LA, Uram JN, Wang H, </w:t>
+        <w:t xml:space="preserve">Diaz LA, </w:t>
+      </w:r>
+      <w:proofErr w:type="spellStart"/>
+      <w:r>
+        <w:rPr>
+          <w:b w:val="0"/>
+          <w:sz w:val="20"/>
+          <w:szCs w:val="20"/>
+        </w:rPr>
+        <w:t>Uram</w:t>
+      </w:r>
+      <w:proofErr w:type="spellEnd"/>
+      <w:r>
+        <w:rPr>
+          <w:b w:val="0"/>
+          <w:sz w:val="20"/>
+          <w:szCs w:val="20"/>
+        </w:rPr>
+        <w:t xml:space="preserve"> JN, Wang H, </w:t>
       </w:r>
       <w:r>
         <w:rPr>
@@ -6582,7 +9259,79 @@
           <w:sz w:val="20"/>
           <w:szCs w:val="20"/>
         </w:rPr>
-        <w:t xml:space="preserve">, Kemberling H, Eyring A, Azad NS, Dauses T, Laheru D, Lee JJ, Crocenzi TS. </w:t>
+        <w:t xml:space="preserve">, </w:t>
+      </w:r>
+      <w:proofErr w:type="spellStart"/>
+      <w:r>
+        <w:rPr>
+          <w:b w:val="0"/>
+          <w:sz w:val="20"/>
+          <w:szCs w:val="20"/>
+        </w:rPr>
+        <w:t>Kemberling</w:t>
+      </w:r>
+      <w:proofErr w:type="spellEnd"/>
+      <w:r>
+        <w:rPr>
+          <w:b w:val="0"/>
+          <w:sz w:val="20"/>
+          <w:szCs w:val="20"/>
+        </w:rPr>
+        <w:t xml:space="preserve"> H, Eyring A, Azad NS, </w:t>
+      </w:r>
+      <w:proofErr w:type="spellStart"/>
+      <w:r>
+        <w:rPr>
+          <w:b w:val="0"/>
+          <w:sz w:val="20"/>
+          <w:szCs w:val="20"/>
+        </w:rPr>
+        <w:t>Dauses</w:t>
+      </w:r>
+      <w:proofErr w:type="spellEnd"/>
+      <w:r>
+        <w:rPr>
+          <w:b w:val="0"/>
+          <w:sz w:val="20"/>
+          <w:szCs w:val="20"/>
+        </w:rPr>
+        <w:t xml:space="preserve"> T, </w:t>
+      </w:r>
+      <w:proofErr w:type="spellStart"/>
+      <w:r>
+        <w:rPr>
+          <w:b w:val="0"/>
+          <w:sz w:val="20"/>
+          <w:szCs w:val="20"/>
+        </w:rPr>
+        <w:t>Laheru</w:t>
+      </w:r>
+      <w:proofErr w:type="spellEnd"/>
+      <w:r>
+        <w:rPr>
+          <w:b w:val="0"/>
+          <w:sz w:val="20"/>
+          <w:szCs w:val="20"/>
+        </w:rPr>
+        <w:t xml:space="preserve"> D, Lee JJ, </w:t>
+      </w:r>
+      <w:proofErr w:type="spellStart"/>
+      <w:r>
+        <w:rPr>
+          <w:b w:val="0"/>
+          <w:sz w:val="20"/>
+          <w:szCs w:val="20"/>
+        </w:rPr>
+        <w:t>Crocenzi</w:t>
+      </w:r>
+      <w:proofErr w:type="spellEnd"/>
+      <w:r>
+        <w:rPr>
+          <w:b w:val="0"/>
+          <w:sz w:val="20"/>
+          <w:szCs w:val="20"/>
+        </w:rPr>
+        <w:t xml:space="preserve"> TS. </w:t>
       </w:r>
       <w:r>
         <w:rPr>
@@ -6711,7 +9460,43 @@
           <w:sz w:val="20"/>
           <w:szCs w:val="20"/>
         </w:rPr>
-        <w:t xml:space="preserve">Le DT, Uram JN, Wang H, Kemberling H, Eyring A, </w:t>
+        <w:t xml:space="preserve">Le DT, </w:t>
+      </w:r>
+      <w:proofErr w:type="spellStart"/>
+      <w:r>
+        <w:rPr>
+          <w:b w:val="0"/>
+          <w:sz w:val="20"/>
+          <w:szCs w:val="20"/>
+        </w:rPr>
+        <w:t>Uram</w:t>
+      </w:r>
+      <w:proofErr w:type="spellEnd"/>
+      <w:r>
+        <w:rPr>
+          <w:b w:val="0"/>
+          <w:sz w:val="20"/>
+          <w:szCs w:val="20"/>
+        </w:rPr>
+        <w:t xml:space="preserve"> JN, Wang H, </w:t>
+      </w:r>
+      <w:proofErr w:type="spellStart"/>
+      <w:r>
+        <w:rPr>
+          <w:b w:val="0"/>
+          <w:sz w:val="20"/>
+          <w:szCs w:val="20"/>
+        </w:rPr>
+        <w:t>Kemberling</w:t>
+      </w:r>
+      <w:proofErr w:type="spellEnd"/>
+      <w:r>
+        <w:rPr>
+          <w:b w:val="0"/>
+          <w:sz w:val="20"/>
+          <w:szCs w:val="20"/>
+        </w:rPr>
+        <w:t xml:space="preserve"> H, Eyring A, </w:t>
       </w:r>
       <w:r>
         <w:rPr>
@@ -6727,7 +9512,115 @@
           <w:sz w:val="20"/>
           <w:szCs w:val="20"/>
         </w:rPr>
-        <w:t xml:space="preserve">, Goldberg R, Crocenzi TS, Fisher GA, Lee JJ, Greten TF, Laheru DA, Azad NS, Donehower RC, Luber B, Koshiji M, Eshleman JR, Anders RA, Vogelstein B, Diaz LA. </w:t>
+        <w:t xml:space="preserve">, Goldberg R, </w:t>
+      </w:r>
+      <w:proofErr w:type="spellStart"/>
+      <w:r>
+        <w:rPr>
+          <w:b w:val="0"/>
+          <w:sz w:val="20"/>
+          <w:szCs w:val="20"/>
+        </w:rPr>
+        <w:t>Crocenzi</w:t>
+      </w:r>
+      <w:proofErr w:type="spellEnd"/>
+      <w:r>
+        <w:rPr>
+          <w:b w:val="0"/>
+          <w:sz w:val="20"/>
+          <w:szCs w:val="20"/>
+        </w:rPr>
+        <w:t xml:space="preserve"> TS, Fisher GA, Lee JJ, </w:t>
+      </w:r>
+      <w:proofErr w:type="spellStart"/>
+      <w:r>
+        <w:rPr>
+          <w:b w:val="0"/>
+          <w:sz w:val="20"/>
+          <w:szCs w:val="20"/>
+        </w:rPr>
+        <w:t>Greten</w:t>
+      </w:r>
+      <w:proofErr w:type="spellEnd"/>
+      <w:r>
+        <w:rPr>
+          <w:b w:val="0"/>
+          <w:sz w:val="20"/>
+          <w:szCs w:val="20"/>
+        </w:rPr>
+        <w:t xml:space="preserve"> TF, </w:t>
+      </w:r>
+      <w:proofErr w:type="spellStart"/>
+      <w:r>
+        <w:rPr>
+          <w:b w:val="0"/>
+          <w:sz w:val="20"/>
+          <w:szCs w:val="20"/>
+        </w:rPr>
+        <w:t>Laheru</w:t>
+      </w:r>
+      <w:proofErr w:type="spellEnd"/>
+      <w:r>
+        <w:rPr>
+          <w:b w:val="0"/>
+          <w:sz w:val="20"/>
+          <w:szCs w:val="20"/>
+        </w:rPr>
+        <w:t xml:space="preserve"> DA, Azad NS, </w:t>
+      </w:r>
+      <w:proofErr w:type="spellStart"/>
+      <w:r>
+        <w:rPr>
+          <w:b w:val="0"/>
+          <w:sz w:val="20"/>
+          <w:szCs w:val="20"/>
+        </w:rPr>
+        <w:t>Donehower</w:t>
+      </w:r>
+      <w:proofErr w:type="spellEnd"/>
+      <w:r>
+        <w:rPr>
+          <w:b w:val="0"/>
+          <w:sz w:val="20"/>
+          <w:szCs w:val="20"/>
+        </w:rPr>
+        <w:t xml:space="preserve"> RC, </w:t>
+      </w:r>
+      <w:proofErr w:type="spellStart"/>
+      <w:r>
+        <w:rPr>
+          <w:b w:val="0"/>
+          <w:sz w:val="20"/>
+          <w:szCs w:val="20"/>
+        </w:rPr>
+        <w:t>Luber</w:t>
+      </w:r>
+      <w:proofErr w:type="spellEnd"/>
+      <w:r>
+        <w:rPr>
+          <w:b w:val="0"/>
+          <w:sz w:val="20"/>
+          <w:szCs w:val="20"/>
+        </w:rPr>
+        <w:t xml:space="preserve"> B, </w:t>
+      </w:r>
+      <w:proofErr w:type="spellStart"/>
+      <w:r>
+        <w:rPr>
+          <w:b w:val="0"/>
+          <w:sz w:val="20"/>
+          <w:szCs w:val="20"/>
+        </w:rPr>
+        <w:t>Koshiji</w:t>
+      </w:r>
+      <w:proofErr w:type="spellEnd"/>
+      <w:r>
+        <w:rPr>
+          <w:b w:val="0"/>
+          <w:sz w:val="20"/>
+          <w:szCs w:val="20"/>
+        </w:rPr>
+        <w:t xml:space="preserve"> M, Eshleman JR, Anders RA, Vogelstein B, Diaz LA. </w:t>
       </w:r>
       <w:r>
         <w:rPr>
@@ -6743,16 +9636,7 @@
           <w:sz w:val="20"/>
           <w:szCs w:val="20"/>
         </w:rPr>
-        <w:t xml:space="preserve">PD-1 blockade in mismatch repair deficient non-colorectal </w:t>
-      </w:r>
-      <w:r>
-        <w:rPr>
-          <w:b w:val="0"/>
-          <w:sz w:val="20"/>
-          <w:szCs w:val="20"/>
-        </w:rPr>
-        <w:lastRenderedPageBreak/>
-        <w:t>gastrointestinal cancers.</w:t>
+        <w:t>PD-1 blockade in mismatch repair deficient non-colorectal gastrointestinal cancers.</w:t>
       </w:r>
       <w:r>
         <w:rPr>
@@ -6868,13 +9752,23 @@
           <w:szCs w:val="20"/>
         </w:rPr>
       </w:pPr>
-      <w:r>
-        <w:rPr>
-          <w:b w:val="0"/>
-          <w:sz w:val="20"/>
-          <w:szCs w:val="20"/>
-        </w:rPr>
-        <w:t xml:space="preserve">Parpart-Li S, </w:t>
+      <w:proofErr w:type="spellStart"/>
+      <w:r>
+        <w:rPr>
+          <w:b w:val="0"/>
+          <w:sz w:val="20"/>
+          <w:szCs w:val="20"/>
+        </w:rPr>
+        <w:t>Parpart</w:t>
+      </w:r>
+      <w:proofErr w:type="spellEnd"/>
+      <w:r>
+        <w:rPr>
+          <w:b w:val="0"/>
+          <w:sz w:val="20"/>
+          <w:szCs w:val="20"/>
+        </w:rPr>
+        <w:t xml:space="preserve">-Li S, </w:t>
       </w:r>
       <w:r>
         <w:rPr>
@@ -6890,7 +9784,79 @@
           <w:sz w:val="20"/>
           <w:szCs w:val="20"/>
         </w:rPr>
-        <w:t xml:space="preserve">, Brahmer J, Azad N, Bonerigo S, Browner I, Ryan A, Velculescu V, Sausen M, Diaz L. </w:t>
+        <w:t xml:space="preserve">, </w:t>
+      </w:r>
+      <w:proofErr w:type="spellStart"/>
+      <w:r>
+        <w:rPr>
+          <w:b w:val="0"/>
+          <w:sz w:val="20"/>
+          <w:szCs w:val="20"/>
+        </w:rPr>
+        <w:t>Brahmer</w:t>
+      </w:r>
+      <w:proofErr w:type="spellEnd"/>
+      <w:r>
+        <w:rPr>
+          <w:b w:val="0"/>
+          <w:sz w:val="20"/>
+          <w:szCs w:val="20"/>
+        </w:rPr>
+        <w:t xml:space="preserve"> J, Azad N, </w:t>
+      </w:r>
+      <w:proofErr w:type="spellStart"/>
+      <w:r>
+        <w:rPr>
+          <w:b w:val="0"/>
+          <w:sz w:val="20"/>
+          <w:szCs w:val="20"/>
+        </w:rPr>
+        <w:t>Bonerigo</w:t>
+      </w:r>
+      <w:proofErr w:type="spellEnd"/>
+      <w:r>
+        <w:rPr>
+          <w:b w:val="0"/>
+          <w:sz w:val="20"/>
+          <w:szCs w:val="20"/>
+        </w:rPr>
+        <w:t xml:space="preserve"> S, Browner I, Ryan A, </w:t>
+      </w:r>
+      <w:proofErr w:type="spellStart"/>
+      <w:r>
+        <w:rPr>
+          <w:b w:val="0"/>
+          <w:sz w:val="20"/>
+          <w:szCs w:val="20"/>
+        </w:rPr>
+        <w:t>Velculescu</w:t>
+      </w:r>
+      <w:proofErr w:type="spellEnd"/>
+      <w:r>
+        <w:rPr>
+          <w:b w:val="0"/>
+          <w:sz w:val="20"/>
+          <w:szCs w:val="20"/>
+        </w:rPr>
+        <w:t xml:space="preserve"> V, </w:t>
+      </w:r>
+      <w:proofErr w:type="spellStart"/>
+      <w:r>
+        <w:rPr>
+          <w:b w:val="0"/>
+          <w:sz w:val="20"/>
+          <w:szCs w:val="20"/>
+        </w:rPr>
+        <w:t>Sausen</w:t>
+      </w:r>
+      <w:proofErr w:type="spellEnd"/>
+      <w:r>
+        <w:rPr>
+          <w:b w:val="0"/>
+          <w:sz w:val="20"/>
+          <w:szCs w:val="20"/>
+        </w:rPr>
+        <w:t xml:space="preserve"> M, Diaz L. </w:t>
       </w:r>
       <w:r>
         <w:rPr>
@@ -6981,7 +9947,25 @@
           <w:sz w:val="20"/>
           <w:szCs w:val="20"/>
         </w:rPr>
-        <w:t xml:space="preserve">Le DT, Uram JN, Wang H, </w:t>
+        <w:t xml:space="preserve">Le DT, </w:t>
+      </w:r>
+      <w:proofErr w:type="spellStart"/>
+      <w:r>
+        <w:rPr>
+          <w:b w:val="0"/>
+          <w:sz w:val="20"/>
+          <w:szCs w:val="20"/>
+        </w:rPr>
+        <w:t>Uram</w:t>
+      </w:r>
+      <w:proofErr w:type="spellEnd"/>
+      <w:r>
+        <w:rPr>
+          <w:b w:val="0"/>
+          <w:sz w:val="20"/>
+          <w:szCs w:val="20"/>
+        </w:rPr>
+        <w:t xml:space="preserve"> JN, Wang H, </w:t>
       </w:r>
       <w:r>
         <w:rPr>
@@ -6997,7 +9981,133 @@
           <w:sz w:val="20"/>
           <w:szCs w:val="20"/>
         </w:rPr>
-        <w:t xml:space="preserve">, Kemberling H, Eyring A, Skora A, Azad NS, Laheru DA, Donehower RC, Luber B, Crocenzi TS, Fisher GA, Duffy SM, Lee JJ, Koshiji M, Eshleman JR, Anders RA, Vogelstein B, Diaz LA. </w:t>
+        <w:t xml:space="preserve">, </w:t>
+      </w:r>
+      <w:proofErr w:type="spellStart"/>
+      <w:r>
+        <w:rPr>
+          <w:b w:val="0"/>
+          <w:sz w:val="20"/>
+          <w:szCs w:val="20"/>
+        </w:rPr>
+        <w:t>Kemberling</w:t>
+      </w:r>
+      <w:proofErr w:type="spellEnd"/>
+      <w:r>
+        <w:rPr>
+          <w:b w:val="0"/>
+          <w:sz w:val="20"/>
+          <w:szCs w:val="20"/>
+        </w:rPr>
+        <w:t xml:space="preserve"> H, Eyring A, </w:t>
+      </w:r>
+      <w:proofErr w:type="spellStart"/>
+      <w:r>
+        <w:rPr>
+          <w:b w:val="0"/>
+          <w:sz w:val="20"/>
+          <w:szCs w:val="20"/>
+        </w:rPr>
+        <w:t>Skora</w:t>
+      </w:r>
+      <w:proofErr w:type="spellEnd"/>
+      <w:r>
+        <w:rPr>
+          <w:b w:val="0"/>
+          <w:sz w:val="20"/>
+          <w:szCs w:val="20"/>
+        </w:rPr>
+        <w:t xml:space="preserve"> A, Azad NS, </w:t>
+      </w:r>
+      <w:proofErr w:type="spellStart"/>
+      <w:r>
+        <w:rPr>
+          <w:b w:val="0"/>
+          <w:sz w:val="20"/>
+          <w:szCs w:val="20"/>
+        </w:rPr>
+        <w:t>Laheru</w:t>
+      </w:r>
+      <w:proofErr w:type="spellEnd"/>
+      <w:r>
+        <w:rPr>
+          <w:b w:val="0"/>
+          <w:sz w:val="20"/>
+          <w:szCs w:val="20"/>
+        </w:rPr>
+        <w:t xml:space="preserve"> DA, </w:t>
+      </w:r>
+      <w:proofErr w:type="spellStart"/>
+      <w:r>
+        <w:rPr>
+          <w:b w:val="0"/>
+          <w:sz w:val="20"/>
+          <w:szCs w:val="20"/>
+        </w:rPr>
+        <w:t>Donehower</w:t>
+      </w:r>
+      <w:proofErr w:type="spellEnd"/>
+      <w:r>
+        <w:rPr>
+          <w:b w:val="0"/>
+          <w:sz w:val="20"/>
+          <w:szCs w:val="20"/>
+        </w:rPr>
+        <w:t xml:space="preserve"> RC, </w:t>
+      </w:r>
+      <w:proofErr w:type="spellStart"/>
+      <w:r>
+        <w:rPr>
+          <w:b w:val="0"/>
+          <w:sz w:val="20"/>
+          <w:szCs w:val="20"/>
+        </w:rPr>
+        <w:t>Luber</w:t>
+      </w:r>
+      <w:proofErr w:type="spellEnd"/>
+      <w:r>
+        <w:rPr>
+          <w:b w:val="0"/>
+          <w:sz w:val="20"/>
+          <w:szCs w:val="20"/>
+        </w:rPr>
+        <w:t xml:space="preserve"> B, </w:t>
+      </w:r>
+      <w:proofErr w:type="spellStart"/>
+      <w:r>
+        <w:rPr>
+          <w:b w:val="0"/>
+          <w:sz w:val="20"/>
+          <w:szCs w:val="20"/>
+        </w:rPr>
+        <w:t>Crocenzi</w:t>
+      </w:r>
+      <w:proofErr w:type="spellEnd"/>
+      <w:r>
+        <w:rPr>
+          <w:b w:val="0"/>
+          <w:sz w:val="20"/>
+          <w:szCs w:val="20"/>
+        </w:rPr>
+        <w:t xml:space="preserve"> TS, Fisher GA, Duffy SM, Lee JJ, </w:t>
+      </w:r>
+      <w:proofErr w:type="spellStart"/>
+      <w:r>
+        <w:rPr>
+          <w:b w:val="0"/>
+          <w:sz w:val="20"/>
+          <w:szCs w:val="20"/>
+        </w:rPr>
+        <w:t>Koshiji</w:t>
+      </w:r>
+      <w:proofErr w:type="spellEnd"/>
+      <w:r>
+        <w:rPr>
+          <w:b w:val="0"/>
+          <w:sz w:val="20"/>
+          <w:szCs w:val="20"/>
+        </w:rPr>
+        <w:t xml:space="preserve"> M, Eshleman JR, Anders RA, Vogelstein B, Diaz LA. </w:t>
       </w:r>
       <w:r>
         <w:rPr>
@@ -7135,7 +10245,79 @@
           <w:sz w:val="20"/>
           <w:szCs w:val="20"/>
         </w:rPr>
-        <w:t xml:space="preserve">Wang JS, Sausen M, Parpart-Li S, Murphy DM, Velculescu VE, Wood LD, Solt-Linville S, Sugar E, </w:t>
+        <w:t xml:space="preserve">Wang JS, </w:t>
+      </w:r>
+      <w:proofErr w:type="spellStart"/>
+      <w:r>
+        <w:rPr>
+          <w:b w:val="0"/>
+          <w:sz w:val="20"/>
+          <w:szCs w:val="20"/>
+        </w:rPr>
+        <w:t>Sausen</w:t>
+      </w:r>
+      <w:proofErr w:type="spellEnd"/>
+      <w:r>
+        <w:rPr>
+          <w:b w:val="0"/>
+          <w:sz w:val="20"/>
+          <w:szCs w:val="20"/>
+        </w:rPr>
+        <w:t xml:space="preserve"> M, </w:t>
+      </w:r>
+      <w:proofErr w:type="spellStart"/>
+      <w:r>
+        <w:rPr>
+          <w:b w:val="0"/>
+          <w:sz w:val="20"/>
+          <w:szCs w:val="20"/>
+        </w:rPr>
+        <w:t>Parpart</w:t>
+      </w:r>
+      <w:proofErr w:type="spellEnd"/>
+      <w:r>
+        <w:rPr>
+          <w:b w:val="0"/>
+          <w:sz w:val="20"/>
+          <w:szCs w:val="20"/>
+        </w:rPr>
+        <w:t xml:space="preserve">-Li S, Murphy DM, </w:t>
+      </w:r>
+      <w:proofErr w:type="spellStart"/>
+      <w:r>
+        <w:rPr>
+          <w:b w:val="0"/>
+          <w:sz w:val="20"/>
+          <w:szCs w:val="20"/>
+        </w:rPr>
+        <w:t>Velculescu</w:t>
+      </w:r>
+      <w:proofErr w:type="spellEnd"/>
+      <w:r>
+        <w:rPr>
+          <w:b w:val="0"/>
+          <w:sz w:val="20"/>
+          <w:szCs w:val="20"/>
+        </w:rPr>
+        <w:t xml:space="preserve"> VE, Wood LD, </w:t>
+      </w:r>
+      <w:proofErr w:type="spellStart"/>
+      <w:r>
+        <w:rPr>
+          <w:b w:val="0"/>
+          <w:sz w:val="20"/>
+          <w:szCs w:val="20"/>
+        </w:rPr>
+        <w:t>Solt</w:t>
+      </w:r>
+      <w:proofErr w:type="spellEnd"/>
+      <w:r>
+        <w:rPr>
+          <w:b w:val="0"/>
+          <w:sz w:val="20"/>
+          <w:szCs w:val="20"/>
+        </w:rPr>
+        <w:t xml:space="preserve">-Linville S, Sugar E, </w:t>
       </w:r>
       <w:r>
         <w:rPr>
@@ -7151,7 +10333,61 @@
           <w:sz w:val="20"/>
           <w:szCs w:val="20"/>
         </w:rPr>
-        <w:t xml:space="preserve">, Blair C, Dauses T, Jaffee EM, Hruban RH, Laheru D, Diaz LA. </w:t>
+        <w:t xml:space="preserve">, Blair C, </w:t>
+      </w:r>
+      <w:proofErr w:type="spellStart"/>
+      <w:r>
+        <w:rPr>
+          <w:b w:val="0"/>
+          <w:sz w:val="20"/>
+          <w:szCs w:val="20"/>
+        </w:rPr>
+        <w:t>Dauses</w:t>
+      </w:r>
+      <w:proofErr w:type="spellEnd"/>
+      <w:r>
+        <w:rPr>
+          <w:b w:val="0"/>
+          <w:sz w:val="20"/>
+          <w:szCs w:val="20"/>
+        </w:rPr>
+        <w:t xml:space="preserve"> T, Jaffee EM, </w:t>
+      </w:r>
+      <w:proofErr w:type="spellStart"/>
+      <w:r>
+        <w:rPr>
+          <w:b w:val="0"/>
+          <w:sz w:val="20"/>
+          <w:szCs w:val="20"/>
+        </w:rPr>
+        <w:t>Hruban</w:t>
+      </w:r>
+      <w:proofErr w:type="spellEnd"/>
+      <w:r>
+        <w:rPr>
+          <w:b w:val="0"/>
+          <w:sz w:val="20"/>
+          <w:szCs w:val="20"/>
+        </w:rPr>
+        <w:t xml:space="preserve"> RH, </w:t>
+      </w:r>
+      <w:proofErr w:type="spellStart"/>
+      <w:r>
+        <w:rPr>
+          <w:b w:val="0"/>
+          <w:sz w:val="20"/>
+          <w:szCs w:val="20"/>
+        </w:rPr>
+        <w:t>Laheru</w:t>
+      </w:r>
+      <w:proofErr w:type="spellEnd"/>
+      <w:r>
+        <w:rPr>
+          <w:b w:val="0"/>
+          <w:sz w:val="20"/>
+          <w:szCs w:val="20"/>
+        </w:rPr>
+        <w:t xml:space="preserve"> D, Diaz LA. </w:t>
       </w:r>
       <w:r>
         <w:rPr>
@@ -7167,7 +10403,25 @@
           <w:sz w:val="20"/>
           <w:szCs w:val="20"/>
         </w:rPr>
-        <w:t>Circulating tumor DNA (ctDNA) as a prognostic marker for recurrence in resected pancreas cancer.</w:t>
+        <w:t>Circulating tumor DNA (</w:t>
+      </w:r>
+      <w:proofErr w:type="spellStart"/>
+      <w:r>
+        <w:rPr>
+          <w:b w:val="0"/>
+          <w:sz w:val="20"/>
+          <w:szCs w:val="20"/>
+        </w:rPr>
+        <w:t>ctDNA</w:t>
+      </w:r>
+      <w:proofErr w:type="spellEnd"/>
+      <w:r>
+        <w:rPr>
+          <w:b w:val="0"/>
+          <w:sz w:val="20"/>
+          <w:szCs w:val="20"/>
+        </w:rPr>
+        <w:t>) as a prognostic marker for recurrence in resected pancreas cancer.</w:t>
       </w:r>
       <w:r>
         <w:rPr>
@@ -7276,13 +10530,41 @@
           <w:szCs w:val="20"/>
         </w:rPr>
       </w:pPr>
-      <w:r>
-        <w:rPr>
-          <w:b w:val="0"/>
-          <w:sz w:val="20"/>
-          <w:szCs w:val="20"/>
-        </w:rPr>
-        <w:t xml:space="preserve">Bettegowda C, Sausen M, Leary R, Kinde I, Agrawal N, </w:t>
+      <w:proofErr w:type="spellStart"/>
+      <w:r>
+        <w:rPr>
+          <w:b w:val="0"/>
+          <w:sz w:val="20"/>
+          <w:szCs w:val="20"/>
+        </w:rPr>
+        <w:t>Bettegowda</w:t>
+      </w:r>
+      <w:proofErr w:type="spellEnd"/>
+      <w:r>
+        <w:rPr>
+          <w:b w:val="0"/>
+          <w:sz w:val="20"/>
+          <w:szCs w:val="20"/>
+        </w:rPr>
+        <w:t xml:space="preserve"> C, </w:t>
+      </w:r>
+      <w:proofErr w:type="spellStart"/>
+      <w:r>
+        <w:rPr>
+          <w:b w:val="0"/>
+          <w:sz w:val="20"/>
+          <w:szCs w:val="20"/>
+        </w:rPr>
+        <w:t>Sausen</w:t>
+      </w:r>
+      <w:proofErr w:type="spellEnd"/>
+      <w:r>
+        <w:rPr>
+          <w:b w:val="0"/>
+          <w:sz w:val="20"/>
+          <w:szCs w:val="20"/>
+        </w:rPr>
+        <w:t xml:space="preserve"> M, Leary R, Kinde I, Agrawal N, </w:t>
       </w:r>
       <w:r>
         <w:rPr>
@@ -7298,7 +10580,43 @@
           <w:sz w:val="20"/>
           <w:szCs w:val="20"/>
         </w:rPr>
-        <w:t xml:space="preserve">, Wang H, Luber B, Kinzler K, Vogelstein B, Papadopoulos N, Diaz L. </w:t>
+        <w:t xml:space="preserve">, Wang H, </w:t>
+      </w:r>
+      <w:proofErr w:type="spellStart"/>
+      <w:r>
+        <w:rPr>
+          <w:b w:val="0"/>
+          <w:sz w:val="20"/>
+          <w:szCs w:val="20"/>
+        </w:rPr>
+        <w:t>Luber</w:t>
+      </w:r>
+      <w:proofErr w:type="spellEnd"/>
+      <w:r>
+        <w:rPr>
+          <w:b w:val="0"/>
+          <w:sz w:val="20"/>
+          <w:szCs w:val="20"/>
+        </w:rPr>
+        <w:t xml:space="preserve"> B, </w:t>
+      </w:r>
+      <w:proofErr w:type="spellStart"/>
+      <w:r>
+        <w:rPr>
+          <w:b w:val="0"/>
+          <w:sz w:val="20"/>
+          <w:szCs w:val="20"/>
+        </w:rPr>
+        <w:t>Kinzler</w:t>
+      </w:r>
+      <w:proofErr w:type="spellEnd"/>
+      <w:r>
+        <w:rPr>
+          <w:b w:val="0"/>
+          <w:sz w:val="20"/>
+          <w:szCs w:val="20"/>
+        </w:rPr>
+        <w:t xml:space="preserve"> K, Vogelstein B, Papadopoulos N, Diaz L. </w:t>
       </w:r>
       <w:r>
         <w:rPr>
@@ -7398,7 +10716,25 @@
           <w:sz w:val="20"/>
           <w:szCs w:val="20"/>
         </w:rPr>
-        <w:t xml:space="preserve">The Effect of Venlofaxin on the Burrowing Speed of </w:t>
+        <w:t xml:space="preserve">The Effect of </w:t>
+      </w:r>
+      <w:proofErr w:type="spellStart"/>
+      <w:r>
+        <w:rPr>
+          <w:b w:val="0"/>
+          <w:sz w:val="20"/>
+          <w:szCs w:val="20"/>
+        </w:rPr>
+        <w:t>Venlofaxin</w:t>
+      </w:r>
+      <w:proofErr w:type="spellEnd"/>
+      <w:r>
+        <w:rPr>
+          <w:b w:val="0"/>
+          <w:sz w:val="20"/>
+          <w:szCs w:val="20"/>
+        </w:rPr>
+        <w:t xml:space="preserve"> on the Burrowing Speed of </w:t>
       </w:r>
       <w:r>
         <w:rPr>
@@ -7407,7 +10743,27 @@
           <w:sz w:val="20"/>
           <w:szCs w:val="20"/>
         </w:rPr>
-        <w:t>Corbicula fluminea.</w:t>
+        <w:t xml:space="preserve">Corbicula </w:t>
+      </w:r>
+      <w:proofErr w:type="spellStart"/>
+      <w:r>
+        <w:rPr>
+          <w:b w:val="0"/>
+          <w:i/>
+          <w:sz w:val="20"/>
+          <w:szCs w:val="20"/>
+        </w:rPr>
+        <w:t>fluminea</w:t>
+      </w:r>
+      <w:proofErr w:type="spellEnd"/>
+      <w:r>
+        <w:rPr>
+          <w:b w:val="0"/>
+          <w:i/>
+          <w:sz w:val="20"/>
+          <w:szCs w:val="20"/>
+        </w:rPr>
+        <w:t>.</w:t>
       </w:r>
       <w:r>
         <w:rPr>
@@ -7522,13 +10878,23 @@
         </w:rPr>
         <w:t xml:space="preserve">University of </w:t>
       </w:r>
-      <w:r>
-        <w:rPr>
-          <w:b w:val="0"/>
-          <w:sz w:val="20"/>
-          <w:szCs w:val="20"/>
-        </w:rPr>
-        <w:t xml:space="preserve">Hawaiʻi </w:t>
+      <w:proofErr w:type="spellStart"/>
+      <w:r>
+        <w:rPr>
+          <w:b w:val="0"/>
+          <w:sz w:val="20"/>
+          <w:szCs w:val="20"/>
+        </w:rPr>
+        <w:t>Hawaiʻi</w:t>
+      </w:r>
+      <w:proofErr w:type="spellEnd"/>
+      <w:r>
+        <w:rPr>
+          <w:b w:val="0"/>
+          <w:sz w:val="20"/>
+          <w:szCs w:val="20"/>
+        </w:rPr>
+        <w:t xml:space="preserve"> </w:t>
       </w:r>
       <w:r>
         <w:rPr>
@@ -7593,13 +10959,23 @@
         </w:rPr>
         <w:t xml:space="preserve">with the </w:t>
       </w:r>
-      <w:r>
-        <w:rPr>
-          <w:b w:val="0"/>
-          <w:sz w:val="20"/>
-          <w:szCs w:val="20"/>
-        </w:rPr>
-        <w:t xml:space="preserve">Hawaiʻi </w:t>
+      <w:proofErr w:type="spellStart"/>
+      <w:r>
+        <w:rPr>
+          <w:b w:val="0"/>
+          <w:sz w:val="20"/>
+          <w:szCs w:val="20"/>
+        </w:rPr>
+        <w:t>Hawaiʻi</w:t>
+      </w:r>
+      <w:proofErr w:type="spellEnd"/>
+      <w:r>
+        <w:rPr>
+          <w:b w:val="0"/>
+          <w:sz w:val="20"/>
+          <w:szCs w:val="20"/>
+        </w:rPr>
+        <w:t xml:space="preserve"> </w:t>
       </w:r>
       <w:r>
         <w:rPr>
@@ -7770,13 +11146,23 @@
         </w:rPr>
         <w:t xml:space="preserve">University of </w:t>
       </w:r>
-      <w:r>
-        <w:rPr>
-          <w:b w:val="0"/>
-          <w:sz w:val="20"/>
-          <w:szCs w:val="20"/>
-        </w:rPr>
-        <w:t xml:space="preserve">Hawaiʻi </w:t>
+      <w:proofErr w:type="spellStart"/>
+      <w:r>
+        <w:rPr>
+          <w:b w:val="0"/>
+          <w:sz w:val="20"/>
+          <w:szCs w:val="20"/>
+        </w:rPr>
+        <w:t>Hawaiʻi</w:t>
+      </w:r>
+      <w:proofErr w:type="spellEnd"/>
+      <w:r>
+        <w:rPr>
+          <w:b w:val="0"/>
+          <w:sz w:val="20"/>
+          <w:szCs w:val="20"/>
+        </w:rPr>
+        <w:t xml:space="preserve"> </w:t>
       </w:r>
       <w:r>
         <w:rPr>
@@ -8093,6 +11479,7 @@
           <w:sz w:val="20"/>
           <w:szCs w:val="20"/>
         </w:rPr>
+        <w:lastRenderedPageBreak/>
         <w:t>Scholar in Training Award Recipient,</w:t>
       </w:r>
       <w:r>
@@ -9242,6 +12629,7 @@
         </w:rPr>
         <w:t xml:space="preserve">University of </w:t>
       </w:r>
+      <w:proofErr w:type="spellStart"/>
       <w:r>
         <w:rPr>
           <w:b w:val="0"/>
@@ -9250,6 +12638,7 @@
         </w:rPr>
         <w:t>Hawaiʻi</w:t>
       </w:r>
+      <w:proofErr w:type="spellEnd"/>
       <w:r>
         <w:rPr>
           <w:b w:val="0"/>
@@ -9361,8 +12750,9 @@
           <w:sz w:val="20"/>
           <w:szCs w:val="20"/>
         </w:rPr>
-        <w:t>University of Hawaiʻi</w:t>
-      </w:r>
+        <w:t xml:space="preserve">University of </w:t>
+      </w:r>
+      <w:proofErr w:type="spellStart"/>
       <w:r>
         <w:rPr>
           <w:rFonts w:ascii="Tahoma" w:eastAsia="Times New Roman" w:hAnsi="Tahoma"/>
@@ -9370,6 +12760,16 @@
           <w:sz w:val="20"/>
           <w:szCs w:val="20"/>
         </w:rPr>
+        <w:t>Hawaiʻi</w:t>
+      </w:r>
+      <w:proofErr w:type="spellEnd"/>
+      <w:r>
+        <w:rPr>
+          <w:rFonts w:ascii="Tahoma" w:eastAsia="Times New Roman" w:hAnsi="Tahoma"/>
+          <w:spacing w:val="10"/>
+          <w:sz w:val="20"/>
+          <w:szCs w:val="20"/>
+        </w:rPr>
         <w:t xml:space="preserve"> High Performance Computing Cluster. </w:t>
       </w:r>
     </w:p>
@@ -9419,6 +12819,7 @@
         </w:rPr>
         <w:t xml:space="preserve">University of </w:t>
       </w:r>
+      <w:proofErr w:type="spellStart"/>
       <w:r>
         <w:rPr>
           <w:b w:val="0"/>
@@ -9427,6 +12828,7 @@
         </w:rPr>
         <w:t>Hawaiʻi</w:t>
       </w:r>
+      <w:proofErr w:type="spellEnd"/>
       <w:r>
         <w:rPr>
           <w:b w:val="0"/>
@@ -9548,6 +12950,7 @@
         </w:rPr>
         <w:t xml:space="preserve">University of </w:t>
       </w:r>
+      <w:proofErr w:type="spellStart"/>
       <w:r>
         <w:rPr>
           <w:b w:val="0"/>
@@ -9556,6 +12959,7 @@
         </w:rPr>
         <w:t>Hawaiʻi</w:t>
       </w:r>
+      <w:proofErr w:type="spellEnd"/>
       <w:r>
         <w:rPr>
           <w:b w:val="0"/>
@@ -9719,7 +13123,27 @@
           <w:sz w:val="20"/>
           <w:szCs w:val="20"/>
         </w:rPr>
-        <w:t xml:space="preserve">Laboratory of Bert Vogelstein, Ken Kinzler, </w:t>
+        <w:t xml:space="preserve">Laboratory of Bert Vogelstein, Ken </w:t>
+      </w:r>
+      <w:proofErr w:type="spellStart"/>
+      <w:r>
+        <w:rPr>
+          <w:rFonts w:ascii="Tahoma" w:eastAsia="Times New Roman" w:hAnsi="Tahoma"/>
+          <w:spacing w:val="10"/>
+          <w:sz w:val="20"/>
+          <w:szCs w:val="20"/>
+        </w:rPr>
+        <w:t>Kinzler</w:t>
+      </w:r>
+      <w:proofErr w:type="spellEnd"/>
+      <w:r>
+        <w:rPr>
+          <w:rFonts w:ascii="Tahoma" w:eastAsia="Times New Roman" w:hAnsi="Tahoma"/>
+          <w:spacing w:val="10"/>
+          <w:sz w:val="20"/>
+          <w:szCs w:val="20"/>
+        </w:rPr>
+        <w:t xml:space="preserve">, </w:t>
       </w:r>
       <w:r>
         <w:rPr>
@@ -9764,6 +13188,7 @@
           <w:sz w:val="20"/>
           <w:szCs w:val="20"/>
         </w:rPr>
+        <w:lastRenderedPageBreak/>
         <w:t xml:space="preserve">Supervised 3 summer rotation students </w:t>
       </w:r>
       <w:r>
@@ -10117,7 +13542,25 @@
           <w:sz w:val="20"/>
           <w:szCs w:val="20"/>
         </w:rPr>
-        <w:t>How altmetrics could help level the playing field for women in STEM</w:t>
+        <w:t xml:space="preserve">How </w:t>
+      </w:r>
+      <w:proofErr w:type="spellStart"/>
+      <w:r>
+        <w:rPr>
+          <w:b w:val="0"/>
+          <w:sz w:val="20"/>
+          <w:szCs w:val="20"/>
+        </w:rPr>
+        <w:t>altmetrics</w:t>
+      </w:r>
+      <w:proofErr w:type="spellEnd"/>
+      <w:r>
+        <w:rPr>
+          <w:b w:val="0"/>
+          <w:sz w:val="20"/>
+          <w:szCs w:val="20"/>
+        </w:rPr>
+        <w:t xml:space="preserve"> could help level the playing field for women in STEM</w:t>
       </w:r>
     </w:p>
     <w:p>
@@ -10270,7 +13713,6 @@
           <w:sz w:val="20"/>
           <w:szCs w:val="20"/>
         </w:rPr>
-        <w:lastRenderedPageBreak/>
         <w:t>Topic: MALAMA Aquaponics Program</w:t>
       </w:r>
     </w:p>
@@ -10723,7 +14165,25 @@
           <w:sz w:val="20"/>
           <w:szCs w:val="20"/>
         </w:rPr>
-        <w:t xml:space="preserve"> Preparation and storage of clinical samples including blood, saliva, fresh tumor tissue, lymphocytes, and fixed tissue; DNA extraction from whole blood and blood plasma; dual DNA extractions from formalin fixed tissue for comparative tumor/normal next generation sequencing of cancers; blood fractionation; Ficoll separations</w:t>
+        <w:t xml:space="preserve"> Preparation and storage of clinical samples including blood, saliva, fresh tumor tissue, lymphocytes, and fixed tissue; DNA extraction from whole blood and blood plasma; dual DNA extractions from formalin fixed tissue for comparative tumor/normal next generation sequencing of cancers; blood fractionation; </w:t>
+      </w:r>
+      <w:proofErr w:type="spellStart"/>
+      <w:r>
+        <w:rPr>
+          <w:b w:val="0"/>
+          <w:sz w:val="20"/>
+          <w:szCs w:val="20"/>
+        </w:rPr>
+        <w:t>Ficoll</w:t>
+      </w:r>
+      <w:proofErr w:type="spellEnd"/>
+      <w:r>
+        <w:rPr>
+          <w:b w:val="0"/>
+          <w:sz w:val="20"/>
+          <w:szCs w:val="20"/>
+        </w:rPr>
+        <w:t xml:space="preserve"> separations</w:t>
       </w:r>
       <w:r>
         <w:rPr>
@@ -11364,6 +14824,7 @@
           <w:sz w:val="20"/>
           <w:szCs w:val="20"/>
         </w:rPr>
+        <w:lastRenderedPageBreak/>
         <w:t>Volunteer</w:t>
       </w:r>
       <w:r>
@@ -11387,7 +14848,25 @@
           <w:sz w:val="20"/>
           <w:szCs w:val="20"/>
         </w:rPr>
-        <w:t>GENE-ius Day Summer Program</w:t>
+        <w:t>GENE-</w:t>
+      </w:r>
+      <w:proofErr w:type="spellStart"/>
+      <w:r>
+        <w:rPr>
+          <w:b w:val="0"/>
+          <w:sz w:val="20"/>
+          <w:szCs w:val="20"/>
+        </w:rPr>
+        <w:t>ius</w:t>
+      </w:r>
+      <w:proofErr w:type="spellEnd"/>
+      <w:r>
+        <w:rPr>
+          <w:b w:val="0"/>
+          <w:sz w:val="20"/>
+          <w:szCs w:val="20"/>
+        </w:rPr>
+        <w:t xml:space="preserve"> Day Summer Program</w:t>
       </w:r>
       <w:r>
         <w:rPr>
@@ -11452,6 +14931,7 @@
         </w:rPr>
         <w:t xml:space="preserve">, a summer program for local high school students in </w:t>
       </w:r>
+      <w:proofErr w:type="spellStart"/>
       <w:r>
         <w:rPr>
           <w:b w:val="0"/>
@@ -11460,6 +14940,7 @@
         </w:rPr>
         <w:t>Hawaiʻi</w:t>
       </w:r>
+      <w:proofErr w:type="spellEnd"/>
       <w:r>
         <w:rPr>
           <w:b w:val="0"/>
@@ -11502,8 +14983,36 @@
           <w:sz w:val="20"/>
           <w:szCs w:val="20"/>
         </w:rPr>
-        <w:t>University of Hawaiʻi at Mānoa</w:t>
-      </w:r>
+        <w:t xml:space="preserve">University of </w:t>
+      </w:r>
+      <w:proofErr w:type="spellStart"/>
+      <w:r>
+        <w:rPr>
+          <w:b w:val="0"/>
+          <w:sz w:val="20"/>
+          <w:szCs w:val="20"/>
+        </w:rPr>
+        <w:t>Hawaiʻi</w:t>
+      </w:r>
+      <w:proofErr w:type="spellEnd"/>
+      <w:r>
+        <w:rPr>
+          <w:b w:val="0"/>
+          <w:sz w:val="20"/>
+          <w:szCs w:val="20"/>
+        </w:rPr>
+        <w:t xml:space="preserve"> at </w:t>
+      </w:r>
+      <w:proofErr w:type="spellStart"/>
+      <w:r>
+        <w:rPr>
+          <w:b w:val="0"/>
+          <w:sz w:val="20"/>
+          <w:szCs w:val="20"/>
+        </w:rPr>
+        <w:t>Mānoa</w:t>
+      </w:r>
+      <w:proofErr w:type="spellEnd"/>
     </w:p>
     <w:p>
       <w:pPr>
@@ -12080,7 +15589,6 @@
           <w:sz w:val="20"/>
           <w:szCs w:val="20"/>
         </w:rPr>
-        <w:lastRenderedPageBreak/>
         <w:t>Ran on the Pancreatic Cancer Action Network’s relay team for the Baltimore marathon</w:t>
       </w:r>
     </w:p>
@@ -12653,7 +16161,27 @@
           <w:sz w:val="20"/>
           <w:szCs w:val="20"/>
         </w:rPr>
-        <w:t>3190 Maile Way, Room 102, Honolulu, Hawaii 96822</w:t>
+        <w:t xml:space="preserve">3190 </w:t>
+      </w:r>
+      <w:proofErr w:type="spellStart"/>
+      <w:r>
+        <w:rPr>
+          <w:b w:val="0"/>
+          <w:bCs/>
+          <w:sz w:val="20"/>
+          <w:szCs w:val="20"/>
+        </w:rPr>
+        <w:t>Maile</w:t>
+      </w:r>
+      <w:proofErr w:type="spellEnd"/>
+      <w:r>
+        <w:rPr>
+          <w:b w:val="0"/>
+          <w:bCs/>
+          <w:sz w:val="20"/>
+          <w:szCs w:val="20"/>
+        </w:rPr>
+        <w:t xml:space="preserve"> Way, Room 102, Honolulu, Hawaii 96822</w:t>
       </w:r>
     </w:p>
     <w:p>
@@ -13115,7 +16643,7 @@
 </file>
 
 <file path=word/endnotes.xml><?xml version="1.0" encoding="utf-8"?>
-<w:endnotes xmlns:wpc="http://schemas.microsoft.com/office/word/2010/wordprocessingCanvas" xmlns:cx="http://schemas.microsoft.com/office/drawing/2014/chartex" xmlns:cx1="http://schemas.microsoft.com/office/drawing/2015/9/8/chartex" xmlns:cx2="http://schemas.microsoft.com/office/drawing/2015/10/21/chartex" xmlns:cx3="http://schemas.microsoft.com/office/drawing/2016/5/9/chartex" xmlns:cx4="http://schemas.microsoft.com/office/drawing/2016/5/10/chartex" xmlns:cx5="http://schemas.microsoft.com/office/drawing/2016/5/11/chartex" xmlns:cx6="http://schemas.microsoft.com/office/drawing/2016/5/12/chartex" xmlns:cx7="http://schemas.microsoft.com/office/drawing/2016/5/13/chartex" xmlns:cx8="http://schemas.microsoft.com/office/drawing/2016/5/14/chartex" xmlns:mc="http://schemas.openxmlformats.org/markup-compatibility/2006" xmlns:aink="http://schemas.microsoft.com/office/drawing/2016/ink" xmlns:am3d="http://schemas.microsoft.com/office/drawing/2017/model3d" xmlns:o="urn:schemas-microsoft-com:office:office" xmlns:r="http://schemas.openxmlformats.org/officeDocument/2006/relationships" xmlns:m="http://schemas.openxmlformats.org/officeDocument/2006/math" xmlns:v="urn:schemas-microsoft-com:vml" xmlns:wp14="http://schemas.microsoft.com/office/word/2010/wordprocessingDrawing" xmlns:wp="http://schemas.openxmlformats.org/drawingml/2006/wordprocessingDrawing" xmlns:w10="urn:schemas-microsoft-com:office:word" xmlns:w="http://schemas.openxmlformats.org/wordprocessingml/2006/main" xmlns:w14="http://schemas.microsoft.com/office/word/2010/wordml" xmlns:w15="http://schemas.microsoft.com/office/word/2012/wordml" xmlns:w16cex="http://schemas.microsoft.com/office/word/2018/wordml/cex" xmlns:w16cid="http://schemas.microsoft.com/office/word/2016/wordml/cid" xmlns:w16="http://schemas.microsoft.com/office/word/2018/wordml" xmlns:w16sdtdh="http://schemas.microsoft.com/office/word/2020/wordml/sdtdatahash" xmlns:w16se="http://schemas.microsoft.com/office/word/2015/wordml/symex" xmlns:wpg="http://schemas.microsoft.com/office/word/2010/wordprocessingGroup" xmlns:wpi="http://schemas.microsoft.com/office/word/2010/wordprocessingInk" xmlns:wne="http://schemas.microsoft.com/office/word/2006/wordml" xmlns:wps="http://schemas.microsoft.com/office/word/2010/wordprocessingShape" mc:Ignorable="w14 w15 w16se w16cid w16 w16cex w16sdtdh wp14">
+<w:endnotes xmlns:wpc="http://schemas.microsoft.com/office/word/2010/wordprocessingCanvas" xmlns:cx="http://schemas.microsoft.com/office/drawing/2014/chartex" xmlns:cx1="http://schemas.microsoft.com/office/drawing/2015/9/8/chartex" xmlns:cx2="http://schemas.microsoft.com/office/drawing/2015/10/21/chartex" xmlns:cx3="http://schemas.microsoft.com/office/drawing/2016/5/9/chartex" xmlns:cx4="http://schemas.microsoft.com/office/drawing/2016/5/10/chartex" xmlns:cx5="http://schemas.microsoft.com/office/drawing/2016/5/11/chartex" xmlns:cx6="http://schemas.microsoft.com/office/drawing/2016/5/12/chartex" xmlns:cx7="http://schemas.microsoft.com/office/drawing/2016/5/13/chartex" xmlns:cx8="http://schemas.microsoft.com/office/drawing/2016/5/14/chartex" xmlns:mc="http://schemas.openxmlformats.org/markup-compatibility/2006" xmlns:aink="http://schemas.microsoft.com/office/drawing/2016/ink" xmlns:am3d="http://schemas.microsoft.com/office/drawing/2017/model3d" xmlns:o="urn:schemas-microsoft-com:office:office" xmlns:oel="http://schemas.microsoft.com/office/2019/extlst" xmlns:r="http://schemas.openxmlformats.org/officeDocument/2006/relationships" xmlns:m="http://schemas.openxmlformats.org/officeDocument/2006/math" xmlns:v="urn:schemas-microsoft-com:vml" xmlns:wp14="http://schemas.microsoft.com/office/word/2010/wordprocessingDrawing" xmlns:wp="http://schemas.openxmlformats.org/drawingml/2006/wordprocessingDrawing" xmlns:w10="urn:schemas-microsoft-com:office:word" xmlns:w="http://schemas.openxmlformats.org/wordprocessingml/2006/main" xmlns:w14="http://schemas.microsoft.com/office/word/2010/wordml" xmlns:w15="http://schemas.microsoft.com/office/word/2012/wordml" xmlns:w16cex="http://schemas.microsoft.com/office/word/2018/wordml/cex" xmlns:w16cid="http://schemas.microsoft.com/office/word/2016/wordml/cid" xmlns:w16="http://schemas.microsoft.com/office/word/2018/wordml" xmlns:w16sdtdh="http://schemas.microsoft.com/office/word/2020/wordml/sdtdatahash" xmlns:w16se="http://schemas.microsoft.com/office/word/2015/wordml/symex" xmlns:wpg="http://schemas.microsoft.com/office/word/2010/wordprocessingGroup" xmlns:wpi="http://schemas.microsoft.com/office/word/2010/wordprocessingInk" xmlns:wne="http://schemas.microsoft.com/office/word/2006/wordml" xmlns:wps="http://schemas.microsoft.com/office/word/2010/wordprocessingShape" mc:Ignorable="w14 w15 w16se w16cid w16 w16cex w16sdtdh wp14">
   <w:endnote w:type="separator" w:id="-1">
     <w:p>
       <w:r>
@@ -13134,7 +16662,7 @@
 </file>
 
 <file path=word/footer1.xml><?xml version="1.0" encoding="utf-8"?>
-<w:ftr xmlns:wpc="http://schemas.microsoft.com/office/word/2010/wordprocessingCanvas" xmlns:cx="http://schemas.microsoft.com/office/drawing/2014/chartex" xmlns:cx1="http://schemas.microsoft.com/office/drawing/2015/9/8/chartex" xmlns:cx2="http://schemas.microsoft.com/office/drawing/2015/10/21/chartex" xmlns:cx3="http://schemas.microsoft.com/office/drawing/2016/5/9/chartex" xmlns:cx4="http://schemas.microsoft.com/office/drawing/2016/5/10/chartex" xmlns:cx5="http://schemas.microsoft.com/office/drawing/2016/5/11/chartex" xmlns:cx6="http://schemas.microsoft.com/office/drawing/2016/5/12/chartex" xmlns:cx7="http://schemas.microsoft.com/office/drawing/2016/5/13/chartex" xmlns:cx8="http://schemas.microsoft.com/office/drawing/2016/5/14/chartex" xmlns:mc="http://schemas.openxmlformats.org/markup-compatibility/2006" xmlns:aink="http://schemas.microsoft.com/office/drawing/2016/ink" xmlns:am3d="http://schemas.microsoft.com/office/drawing/2017/model3d" xmlns:o="urn:schemas-microsoft-com:office:office" xmlns:r="http://schemas.openxmlformats.org/officeDocument/2006/relationships" xmlns:m="http://schemas.openxmlformats.org/officeDocument/2006/math" xmlns:v="urn:schemas-microsoft-com:vml" xmlns:wp14="http://schemas.microsoft.com/office/word/2010/wordprocessingDrawing" xmlns:wp="http://schemas.openxmlformats.org/drawingml/2006/wordprocessingDrawing" xmlns:w10="urn:schemas-microsoft-com:office:word" xmlns:w="http://schemas.openxmlformats.org/wordprocessingml/2006/main" xmlns:w14="http://schemas.microsoft.com/office/word/2010/wordml" xmlns:w15="http://schemas.microsoft.com/office/word/2012/wordml" xmlns:w16cex="http://schemas.microsoft.com/office/word/2018/wordml/cex" xmlns:w16cid="http://schemas.microsoft.com/office/word/2016/wordml/cid" xmlns:w16="http://schemas.microsoft.com/office/word/2018/wordml" xmlns:w16sdtdh="http://schemas.microsoft.com/office/word/2020/wordml/sdtdatahash" xmlns:w16se="http://schemas.microsoft.com/office/word/2015/wordml/symex" xmlns:wpg="http://schemas.microsoft.com/office/word/2010/wordprocessingGroup" xmlns:wpi="http://schemas.microsoft.com/office/word/2010/wordprocessingInk" xmlns:wne="http://schemas.microsoft.com/office/word/2006/wordml" xmlns:wps="http://schemas.microsoft.com/office/word/2010/wordprocessingShape" mc:Ignorable="w14 w15 w16se w16cid w16 w16cex w16sdtdh wp14">
+<w:ftr xmlns:wpc="http://schemas.microsoft.com/office/word/2010/wordprocessingCanvas" xmlns:cx="http://schemas.microsoft.com/office/drawing/2014/chartex" xmlns:cx1="http://schemas.microsoft.com/office/drawing/2015/9/8/chartex" xmlns:cx2="http://schemas.microsoft.com/office/drawing/2015/10/21/chartex" xmlns:cx3="http://schemas.microsoft.com/office/drawing/2016/5/9/chartex" xmlns:cx4="http://schemas.microsoft.com/office/drawing/2016/5/10/chartex" xmlns:cx5="http://schemas.microsoft.com/office/drawing/2016/5/11/chartex" xmlns:cx6="http://schemas.microsoft.com/office/drawing/2016/5/12/chartex" xmlns:cx7="http://schemas.microsoft.com/office/drawing/2016/5/13/chartex" xmlns:cx8="http://schemas.microsoft.com/office/drawing/2016/5/14/chartex" xmlns:mc="http://schemas.openxmlformats.org/markup-compatibility/2006" xmlns:aink="http://schemas.microsoft.com/office/drawing/2016/ink" xmlns:am3d="http://schemas.microsoft.com/office/drawing/2017/model3d" xmlns:o="urn:schemas-microsoft-com:office:office" xmlns:oel="http://schemas.microsoft.com/office/2019/extlst" xmlns:r="http://schemas.openxmlformats.org/officeDocument/2006/relationships" xmlns:m="http://schemas.openxmlformats.org/officeDocument/2006/math" xmlns:v="urn:schemas-microsoft-com:vml" xmlns:wp14="http://schemas.microsoft.com/office/word/2010/wordprocessingDrawing" xmlns:wp="http://schemas.openxmlformats.org/drawingml/2006/wordprocessingDrawing" xmlns:w10="urn:schemas-microsoft-com:office:word" xmlns:w="http://schemas.openxmlformats.org/wordprocessingml/2006/main" xmlns:w14="http://schemas.microsoft.com/office/word/2010/wordml" xmlns:w15="http://schemas.microsoft.com/office/word/2012/wordml" xmlns:w16cex="http://schemas.microsoft.com/office/word/2018/wordml/cex" xmlns:w16cid="http://schemas.microsoft.com/office/word/2016/wordml/cid" xmlns:w16="http://schemas.microsoft.com/office/word/2018/wordml" xmlns:w16sdtdh="http://schemas.microsoft.com/office/word/2020/wordml/sdtdatahash" xmlns:w16se="http://schemas.microsoft.com/office/word/2015/wordml/symex" xmlns:wpg="http://schemas.microsoft.com/office/word/2010/wordprocessingGroup" xmlns:wpi="http://schemas.microsoft.com/office/word/2010/wordprocessingInk" xmlns:wne="http://schemas.microsoft.com/office/word/2006/wordml" xmlns:wps="http://schemas.microsoft.com/office/word/2010/wordprocessingShape" mc:Ignorable="w14 w15 w16se w16cid w16 w16cex w16sdtdh wp14">
   <w:p>
     <w:pPr>
       <w:pStyle w:val="Footer"/>
@@ -13172,7 +16700,7 @@
 </file>
 
 <file path=word/footer2.xml><?xml version="1.0" encoding="utf-8"?>
-<w:ftr xmlns:wpc="http://schemas.microsoft.com/office/word/2010/wordprocessingCanvas" xmlns:cx="http://schemas.microsoft.com/office/drawing/2014/chartex" xmlns:cx1="http://schemas.microsoft.com/office/drawing/2015/9/8/chartex" xmlns:cx2="http://schemas.microsoft.com/office/drawing/2015/10/21/chartex" xmlns:cx3="http://schemas.microsoft.com/office/drawing/2016/5/9/chartex" xmlns:cx4="http://schemas.microsoft.com/office/drawing/2016/5/10/chartex" xmlns:cx5="http://schemas.microsoft.com/office/drawing/2016/5/11/chartex" xmlns:cx6="http://schemas.microsoft.com/office/drawing/2016/5/12/chartex" xmlns:cx7="http://schemas.microsoft.com/office/drawing/2016/5/13/chartex" xmlns:cx8="http://schemas.microsoft.com/office/drawing/2016/5/14/chartex" xmlns:mc="http://schemas.openxmlformats.org/markup-compatibility/2006" xmlns:aink="http://schemas.microsoft.com/office/drawing/2016/ink" xmlns:am3d="http://schemas.microsoft.com/office/drawing/2017/model3d" xmlns:o="urn:schemas-microsoft-com:office:office" xmlns:r="http://schemas.openxmlformats.org/officeDocument/2006/relationships" xmlns:m="http://schemas.openxmlformats.org/officeDocument/2006/math" xmlns:v="urn:schemas-microsoft-com:vml" xmlns:wp14="http://schemas.microsoft.com/office/word/2010/wordprocessingDrawing" xmlns:wp="http://schemas.openxmlformats.org/drawingml/2006/wordprocessingDrawing" xmlns:w10="urn:schemas-microsoft-com:office:word" xmlns:w="http://schemas.openxmlformats.org/wordprocessingml/2006/main" xmlns:w14="http://schemas.microsoft.com/office/word/2010/wordml" xmlns:w15="http://schemas.microsoft.com/office/word/2012/wordml" xmlns:w16cex="http://schemas.microsoft.com/office/word/2018/wordml/cex" xmlns:w16cid="http://schemas.microsoft.com/office/word/2016/wordml/cid" xmlns:w16="http://schemas.microsoft.com/office/word/2018/wordml" xmlns:w16sdtdh="http://schemas.microsoft.com/office/word/2020/wordml/sdtdatahash" xmlns:w16se="http://schemas.microsoft.com/office/word/2015/wordml/symex" xmlns:wpg="http://schemas.microsoft.com/office/word/2010/wordprocessingGroup" xmlns:wpi="http://schemas.microsoft.com/office/word/2010/wordprocessingInk" xmlns:wne="http://schemas.microsoft.com/office/word/2006/wordml" xmlns:wps="http://schemas.microsoft.com/office/word/2010/wordprocessingShape" mc:Ignorable="w14 w15 w16se w16cid w16 w16cex w16sdtdh wp14">
+<w:ftr xmlns:wpc="http://schemas.microsoft.com/office/word/2010/wordprocessingCanvas" xmlns:cx="http://schemas.microsoft.com/office/drawing/2014/chartex" xmlns:cx1="http://schemas.microsoft.com/office/drawing/2015/9/8/chartex" xmlns:cx2="http://schemas.microsoft.com/office/drawing/2015/10/21/chartex" xmlns:cx3="http://schemas.microsoft.com/office/drawing/2016/5/9/chartex" xmlns:cx4="http://schemas.microsoft.com/office/drawing/2016/5/10/chartex" xmlns:cx5="http://schemas.microsoft.com/office/drawing/2016/5/11/chartex" xmlns:cx6="http://schemas.microsoft.com/office/drawing/2016/5/12/chartex" xmlns:cx7="http://schemas.microsoft.com/office/drawing/2016/5/13/chartex" xmlns:cx8="http://schemas.microsoft.com/office/drawing/2016/5/14/chartex" xmlns:mc="http://schemas.openxmlformats.org/markup-compatibility/2006" xmlns:aink="http://schemas.microsoft.com/office/drawing/2016/ink" xmlns:am3d="http://schemas.microsoft.com/office/drawing/2017/model3d" xmlns:o="urn:schemas-microsoft-com:office:office" xmlns:oel="http://schemas.microsoft.com/office/2019/extlst" xmlns:r="http://schemas.openxmlformats.org/officeDocument/2006/relationships" xmlns:m="http://schemas.openxmlformats.org/officeDocument/2006/math" xmlns:v="urn:schemas-microsoft-com:vml" xmlns:wp14="http://schemas.microsoft.com/office/word/2010/wordprocessingDrawing" xmlns:wp="http://schemas.openxmlformats.org/drawingml/2006/wordprocessingDrawing" xmlns:w10="urn:schemas-microsoft-com:office:word" xmlns:w="http://schemas.openxmlformats.org/wordprocessingml/2006/main" xmlns:w14="http://schemas.microsoft.com/office/word/2010/wordml" xmlns:w15="http://schemas.microsoft.com/office/word/2012/wordml" xmlns:w16cex="http://schemas.microsoft.com/office/word/2018/wordml/cex" xmlns:w16cid="http://schemas.microsoft.com/office/word/2016/wordml/cid" xmlns:w16="http://schemas.microsoft.com/office/word/2018/wordml" xmlns:w16sdtdh="http://schemas.microsoft.com/office/word/2020/wordml/sdtdatahash" xmlns:w16se="http://schemas.microsoft.com/office/word/2015/wordml/symex" xmlns:wpg="http://schemas.microsoft.com/office/word/2010/wordprocessingGroup" xmlns:wpi="http://schemas.microsoft.com/office/word/2010/wordprocessingInk" xmlns:wne="http://schemas.microsoft.com/office/word/2006/wordml" xmlns:wps="http://schemas.microsoft.com/office/word/2010/wordprocessingShape" mc:Ignorable="w14 w15 w16se w16cid w16 w16cex w16sdtdh wp14">
   <w:sdt>
     <w:sdtPr>
       <w:rPr>
@@ -13285,7 +16813,7 @@
 </file>
 
 <file path=word/footnotes.xml><?xml version="1.0" encoding="utf-8"?>
-<w:footnotes xmlns:wpc="http://schemas.microsoft.com/office/word/2010/wordprocessingCanvas" xmlns:cx="http://schemas.microsoft.com/office/drawing/2014/chartex" xmlns:cx1="http://schemas.microsoft.com/office/drawing/2015/9/8/chartex" xmlns:cx2="http://schemas.microsoft.com/office/drawing/2015/10/21/chartex" xmlns:cx3="http://schemas.microsoft.com/office/drawing/2016/5/9/chartex" xmlns:cx4="http://schemas.microsoft.com/office/drawing/2016/5/10/chartex" xmlns:cx5="http://schemas.microsoft.com/office/drawing/2016/5/11/chartex" xmlns:cx6="http://schemas.microsoft.com/office/drawing/2016/5/12/chartex" xmlns:cx7="http://schemas.microsoft.com/office/drawing/2016/5/13/chartex" xmlns:cx8="http://schemas.microsoft.com/office/drawing/2016/5/14/chartex" xmlns:mc="http://schemas.openxmlformats.org/markup-compatibility/2006" xmlns:aink="http://schemas.microsoft.com/office/drawing/2016/ink" xmlns:am3d="http://schemas.microsoft.com/office/drawing/2017/model3d" xmlns:o="urn:schemas-microsoft-com:office:office" xmlns:r="http://schemas.openxmlformats.org/officeDocument/2006/relationships" xmlns:m="http://schemas.openxmlformats.org/officeDocument/2006/math" xmlns:v="urn:schemas-microsoft-com:vml" xmlns:wp14="http://schemas.microsoft.com/office/word/2010/wordprocessingDrawing" xmlns:wp="http://schemas.openxmlformats.org/drawingml/2006/wordprocessingDrawing" xmlns:w10="urn:schemas-microsoft-com:office:word" xmlns:w="http://schemas.openxmlformats.org/wordprocessingml/2006/main" xmlns:w14="http://schemas.microsoft.com/office/word/2010/wordml" xmlns:w15="http://schemas.microsoft.com/office/word/2012/wordml" xmlns:w16cex="http://schemas.microsoft.com/office/word/2018/wordml/cex" xmlns:w16cid="http://schemas.microsoft.com/office/word/2016/wordml/cid" xmlns:w16="http://schemas.microsoft.com/office/word/2018/wordml" xmlns:w16sdtdh="http://schemas.microsoft.com/office/word/2020/wordml/sdtdatahash" xmlns:w16se="http://schemas.microsoft.com/office/word/2015/wordml/symex" xmlns:wpg="http://schemas.microsoft.com/office/word/2010/wordprocessingGroup" xmlns:wpi="http://schemas.microsoft.com/office/word/2010/wordprocessingInk" xmlns:wne="http://schemas.microsoft.com/office/word/2006/wordml" xmlns:wps="http://schemas.microsoft.com/office/word/2010/wordprocessingShape" mc:Ignorable="w14 w15 w16se w16cid w16 w16cex w16sdtdh wp14">
+<w:footnotes xmlns:wpc="http://schemas.microsoft.com/office/word/2010/wordprocessingCanvas" xmlns:cx="http://schemas.microsoft.com/office/drawing/2014/chartex" xmlns:cx1="http://schemas.microsoft.com/office/drawing/2015/9/8/chartex" xmlns:cx2="http://schemas.microsoft.com/office/drawing/2015/10/21/chartex" xmlns:cx3="http://schemas.microsoft.com/office/drawing/2016/5/9/chartex" xmlns:cx4="http://schemas.microsoft.com/office/drawing/2016/5/10/chartex" xmlns:cx5="http://schemas.microsoft.com/office/drawing/2016/5/11/chartex" xmlns:cx6="http://schemas.microsoft.com/office/drawing/2016/5/12/chartex" xmlns:cx7="http://schemas.microsoft.com/office/drawing/2016/5/13/chartex" xmlns:cx8="http://schemas.microsoft.com/office/drawing/2016/5/14/chartex" xmlns:mc="http://schemas.openxmlformats.org/markup-compatibility/2006" xmlns:aink="http://schemas.microsoft.com/office/drawing/2016/ink" xmlns:am3d="http://schemas.microsoft.com/office/drawing/2017/model3d" xmlns:o="urn:schemas-microsoft-com:office:office" xmlns:oel="http://schemas.microsoft.com/office/2019/extlst" xmlns:r="http://schemas.openxmlformats.org/officeDocument/2006/relationships" xmlns:m="http://schemas.openxmlformats.org/officeDocument/2006/math" xmlns:v="urn:schemas-microsoft-com:vml" xmlns:wp14="http://schemas.microsoft.com/office/word/2010/wordprocessingDrawing" xmlns:wp="http://schemas.openxmlformats.org/drawingml/2006/wordprocessingDrawing" xmlns:w10="urn:schemas-microsoft-com:office:word" xmlns:w="http://schemas.openxmlformats.org/wordprocessingml/2006/main" xmlns:w14="http://schemas.microsoft.com/office/word/2010/wordml" xmlns:w15="http://schemas.microsoft.com/office/word/2012/wordml" xmlns:w16cex="http://schemas.microsoft.com/office/word/2018/wordml/cex" xmlns:w16cid="http://schemas.microsoft.com/office/word/2016/wordml/cid" xmlns:w16="http://schemas.microsoft.com/office/word/2018/wordml" xmlns:w16sdtdh="http://schemas.microsoft.com/office/word/2020/wordml/sdtdatahash" xmlns:w16se="http://schemas.microsoft.com/office/word/2015/wordml/symex" xmlns:wpg="http://schemas.microsoft.com/office/word/2010/wordprocessingGroup" xmlns:wpi="http://schemas.microsoft.com/office/word/2010/wordprocessingInk" xmlns:wne="http://schemas.microsoft.com/office/word/2006/wordml" xmlns:wps="http://schemas.microsoft.com/office/word/2010/wordprocessingShape" mc:Ignorable="w14 w15 w16se w16cid w16 w16cex w16sdtdh wp14">
   <w:footnote w:type="separator" w:id="-1">
     <w:p>
       <w:r>
@@ -13304,7 +16832,7 @@
 </file>
 
 <file path=word/header1.xml><?xml version="1.0" encoding="utf-8"?>
-<w:hdr xmlns:wpc="http://schemas.microsoft.com/office/word/2010/wordprocessingCanvas" xmlns:cx="http://schemas.microsoft.com/office/drawing/2014/chartex" xmlns:cx1="http://schemas.microsoft.com/office/drawing/2015/9/8/chartex" xmlns:cx2="http://schemas.microsoft.com/office/drawing/2015/10/21/chartex" xmlns:cx3="http://schemas.microsoft.com/office/drawing/2016/5/9/chartex" xmlns:cx4="http://schemas.microsoft.com/office/drawing/2016/5/10/chartex" xmlns:cx5="http://schemas.microsoft.com/office/drawing/2016/5/11/chartex" xmlns:cx6="http://schemas.microsoft.com/office/drawing/2016/5/12/chartex" xmlns:cx7="http://schemas.microsoft.com/office/drawing/2016/5/13/chartex" xmlns:cx8="http://schemas.microsoft.com/office/drawing/2016/5/14/chartex" xmlns:mc="http://schemas.openxmlformats.org/markup-compatibility/2006" xmlns:aink="http://schemas.microsoft.com/office/drawing/2016/ink" xmlns:am3d="http://schemas.microsoft.com/office/drawing/2017/model3d" xmlns:o="urn:schemas-microsoft-com:office:office" xmlns:r="http://schemas.openxmlformats.org/officeDocument/2006/relationships" xmlns:m="http://schemas.openxmlformats.org/officeDocument/2006/math" xmlns:v="urn:schemas-microsoft-com:vml" xmlns:wp14="http://schemas.microsoft.com/office/word/2010/wordprocessingDrawing" xmlns:wp="http://schemas.openxmlformats.org/drawingml/2006/wordprocessingDrawing" xmlns:w10="urn:schemas-microsoft-com:office:word" xmlns:w="http://schemas.openxmlformats.org/wordprocessingml/2006/main" xmlns:w14="http://schemas.microsoft.com/office/word/2010/wordml" xmlns:w15="http://schemas.microsoft.com/office/word/2012/wordml" xmlns:w16cex="http://schemas.microsoft.com/office/word/2018/wordml/cex" xmlns:w16cid="http://schemas.microsoft.com/office/word/2016/wordml/cid" xmlns:w16="http://schemas.microsoft.com/office/word/2018/wordml" xmlns:w16sdtdh="http://schemas.microsoft.com/office/word/2020/wordml/sdtdatahash" xmlns:w16se="http://schemas.microsoft.com/office/word/2015/wordml/symex" xmlns:wpg="http://schemas.microsoft.com/office/word/2010/wordprocessingGroup" xmlns:wpi="http://schemas.microsoft.com/office/word/2010/wordprocessingInk" xmlns:wne="http://schemas.microsoft.com/office/word/2006/wordml" xmlns:wps="http://schemas.microsoft.com/office/word/2010/wordprocessingShape" mc:Ignorable="w14 w15 w16se w16cid w16 w16cex w16sdtdh wp14">
+<w:hdr xmlns:wpc="http://schemas.microsoft.com/office/word/2010/wordprocessingCanvas" xmlns:cx="http://schemas.microsoft.com/office/drawing/2014/chartex" xmlns:cx1="http://schemas.microsoft.com/office/drawing/2015/9/8/chartex" xmlns:cx2="http://schemas.microsoft.com/office/drawing/2015/10/21/chartex" xmlns:cx3="http://schemas.microsoft.com/office/drawing/2016/5/9/chartex" xmlns:cx4="http://schemas.microsoft.com/office/drawing/2016/5/10/chartex" xmlns:cx5="http://schemas.microsoft.com/office/drawing/2016/5/11/chartex" xmlns:cx6="http://schemas.microsoft.com/office/drawing/2016/5/12/chartex" xmlns:cx7="http://schemas.microsoft.com/office/drawing/2016/5/13/chartex" xmlns:cx8="http://schemas.microsoft.com/office/drawing/2016/5/14/chartex" xmlns:mc="http://schemas.openxmlformats.org/markup-compatibility/2006" xmlns:aink="http://schemas.microsoft.com/office/drawing/2016/ink" xmlns:am3d="http://schemas.microsoft.com/office/drawing/2017/model3d" xmlns:o="urn:schemas-microsoft-com:office:office" xmlns:oel="http://schemas.microsoft.com/office/2019/extlst" xmlns:r="http://schemas.openxmlformats.org/officeDocument/2006/relationships" xmlns:m="http://schemas.openxmlformats.org/officeDocument/2006/math" xmlns:v="urn:schemas-microsoft-com:vml" xmlns:wp14="http://schemas.microsoft.com/office/word/2010/wordprocessingDrawing" xmlns:wp="http://schemas.openxmlformats.org/drawingml/2006/wordprocessingDrawing" xmlns:w10="urn:schemas-microsoft-com:office:word" xmlns:w="http://schemas.openxmlformats.org/wordprocessingml/2006/main" xmlns:w14="http://schemas.microsoft.com/office/word/2010/wordml" xmlns:w15="http://schemas.microsoft.com/office/word/2012/wordml" xmlns:w16cex="http://schemas.microsoft.com/office/word/2018/wordml/cex" xmlns:w16cid="http://schemas.microsoft.com/office/word/2016/wordml/cid" xmlns:w16="http://schemas.microsoft.com/office/word/2018/wordml" xmlns:w16sdtdh="http://schemas.microsoft.com/office/word/2020/wordml/sdtdatahash" xmlns:w16se="http://schemas.microsoft.com/office/word/2015/wordml/symex" xmlns:wpg="http://schemas.microsoft.com/office/word/2010/wordprocessingGroup" xmlns:wpi="http://schemas.microsoft.com/office/word/2010/wordprocessingInk" xmlns:wne="http://schemas.microsoft.com/office/word/2006/wordml" xmlns:wps="http://schemas.microsoft.com/office/word/2010/wordprocessingShape" mc:Ignorable="w14 w15 w16se w16cid w16 w16cex w16sdtdh wp14">
   <w:sdt>
     <w:sdtPr>
       <w:rPr>
@@ -13361,7 +16889,7 @@
 </file>
 
 <file path=word/header2.xml><?xml version="1.0" encoding="utf-8"?>
-<w:hdr xmlns:wpc="http://schemas.microsoft.com/office/word/2010/wordprocessingCanvas" xmlns:cx="http://schemas.microsoft.com/office/drawing/2014/chartex" xmlns:cx1="http://schemas.microsoft.com/office/drawing/2015/9/8/chartex" xmlns:cx2="http://schemas.microsoft.com/office/drawing/2015/10/21/chartex" xmlns:cx3="http://schemas.microsoft.com/office/drawing/2016/5/9/chartex" xmlns:cx4="http://schemas.microsoft.com/office/drawing/2016/5/10/chartex" xmlns:cx5="http://schemas.microsoft.com/office/drawing/2016/5/11/chartex" xmlns:cx6="http://schemas.microsoft.com/office/drawing/2016/5/12/chartex" xmlns:cx7="http://schemas.microsoft.com/office/drawing/2016/5/13/chartex" xmlns:cx8="http://schemas.microsoft.com/office/drawing/2016/5/14/chartex" xmlns:mc="http://schemas.openxmlformats.org/markup-compatibility/2006" xmlns:aink="http://schemas.microsoft.com/office/drawing/2016/ink" xmlns:am3d="http://schemas.microsoft.com/office/drawing/2017/model3d" xmlns:o="urn:schemas-microsoft-com:office:office" xmlns:r="http://schemas.openxmlformats.org/officeDocument/2006/relationships" xmlns:m="http://schemas.openxmlformats.org/officeDocument/2006/math" xmlns:v="urn:schemas-microsoft-com:vml" xmlns:wp14="http://schemas.microsoft.com/office/word/2010/wordprocessingDrawing" xmlns:wp="http://schemas.openxmlformats.org/drawingml/2006/wordprocessingDrawing" xmlns:w10="urn:schemas-microsoft-com:office:word" xmlns:w="http://schemas.openxmlformats.org/wordprocessingml/2006/main" xmlns:w14="http://schemas.microsoft.com/office/word/2010/wordml" xmlns:w15="http://schemas.microsoft.com/office/word/2012/wordml" xmlns:w16cex="http://schemas.microsoft.com/office/word/2018/wordml/cex" xmlns:w16cid="http://schemas.microsoft.com/office/word/2016/wordml/cid" xmlns:w16="http://schemas.microsoft.com/office/word/2018/wordml" xmlns:w16sdtdh="http://schemas.microsoft.com/office/word/2020/wordml/sdtdatahash" xmlns:w16se="http://schemas.microsoft.com/office/word/2015/wordml/symex" xmlns:wpg="http://schemas.microsoft.com/office/word/2010/wordprocessingGroup" xmlns:wpi="http://schemas.microsoft.com/office/word/2010/wordprocessingInk" xmlns:wne="http://schemas.microsoft.com/office/word/2006/wordml" xmlns:wps="http://schemas.microsoft.com/office/word/2010/wordprocessingShape" mc:Ignorable="w14 w15 w16se w16cid w16 w16cex w16sdtdh wp14">
+<w:hdr xmlns:wpc="http://schemas.microsoft.com/office/word/2010/wordprocessingCanvas" xmlns:cx="http://schemas.microsoft.com/office/drawing/2014/chartex" xmlns:cx1="http://schemas.microsoft.com/office/drawing/2015/9/8/chartex" xmlns:cx2="http://schemas.microsoft.com/office/drawing/2015/10/21/chartex" xmlns:cx3="http://schemas.microsoft.com/office/drawing/2016/5/9/chartex" xmlns:cx4="http://schemas.microsoft.com/office/drawing/2016/5/10/chartex" xmlns:cx5="http://schemas.microsoft.com/office/drawing/2016/5/11/chartex" xmlns:cx6="http://schemas.microsoft.com/office/drawing/2016/5/12/chartex" xmlns:cx7="http://schemas.microsoft.com/office/drawing/2016/5/13/chartex" xmlns:cx8="http://schemas.microsoft.com/office/drawing/2016/5/14/chartex" xmlns:mc="http://schemas.openxmlformats.org/markup-compatibility/2006" xmlns:aink="http://schemas.microsoft.com/office/drawing/2016/ink" xmlns:am3d="http://schemas.microsoft.com/office/drawing/2017/model3d" xmlns:o="urn:schemas-microsoft-com:office:office" xmlns:oel="http://schemas.microsoft.com/office/2019/extlst" xmlns:r="http://schemas.openxmlformats.org/officeDocument/2006/relationships" xmlns:m="http://schemas.openxmlformats.org/officeDocument/2006/math" xmlns:v="urn:schemas-microsoft-com:vml" xmlns:wp14="http://schemas.microsoft.com/office/word/2010/wordprocessingDrawing" xmlns:wp="http://schemas.openxmlformats.org/drawingml/2006/wordprocessingDrawing" xmlns:w10="urn:schemas-microsoft-com:office:word" xmlns:w="http://schemas.openxmlformats.org/wordprocessingml/2006/main" xmlns:w14="http://schemas.microsoft.com/office/word/2010/wordml" xmlns:w15="http://schemas.microsoft.com/office/word/2012/wordml" xmlns:w16cex="http://schemas.microsoft.com/office/word/2018/wordml/cex" xmlns:w16cid="http://schemas.microsoft.com/office/word/2016/wordml/cid" xmlns:w16="http://schemas.microsoft.com/office/word/2018/wordml" xmlns:w16sdtdh="http://schemas.microsoft.com/office/word/2020/wordml/sdtdatahash" xmlns:w16se="http://schemas.microsoft.com/office/word/2015/wordml/symex" xmlns:wpg="http://schemas.microsoft.com/office/word/2010/wordprocessingGroup" xmlns:wpi="http://schemas.microsoft.com/office/word/2010/wordprocessingInk" xmlns:wne="http://schemas.microsoft.com/office/word/2006/wordml" xmlns:wps="http://schemas.microsoft.com/office/word/2010/wordprocessingShape" mc:Ignorable="w14 w15 w16se w16cid w16 w16cex w16sdtdh wp14">
   <w:p>
     <w:pPr>
       <w:widowControl w:val="0"/>
@@ -13393,7 +16921,35 @@
       <w:rPr>
         <w:rFonts w:ascii="Tahoma" w:hAnsi="Tahoma" w:cs="Tahoma"/>
       </w:rPr>
-      <w:t xml:space="preserve">The University of Hawaiʻi at Mānoa | Ph.D. </w:t>
+      <w:t xml:space="preserve">The University of </w:t>
+    </w:r>
+    <w:proofErr w:type="spellStart"/>
+    <w:r>
+      <w:rPr>
+        <w:rFonts w:ascii="Tahoma" w:hAnsi="Tahoma" w:cs="Tahoma"/>
+      </w:rPr>
+      <w:t>Hawaiʻi</w:t>
+    </w:r>
+    <w:proofErr w:type="spellEnd"/>
+    <w:r>
+      <w:rPr>
+        <w:rFonts w:ascii="Tahoma" w:hAnsi="Tahoma" w:cs="Tahoma"/>
+      </w:rPr>
+      <w:t xml:space="preserve"> at </w:t>
+    </w:r>
+    <w:proofErr w:type="spellStart"/>
+    <w:r>
+      <w:rPr>
+        <w:rFonts w:ascii="Tahoma" w:hAnsi="Tahoma" w:cs="Tahoma"/>
+      </w:rPr>
+      <w:t>Mānoa</w:t>
+    </w:r>
+    <w:proofErr w:type="spellEnd"/>
+    <w:r>
+      <w:rPr>
+        <w:rFonts w:ascii="Tahoma" w:hAnsi="Tahoma" w:cs="Tahoma"/>
+      </w:rPr>
+      <w:t xml:space="preserve"> | Ph.D. </w:t>
     </w:r>
     <w:r>
       <w:rPr>
@@ -13417,7 +16973,7 @@
 </file>
 
 <file path=word/numbering.xml><?xml version="1.0" encoding="utf-8"?>
-<w:numbering xmlns:wpc="http://schemas.microsoft.com/office/word/2010/wordprocessingCanvas" xmlns:cx="http://schemas.microsoft.com/office/drawing/2014/chartex" xmlns:cx1="http://schemas.microsoft.com/office/drawing/2015/9/8/chartex" xmlns:cx2="http://schemas.microsoft.com/office/drawing/2015/10/21/chartex" xmlns:cx3="http://schemas.microsoft.com/office/drawing/2016/5/9/chartex" xmlns:cx4="http://schemas.microsoft.com/office/drawing/2016/5/10/chartex" xmlns:cx5="http://schemas.microsoft.com/office/drawing/2016/5/11/chartex" xmlns:cx6="http://schemas.microsoft.com/office/drawing/2016/5/12/chartex" xmlns:cx7="http://schemas.microsoft.com/office/drawing/2016/5/13/chartex" xmlns:cx8="http://schemas.microsoft.com/office/drawing/2016/5/14/chartex" xmlns:mc="http://schemas.openxmlformats.org/markup-compatibility/2006" xmlns:aink="http://schemas.microsoft.com/office/drawing/2016/ink" xmlns:am3d="http://schemas.microsoft.com/office/drawing/2017/model3d" xmlns:o="urn:schemas-microsoft-com:office:office" xmlns:r="http://schemas.openxmlformats.org/officeDocument/2006/relationships" xmlns:m="http://schemas.openxmlformats.org/officeDocument/2006/math" xmlns:v="urn:schemas-microsoft-com:vml" xmlns:wp14="http://schemas.microsoft.com/office/word/2010/wordprocessingDrawing" xmlns:wp="http://schemas.openxmlformats.org/drawingml/2006/wordprocessingDrawing" xmlns:w10="urn:schemas-microsoft-com:office:word" xmlns:w="http://schemas.openxmlformats.org/wordprocessingml/2006/main" xmlns:w14="http://schemas.microsoft.com/office/word/2010/wordml" xmlns:w15="http://schemas.microsoft.com/office/word/2012/wordml" xmlns:w16cex="http://schemas.microsoft.com/office/word/2018/wordml/cex" xmlns:w16cid="http://schemas.microsoft.com/office/word/2016/wordml/cid" xmlns:w16="http://schemas.microsoft.com/office/word/2018/wordml" xmlns:w16sdtdh="http://schemas.microsoft.com/office/word/2020/wordml/sdtdatahash" xmlns:w16se="http://schemas.microsoft.com/office/word/2015/wordml/symex" xmlns:wpg="http://schemas.microsoft.com/office/word/2010/wordprocessingGroup" xmlns:wpi="http://schemas.microsoft.com/office/word/2010/wordprocessingInk" xmlns:wne="http://schemas.microsoft.com/office/word/2006/wordml" xmlns:wps="http://schemas.microsoft.com/office/word/2010/wordprocessingShape" mc:Ignorable="w14 w15 w16se w16cid w16 w16cex w16sdtdh wp14">
+<w:numbering xmlns:wpc="http://schemas.microsoft.com/office/word/2010/wordprocessingCanvas" xmlns:cx="http://schemas.microsoft.com/office/drawing/2014/chartex" xmlns:cx1="http://schemas.microsoft.com/office/drawing/2015/9/8/chartex" xmlns:cx2="http://schemas.microsoft.com/office/drawing/2015/10/21/chartex" xmlns:cx3="http://schemas.microsoft.com/office/drawing/2016/5/9/chartex" xmlns:cx4="http://schemas.microsoft.com/office/drawing/2016/5/10/chartex" xmlns:cx5="http://schemas.microsoft.com/office/drawing/2016/5/11/chartex" xmlns:cx6="http://schemas.microsoft.com/office/drawing/2016/5/12/chartex" xmlns:cx7="http://schemas.microsoft.com/office/drawing/2016/5/13/chartex" xmlns:cx8="http://schemas.microsoft.com/office/drawing/2016/5/14/chartex" xmlns:mc="http://schemas.openxmlformats.org/markup-compatibility/2006" xmlns:aink="http://schemas.microsoft.com/office/drawing/2016/ink" xmlns:am3d="http://schemas.microsoft.com/office/drawing/2017/model3d" xmlns:o="urn:schemas-microsoft-com:office:office" xmlns:oel="http://schemas.microsoft.com/office/2019/extlst" xmlns:r="http://schemas.openxmlformats.org/officeDocument/2006/relationships" xmlns:m="http://schemas.openxmlformats.org/officeDocument/2006/math" xmlns:v="urn:schemas-microsoft-com:vml" xmlns:wp14="http://schemas.microsoft.com/office/word/2010/wordprocessingDrawing" xmlns:wp="http://schemas.openxmlformats.org/drawingml/2006/wordprocessingDrawing" xmlns:w10="urn:schemas-microsoft-com:office:word" xmlns:w="http://schemas.openxmlformats.org/wordprocessingml/2006/main" xmlns:w14="http://schemas.microsoft.com/office/word/2010/wordml" xmlns:w15="http://schemas.microsoft.com/office/word/2012/wordml" xmlns:w16cex="http://schemas.microsoft.com/office/word/2018/wordml/cex" xmlns:w16cid="http://schemas.microsoft.com/office/word/2016/wordml/cid" xmlns:w16="http://schemas.microsoft.com/office/word/2018/wordml" xmlns:w16sdtdh="http://schemas.microsoft.com/office/word/2020/wordml/sdtdatahash" xmlns:w16se="http://schemas.microsoft.com/office/word/2015/wordml/symex" xmlns:wpg="http://schemas.microsoft.com/office/word/2010/wordprocessingGroup" xmlns:wpi="http://schemas.microsoft.com/office/word/2010/wordprocessingInk" xmlns:wne="http://schemas.microsoft.com/office/word/2006/wordml" xmlns:wps="http://schemas.microsoft.com/office/word/2010/wordprocessingShape" mc:Ignorable="w14 w15 w16se w16cid w16 w16cex w16sdtdh wp14">
   <w:abstractNum w:abstractNumId="0" w15:restartNumberingAfterBreak="0">
     <w:nsid w:val="04893A9F"/>
     <w:multiLevelType w:val="hybridMultilevel"/>

--- a/cv/Bjarne_R_Bartlett_CV.docx
+++ b/cv/Bjarne_R_Bartlett_CV.docx
@@ -11,7 +11,7 @@
         <w:spacing w:after="120"/>
         <w:jc w:val="center"/>
         <w:rPr>
-          <w:rFonts w:ascii="Tahoma" w:eastAsia="Times New Roman" w:hAnsi="Tahoma" w:cs="Tahoma"/>
+          <w:rFonts w:ascii="Tahoma" w:hAnsi="Tahoma" w:cs="Tahoma"/>
           <w:b/>
           <w:spacing w:val="10"/>
           <w:sz w:val="36"/>
@@ -20,33 +20,23 @@
       </w:pPr>
       <w:r>
         <w:rPr>
-          <w:rFonts w:ascii="Tahoma" w:eastAsia="Times New Roman" w:hAnsi="Tahoma" w:cs="Tahoma"/>
+          <w:rFonts w:ascii="Tahoma" w:hAnsi="Tahoma" w:cs="Tahoma"/>
           <w:b/>
           <w:spacing w:val="10"/>
           <w:sz w:val="36"/>
           <w:szCs w:val="36"/>
         </w:rPr>
-        <w:t>Bjarne R</w:t>
-      </w:r>
-      <w:r>
-        <w:rPr>
-          <w:rFonts w:ascii="Tahoma" w:eastAsia="Times New Roman" w:hAnsi="Tahoma" w:cs="Tahoma"/>
+        <w:t>Bjarne R Bartlett</w:t>
+      </w:r>
+      <w:r>
+        <w:rPr>
+          <w:rFonts w:ascii="Tahoma" w:hAnsi="Tahoma" w:cs="Tahoma"/>
           <w:b/>
           <w:spacing w:val="10"/>
           <w:sz w:val="36"/>
           <w:szCs w:val="36"/>
         </w:rPr>
-        <w:t>.</w:t>
-      </w:r>
-      <w:r>
-        <w:rPr>
-          <w:rFonts w:ascii="Tahoma" w:eastAsia="Times New Roman" w:hAnsi="Tahoma" w:cs="Tahoma"/>
-          <w:b/>
-          <w:spacing w:val="10"/>
-          <w:sz w:val="36"/>
-          <w:szCs w:val="36"/>
-        </w:rPr>
-        <w:t xml:space="preserve"> Bartlett</w:t>
+        <w:t>, PhD</w:t>
       </w:r>
     </w:p>
     <w:p>
@@ -70,7 +60,7 @@
             <w:sz w:val="20"/>
             <w:szCs w:val="20"/>
           </w:rPr>
-          <w:t>bjarne@hawaii.edu</w:t>
+          <w:t>bjarne.bartlett@oregonstate.edu</w:t>
         </w:r>
       </w:hyperlink>
     </w:p>
@@ -214,7 +204,7 @@
           <w:sz w:val="20"/>
           <w:szCs w:val="20"/>
         </w:rPr>
-        <w:t>B.S., Gettysburg College</w:t>
+        <w:t>BS, Gettysburg College</w:t>
       </w:r>
       <w:r>
         <w:rPr>
@@ -402,15 +392,7 @@
           <w:sz w:val="20"/>
           <w:szCs w:val="20"/>
         </w:rPr>
-        <w:t>Ph.D.</w:t>
-      </w:r>
-      <w:r>
-        <w:rPr>
-          <w:b w:val="0"/>
-          <w:sz w:val="20"/>
-          <w:szCs w:val="20"/>
-        </w:rPr>
-        <w:t xml:space="preserve"> Candidate</w:t>
+        <w:t>PhD</w:t>
       </w:r>
       <w:r>
         <w:rPr>
@@ -479,7 +461,16 @@
           <w:sz w:val="20"/>
           <w:szCs w:val="20"/>
         </w:rPr>
-        <w:t>2017-present</w:t>
+        <w:t>2017-</w:t>
+      </w:r>
+      <w:r>
+        <w:rPr>
+          <w:b w:val="0"/>
+          <w:i/>
+          <w:sz w:val="20"/>
+          <w:szCs w:val="20"/>
+        </w:rPr>
+        <w:t>2022</w:t>
       </w:r>
     </w:p>
     <w:p>
@@ -525,41 +516,148 @@
         </w:rPr>
         <w:tab/>
       </w:r>
-      <w:r>
-        <w:rPr>
-          <w:b w:val="0"/>
+    </w:p>
+    <w:p>
+      <w:pPr>
+        <w:pStyle w:val="Position"/>
+        <w:tabs>
+          <w:tab w:val="left" w:pos="0"/>
+          <w:tab w:val="right" w:pos="9958"/>
+          <w:tab w:val="left" w:pos="10170"/>
+        </w:tabs>
+        <w:spacing w:before="0" w:line="240" w:lineRule="auto"/>
+        <w:rPr>
+          <w:b w:val="0"/>
+          <w:sz w:val="20"/>
+          <w:szCs w:val="20"/>
+        </w:rPr>
+      </w:pPr>
+    </w:p>
+    <w:p>
+      <w:pPr>
+        <w:pStyle w:val="Position"/>
+        <w:tabs>
+          <w:tab w:val="left" w:pos="0"/>
+          <w:tab w:val="right" w:pos="9958"/>
+          <w:tab w:val="left" w:pos="10170"/>
+        </w:tabs>
+        <w:spacing w:before="0" w:line="240" w:lineRule="auto"/>
+        <w:rPr>
+          <w:sz w:val="20"/>
+          <w:szCs w:val="20"/>
+          <w:u w:val="single"/>
+        </w:rPr>
+      </w:pPr>
+      <w:r>
+        <w:rPr>
+          <w:sz w:val="20"/>
+          <w:szCs w:val="20"/>
+          <w:u w:val="single"/>
+        </w:rPr>
+        <w:t>EMPLOYMENT</w:t>
+      </w:r>
+    </w:p>
+    <w:p>
+      <w:pPr>
+        <w:pStyle w:val="Position"/>
+        <w:tabs>
+          <w:tab w:val="left" w:pos="0"/>
+          <w:tab w:val="right" w:pos="10080"/>
+        </w:tabs>
+        <w:spacing w:before="0" w:line="240" w:lineRule="auto"/>
+        <w:rPr>
+          <w:sz w:val="20"/>
+          <w:szCs w:val="20"/>
+        </w:rPr>
+      </w:pPr>
+    </w:p>
+    <w:p>
+      <w:pPr>
+        <w:pStyle w:val="Position"/>
+        <w:tabs>
+          <w:tab w:val="left" w:pos="0"/>
+          <w:tab w:val="right" w:pos="10080"/>
+        </w:tabs>
+        <w:spacing w:before="0" w:line="240" w:lineRule="auto"/>
+        <w:rPr>
+          <w:b w:val="0"/>
+          <w:sz w:val="20"/>
+          <w:szCs w:val="20"/>
+        </w:rPr>
+      </w:pPr>
+      <w:r>
+        <w:rPr>
+          <w:sz w:val="20"/>
+          <w:szCs w:val="20"/>
+        </w:rPr>
+        <w:t>Postdoctoral Fellow</w:t>
+      </w:r>
+      <w:r>
+        <w:rPr>
+          <w:sz w:val="20"/>
+          <w:szCs w:val="20"/>
+        </w:rPr>
+        <w:t xml:space="preserve">, </w:t>
+      </w:r>
+      <w:r>
+        <w:rPr>
+          <w:b w:val="0"/>
+          <w:sz w:val="20"/>
+          <w:szCs w:val="20"/>
+        </w:rPr>
+        <w:t>Oregon State University</w:t>
+      </w:r>
+      <w:r>
+        <w:rPr>
+          <w:b w:val="0"/>
+          <w:sz w:val="20"/>
+          <w:szCs w:val="20"/>
+        </w:rPr>
+        <w:tab/>
+      </w:r>
+      <w:r>
+        <w:rPr>
+          <w:b w:val="0"/>
+          <w:i/>
+          <w:sz w:val="20"/>
+          <w:szCs w:val="20"/>
+        </w:rPr>
+        <w:t>20</w:t>
+      </w:r>
+      <w:r>
+        <w:rPr>
+          <w:b w:val="0"/>
+          <w:i/>
+          <w:sz w:val="20"/>
+          <w:szCs w:val="20"/>
+        </w:rPr>
+        <w:t>22</w:t>
+      </w:r>
+      <w:r>
+        <w:rPr>
+          <w:b w:val="0"/>
+          <w:i/>
+          <w:sz w:val="20"/>
+          <w:szCs w:val="20"/>
+        </w:rPr>
+        <w:t>-present</w:t>
+      </w:r>
+    </w:p>
+    <w:p>
+      <w:pPr>
+        <w:pStyle w:val="Position"/>
+        <w:tabs>
+          <w:tab w:val="left" w:pos="0"/>
+          <w:tab w:val="right" w:pos="10080"/>
+        </w:tabs>
+        <w:spacing w:before="0" w:line="240" w:lineRule="auto"/>
+        <w:rPr>
           <w:i/>
           <w:iCs/>
           <w:sz w:val="20"/>
           <w:szCs w:val="20"/>
         </w:rPr>
-        <w:t>A.B.D 05/2021</w:t>
-      </w:r>
-    </w:p>
-    <w:p>
-      <w:pPr>
-        <w:pStyle w:val="Position"/>
-        <w:tabs>
-          <w:tab w:val="left" w:pos="0"/>
-          <w:tab w:val="right" w:pos="9958"/>
-          <w:tab w:val="left" w:pos="10170"/>
-        </w:tabs>
-        <w:spacing w:before="0" w:line="240" w:lineRule="auto"/>
-        <w:ind w:left="720"/>
-        <w:rPr>
-          <w:b w:val="0"/>
-          <w:sz w:val="20"/>
-          <w:szCs w:val="20"/>
-        </w:rPr>
-      </w:pPr>
-      <w:r>
-        <w:rPr>
-          <w:b w:val="0"/>
-          <w:sz w:val="20"/>
-          <w:szCs w:val="20"/>
-        </w:rPr>
-        <w:tab/>
-      </w:r>
+      </w:pPr>
       <w:r>
         <w:rPr>
           <w:b w:val="0"/>
@@ -568,7 +666,7 @@
           <w:sz w:val="20"/>
           <w:szCs w:val="20"/>
         </w:rPr>
-        <w:t xml:space="preserve">Anticipated graduation date: </w:t>
+        <w:t xml:space="preserve">Mentors: Dr. </w:t>
       </w:r>
       <w:r>
         <w:rPr>
@@ -578,7 +676,171 @@
           <w:sz w:val="20"/>
           <w:szCs w:val="20"/>
         </w:rPr>
-        <w:t>08</w:t>
+        <w:t>Christopher Curtin</w:t>
+      </w:r>
+    </w:p>
+    <w:p>
+      <w:pPr>
+        <w:pStyle w:val="Position"/>
+        <w:numPr>
+          <w:ilvl w:val="0"/>
+          <w:numId w:val="25"/>
+        </w:numPr>
+        <w:tabs>
+          <w:tab w:val="left" w:pos="0"/>
+          <w:tab w:val="right" w:pos="10080"/>
+        </w:tabs>
+        <w:rPr>
+          <w:b w:val="0"/>
+          <w:sz w:val="20"/>
+          <w:szCs w:val="20"/>
+        </w:rPr>
+      </w:pPr>
+      <w:r>
+        <w:rPr>
+          <w:b w:val="0"/>
+          <w:sz w:val="20"/>
+          <w:szCs w:val="20"/>
+        </w:rPr>
+        <w:t xml:space="preserve">Assessing the </w:t>
+      </w:r>
+      <w:r>
+        <w:rPr>
+          <w:b w:val="0"/>
+          <w:sz w:val="20"/>
+          <w:szCs w:val="20"/>
+        </w:rPr>
+        <w:t>i</w:t>
+      </w:r>
+      <w:r>
+        <w:rPr>
+          <w:b w:val="0"/>
+          <w:sz w:val="20"/>
+          <w:szCs w:val="20"/>
+        </w:rPr>
+        <w:t xml:space="preserve">mpact of </w:t>
+      </w:r>
+      <w:r>
+        <w:rPr>
+          <w:b w:val="0"/>
+          <w:sz w:val="20"/>
+          <w:szCs w:val="20"/>
+        </w:rPr>
+        <w:t>s</w:t>
+      </w:r>
+      <w:r>
+        <w:rPr>
+          <w:b w:val="0"/>
+          <w:sz w:val="20"/>
+          <w:szCs w:val="20"/>
+        </w:rPr>
+        <w:t xml:space="preserve">moke </w:t>
+      </w:r>
+      <w:r>
+        <w:rPr>
+          <w:b w:val="0"/>
+          <w:sz w:val="20"/>
+          <w:szCs w:val="20"/>
+        </w:rPr>
+        <w:t>t</w:t>
+      </w:r>
+      <w:r>
+        <w:rPr>
+          <w:b w:val="0"/>
+          <w:sz w:val="20"/>
+          <w:szCs w:val="20"/>
+        </w:rPr>
+        <w:t>aint in Wine</w:t>
+      </w:r>
+      <w:r>
+        <w:rPr>
+          <w:b w:val="0"/>
+          <w:sz w:val="20"/>
+          <w:szCs w:val="20"/>
+        </w:rPr>
+        <w:t xml:space="preserve"> using t</w:t>
+      </w:r>
+      <w:r>
+        <w:rPr>
+          <w:b w:val="0"/>
+          <w:sz w:val="20"/>
+          <w:szCs w:val="20"/>
+        </w:rPr>
+        <w:t>hiophenols</w:t>
+      </w:r>
+      <w:r>
+        <w:rPr>
+          <w:b w:val="0"/>
+          <w:sz w:val="20"/>
+          <w:szCs w:val="20"/>
+        </w:rPr>
+        <w:t xml:space="preserve"> </w:t>
+      </w:r>
+      <w:r>
+        <w:rPr>
+          <w:b w:val="0"/>
+          <w:sz w:val="20"/>
+          <w:szCs w:val="20"/>
+        </w:rPr>
+        <w:t xml:space="preserve">in combination with volatile phenols </w:t>
+      </w:r>
+      <w:r>
+        <w:rPr>
+          <w:b w:val="0"/>
+          <w:sz w:val="20"/>
+          <w:szCs w:val="20"/>
+        </w:rPr>
+        <w:t>as biomarkers</w:t>
+      </w:r>
+    </w:p>
+    <w:p>
+      <w:pPr>
+        <w:pStyle w:val="Position"/>
+        <w:numPr>
+          <w:ilvl w:val="0"/>
+          <w:numId w:val="25"/>
+        </w:numPr>
+        <w:tabs>
+          <w:tab w:val="left" w:pos="0"/>
+          <w:tab w:val="right" w:pos="10080"/>
+        </w:tabs>
+        <w:rPr>
+          <w:b w:val="0"/>
+          <w:sz w:val="20"/>
+          <w:szCs w:val="20"/>
+        </w:rPr>
+      </w:pPr>
+      <w:r>
+        <w:rPr>
+          <w:b w:val="0"/>
+          <w:sz w:val="20"/>
+          <w:szCs w:val="20"/>
+        </w:rPr>
+        <w:t xml:space="preserve">Developing </w:t>
+      </w:r>
+      <w:r>
+        <w:rPr>
+          <w:b w:val="0"/>
+          <w:sz w:val="20"/>
+          <w:szCs w:val="20"/>
+        </w:rPr>
+        <w:t xml:space="preserve">bioinformatic </w:t>
+      </w:r>
+      <w:r>
+        <w:rPr>
+          <w:b w:val="0"/>
+          <w:sz w:val="20"/>
+          <w:szCs w:val="20"/>
+        </w:rPr>
+        <w:t>tools</w:t>
+      </w:r>
+      <w:r>
+        <w:rPr>
+          <w:b w:val="0"/>
+          <w:sz w:val="20"/>
+          <w:szCs w:val="20"/>
+        </w:rPr>
+        <w:t xml:space="preserve"> to describe </w:t>
       </w:r>
       <w:r>
         <w:rPr>
@@ -588,8 +850,9 @@
           <w:sz w:val="20"/>
           <w:szCs w:val="20"/>
         </w:rPr>
-        <w:t>/202</w:t>
-      </w:r>
+        <w:t xml:space="preserve">B. </w:t>
+      </w:r>
+      <w:proofErr w:type="spellStart"/>
       <w:r>
         <w:rPr>
           <w:b w:val="0"/>
@@ -598,47 +861,368 @@
           <w:sz w:val="20"/>
           <w:szCs w:val="20"/>
         </w:rPr>
-        <w:t>2</w:t>
-      </w:r>
-    </w:p>
-    <w:p>
-      <w:pPr>
-        <w:pStyle w:val="Position"/>
-        <w:tabs>
-          <w:tab w:val="left" w:pos="0"/>
-          <w:tab w:val="right" w:pos="9958"/>
-          <w:tab w:val="left" w:pos="10170"/>
+        <w:t>bruxellensis</w:t>
+      </w:r>
+      <w:proofErr w:type="spellEnd"/>
+      <w:r>
+        <w:rPr>
+          <w:b w:val="0"/>
+          <w:sz w:val="20"/>
+          <w:szCs w:val="20"/>
+        </w:rPr>
+        <w:t xml:space="preserve"> in New </w:t>
+      </w:r>
+      <w:proofErr w:type="spellStart"/>
+      <w:r>
+        <w:rPr>
+          <w:b w:val="0"/>
+          <w:sz w:val="20"/>
+          <w:szCs w:val="20"/>
+        </w:rPr>
+        <w:t>Zeland</w:t>
+      </w:r>
+      <w:proofErr w:type="spellEnd"/>
+      <w:r>
+        <w:rPr>
+          <w:b w:val="0"/>
+          <w:sz w:val="20"/>
+          <w:szCs w:val="20"/>
+        </w:rPr>
+        <w:t xml:space="preserve"> wines</w:t>
+      </w:r>
+      <w:r>
+        <w:rPr>
+          <w:b w:val="0"/>
+          <w:sz w:val="20"/>
+          <w:szCs w:val="20"/>
+        </w:rPr>
+        <w:t xml:space="preserve"> </w:t>
+      </w:r>
+      <w:r>
+        <w:rPr>
+          <w:b w:val="0"/>
+          <w:sz w:val="20"/>
+          <w:szCs w:val="20"/>
+        </w:rPr>
+        <w:t>using whole genome sequencing data</w:t>
+      </w:r>
+      <w:r>
+        <w:rPr>
+          <w:b w:val="0"/>
+          <w:sz w:val="20"/>
+          <w:szCs w:val="20"/>
+        </w:rPr>
+        <w:t xml:space="preserve"> to determine </w:t>
+      </w:r>
+      <w:r>
+        <w:rPr>
+          <w:b w:val="0"/>
+          <w:sz w:val="20"/>
+          <w:szCs w:val="20"/>
+        </w:rPr>
+        <w:t xml:space="preserve">whether the New </w:t>
+      </w:r>
+      <w:r>
+        <w:rPr>
+          <w:b w:val="0"/>
+          <w:sz w:val="20"/>
+          <w:szCs w:val="20"/>
+        </w:rPr>
+        <w:t>Zealand</w:t>
+      </w:r>
+      <w:r>
+        <w:rPr>
+          <w:b w:val="0"/>
+          <w:sz w:val="20"/>
+          <w:szCs w:val="20"/>
+        </w:rPr>
+        <w:t xml:space="preserve"> isolates of B</w:t>
+      </w:r>
+      <w:r>
+        <w:rPr>
+          <w:b w:val="0"/>
+          <w:i/>
+          <w:iCs/>
+          <w:sz w:val="20"/>
+          <w:szCs w:val="20"/>
+        </w:rPr>
+        <w:t xml:space="preserve">. </w:t>
+      </w:r>
+      <w:proofErr w:type="spellStart"/>
+      <w:r>
+        <w:rPr>
+          <w:b w:val="0"/>
+          <w:i/>
+          <w:iCs/>
+          <w:sz w:val="20"/>
+          <w:szCs w:val="20"/>
+        </w:rPr>
+        <w:t>bruxellensis</w:t>
+      </w:r>
+      <w:proofErr w:type="spellEnd"/>
+      <w:r>
+        <w:rPr>
+          <w:b w:val="0"/>
+          <w:sz w:val="20"/>
+          <w:szCs w:val="20"/>
+        </w:rPr>
+        <w:t xml:space="preserve"> are genetically distinct. </w:t>
+      </w:r>
+    </w:p>
+    <w:p>
+      <w:pPr>
+        <w:pStyle w:val="Position"/>
+        <w:numPr>
+          <w:ilvl w:val="0"/>
+          <w:numId w:val="25"/>
+        </w:numPr>
+        <w:tabs>
+          <w:tab w:val="left" w:pos="0"/>
+          <w:tab w:val="right" w:pos="10080"/>
+        </w:tabs>
+        <w:rPr>
+          <w:b w:val="0"/>
+          <w:sz w:val="20"/>
+          <w:szCs w:val="20"/>
+        </w:rPr>
+      </w:pPr>
+      <w:r>
+        <w:rPr>
+          <w:b w:val="0"/>
+          <w:sz w:val="20"/>
+          <w:szCs w:val="20"/>
+        </w:rPr>
+        <w:t>Implement phylogenetic and bioinformatic tools to</w:t>
+      </w:r>
+      <w:r>
+        <w:rPr>
+          <w:b w:val="0"/>
+          <w:sz w:val="20"/>
+          <w:szCs w:val="20"/>
+        </w:rPr>
+        <w:t xml:space="preserve"> review genomic traits </w:t>
+      </w:r>
+      <w:r>
+        <w:rPr>
+          <w:b w:val="0"/>
+          <w:sz w:val="20"/>
+          <w:szCs w:val="20"/>
+        </w:rPr>
+        <w:t xml:space="preserve">to </w:t>
+      </w:r>
+      <w:r>
+        <w:rPr>
+          <w:b w:val="0"/>
+          <w:sz w:val="20"/>
+          <w:szCs w:val="20"/>
+        </w:rPr>
+        <w:t xml:space="preserve">identify </w:t>
+      </w:r>
+      <w:proofErr w:type="spellStart"/>
+      <w:r>
+        <w:rPr>
+          <w:b w:val="0"/>
+          <w:i/>
+          <w:iCs/>
+          <w:sz w:val="20"/>
+          <w:szCs w:val="20"/>
+        </w:rPr>
+        <w:t>Komagataeibacter</w:t>
+      </w:r>
+      <w:proofErr w:type="spellEnd"/>
+      <w:r>
+        <w:rPr>
+          <w:b w:val="0"/>
+          <w:sz w:val="20"/>
+          <w:szCs w:val="20"/>
+        </w:rPr>
+        <w:t xml:space="preserve"> </w:t>
+      </w:r>
+      <w:r>
+        <w:rPr>
+          <w:b w:val="0"/>
+          <w:sz w:val="20"/>
+          <w:szCs w:val="20"/>
+        </w:rPr>
+        <w:t xml:space="preserve">species </w:t>
+      </w:r>
+      <w:r>
+        <w:rPr>
+          <w:b w:val="0"/>
+          <w:sz w:val="20"/>
+          <w:szCs w:val="20"/>
+        </w:rPr>
+        <w:t>with the potential</w:t>
+      </w:r>
+      <w:r>
+        <w:rPr>
+          <w:b w:val="0"/>
+          <w:sz w:val="20"/>
+          <w:szCs w:val="20"/>
+        </w:rPr>
+        <w:t xml:space="preserve"> to fix nitrogen</w:t>
+      </w:r>
+      <w:r>
+        <w:rPr>
+          <w:b w:val="0"/>
+          <w:sz w:val="20"/>
+          <w:szCs w:val="20"/>
+        </w:rPr>
+        <w:t xml:space="preserve">—subsequent </w:t>
+      </w:r>
+      <w:r>
+        <w:rPr>
+          <w:b w:val="0"/>
+          <w:sz w:val="20"/>
+          <w:szCs w:val="20"/>
+        </w:rPr>
+        <w:t>growth</w:t>
+      </w:r>
+      <w:r>
+        <w:rPr>
+          <w:b w:val="0"/>
+          <w:sz w:val="20"/>
+          <w:szCs w:val="20"/>
+        </w:rPr>
+        <w:t xml:space="preserve"> </w:t>
+      </w:r>
+      <w:r>
+        <w:rPr>
+          <w:b w:val="0"/>
+          <w:sz w:val="20"/>
+          <w:szCs w:val="20"/>
+        </w:rPr>
+        <w:t xml:space="preserve">on selective media </w:t>
+      </w:r>
+      <w:r>
+        <w:rPr>
+          <w:b w:val="0"/>
+          <w:sz w:val="20"/>
+          <w:szCs w:val="20"/>
+        </w:rPr>
+        <w:t>will confirm this</w:t>
+      </w:r>
+      <w:r>
+        <w:rPr>
+          <w:b w:val="0"/>
+          <w:sz w:val="20"/>
+          <w:szCs w:val="20"/>
+        </w:rPr>
+        <w:t>.</w:t>
+      </w:r>
+    </w:p>
+    <w:p>
+      <w:pPr>
+        <w:pStyle w:val="Position"/>
+        <w:tabs>
+          <w:tab w:val="left" w:pos="0"/>
+          <w:tab w:val="right" w:pos="10080"/>
         </w:tabs>
         <w:spacing w:before="0" w:line="240" w:lineRule="auto"/>
         <w:rPr>
-          <w:b w:val="0"/>
-          <w:sz w:val="20"/>
-          <w:szCs w:val="20"/>
-        </w:rPr>
-      </w:pPr>
-    </w:p>
-    <w:p>
-      <w:pPr>
-        <w:pStyle w:val="Position"/>
-        <w:tabs>
-          <w:tab w:val="left" w:pos="0"/>
-          <w:tab w:val="right" w:pos="9958"/>
-          <w:tab w:val="left" w:pos="10170"/>
+          <w:sz w:val="20"/>
+          <w:szCs w:val="20"/>
+        </w:rPr>
+      </w:pPr>
+    </w:p>
+    <w:p>
+      <w:pPr>
+        <w:pStyle w:val="Position"/>
+        <w:tabs>
+          <w:tab w:val="left" w:pos="0"/>
+          <w:tab w:val="right" w:pos="10080"/>
         </w:tabs>
         <w:spacing w:before="0" w:line="240" w:lineRule="auto"/>
         <w:rPr>
           <w:sz w:val="20"/>
           <w:szCs w:val="20"/>
-          <w:u w:val="single"/>
-        </w:rPr>
-      </w:pPr>
-      <w:r>
-        <w:rPr>
-          <w:sz w:val="20"/>
-          <w:szCs w:val="20"/>
-          <w:u w:val="single"/>
-        </w:rPr>
-        <w:t>EMPLOYMENT</w:t>
+        </w:rPr>
+      </w:pPr>
+      <w:r>
+        <w:rPr>
+          <w:sz w:val="20"/>
+          <w:szCs w:val="20"/>
+        </w:rPr>
+        <w:t xml:space="preserve">Bioinformatics </w:t>
+      </w:r>
+      <w:r>
+        <w:rPr>
+          <w:sz w:val="20"/>
+          <w:szCs w:val="20"/>
+        </w:rPr>
+        <w:t xml:space="preserve">Consultant, </w:t>
+      </w:r>
+      <w:proofErr w:type="spellStart"/>
+      <w:r>
+        <w:rPr>
+          <w:b w:val="0"/>
+          <w:sz w:val="20"/>
+          <w:szCs w:val="20"/>
+        </w:rPr>
+        <w:t>Viracta</w:t>
+      </w:r>
+      <w:proofErr w:type="spellEnd"/>
+      <w:r>
+        <w:rPr>
+          <w:b w:val="0"/>
+          <w:sz w:val="20"/>
+          <w:szCs w:val="20"/>
+        </w:rPr>
+        <w:t xml:space="preserve"> </w:t>
+      </w:r>
+      <w:proofErr w:type="spellStart"/>
+      <w:r>
+        <w:rPr>
+          <w:b w:val="0"/>
+          <w:sz w:val="20"/>
+          <w:szCs w:val="20"/>
+        </w:rPr>
+        <w:t>Therpeutics</w:t>
+      </w:r>
+      <w:proofErr w:type="spellEnd"/>
+      <w:r>
+        <w:rPr>
+          <w:b w:val="0"/>
+          <w:sz w:val="20"/>
+          <w:szCs w:val="20"/>
+        </w:rPr>
+        <w:tab/>
+      </w:r>
+      <w:r>
+        <w:rPr>
+          <w:b w:val="0"/>
+          <w:i/>
+          <w:sz w:val="20"/>
+          <w:szCs w:val="20"/>
+        </w:rPr>
+        <w:t>20</w:t>
+      </w:r>
+      <w:r>
+        <w:rPr>
+          <w:b w:val="0"/>
+          <w:i/>
+          <w:sz w:val="20"/>
+          <w:szCs w:val="20"/>
+        </w:rPr>
+        <w:t>22</w:t>
+      </w:r>
+      <w:r>
+        <w:rPr>
+          <w:b w:val="0"/>
+          <w:i/>
+          <w:sz w:val="20"/>
+          <w:szCs w:val="20"/>
+        </w:rPr>
+        <w:t>-</w:t>
+      </w:r>
+      <w:r>
+        <w:rPr>
+          <w:b w:val="0"/>
+          <w:i/>
+          <w:sz w:val="20"/>
+          <w:szCs w:val="20"/>
+        </w:rPr>
+        <w:t>present</w:t>
       </w:r>
     </w:p>
     <w:p>
@@ -930,25 +1514,15 @@
           <w:sz w:val="20"/>
           <w:szCs w:val="20"/>
         </w:rPr>
-        <w:t xml:space="preserve">eveloped prognostic signatures for patients with colorectal cancer using </w:t>
-      </w:r>
-      <w:proofErr w:type="spellStart"/>
-      <w:r>
-        <w:rPr>
-          <w:b w:val="0"/>
-          <w:sz w:val="20"/>
-          <w:szCs w:val="20"/>
-        </w:rPr>
-        <w:t>using</w:t>
-      </w:r>
-      <w:proofErr w:type="spellEnd"/>
-      <w:r>
-        <w:rPr>
-          <w:b w:val="0"/>
-          <w:sz w:val="20"/>
-          <w:szCs w:val="20"/>
-        </w:rPr>
-        <w:t xml:space="preserve"> a custom R program and </w:t>
+        <w:t xml:space="preserve">eveloped prognostic signatures for patients with colorectal cancer </w:t>
+      </w:r>
+      <w:r>
+        <w:rPr>
+          <w:b w:val="0"/>
+          <w:sz w:val="20"/>
+          <w:szCs w:val="20"/>
+        </w:rPr>
+        <w:t xml:space="preserve">using a custom R program and </w:t>
       </w:r>
       <w:r>
         <w:rPr>
@@ -1545,6 +2119,7 @@
           <w:sz w:val="20"/>
           <w:szCs w:val="20"/>
         </w:rPr>
+        <w:lastRenderedPageBreak/>
         <w:t>Followed CLIA approved protocols to prepare clinical samples for a variety next generation sequencing assays</w:t>
       </w:r>
     </w:p>
@@ -1791,7 +2366,6 @@
           <w:sz w:val="20"/>
           <w:szCs w:val="20"/>
         </w:rPr>
-        <w:lastRenderedPageBreak/>
         <w:t>Evaluated the sensitivity and specificity of circulating tumor DNA (</w:t>
       </w:r>
       <w:proofErr w:type="spellStart"/>
@@ -2343,6 +2917,48 @@
           <w:sz w:val="20"/>
           <w:szCs w:val="20"/>
         </w:rPr>
+        <w:t>Bingham JP, Hubbard A</w:t>
+      </w:r>
+      <w:r>
+        <w:rPr>
+          <w:b w:val="0"/>
+          <w:sz w:val="20"/>
+          <w:szCs w:val="20"/>
+        </w:rPr>
+        <w:t xml:space="preserve">, </w:t>
+      </w:r>
+      <w:proofErr w:type="spellStart"/>
+      <w:r>
+        <w:rPr>
+          <w:b w:val="0"/>
+          <w:sz w:val="20"/>
+          <w:szCs w:val="20"/>
+        </w:rPr>
+        <w:t>Runck</w:t>
+      </w:r>
+      <w:proofErr w:type="spellEnd"/>
+      <w:r>
+        <w:rPr>
+          <w:b w:val="0"/>
+          <w:sz w:val="20"/>
+          <w:szCs w:val="20"/>
+        </w:rPr>
+        <w:t xml:space="preserve"> B</w:t>
+      </w:r>
+      <w:r>
+        <w:rPr>
+          <w:b w:val="0"/>
+          <w:sz w:val="20"/>
+          <w:szCs w:val="20"/>
+        </w:rPr>
+        <w:t xml:space="preserve">, </w:t>
+      </w:r>
+      <w:r>
+        <w:rPr>
+          <w:b w:val="0"/>
+          <w:sz w:val="20"/>
+          <w:szCs w:val="20"/>
+        </w:rPr>
         <w:t>Kantar MB</w:t>
       </w:r>
       <w:r>
@@ -2359,34 +2975,916 @@
           <w:sz w:val="20"/>
           <w:szCs w:val="20"/>
         </w:rPr>
-        <w:t>“A Genetic Fingerprin</w:t>
-      </w:r>
-      <w:r>
-        <w:rPr>
-          <w:b w:val="0"/>
-          <w:sz w:val="20"/>
-          <w:szCs w:val="20"/>
-        </w:rPr>
-        <w:t xml:space="preserve">t for </w:t>
-      </w:r>
-      <w:r>
-        <w:rPr>
-          <w:b w:val="0"/>
+        <w:t>“</w:t>
+      </w:r>
+      <w:r>
+        <w:rPr>
+          <w:b w:val="0"/>
+          <w:sz w:val="20"/>
+          <w:szCs w:val="20"/>
+        </w:rPr>
+        <w:t>Journal influence on the short and long term impact of science</w:t>
+      </w:r>
+      <w:r>
+        <w:rPr>
+          <w:b w:val="0"/>
+          <w:sz w:val="20"/>
+          <w:szCs w:val="20"/>
+        </w:rPr>
+        <w:t>.</w:t>
+      </w:r>
+      <w:r>
+        <w:rPr>
+          <w:b w:val="0"/>
+          <w:sz w:val="20"/>
+          <w:szCs w:val="20"/>
+        </w:rPr>
+        <w:t>”</w:t>
+      </w:r>
+      <w:r>
+        <w:rPr>
+          <w:b w:val="0"/>
+          <w:sz w:val="20"/>
+          <w:szCs w:val="20"/>
+        </w:rPr>
+        <w:t xml:space="preserve"> </w:t>
+      </w:r>
+      <w:r>
+        <w:rPr>
+          <w:b w:val="0"/>
+          <w:sz w:val="20"/>
+          <w:szCs w:val="20"/>
+        </w:rPr>
+        <w:t>In preparation</w:t>
+      </w:r>
+      <w:r>
+        <w:rPr>
+          <w:b w:val="0"/>
+          <w:sz w:val="20"/>
+          <w:szCs w:val="20"/>
+        </w:rPr>
+        <w:t xml:space="preserve">. </w:t>
+      </w:r>
+    </w:p>
+    <w:p>
+      <w:pPr>
+        <w:pStyle w:val="Position"/>
+        <w:tabs>
+          <w:tab w:val="left" w:pos="0"/>
+          <w:tab w:val="right" w:pos="9958"/>
+          <w:tab w:val="left" w:pos="10170"/>
+        </w:tabs>
+        <w:spacing w:before="0" w:line="240" w:lineRule="auto"/>
+        <w:rPr>
+          <w:b w:val="0"/>
+          <w:sz w:val="20"/>
+          <w:szCs w:val="20"/>
+        </w:rPr>
+      </w:pPr>
+    </w:p>
+    <w:p>
+      <w:pPr>
+        <w:pStyle w:val="Position"/>
+        <w:tabs>
+          <w:tab w:val="left" w:pos="0"/>
+          <w:tab w:val="right" w:pos="10080"/>
+        </w:tabs>
+        <w:rPr>
+          <w:b w:val="0"/>
+          <w:i/>
+          <w:sz w:val="20"/>
+          <w:szCs w:val="20"/>
+          <w:u w:val="single"/>
+        </w:rPr>
+      </w:pPr>
+      <w:r>
+        <w:rPr>
+          <w:sz w:val="20"/>
+          <w:szCs w:val="20"/>
+          <w:u w:val="single"/>
+        </w:rPr>
+        <w:t>PUBLICATIONS</w:t>
+      </w:r>
+    </w:p>
+    <w:p>
+      <w:pPr>
+        <w:pStyle w:val="Position"/>
+        <w:tabs>
+          <w:tab w:val="left" w:pos="0"/>
+          <w:tab w:val="right" w:pos="9958"/>
+          <w:tab w:val="left" w:pos="10170"/>
+        </w:tabs>
+        <w:rPr>
+          <w:sz w:val="20"/>
+          <w:szCs w:val="20"/>
+        </w:rPr>
+      </w:pPr>
+    </w:p>
+    <w:p>
+      <w:pPr>
+        <w:pStyle w:val="Position"/>
+        <w:tabs>
+          <w:tab w:val="left" w:pos="0"/>
+          <w:tab w:val="right" w:pos="9958"/>
+          <w:tab w:val="left" w:pos="10170"/>
+        </w:tabs>
+        <w:rPr>
+          <w:b w:val="0"/>
+          <w:sz w:val="20"/>
+          <w:szCs w:val="20"/>
+        </w:rPr>
+      </w:pPr>
+      <w:r>
+        <w:rPr>
+          <w:sz w:val="20"/>
+          <w:szCs w:val="20"/>
+        </w:rPr>
+        <w:t xml:space="preserve">h-index: </w:t>
+      </w:r>
+      <w:r>
+        <w:rPr>
+          <w:b w:val="0"/>
+          <w:sz w:val="20"/>
+          <w:szCs w:val="20"/>
+        </w:rPr>
+        <w:t>1</w:t>
+      </w:r>
+      <w:r>
+        <w:rPr>
+          <w:b w:val="0"/>
+          <w:sz w:val="20"/>
+          <w:szCs w:val="20"/>
+        </w:rPr>
+        <w:t>5</w:t>
+      </w:r>
+      <w:r>
+        <w:rPr>
+          <w:b w:val="0"/>
+          <w:sz w:val="20"/>
+          <w:szCs w:val="20"/>
+        </w:rPr>
+        <w:t xml:space="preserve"> </w:t>
+      </w:r>
+      <w:r>
+        <w:rPr>
+          <w:b w:val="0"/>
+          <w:bCs/>
+          <w:sz w:val="20"/>
+          <w:szCs w:val="20"/>
+        </w:rPr>
+        <w:t>|</w:t>
+      </w:r>
+      <w:r>
+        <w:rPr>
+          <w:b w:val="0"/>
+          <w:sz w:val="20"/>
+          <w:szCs w:val="20"/>
+        </w:rPr>
+        <w:t xml:space="preserve"> </w:t>
+      </w:r>
+      <w:r>
+        <w:rPr>
+          <w:sz w:val="20"/>
+          <w:szCs w:val="20"/>
+        </w:rPr>
+        <w:t xml:space="preserve">i0-index: </w:t>
+      </w:r>
+      <w:r>
+        <w:rPr>
+          <w:b w:val="0"/>
+          <w:sz w:val="20"/>
+          <w:szCs w:val="20"/>
+        </w:rPr>
+        <w:t>1</w:t>
+      </w:r>
+      <w:r>
+        <w:rPr>
+          <w:b w:val="0"/>
+          <w:sz w:val="20"/>
+          <w:szCs w:val="20"/>
+        </w:rPr>
+        <w:t>5</w:t>
+      </w:r>
+      <w:r>
+        <w:rPr>
+          <w:b w:val="0"/>
+          <w:sz w:val="20"/>
+          <w:szCs w:val="20"/>
+        </w:rPr>
+        <w:tab/>
+      </w:r>
+      <w:r>
+        <w:rPr>
+          <w:b w:val="0"/>
+          <w:sz w:val="20"/>
+          <w:szCs w:val="20"/>
+        </w:rPr>
+        <w:t>Web of Science</w:t>
+      </w:r>
+      <w:r>
+        <w:rPr>
+          <w:b w:val="0"/>
+          <w:sz w:val="20"/>
+          <w:szCs w:val="20"/>
+        </w:rPr>
+        <w:t>/</w:t>
+      </w:r>
+      <w:r>
+        <w:rPr>
+          <w:b w:val="0"/>
+          <w:sz w:val="20"/>
+          <w:szCs w:val="20"/>
+        </w:rPr>
+        <w:t>Google Scholar</w:t>
+      </w:r>
+    </w:p>
+    <w:p>
+      <w:pPr>
+        <w:pStyle w:val="Position"/>
+        <w:tabs>
+          <w:tab w:val="left" w:pos="0"/>
+          <w:tab w:val="right" w:pos="9958"/>
+          <w:tab w:val="left" w:pos="10170"/>
+        </w:tabs>
+        <w:rPr>
+          <w:b w:val="0"/>
+          <w:sz w:val="20"/>
+          <w:szCs w:val="20"/>
+        </w:rPr>
+      </w:pPr>
+    </w:p>
+    <w:p>
+      <w:pPr>
+        <w:pStyle w:val="ListParagraph"/>
+        <w:numPr>
+          <w:ilvl w:val="0"/>
+          <w:numId w:val="36"/>
+        </w:numPr>
+        <w:rPr>
+          <w:rFonts w:ascii="Tahoma" w:hAnsi="Tahoma" w:cs="Tahoma"/>
+          <w:sz w:val="20"/>
+          <w:szCs w:val="20"/>
+        </w:rPr>
+      </w:pPr>
+      <w:proofErr w:type="spellStart"/>
+      <w:r>
+        <w:rPr>
+          <w:rFonts w:ascii="Tahoma" w:hAnsi="Tahoma" w:cs="Tahoma"/>
+          <w:sz w:val="20"/>
+          <w:szCs w:val="20"/>
+        </w:rPr>
+        <w:t>Paudel</w:t>
+      </w:r>
+      <w:proofErr w:type="spellEnd"/>
+      <w:r>
+        <w:rPr>
+          <w:rFonts w:ascii="Tahoma" w:hAnsi="Tahoma" w:cs="Tahoma"/>
+          <w:sz w:val="20"/>
+          <w:szCs w:val="20"/>
+        </w:rPr>
+        <w:t xml:space="preserve">, R., Bartlett, B., Zamora, C.M., </w:t>
+      </w:r>
+      <w:proofErr w:type="spellStart"/>
+      <w:r>
+        <w:rPr>
+          <w:rFonts w:ascii="Tahoma" w:hAnsi="Tahoma" w:cs="Tahoma"/>
+          <w:sz w:val="20"/>
+          <w:szCs w:val="20"/>
+        </w:rPr>
+        <w:t>Keach</w:t>
+      </w:r>
+      <w:proofErr w:type="spellEnd"/>
+      <w:r>
+        <w:rPr>
+          <w:rFonts w:ascii="Tahoma" w:hAnsi="Tahoma" w:cs="Tahoma"/>
+          <w:sz w:val="20"/>
+          <w:szCs w:val="20"/>
+        </w:rPr>
+        <w:t>, J.E., Gutierrez‐</w:t>
+      </w:r>
+      <w:proofErr w:type="spellStart"/>
+      <w:r>
+        <w:rPr>
+          <w:rFonts w:ascii="Tahoma" w:hAnsi="Tahoma" w:cs="Tahoma"/>
+          <w:sz w:val="20"/>
+          <w:szCs w:val="20"/>
+        </w:rPr>
+        <w:t>Coarite</w:t>
+      </w:r>
+      <w:proofErr w:type="spellEnd"/>
+      <w:r>
+        <w:rPr>
+          <w:rFonts w:ascii="Tahoma" w:hAnsi="Tahoma" w:cs="Tahoma"/>
+          <w:sz w:val="20"/>
+          <w:szCs w:val="20"/>
+        </w:rPr>
+        <w:t xml:space="preserve">, R., Hawkins, J., Ahmad, A., </w:t>
+      </w:r>
+      <w:proofErr w:type="spellStart"/>
+      <w:r>
+        <w:rPr>
+          <w:rFonts w:ascii="Tahoma" w:hAnsi="Tahoma" w:cs="Tahoma"/>
+          <w:sz w:val="20"/>
+          <w:szCs w:val="20"/>
+        </w:rPr>
+        <w:t>Motomura</w:t>
+      </w:r>
+      <w:proofErr w:type="spellEnd"/>
+      <w:r>
+        <w:rPr>
+          <w:rFonts w:ascii="Tahoma" w:hAnsi="Tahoma" w:cs="Tahoma"/>
+          <w:sz w:val="20"/>
+          <w:szCs w:val="20"/>
+        </w:rPr>
+        <w:t xml:space="preserve">‐Wages, S., Kirk, E.R., Kantar, M.B. and Lamour, K.H., 2022. Breeding and selection of taro (Colocasia esculenta) for improved disease‐resistance in </w:t>
+      </w:r>
+      <w:proofErr w:type="spellStart"/>
+      <w:r>
+        <w:rPr>
+          <w:rFonts w:ascii="Tahoma" w:hAnsi="Tahoma" w:cs="Tahoma"/>
+          <w:sz w:val="20"/>
+          <w:szCs w:val="20"/>
+        </w:rPr>
+        <w:t>Hawaiʻi</w:t>
+      </w:r>
+      <w:proofErr w:type="spellEnd"/>
+      <w:r>
+        <w:rPr>
+          <w:rFonts w:ascii="Tahoma" w:hAnsi="Tahoma" w:cs="Tahoma"/>
+          <w:sz w:val="20"/>
+          <w:szCs w:val="20"/>
+        </w:rPr>
+        <w:t xml:space="preserve">. </w:t>
+      </w:r>
+      <w:r>
+        <w:rPr>
+          <w:rFonts w:ascii="Tahoma" w:hAnsi="Tahoma" w:cs="Tahoma"/>
           <w:i/>
           <w:iCs/>
           <w:sz w:val="20"/>
           <w:szCs w:val="20"/>
         </w:rPr>
-        <w:t>Colocasia esculenta</w:t>
-      </w:r>
-      <w:r>
-        <w:rPr>
-          <w:b w:val="0"/>
+        <w:t>Plants, People, Planet</w:t>
+      </w:r>
+      <w:r>
+        <w:rPr>
+          <w:rFonts w:ascii="Tahoma" w:hAnsi="Tahoma" w:cs="Tahoma"/>
           <w:sz w:val="20"/>
           <w:szCs w:val="20"/>
         </w:rPr>
         <w:t>.</w:t>
       </w:r>
+    </w:p>
+    <w:p>
+      <w:pPr>
+        <w:pStyle w:val="Position"/>
+        <w:tabs>
+          <w:tab w:val="left" w:pos="0"/>
+          <w:tab w:val="right" w:pos="9958"/>
+          <w:tab w:val="left" w:pos="10170"/>
+        </w:tabs>
+        <w:ind w:left="1440"/>
+        <w:rPr>
+          <w:b w:val="0"/>
+          <w:sz w:val="20"/>
+          <w:szCs w:val="20"/>
+        </w:rPr>
+      </w:pPr>
+      <w:r>
+        <w:rPr>
+          <w:b w:val="0"/>
+          <w:sz w:val="20"/>
+          <w:szCs w:val="20"/>
+        </w:rPr>
+        <w:t>conception/design (</w:t>
+      </w:r>
+      <w:r>
+        <w:rPr>
+          <w:b w:val="0"/>
+          <w:sz w:val="20"/>
+          <w:szCs w:val="20"/>
+        </w:rPr>
+        <w:t>50</w:t>
+      </w:r>
+      <w:r>
+        <w:rPr>
+          <w:b w:val="0"/>
+          <w:sz w:val="20"/>
+          <w:szCs w:val="20"/>
+        </w:rPr>
+        <w:t>%)</w:t>
+      </w:r>
+    </w:p>
+    <w:p>
+      <w:pPr>
+        <w:pStyle w:val="Position"/>
+        <w:tabs>
+          <w:tab w:val="left" w:pos="0"/>
+          <w:tab w:val="right" w:pos="9958"/>
+          <w:tab w:val="left" w:pos="10170"/>
+        </w:tabs>
+        <w:ind w:left="1440"/>
+        <w:rPr>
+          <w:b w:val="0"/>
+          <w:sz w:val="20"/>
+          <w:szCs w:val="20"/>
+        </w:rPr>
+      </w:pPr>
+      <w:r>
+        <w:rPr>
+          <w:b w:val="0"/>
+          <w:sz w:val="20"/>
+          <w:szCs w:val="20"/>
+        </w:rPr>
+        <w:t>acquisition/analysis of data (</w:t>
+      </w:r>
+      <w:r>
+        <w:rPr>
+          <w:b w:val="0"/>
+          <w:sz w:val="20"/>
+          <w:szCs w:val="20"/>
+        </w:rPr>
+        <w:t>50</w:t>
+      </w:r>
+      <w:r>
+        <w:rPr>
+          <w:b w:val="0"/>
+          <w:sz w:val="20"/>
+          <w:szCs w:val="20"/>
+        </w:rPr>
+        <w:t>%)</w:t>
+      </w:r>
+    </w:p>
+    <w:p>
+      <w:pPr>
+        <w:pStyle w:val="Position"/>
+        <w:tabs>
+          <w:tab w:val="left" w:pos="0"/>
+          <w:tab w:val="right" w:pos="9958"/>
+          <w:tab w:val="left" w:pos="10170"/>
+        </w:tabs>
+        <w:ind w:left="1440"/>
+        <w:rPr>
+          <w:b w:val="0"/>
+          <w:sz w:val="20"/>
+          <w:szCs w:val="20"/>
+        </w:rPr>
+      </w:pPr>
+      <w:r>
+        <w:rPr>
+          <w:b w:val="0"/>
+          <w:sz w:val="20"/>
+          <w:szCs w:val="20"/>
+        </w:rPr>
+        <w:t>creation of new software (</w:t>
+      </w:r>
+      <w:r>
+        <w:rPr>
+          <w:b w:val="0"/>
+          <w:sz w:val="20"/>
+          <w:szCs w:val="20"/>
+        </w:rPr>
+        <w:t>100</w:t>
+      </w:r>
+      <w:r>
+        <w:rPr>
+          <w:b w:val="0"/>
+          <w:sz w:val="20"/>
+          <w:szCs w:val="20"/>
+        </w:rPr>
+        <w:t>%)</w:t>
+      </w:r>
+    </w:p>
+    <w:p>
+      <w:pPr>
+        <w:pStyle w:val="Position"/>
+        <w:tabs>
+          <w:tab w:val="left" w:pos="0"/>
+          <w:tab w:val="right" w:pos="9958"/>
+          <w:tab w:val="left" w:pos="10170"/>
+        </w:tabs>
+        <w:ind w:left="1440"/>
+        <w:rPr>
+          <w:b w:val="0"/>
+          <w:sz w:val="20"/>
+          <w:szCs w:val="20"/>
+        </w:rPr>
+      </w:pPr>
+      <w:r>
+        <w:rPr>
+          <w:b w:val="0"/>
+          <w:sz w:val="20"/>
+          <w:szCs w:val="20"/>
+        </w:rPr>
+        <w:t>drafted/revised the manuscript</w:t>
+      </w:r>
+      <w:r>
+        <w:rPr>
+          <w:b w:val="0"/>
+          <w:sz w:val="20"/>
+          <w:szCs w:val="20"/>
+        </w:rPr>
+        <w:t xml:space="preserve"> (</w:t>
+      </w:r>
+      <w:r>
+        <w:rPr>
+          <w:b w:val="0"/>
+          <w:sz w:val="20"/>
+          <w:szCs w:val="20"/>
+        </w:rPr>
+        <w:t>20</w:t>
+      </w:r>
+      <w:r>
+        <w:rPr>
+          <w:b w:val="0"/>
+          <w:sz w:val="20"/>
+          <w:szCs w:val="20"/>
+        </w:rPr>
+        <w:t>%)</w:t>
+      </w:r>
+    </w:p>
+    <w:p>
+      <w:pPr>
+        <w:pStyle w:val="Position"/>
+        <w:tabs>
+          <w:tab w:val="left" w:pos="0"/>
+          <w:tab w:val="right" w:pos="9958"/>
+          <w:tab w:val="left" w:pos="10170"/>
+        </w:tabs>
+        <w:rPr>
+          <w:b w:val="0"/>
+          <w:sz w:val="20"/>
+          <w:szCs w:val="20"/>
+        </w:rPr>
+      </w:pPr>
+    </w:p>
+    <w:p>
+      <w:pPr>
+        <w:pStyle w:val="Position"/>
+        <w:numPr>
+          <w:ilvl w:val="0"/>
+          <w:numId w:val="30"/>
+        </w:numPr>
+        <w:tabs>
+          <w:tab w:val="left" w:pos="0"/>
+          <w:tab w:val="right" w:pos="9958"/>
+          <w:tab w:val="left" w:pos="10170"/>
+        </w:tabs>
+        <w:rPr>
+          <w:b w:val="0"/>
+          <w:sz w:val="20"/>
+          <w:szCs w:val="20"/>
+        </w:rPr>
+      </w:pPr>
+      <w:r>
+        <w:rPr>
+          <w:bCs/>
+          <w:sz w:val="20"/>
+          <w:szCs w:val="20"/>
+        </w:rPr>
+        <w:t>Bartlett B</w:t>
+      </w:r>
+      <w:r>
+        <w:rPr>
+          <w:b w:val="0"/>
+          <w:sz w:val="20"/>
+          <w:szCs w:val="20"/>
+        </w:rPr>
+        <w:t xml:space="preserve">, Gao Z, </w:t>
+      </w:r>
+      <w:proofErr w:type="spellStart"/>
+      <w:r>
+        <w:rPr>
+          <w:b w:val="0"/>
+          <w:sz w:val="20"/>
+          <w:szCs w:val="20"/>
+        </w:rPr>
+        <w:t>Schukking</w:t>
+      </w:r>
+      <w:proofErr w:type="spellEnd"/>
+      <w:r>
+        <w:rPr>
+          <w:b w:val="0"/>
+          <w:sz w:val="20"/>
+          <w:szCs w:val="20"/>
+        </w:rPr>
+        <w:t xml:space="preserve"> M, </w:t>
+      </w:r>
+      <w:proofErr w:type="spellStart"/>
+      <w:r>
+        <w:rPr>
+          <w:b w:val="0"/>
+          <w:sz w:val="20"/>
+          <w:szCs w:val="20"/>
+        </w:rPr>
+        <w:t>Menor</w:t>
+      </w:r>
+      <w:proofErr w:type="spellEnd"/>
+      <w:r>
+        <w:rPr>
+          <w:b w:val="0"/>
+          <w:sz w:val="20"/>
+          <w:szCs w:val="20"/>
+        </w:rPr>
+        <w:t xml:space="preserve"> M, Khadka VS, </w:t>
+      </w:r>
+      <w:proofErr w:type="spellStart"/>
+      <w:r>
+        <w:rPr>
+          <w:b w:val="0"/>
+          <w:sz w:val="20"/>
+          <w:szCs w:val="20"/>
+        </w:rPr>
+        <w:t>Fabbri</w:t>
+      </w:r>
+      <w:proofErr w:type="spellEnd"/>
+      <w:r>
+        <w:rPr>
+          <w:b w:val="0"/>
+          <w:sz w:val="20"/>
+          <w:szCs w:val="20"/>
+        </w:rPr>
+        <w:t xml:space="preserve"> M, Deng Y. The miRNA Profile of Inflammatory Colorectal Tumors Identify TGF-β as a Companion Target for Checkpoint Blockade Immunotherapy. </w:t>
+      </w:r>
+      <w:r>
+        <w:rPr>
+          <w:b w:val="0"/>
+          <w:i/>
+          <w:iCs/>
+          <w:sz w:val="20"/>
+          <w:szCs w:val="20"/>
+        </w:rPr>
+        <w:t>Frontiers in Cell and Developmental Biology</w:t>
+      </w:r>
+      <w:r>
+        <w:rPr>
+          <w:b w:val="0"/>
+          <w:sz w:val="20"/>
+          <w:szCs w:val="20"/>
+        </w:rPr>
+        <w:t>.</w:t>
+      </w:r>
+      <w:r>
+        <w:rPr>
+          <w:b w:val="0"/>
+          <w:sz w:val="20"/>
+          <w:szCs w:val="20"/>
+        </w:rPr>
+        <w:t xml:space="preserve"> 2021 Oct: </w:t>
+      </w:r>
+      <w:r>
+        <w:rPr>
+          <w:b w:val="0"/>
+          <w:sz w:val="20"/>
+          <w:szCs w:val="20"/>
+        </w:rPr>
+        <w:t>2757.</w:t>
+      </w:r>
+    </w:p>
+    <w:p>
+      <w:pPr>
+        <w:pStyle w:val="Position"/>
+        <w:tabs>
+          <w:tab w:val="left" w:pos="0"/>
+          <w:tab w:val="right" w:pos="9958"/>
+          <w:tab w:val="left" w:pos="10170"/>
+        </w:tabs>
+        <w:ind w:left="1440"/>
+        <w:rPr>
+          <w:b w:val="0"/>
+          <w:sz w:val="20"/>
+          <w:szCs w:val="20"/>
+        </w:rPr>
+      </w:pPr>
+      <w:r>
+        <w:rPr>
+          <w:b w:val="0"/>
+          <w:sz w:val="20"/>
+          <w:szCs w:val="20"/>
+        </w:rPr>
+        <w:t>conception/design (</w:t>
+      </w:r>
+      <w:r>
+        <w:rPr>
+          <w:b w:val="0"/>
+          <w:sz w:val="20"/>
+          <w:szCs w:val="20"/>
+        </w:rPr>
+        <w:t>100</w:t>
+      </w:r>
+      <w:r>
+        <w:rPr>
+          <w:b w:val="0"/>
+          <w:sz w:val="20"/>
+          <w:szCs w:val="20"/>
+        </w:rPr>
+        <w:t>%)</w:t>
+      </w:r>
+    </w:p>
+    <w:p>
+      <w:pPr>
+        <w:pStyle w:val="Position"/>
+        <w:tabs>
+          <w:tab w:val="left" w:pos="0"/>
+          <w:tab w:val="right" w:pos="9958"/>
+          <w:tab w:val="left" w:pos="10170"/>
+        </w:tabs>
+        <w:ind w:left="1440"/>
+        <w:rPr>
+          <w:b w:val="0"/>
+          <w:sz w:val="20"/>
+          <w:szCs w:val="20"/>
+        </w:rPr>
+      </w:pPr>
+      <w:r>
+        <w:rPr>
+          <w:b w:val="0"/>
+          <w:sz w:val="20"/>
+          <w:szCs w:val="20"/>
+        </w:rPr>
+        <w:t>acquisition/analysis of data (</w:t>
+      </w:r>
+      <w:r>
+        <w:rPr>
+          <w:b w:val="0"/>
+          <w:sz w:val="20"/>
+          <w:szCs w:val="20"/>
+        </w:rPr>
+        <w:t>50</w:t>
+      </w:r>
+      <w:r>
+        <w:rPr>
+          <w:b w:val="0"/>
+          <w:sz w:val="20"/>
+          <w:szCs w:val="20"/>
+        </w:rPr>
+        <w:t>%)</w:t>
+      </w:r>
+    </w:p>
+    <w:p>
+      <w:pPr>
+        <w:pStyle w:val="Position"/>
+        <w:tabs>
+          <w:tab w:val="left" w:pos="0"/>
+          <w:tab w:val="right" w:pos="9958"/>
+          <w:tab w:val="left" w:pos="10170"/>
+        </w:tabs>
+        <w:ind w:left="1440"/>
+        <w:rPr>
+          <w:b w:val="0"/>
+          <w:sz w:val="20"/>
+          <w:szCs w:val="20"/>
+        </w:rPr>
+      </w:pPr>
+      <w:r>
+        <w:rPr>
+          <w:b w:val="0"/>
+          <w:sz w:val="20"/>
+          <w:szCs w:val="20"/>
+        </w:rPr>
+        <w:t>creation of new software (</w:t>
+      </w:r>
+      <w:r>
+        <w:rPr>
+          <w:b w:val="0"/>
+          <w:sz w:val="20"/>
+          <w:szCs w:val="20"/>
+        </w:rPr>
+        <w:t>100</w:t>
+      </w:r>
+      <w:r>
+        <w:rPr>
+          <w:b w:val="0"/>
+          <w:sz w:val="20"/>
+          <w:szCs w:val="20"/>
+        </w:rPr>
+        <w:t>%)</w:t>
+      </w:r>
+    </w:p>
+    <w:p>
+      <w:pPr>
+        <w:pStyle w:val="Position"/>
+        <w:tabs>
+          <w:tab w:val="left" w:pos="0"/>
+          <w:tab w:val="right" w:pos="9958"/>
+          <w:tab w:val="left" w:pos="10170"/>
+        </w:tabs>
+        <w:ind w:left="1440"/>
+        <w:rPr>
+          <w:b w:val="0"/>
+          <w:sz w:val="20"/>
+          <w:szCs w:val="20"/>
+        </w:rPr>
+      </w:pPr>
+      <w:r>
+        <w:rPr>
+          <w:b w:val="0"/>
+          <w:sz w:val="20"/>
+          <w:szCs w:val="20"/>
+        </w:rPr>
+        <w:t>drafted/revised the manuscript</w:t>
+      </w:r>
+      <w:r>
+        <w:rPr>
+          <w:b w:val="0"/>
+          <w:sz w:val="20"/>
+          <w:szCs w:val="20"/>
+        </w:rPr>
+        <w:t xml:space="preserve"> (50%)</w:t>
+      </w:r>
+    </w:p>
+    <w:p>
+      <w:pPr>
+        <w:pStyle w:val="Position"/>
+        <w:tabs>
+          <w:tab w:val="left" w:pos="0"/>
+          <w:tab w:val="right" w:pos="9958"/>
+          <w:tab w:val="left" w:pos="10170"/>
+        </w:tabs>
+        <w:rPr>
+          <w:b w:val="0"/>
+          <w:sz w:val="20"/>
+          <w:szCs w:val="20"/>
+        </w:rPr>
+      </w:pPr>
+    </w:p>
+    <w:p>
+      <w:pPr>
+        <w:pStyle w:val="Position"/>
+        <w:numPr>
+          <w:ilvl w:val="0"/>
+          <w:numId w:val="30"/>
+        </w:numPr>
+        <w:tabs>
+          <w:tab w:val="left" w:pos="0"/>
+          <w:tab w:val="right" w:pos="9958"/>
+          <w:tab w:val="left" w:pos="10170"/>
+        </w:tabs>
+        <w:rPr>
+          <w:b w:val="0"/>
+          <w:sz w:val="20"/>
+          <w:szCs w:val="20"/>
+        </w:rPr>
+      </w:pPr>
+      <w:r>
+        <w:rPr>
+          <w:b w:val="0"/>
+          <w:sz w:val="20"/>
+          <w:szCs w:val="20"/>
+        </w:rPr>
+        <w:lastRenderedPageBreak/>
+        <w:t xml:space="preserve">Fortin J, </w:t>
+      </w:r>
+      <w:r>
+        <w:rPr>
+          <w:bCs/>
+          <w:sz w:val="20"/>
+          <w:szCs w:val="20"/>
+        </w:rPr>
+        <w:t>Bartlett B</w:t>
+      </w:r>
+      <w:r>
+        <w:rPr>
+          <w:b w:val="0"/>
+          <w:sz w:val="20"/>
+          <w:szCs w:val="20"/>
+        </w:rPr>
+        <w:t xml:space="preserve">, Kantar M, Tseng M, </w:t>
+      </w:r>
+      <w:proofErr w:type="spellStart"/>
+      <w:r>
+        <w:rPr>
+          <w:b w:val="0"/>
+          <w:sz w:val="20"/>
+          <w:szCs w:val="20"/>
+        </w:rPr>
+        <w:t>Mehrabi</w:t>
+      </w:r>
+      <w:proofErr w:type="spellEnd"/>
+      <w:r>
+        <w:rPr>
+          <w:b w:val="0"/>
+          <w:sz w:val="20"/>
+          <w:szCs w:val="20"/>
+        </w:rPr>
+        <w:t xml:space="preserve"> Z. </w:t>
+      </w:r>
+      <w:r>
+        <w:rPr>
+          <w:b w:val="0"/>
+          <w:sz w:val="20"/>
+          <w:szCs w:val="20"/>
+        </w:rPr>
+        <w:t>“</w:t>
+      </w:r>
+      <w:r>
+        <w:rPr>
+          <w:b w:val="0"/>
+          <w:sz w:val="20"/>
+          <w:szCs w:val="20"/>
+        </w:rPr>
+        <w:t>Digital technology helps remove gender bias in academia.</w:t>
+      </w:r>
       <w:r>
         <w:rPr>
           <w:b w:val="0"/>
@@ -2403,21 +3901,474 @@
         </w:rPr>
         <w:t xml:space="preserve"> </w:t>
       </w:r>
-      <w:r>
-        <w:rPr>
-          <w:b w:val="0"/>
-          <w:sz w:val="20"/>
-          <w:szCs w:val="20"/>
-        </w:rPr>
-        <w:t>In preparation</w:t>
-      </w:r>
-      <w:r>
-        <w:rPr>
-          <w:b w:val="0"/>
-          <w:sz w:val="20"/>
-          <w:szCs w:val="20"/>
-        </w:rPr>
-        <w:t xml:space="preserve">. </w:t>
+      <w:proofErr w:type="spellStart"/>
+      <w:r>
+        <w:rPr>
+          <w:b w:val="0"/>
+          <w:i/>
+          <w:iCs/>
+          <w:sz w:val="20"/>
+          <w:szCs w:val="20"/>
+        </w:rPr>
+        <w:t>Scientometrics</w:t>
+      </w:r>
+      <w:proofErr w:type="spellEnd"/>
+      <w:r>
+        <w:rPr>
+          <w:b w:val="0"/>
+          <w:sz w:val="20"/>
+          <w:szCs w:val="20"/>
+        </w:rPr>
+        <w:t>. 2021 May;126(5):4073-81.</w:t>
+      </w:r>
+    </w:p>
+    <w:p>
+      <w:pPr>
+        <w:pStyle w:val="Position"/>
+        <w:tabs>
+          <w:tab w:val="left" w:pos="0"/>
+          <w:tab w:val="right" w:pos="9958"/>
+          <w:tab w:val="left" w:pos="10170"/>
+        </w:tabs>
+        <w:ind w:left="1440"/>
+        <w:rPr>
+          <w:b w:val="0"/>
+          <w:sz w:val="20"/>
+          <w:szCs w:val="20"/>
+        </w:rPr>
+      </w:pPr>
+      <w:r>
+        <w:rPr>
+          <w:b w:val="0"/>
+          <w:sz w:val="20"/>
+          <w:szCs w:val="20"/>
+        </w:rPr>
+        <w:t>conception/design (10%)</w:t>
+      </w:r>
+    </w:p>
+    <w:p>
+      <w:pPr>
+        <w:pStyle w:val="Position"/>
+        <w:tabs>
+          <w:tab w:val="left" w:pos="0"/>
+          <w:tab w:val="right" w:pos="9958"/>
+          <w:tab w:val="left" w:pos="10170"/>
+        </w:tabs>
+        <w:ind w:left="1440"/>
+        <w:rPr>
+          <w:b w:val="0"/>
+          <w:sz w:val="20"/>
+          <w:szCs w:val="20"/>
+        </w:rPr>
+      </w:pPr>
+      <w:r>
+        <w:rPr>
+          <w:b w:val="0"/>
+          <w:sz w:val="20"/>
+          <w:szCs w:val="20"/>
+        </w:rPr>
+        <w:t>acquisition/analysis of data (</w:t>
+      </w:r>
+      <w:r>
+        <w:rPr>
+          <w:b w:val="0"/>
+          <w:sz w:val="20"/>
+          <w:szCs w:val="20"/>
+        </w:rPr>
+        <w:t>40</w:t>
+      </w:r>
+      <w:r>
+        <w:rPr>
+          <w:b w:val="0"/>
+          <w:sz w:val="20"/>
+          <w:szCs w:val="20"/>
+        </w:rPr>
+        <w:t>%)</w:t>
+      </w:r>
+    </w:p>
+    <w:p>
+      <w:pPr>
+        <w:pStyle w:val="Position"/>
+        <w:tabs>
+          <w:tab w:val="left" w:pos="0"/>
+          <w:tab w:val="right" w:pos="9958"/>
+          <w:tab w:val="left" w:pos="10170"/>
+        </w:tabs>
+        <w:ind w:left="1440"/>
+        <w:rPr>
+          <w:b w:val="0"/>
+          <w:sz w:val="20"/>
+          <w:szCs w:val="20"/>
+        </w:rPr>
+      </w:pPr>
+      <w:r>
+        <w:rPr>
+          <w:b w:val="0"/>
+          <w:sz w:val="20"/>
+          <w:szCs w:val="20"/>
+        </w:rPr>
+        <w:t>creation of new software (</w:t>
+      </w:r>
+      <w:r>
+        <w:rPr>
+          <w:b w:val="0"/>
+          <w:sz w:val="20"/>
+          <w:szCs w:val="20"/>
+        </w:rPr>
+        <w:t>4</w:t>
+      </w:r>
+      <w:r>
+        <w:rPr>
+          <w:b w:val="0"/>
+          <w:sz w:val="20"/>
+          <w:szCs w:val="20"/>
+        </w:rPr>
+        <w:t>0%)</w:t>
+      </w:r>
+    </w:p>
+    <w:p>
+      <w:pPr>
+        <w:pStyle w:val="Position"/>
+        <w:tabs>
+          <w:tab w:val="left" w:pos="0"/>
+          <w:tab w:val="right" w:pos="9958"/>
+          <w:tab w:val="left" w:pos="10170"/>
+        </w:tabs>
+        <w:ind w:left="1440"/>
+        <w:rPr>
+          <w:b w:val="0"/>
+          <w:sz w:val="20"/>
+          <w:szCs w:val="20"/>
+        </w:rPr>
+      </w:pPr>
+      <w:r>
+        <w:rPr>
+          <w:b w:val="0"/>
+          <w:sz w:val="20"/>
+          <w:szCs w:val="20"/>
+        </w:rPr>
+        <w:t>drafted/revised the manuscript</w:t>
+      </w:r>
+      <w:r>
+        <w:rPr>
+          <w:b w:val="0"/>
+          <w:sz w:val="20"/>
+          <w:szCs w:val="20"/>
+        </w:rPr>
+        <w:t xml:space="preserve"> (</w:t>
+      </w:r>
+      <w:r>
+        <w:rPr>
+          <w:b w:val="0"/>
+          <w:sz w:val="20"/>
+          <w:szCs w:val="20"/>
+        </w:rPr>
+        <w:t>4</w:t>
+      </w:r>
+      <w:r>
+        <w:rPr>
+          <w:b w:val="0"/>
+          <w:sz w:val="20"/>
+          <w:szCs w:val="20"/>
+        </w:rPr>
+        <w:t>0%)</w:t>
+      </w:r>
+    </w:p>
+    <w:p>
+      <w:pPr>
+        <w:pStyle w:val="Position"/>
+        <w:numPr>
+          <w:ilvl w:val="0"/>
+          <w:numId w:val="30"/>
+        </w:numPr>
+        <w:tabs>
+          <w:tab w:val="left" w:pos="0"/>
+          <w:tab w:val="right" w:pos="9958"/>
+          <w:tab w:val="left" w:pos="10170"/>
+        </w:tabs>
+        <w:rPr>
+          <w:b w:val="0"/>
+          <w:sz w:val="20"/>
+          <w:szCs w:val="20"/>
+        </w:rPr>
+      </w:pPr>
+      <w:r>
+        <w:rPr>
+          <w:bCs/>
+          <w:sz w:val="20"/>
+          <w:szCs w:val="20"/>
+        </w:rPr>
+        <w:t>Bartlett B</w:t>
+      </w:r>
+      <w:r>
+        <w:rPr>
+          <w:b w:val="0"/>
+          <w:sz w:val="20"/>
+          <w:szCs w:val="20"/>
+        </w:rPr>
+        <w:t xml:space="preserve">, Fortin J, Kantar M, Tseng M, </w:t>
+      </w:r>
+      <w:proofErr w:type="spellStart"/>
+      <w:r>
+        <w:rPr>
+          <w:b w:val="0"/>
+          <w:sz w:val="20"/>
+          <w:szCs w:val="20"/>
+        </w:rPr>
+        <w:t>Mehrabi</w:t>
+      </w:r>
+      <w:proofErr w:type="spellEnd"/>
+      <w:r>
+        <w:rPr>
+          <w:b w:val="0"/>
+          <w:sz w:val="20"/>
+          <w:szCs w:val="20"/>
+        </w:rPr>
+        <w:t xml:space="preserve"> Z. </w:t>
+      </w:r>
+      <w:r>
+        <w:rPr>
+          <w:b w:val="0"/>
+          <w:sz w:val="20"/>
+          <w:szCs w:val="20"/>
+        </w:rPr>
+        <w:t>“</w:t>
+      </w:r>
+      <w:r>
+        <w:rPr>
+          <w:b w:val="0"/>
+          <w:sz w:val="20"/>
+          <w:szCs w:val="20"/>
+        </w:rPr>
+        <w:t xml:space="preserve">How </w:t>
+      </w:r>
+      <w:proofErr w:type="spellStart"/>
+      <w:r>
+        <w:rPr>
+          <w:b w:val="0"/>
+          <w:sz w:val="20"/>
+          <w:szCs w:val="20"/>
+        </w:rPr>
+        <w:t>altmetrics</w:t>
+      </w:r>
+      <w:proofErr w:type="spellEnd"/>
+      <w:r>
+        <w:rPr>
+          <w:b w:val="0"/>
+          <w:sz w:val="20"/>
+          <w:szCs w:val="20"/>
+        </w:rPr>
+        <w:t xml:space="preserve"> could help level the playing field for women in STEM</w:t>
+      </w:r>
+      <w:r>
+        <w:rPr>
+          <w:b w:val="0"/>
+          <w:sz w:val="20"/>
+          <w:szCs w:val="20"/>
+        </w:rPr>
+        <w:t>.</w:t>
+      </w:r>
+      <w:r>
+        <w:rPr>
+          <w:b w:val="0"/>
+          <w:sz w:val="20"/>
+          <w:szCs w:val="20"/>
+        </w:rPr>
+        <w:t>”</w:t>
+      </w:r>
+      <w:r>
+        <w:rPr>
+          <w:b w:val="0"/>
+          <w:sz w:val="20"/>
+          <w:szCs w:val="20"/>
+        </w:rPr>
+        <w:t xml:space="preserve"> </w:t>
+      </w:r>
+      <w:r>
+        <w:rPr>
+          <w:b w:val="0"/>
+          <w:i/>
+          <w:iCs/>
+          <w:sz w:val="20"/>
+          <w:szCs w:val="20"/>
+        </w:rPr>
+        <w:t>Nature Index</w:t>
+      </w:r>
+      <w:r>
+        <w:rPr>
+          <w:b w:val="0"/>
+          <w:sz w:val="20"/>
+          <w:szCs w:val="20"/>
+        </w:rPr>
+        <w:t xml:space="preserve">. 2021 </w:t>
+      </w:r>
+      <w:r>
+        <w:rPr>
+          <w:b w:val="0"/>
+          <w:sz w:val="20"/>
+          <w:szCs w:val="20"/>
+        </w:rPr>
+        <w:t>March</w:t>
+      </w:r>
+      <w:r>
+        <w:rPr>
+          <w:b w:val="0"/>
+          <w:sz w:val="20"/>
+          <w:szCs w:val="20"/>
+        </w:rPr>
+        <w:t>.</w:t>
+      </w:r>
+    </w:p>
+    <w:p>
+      <w:pPr>
+        <w:pStyle w:val="Position"/>
+        <w:tabs>
+          <w:tab w:val="left" w:pos="0"/>
+          <w:tab w:val="right" w:pos="9958"/>
+          <w:tab w:val="left" w:pos="10170"/>
+        </w:tabs>
+        <w:ind w:left="1440"/>
+        <w:rPr>
+          <w:b w:val="0"/>
+          <w:sz w:val="20"/>
+          <w:szCs w:val="20"/>
+        </w:rPr>
+      </w:pPr>
+      <w:r>
+        <w:rPr>
+          <w:b w:val="0"/>
+          <w:sz w:val="20"/>
+          <w:szCs w:val="20"/>
+        </w:rPr>
+        <w:t>conception/design (</w:t>
+      </w:r>
+      <w:r>
+        <w:rPr>
+          <w:b w:val="0"/>
+          <w:sz w:val="20"/>
+          <w:szCs w:val="20"/>
+        </w:rPr>
+        <w:t>9</w:t>
+      </w:r>
+      <w:r>
+        <w:rPr>
+          <w:b w:val="0"/>
+          <w:sz w:val="20"/>
+          <w:szCs w:val="20"/>
+        </w:rPr>
+        <w:t>0%)</w:t>
+      </w:r>
+    </w:p>
+    <w:p>
+      <w:pPr>
+        <w:pStyle w:val="Position"/>
+        <w:tabs>
+          <w:tab w:val="left" w:pos="0"/>
+          <w:tab w:val="right" w:pos="9958"/>
+          <w:tab w:val="left" w:pos="10170"/>
+        </w:tabs>
+        <w:ind w:left="1440"/>
+        <w:rPr>
+          <w:b w:val="0"/>
+          <w:sz w:val="20"/>
+          <w:szCs w:val="20"/>
+        </w:rPr>
+      </w:pPr>
+      <w:r>
+        <w:rPr>
+          <w:b w:val="0"/>
+          <w:sz w:val="20"/>
+          <w:szCs w:val="20"/>
+        </w:rPr>
+        <w:t>acquisition/analysis of data (90%)</w:t>
+      </w:r>
+    </w:p>
+    <w:p>
+      <w:pPr>
+        <w:pStyle w:val="Position"/>
+        <w:tabs>
+          <w:tab w:val="left" w:pos="0"/>
+          <w:tab w:val="right" w:pos="9958"/>
+          <w:tab w:val="left" w:pos="10170"/>
+        </w:tabs>
+        <w:ind w:left="1440"/>
+        <w:rPr>
+          <w:b w:val="0"/>
+          <w:sz w:val="20"/>
+          <w:szCs w:val="20"/>
+        </w:rPr>
+      </w:pPr>
+      <w:r>
+        <w:rPr>
+          <w:b w:val="0"/>
+          <w:sz w:val="20"/>
+          <w:szCs w:val="20"/>
+        </w:rPr>
+        <w:t>creation of new software (</w:t>
+      </w:r>
+      <w:r>
+        <w:rPr>
+          <w:b w:val="0"/>
+          <w:sz w:val="20"/>
+          <w:szCs w:val="20"/>
+        </w:rPr>
+        <w:t>n/a)</w:t>
+      </w:r>
+    </w:p>
+    <w:p>
+      <w:pPr>
+        <w:pStyle w:val="Position"/>
+        <w:tabs>
+          <w:tab w:val="left" w:pos="0"/>
+          <w:tab w:val="right" w:pos="9958"/>
+          <w:tab w:val="left" w:pos="10170"/>
+        </w:tabs>
+        <w:ind w:left="1440"/>
+        <w:rPr>
+          <w:b w:val="0"/>
+          <w:sz w:val="20"/>
+          <w:szCs w:val="20"/>
+        </w:rPr>
+      </w:pPr>
+      <w:r>
+        <w:rPr>
+          <w:b w:val="0"/>
+          <w:sz w:val="20"/>
+          <w:szCs w:val="20"/>
+        </w:rPr>
+        <w:t>drafted/revised the manuscript</w:t>
+      </w:r>
+      <w:r>
+        <w:rPr>
+          <w:b w:val="0"/>
+          <w:sz w:val="20"/>
+          <w:szCs w:val="20"/>
+        </w:rPr>
+        <w:t xml:space="preserve"> (</w:t>
+      </w:r>
+      <w:r>
+        <w:rPr>
+          <w:b w:val="0"/>
+          <w:sz w:val="20"/>
+          <w:szCs w:val="20"/>
+        </w:rPr>
+        <w:t>4</w:t>
+      </w:r>
+      <w:r>
+        <w:rPr>
+          <w:b w:val="0"/>
+          <w:sz w:val="20"/>
+          <w:szCs w:val="20"/>
+        </w:rPr>
+        <w:t>0</w:t>
+      </w:r>
+      <w:r>
+        <w:rPr>
+          <w:b w:val="0"/>
+          <w:sz w:val="20"/>
+          <w:szCs w:val="20"/>
+        </w:rPr>
+        <w:t>%)</w:t>
       </w:r>
     </w:p>
     <w:p>
@@ -2444,50 +4395,15 @@
           <w:sz w:val="20"/>
           <w:szCs w:val="20"/>
         </w:rPr>
-        <w:t>Bartlett BR</w:t>
-      </w:r>
-      <w:r>
-        <w:t xml:space="preserve">, </w:t>
-      </w:r>
-      <w:r>
-        <w:rPr>
-          <w:b w:val="0"/>
-          <w:sz w:val="20"/>
-          <w:szCs w:val="20"/>
-        </w:rPr>
-        <w:t>Zamora CM</w:t>
-      </w:r>
-      <w:r>
-        <w:rPr>
-          <w:bCs/>
-          <w:sz w:val="20"/>
-          <w:szCs w:val="20"/>
-        </w:rPr>
-        <w:t>^</w:t>
-      </w:r>
-      <w:r>
-        <w:rPr>
-          <w:b w:val="0"/>
-          <w:sz w:val="20"/>
-          <w:szCs w:val="20"/>
-        </w:rPr>
-        <w:t xml:space="preserve">, </w:t>
-      </w:r>
-      <w:r>
-        <w:rPr>
-          <w:b w:val="0"/>
-          <w:sz w:val="20"/>
-          <w:szCs w:val="20"/>
-        </w:rPr>
-        <w:t>Bingham JP, Hubbard A</w:t>
-      </w:r>
-      <w:r>
-        <w:rPr>
-          <w:b w:val="0"/>
-          <w:sz w:val="20"/>
-          <w:szCs w:val="20"/>
-        </w:rPr>
-        <w:t xml:space="preserve">, </w:t>
+        <w:t>Bartlett B</w:t>
+      </w:r>
+      <w:r>
+        <w:rPr>
+          <w:b w:val="0"/>
+          <w:sz w:val="20"/>
+          <w:szCs w:val="20"/>
+        </w:rPr>
+        <w:t xml:space="preserve">, Zhu Y, </w:t>
       </w:r>
       <w:proofErr w:type="spellStart"/>
       <w:r>
@@ -2496,7 +4412,7 @@
           <w:sz w:val="20"/>
           <w:szCs w:val="20"/>
         </w:rPr>
-        <w:t>Runck</w:t>
+        <w:t>Menor</w:t>
       </w:r>
       <w:proofErr w:type="spellEnd"/>
       <w:r>
@@ -2505,31 +4421,7 @@
           <w:sz w:val="20"/>
           <w:szCs w:val="20"/>
         </w:rPr>
-        <w:t xml:space="preserve"> B</w:t>
-      </w:r>
-      <w:r>
-        <w:rPr>
-          <w:b w:val="0"/>
-          <w:sz w:val="20"/>
-          <w:szCs w:val="20"/>
-        </w:rPr>
-        <w:t xml:space="preserve">, </w:t>
-      </w:r>
-      <w:r>
-        <w:rPr>
-          <w:b w:val="0"/>
-          <w:sz w:val="20"/>
-          <w:szCs w:val="20"/>
-        </w:rPr>
-        <w:t>Kantar MB</w:t>
-      </w:r>
-      <w:r>
-        <w:rPr>
-          <w:b w:val="0"/>
-          <w:sz w:val="20"/>
-          <w:szCs w:val="20"/>
-        </w:rPr>
-        <w:t xml:space="preserve">. </w:t>
+        <w:t xml:space="preserve"> M, Khadka VS, Zhang J, Zheng J, Jiang B, Deng Y. </w:t>
       </w:r>
       <w:r>
         <w:rPr>
@@ -2545,15 +4437,7 @@
           <w:sz w:val="20"/>
           <w:szCs w:val="20"/>
         </w:rPr>
-        <w:t>Journal influence on the short and long term impact of science</w:t>
-      </w:r>
-      <w:r>
-        <w:rPr>
-          <w:b w:val="0"/>
-          <w:sz w:val="20"/>
-          <w:szCs w:val="20"/>
-        </w:rPr>
-        <w:t>.</w:t>
+        <w:t>Development of a RNA-Seq based prognostic signature for colon cancer.</w:t>
       </w:r>
       <w:r>
         <w:rPr>
@@ -2574,18 +4458,20 @@
       <w:r>
         <w:rPr>
           <w:b w:val="0"/>
-          <w:sz w:val="20"/>
-          <w:szCs w:val="20"/>
-        </w:rPr>
-        <w:t>In preparation</w:t>
-      </w:r>
-      <w:r>
-        <w:rPr>
-          <w:b w:val="0"/>
-          <w:sz w:val="20"/>
-          <w:szCs w:val="20"/>
-        </w:rPr>
-        <w:t xml:space="preserve">. </w:t>
+          <w:i/>
+          <w:iCs/>
+          <w:sz w:val="20"/>
+          <w:szCs w:val="20"/>
+        </w:rPr>
+        <w:t>International Journal of Computational Biology and Drug Design</w:t>
+      </w:r>
+      <w:r>
+        <w:rPr>
+          <w:b w:val="0"/>
+          <w:sz w:val="20"/>
+          <w:szCs w:val="20"/>
+        </w:rPr>
+        <w:t xml:space="preserve">. 2020;13(5-6):488-503. </w:t>
       </w:r>
     </w:p>
     <w:p>
@@ -2596,36 +4482,36 @@
           <w:tab w:val="right" w:pos="9958"/>
           <w:tab w:val="left" w:pos="10170"/>
         </w:tabs>
-        <w:spacing w:before="0" w:line="240" w:lineRule="auto"/>
-        <w:rPr>
-          <w:b w:val="0"/>
-          <w:sz w:val="20"/>
-          <w:szCs w:val="20"/>
-        </w:rPr>
-      </w:pPr>
-    </w:p>
-    <w:p>
-      <w:pPr>
-        <w:pStyle w:val="Position"/>
-        <w:tabs>
-          <w:tab w:val="left" w:pos="0"/>
-          <w:tab w:val="right" w:pos="10080"/>
-        </w:tabs>
-        <w:rPr>
-          <w:b w:val="0"/>
-          <w:i/>
-          <w:sz w:val="20"/>
-          <w:szCs w:val="20"/>
-          <w:u w:val="single"/>
-        </w:rPr>
-      </w:pPr>
-      <w:r>
-        <w:rPr>
-          <w:sz w:val="20"/>
-          <w:szCs w:val="20"/>
-          <w:u w:val="single"/>
-        </w:rPr>
-        <w:t>PUBLICATIONS</w:t>
+        <w:ind w:left="1440"/>
+        <w:rPr>
+          <w:b w:val="0"/>
+          <w:sz w:val="20"/>
+          <w:szCs w:val="20"/>
+        </w:rPr>
+      </w:pPr>
+      <w:r>
+        <w:rPr>
+          <w:b w:val="0"/>
+          <w:sz w:val="20"/>
+          <w:szCs w:val="20"/>
+        </w:rPr>
+        <w:t>conception/design (</w:t>
+      </w:r>
+      <w:r>
+        <w:rPr>
+          <w:b w:val="0"/>
+          <w:sz w:val="20"/>
+          <w:szCs w:val="20"/>
+        </w:rPr>
+        <w:t>90</w:t>
+      </w:r>
+      <w:r>
+        <w:rPr>
+          <w:b w:val="0"/>
+          <w:sz w:val="20"/>
+          <w:szCs w:val="20"/>
+        </w:rPr>
+        <w:t>%)</w:t>
       </w:r>
     </w:p>
     <w:p>
@@ -2636,11 +4522,37 @@
           <w:tab w:val="right" w:pos="9958"/>
           <w:tab w:val="left" w:pos="10170"/>
         </w:tabs>
-        <w:rPr>
-          <w:sz w:val="20"/>
-          <w:szCs w:val="20"/>
-        </w:rPr>
-      </w:pPr>
+        <w:ind w:left="1440"/>
+        <w:rPr>
+          <w:b w:val="0"/>
+          <w:sz w:val="20"/>
+          <w:szCs w:val="20"/>
+        </w:rPr>
+      </w:pPr>
+      <w:r>
+        <w:rPr>
+          <w:b w:val="0"/>
+          <w:sz w:val="20"/>
+          <w:szCs w:val="20"/>
+        </w:rPr>
+        <w:t>acquisition/analysis of data (</w:t>
+      </w:r>
+      <w:r>
+        <w:rPr>
+          <w:b w:val="0"/>
+          <w:sz w:val="20"/>
+          <w:szCs w:val="20"/>
+        </w:rPr>
+        <w:t>90</w:t>
+      </w:r>
+      <w:r>
+        <w:rPr>
+          <w:b w:val="0"/>
+          <w:sz w:val="20"/>
+          <w:szCs w:val="20"/>
+        </w:rPr>
+        <w:t>%)</w:t>
+      </w:r>
     </w:p>
     <w:p>
       <w:pPr>
@@ -2650,91 +4562,36 @@
           <w:tab w:val="right" w:pos="9958"/>
           <w:tab w:val="left" w:pos="10170"/>
         </w:tabs>
-        <w:rPr>
-          <w:b w:val="0"/>
-          <w:sz w:val="20"/>
-          <w:szCs w:val="20"/>
-        </w:rPr>
-      </w:pPr>
-      <w:r>
-        <w:rPr>
-          <w:sz w:val="20"/>
-          <w:szCs w:val="20"/>
-        </w:rPr>
-        <w:t xml:space="preserve">h-index: </w:t>
-      </w:r>
-      <w:r>
-        <w:rPr>
-          <w:b w:val="0"/>
-          <w:sz w:val="20"/>
-          <w:szCs w:val="20"/>
-        </w:rPr>
-        <w:t>1</w:t>
-      </w:r>
-      <w:r>
-        <w:rPr>
-          <w:b w:val="0"/>
-          <w:sz w:val="20"/>
-          <w:szCs w:val="20"/>
-        </w:rPr>
-        <w:t>4</w:t>
-      </w:r>
-      <w:r>
-        <w:rPr>
-          <w:b w:val="0"/>
-          <w:sz w:val="20"/>
-          <w:szCs w:val="20"/>
-        </w:rPr>
-        <w:t xml:space="preserve"> </w:t>
-      </w:r>
-      <w:r>
-        <w:rPr>
-          <w:b w:val="0"/>
-          <w:bCs/>
-          <w:sz w:val="20"/>
-          <w:szCs w:val="20"/>
-        </w:rPr>
-        <w:t>|</w:t>
-      </w:r>
-      <w:r>
-        <w:rPr>
-          <w:b w:val="0"/>
-          <w:sz w:val="20"/>
-          <w:szCs w:val="20"/>
-        </w:rPr>
-        <w:t xml:space="preserve"> </w:t>
-      </w:r>
-      <w:r>
-        <w:rPr>
-          <w:sz w:val="20"/>
-          <w:szCs w:val="20"/>
-        </w:rPr>
-        <w:t xml:space="preserve">i0-index: </w:t>
-      </w:r>
-      <w:r>
-        <w:rPr>
-          <w:b w:val="0"/>
-          <w:sz w:val="20"/>
-          <w:szCs w:val="20"/>
-        </w:rPr>
-        <w:t>1</w:t>
-      </w:r>
-      <w:r>
-        <w:rPr>
-          <w:b w:val="0"/>
-          <w:sz w:val="20"/>
-          <w:szCs w:val="20"/>
-        </w:rPr>
-        <w:t>4</w:t>
-      </w:r>
-      <w:r>
-        <w:rPr>
-          <w:b w:val="0"/>
-          <w:sz w:val="20"/>
-          <w:szCs w:val="20"/>
-        </w:rPr>
-        <w:tab/>
-        <w:t>Google Scholar</w:t>
+        <w:ind w:left="1440"/>
+        <w:rPr>
+          <w:b w:val="0"/>
+          <w:sz w:val="20"/>
+          <w:szCs w:val="20"/>
+        </w:rPr>
+      </w:pPr>
+      <w:r>
+        <w:rPr>
+          <w:b w:val="0"/>
+          <w:sz w:val="20"/>
+          <w:szCs w:val="20"/>
+        </w:rPr>
+        <w:t>creation of new software (</w:t>
+      </w:r>
+      <w:r>
+        <w:rPr>
+          <w:b w:val="0"/>
+          <w:sz w:val="20"/>
+          <w:szCs w:val="20"/>
+        </w:rPr>
+        <w:t>90</w:t>
+      </w:r>
+      <w:r>
+        <w:rPr>
+          <w:b w:val="0"/>
+          <w:sz w:val="20"/>
+          <w:szCs w:val="20"/>
+        </w:rPr>
+        <w:t>%)</w:t>
       </w:r>
     </w:p>
     <w:p>
@@ -2745,50 +4602,28 @@
           <w:tab w:val="right" w:pos="9958"/>
           <w:tab w:val="left" w:pos="10170"/>
         </w:tabs>
-        <w:rPr>
-          <w:b w:val="0"/>
-          <w:sz w:val="20"/>
-          <w:szCs w:val="20"/>
-        </w:rPr>
-      </w:pPr>
-      <w:r>
-        <w:rPr>
-          <w:sz w:val="20"/>
-          <w:szCs w:val="20"/>
-        </w:rPr>
-        <w:t xml:space="preserve">h-index: </w:t>
-      </w:r>
-      <w:r>
-        <w:rPr>
-          <w:b w:val="0"/>
-          <w:sz w:val="20"/>
-          <w:szCs w:val="20"/>
-        </w:rPr>
-        <w:t>1</w:t>
-      </w:r>
-      <w:r>
-        <w:rPr>
-          <w:b w:val="0"/>
-          <w:sz w:val="20"/>
-          <w:szCs w:val="20"/>
-        </w:rPr>
-        <w:t>4</w:t>
-      </w:r>
-      <w:r>
-        <w:rPr>
-          <w:b w:val="0"/>
-          <w:sz w:val="20"/>
-          <w:szCs w:val="20"/>
-        </w:rPr>
-        <w:tab/>
-      </w:r>
-      <w:r>
-        <w:rPr>
-          <w:b w:val="0"/>
-          <w:sz w:val="20"/>
-          <w:szCs w:val="20"/>
-        </w:rPr>
-        <w:t>Web of Science</w:t>
+        <w:ind w:left="1440"/>
+        <w:rPr>
+          <w:b w:val="0"/>
+          <w:sz w:val="20"/>
+          <w:szCs w:val="20"/>
+        </w:rPr>
+      </w:pPr>
+      <w:r>
+        <w:rPr>
+          <w:b w:val="0"/>
+          <w:sz w:val="20"/>
+          <w:szCs w:val="20"/>
+        </w:rPr>
+        <w:t>drafted/revised the manuscript</w:t>
+      </w:r>
+      <w:r>
+        <w:rPr>
+          <w:b w:val="0"/>
+          <w:sz w:val="20"/>
+          <w:szCs w:val="20"/>
+        </w:rPr>
+        <w:t xml:space="preserve"> (90%)</w:t>
       </w:r>
     </w:p>
     <w:p>
@@ -2799,911 +4634,13 @@
           <w:tab w:val="right" w:pos="9958"/>
           <w:tab w:val="left" w:pos="10170"/>
         </w:tabs>
-        <w:rPr>
-          <w:b w:val="0"/>
-          <w:sz w:val="20"/>
-          <w:szCs w:val="20"/>
-        </w:rPr>
-      </w:pPr>
-      <w:r>
-        <w:rPr>
-          <w:sz w:val="20"/>
-          <w:szCs w:val="20"/>
-        </w:rPr>
-        <w:t xml:space="preserve">ResearchGate: </w:t>
-      </w:r>
-      <w:r>
-        <w:rPr>
-          <w:b w:val="0"/>
-          <w:sz w:val="20"/>
-          <w:szCs w:val="20"/>
-        </w:rPr>
-        <w:t>29.</w:t>
-      </w:r>
-      <w:r>
-        <w:rPr>
-          <w:b w:val="0"/>
-          <w:sz w:val="20"/>
-          <w:szCs w:val="20"/>
-        </w:rPr>
-        <w:t>31</w:t>
-      </w:r>
-      <w:r>
-        <w:rPr>
-          <w:b w:val="0"/>
-          <w:sz w:val="20"/>
-          <w:szCs w:val="20"/>
-        </w:rPr>
-        <w:tab/>
-        <w:t>ResearchGate</w:t>
-      </w:r>
-    </w:p>
-    <w:p>
-      <w:pPr>
-        <w:pStyle w:val="Position"/>
-        <w:tabs>
-          <w:tab w:val="left" w:pos="0"/>
-          <w:tab w:val="right" w:pos="9958"/>
-          <w:tab w:val="left" w:pos="10170"/>
-        </w:tabs>
-        <w:rPr>
-          <w:b w:val="0"/>
-          <w:sz w:val="20"/>
-          <w:szCs w:val="20"/>
-        </w:rPr>
-      </w:pPr>
-    </w:p>
-    <w:p>
-      <w:pPr>
-        <w:pStyle w:val="Position"/>
-        <w:numPr>
-          <w:ilvl w:val="0"/>
-          <w:numId w:val="30"/>
-        </w:numPr>
-        <w:tabs>
-          <w:tab w:val="left" w:pos="0"/>
-          <w:tab w:val="right" w:pos="9958"/>
-          <w:tab w:val="left" w:pos="10170"/>
-        </w:tabs>
-        <w:rPr>
-          <w:b w:val="0"/>
-          <w:sz w:val="20"/>
-          <w:szCs w:val="20"/>
-        </w:rPr>
-      </w:pPr>
-      <w:r>
-        <w:rPr>
-          <w:bCs/>
-          <w:sz w:val="20"/>
-          <w:szCs w:val="20"/>
-        </w:rPr>
-        <w:t>Bartlett B</w:t>
-      </w:r>
-      <w:r>
-        <w:rPr>
-          <w:b w:val="0"/>
-          <w:sz w:val="20"/>
-          <w:szCs w:val="20"/>
-        </w:rPr>
-        <w:t xml:space="preserve">, Gao Z, </w:t>
-      </w:r>
-      <w:proofErr w:type="spellStart"/>
-      <w:r>
-        <w:rPr>
-          <w:b w:val="0"/>
-          <w:sz w:val="20"/>
-          <w:szCs w:val="20"/>
-        </w:rPr>
-        <w:t>Schukking</w:t>
-      </w:r>
-      <w:proofErr w:type="spellEnd"/>
-      <w:r>
-        <w:rPr>
-          <w:b w:val="0"/>
-          <w:sz w:val="20"/>
-          <w:szCs w:val="20"/>
-        </w:rPr>
-        <w:t xml:space="preserve"> M, </w:t>
-      </w:r>
-      <w:proofErr w:type="spellStart"/>
-      <w:r>
-        <w:rPr>
-          <w:b w:val="0"/>
-          <w:sz w:val="20"/>
-          <w:szCs w:val="20"/>
-        </w:rPr>
-        <w:t>Menor</w:t>
-      </w:r>
-      <w:proofErr w:type="spellEnd"/>
-      <w:r>
-        <w:rPr>
-          <w:b w:val="0"/>
-          <w:sz w:val="20"/>
-          <w:szCs w:val="20"/>
-        </w:rPr>
-        <w:t xml:space="preserve"> M, Khadka VS, </w:t>
-      </w:r>
-      <w:proofErr w:type="spellStart"/>
-      <w:r>
-        <w:rPr>
-          <w:b w:val="0"/>
-          <w:sz w:val="20"/>
-          <w:szCs w:val="20"/>
-        </w:rPr>
-        <w:t>Fabbri</w:t>
-      </w:r>
-      <w:proofErr w:type="spellEnd"/>
-      <w:r>
-        <w:rPr>
-          <w:b w:val="0"/>
-          <w:sz w:val="20"/>
-          <w:szCs w:val="20"/>
-        </w:rPr>
-        <w:t xml:space="preserve"> M, Deng Y. The miRNA Profile of Inflammatory Colorectal Tumors Identify TGF-β as a Companion Target for Checkpoint Blockade Immunotherapy. </w:t>
-      </w:r>
-      <w:r>
-        <w:rPr>
-          <w:b w:val="0"/>
-          <w:i/>
-          <w:iCs/>
-          <w:sz w:val="20"/>
-          <w:szCs w:val="20"/>
-        </w:rPr>
-        <w:t>Frontiers in Cell and Developmental Biology</w:t>
-      </w:r>
-      <w:r>
-        <w:rPr>
-          <w:b w:val="0"/>
-          <w:sz w:val="20"/>
-          <w:szCs w:val="20"/>
-        </w:rPr>
-        <w:t>.</w:t>
-      </w:r>
-      <w:r>
-        <w:rPr>
-          <w:b w:val="0"/>
-          <w:sz w:val="20"/>
-          <w:szCs w:val="20"/>
-        </w:rPr>
-        <w:t xml:space="preserve"> 2021 Oct: </w:t>
-      </w:r>
-      <w:r>
-        <w:rPr>
-          <w:b w:val="0"/>
-          <w:sz w:val="20"/>
-          <w:szCs w:val="20"/>
-        </w:rPr>
-        <w:t>2757.</w:t>
-      </w:r>
-    </w:p>
-    <w:p>
-      <w:pPr>
-        <w:pStyle w:val="Position"/>
-        <w:tabs>
-          <w:tab w:val="left" w:pos="0"/>
-          <w:tab w:val="right" w:pos="9958"/>
-          <w:tab w:val="left" w:pos="10170"/>
-        </w:tabs>
-        <w:ind w:left="1440"/>
-        <w:rPr>
-          <w:b w:val="0"/>
-          <w:sz w:val="20"/>
-          <w:szCs w:val="20"/>
-        </w:rPr>
-      </w:pPr>
-      <w:r>
-        <w:rPr>
-          <w:b w:val="0"/>
-          <w:sz w:val="20"/>
-          <w:szCs w:val="20"/>
-        </w:rPr>
-        <w:t>conception/design (</w:t>
-      </w:r>
-      <w:r>
-        <w:rPr>
-          <w:b w:val="0"/>
-          <w:sz w:val="20"/>
-          <w:szCs w:val="20"/>
-        </w:rPr>
-        <w:t>100</w:t>
-      </w:r>
-      <w:r>
-        <w:rPr>
-          <w:b w:val="0"/>
-          <w:sz w:val="20"/>
-          <w:szCs w:val="20"/>
-        </w:rPr>
-        <w:t>%)</w:t>
-      </w:r>
-    </w:p>
-    <w:p>
-      <w:pPr>
-        <w:pStyle w:val="Position"/>
-        <w:tabs>
-          <w:tab w:val="left" w:pos="0"/>
-          <w:tab w:val="right" w:pos="9958"/>
-          <w:tab w:val="left" w:pos="10170"/>
-        </w:tabs>
-        <w:ind w:left="1440"/>
-        <w:rPr>
-          <w:b w:val="0"/>
-          <w:sz w:val="20"/>
-          <w:szCs w:val="20"/>
-        </w:rPr>
-      </w:pPr>
-      <w:r>
-        <w:rPr>
-          <w:b w:val="0"/>
-          <w:sz w:val="20"/>
-          <w:szCs w:val="20"/>
-        </w:rPr>
-        <w:t>acquisition/analysis of data (</w:t>
-      </w:r>
-      <w:r>
-        <w:rPr>
-          <w:b w:val="0"/>
-          <w:sz w:val="20"/>
-          <w:szCs w:val="20"/>
-        </w:rPr>
-        <w:t>50</w:t>
-      </w:r>
-      <w:r>
-        <w:rPr>
-          <w:b w:val="0"/>
-          <w:sz w:val="20"/>
-          <w:szCs w:val="20"/>
-        </w:rPr>
-        <w:t>%)</w:t>
-      </w:r>
-    </w:p>
-    <w:p>
-      <w:pPr>
-        <w:pStyle w:val="Position"/>
-        <w:tabs>
-          <w:tab w:val="left" w:pos="0"/>
-          <w:tab w:val="right" w:pos="9958"/>
-          <w:tab w:val="left" w:pos="10170"/>
-        </w:tabs>
-        <w:ind w:left="1440"/>
-        <w:rPr>
-          <w:b w:val="0"/>
-          <w:sz w:val="20"/>
-          <w:szCs w:val="20"/>
-        </w:rPr>
-      </w:pPr>
-      <w:r>
-        <w:rPr>
-          <w:b w:val="0"/>
-          <w:sz w:val="20"/>
-          <w:szCs w:val="20"/>
-        </w:rPr>
-        <w:t>creation of new software (</w:t>
-      </w:r>
-      <w:r>
-        <w:rPr>
-          <w:b w:val="0"/>
-          <w:sz w:val="20"/>
-          <w:szCs w:val="20"/>
-        </w:rPr>
-        <w:t>100</w:t>
-      </w:r>
-      <w:r>
-        <w:rPr>
-          <w:b w:val="0"/>
-          <w:sz w:val="20"/>
-          <w:szCs w:val="20"/>
-        </w:rPr>
-        <w:t>%)</w:t>
-      </w:r>
-    </w:p>
-    <w:p>
-      <w:pPr>
-        <w:pStyle w:val="Position"/>
-        <w:tabs>
-          <w:tab w:val="left" w:pos="0"/>
-          <w:tab w:val="right" w:pos="9958"/>
-          <w:tab w:val="left" w:pos="10170"/>
-        </w:tabs>
-        <w:ind w:left="1440"/>
-        <w:rPr>
-          <w:b w:val="0"/>
-          <w:sz w:val="20"/>
-          <w:szCs w:val="20"/>
-        </w:rPr>
-      </w:pPr>
-      <w:r>
-        <w:rPr>
-          <w:b w:val="0"/>
-          <w:sz w:val="20"/>
-          <w:szCs w:val="20"/>
-        </w:rPr>
-        <w:t>drafted/revised the manuscript</w:t>
-      </w:r>
-      <w:r>
-        <w:rPr>
-          <w:b w:val="0"/>
-          <w:sz w:val="20"/>
-          <w:szCs w:val="20"/>
-        </w:rPr>
-        <w:t xml:space="preserve"> (50%)</w:t>
-      </w:r>
-    </w:p>
-    <w:p>
-      <w:pPr>
-        <w:pStyle w:val="Position"/>
-        <w:tabs>
-          <w:tab w:val="left" w:pos="0"/>
-          <w:tab w:val="right" w:pos="9958"/>
-          <w:tab w:val="left" w:pos="10170"/>
-        </w:tabs>
-        <w:rPr>
-          <w:b w:val="0"/>
-          <w:sz w:val="20"/>
-          <w:szCs w:val="20"/>
-        </w:rPr>
-      </w:pPr>
-    </w:p>
-    <w:p>
-      <w:pPr>
-        <w:pStyle w:val="Position"/>
-        <w:numPr>
-          <w:ilvl w:val="0"/>
-          <w:numId w:val="30"/>
-        </w:numPr>
-        <w:tabs>
-          <w:tab w:val="left" w:pos="0"/>
-          <w:tab w:val="right" w:pos="9958"/>
-          <w:tab w:val="left" w:pos="10170"/>
-        </w:tabs>
-        <w:rPr>
-          <w:b w:val="0"/>
-          <w:sz w:val="20"/>
-          <w:szCs w:val="20"/>
-        </w:rPr>
-      </w:pPr>
-      <w:r>
-        <w:rPr>
-          <w:b w:val="0"/>
-          <w:sz w:val="20"/>
-          <w:szCs w:val="20"/>
-        </w:rPr>
-        <w:t xml:space="preserve">Fortin J, </w:t>
-      </w:r>
-      <w:r>
-        <w:rPr>
-          <w:bCs/>
-          <w:sz w:val="20"/>
-          <w:szCs w:val="20"/>
-        </w:rPr>
-        <w:t>Bartlett B</w:t>
-      </w:r>
-      <w:r>
-        <w:rPr>
-          <w:b w:val="0"/>
-          <w:sz w:val="20"/>
-          <w:szCs w:val="20"/>
-        </w:rPr>
-        <w:t xml:space="preserve">, Kantar M, Tseng M, </w:t>
-      </w:r>
-      <w:proofErr w:type="spellStart"/>
-      <w:r>
-        <w:rPr>
-          <w:b w:val="0"/>
-          <w:sz w:val="20"/>
-          <w:szCs w:val="20"/>
-        </w:rPr>
-        <w:t>Mehrabi</w:t>
-      </w:r>
-      <w:proofErr w:type="spellEnd"/>
-      <w:r>
-        <w:rPr>
-          <w:b w:val="0"/>
-          <w:sz w:val="20"/>
-          <w:szCs w:val="20"/>
-        </w:rPr>
-        <w:t xml:space="preserve"> Z. </w:t>
-      </w:r>
-      <w:r>
-        <w:rPr>
-          <w:b w:val="0"/>
-          <w:sz w:val="20"/>
-          <w:szCs w:val="20"/>
-        </w:rPr>
-        <w:t>“</w:t>
-      </w:r>
-      <w:r>
-        <w:rPr>
-          <w:b w:val="0"/>
-          <w:sz w:val="20"/>
-          <w:szCs w:val="20"/>
-        </w:rPr>
-        <w:t>Digital technology helps remove gender bias in academia.</w:t>
-      </w:r>
-      <w:r>
-        <w:rPr>
-          <w:b w:val="0"/>
-          <w:sz w:val="20"/>
-          <w:szCs w:val="20"/>
-        </w:rPr>
-        <w:t>”</w:t>
-      </w:r>
-      <w:r>
-        <w:rPr>
-          <w:b w:val="0"/>
-          <w:sz w:val="20"/>
-          <w:szCs w:val="20"/>
-        </w:rPr>
-        <w:t xml:space="preserve"> </w:t>
-      </w:r>
-      <w:proofErr w:type="spellStart"/>
-      <w:r>
-        <w:rPr>
-          <w:b w:val="0"/>
-          <w:i/>
-          <w:iCs/>
-          <w:sz w:val="20"/>
-          <w:szCs w:val="20"/>
-        </w:rPr>
-        <w:t>Scientometrics</w:t>
-      </w:r>
-      <w:proofErr w:type="spellEnd"/>
-      <w:r>
-        <w:rPr>
-          <w:b w:val="0"/>
-          <w:sz w:val="20"/>
-          <w:szCs w:val="20"/>
-        </w:rPr>
-        <w:t>. 2021 May;126(5):4073-81.</w:t>
-      </w:r>
-    </w:p>
-    <w:p>
-      <w:pPr>
-        <w:pStyle w:val="Position"/>
-        <w:tabs>
-          <w:tab w:val="left" w:pos="0"/>
-          <w:tab w:val="right" w:pos="9958"/>
-          <w:tab w:val="left" w:pos="10170"/>
-        </w:tabs>
-        <w:ind w:left="1440"/>
-        <w:rPr>
-          <w:b w:val="0"/>
-          <w:sz w:val="20"/>
-          <w:szCs w:val="20"/>
-        </w:rPr>
-      </w:pPr>
-      <w:r>
-        <w:rPr>
-          <w:b w:val="0"/>
-          <w:sz w:val="20"/>
-          <w:szCs w:val="20"/>
-        </w:rPr>
-        <w:t>conception/design (10%)</w:t>
-      </w:r>
-    </w:p>
-    <w:p>
-      <w:pPr>
-        <w:pStyle w:val="Position"/>
-        <w:tabs>
-          <w:tab w:val="left" w:pos="0"/>
-          <w:tab w:val="right" w:pos="9958"/>
-          <w:tab w:val="left" w:pos="10170"/>
-        </w:tabs>
-        <w:ind w:left="1440"/>
-        <w:rPr>
-          <w:b w:val="0"/>
-          <w:sz w:val="20"/>
-          <w:szCs w:val="20"/>
-        </w:rPr>
-      </w:pPr>
-      <w:r>
-        <w:rPr>
-          <w:b w:val="0"/>
-          <w:sz w:val="20"/>
-          <w:szCs w:val="20"/>
-        </w:rPr>
-        <w:t>acquisition/analysis of data (</w:t>
-      </w:r>
-      <w:r>
-        <w:rPr>
-          <w:b w:val="0"/>
-          <w:sz w:val="20"/>
-          <w:szCs w:val="20"/>
-        </w:rPr>
-        <w:t>40</w:t>
-      </w:r>
-      <w:r>
-        <w:rPr>
-          <w:b w:val="0"/>
-          <w:sz w:val="20"/>
-          <w:szCs w:val="20"/>
-        </w:rPr>
-        <w:t>%)</w:t>
-      </w:r>
-    </w:p>
-    <w:p>
-      <w:pPr>
-        <w:pStyle w:val="Position"/>
-        <w:tabs>
-          <w:tab w:val="left" w:pos="0"/>
-          <w:tab w:val="right" w:pos="9958"/>
-          <w:tab w:val="left" w:pos="10170"/>
-        </w:tabs>
-        <w:ind w:left="1440"/>
-        <w:rPr>
-          <w:b w:val="0"/>
-          <w:sz w:val="20"/>
-          <w:szCs w:val="20"/>
-        </w:rPr>
-      </w:pPr>
-      <w:r>
-        <w:rPr>
-          <w:b w:val="0"/>
-          <w:sz w:val="20"/>
-          <w:szCs w:val="20"/>
-        </w:rPr>
-        <w:t>creation of new software (</w:t>
-      </w:r>
-      <w:r>
-        <w:rPr>
-          <w:b w:val="0"/>
-          <w:sz w:val="20"/>
-          <w:szCs w:val="20"/>
-        </w:rPr>
-        <w:t>4</w:t>
-      </w:r>
-      <w:r>
-        <w:rPr>
-          <w:b w:val="0"/>
-          <w:sz w:val="20"/>
-          <w:szCs w:val="20"/>
-        </w:rPr>
-        <w:t>0%)</w:t>
-      </w:r>
-    </w:p>
-    <w:p>
-      <w:pPr>
-        <w:pStyle w:val="Position"/>
-        <w:tabs>
-          <w:tab w:val="left" w:pos="0"/>
-          <w:tab w:val="right" w:pos="9958"/>
-          <w:tab w:val="left" w:pos="10170"/>
-        </w:tabs>
-        <w:ind w:left="1440"/>
-        <w:rPr>
-          <w:b w:val="0"/>
-          <w:sz w:val="20"/>
-          <w:szCs w:val="20"/>
-        </w:rPr>
-      </w:pPr>
-      <w:r>
-        <w:rPr>
-          <w:b w:val="0"/>
-          <w:sz w:val="20"/>
-          <w:szCs w:val="20"/>
-        </w:rPr>
-        <w:t>drafted/revised the manuscript</w:t>
-      </w:r>
-      <w:r>
-        <w:rPr>
-          <w:b w:val="0"/>
-          <w:sz w:val="20"/>
-          <w:szCs w:val="20"/>
-        </w:rPr>
-        <w:t xml:space="preserve"> (</w:t>
-      </w:r>
-      <w:r>
-        <w:rPr>
-          <w:b w:val="0"/>
-          <w:sz w:val="20"/>
-          <w:szCs w:val="20"/>
-        </w:rPr>
-        <w:t>4</w:t>
-      </w:r>
-      <w:r>
-        <w:rPr>
-          <w:b w:val="0"/>
-          <w:sz w:val="20"/>
-          <w:szCs w:val="20"/>
-        </w:rPr>
-        <w:t>0%)</w:t>
-      </w:r>
-    </w:p>
-    <w:p>
-      <w:pPr>
-        <w:pStyle w:val="Position"/>
-        <w:numPr>
-          <w:ilvl w:val="0"/>
-          <w:numId w:val="30"/>
-        </w:numPr>
-        <w:tabs>
-          <w:tab w:val="left" w:pos="0"/>
-          <w:tab w:val="right" w:pos="9958"/>
-          <w:tab w:val="left" w:pos="10170"/>
-        </w:tabs>
-        <w:rPr>
-          <w:b w:val="0"/>
-          <w:sz w:val="20"/>
-          <w:szCs w:val="20"/>
-        </w:rPr>
-      </w:pPr>
-      <w:r>
-        <w:rPr>
-          <w:bCs/>
-          <w:sz w:val="20"/>
-          <w:szCs w:val="20"/>
-        </w:rPr>
-        <w:t>Bartlett B</w:t>
-      </w:r>
-      <w:r>
-        <w:rPr>
-          <w:b w:val="0"/>
-          <w:sz w:val="20"/>
-          <w:szCs w:val="20"/>
-        </w:rPr>
-        <w:t xml:space="preserve">, Fortin J, Kantar M, Tseng M, </w:t>
-      </w:r>
-      <w:proofErr w:type="spellStart"/>
-      <w:r>
-        <w:rPr>
-          <w:b w:val="0"/>
-          <w:sz w:val="20"/>
-          <w:szCs w:val="20"/>
-        </w:rPr>
-        <w:t>Mehrabi</w:t>
-      </w:r>
-      <w:proofErr w:type="spellEnd"/>
-      <w:r>
-        <w:rPr>
-          <w:b w:val="0"/>
-          <w:sz w:val="20"/>
-          <w:szCs w:val="20"/>
-        </w:rPr>
-        <w:t xml:space="preserve"> Z. </w:t>
-      </w:r>
-      <w:r>
-        <w:rPr>
-          <w:b w:val="0"/>
-          <w:sz w:val="20"/>
-          <w:szCs w:val="20"/>
-        </w:rPr>
-        <w:t>“</w:t>
-      </w:r>
-      <w:r>
-        <w:rPr>
-          <w:b w:val="0"/>
-          <w:sz w:val="20"/>
-          <w:szCs w:val="20"/>
-        </w:rPr>
-        <w:t xml:space="preserve">How </w:t>
-      </w:r>
-      <w:proofErr w:type="spellStart"/>
-      <w:r>
-        <w:rPr>
-          <w:b w:val="0"/>
-          <w:sz w:val="20"/>
-          <w:szCs w:val="20"/>
-        </w:rPr>
-        <w:t>altmetrics</w:t>
-      </w:r>
-      <w:proofErr w:type="spellEnd"/>
-      <w:r>
-        <w:rPr>
-          <w:b w:val="0"/>
-          <w:sz w:val="20"/>
-          <w:szCs w:val="20"/>
-        </w:rPr>
-        <w:t xml:space="preserve"> could help level the playing field for women in STEM</w:t>
-      </w:r>
-      <w:r>
-        <w:rPr>
-          <w:b w:val="0"/>
-          <w:sz w:val="20"/>
-          <w:szCs w:val="20"/>
-        </w:rPr>
-        <w:t>.</w:t>
-      </w:r>
-      <w:r>
-        <w:rPr>
-          <w:b w:val="0"/>
-          <w:sz w:val="20"/>
-          <w:szCs w:val="20"/>
-        </w:rPr>
-        <w:t>”</w:t>
-      </w:r>
-      <w:r>
-        <w:rPr>
-          <w:b w:val="0"/>
-          <w:sz w:val="20"/>
-          <w:szCs w:val="20"/>
-        </w:rPr>
-        <w:t xml:space="preserve"> </w:t>
-      </w:r>
-      <w:r>
-        <w:rPr>
-          <w:b w:val="0"/>
-          <w:i/>
-          <w:iCs/>
-          <w:sz w:val="20"/>
-          <w:szCs w:val="20"/>
-        </w:rPr>
-        <w:t>Nature Index</w:t>
-      </w:r>
-      <w:r>
-        <w:rPr>
-          <w:b w:val="0"/>
-          <w:sz w:val="20"/>
-          <w:szCs w:val="20"/>
-        </w:rPr>
-        <w:t xml:space="preserve">. 2021 </w:t>
-      </w:r>
-      <w:r>
-        <w:rPr>
-          <w:b w:val="0"/>
-          <w:sz w:val="20"/>
-          <w:szCs w:val="20"/>
-        </w:rPr>
-        <w:t>March</w:t>
-      </w:r>
-      <w:r>
-        <w:rPr>
-          <w:b w:val="0"/>
-          <w:sz w:val="20"/>
-          <w:szCs w:val="20"/>
-        </w:rPr>
-        <w:t>.</w:t>
-      </w:r>
-    </w:p>
-    <w:p>
-      <w:pPr>
-        <w:pStyle w:val="Position"/>
-        <w:tabs>
-          <w:tab w:val="left" w:pos="0"/>
-          <w:tab w:val="right" w:pos="9958"/>
-          <w:tab w:val="left" w:pos="10170"/>
-        </w:tabs>
-        <w:ind w:left="1440"/>
-        <w:rPr>
-          <w:b w:val="0"/>
-          <w:sz w:val="20"/>
-          <w:szCs w:val="20"/>
-        </w:rPr>
-      </w:pPr>
-      <w:r>
-        <w:rPr>
-          <w:b w:val="0"/>
-          <w:sz w:val="20"/>
-          <w:szCs w:val="20"/>
-        </w:rPr>
-        <w:t>conception/design (</w:t>
-      </w:r>
-      <w:r>
-        <w:rPr>
-          <w:b w:val="0"/>
-          <w:sz w:val="20"/>
-          <w:szCs w:val="20"/>
-        </w:rPr>
-        <w:t>9</w:t>
-      </w:r>
-      <w:r>
-        <w:rPr>
-          <w:b w:val="0"/>
-          <w:sz w:val="20"/>
-          <w:szCs w:val="20"/>
-        </w:rPr>
-        <w:t>0%)</w:t>
-      </w:r>
-    </w:p>
-    <w:p>
-      <w:pPr>
-        <w:pStyle w:val="Position"/>
-        <w:tabs>
-          <w:tab w:val="left" w:pos="0"/>
-          <w:tab w:val="right" w:pos="9958"/>
-          <w:tab w:val="left" w:pos="10170"/>
-        </w:tabs>
-        <w:ind w:left="1440"/>
-        <w:rPr>
-          <w:b w:val="0"/>
-          <w:sz w:val="20"/>
-          <w:szCs w:val="20"/>
-        </w:rPr>
-      </w:pPr>
-      <w:r>
-        <w:rPr>
-          <w:b w:val="0"/>
-          <w:sz w:val="20"/>
-          <w:szCs w:val="20"/>
-        </w:rPr>
-        <w:t>acquisition/analysis of data (90%)</w:t>
-      </w:r>
-    </w:p>
-    <w:p>
-      <w:pPr>
-        <w:pStyle w:val="Position"/>
-        <w:tabs>
-          <w:tab w:val="left" w:pos="0"/>
-          <w:tab w:val="right" w:pos="9958"/>
-          <w:tab w:val="left" w:pos="10170"/>
-        </w:tabs>
-        <w:ind w:left="1440"/>
-        <w:rPr>
-          <w:b w:val="0"/>
-          <w:sz w:val="20"/>
-          <w:szCs w:val="20"/>
-        </w:rPr>
-      </w:pPr>
-      <w:r>
-        <w:rPr>
-          <w:b w:val="0"/>
-          <w:sz w:val="20"/>
-          <w:szCs w:val="20"/>
-        </w:rPr>
-        <w:t>creation of new software (</w:t>
-      </w:r>
-      <w:r>
-        <w:rPr>
-          <w:b w:val="0"/>
-          <w:sz w:val="20"/>
-          <w:szCs w:val="20"/>
-        </w:rPr>
-        <w:t>n/a)</w:t>
-      </w:r>
-    </w:p>
-    <w:p>
-      <w:pPr>
-        <w:pStyle w:val="Position"/>
-        <w:tabs>
-          <w:tab w:val="left" w:pos="0"/>
-          <w:tab w:val="right" w:pos="9958"/>
-          <w:tab w:val="left" w:pos="10170"/>
-        </w:tabs>
-        <w:ind w:left="1440"/>
-        <w:rPr>
-          <w:b w:val="0"/>
-          <w:sz w:val="20"/>
-          <w:szCs w:val="20"/>
-        </w:rPr>
-      </w:pPr>
-      <w:r>
-        <w:rPr>
-          <w:b w:val="0"/>
-          <w:sz w:val="20"/>
-          <w:szCs w:val="20"/>
-        </w:rPr>
-        <w:t>drafted/revised the manuscript</w:t>
-      </w:r>
-      <w:r>
-        <w:rPr>
-          <w:b w:val="0"/>
-          <w:sz w:val="20"/>
-          <w:szCs w:val="20"/>
-        </w:rPr>
-        <w:t xml:space="preserve"> (</w:t>
-      </w:r>
-      <w:r>
-        <w:rPr>
-          <w:b w:val="0"/>
-          <w:sz w:val="20"/>
-          <w:szCs w:val="20"/>
-        </w:rPr>
-        <w:t>4</w:t>
-      </w:r>
-      <w:r>
-        <w:rPr>
-          <w:b w:val="0"/>
-          <w:sz w:val="20"/>
-          <w:szCs w:val="20"/>
-        </w:rPr>
-        <w:t>0</w:t>
-      </w:r>
-      <w:r>
-        <w:rPr>
-          <w:b w:val="0"/>
-          <w:sz w:val="20"/>
-          <w:szCs w:val="20"/>
-        </w:rPr>
-        <w:t>%)</w:t>
-      </w:r>
+        <w:ind w:left="720"/>
+        <w:rPr>
+          <w:b w:val="0"/>
+          <w:sz w:val="20"/>
+          <w:szCs w:val="20"/>
+        </w:rPr>
+      </w:pPr>
     </w:p>
     <w:p>
       <w:pPr>
@@ -3725,19 +4662,27 @@
       </w:pPr>
       <w:r>
         <w:rPr>
+          <w:b w:val="0"/>
+          <w:sz w:val="20"/>
+          <w:szCs w:val="20"/>
+        </w:rPr>
+        <w:t xml:space="preserve">Georgiadis A, Durham JN, Keefer LA, </w:t>
+      </w:r>
+      <w:r>
+        <w:rPr>
           <w:bCs/>
           <w:sz w:val="20"/>
           <w:szCs w:val="20"/>
         </w:rPr>
-        <w:t>Bartlett B</w:t>
-      </w:r>
-      <w:r>
-        <w:rPr>
-          <w:b w:val="0"/>
-          <w:sz w:val="20"/>
-          <w:szCs w:val="20"/>
-        </w:rPr>
-        <w:t xml:space="preserve">, Zhu Y, </w:t>
+        <w:t>Bartlett BR</w:t>
+      </w:r>
+      <w:r>
+        <w:rPr>
+          <w:b w:val="0"/>
+          <w:sz w:val="20"/>
+          <w:szCs w:val="20"/>
+        </w:rPr>
+        <w:t xml:space="preserve">, </w:t>
       </w:r>
       <w:proofErr w:type="spellStart"/>
       <w:r>
@@ -3746,7 +4691,7 @@
           <w:sz w:val="20"/>
           <w:szCs w:val="20"/>
         </w:rPr>
-        <w:t>Menor</w:t>
+        <w:t>Zielonka</w:t>
       </w:r>
       <w:proofErr w:type="spellEnd"/>
       <w:r>
@@ -3755,7 +4700,129 @@
           <w:sz w:val="20"/>
           <w:szCs w:val="20"/>
         </w:rPr>
-        <w:t xml:space="preserve"> M, Khadka VS, Zhang J, Zheng J, Jiang B, Deng Y. </w:t>
+        <w:t xml:space="preserve"> M, Murphy D, White JR, Lu S, Verner EL, </w:t>
+      </w:r>
+      <w:proofErr w:type="spellStart"/>
+      <w:r>
+        <w:rPr>
+          <w:b w:val="0"/>
+          <w:sz w:val="20"/>
+          <w:szCs w:val="20"/>
+        </w:rPr>
+        <w:t>Ruan</w:t>
+      </w:r>
+      <w:proofErr w:type="spellEnd"/>
+      <w:r>
+        <w:rPr>
+          <w:b w:val="0"/>
+          <w:sz w:val="20"/>
+          <w:szCs w:val="20"/>
+        </w:rPr>
+        <w:t xml:space="preserve"> F, Riley </w:t>
+      </w:r>
+      <w:r>
+        <w:rPr>
+          <w:b w:val="0"/>
+          <w:sz w:val="20"/>
+          <w:szCs w:val="20"/>
+        </w:rPr>
+        <w:t xml:space="preserve">D, </w:t>
+      </w:r>
+      <w:r>
+        <w:rPr>
+          <w:b w:val="0"/>
+          <w:sz w:val="20"/>
+          <w:szCs w:val="20"/>
+        </w:rPr>
+        <w:t xml:space="preserve">Anders RA, </w:t>
+      </w:r>
+      <w:proofErr w:type="spellStart"/>
+      <w:r>
+        <w:rPr>
+          <w:b w:val="0"/>
+          <w:sz w:val="20"/>
+          <w:szCs w:val="20"/>
+        </w:rPr>
+        <w:t>Gedvilaite</w:t>
+      </w:r>
+      <w:proofErr w:type="spellEnd"/>
+      <w:r>
+        <w:rPr>
+          <w:b w:val="0"/>
+          <w:sz w:val="20"/>
+          <w:szCs w:val="20"/>
+        </w:rPr>
+        <w:t xml:space="preserve"> E, </w:t>
+      </w:r>
+      <w:proofErr w:type="spellStart"/>
+      <w:r>
+        <w:rPr>
+          <w:b w:val="0"/>
+          <w:sz w:val="20"/>
+          <w:szCs w:val="20"/>
+        </w:rPr>
+        <w:t>Angiuoli</w:t>
+      </w:r>
+      <w:proofErr w:type="spellEnd"/>
+      <w:r>
+        <w:rPr>
+          <w:b w:val="0"/>
+          <w:sz w:val="20"/>
+          <w:szCs w:val="20"/>
+        </w:rPr>
+        <w:t xml:space="preserve"> S, Jones S, </w:t>
+      </w:r>
+      <w:proofErr w:type="spellStart"/>
+      <w:r>
+        <w:rPr>
+          <w:b w:val="0"/>
+          <w:sz w:val="20"/>
+          <w:szCs w:val="20"/>
+        </w:rPr>
+        <w:t>Velculescu</w:t>
+      </w:r>
+      <w:proofErr w:type="spellEnd"/>
+      <w:r>
+        <w:rPr>
+          <w:b w:val="0"/>
+          <w:sz w:val="20"/>
+          <w:szCs w:val="20"/>
+        </w:rPr>
+        <w:t xml:space="preserve"> VE, Le DT, Diaz Jr. LA, </w:t>
+      </w:r>
+      <w:proofErr w:type="spellStart"/>
+      <w:r>
+        <w:rPr>
+          <w:b w:val="0"/>
+          <w:sz w:val="20"/>
+          <w:szCs w:val="20"/>
+        </w:rPr>
+        <w:t>Sausen</w:t>
+      </w:r>
+      <w:proofErr w:type="spellEnd"/>
+      <w:r>
+        <w:rPr>
+          <w:b w:val="0"/>
+          <w:sz w:val="20"/>
+          <w:szCs w:val="20"/>
+        </w:rPr>
+        <w:t xml:space="preserve"> M</w:t>
+      </w:r>
+      <w:r>
+        <w:rPr>
+          <w:b w:val="0"/>
+          <w:sz w:val="20"/>
+          <w:szCs w:val="20"/>
+        </w:rPr>
+        <w:t>.</w:t>
+      </w:r>
+      <w:r>
+        <w:rPr>
+          <w:b w:val="0"/>
+          <w:sz w:val="20"/>
+          <w:szCs w:val="20"/>
+        </w:rPr>
+        <w:t xml:space="preserve"> </w:t>
       </w:r>
       <w:r>
         <w:rPr>
@@ -3771,7 +4838,7 @@
           <w:sz w:val="20"/>
           <w:szCs w:val="20"/>
         </w:rPr>
-        <w:t>Development of a RNA-Seq based prognostic signature for colon cancer.</w:t>
+        <w:t>Noninvasive detection of microsatellite instability and high tumor mutation burden in cancer patients treated with PD-1 blockade.</w:t>
       </w:r>
       <w:r>
         <w:rPr>
@@ -3797,15 +4864,15 @@
           <w:sz w:val="20"/>
           <w:szCs w:val="20"/>
         </w:rPr>
-        <w:t>International Journal of Computational Biology and Drug Design</w:t>
-      </w:r>
-      <w:r>
-        <w:rPr>
-          <w:b w:val="0"/>
-          <w:sz w:val="20"/>
-          <w:szCs w:val="20"/>
-        </w:rPr>
-        <w:t xml:space="preserve">. 2020;13(5-6):488-503. </w:t>
+        <w:t>Clinical Cancer Research</w:t>
+      </w:r>
+      <w:r>
+        <w:rPr>
+          <w:b w:val="0"/>
+          <w:sz w:val="20"/>
+          <w:szCs w:val="20"/>
+        </w:rPr>
+        <w:t>. 2019 Dec 1;25(23):7024-34.</w:t>
       </w:r>
     </w:p>
     <w:p>
@@ -3829,24 +4896,7 @@
           <w:sz w:val="20"/>
           <w:szCs w:val="20"/>
         </w:rPr>
-        <w:lastRenderedPageBreak/>
-        <w:t>conception/design (</w:t>
-      </w:r>
-      <w:r>
-        <w:rPr>
-          <w:b w:val="0"/>
-          <w:sz w:val="20"/>
-          <w:szCs w:val="20"/>
-        </w:rPr>
-        <w:t>90</w:t>
-      </w:r>
-      <w:r>
-        <w:rPr>
-          <w:b w:val="0"/>
-          <w:sz w:val="20"/>
-          <w:szCs w:val="20"/>
-        </w:rPr>
-        <w:t>%)</w:t>
+        <w:t>conception/design (10%)</w:t>
       </w:r>
     </w:p>
     <w:p>
@@ -3878,7 +4928,7 @@
           <w:sz w:val="20"/>
           <w:szCs w:val="20"/>
         </w:rPr>
-        <w:t>90</w:t>
+        <w:t>50</w:t>
       </w:r>
       <w:r>
         <w:rPr>
@@ -3918,7 +4968,7 @@
           <w:sz w:val="20"/>
           <w:szCs w:val="20"/>
         </w:rPr>
-        <w:t>90</w:t>
+        <w:t>10</w:t>
       </w:r>
       <w:r>
         <w:rPr>
@@ -3958,24 +5008,24 @@
           <w:sz w:val="20"/>
           <w:szCs w:val="20"/>
         </w:rPr>
-        <w:t xml:space="preserve"> (90%)</w:t>
-      </w:r>
-    </w:p>
-    <w:p>
-      <w:pPr>
-        <w:pStyle w:val="Position"/>
-        <w:tabs>
-          <w:tab w:val="left" w:pos="0"/>
-          <w:tab w:val="right" w:pos="9958"/>
-          <w:tab w:val="left" w:pos="10170"/>
-        </w:tabs>
-        <w:ind w:left="720"/>
-        <w:rPr>
-          <w:b w:val="0"/>
-          <w:sz w:val="20"/>
-          <w:szCs w:val="20"/>
-        </w:rPr>
-      </w:pPr>
+        <w:t xml:space="preserve"> (</w:t>
+      </w:r>
+      <w:r>
+        <w:rPr>
+          <w:b w:val="0"/>
+          <w:sz w:val="20"/>
+          <w:szCs w:val="20"/>
+        </w:rPr>
+        <w:t>10</w:t>
+      </w:r>
+      <w:r>
+        <w:rPr>
+          <w:b w:val="0"/>
+          <w:sz w:val="20"/>
+          <w:szCs w:val="20"/>
+        </w:rPr>
+        <w:t>%)</w:t>
+      </w:r>
     </w:p>
     <w:p>
       <w:pPr>
@@ -4001,7 +5051,77 @@
           <w:sz w:val="20"/>
           <w:szCs w:val="20"/>
         </w:rPr>
-        <w:t xml:space="preserve">Georgiadis A, Durham JN, Keefer LA, </w:t>
+        <w:t xml:space="preserve">Smith KN, Llosa NJ, Cottrell TR, Siegel N, Fan H, Suri P, Chan HY, Guo H, </w:t>
+      </w:r>
+      <w:proofErr w:type="spellStart"/>
+      <w:r>
+        <w:rPr>
+          <w:b w:val="0"/>
+          <w:sz w:val="20"/>
+          <w:szCs w:val="20"/>
+        </w:rPr>
+        <w:t>Oke</w:t>
+      </w:r>
+      <w:proofErr w:type="spellEnd"/>
+      <w:r>
+        <w:rPr>
+          <w:b w:val="0"/>
+          <w:sz w:val="20"/>
+          <w:szCs w:val="20"/>
+        </w:rPr>
+        <w:t xml:space="preserve"> T, Awan AH, Verde F</w:t>
+      </w:r>
+      <w:r>
+        <w:rPr>
+          <w:b w:val="0"/>
+          <w:sz w:val="20"/>
+          <w:szCs w:val="20"/>
+        </w:rPr>
+        <w:t xml:space="preserve">, </w:t>
+      </w:r>
+      <w:r>
+        <w:rPr>
+          <w:b w:val="0"/>
+          <w:sz w:val="20"/>
+          <w:szCs w:val="20"/>
+        </w:rPr>
+        <w:t xml:space="preserve">Danilova L, </w:t>
+      </w:r>
+      <w:proofErr w:type="spellStart"/>
+      <w:r>
+        <w:rPr>
+          <w:b w:val="0"/>
+          <w:sz w:val="20"/>
+          <w:szCs w:val="20"/>
+        </w:rPr>
+        <w:t>Anagnostou</w:t>
+      </w:r>
+      <w:proofErr w:type="spellEnd"/>
+      <w:r>
+        <w:rPr>
+          <w:b w:val="0"/>
+          <w:sz w:val="20"/>
+          <w:szCs w:val="20"/>
+        </w:rPr>
+        <w:t xml:space="preserve"> V, Tam AJ, </w:t>
+      </w:r>
+      <w:proofErr w:type="spellStart"/>
+      <w:r>
+        <w:rPr>
+          <w:b w:val="0"/>
+          <w:sz w:val="20"/>
+          <w:szCs w:val="20"/>
+        </w:rPr>
+        <w:t>Luber</w:t>
+      </w:r>
+      <w:proofErr w:type="spellEnd"/>
+      <w:r>
+        <w:rPr>
+          <w:b w:val="0"/>
+          <w:sz w:val="20"/>
+          <w:szCs w:val="20"/>
+        </w:rPr>
+        <w:t xml:space="preserve"> BS, </w:t>
       </w:r>
       <w:r>
         <w:rPr>
@@ -4017,7 +5137,15 @@
           <w:sz w:val="20"/>
           <w:szCs w:val="20"/>
         </w:rPr>
-        <w:t xml:space="preserve">, </w:t>
+        <w:t>,</w:t>
+      </w:r>
+      <w:r>
+        <w:rPr>
+          <w:b w:val="0"/>
+          <w:sz w:val="20"/>
+          <w:szCs w:val="20"/>
+        </w:rPr>
+        <w:t xml:space="preserve"> </w:t>
       </w:r>
       <w:proofErr w:type="spellStart"/>
       <w:r>
@@ -4026,7 +5154,7 @@
           <w:sz w:val="20"/>
           <w:szCs w:val="20"/>
         </w:rPr>
-        <w:t>Zielonka</w:t>
+        <w:t>Aulakh</w:t>
       </w:r>
       <w:proofErr w:type="spellEnd"/>
       <w:r>
@@ -4035,7 +5163,7 @@
           <w:sz w:val="20"/>
           <w:szCs w:val="20"/>
         </w:rPr>
-        <w:t xml:space="preserve"> M, Murphy D, White JR, Lu S, Verner EL, </w:t>
+        <w:t xml:space="preserve"> LK, </w:t>
       </w:r>
       <w:proofErr w:type="spellStart"/>
       <w:r>
@@ -4044,7 +5172,7 @@
           <w:sz w:val="20"/>
           <w:szCs w:val="20"/>
         </w:rPr>
-        <w:t>Ruan</w:t>
+        <w:t>Sidhom</w:t>
       </w:r>
       <w:proofErr w:type="spellEnd"/>
       <w:r>
@@ -4053,23 +5181,7 @@
           <w:sz w:val="20"/>
           <w:szCs w:val="20"/>
         </w:rPr>
-        <w:t xml:space="preserve"> F, Riley </w:t>
-      </w:r>
-      <w:r>
-        <w:rPr>
-          <w:b w:val="0"/>
-          <w:sz w:val="20"/>
-          <w:szCs w:val="20"/>
-        </w:rPr>
-        <w:t xml:space="preserve">D, </w:t>
-      </w:r>
-      <w:r>
-        <w:rPr>
-          <w:b w:val="0"/>
-          <w:sz w:val="20"/>
-          <w:szCs w:val="20"/>
-        </w:rPr>
-        <w:t xml:space="preserve">Anders RA, </w:t>
+        <w:t xml:space="preserve"> JW, Zhu Q, Sears CL, Cope L, </w:t>
       </w:r>
       <w:proofErr w:type="spellStart"/>
       <w:r>
@@ -4078,7 +5190,7 @@
           <w:sz w:val="20"/>
           <w:szCs w:val="20"/>
         </w:rPr>
-        <w:t>Gedvilaite</w:t>
+        <w:t>Sharfman</w:t>
       </w:r>
       <w:proofErr w:type="spellEnd"/>
       <w:r>
@@ -4087,7 +5199,7 @@
           <w:sz w:val="20"/>
           <w:szCs w:val="20"/>
         </w:rPr>
-        <w:t xml:space="preserve"> E, </w:t>
+        <w:t xml:space="preserve"> WH, Thompson ED, Riemer J, </w:t>
       </w:r>
       <w:proofErr w:type="spellStart"/>
       <w:r>
@@ -4096,7 +5208,7 @@
           <w:sz w:val="20"/>
           <w:szCs w:val="20"/>
         </w:rPr>
-        <w:t>Angiuoli</w:t>
+        <w:t>Marrone</w:t>
       </w:r>
       <w:proofErr w:type="spellEnd"/>
       <w:r>
@@ -4105,7 +5217,7 @@
           <w:sz w:val="20"/>
           <w:szCs w:val="20"/>
         </w:rPr>
-        <w:t xml:space="preserve"> S, Jones S, </w:t>
+        <w:t xml:space="preserve"> KA, Naidoo J, </w:t>
       </w:r>
       <w:proofErr w:type="spellStart"/>
       <w:r>
@@ -4123,7 +5235,7 @@
           <w:sz w:val="20"/>
           <w:szCs w:val="20"/>
         </w:rPr>
-        <w:t xml:space="preserve"> VE, Le DT, Diaz Jr. LA, </w:t>
+        <w:t xml:space="preserve"> VE, Forde PM, Vogelstein B, </w:t>
       </w:r>
       <w:proofErr w:type="spellStart"/>
       <w:r>
@@ -4132,7 +5244,7 @@
           <w:sz w:val="20"/>
           <w:szCs w:val="20"/>
         </w:rPr>
-        <w:t>Sausen</w:t>
+        <w:t>Kinzler</w:t>
       </w:r>
       <w:proofErr w:type="spellEnd"/>
       <w:r>
@@ -4141,23 +5253,87 @@
           <w:sz w:val="20"/>
           <w:szCs w:val="20"/>
         </w:rPr>
-        <w:t xml:space="preserve"> M</w:t>
-      </w:r>
-      <w:r>
-        <w:rPr>
-          <w:b w:val="0"/>
-          <w:sz w:val="20"/>
-          <w:szCs w:val="20"/>
-        </w:rPr>
-        <w:t>.</w:t>
-      </w:r>
-      <w:r>
-        <w:rPr>
-          <w:b w:val="0"/>
-          <w:sz w:val="20"/>
-          <w:szCs w:val="20"/>
-        </w:rPr>
-        <w:t xml:space="preserve"> </w:t>
+        <w:t xml:space="preserve"> KW, Papadopoulos N, Durham JN, Wang H, Le DT, </w:t>
+      </w:r>
+      <w:proofErr w:type="spellStart"/>
+      <w:r>
+        <w:rPr>
+          <w:b w:val="0"/>
+          <w:sz w:val="20"/>
+          <w:szCs w:val="20"/>
+        </w:rPr>
+        <w:t>Justesen</w:t>
+      </w:r>
+      <w:proofErr w:type="spellEnd"/>
+      <w:r>
+        <w:rPr>
+          <w:b w:val="0"/>
+          <w:sz w:val="20"/>
+          <w:szCs w:val="20"/>
+        </w:rPr>
+        <w:t xml:space="preserve"> S, Taube JM, Diaz Jr. LA, </w:t>
+      </w:r>
+      <w:proofErr w:type="spellStart"/>
+      <w:r>
+        <w:rPr>
+          <w:b w:val="0"/>
+          <w:sz w:val="20"/>
+          <w:szCs w:val="20"/>
+        </w:rPr>
+        <w:t>Brahmer</w:t>
+      </w:r>
+      <w:proofErr w:type="spellEnd"/>
+      <w:r>
+        <w:rPr>
+          <w:b w:val="0"/>
+          <w:sz w:val="20"/>
+          <w:szCs w:val="20"/>
+        </w:rPr>
+        <w:t xml:space="preserve"> JR, </w:t>
+      </w:r>
+      <w:proofErr w:type="spellStart"/>
+      <w:r>
+        <w:rPr>
+          <w:b w:val="0"/>
+          <w:sz w:val="20"/>
+          <w:szCs w:val="20"/>
+        </w:rPr>
+        <w:t>Pardoll</w:t>
+      </w:r>
+      <w:proofErr w:type="spellEnd"/>
+      <w:r>
+        <w:rPr>
+          <w:b w:val="0"/>
+          <w:sz w:val="20"/>
+          <w:szCs w:val="20"/>
+        </w:rPr>
+        <w:t xml:space="preserve"> DM, Anders RA, </w:t>
+      </w:r>
+      <w:proofErr w:type="spellStart"/>
+      <w:r>
+        <w:rPr>
+          <w:b w:val="0"/>
+          <w:sz w:val="20"/>
+          <w:szCs w:val="20"/>
+        </w:rPr>
+        <w:t>Housseau</w:t>
+      </w:r>
+      <w:proofErr w:type="spellEnd"/>
+      <w:r>
+        <w:rPr>
+          <w:b w:val="0"/>
+          <w:sz w:val="20"/>
+          <w:szCs w:val="20"/>
+        </w:rPr>
+        <w:t xml:space="preserve"> F</w:t>
+      </w:r>
+      <w:r>
+        <w:rPr>
+          <w:b w:val="0"/>
+          <w:sz w:val="20"/>
+          <w:szCs w:val="20"/>
+        </w:rPr>
+        <w:t xml:space="preserve">. </w:t>
       </w:r>
       <w:r>
         <w:rPr>
@@ -4173,7 +5349,7 @@
           <w:sz w:val="20"/>
           <w:szCs w:val="20"/>
         </w:rPr>
-        <w:t>Noninvasive detection of microsatellite instability and high tumor mutation burden in cancer patients treated with PD-1 blockade.</w:t>
+        <w:t>Persistent mutant oncogene specific T cells in two patients benefitting from anti-PD-1.</w:t>
       </w:r>
       <w:r>
         <w:rPr>
@@ -4199,15 +5375,15 @@
           <w:sz w:val="20"/>
           <w:szCs w:val="20"/>
         </w:rPr>
-        <w:t>Clinical Cancer Research</w:t>
-      </w:r>
-      <w:r>
-        <w:rPr>
-          <w:b w:val="0"/>
-          <w:sz w:val="20"/>
-          <w:szCs w:val="20"/>
-        </w:rPr>
-        <w:t>. 2019 Dec 1;25(23):7024-34.</w:t>
+        <w:t>Journal for immunotherapy of cancer</w:t>
+      </w:r>
+      <w:r>
+        <w:rPr>
+          <w:b w:val="0"/>
+          <w:sz w:val="20"/>
+          <w:szCs w:val="20"/>
+        </w:rPr>
+        <w:t>. 2019 Dec;7(1):40.</w:t>
       </w:r>
     </w:p>
     <w:p>
@@ -4263,7 +5439,7 @@
           <w:sz w:val="20"/>
           <w:szCs w:val="20"/>
         </w:rPr>
-        <w:t>50</w:t>
+        <w:t>10</w:t>
       </w:r>
       <w:r>
         <w:rPr>
@@ -4295,23 +5471,7 @@
           <w:sz w:val="20"/>
           <w:szCs w:val="20"/>
         </w:rPr>
-        <w:t>creation of new software (</w:t>
-      </w:r>
-      <w:r>
-        <w:rPr>
-          <w:b w:val="0"/>
-          <w:sz w:val="20"/>
-          <w:szCs w:val="20"/>
-        </w:rPr>
-        <w:t>10</w:t>
-      </w:r>
-      <w:r>
-        <w:rPr>
-          <w:b w:val="0"/>
-          <w:sz w:val="20"/>
-          <w:szCs w:val="20"/>
-        </w:rPr>
-        <w:t>%)</w:t>
+        <w:t>creation of new software (50%)</w:t>
       </w:r>
     </w:p>
     <w:p>
@@ -4343,23 +5503,7 @@
           <w:sz w:val="20"/>
           <w:szCs w:val="20"/>
         </w:rPr>
-        <w:t xml:space="preserve"> (</w:t>
-      </w:r>
-      <w:r>
-        <w:rPr>
-          <w:b w:val="0"/>
-          <w:sz w:val="20"/>
-          <w:szCs w:val="20"/>
-        </w:rPr>
-        <w:t>10</w:t>
-      </w:r>
-      <w:r>
-        <w:rPr>
-          <w:b w:val="0"/>
-          <w:sz w:val="20"/>
-          <w:szCs w:val="20"/>
-        </w:rPr>
-        <w:t>%)</w:t>
+        <w:t xml:space="preserve"> (10%)</w:t>
       </w:r>
     </w:p>
     <w:p>
@@ -4386,7 +5530,7 @@
           <w:sz w:val="20"/>
           <w:szCs w:val="20"/>
         </w:rPr>
-        <w:t xml:space="preserve">Smith KN, Llosa NJ, Cottrell TR, Siegel N, Fan H, Suri P, Chan HY, Guo H, </w:t>
+        <w:t xml:space="preserve">Llosa NJ, </w:t>
       </w:r>
       <w:proofErr w:type="spellStart"/>
       <w:r>
@@ -4395,6 +5539,24 @@
           <w:sz w:val="20"/>
           <w:szCs w:val="20"/>
         </w:rPr>
+        <w:t>Luber</w:t>
+      </w:r>
+      <w:proofErr w:type="spellEnd"/>
+      <w:r>
+        <w:rPr>
+          <w:b w:val="0"/>
+          <w:sz w:val="20"/>
+          <w:szCs w:val="20"/>
+        </w:rPr>
+        <w:t xml:space="preserve"> B, Tam AJ, Smith KN, Siegel N, Awan AH, Fan H, </w:t>
+      </w:r>
+      <w:proofErr w:type="spellStart"/>
+      <w:r>
+        <w:rPr>
+          <w:b w:val="0"/>
+          <w:sz w:val="20"/>
+          <w:szCs w:val="20"/>
+        </w:rPr>
         <w:t>Oke</w:t>
       </w:r>
       <w:proofErr w:type="spellEnd"/>
@@ -4404,7 +5566,7 @@
           <w:sz w:val="20"/>
           <w:szCs w:val="20"/>
         </w:rPr>
-        <w:t xml:space="preserve"> T, Awan AH, Verde F</w:t>
+        <w:t xml:space="preserve"> T, Zhang J, Domingue J, Engle EL</w:t>
       </w:r>
       <w:r>
         <w:rPr>
@@ -4420,7 +5582,23 @@
           <w:sz w:val="20"/>
           <w:szCs w:val="20"/>
         </w:rPr>
-        <w:t xml:space="preserve">Danilova L, </w:t>
+        <w:t xml:space="preserve">Roberts CA, </w:t>
+      </w:r>
+      <w:r>
+        <w:rPr>
+          <w:bCs/>
+          <w:sz w:val="20"/>
+          <w:szCs w:val="20"/>
+        </w:rPr>
+        <w:t>Bartlett BR</w:t>
+      </w:r>
+      <w:r>
+        <w:rPr>
+          <w:b w:val="0"/>
+          <w:sz w:val="20"/>
+          <w:szCs w:val="20"/>
+        </w:rPr>
+        <w:t xml:space="preserve">, </w:t>
       </w:r>
       <w:proofErr w:type="spellStart"/>
       <w:r>
@@ -4429,7 +5607,7 @@
           <w:sz w:val="20"/>
           <w:szCs w:val="20"/>
         </w:rPr>
-        <w:t>Anagnostou</w:t>
+        <w:t>Aulakh</w:t>
       </w:r>
       <w:proofErr w:type="spellEnd"/>
       <w:r>
@@ -4438,7 +5616,7 @@
           <w:sz w:val="20"/>
           <w:szCs w:val="20"/>
         </w:rPr>
-        <w:t xml:space="preserve"> V, Tam AJ, </w:t>
+        <w:t xml:space="preserve"> LK, Thompson ED, Taube JM, Durham JN, Sears CL, Le DT, Diaz Jr. LA, </w:t>
       </w:r>
       <w:proofErr w:type="spellStart"/>
       <w:r>
@@ -4447,7 +5625,7 @@
           <w:sz w:val="20"/>
           <w:szCs w:val="20"/>
         </w:rPr>
-        <w:t>Luber</w:t>
+        <w:t>Pardoll</w:t>
       </w:r>
       <w:proofErr w:type="spellEnd"/>
       <w:r>
@@ -4456,31 +5634,7 @@
           <w:sz w:val="20"/>
           <w:szCs w:val="20"/>
         </w:rPr>
-        <w:t xml:space="preserve"> BS, </w:t>
-      </w:r>
-      <w:r>
-        <w:rPr>
-          <w:bCs/>
-          <w:sz w:val="20"/>
-          <w:szCs w:val="20"/>
-        </w:rPr>
-        <w:t>Bartlett BR</w:t>
-      </w:r>
-      <w:r>
-        <w:rPr>
-          <w:b w:val="0"/>
-          <w:sz w:val="20"/>
-          <w:szCs w:val="20"/>
-        </w:rPr>
-        <w:t>,</w:t>
-      </w:r>
-      <w:r>
-        <w:rPr>
-          <w:b w:val="0"/>
-          <w:sz w:val="20"/>
-          <w:szCs w:val="20"/>
-        </w:rPr>
-        <w:t xml:space="preserve"> </w:t>
+        <w:t xml:space="preserve"> DM, Wang H, Anders RA, </w:t>
       </w:r>
       <w:proofErr w:type="spellStart"/>
       <w:r>
@@ -4489,7 +5643,7 @@
           <w:sz w:val="20"/>
           <w:szCs w:val="20"/>
         </w:rPr>
-        <w:t>Aulakh</w:t>
+        <w:t>Housseau</w:t>
       </w:r>
       <w:proofErr w:type="spellEnd"/>
       <w:r>
@@ -4498,7 +5652,23 @@
           <w:sz w:val="20"/>
           <w:szCs w:val="20"/>
         </w:rPr>
-        <w:t xml:space="preserve"> LK, </w:t>
+        <w:t xml:space="preserve"> F</w:t>
+      </w:r>
+      <w:r>
+        <w:rPr>
+          <w:b w:val="0"/>
+          <w:sz w:val="20"/>
+          <w:szCs w:val="20"/>
+        </w:rPr>
+        <w:t xml:space="preserve">. </w:t>
+      </w:r>
+      <w:r>
+        <w:rPr>
+          <w:b w:val="0"/>
+          <w:sz w:val="20"/>
+          <w:szCs w:val="20"/>
+        </w:rPr>
+        <w:t>“</w:t>
       </w:r>
       <w:proofErr w:type="spellStart"/>
       <w:r>
@@ -4507,7 +5677,7 @@
           <w:sz w:val="20"/>
           <w:szCs w:val="20"/>
         </w:rPr>
-        <w:t>Sidhom</w:t>
+        <w:t>Intratumoral</w:t>
       </w:r>
       <w:proofErr w:type="spellEnd"/>
       <w:r>
@@ -4516,175 +5686,7 @@
           <w:sz w:val="20"/>
           <w:szCs w:val="20"/>
         </w:rPr>
-        <w:t xml:space="preserve"> JW, Zhu Q, Sears CL, Cope L, </w:t>
-      </w:r>
-      <w:proofErr w:type="spellStart"/>
-      <w:r>
-        <w:rPr>
-          <w:b w:val="0"/>
-          <w:sz w:val="20"/>
-          <w:szCs w:val="20"/>
-        </w:rPr>
-        <w:t>Sharfman</w:t>
-      </w:r>
-      <w:proofErr w:type="spellEnd"/>
-      <w:r>
-        <w:rPr>
-          <w:b w:val="0"/>
-          <w:sz w:val="20"/>
-          <w:szCs w:val="20"/>
-        </w:rPr>
-        <w:t xml:space="preserve"> WH, Thompson ED, Riemer J, </w:t>
-      </w:r>
-      <w:proofErr w:type="spellStart"/>
-      <w:r>
-        <w:rPr>
-          <w:b w:val="0"/>
-          <w:sz w:val="20"/>
-          <w:szCs w:val="20"/>
-        </w:rPr>
-        <w:t>Marrone</w:t>
-      </w:r>
-      <w:proofErr w:type="spellEnd"/>
-      <w:r>
-        <w:rPr>
-          <w:b w:val="0"/>
-          <w:sz w:val="20"/>
-          <w:szCs w:val="20"/>
-        </w:rPr>
-        <w:t xml:space="preserve"> KA, Naidoo J, </w:t>
-      </w:r>
-      <w:proofErr w:type="spellStart"/>
-      <w:r>
-        <w:rPr>
-          <w:b w:val="0"/>
-          <w:sz w:val="20"/>
-          <w:szCs w:val="20"/>
-        </w:rPr>
-        <w:t>Velculescu</w:t>
-      </w:r>
-      <w:proofErr w:type="spellEnd"/>
-      <w:r>
-        <w:rPr>
-          <w:b w:val="0"/>
-          <w:sz w:val="20"/>
-          <w:szCs w:val="20"/>
-        </w:rPr>
-        <w:t xml:space="preserve"> VE, Forde PM, Vogelstein B, </w:t>
-      </w:r>
-      <w:proofErr w:type="spellStart"/>
-      <w:r>
-        <w:rPr>
-          <w:b w:val="0"/>
-          <w:sz w:val="20"/>
-          <w:szCs w:val="20"/>
-        </w:rPr>
-        <w:t>Kinzler</w:t>
-      </w:r>
-      <w:proofErr w:type="spellEnd"/>
-      <w:r>
-        <w:rPr>
-          <w:b w:val="0"/>
-          <w:sz w:val="20"/>
-          <w:szCs w:val="20"/>
-        </w:rPr>
-        <w:t xml:space="preserve"> KW, Papadopoulos N, Durham JN, Wang H, Le DT, </w:t>
-      </w:r>
-      <w:proofErr w:type="spellStart"/>
-      <w:r>
-        <w:rPr>
-          <w:b w:val="0"/>
-          <w:sz w:val="20"/>
-          <w:szCs w:val="20"/>
-        </w:rPr>
-        <w:t>Justesen</w:t>
-      </w:r>
-      <w:proofErr w:type="spellEnd"/>
-      <w:r>
-        <w:rPr>
-          <w:b w:val="0"/>
-          <w:sz w:val="20"/>
-          <w:szCs w:val="20"/>
-        </w:rPr>
-        <w:t xml:space="preserve"> S, Taube JM, Diaz Jr. LA, </w:t>
-      </w:r>
-      <w:proofErr w:type="spellStart"/>
-      <w:r>
-        <w:rPr>
-          <w:b w:val="0"/>
-          <w:sz w:val="20"/>
-          <w:szCs w:val="20"/>
-        </w:rPr>
-        <w:t>Brahmer</w:t>
-      </w:r>
-      <w:proofErr w:type="spellEnd"/>
-      <w:r>
-        <w:rPr>
-          <w:b w:val="0"/>
-          <w:sz w:val="20"/>
-          <w:szCs w:val="20"/>
-        </w:rPr>
-        <w:t xml:space="preserve"> JR, </w:t>
-      </w:r>
-      <w:proofErr w:type="spellStart"/>
-      <w:r>
-        <w:rPr>
-          <w:b w:val="0"/>
-          <w:sz w:val="20"/>
-          <w:szCs w:val="20"/>
-        </w:rPr>
-        <w:t>Pardoll</w:t>
-      </w:r>
-      <w:proofErr w:type="spellEnd"/>
-      <w:r>
-        <w:rPr>
-          <w:b w:val="0"/>
-          <w:sz w:val="20"/>
-          <w:szCs w:val="20"/>
-        </w:rPr>
-        <w:t xml:space="preserve"> DM, Anders RA, </w:t>
-      </w:r>
-      <w:proofErr w:type="spellStart"/>
-      <w:r>
-        <w:rPr>
-          <w:b w:val="0"/>
-          <w:sz w:val="20"/>
-          <w:szCs w:val="20"/>
-        </w:rPr>
-        <w:t>Housseau</w:t>
-      </w:r>
-      <w:proofErr w:type="spellEnd"/>
-      <w:r>
-        <w:rPr>
-          <w:b w:val="0"/>
-          <w:sz w:val="20"/>
-          <w:szCs w:val="20"/>
-        </w:rPr>
-        <w:t xml:space="preserve"> F</w:t>
-      </w:r>
-      <w:r>
-        <w:rPr>
-          <w:b w:val="0"/>
-          <w:sz w:val="20"/>
-          <w:szCs w:val="20"/>
-        </w:rPr>
-        <w:t xml:space="preserve">. </w:t>
-      </w:r>
-      <w:r>
-        <w:rPr>
-          <w:b w:val="0"/>
-          <w:sz w:val="20"/>
-          <w:szCs w:val="20"/>
-        </w:rPr>
-        <w:t>“</w:t>
-      </w:r>
-      <w:r>
-        <w:rPr>
-          <w:b w:val="0"/>
-          <w:sz w:val="20"/>
-          <w:szCs w:val="20"/>
-        </w:rPr>
-        <w:t>Persistent mutant oncogene specific T cells in two patients benefitting from anti-PD-1.</w:t>
+        <w:t xml:space="preserve"> Adaptive Immunosuppression and Type 17 Immunity in Mismatch Repair Proficient Colorectal Tumors.</w:t>
       </w:r>
       <w:r>
         <w:rPr>
@@ -4710,15 +5712,15 @@
           <w:sz w:val="20"/>
           <w:szCs w:val="20"/>
         </w:rPr>
-        <w:t>Journal for immunotherapy of cancer</w:t>
-      </w:r>
-      <w:r>
-        <w:rPr>
-          <w:b w:val="0"/>
-          <w:sz w:val="20"/>
-          <w:szCs w:val="20"/>
-        </w:rPr>
-        <w:t>. 2019 Dec;7(1):40.</w:t>
+        <w:t>Clinical Cancer Research</w:t>
+      </w:r>
+      <w:r>
+        <w:rPr>
+          <w:b w:val="0"/>
+          <w:sz w:val="20"/>
+          <w:szCs w:val="20"/>
+        </w:rPr>
+        <w:t>. 2019 May 6.</w:t>
       </w:r>
     </w:p>
     <w:p>
@@ -4774,7 +5776,15 @@
           <w:sz w:val="20"/>
           <w:szCs w:val="20"/>
         </w:rPr>
-        <w:t>10</w:t>
+        <w:t>5</w:t>
+      </w:r>
+      <w:r>
+        <w:rPr>
+          <w:b w:val="0"/>
+          <w:sz w:val="20"/>
+          <w:szCs w:val="20"/>
+        </w:rPr>
+        <w:t>0</w:t>
       </w:r>
       <w:r>
         <w:rPr>
@@ -4865,7 +5875,8 @@
           <w:sz w:val="20"/>
           <w:szCs w:val="20"/>
         </w:rPr>
-        <w:t xml:space="preserve">Llosa NJ, </w:t>
+        <w:lastRenderedPageBreak/>
+        <w:t xml:space="preserve">Mandal R, </w:t>
       </w:r>
       <w:proofErr w:type="spellStart"/>
       <w:r>
@@ -4874,7 +5885,7 @@
           <w:sz w:val="20"/>
           <w:szCs w:val="20"/>
         </w:rPr>
-        <w:t>Luber</w:t>
+        <w:t>Samstein</w:t>
       </w:r>
       <w:proofErr w:type="spellEnd"/>
       <w:r>
@@ -4883,7 +5894,7 @@
           <w:sz w:val="20"/>
           <w:szCs w:val="20"/>
         </w:rPr>
-        <w:t xml:space="preserve"> B, Tam AJ, Smith KN, Siegel N, Awan AH, Fan H, </w:t>
+        <w:t xml:space="preserve"> RM, Lee KW, Havel JJ, Wang H, Krishna C, </w:t>
       </w:r>
       <w:proofErr w:type="spellStart"/>
       <w:r>
@@ -4892,7 +5903,7 @@
           <w:sz w:val="20"/>
           <w:szCs w:val="20"/>
         </w:rPr>
-        <w:t>Oke</w:t>
+        <w:t>Sabio</w:t>
       </w:r>
       <w:proofErr w:type="spellEnd"/>
       <w:r>
@@ -4901,7 +5912,59 @@
           <w:sz w:val="20"/>
           <w:szCs w:val="20"/>
         </w:rPr>
-        <w:t xml:space="preserve"> T, Zhang J, Domingue J, Engle EL</w:t>
+        <w:t xml:space="preserve"> EY, Makarov V, </w:t>
+      </w:r>
+      <w:proofErr w:type="spellStart"/>
+      <w:r>
+        <w:rPr>
+          <w:b w:val="0"/>
+          <w:sz w:val="20"/>
+          <w:szCs w:val="20"/>
+        </w:rPr>
+        <w:t>Kuo</w:t>
+      </w:r>
+      <w:proofErr w:type="spellEnd"/>
+      <w:r>
+        <w:rPr>
+          <w:b w:val="0"/>
+          <w:sz w:val="20"/>
+          <w:szCs w:val="20"/>
+        </w:rPr>
+        <w:t xml:space="preserve"> F, </w:t>
+      </w:r>
+      <w:proofErr w:type="spellStart"/>
+      <w:r>
+        <w:rPr>
+          <w:b w:val="0"/>
+          <w:sz w:val="20"/>
+          <w:szCs w:val="20"/>
+        </w:rPr>
+        <w:t>Blecua</w:t>
+      </w:r>
+      <w:proofErr w:type="spellEnd"/>
+      <w:r>
+        <w:rPr>
+          <w:b w:val="0"/>
+          <w:sz w:val="20"/>
+          <w:szCs w:val="20"/>
+        </w:rPr>
+        <w:t xml:space="preserve"> P, Ramaswamy AT</w:t>
+      </w:r>
+      <w:r>
+        <w:rPr>
+          <w:b w:val="0"/>
+          <w:sz w:val="20"/>
+          <w:szCs w:val="20"/>
+        </w:rPr>
+        <w:t xml:space="preserve">, Durham JN, </w:t>
+      </w:r>
+      <w:r>
+        <w:rPr>
+          <w:bCs/>
+          <w:sz w:val="20"/>
+          <w:szCs w:val="20"/>
+        </w:rPr>
+        <w:t>Bartlett B</w:t>
       </w:r>
       <w:r>
         <w:rPr>
@@ -4917,23 +5980,7 @@
           <w:sz w:val="20"/>
           <w:szCs w:val="20"/>
         </w:rPr>
-        <w:t xml:space="preserve">Roberts CA, </w:t>
-      </w:r>
-      <w:r>
-        <w:rPr>
-          <w:bCs/>
-          <w:sz w:val="20"/>
-          <w:szCs w:val="20"/>
-        </w:rPr>
-        <w:t>Bartlett BR</w:t>
-      </w:r>
-      <w:r>
-        <w:rPr>
-          <w:b w:val="0"/>
-          <w:sz w:val="20"/>
-          <w:szCs w:val="20"/>
-        </w:rPr>
-        <w:t xml:space="preserve">, </w:t>
+        <w:t xml:space="preserve">Ma X, Srivastava R, </w:t>
       </w:r>
       <w:proofErr w:type="spellStart"/>
       <w:r>
@@ -4942,7 +5989,7 @@
           <w:sz w:val="20"/>
           <w:szCs w:val="20"/>
         </w:rPr>
-        <w:t>Aulakh</w:t>
+        <w:t>Middha</w:t>
       </w:r>
       <w:proofErr w:type="spellEnd"/>
       <w:r>
@@ -4951,7 +5998,7 @@
           <w:sz w:val="20"/>
           <w:szCs w:val="20"/>
         </w:rPr>
-        <w:t xml:space="preserve"> LK, Thompson ED, Taube JM, Durham JN, Sears CL, Le DT, Diaz Jr. LA, </w:t>
+        <w:t xml:space="preserve"> S, </w:t>
       </w:r>
       <w:proofErr w:type="spellStart"/>
       <w:r>
@@ -4960,7 +6007,7 @@
           <w:sz w:val="20"/>
           <w:szCs w:val="20"/>
         </w:rPr>
-        <w:t>Pardoll</w:t>
+        <w:t>Zehir</w:t>
       </w:r>
       <w:proofErr w:type="spellEnd"/>
       <w:r>
@@ -4969,7 +6016,7 @@
           <w:sz w:val="20"/>
           <w:szCs w:val="20"/>
         </w:rPr>
-        <w:t xml:space="preserve"> DM, Wang H, Anders RA, </w:t>
+        <w:t xml:space="preserve"> A, </w:t>
       </w:r>
       <w:proofErr w:type="spellStart"/>
       <w:r>
@@ -4978,7 +6025,7 @@
           <w:sz w:val="20"/>
           <w:szCs w:val="20"/>
         </w:rPr>
-        <w:t>Housseau</w:t>
+        <w:t>Hechtman</w:t>
       </w:r>
       <w:proofErr w:type="spellEnd"/>
       <w:r>
@@ -4987,7 +6034,25 @@
           <w:sz w:val="20"/>
           <w:szCs w:val="20"/>
         </w:rPr>
-        <w:t xml:space="preserve"> F</w:t>
+        <w:t xml:space="preserve"> JF, Morris L GT, </w:t>
+      </w:r>
+      <w:proofErr w:type="spellStart"/>
+      <w:r>
+        <w:rPr>
+          <w:b w:val="0"/>
+          <w:sz w:val="20"/>
+          <w:szCs w:val="20"/>
+        </w:rPr>
+        <w:t>Weinhold</w:t>
+      </w:r>
+      <w:proofErr w:type="spellEnd"/>
+      <w:r>
+        <w:rPr>
+          <w:b w:val="0"/>
+          <w:sz w:val="20"/>
+          <w:szCs w:val="20"/>
+        </w:rPr>
+        <w:t xml:space="preserve"> N, Riaz N, Le DT, Diaz Jr. LA, Chan TA</w:t>
       </w:r>
       <w:r>
         <w:rPr>
@@ -5005,23 +6070,13 @@
         </w:rPr>
         <w:t>“</w:t>
       </w:r>
-      <w:proofErr w:type="spellStart"/>
-      <w:r>
-        <w:rPr>
-          <w:b w:val="0"/>
-          <w:sz w:val="20"/>
-          <w:szCs w:val="20"/>
-        </w:rPr>
-        <w:t>Intratumoral</w:t>
-      </w:r>
-      <w:proofErr w:type="spellEnd"/>
-      <w:r>
-        <w:rPr>
-          <w:b w:val="0"/>
-          <w:sz w:val="20"/>
-          <w:szCs w:val="20"/>
-        </w:rPr>
-        <w:t xml:space="preserve"> Adaptive Immunosuppression and Type 17 Immunity in Mismatch Repair Proficient Colorectal Tumors.</w:t>
+      <w:r>
+        <w:rPr>
+          <w:b w:val="0"/>
+          <w:sz w:val="20"/>
+          <w:szCs w:val="20"/>
+        </w:rPr>
+        <w:t>Genetic diversity of tumors with mismatch repair deficiency influences anti–PD-1 immunotherapy response.</w:t>
       </w:r>
       <w:r>
         <w:rPr>
@@ -5047,15 +6102,23 @@
           <w:sz w:val="20"/>
           <w:szCs w:val="20"/>
         </w:rPr>
-        <w:t>Clinical Cancer Research</w:t>
-      </w:r>
-      <w:r>
-        <w:rPr>
-          <w:b w:val="0"/>
-          <w:sz w:val="20"/>
-          <w:szCs w:val="20"/>
-        </w:rPr>
-        <w:t>. 2019 May 6.</w:t>
+        <w:t>Science</w:t>
+      </w:r>
+      <w:r>
+        <w:rPr>
+          <w:b w:val="0"/>
+          <w:sz w:val="20"/>
+          <w:szCs w:val="20"/>
+        </w:rPr>
+        <w:t>. 2019 May 3;364(6439):485-91.</w:t>
+      </w:r>
+      <w:r>
+        <w:rPr>
+          <w:bCs/>
+          <w:sz w:val="24"/>
+          <w:szCs w:val="24"/>
+        </w:rPr>
+        <w:t>*</w:t>
       </w:r>
     </w:p>
     <w:p>
@@ -5079,7 +6142,23 @@
           <w:sz w:val="20"/>
           <w:szCs w:val="20"/>
         </w:rPr>
-        <w:t>conception/design (10%)</w:t>
+        <w:t>conception/design (</w:t>
+      </w:r>
+      <w:r>
+        <w:rPr>
+          <w:b w:val="0"/>
+          <w:sz w:val="20"/>
+          <w:szCs w:val="20"/>
+        </w:rPr>
+        <w:t>20</w:t>
+      </w:r>
+      <w:r>
+        <w:rPr>
+          <w:b w:val="0"/>
+          <w:sz w:val="20"/>
+          <w:szCs w:val="20"/>
+        </w:rPr>
+        <w:t>%)</w:t>
       </w:r>
     </w:p>
     <w:p>
@@ -5111,23 +6190,15 @@
           <w:sz w:val="20"/>
           <w:szCs w:val="20"/>
         </w:rPr>
-        <w:t>5</w:t>
-      </w:r>
-      <w:r>
-        <w:rPr>
-          <w:b w:val="0"/>
-          <w:sz w:val="20"/>
-          <w:szCs w:val="20"/>
-        </w:rPr>
-        <w:t>0</w:t>
-      </w:r>
-      <w:r>
-        <w:rPr>
-          <w:b w:val="0"/>
-          <w:sz w:val="20"/>
-          <w:szCs w:val="20"/>
-        </w:rPr>
-        <w:t>%)</w:t>
+        <w:t>3</w:t>
+      </w:r>
+      <w:r>
+        <w:rPr>
+          <w:b w:val="0"/>
+          <w:sz w:val="20"/>
+          <w:szCs w:val="20"/>
+        </w:rPr>
+        <w:t>0%)</w:t>
       </w:r>
     </w:p>
     <w:p>
@@ -5151,7 +6222,23 @@
           <w:sz w:val="20"/>
           <w:szCs w:val="20"/>
         </w:rPr>
-        <w:t>creation of new software (50%)</w:t>
+        <w:t>creation of new software (</w:t>
+      </w:r>
+      <w:r>
+        <w:rPr>
+          <w:b w:val="0"/>
+          <w:sz w:val="20"/>
+          <w:szCs w:val="20"/>
+        </w:rPr>
+        <w:t>50</w:t>
+      </w:r>
+      <w:r>
+        <w:rPr>
+          <w:b w:val="0"/>
+          <w:sz w:val="20"/>
+          <w:szCs w:val="20"/>
+        </w:rPr>
+        <w:t>%)</w:t>
       </w:r>
     </w:p>
     <w:p>
@@ -5175,15 +6262,23 @@
           <w:sz w:val="20"/>
           <w:szCs w:val="20"/>
         </w:rPr>
-        <w:t>drafted/revised the manuscript</w:t>
-      </w:r>
-      <w:r>
-        <w:rPr>
-          <w:b w:val="0"/>
-          <w:sz w:val="20"/>
-          <w:szCs w:val="20"/>
-        </w:rPr>
-        <w:t xml:space="preserve"> (10%)</w:t>
+        <w:t>drafted/revised the manuscript (</w:t>
+      </w:r>
+      <w:r>
+        <w:rPr>
+          <w:b w:val="0"/>
+          <w:sz w:val="20"/>
+          <w:szCs w:val="20"/>
+        </w:rPr>
+        <w:t>2</w:t>
+      </w:r>
+      <w:r>
+        <w:rPr>
+          <w:b w:val="0"/>
+          <w:sz w:val="20"/>
+          <w:szCs w:val="20"/>
+        </w:rPr>
+        <w:t>0%)</w:t>
       </w:r>
     </w:p>
     <w:p>
@@ -5210,7 +6305,23 @@
           <w:sz w:val="20"/>
           <w:szCs w:val="20"/>
         </w:rPr>
-        <w:t xml:space="preserve">Mandal R, </w:t>
+        <w:t xml:space="preserve">Le DT, Durham JN, Smith KN, Wang H, </w:t>
+      </w:r>
+      <w:r>
+        <w:rPr>
+          <w:bCs/>
+          <w:sz w:val="20"/>
+          <w:szCs w:val="20"/>
+        </w:rPr>
+        <w:t>Bartlett BR</w:t>
+      </w:r>
+      <w:r>
+        <w:rPr>
+          <w:b w:val="0"/>
+          <w:sz w:val="20"/>
+          <w:szCs w:val="20"/>
+        </w:rPr>
+        <w:t xml:space="preserve">, </w:t>
       </w:r>
       <w:proofErr w:type="spellStart"/>
       <w:r>
@@ -5219,7 +6330,7 @@
           <w:sz w:val="20"/>
           <w:szCs w:val="20"/>
         </w:rPr>
-        <w:t>Samstein</w:t>
+        <w:t>Aulakh</w:t>
       </w:r>
       <w:proofErr w:type="spellEnd"/>
       <w:r>
@@ -5228,7 +6339,7 @@
           <w:sz w:val="20"/>
           <w:szCs w:val="20"/>
         </w:rPr>
-        <w:t xml:space="preserve"> RM, Lee KW, Havel JJ, Wang H, Krishna C, </w:t>
+        <w:t xml:space="preserve"> LK, Lu S, </w:t>
       </w:r>
       <w:proofErr w:type="spellStart"/>
       <w:r>
@@ -5237,7 +6348,7 @@
           <w:sz w:val="20"/>
           <w:szCs w:val="20"/>
         </w:rPr>
-        <w:t>Sabio</w:t>
+        <w:t>Kemberling</w:t>
       </w:r>
       <w:proofErr w:type="spellEnd"/>
       <w:r>
@@ -5246,7 +6357,7 @@
           <w:sz w:val="20"/>
           <w:szCs w:val="20"/>
         </w:rPr>
-        <w:t xml:space="preserve"> EY, Makarov V, </w:t>
+        <w:t xml:space="preserve"> H, Wilt C, </w:t>
       </w:r>
       <w:proofErr w:type="spellStart"/>
       <w:r>
@@ -5255,7 +6366,7 @@
           <w:sz w:val="20"/>
           <w:szCs w:val="20"/>
         </w:rPr>
-        <w:t>Kuo</w:t>
+        <w:t>Luber</w:t>
       </w:r>
       <w:proofErr w:type="spellEnd"/>
       <w:r>
@@ -5264,6 +6375,166 @@
           <w:sz w:val="20"/>
           <w:szCs w:val="20"/>
         </w:rPr>
+        <w:t xml:space="preserve"> BS, Wong F,</w:t>
+      </w:r>
+      <w:r>
+        <w:rPr>
+          <w:b w:val="0"/>
+          <w:sz w:val="20"/>
+          <w:szCs w:val="20"/>
+        </w:rPr>
+        <w:t xml:space="preserve"> </w:t>
+      </w:r>
+      <w:r>
+        <w:rPr>
+          <w:b w:val="0"/>
+          <w:sz w:val="20"/>
+          <w:szCs w:val="20"/>
+        </w:rPr>
+        <w:t xml:space="preserve">Azad NF, </w:t>
+      </w:r>
+      <w:proofErr w:type="spellStart"/>
+      <w:r>
+        <w:rPr>
+          <w:b w:val="0"/>
+          <w:sz w:val="20"/>
+          <w:szCs w:val="20"/>
+        </w:rPr>
+        <w:t>Rucki</w:t>
+      </w:r>
+      <w:proofErr w:type="spellEnd"/>
+      <w:r>
+        <w:rPr>
+          <w:b w:val="0"/>
+          <w:sz w:val="20"/>
+          <w:szCs w:val="20"/>
+        </w:rPr>
+        <w:t xml:space="preserve"> AA, </w:t>
+      </w:r>
+      <w:proofErr w:type="spellStart"/>
+      <w:r>
+        <w:rPr>
+          <w:b w:val="0"/>
+          <w:sz w:val="20"/>
+          <w:szCs w:val="20"/>
+        </w:rPr>
+        <w:t>Laheru</w:t>
+      </w:r>
+      <w:proofErr w:type="spellEnd"/>
+      <w:r>
+        <w:rPr>
+          <w:b w:val="0"/>
+          <w:sz w:val="20"/>
+          <w:szCs w:val="20"/>
+        </w:rPr>
+        <w:t xml:space="preserve"> D, </w:t>
+      </w:r>
+      <w:proofErr w:type="spellStart"/>
+      <w:r>
+        <w:rPr>
+          <w:b w:val="0"/>
+          <w:sz w:val="20"/>
+          <w:szCs w:val="20"/>
+        </w:rPr>
+        <w:t>Donehower</w:t>
+      </w:r>
+      <w:proofErr w:type="spellEnd"/>
+      <w:r>
+        <w:rPr>
+          <w:b w:val="0"/>
+          <w:sz w:val="20"/>
+          <w:szCs w:val="20"/>
+        </w:rPr>
+        <w:t xml:space="preserve"> R, Zaheer A, Fisher GA, </w:t>
+      </w:r>
+      <w:proofErr w:type="spellStart"/>
+      <w:r>
+        <w:rPr>
+          <w:b w:val="0"/>
+          <w:sz w:val="20"/>
+          <w:szCs w:val="20"/>
+        </w:rPr>
+        <w:t>Crocenzi</w:t>
+      </w:r>
+      <w:proofErr w:type="spellEnd"/>
+      <w:r>
+        <w:rPr>
+          <w:b w:val="0"/>
+          <w:sz w:val="20"/>
+          <w:szCs w:val="20"/>
+        </w:rPr>
+        <w:t xml:space="preserve"> TS, Lee JJ, </w:t>
+      </w:r>
+      <w:proofErr w:type="spellStart"/>
+      <w:r>
+        <w:rPr>
+          <w:b w:val="0"/>
+          <w:sz w:val="20"/>
+          <w:szCs w:val="20"/>
+        </w:rPr>
+        <w:t>Greten</w:t>
+      </w:r>
+      <w:proofErr w:type="spellEnd"/>
+      <w:r>
+        <w:rPr>
+          <w:b w:val="0"/>
+          <w:sz w:val="20"/>
+          <w:szCs w:val="20"/>
+        </w:rPr>
+        <w:t xml:space="preserve"> TF, Duffy AG, </w:t>
+      </w:r>
+      <w:proofErr w:type="spellStart"/>
+      <w:r>
+        <w:rPr>
+          <w:b w:val="0"/>
+          <w:sz w:val="20"/>
+          <w:szCs w:val="20"/>
+        </w:rPr>
+        <w:t>Ciombor</w:t>
+      </w:r>
+      <w:proofErr w:type="spellEnd"/>
+      <w:r>
+        <w:rPr>
+          <w:b w:val="0"/>
+          <w:sz w:val="20"/>
+          <w:szCs w:val="20"/>
+        </w:rPr>
+        <w:t xml:space="preserve"> KK, Eyring AD, Lam BH, Joe A, Kang SP, </w:t>
+      </w:r>
+      <w:proofErr w:type="spellStart"/>
+      <w:r>
+        <w:rPr>
+          <w:b w:val="0"/>
+          <w:sz w:val="20"/>
+          <w:szCs w:val="20"/>
+        </w:rPr>
+        <w:t>Holdhoff</w:t>
+      </w:r>
+      <w:proofErr w:type="spellEnd"/>
+      <w:r>
+        <w:rPr>
+          <w:b w:val="0"/>
+          <w:sz w:val="20"/>
+          <w:szCs w:val="20"/>
+        </w:rPr>
+        <w:t xml:space="preserve"> M, Danilova L, Cope L, Meyer C, Zhou S, Goldberg RM, Armstrong DK, Bever KM, Fader AN, Taube J, </w:t>
+      </w:r>
+      <w:proofErr w:type="spellStart"/>
+      <w:r>
+        <w:rPr>
+          <w:b w:val="0"/>
+          <w:sz w:val="20"/>
+          <w:szCs w:val="20"/>
+        </w:rPr>
+        <w:t>Housseau</w:t>
+      </w:r>
+      <w:proofErr w:type="spellEnd"/>
+      <w:r>
+        <w:rPr>
+          <w:b w:val="0"/>
+          <w:sz w:val="20"/>
+          <w:szCs w:val="20"/>
+        </w:rPr>
         <w:t xml:space="preserve"> F, </w:t>
       </w:r>
       <w:proofErr w:type="spellStart"/>
@@ -5273,7 +6544,7 @@
           <w:sz w:val="20"/>
           <w:szCs w:val="20"/>
         </w:rPr>
-        <w:t>Blecua</w:t>
+        <w:t>Spetzler</w:t>
       </w:r>
       <w:proofErr w:type="spellEnd"/>
       <w:r>
@@ -5282,39 +6553,7 @@
           <w:sz w:val="20"/>
           <w:szCs w:val="20"/>
         </w:rPr>
-        <w:t xml:space="preserve"> P, Ramaswamy AT</w:t>
-      </w:r>
-      <w:r>
-        <w:rPr>
-          <w:b w:val="0"/>
-          <w:sz w:val="20"/>
-          <w:szCs w:val="20"/>
-        </w:rPr>
-        <w:t xml:space="preserve">, Durham JN, </w:t>
-      </w:r>
-      <w:r>
-        <w:rPr>
-          <w:bCs/>
-          <w:sz w:val="20"/>
-          <w:szCs w:val="20"/>
-        </w:rPr>
-        <w:t>Bartlett B</w:t>
-      </w:r>
-      <w:r>
-        <w:rPr>
-          <w:b w:val="0"/>
-          <w:sz w:val="20"/>
-          <w:szCs w:val="20"/>
-        </w:rPr>
-        <w:t xml:space="preserve">, </w:t>
-      </w:r>
-      <w:r>
-        <w:rPr>
-          <w:b w:val="0"/>
-          <w:sz w:val="20"/>
-          <w:szCs w:val="20"/>
-        </w:rPr>
-        <w:t xml:space="preserve">Ma X, Srivastava R, </w:t>
+        <w:t xml:space="preserve"> D, Xiao N, </w:t>
       </w:r>
       <w:proofErr w:type="spellStart"/>
       <w:r>
@@ -5323,7 +6562,7 @@
           <w:sz w:val="20"/>
           <w:szCs w:val="20"/>
         </w:rPr>
-        <w:t>Middha</w:t>
+        <w:t>Pardoll</w:t>
       </w:r>
       <w:proofErr w:type="spellEnd"/>
       <w:r>
@@ -5332,7 +6571,7 @@
           <w:sz w:val="20"/>
           <w:szCs w:val="20"/>
         </w:rPr>
-        <w:t xml:space="preserve"> S, </w:t>
+        <w:t xml:space="preserve"> DM,  Papadopoulos N, </w:t>
       </w:r>
       <w:proofErr w:type="spellStart"/>
       <w:r>
@@ -5341,7 +6580,7 @@
           <w:sz w:val="20"/>
           <w:szCs w:val="20"/>
         </w:rPr>
-        <w:t>Zehir</w:t>
+        <w:t>Kinzler</w:t>
       </w:r>
       <w:proofErr w:type="spellEnd"/>
       <w:r>
@@ -5350,43 +6589,7 @@
           <w:sz w:val="20"/>
           <w:szCs w:val="20"/>
         </w:rPr>
-        <w:t xml:space="preserve"> A, </w:t>
-      </w:r>
-      <w:proofErr w:type="spellStart"/>
-      <w:r>
-        <w:rPr>
-          <w:b w:val="0"/>
-          <w:sz w:val="20"/>
-          <w:szCs w:val="20"/>
-        </w:rPr>
-        <w:t>Hechtman</w:t>
-      </w:r>
-      <w:proofErr w:type="spellEnd"/>
-      <w:r>
-        <w:rPr>
-          <w:b w:val="0"/>
-          <w:sz w:val="20"/>
-          <w:szCs w:val="20"/>
-        </w:rPr>
-        <w:t xml:space="preserve"> JF, Morris L GT, </w:t>
-      </w:r>
-      <w:proofErr w:type="spellStart"/>
-      <w:r>
-        <w:rPr>
-          <w:b w:val="0"/>
-          <w:sz w:val="20"/>
-          <w:szCs w:val="20"/>
-        </w:rPr>
-        <w:t>Weinhold</w:t>
-      </w:r>
-      <w:proofErr w:type="spellEnd"/>
-      <w:r>
-        <w:rPr>
-          <w:b w:val="0"/>
-          <w:sz w:val="20"/>
-          <w:szCs w:val="20"/>
-        </w:rPr>
-        <w:t xml:space="preserve"> N, Riaz N, Le DT, Diaz Jr. LA, Chan TA</w:t>
+        <w:t xml:space="preserve"> KW, Eshleman JR, Vogelstein B, Anders RA, Diaz Jr. LA</w:t>
       </w:r>
       <w:r>
         <w:rPr>
@@ -5410,7 +6613,7 @@
           <w:sz w:val="20"/>
           <w:szCs w:val="20"/>
         </w:rPr>
-        <w:t>Genetic diversity of tumors with mismatch repair deficiency influences anti–PD-1 immunotherapy response.</w:t>
+        <w:t>Mismatch repair deficiency predicts response of solid tumors to PD-1 blockade.</w:t>
       </w:r>
       <w:r>
         <w:rPr>
@@ -5444,7 +6647,7 @@
           <w:sz w:val="20"/>
           <w:szCs w:val="20"/>
         </w:rPr>
-        <w:t>. 2019 May 3;364(6439):485-91.</w:t>
+        <w:t>. 2017 Jul 28;357(6349):409-13.</w:t>
       </w:r>
       <w:r>
         <w:rPr>
@@ -5452,6 +6655,14 @@
           <w:sz w:val="24"/>
           <w:szCs w:val="24"/>
         </w:rPr>
+        <w:t xml:space="preserve"> </w:t>
+      </w:r>
+      <w:r>
+        <w:rPr>
+          <w:bCs/>
+          <w:sz w:val="24"/>
+          <w:szCs w:val="24"/>
+        </w:rPr>
         <w:t>*</w:t>
       </w:r>
     </w:p>
@@ -5484,7 +6695,7 @@
           <w:sz w:val="20"/>
           <w:szCs w:val="20"/>
         </w:rPr>
-        <w:t>20</w:t>
+        <w:t>5</w:t>
       </w:r>
       <w:r>
         <w:rPr>
@@ -5516,23 +6727,23 @@
           <w:sz w:val="20"/>
           <w:szCs w:val="20"/>
         </w:rPr>
-        <w:t>acquisition/analysis of data (</w:t>
-      </w:r>
-      <w:r>
-        <w:rPr>
-          <w:b w:val="0"/>
-          <w:sz w:val="20"/>
-          <w:szCs w:val="20"/>
-        </w:rPr>
-        <w:t>3</w:t>
-      </w:r>
-      <w:r>
-        <w:rPr>
-          <w:b w:val="0"/>
-          <w:sz w:val="20"/>
-          <w:szCs w:val="20"/>
-        </w:rPr>
-        <w:t>0%)</w:t>
+        <w:t xml:space="preserve">acquisition/analysis of data </w:t>
+      </w:r>
+      <w:r>
+        <w:rPr>
+          <w:b w:val="0"/>
+          <w:sz w:val="20"/>
+          <w:szCs w:val="20"/>
+        </w:rPr>
+        <w:t>(20</w:t>
+      </w:r>
+      <w:r>
+        <w:rPr>
+          <w:b w:val="0"/>
+          <w:sz w:val="20"/>
+          <w:szCs w:val="20"/>
+        </w:rPr>
+        <w:t>%)</w:t>
       </w:r>
     </w:p>
     <w:p>
@@ -5564,7 +6775,15 @@
           <w:sz w:val="20"/>
           <w:szCs w:val="20"/>
         </w:rPr>
-        <w:t>50</w:t>
+        <w:t>5</w:t>
+      </w:r>
+      <w:r>
+        <w:rPr>
+          <w:b w:val="0"/>
+          <w:sz w:val="20"/>
+          <w:szCs w:val="20"/>
+        </w:rPr>
+        <w:t>0</w:t>
       </w:r>
       <w:r>
         <w:rPr>
@@ -5604,15 +6823,15 @@
           <w:sz w:val="20"/>
           <w:szCs w:val="20"/>
         </w:rPr>
-        <w:t>2</w:t>
-      </w:r>
-      <w:r>
-        <w:rPr>
-          <w:b w:val="0"/>
-          <w:sz w:val="20"/>
-          <w:szCs w:val="20"/>
-        </w:rPr>
-        <w:t>0%)</w:t>
+        <w:t>5</w:t>
+      </w:r>
+      <w:r>
+        <w:rPr>
+          <w:b w:val="0"/>
+          <w:sz w:val="20"/>
+          <w:szCs w:val="20"/>
+        </w:rPr>
+        <w:t>%)</w:t>
       </w:r>
     </w:p>
     <w:p>
@@ -5633,13 +6852,23 @@
           <w:szCs w:val="20"/>
         </w:rPr>
       </w:pPr>
-      <w:r>
-        <w:rPr>
-          <w:b w:val="0"/>
-          <w:sz w:val="20"/>
-          <w:szCs w:val="20"/>
-        </w:rPr>
-        <w:t xml:space="preserve">Le DT, Durham JN, Smith KN, Wang H, </w:t>
+      <w:proofErr w:type="spellStart"/>
+      <w:r>
+        <w:rPr>
+          <w:b w:val="0"/>
+          <w:sz w:val="20"/>
+          <w:szCs w:val="20"/>
+        </w:rPr>
+        <w:t>Parpart</w:t>
+      </w:r>
+      <w:proofErr w:type="spellEnd"/>
+      <w:r>
+        <w:rPr>
+          <w:b w:val="0"/>
+          <w:sz w:val="20"/>
+          <w:szCs w:val="20"/>
+        </w:rPr>
+        <w:t xml:space="preserve">-Li S, </w:t>
       </w:r>
       <w:r>
         <w:rPr>
@@ -5647,7 +6876,7 @@
           <w:sz w:val="20"/>
           <w:szCs w:val="20"/>
         </w:rPr>
-        <w:t>Bartlett BR</w:t>
+        <w:t>Bartlett B</w:t>
       </w:r>
       <w:r>
         <w:rPr>
@@ -5664,7 +6893,7 @@
           <w:sz w:val="20"/>
           <w:szCs w:val="20"/>
         </w:rPr>
-        <w:t>Aulakh</w:t>
+        <w:t>Popoli</w:t>
       </w:r>
       <w:proofErr w:type="spellEnd"/>
       <w:r>
@@ -5673,7 +6902,7 @@
           <w:sz w:val="20"/>
           <w:szCs w:val="20"/>
         </w:rPr>
-        <w:t xml:space="preserve"> LK, Lu S, </w:t>
+        <w:t xml:space="preserve"> M, </w:t>
       </w:r>
       <w:proofErr w:type="spellStart"/>
       <w:r>
@@ -5682,7 +6911,7 @@
           <w:sz w:val="20"/>
           <w:szCs w:val="20"/>
         </w:rPr>
-        <w:t>Kemberling</w:t>
+        <w:t>Adleff</w:t>
       </w:r>
       <w:proofErr w:type="spellEnd"/>
       <w:r>
@@ -5691,7 +6920,7 @@
           <w:sz w:val="20"/>
           <w:szCs w:val="20"/>
         </w:rPr>
-        <w:t xml:space="preserve"> H, Wilt C, </w:t>
+        <w:t xml:space="preserve"> V, Tucker L, Steinberg R, Georgiadis A, </w:t>
       </w:r>
       <w:proofErr w:type="spellStart"/>
       <w:r>
@@ -5700,7 +6929,7 @@
           <w:sz w:val="20"/>
           <w:szCs w:val="20"/>
         </w:rPr>
-        <w:t>Luber</w:t>
+        <w:t>Phallen</w:t>
       </w:r>
       <w:proofErr w:type="spellEnd"/>
       <w:r>
@@ -5709,7 +6938,103 @@
           <w:sz w:val="20"/>
           <w:szCs w:val="20"/>
         </w:rPr>
-        <w:t xml:space="preserve"> BS, Wong F,</w:t>
+        <w:t xml:space="preserve"> J, </w:t>
+      </w:r>
+      <w:proofErr w:type="spellStart"/>
+      <w:r>
+        <w:rPr>
+          <w:b w:val="0"/>
+          <w:sz w:val="20"/>
+          <w:szCs w:val="20"/>
+        </w:rPr>
+        <w:t>Brahmer</w:t>
+      </w:r>
+      <w:proofErr w:type="spellEnd"/>
+      <w:r>
+        <w:rPr>
+          <w:b w:val="0"/>
+          <w:sz w:val="20"/>
+          <w:szCs w:val="20"/>
+        </w:rPr>
+        <w:t xml:space="preserve"> JR, Azad NA, Browner I, </w:t>
+      </w:r>
+      <w:proofErr w:type="spellStart"/>
+      <w:r>
+        <w:rPr>
+          <w:b w:val="0"/>
+          <w:sz w:val="20"/>
+          <w:szCs w:val="20"/>
+        </w:rPr>
+        <w:t>Laheru</w:t>
+      </w:r>
+      <w:proofErr w:type="spellEnd"/>
+      <w:r>
+        <w:rPr>
+          <w:b w:val="0"/>
+          <w:sz w:val="20"/>
+          <w:szCs w:val="20"/>
+        </w:rPr>
+        <w:t xml:space="preserve"> D, </w:t>
+      </w:r>
+      <w:proofErr w:type="spellStart"/>
+      <w:r>
+        <w:rPr>
+          <w:b w:val="0"/>
+          <w:sz w:val="20"/>
+          <w:szCs w:val="20"/>
+        </w:rPr>
+        <w:t>Velculescu</w:t>
+      </w:r>
+      <w:proofErr w:type="spellEnd"/>
+      <w:r>
+        <w:rPr>
+          <w:b w:val="0"/>
+          <w:sz w:val="20"/>
+          <w:szCs w:val="20"/>
+        </w:rPr>
+        <w:t xml:space="preserve"> V, </w:t>
+      </w:r>
+      <w:proofErr w:type="spellStart"/>
+      <w:r>
+        <w:rPr>
+          <w:b w:val="0"/>
+          <w:sz w:val="20"/>
+          <w:szCs w:val="20"/>
+        </w:rPr>
+        <w:t>Sausen</w:t>
+      </w:r>
+      <w:proofErr w:type="spellEnd"/>
+      <w:r>
+        <w:rPr>
+          <w:b w:val="0"/>
+          <w:sz w:val="20"/>
+          <w:szCs w:val="20"/>
+        </w:rPr>
+        <w:t xml:space="preserve"> M, Diaz LA Jr. </w:t>
+      </w:r>
+      <w:r>
+        <w:rPr>
+          <w:b w:val="0"/>
+          <w:sz w:val="20"/>
+          <w:szCs w:val="20"/>
+        </w:rPr>
+        <w:t>“</w:t>
+      </w:r>
+      <w:r>
+        <w:rPr>
+          <w:b w:val="0"/>
+          <w:sz w:val="20"/>
+          <w:szCs w:val="20"/>
+        </w:rPr>
+        <w:t>The effect of preservative and temperature on the analysis of circulating tumor DNA.</w:t>
+      </w:r>
+      <w:r>
+        <w:rPr>
+          <w:b w:val="0"/>
+          <w:sz w:val="20"/>
+          <w:szCs w:val="20"/>
+        </w:rPr>
+        <w:t>”</w:t>
       </w:r>
       <w:r>
         <w:rPr>
@@ -5722,266 +7047,28 @@
       <w:r>
         <w:rPr>
           <w:b w:val="0"/>
-          <w:sz w:val="20"/>
-          <w:szCs w:val="20"/>
-        </w:rPr>
-        <w:t xml:space="preserve">Azad NF, </w:t>
-      </w:r>
-      <w:proofErr w:type="spellStart"/>
-      <w:r>
-        <w:rPr>
-          <w:b w:val="0"/>
-          <w:sz w:val="20"/>
-          <w:szCs w:val="20"/>
-        </w:rPr>
-        <w:t>Rucki</w:t>
-      </w:r>
-      <w:proofErr w:type="spellEnd"/>
-      <w:r>
-        <w:rPr>
-          <w:b w:val="0"/>
-          <w:sz w:val="20"/>
-          <w:szCs w:val="20"/>
-        </w:rPr>
-        <w:t xml:space="preserve"> AA, </w:t>
-      </w:r>
-      <w:proofErr w:type="spellStart"/>
-      <w:r>
-        <w:rPr>
-          <w:b w:val="0"/>
-          <w:sz w:val="20"/>
-          <w:szCs w:val="20"/>
-        </w:rPr>
-        <w:t>Laheru</w:t>
-      </w:r>
-      <w:proofErr w:type="spellEnd"/>
-      <w:r>
-        <w:rPr>
-          <w:b w:val="0"/>
-          <w:sz w:val="20"/>
-          <w:szCs w:val="20"/>
-        </w:rPr>
-        <w:t xml:space="preserve"> D, </w:t>
-      </w:r>
-      <w:proofErr w:type="spellStart"/>
-      <w:r>
-        <w:rPr>
-          <w:b w:val="0"/>
-          <w:sz w:val="20"/>
-          <w:szCs w:val="20"/>
-        </w:rPr>
-        <w:t>Donehower</w:t>
-      </w:r>
-      <w:proofErr w:type="spellEnd"/>
-      <w:r>
-        <w:rPr>
-          <w:b w:val="0"/>
-          <w:sz w:val="20"/>
-          <w:szCs w:val="20"/>
-        </w:rPr>
-        <w:t xml:space="preserve"> R, Zaheer A, Fisher GA, </w:t>
-      </w:r>
-      <w:proofErr w:type="spellStart"/>
-      <w:r>
-        <w:rPr>
-          <w:b w:val="0"/>
-          <w:sz w:val="20"/>
-          <w:szCs w:val="20"/>
-        </w:rPr>
-        <w:t>Crocenzi</w:t>
-      </w:r>
-      <w:proofErr w:type="spellEnd"/>
-      <w:r>
-        <w:rPr>
-          <w:b w:val="0"/>
-          <w:sz w:val="20"/>
-          <w:szCs w:val="20"/>
-        </w:rPr>
-        <w:t xml:space="preserve"> TS, Lee JJ, </w:t>
-      </w:r>
-      <w:proofErr w:type="spellStart"/>
-      <w:r>
-        <w:rPr>
-          <w:b w:val="0"/>
-          <w:sz w:val="20"/>
-          <w:szCs w:val="20"/>
-        </w:rPr>
-        <w:t>Greten</w:t>
-      </w:r>
-      <w:proofErr w:type="spellEnd"/>
-      <w:r>
-        <w:rPr>
-          <w:b w:val="0"/>
-          <w:sz w:val="20"/>
-          <w:szCs w:val="20"/>
-        </w:rPr>
-        <w:t xml:space="preserve"> TF, Duffy AG, </w:t>
-      </w:r>
-      <w:proofErr w:type="spellStart"/>
-      <w:r>
-        <w:rPr>
-          <w:b w:val="0"/>
-          <w:sz w:val="20"/>
-          <w:szCs w:val="20"/>
-        </w:rPr>
-        <w:t>Ciombor</w:t>
-      </w:r>
-      <w:proofErr w:type="spellEnd"/>
-      <w:r>
-        <w:rPr>
-          <w:b w:val="0"/>
-          <w:sz w:val="20"/>
-          <w:szCs w:val="20"/>
-        </w:rPr>
-        <w:t xml:space="preserve"> KK, Eyring AD, Lam BH, Joe A, Kang SP, </w:t>
-      </w:r>
-      <w:proofErr w:type="spellStart"/>
-      <w:r>
-        <w:rPr>
-          <w:b w:val="0"/>
-          <w:sz w:val="20"/>
-          <w:szCs w:val="20"/>
-        </w:rPr>
-        <w:t>Holdhoff</w:t>
-      </w:r>
-      <w:proofErr w:type="spellEnd"/>
-      <w:r>
-        <w:rPr>
-          <w:b w:val="0"/>
-          <w:sz w:val="20"/>
-          <w:szCs w:val="20"/>
-        </w:rPr>
-        <w:t xml:space="preserve"> M, Danilova L, Cope L, Meyer C, Zhou S, Goldberg RM, Armstrong DK, Bever KM, Fader AN, Taube J, </w:t>
-      </w:r>
-      <w:proofErr w:type="spellStart"/>
-      <w:r>
-        <w:rPr>
-          <w:b w:val="0"/>
-          <w:sz w:val="20"/>
-          <w:szCs w:val="20"/>
-        </w:rPr>
-        <w:t>Housseau</w:t>
-      </w:r>
-      <w:proofErr w:type="spellEnd"/>
-      <w:r>
-        <w:rPr>
-          <w:b w:val="0"/>
-          <w:sz w:val="20"/>
-          <w:szCs w:val="20"/>
-        </w:rPr>
-        <w:t xml:space="preserve"> F, </w:t>
-      </w:r>
-      <w:proofErr w:type="spellStart"/>
-      <w:r>
-        <w:rPr>
-          <w:b w:val="0"/>
-          <w:sz w:val="20"/>
-          <w:szCs w:val="20"/>
-        </w:rPr>
-        <w:t>Spetzler</w:t>
-      </w:r>
-      <w:proofErr w:type="spellEnd"/>
-      <w:r>
-        <w:rPr>
-          <w:b w:val="0"/>
-          <w:sz w:val="20"/>
-          <w:szCs w:val="20"/>
-        </w:rPr>
-        <w:t xml:space="preserve"> D, Xiao N, </w:t>
-      </w:r>
-      <w:proofErr w:type="spellStart"/>
-      <w:r>
-        <w:rPr>
-          <w:b w:val="0"/>
-          <w:sz w:val="20"/>
-          <w:szCs w:val="20"/>
-        </w:rPr>
-        <w:t>Pardoll</w:t>
-      </w:r>
-      <w:proofErr w:type="spellEnd"/>
-      <w:r>
-        <w:rPr>
-          <w:b w:val="0"/>
-          <w:sz w:val="20"/>
-          <w:szCs w:val="20"/>
-        </w:rPr>
-        <w:t xml:space="preserve"> DM,  Papadopoulos N, </w:t>
-      </w:r>
-      <w:proofErr w:type="spellStart"/>
-      <w:r>
-        <w:rPr>
-          <w:b w:val="0"/>
-          <w:sz w:val="20"/>
-          <w:szCs w:val="20"/>
-        </w:rPr>
-        <w:t>Kinzler</w:t>
-      </w:r>
-      <w:proofErr w:type="spellEnd"/>
-      <w:r>
-        <w:rPr>
-          <w:b w:val="0"/>
-          <w:sz w:val="20"/>
-          <w:szCs w:val="20"/>
-        </w:rPr>
-        <w:t xml:space="preserve"> KW, Eshleman JR, Vogelstein B, Anders RA, Diaz Jr. LA</w:t>
-      </w:r>
-      <w:r>
-        <w:rPr>
-          <w:b w:val="0"/>
-          <w:sz w:val="20"/>
-          <w:szCs w:val="20"/>
-        </w:rPr>
-        <w:t xml:space="preserve">. </w:t>
-      </w:r>
-      <w:r>
-        <w:rPr>
-          <w:b w:val="0"/>
-          <w:sz w:val="20"/>
-          <w:szCs w:val="20"/>
-        </w:rPr>
-        <w:t>“</w:t>
-      </w:r>
-      <w:r>
-        <w:rPr>
-          <w:b w:val="0"/>
-          <w:sz w:val="20"/>
-          <w:szCs w:val="20"/>
-        </w:rPr>
-        <w:t>Mismatch repair deficiency predicts response of solid tumors to PD-1 blockade.</w:t>
-      </w:r>
-      <w:r>
-        <w:rPr>
-          <w:b w:val="0"/>
-          <w:sz w:val="20"/>
-          <w:szCs w:val="20"/>
-        </w:rPr>
-        <w:t>”</w:t>
-      </w:r>
-      <w:r>
-        <w:rPr>
-          <w:b w:val="0"/>
-          <w:sz w:val="20"/>
-          <w:szCs w:val="20"/>
-        </w:rPr>
-        <w:t xml:space="preserve"> </w:t>
-      </w:r>
-      <w:r>
-        <w:rPr>
-          <w:b w:val="0"/>
           <w:i/>
-          <w:iCs/>
-          <w:sz w:val="20"/>
-          <w:szCs w:val="20"/>
-        </w:rPr>
-        <w:t>Science</w:t>
-      </w:r>
-      <w:r>
-        <w:rPr>
-          <w:b w:val="0"/>
-          <w:sz w:val="20"/>
-          <w:szCs w:val="20"/>
-        </w:rPr>
-        <w:t>. 2017 Jul 28;357(6349):409-13.</w:t>
+          <w:sz w:val="20"/>
+          <w:szCs w:val="20"/>
+        </w:rPr>
+        <w:t>Clinical Cancer Research</w:t>
+      </w:r>
+      <w:r>
+        <w:rPr>
+          <w:b w:val="0"/>
+          <w:i/>
+          <w:sz w:val="20"/>
+          <w:szCs w:val="20"/>
+        </w:rPr>
+        <w:t>.</w:t>
+      </w:r>
+      <w:r>
+        <w:rPr>
+          <w:b w:val="0"/>
+          <w:sz w:val="20"/>
+          <w:szCs w:val="20"/>
+        </w:rPr>
+        <w:t xml:space="preserve"> 2016; 23 (10): 2471-2477.</w:t>
       </w:r>
       <w:r>
         <w:rPr>
@@ -5989,14 +7076,6 @@
           <w:sz w:val="24"/>
           <w:szCs w:val="24"/>
         </w:rPr>
-        <w:t xml:space="preserve"> </w:t>
-      </w:r>
-      <w:r>
-        <w:rPr>
-          <w:bCs/>
-          <w:sz w:val="24"/>
-          <w:szCs w:val="24"/>
-        </w:rPr>
         <w:t>*</w:t>
       </w:r>
     </w:p>
@@ -6037,7 +7116,7 @@
           <w:sz w:val="20"/>
           <w:szCs w:val="20"/>
         </w:rPr>
-        <w:t>%)</w:t>
+        <w:t>0%)</w:t>
       </w:r>
     </w:p>
     <w:p>
@@ -6061,16 +7140,15 @@
           <w:sz w:val="20"/>
           <w:szCs w:val="20"/>
         </w:rPr>
-        <w:lastRenderedPageBreak/>
-        <w:t xml:space="preserve">acquisition/analysis of data </w:t>
-      </w:r>
-      <w:r>
-        <w:rPr>
-          <w:b w:val="0"/>
-          <w:sz w:val="20"/>
-          <w:szCs w:val="20"/>
-        </w:rPr>
-        <w:t>(20</w:t>
+        <w:t>acquisition/analysis of data (</w:t>
+      </w:r>
+      <w:r>
+        <w:rPr>
+          <w:b w:val="0"/>
+          <w:sz w:val="20"/>
+          <w:szCs w:val="20"/>
+        </w:rPr>
+        <w:t>50</w:t>
       </w:r>
       <w:r>
         <w:rPr>
@@ -6110,23 +7188,7 @@
           <w:sz w:val="20"/>
           <w:szCs w:val="20"/>
         </w:rPr>
-        <w:t>5</w:t>
-      </w:r>
-      <w:r>
-        <w:rPr>
-          <w:b w:val="0"/>
-          <w:sz w:val="20"/>
-          <w:szCs w:val="20"/>
-        </w:rPr>
-        <w:t>0</w:t>
-      </w:r>
-      <w:r>
-        <w:rPr>
-          <w:b w:val="0"/>
-          <w:sz w:val="20"/>
-          <w:szCs w:val="20"/>
-        </w:rPr>
-        <w:t>%)</w:t>
+        <w:t>n/a)</w:t>
       </w:r>
     </w:p>
     <w:p>
@@ -6158,7 +7220,7 @@
           <w:sz w:val="20"/>
           <w:szCs w:val="20"/>
         </w:rPr>
-        <w:t>5</w:t>
+        <w:t>50</w:t>
       </w:r>
       <w:r>
         <w:rPr>
@@ -6187,403 +7249,6 @@
           <w:szCs w:val="20"/>
         </w:rPr>
       </w:pPr>
-      <w:proofErr w:type="spellStart"/>
-      <w:r>
-        <w:rPr>
-          <w:b w:val="0"/>
-          <w:sz w:val="20"/>
-          <w:szCs w:val="20"/>
-        </w:rPr>
-        <w:t>Parpart</w:t>
-      </w:r>
-      <w:proofErr w:type="spellEnd"/>
-      <w:r>
-        <w:rPr>
-          <w:b w:val="0"/>
-          <w:sz w:val="20"/>
-          <w:szCs w:val="20"/>
-        </w:rPr>
-        <w:t xml:space="preserve">-Li S, </w:t>
-      </w:r>
-      <w:r>
-        <w:rPr>
-          <w:bCs/>
-          <w:sz w:val="20"/>
-          <w:szCs w:val="20"/>
-        </w:rPr>
-        <w:t>Bartlett B</w:t>
-      </w:r>
-      <w:r>
-        <w:rPr>
-          <w:b w:val="0"/>
-          <w:sz w:val="20"/>
-          <w:szCs w:val="20"/>
-        </w:rPr>
-        <w:t xml:space="preserve">, </w:t>
-      </w:r>
-      <w:proofErr w:type="spellStart"/>
-      <w:r>
-        <w:rPr>
-          <w:b w:val="0"/>
-          <w:sz w:val="20"/>
-          <w:szCs w:val="20"/>
-        </w:rPr>
-        <w:t>Popoli</w:t>
-      </w:r>
-      <w:proofErr w:type="spellEnd"/>
-      <w:r>
-        <w:rPr>
-          <w:b w:val="0"/>
-          <w:sz w:val="20"/>
-          <w:szCs w:val="20"/>
-        </w:rPr>
-        <w:t xml:space="preserve"> M, </w:t>
-      </w:r>
-      <w:proofErr w:type="spellStart"/>
-      <w:r>
-        <w:rPr>
-          <w:b w:val="0"/>
-          <w:sz w:val="20"/>
-          <w:szCs w:val="20"/>
-        </w:rPr>
-        <w:t>Adleff</w:t>
-      </w:r>
-      <w:proofErr w:type="spellEnd"/>
-      <w:r>
-        <w:rPr>
-          <w:b w:val="0"/>
-          <w:sz w:val="20"/>
-          <w:szCs w:val="20"/>
-        </w:rPr>
-        <w:t xml:space="preserve"> V, Tucker L, Steinberg R, Georgiadis A, </w:t>
-      </w:r>
-      <w:proofErr w:type="spellStart"/>
-      <w:r>
-        <w:rPr>
-          <w:b w:val="0"/>
-          <w:sz w:val="20"/>
-          <w:szCs w:val="20"/>
-        </w:rPr>
-        <w:t>Phallen</w:t>
-      </w:r>
-      <w:proofErr w:type="spellEnd"/>
-      <w:r>
-        <w:rPr>
-          <w:b w:val="0"/>
-          <w:sz w:val="20"/>
-          <w:szCs w:val="20"/>
-        </w:rPr>
-        <w:t xml:space="preserve"> J, </w:t>
-      </w:r>
-      <w:proofErr w:type="spellStart"/>
-      <w:r>
-        <w:rPr>
-          <w:b w:val="0"/>
-          <w:sz w:val="20"/>
-          <w:szCs w:val="20"/>
-        </w:rPr>
-        <w:t>Brahmer</w:t>
-      </w:r>
-      <w:proofErr w:type="spellEnd"/>
-      <w:r>
-        <w:rPr>
-          <w:b w:val="0"/>
-          <w:sz w:val="20"/>
-          <w:szCs w:val="20"/>
-        </w:rPr>
-        <w:t xml:space="preserve"> JR, Azad NA, Browner I, </w:t>
-      </w:r>
-      <w:proofErr w:type="spellStart"/>
-      <w:r>
-        <w:rPr>
-          <w:b w:val="0"/>
-          <w:sz w:val="20"/>
-          <w:szCs w:val="20"/>
-        </w:rPr>
-        <w:t>Laheru</w:t>
-      </w:r>
-      <w:proofErr w:type="spellEnd"/>
-      <w:r>
-        <w:rPr>
-          <w:b w:val="0"/>
-          <w:sz w:val="20"/>
-          <w:szCs w:val="20"/>
-        </w:rPr>
-        <w:t xml:space="preserve"> D, </w:t>
-      </w:r>
-      <w:proofErr w:type="spellStart"/>
-      <w:r>
-        <w:rPr>
-          <w:b w:val="0"/>
-          <w:sz w:val="20"/>
-          <w:szCs w:val="20"/>
-        </w:rPr>
-        <w:t>Velculescu</w:t>
-      </w:r>
-      <w:proofErr w:type="spellEnd"/>
-      <w:r>
-        <w:rPr>
-          <w:b w:val="0"/>
-          <w:sz w:val="20"/>
-          <w:szCs w:val="20"/>
-        </w:rPr>
-        <w:t xml:space="preserve"> V, </w:t>
-      </w:r>
-      <w:proofErr w:type="spellStart"/>
-      <w:r>
-        <w:rPr>
-          <w:b w:val="0"/>
-          <w:sz w:val="20"/>
-          <w:szCs w:val="20"/>
-        </w:rPr>
-        <w:t>Sausen</w:t>
-      </w:r>
-      <w:proofErr w:type="spellEnd"/>
-      <w:r>
-        <w:rPr>
-          <w:b w:val="0"/>
-          <w:sz w:val="20"/>
-          <w:szCs w:val="20"/>
-        </w:rPr>
-        <w:t xml:space="preserve"> M, Diaz LA Jr. </w:t>
-      </w:r>
-      <w:r>
-        <w:rPr>
-          <w:b w:val="0"/>
-          <w:sz w:val="20"/>
-          <w:szCs w:val="20"/>
-        </w:rPr>
-        <w:t>“</w:t>
-      </w:r>
-      <w:r>
-        <w:rPr>
-          <w:b w:val="0"/>
-          <w:sz w:val="20"/>
-          <w:szCs w:val="20"/>
-        </w:rPr>
-        <w:t>The effect of preservative and temperature on the analysis of circulating tumor DNA.</w:t>
-      </w:r>
-      <w:r>
-        <w:rPr>
-          <w:b w:val="0"/>
-          <w:sz w:val="20"/>
-          <w:szCs w:val="20"/>
-        </w:rPr>
-        <w:t>”</w:t>
-      </w:r>
-      <w:r>
-        <w:rPr>
-          <w:b w:val="0"/>
-          <w:sz w:val="20"/>
-          <w:szCs w:val="20"/>
-        </w:rPr>
-        <w:t xml:space="preserve"> </w:t>
-      </w:r>
-      <w:r>
-        <w:rPr>
-          <w:b w:val="0"/>
-          <w:i/>
-          <w:sz w:val="20"/>
-          <w:szCs w:val="20"/>
-        </w:rPr>
-        <w:t>Clinical Cancer Research</w:t>
-      </w:r>
-      <w:r>
-        <w:rPr>
-          <w:b w:val="0"/>
-          <w:i/>
-          <w:sz w:val="20"/>
-          <w:szCs w:val="20"/>
-        </w:rPr>
-        <w:t>.</w:t>
-      </w:r>
-      <w:r>
-        <w:rPr>
-          <w:b w:val="0"/>
-          <w:sz w:val="20"/>
-          <w:szCs w:val="20"/>
-        </w:rPr>
-        <w:t xml:space="preserve"> 2016; 23 (10): 2471-2477.</w:t>
-      </w:r>
-      <w:r>
-        <w:rPr>
-          <w:bCs/>
-          <w:sz w:val="24"/>
-          <w:szCs w:val="24"/>
-        </w:rPr>
-        <w:t>*</w:t>
-      </w:r>
-    </w:p>
-    <w:p>
-      <w:pPr>
-        <w:pStyle w:val="Position"/>
-        <w:tabs>
-          <w:tab w:val="left" w:pos="0"/>
-          <w:tab w:val="right" w:pos="9958"/>
-          <w:tab w:val="left" w:pos="10170"/>
-        </w:tabs>
-        <w:ind w:left="1440"/>
-        <w:rPr>
-          <w:b w:val="0"/>
-          <w:sz w:val="20"/>
-          <w:szCs w:val="20"/>
-        </w:rPr>
-      </w:pPr>
-      <w:r>
-        <w:rPr>
-          <w:b w:val="0"/>
-          <w:sz w:val="20"/>
-          <w:szCs w:val="20"/>
-        </w:rPr>
-        <w:t>conception/design (</w:t>
-      </w:r>
-      <w:r>
-        <w:rPr>
-          <w:b w:val="0"/>
-          <w:sz w:val="20"/>
-          <w:szCs w:val="20"/>
-        </w:rPr>
-        <w:t>5</w:t>
-      </w:r>
-      <w:r>
-        <w:rPr>
-          <w:b w:val="0"/>
-          <w:sz w:val="20"/>
-          <w:szCs w:val="20"/>
-        </w:rPr>
-        <w:t>0%)</w:t>
-      </w:r>
-    </w:p>
-    <w:p>
-      <w:pPr>
-        <w:pStyle w:val="Position"/>
-        <w:tabs>
-          <w:tab w:val="left" w:pos="0"/>
-          <w:tab w:val="right" w:pos="9958"/>
-          <w:tab w:val="left" w:pos="10170"/>
-        </w:tabs>
-        <w:ind w:left="1440"/>
-        <w:rPr>
-          <w:b w:val="0"/>
-          <w:sz w:val="20"/>
-          <w:szCs w:val="20"/>
-        </w:rPr>
-      </w:pPr>
-      <w:r>
-        <w:rPr>
-          <w:b w:val="0"/>
-          <w:sz w:val="20"/>
-          <w:szCs w:val="20"/>
-        </w:rPr>
-        <w:t>acquisition/analysis of data (</w:t>
-      </w:r>
-      <w:r>
-        <w:rPr>
-          <w:b w:val="0"/>
-          <w:sz w:val="20"/>
-          <w:szCs w:val="20"/>
-        </w:rPr>
-        <w:t>50</w:t>
-      </w:r>
-      <w:r>
-        <w:rPr>
-          <w:b w:val="0"/>
-          <w:sz w:val="20"/>
-          <w:szCs w:val="20"/>
-        </w:rPr>
-        <w:t>%)</w:t>
-      </w:r>
-    </w:p>
-    <w:p>
-      <w:pPr>
-        <w:pStyle w:val="Position"/>
-        <w:tabs>
-          <w:tab w:val="left" w:pos="0"/>
-          <w:tab w:val="right" w:pos="9958"/>
-          <w:tab w:val="left" w:pos="10170"/>
-        </w:tabs>
-        <w:ind w:left="1440"/>
-        <w:rPr>
-          <w:b w:val="0"/>
-          <w:sz w:val="20"/>
-          <w:szCs w:val="20"/>
-        </w:rPr>
-      </w:pPr>
-      <w:r>
-        <w:rPr>
-          <w:b w:val="0"/>
-          <w:sz w:val="20"/>
-          <w:szCs w:val="20"/>
-        </w:rPr>
-        <w:t>creation of new software (</w:t>
-      </w:r>
-      <w:r>
-        <w:rPr>
-          <w:b w:val="0"/>
-          <w:sz w:val="20"/>
-          <w:szCs w:val="20"/>
-        </w:rPr>
-        <w:t>n/a)</w:t>
-      </w:r>
-    </w:p>
-    <w:p>
-      <w:pPr>
-        <w:pStyle w:val="Position"/>
-        <w:tabs>
-          <w:tab w:val="left" w:pos="0"/>
-          <w:tab w:val="right" w:pos="9958"/>
-          <w:tab w:val="left" w:pos="10170"/>
-        </w:tabs>
-        <w:ind w:left="1440"/>
-        <w:rPr>
-          <w:b w:val="0"/>
-          <w:sz w:val="20"/>
-          <w:szCs w:val="20"/>
-        </w:rPr>
-      </w:pPr>
-      <w:r>
-        <w:rPr>
-          <w:b w:val="0"/>
-          <w:sz w:val="20"/>
-          <w:szCs w:val="20"/>
-        </w:rPr>
-        <w:t>drafted/revised the manuscript (</w:t>
-      </w:r>
-      <w:r>
-        <w:rPr>
-          <w:b w:val="0"/>
-          <w:sz w:val="20"/>
-          <w:szCs w:val="20"/>
-        </w:rPr>
-        <w:t>50</w:t>
-      </w:r>
-      <w:r>
-        <w:rPr>
-          <w:b w:val="0"/>
-          <w:sz w:val="20"/>
-          <w:szCs w:val="20"/>
-        </w:rPr>
-        <w:t>%)</w:t>
-      </w:r>
-    </w:p>
-    <w:p>
-      <w:pPr>
-        <w:pStyle w:val="Position"/>
-        <w:numPr>
-          <w:ilvl w:val="0"/>
-          <w:numId w:val="13"/>
-        </w:numPr>
-        <w:tabs>
-          <w:tab w:val="left" w:pos="0"/>
-          <w:tab w:val="right" w:pos="9958"/>
-          <w:tab w:val="left" w:pos="10170"/>
-        </w:tabs>
-        <w:rPr>
-          <w:b w:val="0"/>
-          <w:sz w:val="20"/>
-          <w:szCs w:val="20"/>
-        </w:rPr>
-      </w:pPr>
       <w:r>
         <w:rPr>
           <w:b w:val="0"/>
@@ -7965,13 +8630,14 @@
           <w:sz w:val="20"/>
           <w:szCs w:val="20"/>
         </w:rPr>
+        <w:lastRenderedPageBreak/>
         <w:t>^Undergraduate Student Author</w:t>
       </w:r>
     </w:p>
     <w:p>
       <w:pPr>
         <w:rPr>
-          <w:rFonts w:ascii="Tahoma" w:eastAsia="Times New Roman" w:hAnsi="Tahoma"/>
+          <w:rFonts w:ascii="Tahoma" w:hAnsi="Tahoma"/>
           <w:spacing w:val="10"/>
           <w:sz w:val="20"/>
           <w:szCs w:val="20"/>
@@ -8444,7 +9110,6 @@
           <w:sz w:val="20"/>
           <w:szCs w:val="20"/>
         </w:rPr>
-        <w:lastRenderedPageBreak/>
         <w:t xml:space="preserve">Georgiadis A, Durham JN, Keefer L, </w:t>
       </w:r>
       <w:r>
@@ -10801,7 +11466,7 @@
     <w:p>
       <w:pPr>
         <w:rPr>
-          <w:rFonts w:ascii="Tahoma" w:eastAsia="Times New Roman" w:hAnsi="Tahoma"/>
+          <w:rFonts w:ascii="Tahoma" w:hAnsi="Tahoma"/>
           <w:spacing w:val="10"/>
           <w:sz w:val="20"/>
           <w:szCs w:val="20"/>
@@ -11479,7 +12144,6 @@
           <w:sz w:val="20"/>
           <w:szCs w:val="20"/>
         </w:rPr>
-        <w:lastRenderedPageBreak/>
         <w:t>Scholar in Training Award Recipient,</w:t>
       </w:r>
       <w:r>
@@ -12537,6 +13201,7 @@
           <w:sz w:val="20"/>
           <w:szCs w:val="20"/>
         </w:rPr>
+        <w:lastRenderedPageBreak/>
         <w:t>Managed a $150,000 meeting budget</w:t>
       </w:r>
     </w:p>
@@ -12681,7 +13346,7 @@
           <w:tab w:val="left" w:pos="10170"/>
         </w:tabs>
         <w:rPr>
-          <w:rFonts w:ascii="Tahoma" w:eastAsia="Times New Roman" w:hAnsi="Tahoma"/>
+          <w:rFonts w:ascii="Tahoma" w:hAnsi="Tahoma"/>
           <w:spacing w:val="10"/>
           <w:sz w:val="20"/>
           <w:szCs w:val="20"/>
@@ -12689,7 +13354,7 @@
       </w:pPr>
       <w:r>
         <w:rPr>
-          <w:rFonts w:ascii="Tahoma" w:eastAsia="Times New Roman" w:hAnsi="Tahoma"/>
+          <w:rFonts w:ascii="Tahoma" w:hAnsi="Tahoma"/>
           <w:spacing w:val="10"/>
           <w:sz w:val="20"/>
           <w:szCs w:val="20"/>
@@ -12698,7 +13363,7 @@
       </w:r>
       <w:r>
         <w:rPr>
-          <w:rFonts w:ascii="Tahoma" w:eastAsia="Times New Roman" w:hAnsi="Tahoma"/>
+          <w:rFonts w:ascii="Tahoma" w:hAnsi="Tahoma"/>
           <w:spacing w:val="10"/>
           <w:sz w:val="20"/>
           <w:szCs w:val="20"/>
@@ -12707,7 +13372,7 @@
       </w:r>
       <w:r>
         <w:rPr>
-          <w:rFonts w:ascii="Tahoma" w:eastAsia="Times New Roman" w:hAnsi="Tahoma"/>
+          <w:rFonts w:ascii="Tahoma" w:hAnsi="Tahoma"/>
           <w:spacing w:val="10"/>
           <w:sz w:val="20"/>
           <w:szCs w:val="20"/>
@@ -12728,7 +13393,7 @@
           <w:tab w:val="left" w:pos="10170"/>
         </w:tabs>
         <w:rPr>
-          <w:rFonts w:ascii="Tahoma" w:eastAsia="Times New Roman" w:hAnsi="Tahoma"/>
+          <w:rFonts w:ascii="Tahoma" w:hAnsi="Tahoma"/>
           <w:spacing w:val="10"/>
           <w:sz w:val="20"/>
           <w:szCs w:val="20"/>
@@ -12736,7 +13401,7 @@
       </w:pPr>
       <w:r>
         <w:rPr>
-          <w:rFonts w:ascii="Tahoma" w:eastAsia="Times New Roman" w:hAnsi="Tahoma"/>
+          <w:rFonts w:ascii="Tahoma" w:hAnsi="Tahoma"/>
           <w:spacing w:val="10"/>
           <w:sz w:val="20"/>
           <w:szCs w:val="20"/>
@@ -12745,7 +13410,7 @@
       </w:r>
       <w:r>
         <w:rPr>
-          <w:rFonts w:ascii="Tahoma" w:eastAsia="Times New Roman" w:hAnsi="Tahoma"/>
+          <w:rFonts w:ascii="Tahoma" w:hAnsi="Tahoma"/>
           <w:spacing w:val="10"/>
           <w:sz w:val="20"/>
           <w:szCs w:val="20"/>
@@ -12755,7 +13420,7 @@
       <w:proofErr w:type="spellStart"/>
       <w:r>
         <w:rPr>
-          <w:rFonts w:ascii="Tahoma" w:eastAsia="Times New Roman" w:hAnsi="Tahoma"/>
+          <w:rFonts w:ascii="Tahoma" w:hAnsi="Tahoma"/>
           <w:spacing w:val="10"/>
           <w:sz w:val="20"/>
           <w:szCs w:val="20"/>
@@ -12765,7 +13430,7 @@
       <w:proofErr w:type="spellEnd"/>
       <w:r>
         <w:rPr>
-          <w:rFonts w:ascii="Tahoma" w:eastAsia="Times New Roman" w:hAnsi="Tahoma"/>
+          <w:rFonts w:ascii="Tahoma" w:hAnsi="Tahoma"/>
           <w:spacing w:val="10"/>
           <w:sz w:val="20"/>
           <w:szCs w:val="20"/>
@@ -12872,7 +13537,7 @@
           <w:numId w:val="11"/>
         </w:numPr>
         <w:rPr>
-          <w:rFonts w:ascii="Tahoma" w:eastAsia="Times New Roman" w:hAnsi="Tahoma"/>
+          <w:rFonts w:ascii="Tahoma" w:hAnsi="Tahoma"/>
           <w:spacing w:val="10"/>
           <w:sz w:val="20"/>
           <w:szCs w:val="20"/>
@@ -12880,7 +13545,7 @@
       </w:pPr>
       <w:r>
         <w:rPr>
-          <w:rFonts w:ascii="Tahoma" w:eastAsia="Times New Roman" w:hAnsi="Tahoma"/>
+          <w:rFonts w:ascii="Tahoma" w:hAnsi="Tahoma"/>
           <w:spacing w:val="10"/>
           <w:sz w:val="20"/>
           <w:szCs w:val="20"/>
@@ -12889,7 +13554,7 @@
       </w:r>
       <w:r>
         <w:rPr>
-          <w:rFonts w:ascii="Tahoma" w:eastAsia="Times New Roman" w:hAnsi="Tahoma"/>
+          <w:rFonts w:ascii="Tahoma" w:hAnsi="Tahoma"/>
           <w:spacing w:val="10"/>
           <w:sz w:val="20"/>
           <w:szCs w:val="20"/>
@@ -12994,7 +13659,7 @@
           <w:numId w:val="11"/>
         </w:numPr>
         <w:rPr>
-          <w:rFonts w:ascii="Tahoma" w:eastAsia="Times New Roman" w:hAnsi="Tahoma"/>
+          <w:rFonts w:ascii="Tahoma" w:hAnsi="Tahoma"/>
           <w:spacing w:val="10"/>
           <w:sz w:val="20"/>
           <w:szCs w:val="20"/>
@@ -13002,7 +13667,7 @@
       </w:pPr>
       <w:r>
         <w:rPr>
-          <w:rFonts w:ascii="Tahoma" w:eastAsia="Times New Roman" w:hAnsi="Tahoma"/>
+          <w:rFonts w:ascii="Tahoma" w:hAnsi="Tahoma"/>
           <w:spacing w:val="10"/>
           <w:sz w:val="20"/>
           <w:szCs w:val="20"/>
@@ -13110,7 +13775,7 @@
           <w:numId w:val="11"/>
         </w:numPr>
         <w:rPr>
-          <w:rFonts w:ascii="Tahoma" w:eastAsia="Times New Roman" w:hAnsi="Tahoma"/>
+          <w:rFonts w:ascii="Tahoma" w:hAnsi="Tahoma"/>
           <w:spacing w:val="10"/>
           <w:sz w:val="20"/>
           <w:szCs w:val="20"/>
@@ -13118,7 +13783,7 @@
       </w:pPr>
       <w:r>
         <w:rPr>
-          <w:rFonts w:ascii="Tahoma" w:eastAsia="Times New Roman" w:hAnsi="Tahoma"/>
+          <w:rFonts w:ascii="Tahoma" w:hAnsi="Tahoma"/>
           <w:spacing w:val="10"/>
           <w:sz w:val="20"/>
           <w:szCs w:val="20"/>
@@ -13128,7 +13793,7 @@
       <w:proofErr w:type="spellStart"/>
       <w:r>
         <w:rPr>
-          <w:rFonts w:ascii="Tahoma" w:eastAsia="Times New Roman" w:hAnsi="Tahoma"/>
+          <w:rFonts w:ascii="Tahoma" w:hAnsi="Tahoma"/>
           <w:spacing w:val="10"/>
           <w:sz w:val="20"/>
           <w:szCs w:val="20"/>
@@ -13138,7 +13803,7 @@
       <w:proofErr w:type="spellEnd"/>
       <w:r>
         <w:rPr>
-          <w:rFonts w:ascii="Tahoma" w:eastAsia="Times New Roman" w:hAnsi="Tahoma"/>
+          <w:rFonts w:ascii="Tahoma" w:hAnsi="Tahoma"/>
           <w:spacing w:val="10"/>
           <w:sz w:val="20"/>
           <w:szCs w:val="20"/>
@@ -13147,7 +13812,7 @@
       </w:r>
       <w:r>
         <w:rPr>
-          <w:rFonts w:ascii="Tahoma" w:eastAsia="Times New Roman" w:hAnsi="Tahoma"/>
+          <w:rFonts w:ascii="Tahoma" w:hAnsi="Tahoma"/>
           <w:spacing w:val="10"/>
           <w:sz w:val="20"/>
           <w:szCs w:val="20"/>
@@ -13156,7 +13821,7 @@
       </w:r>
       <w:r>
         <w:rPr>
-          <w:rFonts w:ascii="Tahoma" w:eastAsia="Times New Roman" w:hAnsi="Tahoma"/>
+          <w:rFonts w:ascii="Tahoma" w:hAnsi="Tahoma"/>
           <w:spacing w:val="10"/>
           <w:sz w:val="20"/>
           <w:szCs w:val="20"/>
@@ -13188,7 +13853,6 @@
           <w:sz w:val="20"/>
           <w:szCs w:val="20"/>
         </w:rPr>
-        <w:lastRenderedPageBreak/>
         <w:t xml:space="preserve">Supervised 3 summer rotation students </w:t>
       </w:r>
       <w:r>
@@ -14165,7 +14829,16 @@
           <w:sz w:val="20"/>
           <w:szCs w:val="20"/>
         </w:rPr>
-        <w:t xml:space="preserve"> Preparation and storage of clinical samples including blood, saliva, fresh tumor tissue, lymphocytes, and fixed tissue; DNA extraction from whole blood and blood plasma; dual DNA extractions from formalin fixed tissue for comparative tumor/normal next generation sequencing of cancers; blood fractionation; </w:t>
+        <w:t xml:space="preserve"> Preparation and storage of clinical samples including blood, saliva, fresh tumor tissue, lymphocytes, and fixed tissue; DNA extraction from whole blood and blood plasma; dual DNA extractions from formalin fixed tissue for comparative tumor/normal next generation sequencing of </w:t>
+      </w:r>
+      <w:r>
+        <w:rPr>
+          <w:b w:val="0"/>
+          <w:sz w:val="20"/>
+          <w:szCs w:val="20"/>
+        </w:rPr>
+        <w:lastRenderedPageBreak/>
+        <w:t xml:space="preserve">cancers; blood fractionation; </w:t>
       </w:r>
       <w:proofErr w:type="spellStart"/>
       <w:r>
@@ -14205,7 +14878,7 @@
     <w:p>
       <w:pPr>
         <w:rPr>
-          <w:rFonts w:ascii="Tahoma" w:eastAsia="Times New Roman" w:hAnsi="Tahoma"/>
+          <w:rFonts w:ascii="Tahoma" w:hAnsi="Tahoma"/>
           <w:i/>
           <w:spacing w:val="10"/>
           <w:sz w:val="20"/>
@@ -14824,7 +15497,6 @@
           <w:sz w:val="20"/>
           <w:szCs w:val="20"/>
         </w:rPr>
-        <w:lastRenderedPageBreak/>
         <w:t>Volunteer</w:t>
       </w:r>
       <w:r>
@@ -16069,6 +16741,48 @@
         <w:tabs>
           <w:tab w:val="left" w:pos="0"/>
           <w:tab w:val="right" w:pos="10080"/>
+        </w:tabs>
+        <w:spacing w:before="0" w:line="240" w:lineRule="auto"/>
+        <w:rPr>
+          <w:sz w:val="20"/>
+          <w:szCs w:val="20"/>
+        </w:rPr>
+      </w:pPr>
+    </w:p>
+    <w:p>
+      <w:pPr>
+        <w:pStyle w:val="Position"/>
+        <w:tabs>
+          <w:tab w:val="left" w:pos="0"/>
+          <w:tab w:val="right" w:pos="10080"/>
+        </w:tabs>
+        <w:spacing w:before="0" w:line="240" w:lineRule="auto"/>
+        <w:rPr>
+          <w:sz w:val="20"/>
+          <w:szCs w:val="20"/>
+        </w:rPr>
+      </w:pPr>
+    </w:p>
+    <w:p>
+      <w:pPr>
+        <w:pStyle w:val="Position"/>
+        <w:tabs>
+          <w:tab w:val="left" w:pos="0"/>
+          <w:tab w:val="right" w:pos="10080"/>
+        </w:tabs>
+        <w:spacing w:before="0" w:line="240" w:lineRule="auto"/>
+        <w:rPr>
+          <w:sz w:val="20"/>
+          <w:szCs w:val="20"/>
+        </w:rPr>
+      </w:pPr>
+    </w:p>
+    <w:p>
+      <w:pPr>
+        <w:pStyle w:val="Position"/>
+        <w:tabs>
+          <w:tab w:val="left" w:pos="0"/>
+          <w:tab w:val="right" w:pos="10080"/>
           <w:tab w:val="left" w:pos="10170"/>
         </w:tabs>
         <w:spacing w:before="0" w:line="240" w:lineRule="auto"/>
@@ -16084,6 +16798,7 @@
           <w:szCs w:val="20"/>
           <w:u w:val="single"/>
         </w:rPr>
+        <w:lastRenderedPageBreak/>
         <w:t>REFERENCES</w:t>
       </w:r>
     </w:p>
@@ -16713,11 +17428,6 @@
         <w:docPartUnique/>
       </w:docPartObj>
     </w:sdtPr>
-    <w:sdtEndPr>
-      <w:rPr>
-        <w:rStyle w:val="PageNumber"/>
-      </w:rPr>
-    </w:sdtEndPr>
     <w:sdtContent>
       <w:p>
         <w:pPr>
@@ -16844,11 +17554,6 @@
         <w:docPartUnique/>
       </w:docPartObj>
     </w:sdtPr>
-    <w:sdtEndPr>
-      <w:rPr>
-        <w:rStyle w:val="PageNumber"/>
-      </w:rPr>
-    </w:sdtEndPr>
     <w:sdtContent>
       <w:p>
         <w:pPr>
@@ -19475,7 +20180,7 @@
   <w:abstractNum w:abstractNumId="22" w15:restartNumberingAfterBreak="0">
     <w:nsid w:val="45477EF0"/>
     <w:multiLevelType w:val="hybridMultilevel"/>
-    <w:tmpl w:val="7C22827E"/>
+    <w:tmpl w:val="537E5B34"/>
     <w:lvl w:ilvl="0" w:tplc="04090001">
       <w:start w:val="1"/>
       <w:numFmt w:val="bullet"/>
@@ -20425,6 +21130,119 @@
     </w:lvl>
   </w:abstractNum>
   <w:abstractNum w:abstractNumId="30" w15:restartNumberingAfterBreak="0">
+    <w:nsid w:val="6E6F5517"/>
+    <w:multiLevelType w:val="hybridMultilevel"/>
+    <w:tmpl w:val="4DF2B650"/>
+    <w:lvl w:ilvl="0" w:tplc="04090001">
+      <w:start w:val="1"/>
+      <w:numFmt w:val="bullet"/>
+      <w:lvlText w:val=""/>
+      <w:lvlJc w:val="left"/>
+      <w:pPr>
+        <w:ind w:left="720" w:hanging="360"/>
+      </w:pPr>
+      <w:rPr>
+        <w:rFonts w:ascii="Symbol" w:hAnsi="Symbol" w:hint="default"/>
+      </w:rPr>
+    </w:lvl>
+    <w:lvl w:ilvl="1" w:tplc="04090003" w:tentative="1">
+      <w:start w:val="1"/>
+      <w:numFmt w:val="bullet"/>
+      <w:lvlText w:val="o"/>
+      <w:lvlJc w:val="left"/>
+      <w:pPr>
+        <w:ind w:left="1440" w:hanging="360"/>
+      </w:pPr>
+      <w:rPr>
+        <w:rFonts w:ascii="Courier New" w:hAnsi="Courier New" w:hint="default"/>
+      </w:rPr>
+    </w:lvl>
+    <w:lvl w:ilvl="2" w:tplc="04090005" w:tentative="1">
+      <w:start w:val="1"/>
+      <w:numFmt w:val="bullet"/>
+      <w:lvlText w:val=""/>
+      <w:lvlJc w:val="left"/>
+      <w:pPr>
+        <w:ind w:left="2160" w:hanging="360"/>
+      </w:pPr>
+      <w:rPr>
+        <w:rFonts w:ascii="Wingdings" w:hAnsi="Wingdings" w:hint="default"/>
+      </w:rPr>
+    </w:lvl>
+    <w:lvl w:ilvl="3" w:tplc="04090001" w:tentative="1">
+      <w:start w:val="1"/>
+      <w:numFmt w:val="bullet"/>
+      <w:lvlText w:val=""/>
+      <w:lvlJc w:val="left"/>
+      <w:pPr>
+        <w:ind w:left="2880" w:hanging="360"/>
+      </w:pPr>
+      <w:rPr>
+        <w:rFonts w:ascii="Symbol" w:hAnsi="Symbol" w:hint="default"/>
+      </w:rPr>
+    </w:lvl>
+    <w:lvl w:ilvl="4" w:tplc="04090003" w:tentative="1">
+      <w:start w:val="1"/>
+      <w:numFmt w:val="bullet"/>
+      <w:lvlText w:val="o"/>
+      <w:lvlJc w:val="left"/>
+      <w:pPr>
+        <w:ind w:left="3600" w:hanging="360"/>
+      </w:pPr>
+      <w:rPr>
+        <w:rFonts w:ascii="Courier New" w:hAnsi="Courier New" w:hint="default"/>
+      </w:rPr>
+    </w:lvl>
+    <w:lvl w:ilvl="5" w:tplc="04090005" w:tentative="1">
+      <w:start w:val="1"/>
+      <w:numFmt w:val="bullet"/>
+      <w:lvlText w:val=""/>
+      <w:lvlJc w:val="left"/>
+      <w:pPr>
+        <w:ind w:left="4320" w:hanging="360"/>
+      </w:pPr>
+      <w:rPr>
+        <w:rFonts w:ascii="Wingdings" w:hAnsi="Wingdings" w:hint="default"/>
+      </w:rPr>
+    </w:lvl>
+    <w:lvl w:ilvl="6" w:tplc="04090001" w:tentative="1">
+      <w:start w:val="1"/>
+      <w:numFmt w:val="bullet"/>
+      <w:lvlText w:val=""/>
+      <w:lvlJc w:val="left"/>
+      <w:pPr>
+        <w:ind w:left="5040" w:hanging="360"/>
+      </w:pPr>
+      <w:rPr>
+        <w:rFonts w:ascii="Symbol" w:hAnsi="Symbol" w:hint="default"/>
+      </w:rPr>
+    </w:lvl>
+    <w:lvl w:ilvl="7" w:tplc="04090003" w:tentative="1">
+      <w:start w:val="1"/>
+      <w:numFmt w:val="bullet"/>
+      <w:lvlText w:val="o"/>
+      <w:lvlJc w:val="left"/>
+      <w:pPr>
+        <w:ind w:left="5760" w:hanging="360"/>
+      </w:pPr>
+      <w:rPr>
+        <w:rFonts w:ascii="Courier New" w:hAnsi="Courier New" w:hint="default"/>
+      </w:rPr>
+    </w:lvl>
+    <w:lvl w:ilvl="8" w:tplc="04090005" w:tentative="1">
+      <w:start w:val="1"/>
+      <w:numFmt w:val="bullet"/>
+      <w:lvlText w:val=""/>
+      <w:lvlJc w:val="left"/>
+      <w:pPr>
+        <w:ind w:left="6480" w:hanging="360"/>
+      </w:pPr>
+      <w:rPr>
+        <w:rFonts w:ascii="Wingdings" w:hAnsi="Wingdings" w:hint="default"/>
+      </w:rPr>
+    </w:lvl>
+  </w:abstractNum>
+  <w:abstractNum w:abstractNumId="31" w15:restartNumberingAfterBreak="0">
     <w:nsid w:val="70FA074A"/>
     <w:multiLevelType w:val="hybridMultilevel"/>
     <w:tmpl w:val="83500C62"/>
@@ -20537,7 +21355,7 @@
       </w:rPr>
     </w:lvl>
   </w:abstractNum>
-  <w:abstractNum w:abstractNumId="31" w15:restartNumberingAfterBreak="0">
+  <w:abstractNum w:abstractNumId="32" w15:restartNumberingAfterBreak="0">
     <w:nsid w:val="730309A3"/>
     <w:multiLevelType w:val="hybridMultilevel"/>
     <w:tmpl w:val="C864482A"/>
@@ -20650,7 +21468,7 @@
       </w:rPr>
     </w:lvl>
   </w:abstractNum>
-  <w:abstractNum w:abstractNumId="32" w15:restartNumberingAfterBreak="0">
+  <w:abstractNum w:abstractNumId="33" w15:restartNumberingAfterBreak="0">
     <w:nsid w:val="74762DCC"/>
     <w:multiLevelType w:val="hybridMultilevel"/>
     <w:tmpl w:val="3A842CA2"/>
@@ -20763,7 +21581,7 @@
       </w:rPr>
     </w:lvl>
   </w:abstractNum>
-  <w:abstractNum w:abstractNumId="33" w15:restartNumberingAfterBreak="0">
+  <w:abstractNum w:abstractNumId="34" w15:restartNumberingAfterBreak="0">
     <w:nsid w:val="749673BB"/>
     <w:multiLevelType w:val="hybridMultilevel"/>
     <w:tmpl w:val="481A94B4"/>
@@ -20876,7 +21694,7 @@
       </w:rPr>
     </w:lvl>
   </w:abstractNum>
-  <w:abstractNum w:abstractNumId="34" w15:restartNumberingAfterBreak="0">
+  <w:abstractNum w:abstractNumId="35" w15:restartNumberingAfterBreak="0">
     <w:nsid w:val="763930EE"/>
     <w:multiLevelType w:val="hybridMultilevel"/>
     <w:tmpl w:val="9D7C0958"/>
@@ -20987,7 +21805,7 @@
     <w:abstractNumId w:val="27"/>
   </w:num>
   <w:num w:numId="8" w16cid:durableId="829978498">
-    <w:abstractNumId w:val="30"/>
+    <w:abstractNumId w:val="31"/>
   </w:num>
   <w:num w:numId="9" w16cid:durableId="1519848359">
     <w:abstractNumId w:val="4"/>
@@ -21002,7 +21820,7 @@
     <w:abstractNumId w:val="0"/>
   </w:num>
   <w:num w:numId="13" w16cid:durableId="469174433">
-    <w:abstractNumId w:val="33"/>
+    <w:abstractNumId w:val="34"/>
   </w:num>
   <w:num w:numId="14" w16cid:durableId="915212353">
     <w:abstractNumId w:val="16"/>
@@ -21020,7 +21838,7 @@
     <w:abstractNumId w:val="7"/>
   </w:num>
   <w:num w:numId="19" w16cid:durableId="2141263340">
-    <w:abstractNumId w:val="34"/>
+    <w:abstractNumId w:val="35"/>
   </w:num>
   <w:num w:numId="20" w16cid:durableId="1435320921">
     <w:abstractNumId w:val="29"/>
@@ -21047,7 +21865,7 @@
     <w:abstractNumId w:val="3"/>
   </w:num>
   <w:num w:numId="28" w16cid:durableId="1816875425">
-    <w:abstractNumId w:val="31"/>
+    <w:abstractNumId w:val="32"/>
   </w:num>
   <w:num w:numId="29" w16cid:durableId="1641619486">
     <w:abstractNumId w:val="9"/>
@@ -21056,7 +21874,7 @@
     <w:abstractNumId w:val="11"/>
   </w:num>
   <w:num w:numId="31" w16cid:durableId="1433433147">
-    <w:abstractNumId w:val="32"/>
+    <w:abstractNumId w:val="33"/>
   </w:num>
   <w:num w:numId="32" w16cid:durableId="1343824767">
     <w:abstractNumId w:val="25"/>
@@ -21069,6 +21887,9 @@
   </w:num>
   <w:num w:numId="35" w16cid:durableId="1254053960">
     <w:abstractNumId w:val="15"/>
+  </w:num>
+  <w:num w:numId="36" w16cid:durableId="853105776">
+    <w:abstractNumId w:val="30"/>
   </w:num>
 </w:numbering>
 </file>
@@ -21456,7 +22277,9 @@
   <w:style w:type="paragraph" w:default="1" w:styleId="Normal">
     <w:name w:val="Normal"/>
     <w:qFormat/>
+    <w:rsid w:val="002556CB"/>
     <w:rPr>
+      <w:rFonts w:eastAsia="Times New Roman"/>
       <w:sz w:val="24"/>
       <w:szCs w:val="24"/>
       <w:lang w:eastAsia="en-US"/>
@@ -21539,7 +22362,7 @@
       <w:spacing w:before="60" w:line="220" w:lineRule="exact"/>
     </w:pPr>
     <w:rPr>
-      <w:rFonts w:ascii="Tahoma" w:eastAsia="Times New Roman" w:hAnsi="Tahoma"/>
+      <w:rFonts w:ascii="Tahoma" w:hAnsi="Tahoma"/>
       <w:b/>
       <w:spacing w:val="10"/>
       <w:sz w:val="16"/>
@@ -21570,7 +22393,7 @@
       <w:spacing w:after="200" w:line="220" w:lineRule="exact"/>
     </w:pPr>
     <w:rPr>
-      <w:rFonts w:ascii="Tahoma" w:eastAsia="Times New Roman" w:hAnsi="Tahoma"/>
+      <w:rFonts w:ascii="Tahoma" w:hAnsi="Tahoma"/>
       <w:spacing w:val="10"/>
       <w:sz w:val="16"/>
       <w:szCs w:val="16"/>
@@ -21812,9 +22635,6 @@
     <w:pPr>
       <w:spacing w:before="100" w:beforeAutospacing="1" w:after="100" w:afterAutospacing="1"/>
     </w:pPr>
-    <w:rPr>
-      <w:rFonts w:eastAsia="Times New Roman"/>
-    </w:rPr>
   </w:style>
 </w:styles>
 </file>

--- a/cv/Bjarne_R_Bartlett_CV.docx
+++ b/cv/Bjarne_R_Bartlett_CV.docx
@@ -169,16 +169,7 @@
           <w:sz w:val="20"/>
           <w:szCs w:val="20"/>
         </w:rPr>
-        <w:t>An</w:t>
-      </w:r>
-      <w:r>
-        <w:rPr>
-          <w:rFonts w:cs="Tahoma"/>
-          <w:b w:val="0"/>
-          <w:sz w:val="20"/>
-          <w:szCs w:val="20"/>
-        </w:rPr>
-        <w:t xml:space="preserve"> independent, self-motivated scientist</w:t>
+        <w:t>An independent, self-motivated scientist</w:t>
       </w:r>
       <w:r>
         <w:rPr>
@@ -617,9 +608,35 @@
           <w:sz w:val="20"/>
           <w:szCs w:val="20"/>
         </w:rPr>
-        <w:t xml:space="preserve">B. </w:t>
-      </w:r>
-      <w:proofErr w:type="spellStart"/>
+        <w:t>B. bruxellensis</w:t>
+      </w:r>
+      <w:r>
+        <w:rPr>
+          <w:rFonts w:cs="Tahoma"/>
+          <w:b w:val="0"/>
+          <w:sz w:val="20"/>
+          <w:szCs w:val="20"/>
+        </w:rPr>
+        <w:t xml:space="preserve"> in New Zeland wines using whole genome sequencing data to determine whether the New </w:t>
+      </w:r>
+      <w:r>
+        <w:rPr>
+          <w:rFonts w:cs="Tahoma"/>
+          <w:b w:val="0"/>
+          <w:sz w:val="20"/>
+          <w:szCs w:val="20"/>
+        </w:rPr>
+        <w:t>Zealand</w:t>
+      </w:r>
+      <w:r>
+        <w:rPr>
+          <w:rFonts w:cs="Tahoma"/>
+          <w:b w:val="0"/>
+          <w:sz w:val="20"/>
+          <w:szCs w:val="20"/>
+        </w:rPr>
+        <w:t xml:space="preserve"> isolates of B</w:t>
+      </w:r>
       <w:r>
         <w:rPr>
           <w:rFonts w:cs="Tahoma"/>
@@ -629,80 +646,8 @@
           <w:sz w:val="20"/>
           <w:szCs w:val="20"/>
         </w:rPr>
-        <w:t>bruxellensis</w:t>
-      </w:r>
-      <w:proofErr w:type="spellEnd"/>
-      <w:r>
-        <w:rPr>
-          <w:rFonts w:cs="Tahoma"/>
-          <w:b w:val="0"/>
-          <w:sz w:val="20"/>
-          <w:szCs w:val="20"/>
-        </w:rPr>
-        <w:t xml:space="preserve"> in New </w:t>
-      </w:r>
-      <w:proofErr w:type="spellStart"/>
-      <w:r>
-        <w:rPr>
-          <w:rFonts w:cs="Tahoma"/>
-          <w:b w:val="0"/>
-          <w:sz w:val="20"/>
-          <w:szCs w:val="20"/>
-        </w:rPr>
-        <w:t>Zeland</w:t>
-      </w:r>
-      <w:proofErr w:type="spellEnd"/>
-      <w:r>
-        <w:rPr>
-          <w:rFonts w:cs="Tahoma"/>
-          <w:b w:val="0"/>
-          <w:sz w:val="20"/>
-          <w:szCs w:val="20"/>
-        </w:rPr>
-        <w:t xml:space="preserve"> wines using whole genome sequencing data to determine whether the New </w:t>
-      </w:r>
-      <w:r>
-        <w:rPr>
-          <w:rFonts w:cs="Tahoma"/>
-          <w:b w:val="0"/>
-          <w:sz w:val="20"/>
-          <w:szCs w:val="20"/>
-        </w:rPr>
-        <w:t>Zealand</w:t>
-      </w:r>
-      <w:r>
-        <w:rPr>
-          <w:rFonts w:cs="Tahoma"/>
-          <w:b w:val="0"/>
-          <w:sz w:val="20"/>
-          <w:szCs w:val="20"/>
-        </w:rPr>
-        <w:t xml:space="preserve"> isolates of B</w:t>
-      </w:r>
-      <w:r>
-        <w:rPr>
-          <w:rFonts w:cs="Tahoma"/>
-          <w:b w:val="0"/>
-          <w:i/>
-          <w:iCs/>
-          <w:sz w:val="20"/>
-          <w:szCs w:val="20"/>
-        </w:rPr>
-        <w:t xml:space="preserve">. </w:t>
-      </w:r>
-      <w:proofErr w:type="spellStart"/>
-      <w:r>
-        <w:rPr>
-          <w:rFonts w:cs="Tahoma"/>
-          <w:b w:val="0"/>
-          <w:i/>
-          <w:iCs/>
-          <w:sz w:val="20"/>
-          <w:szCs w:val="20"/>
-        </w:rPr>
-        <w:t>bruxellensis</w:t>
-      </w:r>
-      <w:proofErr w:type="spellEnd"/>
+        <w:t>. bruxellensis</w:t>
+      </w:r>
       <w:r>
         <w:rPr>
           <w:rFonts w:cs="Tahoma"/>
@@ -765,27 +710,7 @@
           <w:sz w:val="20"/>
           <w:szCs w:val="20"/>
         </w:rPr>
-        <w:t xml:space="preserve">including </w:t>
-      </w:r>
-      <w:proofErr w:type="spellStart"/>
-      <w:r>
-        <w:rPr>
-          <w:rFonts w:cs="Tahoma"/>
-          <w:b w:val="0"/>
-          <w:sz w:val="20"/>
-          <w:szCs w:val="20"/>
-        </w:rPr>
-        <w:t>RAxML</w:t>
-      </w:r>
-      <w:proofErr w:type="spellEnd"/>
-      <w:r>
-        <w:rPr>
-          <w:rFonts w:cs="Tahoma"/>
-          <w:b w:val="0"/>
-          <w:sz w:val="20"/>
-          <w:szCs w:val="20"/>
-        </w:rPr>
-        <w:t>, BWA, SRA Toolkit</w:t>
+        <w:t>including RAxML, BWA, SRA Toolkit</w:t>
       </w:r>
       <w:r>
         <w:rPr>
@@ -805,7 +730,6 @@
         </w:rPr>
         <w:t xml:space="preserve">identify </w:t>
       </w:r>
-      <w:proofErr w:type="spellStart"/>
       <w:r>
         <w:rPr>
           <w:rFonts w:cs="Tahoma"/>
@@ -817,7 +741,6 @@
         </w:rPr>
         <w:t>Komagataeibacter</w:t>
       </w:r>
-      <w:proofErr w:type="spellEnd"/>
       <w:r>
         <w:rPr>
           <w:rFonts w:cs="Tahoma"/>
@@ -871,25 +794,7 @@
           <w:sz w:val="20"/>
           <w:szCs w:val="20"/>
         </w:rPr>
-        <w:t xml:space="preserve">ed an interactive </w:t>
-      </w:r>
-      <w:r>
-        <w:rPr>
-          <w:rFonts w:cs="Tahoma"/>
-          <w:b w:val="0"/>
-          <w:sz w:val="20"/>
-          <w:szCs w:val="20"/>
-        </w:rPr>
-        <w:t xml:space="preserve">Shiny </w:t>
-      </w:r>
-      <w:r>
-        <w:rPr>
-          <w:rFonts w:cs="Tahoma"/>
-          <w:b w:val="0"/>
-          <w:sz w:val="20"/>
-          <w:szCs w:val="20"/>
-        </w:rPr>
-        <w:t>app in R for brewers to analyze yeast counts</w:t>
+        <w:t>ed an interactive Shiny app in R for brewers to analyze yeast counts</w:t>
       </w:r>
     </w:p>
     <w:p>
@@ -939,25 +844,14 @@
         </w:rPr>
         <w:t xml:space="preserve">Consultant, </w:t>
       </w:r>
-      <w:proofErr w:type="spellStart"/>
-      <w:r>
-        <w:rPr>
-          <w:rFonts w:cs="Tahoma"/>
-          <w:b w:val="0"/>
-          <w:sz w:val="20"/>
-          <w:szCs w:val="20"/>
-        </w:rPr>
-        <w:t>Viracta</w:t>
-      </w:r>
-      <w:proofErr w:type="spellEnd"/>
-      <w:r>
-        <w:rPr>
-          <w:rFonts w:cs="Tahoma"/>
-          <w:b w:val="0"/>
-          <w:sz w:val="20"/>
-          <w:szCs w:val="20"/>
-        </w:rPr>
-        <w:t xml:space="preserve"> </w:t>
+      <w:r>
+        <w:rPr>
+          <w:rFonts w:cs="Tahoma"/>
+          <w:b w:val="0"/>
+          <w:sz w:val="20"/>
+          <w:szCs w:val="20"/>
+        </w:rPr>
+        <w:t xml:space="preserve">Viracta </w:t>
       </w:r>
       <w:r>
         <w:rPr>
@@ -1012,20 +906,8 @@
           <w:sz w:val="20"/>
           <w:szCs w:val="20"/>
         </w:rPr>
-        <w:t xml:space="preserve">Mentor: Dr. Andrew </w:t>
-      </w:r>
-      <w:proofErr w:type="spellStart"/>
-      <w:r>
-        <w:rPr>
-          <w:rFonts w:cs="Tahoma"/>
-          <w:b w:val="0"/>
-          <w:i/>
-          <w:sz w:val="20"/>
-          <w:szCs w:val="20"/>
-        </w:rPr>
-        <w:t>Skora</w:t>
-      </w:r>
-      <w:proofErr w:type="spellEnd"/>
+        <w:t>Mentor: Dr. Andrew Skora</w:t>
+      </w:r>
     </w:p>
     <w:p>
       <w:pPr>
@@ -1202,49 +1084,7 @@
           <w:sz w:val="20"/>
           <w:szCs w:val="20"/>
         </w:rPr>
-        <w:t xml:space="preserve">The University of </w:t>
-      </w:r>
-      <w:proofErr w:type="spellStart"/>
-      <w:r>
-        <w:rPr>
-          <w:rFonts w:cs="Tahoma"/>
-          <w:b w:val="0"/>
-          <w:sz w:val="20"/>
-          <w:szCs w:val="20"/>
-        </w:rPr>
-        <w:t>Hawaiʻi</w:t>
-      </w:r>
-      <w:proofErr w:type="spellEnd"/>
-      <w:r>
-        <w:rPr>
-          <w:rFonts w:cs="Tahoma"/>
-          <w:b w:val="0"/>
-          <w:sz w:val="20"/>
-          <w:szCs w:val="20"/>
-        </w:rPr>
-        <w:t xml:space="preserve"> at </w:t>
-      </w:r>
-      <w:commentRangeStart w:id="0"/>
-      <w:proofErr w:type="spellStart"/>
-      <w:r>
-        <w:rPr>
-          <w:rFonts w:cs="Tahoma"/>
-          <w:b w:val="0"/>
-          <w:sz w:val="20"/>
-          <w:szCs w:val="20"/>
-        </w:rPr>
-        <w:t>Mānoa</w:t>
-      </w:r>
-      <w:commentRangeEnd w:id="0"/>
-      <w:proofErr w:type="spellEnd"/>
-      <w:r>
-        <w:rPr>
-          <w:rStyle w:val="CommentReference"/>
-          <w:rFonts w:cs="Tahoma"/>
-          <w:b w:val="0"/>
-          <w:spacing w:val="0"/>
-        </w:rPr>
-        <w:commentReference w:id="0"/>
+        <w:t>The University of Hawaiʻi at Mānoa</w:t>
       </w:r>
       <w:r>
         <w:rPr>
@@ -1334,9 +1174,8 @@
           <w:sz w:val="20"/>
           <w:szCs w:val="20"/>
         </w:rPr>
-        <w:t xml:space="preserve"> Jon-Paul Bingham, Monica Stitt-Bergh, Amy Hubbard, Gernot </w:t>
-      </w:r>
-      <w:proofErr w:type="spellStart"/>
+        <w:t xml:space="preserve"> Jon-Paul Bingham, Monica Stitt-Bergh, Amy Hubbard, Gernot Presting, </w:t>
+      </w:r>
       <w:r>
         <w:rPr>
           <w:rFonts w:cs="Tahoma"/>
@@ -1346,9 +1185,8 @@
           <w:sz w:val="20"/>
           <w:szCs w:val="20"/>
         </w:rPr>
-        <w:t>Presting</w:t>
-      </w:r>
-      <w:proofErr w:type="spellEnd"/>
+        <w:t>Youping Deng</w:t>
+      </w:r>
       <w:r>
         <w:rPr>
           <w:rFonts w:cs="Tahoma"/>
@@ -1358,66 +1196,7 @@
           <w:sz w:val="20"/>
           <w:szCs w:val="20"/>
         </w:rPr>
-        <w:t xml:space="preserve">, </w:t>
-      </w:r>
-      <w:proofErr w:type="spellStart"/>
-      <w:r>
-        <w:rPr>
-          <w:rFonts w:cs="Tahoma"/>
-          <w:b w:val="0"/>
-          <w:i/>
-          <w:iCs/>
-          <w:sz w:val="20"/>
-          <w:szCs w:val="20"/>
-        </w:rPr>
-        <w:t>Youping</w:t>
-      </w:r>
-      <w:proofErr w:type="spellEnd"/>
-      <w:r>
-        <w:rPr>
-          <w:rFonts w:cs="Tahoma"/>
-          <w:b w:val="0"/>
-          <w:i/>
-          <w:iCs/>
-          <w:sz w:val="20"/>
-          <w:szCs w:val="20"/>
-        </w:rPr>
-        <w:t xml:space="preserve"> Deng</w:t>
-      </w:r>
-      <w:r>
-        <w:rPr>
-          <w:rFonts w:cs="Tahoma"/>
-          <w:b w:val="0"/>
-          <w:i/>
-          <w:iCs/>
-          <w:sz w:val="20"/>
-          <w:szCs w:val="20"/>
-        </w:rPr>
-        <w:t xml:space="preserve">, Sean </w:t>
-      </w:r>
-      <w:proofErr w:type="spellStart"/>
-      <w:r>
-        <w:rPr>
-          <w:rFonts w:cs="Tahoma"/>
-          <w:b w:val="0"/>
-          <w:i/>
-          <w:iCs/>
-          <w:sz w:val="20"/>
-          <w:szCs w:val="20"/>
-        </w:rPr>
-        <w:t>Clevaland</w:t>
-      </w:r>
-      <w:proofErr w:type="spellEnd"/>
-      <w:r>
-        <w:rPr>
-          <w:rFonts w:cs="Tahoma"/>
-          <w:b w:val="0"/>
-          <w:i/>
-          <w:iCs/>
-          <w:sz w:val="20"/>
-          <w:szCs w:val="20"/>
-        </w:rPr>
-        <w:t>, Gwen Jacobs</w:t>
+        <w:t>, Sean Clevaland, Gwen Jacobs</w:t>
       </w:r>
     </w:p>
     <w:p>
@@ -1468,19 +1247,7 @@
           <w:sz w:val="20"/>
           <w:szCs w:val="20"/>
         </w:rPr>
-        <w:t xml:space="preserve"> </w:t>
-      </w:r>
-      <w:r>
-        <w:rPr>
-          <w:rFonts w:cs="Tahoma"/>
-          <w:b w:val="0"/>
-          <w:bCs/>
-          <w:i/>
-          <w:iCs/>
-          <w:sz w:val="20"/>
-          <w:szCs w:val="20"/>
-        </w:rPr>
-        <w:t>Data Science for Molecular Genetics and Communication in the Natural Sciences</w:t>
+        <w:t xml:space="preserve"> Data Science for Molecular Genetics and Communication in the Natural Sciences</w:t>
       </w:r>
     </w:p>
     <w:p>
@@ -1741,27 +1508,7 @@
           <w:sz w:val="20"/>
           <w:szCs w:val="20"/>
         </w:rPr>
-        <w:t xml:space="preserve">Identified data from </w:t>
-      </w:r>
-      <w:proofErr w:type="spellStart"/>
-      <w:r>
-        <w:rPr>
-          <w:rFonts w:cs="Tahoma"/>
-          <w:b w:val="0"/>
-          <w:sz w:val="20"/>
-          <w:szCs w:val="20"/>
-        </w:rPr>
-        <w:t>Altmetrics</w:t>
-      </w:r>
-      <w:proofErr w:type="spellEnd"/>
-      <w:r>
-        <w:rPr>
-          <w:rFonts w:cs="Tahoma"/>
-          <w:b w:val="0"/>
-          <w:sz w:val="20"/>
-          <w:szCs w:val="20"/>
-        </w:rPr>
-        <w:t xml:space="preserve">, a research attention metric, as </w:t>
+        <w:t xml:space="preserve">Identified data from Altmetrics, a research attention metric, as </w:t>
       </w:r>
       <w:r>
         <w:rPr>
@@ -1824,27 +1571,7 @@
           <w:sz w:val="20"/>
           <w:szCs w:val="20"/>
         </w:rPr>
-        <w:t xml:space="preserve"> using Python and </w:t>
-      </w:r>
-      <w:proofErr w:type="spellStart"/>
-      <w:r>
-        <w:rPr>
-          <w:rFonts w:cs="Tahoma"/>
-          <w:b w:val="0"/>
-          <w:sz w:val="20"/>
-          <w:szCs w:val="20"/>
-        </w:rPr>
-        <w:t>Jupyter</w:t>
-      </w:r>
-      <w:proofErr w:type="spellEnd"/>
-      <w:r>
-        <w:rPr>
-          <w:rFonts w:cs="Tahoma"/>
-          <w:b w:val="0"/>
-          <w:sz w:val="20"/>
-          <w:szCs w:val="20"/>
-        </w:rPr>
-        <w:t xml:space="preserve"> Notebooks, </w:t>
+        <w:t xml:space="preserve"> using Python and Jupyter Notebooks, </w:t>
       </w:r>
       <w:r>
         <w:rPr>
@@ -1882,7 +1609,6 @@
         </w:rPr>
         <w:t xml:space="preserve">n </w:t>
       </w:r>
-      <w:proofErr w:type="spellStart"/>
       <w:r>
         <w:rPr>
           <w:rFonts w:cs="Tahoma"/>
@@ -1892,19 +1618,7 @@
           <w:sz w:val="20"/>
           <w:szCs w:val="20"/>
         </w:rPr>
-        <w:t>Scientometrics</w:t>
-      </w:r>
-      <w:proofErr w:type="spellEnd"/>
-      <w:r>
-        <w:rPr>
-          <w:rFonts w:cs="Tahoma"/>
-          <w:b w:val="0"/>
-          <w:i/>
-          <w:iCs/>
-          <w:sz w:val="20"/>
-          <w:szCs w:val="20"/>
-        </w:rPr>
-        <w:t xml:space="preserve"> </w:t>
+        <w:t xml:space="preserve">Scientometrics </w:t>
       </w:r>
       <w:r>
         <w:rPr>
@@ -1964,9 +1678,17 @@
           <w:sz w:val="20"/>
           <w:szCs w:val="20"/>
         </w:rPr>
-        <w:t xml:space="preserve">Macadamia </w:t>
-      </w:r>
-      <w:proofErr w:type="spellStart"/>
+        <w:t>Macadamia tetraphylla</w:t>
+      </w:r>
+      <w:r>
+        <w:rPr>
+          <w:rFonts w:cs="Tahoma"/>
+          <w:b w:val="0"/>
+          <w:sz w:val="20"/>
+          <w:szCs w:val="20"/>
+        </w:rPr>
+        <w:t xml:space="preserve">, a crop wild relative of </w:t>
+      </w:r>
       <w:r>
         <w:rPr>
           <w:rFonts w:cs="Tahoma"/>
@@ -1976,27 +1698,6 @@
           <w:sz w:val="20"/>
           <w:szCs w:val="20"/>
         </w:rPr>
-        <w:t>tetraphylla</w:t>
-      </w:r>
-      <w:proofErr w:type="spellEnd"/>
-      <w:r>
-        <w:rPr>
-          <w:rFonts w:cs="Tahoma"/>
-          <w:b w:val="0"/>
-          <w:sz w:val="20"/>
-          <w:szCs w:val="20"/>
-        </w:rPr>
-        <w:t xml:space="preserve">, a crop wild relative of </w:t>
-      </w:r>
-      <w:r>
-        <w:rPr>
-          <w:rFonts w:cs="Tahoma"/>
-          <w:b w:val="0"/>
-          <w:i/>
-          <w:iCs/>
-          <w:sz w:val="20"/>
-          <w:szCs w:val="20"/>
-        </w:rPr>
         <w:t>Macadamia integrifolia</w:t>
       </w:r>
       <w:r>
@@ -2071,7 +1772,6 @@
         </w:rPr>
         <w:t xml:space="preserve"> using </w:t>
       </w:r>
-      <w:proofErr w:type="spellStart"/>
       <w:r>
         <w:rPr>
           <w:rFonts w:cs="Tahoma"/>
@@ -2081,7 +1781,6 @@
         </w:rPr>
         <w:t>sppIDer</w:t>
       </w:r>
-      <w:proofErr w:type="spellEnd"/>
     </w:p>
     <w:p>
       <w:pPr>
@@ -2261,45 +1960,8 @@
           <w:sz w:val="20"/>
           <w:szCs w:val="20"/>
         </w:rPr>
-        <w:t xml:space="preserve">Mentors: Drs. Luis Diaz, Victor </w:t>
-      </w:r>
-      <w:proofErr w:type="spellStart"/>
-      <w:r>
-        <w:rPr>
-          <w:rFonts w:cs="Tahoma"/>
-          <w:b w:val="0"/>
-          <w:i/>
-          <w:iCs/>
-          <w:sz w:val="20"/>
-          <w:szCs w:val="20"/>
-        </w:rPr>
-        <w:t>Velculescu</w:t>
-      </w:r>
-      <w:proofErr w:type="spellEnd"/>
-      <w:r>
-        <w:rPr>
-          <w:rFonts w:cs="Tahoma"/>
-          <w:b w:val="0"/>
-          <w:i/>
-          <w:iCs/>
-          <w:sz w:val="20"/>
-          <w:szCs w:val="20"/>
-        </w:rPr>
-        <w:t xml:space="preserve">, Lisa </w:t>
-      </w:r>
-      <w:proofErr w:type="spellStart"/>
-      <w:r>
-        <w:rPr>
-          <w:rFonts w:cs="Tahoma"/>
-          <w:b w:val="0"/>
-          <w:i/>
-          <w:iCs/>
-          <w:sz w:val="20"/>
-          <w:szCs w:val="20"/>
-        </w:rPr>
-        <w:t>Kann</w:t>
-      </w:r>
-      <w:proofErr w:type="spellEnd"/>
+        <w:t>Mentors: Drs. Luis Diaz, Victor Velculescu, Lisa Kann</w:t>
+      </w:r>
     </w:p>
     <w:p>
       <w:pPr>
@@ -2551,27 +2213,7 @@
           <w:sz w:val="20"/>
           <w:szCs w:val="20"/>
         </w:rPr>
-        <w:t xml:space="preserve">Developed a bioinformatics pipeline in UNIX using Python and </w:t>
-      </w:r>
-      <w:proofErr w:type="spellStart"/>
-      <w:r>
-        <w:rPr>
-          <w:rFonts w:cs="Tahoma"/>
-          <w:b w:val="0"/>
-          <w:sz w:val="20"/>
-          <w:szCs w:val="20"/>
-        </w:rPr>
-        <w:t>NetMHC</w:t>
-      </w:r>
-      <w:proofErr w:type="spellEnd"/>
-      <w:r>
-        <w:rPr>
-          <w:rFonts w:cs="Tahoma"/>
-          <w:b w:val="0"/>
-          <w:sz w:val="20"/>
-          <w:szCs w:val="20"/>
-        </w:rPr>
-        <w:t xml:space="preserve"> 3.4 to predict neoepitope burden in tumors of immunotherapy patients</w:t>
+        <w:t>Developed a bioinformatics pipeline in UNIX using Python and NetMHC 3.4 to predict neoepitope burden in tumors of immunotherapy patients</w:t>
       </w:r>
     </w:p>
     <w:p>
@@ -2600,47 +2242,7 @@
           <w:sz w:val="20"/>
           <w:szCs w:val="20"/>
         </w:rPr>
-        <w:t>Evaluated the sensitivity and specificity of circulating tumor DNA (</w:t>
-      </w:r>
-      <w:proofErr w:type="spellStart"/>
-      <w:r>
-        <w:rPr>
-          <w:rFonts w:cs="Tahoma"/>
-          <w:b w:val="0"/>
-          <w:sz w:val="20"/>
-          <w:szCs w:val="20"/>
-        </w:rPr>
-        <w:t>ctDNA</w:t>
-      </w:r>
-      <w:proofErr w:type="spellEnd"/>
-      <w:r>
-        <w:rPr>
-          <w:rFonts w:cs="Tahoma"/>
-          <w:b w:val="0"/>
-          <w:sz w:val="20"/>
-          <w:szCs w:val="20"/>
-        </w:rPr>
-        <w:t xml:space="preserve">) in peripheral blood as a non-invasive diagnostic test for cancer by collecting blood and isolating </w:t>
-      </w:r>
-      <w:proofErr w:type="spellStart"/>
-      <w:r>
-        <w:rPr>
-          <w:rFonts w:cs="Tahoma"/>
-          <w:b w:val="0"/>
-          <w:sz w:val="20"/>
-          <w:szCs w:val="20"/>
-        </w:rPr>
-        <w:t>ctDNA</w:t>
-      </w:r>
-      <w:proofErr w:type="spellEnd"/>
-      <w:r>
-        <w:rPr>
-          <w:rFonts w:cs="Tahoma"/>
-          <w:b w:val="0"/>
-          <w:sz w:val="20"/>
-          <w:szCs w:val="20"/>
-        </w:rPr>
-        <w:t xml:space="preserve"> in 640 patients leading to a publication in </w:t>
+        <w:t xml:space="preserve">Evaluated the sensitivity and specificity of circulating tumor DNA (ctDNA) in peripheral blood as a non-invasive diagnostic test for cancer by collecting blood and isolating ctDNA in 640 patients leading to a publication in </w:t>
       </w:r>
       <w:r>
         <w:rPr>
@@ -2708,47 +2310,7 @@
           <w:sz w:val="20"/>
           <w:szCs w:val="20"/>
         </w:rPr>
-        <w:t xml:space="preserve">Performed correlative studies and data analysis to corroborate a clinical trial showing the efficacy of combining gemcitabine, </w:t>
-      </w:r>
-      <w:proofErr w:type="spellStart"/>
-      <w:r>
-        <w:rPr>
-          <w:rFonts w:cs="Tahoma"/>
-          <w:b w:val="0"/>
-          <w:sz w:val="20"/>
-          <w:szCs w:val="20"/>
-        </w:rPr>
-        <w:t>taxotere</w:t>
-      </w:r>
-      <w:proofErr w:type="spellEnd"/>
-      <w:r>
-        <w:rPr>
-          <w:rFonts w:cs="Tahoma"/>
-          <w:b w:val="0"/>
-          <w:sz w:val="20"/>
-          <w:szCs w:val="20"/>
-        </w:rPr>
-        <w:t xml:space="preserve">, and </w:t>
-      </w:r>
-      <w:proofErr w:type="spellStart"/>
-      <w:r>
-        <w:rPr>
-          <w:rFonts w:cs="Tahoma"/>
-          <w:b w:val="0"/>
-          <w:sz w:val="20"/>
-          <w:szCs w:val="20"/>
-        </w:rPr>
-        <w:t>xeloda</w:t>
-      </w:r>
-      <w:proofErr w:type="spellEnd"/>
-      <w:r>
-        <w:rPr>
-          <w:rFonts w:cs="Tahoma"/>
-          <w:b w:val="0"/>
-          <w:sz w:val="20"/>
-          <w:szCs w:val="20"/>
-        </w:rPr>
-        <w:t xml:space="preserve"> (GTX) with cisplatin for metastatic pancreatic cancer</w:t>
+        <w:t>Performed correlative studies and data analysis to corroborate a clinical trial showing the efficacy of combining gemcitabine, taxotere, and xeloda (GTX) with cisplatin for metastatic pancreatic cancer</w:t>
       </w:r>
     </w:p>
     <w:p>
@@ -3304,27 +2866,7 @@
           <w:sz w:val="20"/>
           <w:szCs w:val="20"/>
         </w:rPr>
-        <w:t xml:space="preserve"> Preparation and storage of clinical samples including blood, saliva, fresh tumor tissue, lymphocytes, and fixed tissue; DNA extraction from whole blood and blood plasma; dual DNA extractions from formalin fixed tissue for comparative tumor/normal next generation sequencing of cancers; blood fractionation; </w:t>
-      </w:r>
-      <w:proofErr w:type="spellStart"/>
-      <w:r>
-        <w:rPr>
-          <w:rFonts w:cs="Tahoma"/>
-          <w:b w:val="0"/>
-          <w:sz w:val="20"/>
-          <w:szCs w:val="20"/>
-        </w:rPr>
-        <w:t>Ficoll</w:t>
-      </w:r>
-      <w:proofErr w:type="spellEnd"/>
-      <w:r>
-        <w:rPr>
-          <w:rFonts w:cs="Tahoma"/>
-          <w:b w:val="0"/>
-          <w:sz w:val="20"/>
-          <w:szCs w:val="20"/>
-        </w:rPr>
-        <w:t xml:space="preserve"> separations; fermentation biochemistry;</w:t>
+        <w:t xml:space="preserve"> Preparation and storage of clinical samples including blood, saliva, fresh tumor tissue, lymphocytes, and fixed tissue; DNA extraction from whole blood and blood plasma; dual DNA extractions from formalin fixed tissue for comparative tumor/normal next generation sequencing of cancers; blood fractionation; Ficoll separations; fermentation biochemistry;</w:t>
       </w:r>
       <w:r>
         <w:rPr>
@@ -3531,21 +3073,8 @@
           <w:sz w:val="20"/>
           <w:szCs w:val="20"/>
         </w:rPr>
-        <w:t xml:space="preserve">Macadamia </w:t>
-      </w:r>
-      <w:proofErr w:type="spellStart"/>
-      <w:r>
-        <w:rPr>
-          <w:rFonts w:cs="Tahoma"/>
-          <w:b w:val="0"/>
-          <w:i/>
-          <w:iCs/>
-          <w:sz w:val="20"/>
-          <w:szCs w:val="20"/>
-        </w:rPr>
-        <w:t>tetraphylla</w:t>
-      </w:r>
-      <w:proofErr w:type="spellEnd"/>
+        <w:t>Macadamia tetraphylla</w:t>
+      </w:r>
       <w:r>
         <w:rPr>
           <w:rFonts w:cs="Tahoma"/>
@@ -3696,25 +3225,7 @@
           <w:sz w:val="20"/>
           <w:szCs w:val="20"/>
         </w:rPr>
-        <w:t xml:space="preserve">Paudel, R., Bartlett, B., Zamora, C.M., Keach, J.E., Gutierrez‐Coarite, R., Hawkins, J., Ahmad, A., </w:t>
-      </w:r>
-      <w:proofErr w:type="spellStart"/>
-      <w:r>
-        <w:rPr>
-          <w:rFonts w:ascii="Tahoma" w:hAnsi="Tahoma" w:cs="Tahoma"/>
-          <w:sz w:val="20"/>
-          <w:szCs w:val="20"/>
-        </w:rPr>
-        <w:t>Motomura</w:t>
-      </w:r>
-      <w:proofErr w:type="spellEnd"/>
-      <w:r>
-        <w:rPr>
-          <w:rFonts w:ascii="Tahoma" w:hAnsi="Tahoma" w:cs="Tahoma"/>
-          <w:sz w:val="20"/>
-          <w:szCs w:val="20"/>
-        </w:rPr>
-        <w:t xml:space="preserve">‐Wages, S., Kirk, E.R., Kantar, M.B. and Lamour, K.H., 2022. Breeding and selection of taro (Colocasia esculenta) for improved disease‐resistance in Hawaiʻi. </w:t>
+        <w:t xml:space="preserve">Paudel, R., Bartlett, B., Zamora, C.M., Keach, J.E., Gutierrez‐Coarite, R., Hawkins, J., Ahmad, A., Motomura‐Wages, S., Kirk, E.R., Kantar, M.B. and Lamour, K.H., 2022. Breeding and selection of taro (Colocasia esculenta) for improved disease‐resistance in Hawaiʻi. </w:t>
       </w:r>
       <w:r>
         <w:rPr>
@@ -3890,47 +3401,7 @@
           <w:sz w:val="20"/>
           <w:szCs w:val="20"/>
         </w:rPr>
-        <w:t xml:space="preserve">, Gao Z, </w:t>
-      </w:r>
-      <w:proofErr w:type="spellStart"/>
-      <w:r>
-        <w:rPr>
-          <w:rFonts w:cs="Tahoma"/>
-          <w:b w:val="0"/>
-          <w:sz w:val="20"/>
-          <w:szCs w:val="20"/>
-        </w:rPr>
-        <w:t>Schukking</w:t>
-      </w:r>
-      <w:proofErr w:type="spellEnd"/>
-      <w:r>
-        <w:rPr>
-          <w:rFonts w:cs="Tahoma"/>
-          <w:b w:val="0"/>
-          <w:sz w:val="20"/>
-          <w:szCs w:val="20"/>
-        </w:rPr>
-        <w:t xml:space="preserve"> M, </w:t>
-      </w:r>
-      <w:proofErr w:type="spellStart"/>
-      <w:r>
-        <w:rPr>
-          <w:rFonts w:cs="Tahoma"/>
-          <w:b w:val="0"/>
-          <w:sz w:val="20"/>
-          <w:szCs w:val="20"/>
-        </w:rPr>
-        <w:t>Menor</w:t>
-      </w:r>
-      <w:proofErr w:type="spellEnd"/>
-      <w:r>
-        <w:rPr>
-          <w:rFonts w:cs="Tahoma"/>
-          <w:b w:val="0"/>
-          <w:sz w:val="20"/>
-          <w:szCs w:val="20"/>
-        </w:rPr>
-        <w:t xml:space="preserve"> M, Khadka VS, Fabbri M, Deng Y. The miRNA Profile of Inflammatory Colorectal Tumors Identify TGF-β as a Companion Target for Checkpoint Blockade Immunotherapy. </w:t>
+        <w:t xml:space="preserve">, Gao Z, Schukking M, Menor M, Khadka VS, Fabbri M, Deng Y. The miRNA Profile of Inflammatory Colorectal Tumors Identify TGF-β as a Companion Target for Checkpoint Blockade Immunotherapy. </w:t>
       </w:r>
       <w:r>
         <w:rPr>
@@ -4155,7 +3626,6 @@
         </w:rPr>
         <w:t xml:space="preserve"> </w:t>
       </w:r>
-      <w:proofErr w:type="spellStart"/>
       <w:r>
         <w:rPr>
           <w:rFonts w:cs="Tahoma"/>
@@ -4167,7 +3637,6 @@
         </w:rPr>
         <w:t>Scientometrics</w:t>
       </w:r>
-      <w:proofErr w:type="spellEnd"/>
       <w:r>
         <w:rPr>
           <w:rFonts w:cs="Tahoma"/>
@@ -4389,27 +3858,7 @@
           <w:sz w:val="20"/>
           <w:szCs w:val="20"/>
         </w:rPr>
-        <w:t xml:space="preserve">How </w:t>
-      </w:r>
-      <w:proofErr w:type="spellStart"/>
-      <w:r>
-        <w:rPr>
-          <w:rFonts w:cs="Tahoma"/>
-          <w:b w:val="0"/>
-          <w:sz w:val="20"/>
-          <w:szCs w:val="20"/>
-        </w:rPr>
-        <w:t>altmetrics</w:t>
-      </w:r>
-      <w:proofErr w:type="spellEnd"/>
-      <w:r>
-        <w:rPr>
-          <w:rFonts w:cs="Tahoma"/>
-          <w:b w:val="0"/>
-          <w:sz w:val="20"/>
-          <w:szCs w:val="20"/>
-        </w:rPr>
-        <w:t xml:space="preserve"> could help level the playing field for women in STEM.</w:t>
+        <w:t>How altmetrics could help level the playing field for women in STEM.</w:t>
       </w:r>
       <w:r>
         <w:rPr>
@@ -4868,67 +4317,7 @@
           <w:sz w:val="20"/>
           <w:szCs w:val="20"/>
         </w:rPr>
-        <w:t xml:space="preserve">Anders RA, </w:t>
-      </w:r>
-      <w:proofErr w:type="spellStart"/>
-      <w:r>
-        <w:rPr>
-          <w:rFonts w:cs="Tahoma"/>
-          <w:b w:val="0"/>
-          <w:sz w:val="20"/>
-          <w:szCs w:val="20"/>
-        </w:rPr>
-        <w:t>Gedvilaite</w:t>
-      </w:r>
-      <w:proofErr w:type="spellEnd"/>
-      <w:r>
-        <w:rPr>
-          <w:rFonts w:cs="Tahoma"/>
-          <w:b w:val="0"/>
-          <w:sz w:val="20"/>
-          <w:szCs w:val="20"/>
-        </w:rPr>
-        <w:t xml:space="preserve"> E, </w:t>
-      </w:r>
-      <w:proofErr w:type="spellStart"/>
-      <w:r>
-        <w:rPr>
-          <w:rFonts w:cs="Tahoma"/>
-          <w:b w:val="0"/>
-          <w:sz w:val="20"/>
-          <w:szCs w:val="20"/>
-        </w:rPr>
-        <w:t>Angiuoli</w:t>
-      </w:r>
-      <w:proofErr w:type="spellEnd"/>
-      <w:r>
-        <w:rPr>
-          <w:rFonts w:cs="Tahoma"/>
-          <w:b w:val="0"/>
-          <w:sz w:val="20"/>
-          <w:szCs w:val="20"/>
-        </w:rPr>
-        <w:t xml:space="preserve"> S, Jones S, </w:t>
-      </w:r>
-      <w:proofErr w:type="spellStart"/>
-      <w:r>
-        <w:rPr>
-          <w:rFonts w:cs="Tahoma"/>
-          <w:b w:val="0"/>
-          <w:sz w:val="20"/>
-          <w:szCs w:val="20"/>
-        </w:rPr>
-        <w:t>Velculescu</w:t>
-      </w:r>
-      <w:proofErr w:type="spellEnd"/>
-      <w:r>
-        <w:rPr>
-          <w:rFonts w:cs="Tahoma"/>
-          <w:b w:val="0"/>
-          <w:sz w:val="20"/>
-          <w:szCs w:val="20"/>
-        </w:rPr>
-        <w:t xml:space="preserve"> VE, Le DT, Diaz Jr. LA, Sausen M</w:t>
+        <w:t>Anders RA, Gedvilaite E, Angiuoli S, Jones S, Velculescu VE, Le DT, Diaz Jr. LA, Sausen M</w:t>
       </w:r>
       <w:r>
         <w:rPr>
@@ -5199,27 +4588,7 @@
           <w:sz w:val="20"/>
           <w:szCs w:val="20"/>
         </w:rPr>
-        <w:t xml:space="preserve">Smith KN, Llosa NJ, Cottrell TR, Siegel N, Fan H, Suri P, Chan HY, Guo H, </w:t>
-      </w:r>
-      <w:proofErr w:type="spellStart"/>
-      <w:r>
-        <w:rPr>
-          <w:rFonts w:cs="Tahoma"/>
-          <w:b w:val="0"/>
-          <w:sz w:val="20"/>
-          <w:szCs w:val="20"/>
-        </w:rPr>
-        <w:t>Oke</w:t>
-      </w:r>
-      <w:proofErr w:type="spellEnd"/>
-      <w:r>
-        <w:rPr>
-          <w:rFonts w:cs="Tahoma"/>
-          <w:b w:val="0"/>
-          <w:sz w:val="20"/>
-          <w:szCs w:val="20"/>
-        </w:rPr>
-        <w:t xml:space="preserve"> T, Awan AH, Verde F</w:t>
+        <w:t>Smith KN, Llosa NJ, Cottrell TR, Siegel N, Fan H, Suri P, Chan HY, Guo H, Oke T, Awan AH, Verde F</w:t>
       </w:r>
       <w:r>
         <w:rPr>
@@ -5255,87 +4624,7 @@
           <w:sz w:val="20"/>
           <w:szCs w:val="20"/>
         </w:rPr>
-        <w:t xml:space="preserve"> Aulakh LK, Sidhom JW, Zhu Q, Sears CL, Cope L, Sharfman WH, Thompson ED, Riemer J, Marrone KA, Naidoo J, </w:t>
-      </w:r>
-      <w:proofErr w:type="spellStart"/>
-      <w:r>
-        <w:rPr>
-          <w:rFonts w:cs="Tahoma"/>
-          <w:b w:val="0"/>
-          <w:sz w:val="20"/>
-          <w:szCs w:val="20"/>
-        </w:rPr>
-        <w:t>Velculescu</w:t>
-      </w:r>
-      <w:proofErr w:type="spellEnd"/>
-      <w:r>
-        <w:rPr>
-          <w:rFonts w:cs="Tahoma"/>
-          <w:b w:val="0"/>
-          <w:sz w:val="20"/>
-          <w:szCs w:val="20"/>
-        </w:rPr>
-        <w:t xml:space="preserve"> VE, Forde PM, Vogelstein B, Kinzler KW, Papadopoulos N, Durham JN, Wang H, Le DT, Justesen S, Taube JM, Diaz Jr. LA, </w:t>
-      </w:r>
-      <w:proofErr w:type="spellStart"/>
-      <w:r>
-        <w:rPr>
-          <w:rFonts w:cs="Tahoma"/>
-          <w:b w:val="0"/>
-          <w:sz w:val="20"/>
-          <w:szCs w:val="20"/>
-        </w:rPr>
-        <w:t>Brahmer</w:t>
-      </w:r>
-      <w:proofErr w:type="spellEnd"/>
-      <w:r>
-        <w:rPr>
-          <w:rFonts w:cs="Tahoma"/>
-          <w:b w:val="0"/>
-          <w:sz w:val="20"/>
-          <w:szCs w:val="20"/>
-        </w:rPr>
-        <w:t xml:space="preserve"> JR, </w:t>
-      </w:r>
-      <w:proofErr w:type="spellStart"/>
-      <w:r>
-        <w:rPr>
-          <w:rFonts w:cs="Tahoma"/>
-          <w:b w:val="0"/>
-          <w:sz w:val="20"/>
-          <w:szCs w:val="20"/>
-        </w:rPr>
-        <w:t>Pardoll</w:t>
-      </w:r>
-      <w:proofErr w:type="spellEnd"/>
-      <w:r>
-        <w:rPr>
-          <w:rFonts w:cs="Tahoma"/>
-          <w:b w:val="0"/>
-          <w:sz w:val="20"/>
-          <w:szCs w:val="20"/>
-        </w:rPr>
-        <w:t xml:space="preserve"> DM, Anders RA, </w:t>
-      </w:r>
-      <w:proofErr w:type="spellStart"/>
-      <w:r>
-        <w:rPr>
-          <w:rFonts w:cs="Tahoma"/>
-          <w:b w:val="0"/>
-          <w:sz w:val="20"/>
-          <w:szCs w:val="20"/>
-        </w:rPr>
-        <w:t>Housseau</w:t>
-      </w:r>
-      <w:proofErr w:type="spellEnd"/>
-      <w:r>
-        <w:rPr>
-          <w:rFonts w:cs="Tahoma"/>
-          <w:b w:val="0"/>
-          <w:sz w:val="20"/>
-          <w:szCs w:val="20"/>
-        </w:rPr>
-        <w:t xml:space="preserve"> F</w:t>
+        <w:t xml:space="preserve"> Aulakh LK, Sidhom JW, Zhu Q, Sears CL, Cope L, Sharfman WH, Thompson ED, Riemer J, Marrone KA, Naidoo J, Velculescu VE, Forde PM, Vogelstein B, Kinzler KW, Papadopoulos N, Durham JN, Wang H, Le DT, Justesen S, Taube JM, Diaz Jr. LA, Brahmer JR, Pardoll DM, Anders RA, Housseau F</w:t>
       </w:r>
       <w:r>
         <w:rPr>
@@ -5533,27 +4822,7 @@
           <w:sz w:val="20"/>
           <w:szCs w:val="20"/>
         </w:rPr>
-        <w:t xml:space="preserve">Llosa NJ, Luber B, Tam AJ, Smith KN, Siegel N, Awan AH, Fan H, </w:t>
-      </w:r>
-      <w:proofErr w:type="spellStart"/>
-      <w:r>
-        <w:rPr>
-          <w:rFonts w:cs="Tahoma"/>
-          <w:b w:val="0"/>
-          <w:sz w:val="20"/>
-          <w:szCs w:val="20"/>
-        </w:rPr>
-        <w:t>Oke</w:t>
-      </w:r>
-      <w:proofErr w:type="spellEnd"/>
-      <w:r>
-        <w:rPr>
-          <w:rFonts w:cs="Tahoma"/>
-          <w:b w:val="0"/>
-          <w:sz w:val="20"/>
-          <w:szCs w:val="20"/>
-        </w:rPr>
-        <w:t xml:space="preserve"> T, Zhang J, Domingue J, Engle EL</w:t>
+        <w:t>Llosa NJ, Luber B, Tam AJ, Smith KN, Siegel N, Awan AH, Fan H, Oke T, Zhang J, Domingue J, Engle EL</w:t>
       </w:r>
       <w:r>
         <w:rPr>
@@ -5589,47 +4858,7 @@
           <w:sz w:val="20"/>
           <w:szCs w:val="20"/>
         </w:rPr>
-        <w:t xml:space="preserve">Aulakh LK, Thompson ED, Taube JM, Durham JN, Sears CL, Le DT, Diaz Jr. LA, </w:t>
-      </w:r>
-      <w:proofErr w:type="spellStart"/>
-      <w:r>
-        <w:rPr>
-          <w:rFonts w:cs="Tahoma"/>
-          <w:b w:val="0"/>
-          <w:sz w:val="20"/>
-          <w:szCs w:val="20"/>
-        </w:rPr>
-        <w:t>Pardoll</w:t>
-      </w:r>
-      <w:proofErr w:type="spellEnd"/>
-      <w:r>
-        <w:rPr>
-          <w:rFonts w:cs="Tahoma"/>
-          <w:b w:val="0"/>
-          <w:sz w:val="20"/>
-          <w:szCs w:val="20"/>
-        </w:rPr>
-        <w:t xml:space="preserve"> DM, Wang H, Anders RA, </w:t>
-      </w:r>
-      <w:proofErr w:type="spellStart"/>
-      <w:r>
-        <w:rPr>
-          <w:rFonts w:cs="Tahoma"/>
-          <w:b w:val="0"/>
-          <w:sz w:val="20"/>
-          <w:szCs w:val="20"/>
-        </w:rPr>
-        <w:t>Housseau</w:t>
-      </w:r>
-      <w:proofErr w:type="spellEnd"/>
-      <w:r>
-        <w:rPr>
-          <w:rFonts w:cs="Tahoma"/>
-          <w:b w:val="0"/>
-          <w:sz w:val="20"/>
-          <w:szCs w:val="20"/>
-        </w:rPr>
-        <w:t xml:space="preserve"> F</w:t>
+        <w:t>Aulakh LK, Thompson ED, Taube JM, Durham JN, Sears CL, Le DT, Diaz Jr. LA, Pardoll DM, Wang H, Anders RA, Housseau F</w:t>
       </w:r>
       <w:r>
         <w:rPr>
@@ -5649,25 +4878,14 @@
         </w:rPr>
         <w:t>“</w:t>
       </w:r>
-      <w:proofErr w:type="spellStart"/>
-      <w:r>
-        <w:rPr>
-          <w:rFonts w:cs="Tahoma"/>
-          <w:b w:val="0"/>
-          <w:sz w:val="20"/>
-          <w:szCs w:val="20"/>
-        </w:rPr>
-        <w:t>Intratumoral</w:t>
-      </w:r>
-      <w:proofErr w:type="spellEnd"/>
-      <w:r>
-        <w:rPr>
-          <w:rFonts w:cs="Tahoma"/>
-          <w:b w:val="0"/>
-          <w:sz w:val="20"/>
-          <w:szCs w:val="20"/>
-        </w:rPr>
-        <w:t xml:space="preserve"> Adaptive Immunosuppression and Type 17 Immunity in Mismatch Repair Proficient Colorectal Tumors.</w:t>
+      <w:r>
+        <w:rPr>
+          <w:rFonts w:cs="Tahoma"/>
+          <w:b w:val="0"/>
+          <w:sz w:val="20"/>
+          <w:szCs w:val="20"/>
+        </w:rPr>
+        <w:t>Intratumoral Adaptive Immunosuppression and Type 17 Immunity in Mismatch Repair Proficient Colorectal Tumors.</w:t>
       </w:r>
       <w:r>
         <w:rPr>
@@ -5856,67 +5074,7 @@
           <w:sz w:val="20"/>
           <w:szCs w:val="20"/>
         </w:rPr>
-        <w:t xml:space="preserve">Mandal R, </w:t>
-      </w:r>
-      <w:proofErr w:type="spellStart"/>
-      <w:r>
-        <w:rPr>
-          <w:rFonts w:cs="Tahoma"/>
-          <w:b w:val="0"/>
-          <w:sz w:val="20"/>
-          <w:szCs w:val="20"/>
-        </w:rPr>
-        <w:t>Samstein</w:t>
-      </w:r>
-      <w:proofErr w:type="spellEnd"/>
-      <w:r>
-        <w:rPr>
-          <w:rFonts w:cs="Tahoma"/>
-          <w:b w:val="0"/>
-          <w:sz w:val="20"/>
-          <w:szCs w:val="20"/>
-        </w:rPr>
-        <w:t xml:space="preserve"> RM, Lee KW, Havel JJ, Wang H, Krishna C, Sabio EY, Makarov V, </w:t>
-      </w:r>
-      <w:proofErr w:type="spellStart"/>
-      <w:r>
-        <w:rPr>
-          <w:rFonts w:cs="Tahoma"/>
-          <w:b w:val="0"/>
-          <w:sz w:val="20"/>
-          <w:szCs w:val="20"/>
-        </w:rPr>
-        <w:t>Kuo</w:t>
-      </w:r>
-      <w:proofErr w:type="spellEnd"/>
-      <w:r>
-        <w:rPr>
-          <w:rFonts w:cs="Tahoma"/>
-          <w:b w:val="0"/>
-          <w:sz w:val="20"/>
-          <w:szCs w:val="20"/>
-        </w:rPr>
-        <w:t xml:space="preserve"> F, </w:t>
-      </w:r>
-      <w:proofErr w:type="spellStart"/>
-      <w:r>
-        <w:rPr>
-          <w:rFonts w:cs="Tahoma"/>
-          <w:b w:val="0"/>
-          <w:sz w:val="20"/>
-          <w:szCs w:val="20"/>
-        </w:rPr>
-        <w:t>Blecua</w:t>
-      </w:r>
-      <w:proofErr w:type="spellEnd"/>
-      <w:r>
-        <w:rPr>
-          <w:rFonts w:cs="Tahoma"/>
-          <w:b w:val="0"/>
-          <w:sz w:val="20"/>
-          <w:szCs w:val="20"/>
-        </w:rPr>
-        <w:t xml:space="preserve"> P, Ramaswamy AT</w:t>
+        <w:t>Mandal R, Samstein RM, Lee KW, Havel JJ, Wang H, Krishna C, Sabio EY, Makarov V, Kuo F, Blecua P, Ramaswamy AT</w:t>
       </w:r>
       <w:r>
         <w:rPr>
@@ -5952,67 +5110,7 @@
           <w:sz w:val="20"/>
           <w:szCs w:val="20"/>
         </w:rPr>
-        <w:t xml:space="preserve">Ma X, Srivastava R, </w:t>
-      </w:r>
-      <w:proofErr w:type="spellStart"/>
-      <w:r>
-        <w:rPr>
-          <w:rFonts w:cs="Tahoma"/>
-          <w:b w:val="0"/>
-          <w:sz w:val="20"/>
-          <w:szCs w:val="20"/>
-        </w:rPr>
-        <w:t>Middha</w:t>
-      </w:r>
-      <w:proofErr w:type="spellEnd"/>
-      <w:r>
-        <w:rPr>
-          <w:rFonts w:cs="Tahoma"/>
-          <w:b w:val="0"/>
-          <w:sz w:val="20"/>
-          <w:szCs w:val="20"/>
-        </w:rPr>
-        <w:t xml:space="preserve"> S, </w:t>
-      </w:r>
-      <w:proofErr w:type="spellStart"/>
-      <w:r>
-        <w:rPr>
-          <w:rFonts w:cs="Tahoma"/>
-          <w:b w:val="0"/>
-          <w:sz w:val="20"/>
-          <w:szCs w:val="20"/>
-        </w:rPr>
-        <w:t>Zehir</w:t>
-      </w:r>
-      <w:proofErr w:type="spellEnd"/>
-      <w:r>
-        <w:rPr>
-          <w:rFonts w:cs="Tahoma"/>
-          <w:b w:val="0"/>
-          <w:sz w:val="20"/>
-          <w:szCs w:val="20"/>
-        </w:rPr>
-        <w:t xml:space="preserve"> A, </w:t>
-      </w:r>
-      <w:proofErr w:type="spellStart"/>
-      <w:r>
-        <w:rPr>
-          <w:rFonts w:cs="Tahoma"/>
-          <w:b w:val="0"/>
-          <w:sz w:val="20"/>
-          <w:szCs w:val="20"/>
-        </w:rPr>
-        <w:t>Hechtman</w:t>
-      </w:r>
-      <w:proofErr w:type="spellEnd"/>
-      <w:r>
-        <w:rPr>
-          <w:rFonts w:cs="Tahoma"/>
-          <w:b w:val="0"/>
-          <w:sz w:val="20"/>
-          <w:szCs w:val="20"/>
-        </w:rPr>
-        <w:t xml:space="preserve"> JF, Morris L GT, Weinhold N, Riaz N, Le DT, Diaz Jr. LA, Chan TA</w:t>
+        <w:t>Ma X, Srivastava R, Middha S, Zehir A, Hechtman JF, Morris L GT, Weinhold N, Riaz N, Le DT, Diaz Jr. LA, Chan TA</w:t>
       </w:r>
       <w:r>
         <w:rPr>
@@ -6264,187 +5362,7 @@
           <w:sz w:val="20"/>
           <w:szCs w:val="20"/>
         </w:rPr>
-        <w:t xml:space="preserve"> Azad NF, </w:t>
-      </w:r>
-      <w:proofErr w:type="spellStart"/>
-      <w:r>
-        <w:rPr>
-          <w:rFonts w:cs="Tahoma"/>
-          <w:b w:val="0"/>
-          <w:sz w:val="20"/>
-          <w:szCs w:val="20"/>
-        </w:rPr>
-        <w:t>Rucki</w:t>
-      </w:r>
-      <w:proofErr w:type="spellEnd"/>
-      <w:r>
-        <w:rPr>
-          <w:rFonts w:cs="Tahoma"/>
-          <w:b w:val="0"/>
-          <w:sz w:val="20"/>
-          <w:szCs w:val="20"/>
-        </w:rPr>
-        <w:t xml:space="preserve"> AA, </w:t>
-      </w:r>
-      <w:proofErr w:type="spellStart"/>
-      <w:r>
-        <w:rPr>
-          <w:rFonts w:cs="Tahoma"/>
-          <w:b w:val="0"/>
-          <w:sz w:val="20"/>
-          <w:szCs w:val="20"/>
-        </w:rPr>
-        <w:t>Laheru</w:t>
-      </w:r>
-      <w:proofErr w:type="spellEnd"/>
-      <w:r>
-        <w:rPr>
-          <w:rFonts w:cs="Tahoma"/>
-          <w:b w:val="0"/>
-          <w:sz w:val="20"/>
-          <w:szCs w:val="20"/>
-        </w:rPr>
-        <w:t xml:space="preserve"> D, </w:t>
-      </w:r>
-      <w:proofErr w:type="spellStart"/>
-      <w:r>
-        <w:rPr>
-          <w:rFonts w:cs="Tahoma"/>
-          <w:b w:val="0"/>
-          <w:sz w:val="20"/>
-          <w:szCs w:val="20"/>
-        </w:rPr>
-        <w:t>Donehower</w:t>
-      </w:r>
-      <w:proofErr w:type="spellEnd"/>
-      <w:r>
-        <w:rPr>
-          <w:rFonts w:cs="Tahoma"/>
-          <w:b w:val="0"/>
-          <w:sz w:val="20"/>
-          <w:szCs w:val="20"/>
-        </w:rPr>
-        <w:t xml:space="preserve"> R, Zaheer A, Fisher GA, </w:t>
-      </w:r>
-      <w:proofErr w:type="spellStart"/>
-      <w:r>
-        <w:rPr>
-          <w:rFonts w:cs="Tahoma"/>
-          <w:b w:val="0"/>
-          <w:sz w:val="20"/>
-          <w:szCs w:val="20"/>
-        </w:rPr>
-        <w:t>Crocenzi</w:t>
-      </w:r>
-      <w:proofErr w:type="spellEnd"/>
-      <w:r>
-        <w:rPr>
-          <w:rFonts w:cs="Tahoma"/>
-          <w:b w:val="0"/>
-          <w:sz w:val="20"/>
-          <w:szCs w:val="20"/>
-        </w:rPr>
-        <w:t xml:space="preserve"> TS, Lee JJ, Greten TF, Duffy AG, </w:t>
-      </w:r>
-      <w:proofErr w:type="spellStart"/>
-      <w:r>
-        <w:rPr>
-          <w:rFonts w:cs="Tahoma"/>
-          <w:b w:val="0"/>
-          <w:sz w:val="20"/>
-          <w:szCs w:val="20"/>
-        </w:rPr>
-        <w:t>Ciombor</w:t>
-      </w:r>
-      <w:proofErr w:type="spellEnd"/>
-      <w:r>
-        <w:rPr>
-          <w:rFonts w:cs="Tahoma"/>
-          <w:b w:val="0"/>
-          <w:sz w:val="20"/>
-          <w:szCs w:val="20"/>
-        </w:rPr>
-        <w:t xml:space="preserve"> KK, Eyring AD, Lam BH, Joe A, Kang SP, </w:t>
-      </w:r>
-      <w:proofErr w:type="spellStart"/>
-      <w:r>
-        <w:rPr>
-          <w:rFonts w:cs="Tahoma"/>
-          <w:b w:val="0"/>
-          <w:sz w:val="20"/>
-          <w:szCs w:val="20"/>
-        </w:rPr>
-        <w:t>Holdhoff</w:t>
-      </w:r>
-      <w:proofErr w:type="spellEnd"/>
-      <w:r>
-        <w:rPr>
-          <w:rFonts w:cs="Tahoma"/>
-          <w:b w:val="0"/>
-          <w:sz w:val="20"/>
-          <w:szCs w:val="20"/>
-        </w:rPr>
-        <w:t xml:space="preserve"> M, Danilova L, Cope L, Meyer C, Zhou S, Goldberg RM, Armstrong DK, Bever KM, Fader AN, Taube J, </w:t>
-      </w:r>
-      <w:proofErr w:type="spellStart"/>
-      <w:r>
-        <w:rPr>
-          <w:rFonts w:cs="Tahoma"/>
-          <w:b w:val="0"/>
-          <w:sz w:val="20"/>
-          <w:szCs w:val="20"/>
-        </w:rPr>
-        <w:t>Housseau</w:t>
-      </w:r>
-      <w:proofErr w:type="spellEnd"/>
-      <w:r>
-        <w:rPr>
-          <w:rFonts w:cs="Tahoma"/>
-          <w:b w:val="0"/>
-          <w:sz w:val="20"/>
-          <w:szCs w:val="20"/>
-        </w:rPr>
-        <w:t xml:space="preserve"> F, </w:t>
-      </w:r>
-      <w:proofErr w:type="spellStart"/>
-      <w:r>
-        <w:rPr>
-          <w:rFonts w:cs="Tahoma"/>
-          <w:b w:val="0"/>
-          <w:sz w:val="20"/>
-          <w:szCs w:val="20"/>
-        </w:rPr>
-        <w:t>Spetzler</w:t>
-      </w:r>
-      <w:proofErr w:type="spellEnd"/>
-      <w:r>
-        <w:rPr>
-          <w:rFonts w:cs="Tahoma"/>
-          <w:b w:val="0"/>
-          <w:sz w:val="20"/>
-          <w:szCs w:val="20"/>
-        </w:rPr>
-        <w:t xml:space="preserve"> D, Xiao N, </w:t>
-      </w:r>
-      <w:proofErr w:type="spellStart"/>
-      <w:r>
-        <w:rPr>
-          <w:rFonts w:cs="Tahoma"/>
-          <w:b w:val="0"/>
-          <w:sz w:val="20"/>
-          <w:szCs w:val="20"/>
-        </w:rPr>
-        <w:t>Pardoll</w:t>
-      </w:r>
-      <w:proofErr w:type="spellEnd"/>
-      <w:r>
-        <w:rPr>
-          <w:rFonts w:cs="Tahoma"/>
-          <w:b w:val="0"/>
-          <w:sz w:val="20"/>
-          <w:szCs w:val="20"/>
-        </w:rPr>
-        <w:t xml:space="preserve"> DM,  Papadopoulos N, Kinzler KW, Eshleman JR, Vogelstein B, Anders RA, Diaz Jr. LA</w:t>
+        <w:t xml:space="preserve"> Azad NF, Rucki AA, Laheru D, Donehower R, Zaheer A, Fisher GA, Crocenzi TS, Lee JJ, Greten TF, Duffy AG, Ciombor KK, Eyring AD, Lam BH, Joe A, Kang SP, Holdhoff M, Danilova L, Cope L, Meyer C, Zhou S, Goldberg RM, Armstrong DK, Bever KM, Fader AN, Taube J, Housseau F, Spetzler D, Xiao N, Pardoll DM,  Papadopoulos N, Kinzler KW, Eshleman JR, Vogelstein B, Anders RA, Diaz Jr. LA</w:t>
       </w:r>
       <w:r>
         <w:rPr>
@@ -6741,47 +5659,7 @@
           <w:sz w:val="20"/>
           <w:szCs w:val="20"/>
         </w:rPr>
-        <w:t xml:space="preserve">, Popoli M, Adleff V, Tucker L, Steinberg R, Georgiadis A, Phallen J, Brahmer JR, Azad NA, Browner I, </w:t>
-      </w:r>
-      <w:proofErr w:type="spellStart"/>
-      <w:r>
-        <w:rPr>
-          <w:rFonts w:cs="Tahoma"/>
-          <w:b w:val="0"/>
-          <w:sz w:val="20"/>
-          <w:szCs w:val="20"/>
-        </w:rPr>
-        <w:t>Laheru</w:t>
-      </w:r>
-      <w:proofErr w:type="spellEnd"/>
-      <w:r>
-        <w:rPr>
-          <w:rFonts w:cs="Tahoma"/>
-          <w:b w:val="0"/>
-          <w:sz w:val="20"/>
-          <w:szCs w:val="20"/>
-        </w:rPr>
-        <w:t xml:space="preserve"> D, </w:t>
-      </w:r>
-      <w:proofErr w:type="spellStart"/>
-      <w:r>
-        <w:rPr>
-          <w:rFonts w:cs="Tahoma"/>
-          <w:b w:val="0"/>
-          <w:sz w:val="20"/>
-          <w:szCs w:val="20"/>
-        </w:rPr>
-        <w:t>Velculescu</w:t>
-      </w:r>
-      <w:proofErr w:type="spellEnd"/>
-      <w:r>
-        <w:rPr>
-          <w:rFonts w:cs="Tahoma"/>
-          <w:b w:val="0"/>
-          <w:sz w:val="20"/>
-          <w:szCs w:val="20"/>
-        </w:rPr>
-        <w:t xml:space="preserve"> V, Sausen M, Diaz LA Jr. </w:t>
+        <w:t xml:space="preserve">, Popoli M, Adleff V, Tucker L, Steinberg R, Georgiadis A, Phallen J, Brahmer JR, Azad NA, Browner I, Laheru D, Velculescu V, Sausen M, Diaz LA Jr. </w:t>
       </w:r>
       <w:r>
         <w:rPr>
@@ -7007,176 +5885,16 @@
           <w:sz w:val="20"/>
           <w:szCs w:val="20"/>
         </w:rPr>
-        <w:t xml:space="preserve">, Kemberling H, Eyring AD, Skora AD, Luber BS, Azad NS, </w:t>
-      </w:r>
-      <w:proofErr w:type="spellStart"/>
-      <w:r>
-        <w:rPr>
-          <w:rFonts w:cs="Tahoma"/>
-          <w:b w:val="0"/>
-          <w:sz w:val="20"/>
-          <w:szCs w:val="20"/>
-        </w:rPr>
-        <w:t>Laheru</w:t>
-      </w:r>
-      <w:proofErr w:type="spellEnd"/>
-      <w:r>
-        <w:rPr>
-          <w:rFonts w:cs="Tahoma"/>
-          <w:b w:val="0"/>
-          <w:sz w:val="20"/>
-          <w:szCs w:val="20"/>
-        </w:rPr>
-        <w:t xml:space="preserve"> D, </w:t>
-      </w:r>
-      <w:proofErr w:type="spellStart"/>
-      <w:r>
-        <w:rPr>
-          <w:rFonts w:cs="Tahoma"/>
-          <w:b w:val="0"/>
-          <w:sz w:val="20"/>
-          <w:szCs w:val="20"/>
-        </w:rPr>
-        <w:t>Biedrzycki</w:t>
-      </w:r>
-      <w:proofErr w:type="spellEnd"/>
-      <w:r>
-        <w:rPr>
-          <w:rFonts w:cs="Tahoma"/>
-          <w:b w:val="0"/>
-          <w:sz w:val="20"/>
-          <w:szCs w:val="20"/>
-        </w:rPr>
-        <w:t xml:space="preserve"> B,</w:t>
-      </w:r>
-      <w:r>
-        <w:rPr>
-          <w:rFonts w:cs="Tahoma"/>
-          <w:b w:val="0"/>
-          <w:sz w:val="20"/>
-          <w:szCs w:val="20"/>
-        </w:rPr>
-        <w:t xml:space="preserve"> </w:t>
-      </w:r>
-      <w:proofErr w:type="spellStart"/>
-      <w:r>
-        <w:rPr>
-          <w:rFonts w:cs="Tahoma"/>
-          <w:b w:val="0"/>
-          <w:sz w:val="20"/>
-          <w:szCs w:val="20"/>
-        </w:rPr>
-        <w:t>Donehower</w:t>
-      </w:r>
-      <w:proofErr w:type="spellEnd"/>
-      <w:r>
-        <w:rPr>
-          <w:rFonts w:cs="Tahoma"/>
-          <w:b w:val="0"/>
-          <w:sz w:val="20"/>
-          <w:szCs w:val="20"/>
-        </w:rPr>
-        <w:t xml:space="preserve"> RC, Zaheer A, Fisher GA, </w:t>
-      </w:r>
-      <w:proofErr w:type="spellStart"/>
-      <w:r>
-        <w:rPr>
-          <w:rFonts w:cs="Tahoma"/>
-          <w:b w:val="0"/>
-          <w:sz w:val="20"/>
-          <w:szCs w:val="20"/>
-        </w:rPr>
-        <w:t>Crocenzi</w:t>
-      </w:r>
-      <w:proofErr w:type="spellEnd"/>
-      <w:r>
-        <w:rPr>
-          <w:rFonts w:cs="Tahoma"/>
-          <w:b w:val="0"/>
-          <w:sz w:val="20"/>
-          <w:szCs w:val="20"/>
-        </w:rPr>
-        <w:t xml:space="preserve"> TS, Lee JJ, Duffy SM, Goldberg RM, de la Chapelle A, </w:t>
-      </w:r>
-      <w:proofErr w:type="spellStart"/>
-      <w:r>
-        <w:rPr>
-          <w:rFonts w:cs="Tahoma"/>
-          <w:b w:val="0"/>
-          <w:sz w:val="20"/>
-          <w:szCs w:val="20"/>
-        </w:rPr>
-        <w:t>Koshiji</w:t>
-      </w:r>
-      <w:proofErr w:type="spellEnd"/>
-      <w:r>
-        <w:rPr>
-          <w:rFonts w:cs="Tahoma"/>
-          <w:b w:val="0"/>
-          <w:sz w:val="20"/>
-          <w:szCs w:val="20"/>
-        </w:rPr>
-        <w:t xml:space="preserve"> M, </w:t>
-      </w:r>
-      <w:proofErr w:type="spellStart"/>
-      <w:r>
-        <w:rPr>
-          <w:rFonts w:cs="Tahoma"/>
-          <w:b w:val="0"/>
-          <w:sz w:val="20"/>
-          <w:szCs w:val="20"/>
-        </w:rPr>
-        <w:t>Bhaijee</w:t>
-      </w:r>
-      <w:proofErr w:type="spellEnd"/>
-      <w:r>
-        <w:rPr>
-          <w:rFonts w:cs="Tahoma"/>
-          <w:b w:val="0"/>
-          <w:sz w:val="20"/>
-          <w:szCs w:val="20"/>
-        </w:rPr>
-        <w:t xml:space="preserve"> F, Huebner T, </w:t>
-      </w:r>
-      <w:proofErr w:type="spellStart"/>
-      <w:r>
-        <w:rPr>
-          <w:rFonts w:cs="Tahoma"/>
-          <w:b w:val="0"/>
-          <w:sz w:val="20"/>
-          <w:szCs w:val="20"/>
-        </w:rPr>
-        <w:t>Hruban</w:t>
-      </w:r>
-      <w:proofErr w:type="spellEnd"/>
-      <w:r>
-        <w:rPr>
-          <w:rFonts w:cs="Tahoma"/>
-          <w:b w:val="0"/>
-          <w:sz w:val="20"/>
-          <w:szCs w:val="20"/>
-        </w:rPr>
-        <w:t xml:space="preserve"> RH, Wood LD, Cuka N, </w:t>
-      </w:r>
-      <w:proofErr w:type="spellStart"/>
-      <w:r>
-        <w:rPr>
-          <w:rFonts w:cs="Tahoma"/>
-          <w:b w:val="0"/>
-          <w:sz w:val="20"/>
-          <w:szCs w:val="20"/>
-        </w:rPr>
-        <w:t>Pardoll</w:t>
-      </w:r>
-      <w:proofErr w:type="spellEnd"/>
-      <w:r>
-        <w:rPr>
-          <w:rFonts w:cs="Tahoma"/>
-          <w:b w:val="0"/>
-          <w:sz w:val="20"/>
-          <w:szCs w:val="20"/>
-        </w:rPr>
-        <w:t xml:space="preserve"> DM, Papadopoulos N, Kinzler KW, Zhou S, Cornish TC, Taube JM, Anders RA, Eshleman JR, Vogelstein B, Diaz Jr. LA</w:t>
+        <w:t>, Kemberling H, Eyring AD, Skora AD, Luber BS, Azad NS, Laheru D, Biedrzycki B,</w:t>
+      </w:r>
+      <w:r>
+        <w:rPr>
+          <w:rFonts w:cs="Tahoma"/>
+          <w:b w:val="0"/>
+          <w:sz w:val="20"/>
+          <w:szCs w:val="20"/>
+        </w:rPr>
+        <w:t xml:space="preserve"> Donehower RC, Zaheer A, Fisher GA, Crocenzi TS, Lee JJ, Duffy SM, Goldberg RM, de la Chapelle A, Koshiji M, Bhaijee F, Huebner T, Hruban RH, Wood LD, Cuka N, Pardoll DM, Papadopoulos N, Kinzler KW, Zhou S, Cornish TC, Taube JM, Anders RA, Eshleman JR, Vogelstein B, Diaz Jr. LA</w:t>
       </w:r>
       <w:r>
         <w:rPr>
@@ -7463,45 +6181,14 @@
           <w:szCs w:val="20"/>
         </w:rPr>
       </w:pPr>
-      <w:proofErr w:type="spellStart"/>
-      <w:r>
-        <w:rPr>
-          <w:rFonts w:cs="Tahoma"/>
-          <w:b w:val="0"/>
-          <w:sz w:val="20"/>
-          <w:szCs w:val="20"/>
-        </w:rPr>
-        <w:t>Bettegowda</w:t>
-      </w:r>
-      <w:proofErr w:type="spellEnd"/>
-      <w:r>
-        <w:rPr>
-          <w:rFonts w:cs="Tahoma"/>
-          <w:b w:val="0"/>
-          <w:sz w:val="20"/>
-          <w:szCs w:val="20"/>
-        </w:rPr>
-        <w:t xml:space="preserve"> C, </w:t>
-      </w:r>
-      <w:proofErr w:type="spellStart"/>
-      <w:r>
-        <w:rPr>
-          <w:rFonts w:cs="Tahoma"/>
-          <w:b w:val="0"/>
-          <w:sz w:val="20"/>
-          <w:szCs w:val="20"/>
-        </w:rPr>
-        <w:t>Sausen</w:t>
-      </w:r>
-      <w:proofErr w:type="spellEnd"/>
-      <w:r>
-        <w:rPr>
-          <w:rFonts w:cs="Tahoma"/>
-          <w:b w:val="0"/>
-          <w:sz w:val="20"/>
-          <w:szCs w:val="20"/>
-        </w:rPr>
-        <w:t xml:space="preserve"> M, Leary RJ, Kinde I, Wang Y, Agrawal N, </w:t>
+      <w:r>
+        <w:rPr>
+          <w:rFonts w:cs="Tahoma"/>
+          <w:b w:val="0"/>
+          <w:sz w:val="20"/>
+          <w:szCs w:val="20"/>
+        </w:rPr>
+        <w:t xml:space="preserve">Bettegowda C, Sausen M, Leary RJ, Kinde I, Wang Y, Agrawal N, </w:t>
       </w:r>
       <w:r>
         <w:rPr>
@@ -7519,216 +6206,16 @@
           <w:sz w:val="20"/>
           <w:szCs w:val="20"/>
         </w:rPr>
-        <w:t xml:space="preserve">, Wang H, Luber B, Alani RM, </w:t>
-      </w:r>
-      <w:proofErr w:type="spellStart"/>
-      <w:r>
-        <w:rPr>
-          <w:rFonts w:cs="Tahoma"/>
-          <w:b w:val="0"/>
-          <w:sz w:val="20"/>
-          <w:szCs w:val="20"/>
-        </w:rPr>
-        <w:t>Antonarakis</w:t>
-      </w:r>
-      <w:proofErr w:type="spellEnd"/>
-      <w:r>
-        <w:rPr>
-          <w:rFonts w:cs="Tahoma"/>
-          <w:b w:val="0"/>
-          <w:sz w:val="20"/>
-          <w:szCs w:val="20"/>
-        </w:rPr>
-        <w:t xml:space="preserve"> ES,</w:t>
-      </w:r>
-      <w:r>
-        <w:rPr>
-          <w:rFonts w:cs="Tahoma"/>
-          <w:b w:val="0"/>
-          <w:sz w:val="20"/>
-          <w:szCs w:val="20"/>
-        </w:rPr>
-        <w:t xml:space="preserve"> Azad NS, Bardelli A, Brem H, Cameron JL, Lee CC, Fecher LA, Gallia GL, Gibbs P, Le DT, Giuntoli RL, Goggins M, </w:t>
-      </w:r>
-      <w:proofErr w:type="spellStart"/>
-      <w:r>
-        <w:rPr>
-          <w:rFonts w:cs="Tahoma"/>
-          <w:b w:val="0"/>
-          <w:sz w:val="20"/>
-          <w:szCs w:val="20"/>
-        </w:rPr>
-        <w:t>Hogarty</w:t>
-      </w:r>
-      <w:proofErr w:type="spellEnd"/>
-      <w:r>
-        <w:rPr>
-          <w:rFonts w:cs="Tahoma"/>
-          <w:b w:val="0"/>
-          <w:sz w:val="20"/>
-          <w:szCs w:val="20"/>
-        </w:rPr>
-        <w:t xml:space="preserve"> MD, </w:t>
-      </w:r>
-      <w:proofErr w:type="spellStart"/>
-      <w:r>
-        <w:rPr>
-          <w:rFonts w:cs="Tahoma"/>
-          <w:b w:val="0"/>
-          <w:sz w:val="20"/>
-          <w:szCs w:val="20"/>
-        </w:rPr>
-        <w:t>Holdhoff</w:t>
-      </w:r>
-      <w:proofErr w:type="spellEnd"/>
-      <w:r>
-        <w:rPr>
-          <w:rFonts w:cs="Tahoma"/>
-          <w:b w:val="0"/>
-          <w:sz w:val="20"/>
-          <w:szCs w:val="20"/>
-        </w:rPr>
-        <w:t xml:space="preserve"> M, Hong SM, Jiao Y, Juhl HH, Kim JJ, </w:t>
-      </w:r>
-      <w:proofErr w:type="spellStart"/>
-      <w:r>
-        <w:rPr>
-          <w:rFonts w:cs="Tahoma"/>
-          <w:b w:val="0"/>
-          <w:sz w:val="20"/>
-          <w:szCs w:val="20"/>
-        </w:rPr>
-        <w:t>Siravegna</w:t>
-      </w:r>
-      <w:proofErr w:type="spellEnd"/>
-      <w:r>
-        <w:rPr>
-          <w:rFonts w:cs="Tahoma"/>
-          <w:b w:val="0"/>
-          <w:sz w:val="20"/>
-          <w:szCs w:val="20"/>
-        </w:rPr>
-        <w:t xml:space="preserve"> G, </w:t>
-      </w:r>
-      <w:proofErr w:type="spellStart"/>
-      <w:r>
-        <w:rPr>
-          <w:rFonts w:cs="Tahoma"/>
-          <w:b w:val="0"/>
-          <w:sz w:val="20"/>
-          <w:szCs w:val="20"/>
-        </w:rPr>
-        <w:t>Laheru</w:t>
-      </w:r>
-      <w:proofErr w:type="spellEnd"/>
-      <w:r>
-        <w:rPr>
-          <w:rFonts w:cs="Tahoma"/>
-          <w:b w:val="0"/>
-          <w:sz w:val="20"/>
-          <w:szCs w:val="20"/>
-        </w:rPr>
-        <w:t xml:space="preserve"> DA, Lauricella C, Lim M, Lipson EJ, Marie SKN, Netto GJ, Oliner KS, Olivi A, Olsson L, Riggins GJ, Sartore-Bianchi A, Schmidt K, Shih LM, Oba-Shinjo SM, Siena S, </w:t>
-      </w:r>
-      <w:proofErr w:type="spellStart"/>
-      <w:r>
-        <w:rPr>
-          <w:rFonts w:cs="Tahoma"/>
-          <w:b w:val="0"/>
-          <w:sz w:val="20"/>
-          <w:szCs w:val="20"/>
-        </w:rPr>
-        <w:t>Theodorescu</w:t>
-      </w:r>
-      <w:proofErr w:type="spellEnd"/>
-      <w:r>
-        <w:rPr>
-          <w:rFonts w:cs="Tahoma"/>
-          <w:b w:val="0"/>
-          <w:sz w:val="20"/>
-          <w:szCs w:val="20"/>
-        </w:rPr>
-        <w:t xml:space="preserve"> D, Tie J, Harkins TT, Veronese S, Wang TL, Weingart JD, Wolfgang CL, Wood LD, Xing D, </w:t>
-      </w:r>
-      <w:proofErr w:type="spellStart"/>
-      <w:r>
-        <w:rPr>
-          <w:rFonts w:cs="Tahoma"/>
-          <w:b w:val="0"/>
-          <w:sz w:val="20"/>
-          <w:szCs w:val="20"/>
-        </w:rPr>
-        <w:t>Hruban</w:t>
-      </w:r>
-      <w:proofErr w:type="spellEnd"/>
-      <w:r>
-        <w:rPr>
-          <w:rFonts w:cs="Tahoma"/>
-          <w:b w:val="0"/>
-          <w:sz w:val="20"/>
-          <w:szCs w:val="20"/>
-        </w:rPr>
-        <w:t xml:space="preserve"> RH, Wu J, Allen PJ, Schmidt CM, </w:t>
-      </w:r>
-      <w:proofErr w:type="spellStart"/>
-      <w:r>
-        <w:rPr>
-          <w:rFonts w:cs="Tahoma"/>
-          <w:b w:val="0"/>
-          <w:sz w:val="20"/>
-          <w:szCs w:val="20"/>
-        </w:rPr>
-        <w:t>Choti</w:t>
-      </w:r>
-      <w:proofErr w:type="spellEnd"/>
-      <w:r>
-        <w:rPr>
-          <w:rFonts w:cs="Tahoma"/>
-          <w:b w:val="0"/>
-          <w:sz w:val="20"/>
-          <w:szCs w:val="20"/>
-        </w:rPr>
-        <w:t xml:space="preserve"> MA, </w:t>
-      </w:r>
-      <w:proofErr w:type="spellStart"/>
-      <w:r>
-        <w:rPr>
-          <w:rFonts w:cs="Tahoma"/>
-          <w:b w:val="0"/>
-          <w:sz w:val="20"/>
-          <w:szCs w:val="20"/>
-        </w:rPr>
-        <w:t>Velculescu</w:t>
-      </w:r>
-      <w:proofErr w:type="spellEnd"/>
-      <w:r>
-        <w:rPr>
-          <w:rFonts w:cs="Tahoma"/>
-          <w:b w:val="0"/>
-          <w:sz w:val="20"/>
-          <w:szCs w:val="20"/>
-        </w:rPr>
-        <w:t xml:space="preserve"> VE, </w:t>
-      </w:r>
-      <w:proofErr w:type="spellStart"/>
-      <w:r>
-        <w:rPr>
-          <w:rFonts w:cs="Tahoma"/>
-          <w:b w:val="0"/>
-          <w:sz w:val="20"/>
-          <w:szCs w:val="20"/>
-        </w:rPr>
-        <w:t>Kinzler</w:t>
-      </w:r>
-      <w:proofErr w:type="spellEnd"/>
-      <w:r>
-        <w:rPr>
-          <w:rFonts w:cs="Tahoma"/>
-          <w:b w:val="0"/>
-          <w:sz w:val="20"/>
-          <w:szCs w:val="20"/>
-        </w:rPr>
-        <w:t xml:space="preserve"> KW, Vogelstein B, Papadopoulos N, Diaz Jr. LA</w:t>
+        <w:t>, Wang H, Luber B, Alani RM, Antonarakis ES,</w:t>
+      </w:r>
+      <w:r>
+        <w:rPr>
+          <w:rFonts w:cs="Tahoma"/>
+          <w:b w:val="0"/>
+          <w:sz w:val="20"/>
+          <w:szCs w:val="20"/>
+        </w:rPr>
+        <w:t xml:space="preserve"> Azad NS, Bardelli A, Brem H, Cameron JL, Lee CC, Fecher LA, Gallia GL, Gibbs P, Le DT, Giuntoli RL, Goggins M, Hogarty MD, Holdhoff M, Hong SM, Jiao Y, Juhl HH, Kim JJ, Siravegna G, Laheru DA, Lauricella C, Lim M, Lipson EJ, Marie SKN, Netto GJ, Oliner KS, Olivi A, Olsson L, Riggins GJ, Sartore-Bianchi A, Schmidt K, Shih LM, Oba-Shinjo SM, Siena S, Theodorescu D, Tie J, Harkins TT, Veronese S, Wang TL, Weingart JD, Wolfgang CL, Wood LD, Xing D, Hruban RH, Wu J, Allen PJ, Schmidt CM, Choti MA, Velculescu VE, Kinzler KW, Vogelstein B, Papadopoulos N, Diaz Jr. LA</w:t>
       </w:r>
       <w:r>
         <w:rPr>
@@ -8727,67 +7214,7 @@
           <w:sz w:val="20"/>
           <w:szCs w:val="20"/>
         </w:rPr>
-        <w:t xml:space="preserve">, Popoli M, Adleff V, Brahmer J, Azad N, </w:t>
-      </w:r>
-      <w:proofErr w:type="spellStart"/>
-      <w:r>
-        <w:rPr>
-          <w:rFonts w:cs="Tahoma"/>
-          <w:b w:val="0"/>
-          <w:sz w:val="20"/>
-          <w:szCs w:val="20"/>
-        </w:rPr>
-        <w:t>Bonerigo</w:t>
-      </w:r>
-      <w:proofErr w:type="spellEnd"/>
-      <w:r>
-        <w:rPr>
-          <w:rFonts w:cs="Tahoma"/>
-          <w:b w:val="0"/>
-          <w:sz w:val="20"/>
-          <w:szCs w:val="20"/>
-        </w:rPr>
-        <w:t xml:space="preserve"> S, Browner I, Ryan A, </w:t>
-      </w:r>
-      <w:proofErr w:type="spellStart"/>
-      <w:r>
-        <w:rPr>
-          <w:rFonts w:cs="Tahoma"/>
-          <w:b w:val="0"/>
-          <w:sz w:val="20"/>
-          <w:szCs w:val="20"/>
-        </w:rPr>
-        <w:t>Velculescu</w:t>
-      </w:r>
-      <w:proofErr w:type="spellEnd"/>
-      <w:r>
-        <w:rPr>
-          <w:rFonts w:cs="Tahoma"/>
-          <w:b w:val="0"/>
-          <w:sz w:val="20"/>
-          <w:szCs w:val="20"/>
-        </w:rPr>
-        <w:t xml:space="preserve"> V, </w:t>
-      </w:r>
-      <w:proofErr w:type="spellStart"/>
-      <w:r>
-        <w:rPr>
-          <w:rFonts w:cs="Tahoma"/>
-          <w:b w:val="0"/>
-          <w:sz w:val="20"/>
-          <w:szCs w:val="20"/>
-        </w:rPr>
-        <w:t>Sausen</w:t>
-      </w:r>
-      <w:proofErr w:type="spellEnd"/>
-      <w:r>
-        <w:rPr>
-          <w:rFonts w:cs="Tahoma"/>
-          <w:b w:val="0"/>
-          <w:sz w:val="20"/>
-          <w:szCs w:val="20"/>
-        </w:rPr>
-        <w:t xml:space="preserve"> M. </w:t>
+        <w:t xml:space="preserve">, Popoli M, Adleff V, Brahmer J, Azad N, Bonerigo S, Browner I, Ryan A, Velculescu V, Sausen M. </w:t>
       </w:r>
       <w:r>
         <w:rPr>
@@ -8907,67 +7334,7 @@
           <w:sz w:val="20"/>
           <w:szCs w:val="20"/>
         </w:rPr>
-        <w:t xml:space="preserve">, Kemberling H, Eyring A, Azad NS, </w:t>
-      </w:r>
-      <w:proofErr w:type="spellStart"/>
-      <w:r>
-        <w:rPr>
-          <w:rFonts w:cs="Tahoma"/>
-          <w:b w:val="0"/>
-          <w:sz w:val="20"/>
-          <w:szCs w:val="20"/>
-        </w:rPr>
-        <w:t>Laheru</w:t>
-      </w:r>
-      <w:proofErr w:type="spellEnd"/>
-      <w:r>
-        <w:rPr>
-          <w:rFonts w:cs="Tahoma"/>
-          <w:b w:val="0"/>
-          <w:sz w:val="20"/>
-          <w:szCs w:val="20"/>
-        </w:rPr>
-        <w:t xml:space="preserve"> D, </w:t>
-      </w:r>
-      <w:proofErr w:type="spellStart"/>
-      <w:r>
-        <w:rPr>
-          <w:rFonts w:cs="Tahoma"/>
-          <w:b w:val="0"/>
-          <w:sz w:val="20"/>
-          <w:szCs w:val="20"/>
-        </w:rPr>
-        <w:t>Donehower</w:t>
-      </w:r>
-      <w:proofErr w:type="spellEnd"/>
-      <w:r>
-        <w:rPr>
-          <w:rFonts w:cs="Tahoma"/>
-          <w:b w:val="0"/>
-          <w:sz w:val="20"/>
-          <w:szCs w:val="20"/>
-        </w:rPr>
-        <w:t xml:space="preserve"> RC, </w:t>
-      </w:r>
-      <w:proofErr w:type="spellStart"/>
-      <w:r>
-        <w:rPr>
-          <w:rFonts w:cs="Tahoma"/>
-          <w:b w:val="0"/>
-          <w:sz w:val="20"/>
-          <w:szCs w:val="20"/>
-        </w:rPr>
-        <w:t>Crocenzi</w:t>
-      </w:r>
-      <w:proofErr w:type="spellEnd"/>
-      <w:r>
-        <w:rPr>
-          <w:rFonts w:cs="Tahoma"/>
-          <w:b w:val="0"/>
-          <w:sz w:val="20"/>
-          <w:szCs w:val="20"/>
-        </w:rPr>
-        <w:t xml:space="preserve"> TS, Goldberg RM. </w:t>
+        <w:t xml:space="preserve">, Kemberling H, Eyring A, Azad NS, Laheru D, Donehower RC, Crocenzi TS, Goldberg RM. </w:t>
       </w:r>
       <w:r>
         <w:rPr>
@@ -9140,67 +7507,7 @@
           <w:sz w:val="20"/>
           <w:szCs w:val="20"/>
         </w:rPr>
-        <w:t xml:space="preserve">, Kemberling H, Eyring A, Azad NS, </w:t>
-      </w:r>
-      <w:proofErr w:type="spellStart"/>
-      <w:r>
-        <w:rPr>
-          <w:rFonts w:cs="Tahoma"/>
-          <w:b w:val="0"/>
-          <w:sz w:val="20"/>
-          <w:szCs w:val="20"/>
-        </w:rPr>
-        <w:t>Dauses</w:t>
-      </w:r>
-      <w:proofErr w:type="spellEnd"/>
-      <w:r>
-        <w:rPr>
-          <w:rFonts w:cs="Tahoma"/>
-          <w:b w:val="0"/>
-          <w:sz w:val="20"/>
-          <w:szCs w:val="20"/>
-        </w:rPr>
-        <w:t xml:space="preserve"> T, </w:t>
-      </w:r>
-      <w:proofErr w:type="spellStart"/>
-      <w:r>
-        <w:rPr>
-          <w:rFonts w:cs="Tahoma"/>
-          <w:b w:val="0"/>
-          <w:sz w:val="20"/>
-          <w:szCs w:val="20"/>
-        </w:rPr>
-        <w:t>Laheru</w:t>
-      </w:r>
-      <w:proofErr w:type="spellEnd"/>
-      <w:r>
-        <w:rPr>
-          <w:rFonts w:cs="Tahoma"/>
-          <w:b w:val="0"/>
-          <w:sz w:val="20"/>
-          <w:szCs w:val="20"/>
-        </w:rPr>
-        <w:t xml:space="preserve"> D, Lee JJ, </w:t>
-      </w:r>
-      <w:proofErr w:type="spellStart"/>
-      <w:r>
-        <w:rPr>
-          <w:rFonts w:cs="Tahoma"/>
-          <w:b w:val="0"/>
-          <w:sz w:val="20"/>
-          <w:szCs w:val="20"/>
-        </w:rPr>
-        <w:t>Crocenzi</w:t>
-      </w:r>
-      <w:proofErr w:type="spellEnd"/>
-      <w:r>
-        <w:rPr>
-          <w:rFonts w:cs="Tahoma"/>
-          <w:b w:val="0"/>
-          <w:sz w:val="20"/>
-          <w:szCs w:val="20"/>
-        </w:rPr>
-        <w:t xml:space="preserve"> TS. </w:t>
+        <w:t xml:space="preserve">, Kemberling H, Eyring A, Azad NS, Dauses T, Laheru D, Lee JJ, Crocenzi TS. </w:t>
       </w:r>
       <w:r>
         <w:rPr>
@@ -9352,127 +7659,7 @@
           <w:sz w:val="20"/>
           <w:szCs w:val="20"/>
         </w:rPr>
-        <w:t xml:space="preserve">, Goldberg R, </w:t>
-      </w:r>
-      <w:proofErr w:type="spellStart"/>
-      <w:r>
-        <w:rPr>
-          <w:rFonts w:cs="Tahoma"/>
-          <w:b w:val="0"/>
-          <w:sz w:val="20"/>
-          <w:szCs w:val="20"/>
-        </w:rPr>
-        <w:t>Crocenzi</w:t>
-      </w:r>
-      <w:proofErr w:type="spellEnd"/>
-      <w:r>
-        <w:rPr>
-          <w:rFonts w:cs="Tahoma"/>
-          <w:b w:val="0"/>
-          <w:sz w:val="20"/>
-          <w:szCs w:val="20"/>
-        </w:rPr>
-        <w:t xml:space="preserve"> TS, Fisher GA, Lee JJ, </w:t>
-      </w:r>
-      <w:proofErr w:type="spellStart"/>
-      <w:r>
-        <w:rPr>
-          <w:rFonts w:cs="Tahoma"/>
-          <w:b w:val="0"/>
-          <w:sz w:val="20"/>
-          <w:szCs w:val="20"/>
-        </w:rPr>
-        <w:t>Greten</w:t>
-      </w:r>
-      <w:proofErr w:type="spellEnd"/>
-      <w:r>
-        <w:rPr>
-          <w:rFonts w:cs="Tahoma"/>
-          <w:b w:val="0"/>
-          <w:sz w:val="20"/>
-          <w:szCs w:val="20"/>
-        </w:rPr>
-        <w:t xml:space="preserve"> TF, </w:t>
-      </w:r>
-      <w:proofErr w:type="spellStart"/>
-      <w:r>
-        <w:rPr>
-          <w:rFonts w:cs="Tahoma"/>
-          <w:b w:val="0"/>
-          <w:sz w:val="20"/>
-          <w:szCs w:val="20"/>
-        </w:rPr>
-        <w:t>Laheru</w:t>
-      </w:r>
-      <w:proofErr w:type="spellEnd"/>
-      <w:r>
-        <w:rPr>
-          <w:rFonts w:cs="Tahoma"/>
-          <w:b w:val="0"/>
-          <w:sz w:val="20"/>
-          <w:szCs w:val="20"/>
-        </w:rPr>
-        <w:t xml:space="preserve"> DA, Azad NS, </w:t>
-      </w:r>
-      <w:proofErr w:type="spellStart"/>
-      <w:r>
-        <w:rPr>
-          <w:rFonts w:cs="Tahoma"/>
-          <w:b w:val="0"/>
-          <w:sz w:val="20"/>
-          <w:szCs w:val="20"/>
-        </w:rPr>
-        <w:t>Donehower</w:t>
-      </w:r>
-      <w:proofErr w:type="spellEnd"/>
-      <w:r>
-        <w:rPr>
-          <w:rFonts w:cs="Tahoma"/>
-          <w:b w:val="0"/>
-          <w:sz w:val="20"/>
-          <w:szCs w:val="20"/>
-        </w:rPr>
-        <w:t xml:space="preserve"> RC, </w:t>
-      </w:r>
-      <w:proofErr w:type="spellStart"/>
-      <w:r>
-        <w:rPr>
-          <w:rFonts w:cs="Tahoma"/>
-          <w:b w:val="0"/>
-          <w:sz w:val="20"/>
-          <w:szCs w:val="20"/>
-        </w:rPr>
-        <w:t>Luber</w:t>
-      </w:r>
-      <w:proofErr w:type="spellEnd"/>
-      <w:r>
-        <w:rPr>
-          <w:rFonts w:cs="Tahoma"/>
-          <w:b w:val="0"/>
-          <w:sz w:val="20"/>
-          <w:szCs w:val="20"/>
-        </w:rPr>
-        <w:t xml:space="preserve"> B, </w:t>
-      </w:r>
-      <w:proofErr w:type="spellStart"/>
-      <w:r>
-        <w:rPr>
-          <w:rFonts w:cs="Tahoma"/>
-          <w:b w:val="0"/>
-          <w:sz w:val="20"/>
-          <w:szCs w:val="20"/>
-        </w:rPr>
-        <w:t>Koshiji</w:t>
-      </w:r>
-      <w:proofErr w:type="spellEnd"/>
-      <w:r>
-        <w:rPr>
-          <w:rFonts w:cs="Tahoma"/>
-          <w:b w:val="0"/>
-          <w:sz w:val="20"/>
-          <w:szCs w:val="20"/>
-        </w:rPr>
-        <w:t xml:space="preserve"> M, Eshleman JR, Anders RA, Vogelstein B, Diaz LA. </w:t>
+        <w:t xml:space="preserve">, Goldberg R, Crocenzi TS, Fisher GA, Lee JJ, Greten TF, Laheru DA, Azad NS, Donehower RC, Luber B, Koshiji M, Eshleman JR, Anders RA, Vogelstein B, Diaz LA. </w:t>
       </w:r>
       <w:r>
         <w:rPr>
@@ -9643,67 +7830,7 @@
           <w:sz w:val="20"/>
           <w:szCs w:val="20"/>
         </w:rPr>
-        <w:t xml:space="preserve">, Brahmer J, Azad N, </w:t>
-      </w:r>
-      <w:proofErr w:type="spellStart"/>
-      <w:r>
-        <w:rPr>
-          <w:rFonts w:cs="Tahoma"/>
-          <w:b w:val="0"/>
-          <w:sz w:val="20"/>
-          <w:szCs w:val="20"/>
-        </w:rPr>
-        <w:t>Bonerigo</w:t>
-      </w:r>
-      <w:proofErr w:type="spellEnd"/>
-      <w:r>
-        <w:rPr>
-          <w:rFonts w:cs="Tahoma"/>
-          <w:b w:val="0"/>
-          <w:sz w:val="20"/>
-          <w:szCs w:val="20"/>
-        </w:rPr>
-        <w:t xml:space="preserve"> S, Browner I, Ryan A, </w:t>
-      </w:r>
-      <w:proofErr w:type="spellStart"/>
-      <w:r>
-        <w:rPr>
-          <w:rFonts w:cs="Tahoma"/>
-          <w:b w:val="0"/>
-          <w:sz w:val="20"/>
-          <w:szCs w:val="20"/>
-        </w:rPr>
-        <w:t>Velculescu</w:t>
-      </w:r>
-      <w:proofErr w:type="spellEnd"/>
-      <w:r>
-        <w:rPr>
-          <w:rFonts w:cs="Tahoma"/>
-          <w:b w:val="0"/>
-          <w:sz w:val="20"/>
-          <w:szCs w:val="20"/>
-        </w:rPr>
-        <w:t xml:space="preserve"> V, </w:t>
-      </w:r>
-      <w:proofErr w:type="spellStart"/>
-      <w:r>
-        <w:rPr>
-          <w:rFonts w:cs="Tahoma"/>
-          <w:b w:val="0"/>
-          <w:sz w:val="20"/>
-          <w:szCs w:val="20"/>
-        </w:rPr>
-        <w:t>Sausen</w:t>
-      </w:r>
-      <w:proofErr w:type="spellEnd"/>
-      <w:r>
-        <w:rPr>
-          <w:rFonts w:cs="Tahoma"/>
-          <w:b w:val="0"/>
-          <w:sz w:val="20"/>
-          <w:szCs w:val="20"/>
-        </w:rPr>
-        <w:t xml:space="preserve"> M, Diaz L. </w:t>
+        <w:t xml:space="preserve">, Brahmer J, Azad N, Bonerigo S, Browner I, Ryan A, Velculescu V, Sausen M, Diaz L. </w:t>
       </w:r>
       <w:r>
         <w:rPr>
@@ -9786,107 +7913,7 @@
           <w:sz w:val="20"/>
           <w:szCs w:val="20"/>
         </w:rPr>
-        <w:t xml:space="preserve">, Kemberling H, Eyring A, Skora A, Azad NS, </w:t>
-      </w:r>
-      <w:proofErr w:type="spellStart"/>
-      <w:r>
-        <w:rPr>
-          <w:rFonts w:cs="Tahoma"/>
-          <w:b w:val="0"/>
-          <w:sz w:val="20"/>
-          <w:szCs w:val="20"/>
-        </w:rPr>
-        <w:t>Laheru</w:t>
-      </w:r>
-      <w:proofErr w:type="spellEnd"/>
-      <w:r>
-        <w:rPr>
-          <w:rFonts w:cs="Tahoma"/>
-          <w:b w:val="0"/>
-          <w:sz w:val="20"/>
-          <w:szCs w:val="20"/>
-        </w:rPr>
-        <w:t xml:space="preserve"> DA, </w:t>
-      </w:r>
-      <w:proofErr w:type="spellStart"/>
-      <w:r>
-        <w:rPr>
-          <w:rFonts w:cs="Tahoma"/>
-          <w:b w:val="0"/>
-          <w:sz w:val="20"/>
-          <w:szCs w:val="20"/>
-        </w:rPr>
-        <w:t>Donehower</w:t>
-      </w:r>
-      <w:proofErr w:type="spellEnd"/>
-      <w:r>
-        <w:rPr>
-          <w:rFonts w:cs="Tahoma"/>
-          <w:b w:val="0"/>
-          <w:sz w:val="20"/>
-          <w:szCs w:val="20"/>
-        </w:rPr>
-        <w:t xml:space="preserve"> RC, </w:t>
-      </w:r>
-      <w:proofErr w:type="spellStart"/>
-      <w:r>
-        <w:rPr>
-          <w:rFonts w:cs="Tahoma"/>
-          <w:b w:val="0"/>
-          <w:sz w:val="20"/>
-          <w:szCs w:val="20"/>
-        </w:rPr>
-        <w:t>Luber</w:t>
-      </w:r>
-      <w:proofErr w:type="spellEnd"/>
-      <w:r>
-        <w:rPr>
-          <w:rFonts w:cs="Tahoma"/>
-          <w:b w:val="0"/>
-          <w:sz w:val="20"/>
-          <w:szCs w:val="20"/>
-        </w:rPr>
-        <w:t xml:space="preserve"> B, </w:t>
-      </w:r>
-      <w:proofErr w:type="spellStart"/>
-      <w:r>
-        <w:rPr>
-          <w:rFonts w:cs="Tahoma"/>
-          <w:b w:val="0"/>
-          <w:sz w:val="20"/>
-          <w:szCs w:val="20"/>
-        </w:rPr>
-        <w:t>Crocenzi</w:t>
-      </w:r>
-      <w:proofErr w:type="spellEnd"/>
-      <w:r>
-        <w:rPr>
-          <w:rFonts w:cs="Tahoma"/>
-          <w:b w:val="0"/>
-          <w:sz w:val="20"/>
-          <w:szCs w:val="20"/>
-        </w:rPr>
-        <w:t xml:space="preserve"> TS, Fisher GA, Duffy SM, Lee JJ, </w:t>
-      </w:r>
-      <w:proofErr w:type="spellStart"/>
-      <w:r>
-        <w:rPr>
-          <w:rFonts w:cs="Tahoma"/>
-          <w:b w:val="0"/>
-          <w:sz w:val="20"/>
-          <w:szCs w:val="20"/>
-        </w:rPr>
-        <w:t>Koshiji</w:t>
-      </w:r>
-      <w:proofErr w:type="spellEnd"/>
-      <w:r>
-        <w:rPr>
-          <w:rFonts w:cs="Tahoma"/>
-          <w:b w:val="0"/>
-          <w:sz w:val="20"/>
-          <w:szCs w:val="20"/>
-        </w:rPr>
-        <w:t xml:space="preserve"> M, Eshleman JR, Anders RA, Vogelstein B, Diaz LA. </w:t>
+        <w:t xml:space="preserve">, Kemberling H, Eyring A, Skora A, Azad NS, Laheru DA, Donehower RC, Luber B, Crocenzi TS, Fisher GA, Duffy SM, Lee JJ, Koshiji M, Eshleman JR, Anders RA, Vogelstein B, Diaz LA. </w:t>
       </w:r>
       <w:r>
         <w:rPr>
@@ -10039,47 +8066,7 @@
           <w:sz w:val="20"/>
           <w:szCs w:val="20"/>
         </w:rPr>
-        <w:t xml:space="preserve">Wang JS, Sausen M, Parpart-Li S, Murphy DM, </w:t>
-      </w:r>
-      <w:proofErr w:type="spellStart"/>
-      <w:r>
-        <w:rPr>
-          <w:rFonts w:cs="Tahoma"/>
-          <w:b w:val="0"/>
-          <w:sz w:val="20"/>
-          <w:szCs w:val="20"/>
-        </w:rPr>
-        <w:t>Velculescu</w:t>
-      </w:r>
-      <w:proofErr w:type="spellEnd"/>
-      <w:r>
-        <w:rPr>
-          <w:rFonts w:cs="Tahoma"/>
-          <w:b w:val="0"/>
-          <w:sz w:val="20"/>
-          <w:szCs w:val="20"/>
-        </w:rPr>
-        <w:t xml:space="preserve"> VE, Wood LD, </w:t>
-      </w:r>
-      <w:proofErr w:type="spellStart"/>
-      <w:r>
-        <w:rPr>
-          <w:rFonts w:cs="Tahoma"/>
-          <w:b w:val="0"/>
-          <w:sz w:val="20"/>
-          <w:szCs w:val="20"/>
-        </w:rPr>
-        <w:t>Solt</w:t>
-      </w:r>
-      <w:proofErr w:type="spellEnd"/>
-      <w:r>
-        <w:rPr>
-          <w:rFonts w:cs="Tahoma"/>
-          <w:b w:val="0"/>
-          <w:sz w:val="20"/>
-          <w:szCs w:val="20"/>
-        </w:rPr>
-        <w:t xml:space="preserve">-Linville S, Sugar E, </w:t>
+        <w:t xml:space="preserve">Wang JS, Sausen M, Parpart-Li S, Murphy DM, Velculescu VE, Wood LD, Solt-Linville S, Sugar E, </w:t>
       </w:r>
       <w:r>
         <w:rPr>
@@ -10097,67 +8084,7 @@
           <w:sz w:val="20"/>
           <w:szCs w:val="20"/>
         </w:rPr>
-        <w:t xml:space="preserve">, Blair C, </w:t>
-      </w:r>
-      <w:proofErr w:type="spellStart"/>
-      <w:r>
-        <w:rPr>
-          <w:rFonts w:cs="Tahoma"/>
-          <w:b w:val="0"/>
-          <w:sz w:val="20"/>
-          <w:szCs w:val="20"/>
-        </w:rPr>
-        <w:t>Dauses</w:t>
-      </w:r>
-      <w:proofErr w:type="spellEnd"/>
-      <w:r>
-        <w:rPr>
-          <w:rFonts w:cs="Tahoma"/>
-          <w:b w:val="0"/>
-          <w:sz w:val="20"/>
-          <w:szCs w:val="20"/>
-        </w:rPr>
-        <w:t xml:space="preserve"> T, Jaffee EM, </w:t>
-      </w:r>
-      <w:proofErr w:type="spellStart"/>
-      <w:r>
-        <w:rPr>
-          <w:rFonts w:cs="Tahoma"/>
-          <w:b w:val="0"/>
-          <w:sz w:val="20"/>
-          <w:szCs w:val="20"/>
-        </w:rPr>
-        <w:t>Hruban</w:t>
-      </w:r>
-      <w:proofErr w:type="spellEnd"/>
-      <w:r>
-        <w:rPr>
-          <w:rFonts w:cs="Tahoma"/>
-          <w:b w:val="0"/>
-          <w:sz w:val="20"/>
-          <w:szCs w:val="20"/>
-        </w:rPr>
-        <w:t xml:space="preserve"> RH, </w:t>
-      </w:r>
-      <w:proofErr w:type="spellStart"/>
-      <w:r>
-        <w:rPr>
-          <w:rFonts w:cs="Tahoma"/>
-          <w:b w:val="0"/>
-          <w:sz w:val="20"/>
-          <w:szCs w:val="20"/>
-        </w:rPr>
-        <w:t>Laheru</w:t>
-      </w:r>
-      <w:proofErr w:type="spellEnd"/>
-      <w:r>
-        <w:rPr>
-          <w:rFonts w:cs="Tahoma"/>
-          <w:b w:val="0"/>
-          <w:sz w:val="20"/>
-          <w:szCs w:val="20"/>
-        </w:rPr>
-        <w:t xml:space="preserve"> D, Diaz LA. </w:t>
+        <w:t xml:space="preserve">, Blair C, Dauses T, Jaffee EM, Hruban RH, Laheru D, Diaz LA. </w:t>
       </w:r>
       <w:r>
         <w:rPr>
@@ -10175,27 +8102,7 @@
           <w:sz w:val="20"/>
           <w:szCs w:val="20"/>
         </w:rPr>
-        <w:t>Circulating tumor DNA (</w:t>
-      </w:r>
-      <w:proofErr w:type="spellStart"/>
-      <w:r>
-        <w:rPr>
-          <w:rFonts w:cs="Tahoma"/>
-          <w:b w:val="0"/>
-          <w:sz w:val="20"/>
-          <w:szCs w:val="20"/>
-        </w:rPr>
-        <w:t>ctDNA</w:t>
-      </w:r>
-      <w:proofErr w:type="spellEnd"/>
-      <w:r>
-        <w:rPr>
-          <w:rFonts w:cs="Tahoma"/>
-          <w:b w:val="0"/>
-          <w:sz w:val="20"/>
-          <w:szCs w:val="20"/>
-        </w:rPr>
-        <w:t>) as a prognostic marker for recurrence in resected pancreas cancer.</w:t>
+        <w:t>Circulating tumor DNA (ctDNA) as a prognostic marker for recurrence in resected pancreas cancer.</w:t>
       </w:r>
       <w:r>
         <w:rPr>
@@ -10315,45 +8222,14 @@
           <w:szCs w:val="20"/>
         </w:rPr>
       </w:pPr>
-      <w:proofErr w:type="spellStart"/>
-      <w:r>
-        <w:rPr>
-          <w:rFonts w:cs="Tahoma"/>
-          <w:b w:val="0"/>
-          <w:sz w:val="20"/>
-          <w:szCs w:val="20"/>
-        </w:rPr>
-        <w:t>Bettegowda</w:t>
-      </w:r>
-      <w:proofErr w:type="spellEnd"/>
-      <w:r>
-        <w:rPr>
-          <w:rFonts w:cs="Tahoma"/>
-          <w:b w:val="0"/>
-          <w:sz w:val="20"/>
-          <w:szCs w:val="20"/>
-        </w:rPr>
-        <w:t xml:space="preserve"> C, </w:t>
-      </w:r>
-      <w:proofErr w:type="spellStart"/>
-      <w:r>
-        <w:rPr>
-          <w:rFonts w:cs="Tahoma"/>
-          <w:b w:val="0"/>
-          <w:sz w:val="20"/>
-          <w:szCs w:val="20"/>
-        </w:rPr>
-        <w:t>Sausen</w:t>
-      </w:r>
-      <w:proofErr w:type="spellEnd"/>
-      <w:r>
-        <w:rPr>
-          <w:rFonts w:cs="Tahoma"/>
-          <w:b w:val="0"/>
-          <w:sz w:val="20"/>
-          <w:szCs w:val="20"/>
-        </w:rPr>
-        <w:t xml:space="preserve"> M, Leary R, Kinde I, Agrawal N, </w:t>
+      <w:r>
+        <w:rPr>
+          <w:rFonts w:cs="Tahoma"/>
+          <w:b w:val="0"/>
+          <w:sz w:val="20"/>
+          <w:szCs w:val="20"/>
+        </w:rPr>
+        <w:t xml:space="preserve">Bettegowda C, Sausen M, Leary R, Kinde I, Agrawal N, </w:t>
       </w:r>
       <w:r>
         <w:rPr>
@@ -10482,27 +8358,7 @@
           <w:sz w:val="20"/>
           <w:szCs w:val="20"/>
         </w:rPr>
-        <w:t xml:space="preserve">The Effect of </w:t>
-      </w:r>
-      <w:proofErr w:type="spellStart"/>
-      <w:r>
-        <w:rPr>
-          <w:rFonts w:cs="Tahoma"/>
-          <w:b w:val="0"/>
-          <w:sz w:val="20"/>
-          <w:szCs w:val="20"/>
-        </w:rPr>
-        <w:t>Venlofaxin</w:t>
-      </w:r>
-      <w:proofErr w:type="spellEnd"/>
-      <w:r>
-        <w:rPr>
-          <w:rFonts w:cs="Tahoma"/>
-          <w:b w:val="0"/>
-          <w:sz w:val="20"/>
-          <w:szCs w:val="20"/>
-        </w:rPr>
-        <w:t xml:space="preserve"> on the Burrowing Speed of </w:t>
+        <w:t xml:space="preserve">The Effect of Venlofaxin on the Burrowing Speed of </w:t>
       </w:r>
       <w:r>
         <w:rPr>
@@ -10512,29 +8368,7 @@
           <w:sz w:val="20"/>
           <w:szCs w:val="20"/>
         </w:rPr>
-        <w:t xml:space="preserve">Corbicula </w:t>
-      </w:r>
-      <w:proofErr w:type="spellStart"/>
-      <w:r>
-        <w:rPr>
-          <w:rFonts w:cs="Tahoma"/>
-          <w:b w:val="0"/>
-          <w:i/>
-          <w:sz w:val="20"/>
-          <w:szCs w:val="20"/>
-        </w:rPr>
-        <w:t>fluminea</w:t>
-      </w:r>
-      <w:proofErr w:type="spellEnd"/>
-      <w:r>
-        <w:rPr>
-          <w:rFonts w:cs="Tahoma"/>
-          <w:b w:val="0"/>
-          <w:i/>
-          <w:sz w:val="20"/>
-          <w:szCs w:val="20"/>
-        </w:rPr>
-        <w:t>.</w:t>
+        <w:t>Corbicula fluminea.</w:t>
       </w:r>
       <w:r>
         <w:rPr>
@@ -10781,7 +8615,7 @@
         </w:rPr>
         <w:t xml:space="preserve">Article: </w:t>
       </w:r>
-      <w:hyperlink r:id="rId12" w:history="1">
+      <w:hyperlink r:id="rId8" w:history="1">
         <w:r>
           <w:rPr>
             <w:rStyle w:val="Hyperlink"/>
@@ -10898,7 +8732,7 @@
         </w:rPr>
         <w:t xml:space="preserve">Article: </w:t>
       </w:r>
-      <w:hyperlink r:id="rId13" w:history="1">
+      <w:hyperlink r:id="rId9" w:history="1">
         <w:r>
           <w:rPr>
             <w:rStyle w:val="Hyperlink"/>
@@ -13213,27 +11047,7 @@
           <w:sz w:val="20"/>
           <w:szCs w:val="20"/>
         </w:rPr>
-        <w:t xml:space="preserve">Topic: How </w:t>
-      </w:r>
-      <w:proofErr w:type="spellStart"/>
-      <w:r>
-        <w:rPr>
-          <w:rFonts w:cs="Tahoma"/>
-          <w:b w:val="0"/>
-          <w:sz w:val="20"/>
-          <w:szCs w:val="20"/>
-        </w:rPr>
-        <w:t>altmetrics</w:t>
-      </w:r>
-      <w:proofErr w:type="spellEnd"/>
-      <w:r>
-        <w:rPr>
-          <w:rFonts w:cs="Tahoma"/>
-          <w:b w:val="0"/>
-          <w:sz w:val="20"/>
-          <w:szCs w:val="20"/>
-        </w:rPr>
-        <w:t xml:space="preserve"> could help level the playing field for women in STEM</w:t>
+        <w:t>Topic: How altmetrics could help level the playing field for women in STEM</w:t>
       </w:r>
     </w:p>
     <w:p>
@@ -14276,27 +12090,7 @@
           <w:sz w:val="20"/>
           <w:szCs w:val="20"/>
         </w:rPr>
-        <w:t xml:space="preserve"> GENE-</w:t>
-      </w:r>
-      <w:proofErr w:type="spellStart"/>
-      <w:r>
-        <w:rPr>
-          <w:rFonts w:cs="Tahoma"/>
-          <w:b w:val="0"/>
-          <w:sz w:val="20"/>
-          <w:szCs w:val="20"/>
-        </w:rPr>
-        <w:t>ius</w:t>
-      </w:r>
-      <w:proofErr w:type="spellEnd"/>
-      <w:r>
-        <w:rPr>
-          <w:rFonts w:cs="Tahoma"/>
-          <w:b w:val="0"/>
-          <w:sz w:val="20"/>
-          <w:szCs w:val="20"/>
-        </w:rPr>
-        <w:t xml:space="preserve"> Day Summer Program</w:t>
+        <w:t xml:space="preserve"> GENE-ius Day Summer Program</w:t>
       </w:r>
       <w:r>
         <w:rPr>
@@ -15621,57 +13415,7 @@
           <w:sz w:val="20"/>
           <w:szCs w:val="20"/>
         </w:rPr>
-        <w:t>3051 SW Campus Way</w:t>
-      </w:r>
-      <w:r>
-        <w:rPr>
-          <w:rFonts w:cs="Tahoma"/>
-          <w:b w:val="0"/>
-          <w:bCs/>
-          <w:sz w:val="20"/>
-          <w:szCs w:val="20"/>
-        </w:rPr>
-        <w:t xml:space="preserve">, </w:t>
-      </w:r>
-      <w:r>
-        <w:rPr>
-          <w:rFonts w:cs="Tahoma"/>
-          <w:b w:val="0"/>
-          <w:bCs/>
-          <w:sz w:val="20"/>
-          <w:szCs w:val="20"/>
-        </w:rPr>
-        <w:t>Wiegand Hall,</w:t>
-      </w:r>
-      <w:r>
-        <w:rPr>
-          <w:rFonts w:cs="Tahoma"/>
-          <w:b w:val="0"/>
-          <w:bCs/>
-          <w:sz w:val="20"/>
-          <w:szCs w:val="20"/>
-        </w:rPr>
-        <w:t xml:space="preserve"> </w:t>
-      </w:r>
-      <w:r>
-        <w:rPr>
-          <w:rFonts w:cs="Tahoma"/>
-          <w:b w:val="0"/>
-          <w:bCs/>
-          <w:sz w:val="20"/>
-          <w:szCs w:val="20"/>
-        </w:rPr>
-        <w:t>Corvallis, OR 97331</w:t>
-      </w:r>
-      <w:r>
-        <w:rPr>
-          <w:rFonts w:cs="Tahoma"/>
-          <w:b w:val="0"/>
-          <w:bCs/>
-          <w:sz w:val="20"/>
-          <w:szCs w:val="20"/>
-        </w:rPr>
-        <w:t xml:space="preserve"> </w:t>
+        <w:t xml:space="preserve">3051 SW Campus Way, Wiegand Hall, Corvallis, OR 97331 </w:t>
       </w:r>
     </w:p>
     <w:p>
@@ -15698,37 +13442,7 @@
           <w:sz w:val="20"/>
           <w:szCs w:val="20"/>
         </w:rPr>
-        <w:t>(</w:t>
-      </w:r>
-      <w:r>
-        <w:rPr>
-          <w:rFonts w:cs="Tahoma"/>
-          <w:b w:val="0"/>
-          <w:bCs/>
-          <w:sz w:val="20"/>
-          <w:szCs w:val="20"/>
-        </w:rPr>
-        <w:t>541</w:t>
-      </w:r>
-      <w:r>
-        <w:rPr>
-          <w:rFonts w:cs="Tahoma"/>
-          <w:b w:val="0"/>
-          <w:bCs/>
-          <w:sz w:val="20"/>
-          <w:szCs w:val="20"/>
-        </w:rPr>
-        <w:t>)</w:t>
-      </w:r>
-      <w:r>
-        <w:rPr>
-          <w:rFonts w:cs="Tahoma"/>
-          <w:b w:val="0"/>
-          <w:bCs/>
-          <w:sz w:val="20"/>
-          <w:szCs w:val="20"/>
-        </w:rPr>
-        <w:t>737-1599</w:t>
+        <w:t>(541)737-1599</w:t>
       </w:r>
     </w:p>
     <w:p>
@@ -15748,7 +13462,7 @@
           <w:szCs w:val="20"/>
         </w:rPr>
       </w:pPr>
-      <w:hyperlink r:id="rId14" w:history="1">
+      <w:hyperlink r:id="rId10" w:history="1">
         <w:r>
           <w:rPr>
             <w:rStyle w:val="Hyperlink"/>
@@ -15787,27 +13501,7 @@
           <w:sz w:val="20"/>
           <w:szCs w:val="20"/>
         </w:rPr>
-        <w:t xml:space="preserve">Direct supervisor </w:t>
-      </w:r>
-      <w:r>
-        <w:rPr>
-          <w:rFonts w:cs="Tahoma"/>
-          <w:b w:val="0"/>
-          <w:bCs/>
-          <w:sz w:val="20"/>
-          <w:szCs w:val="20"/>
-        </w:rPr>
-        <w:t>at Oregon State University</w:t>
-      </w:r>
-      <w:r>
-        <w:rPr>
-          <w:rFonts w:cs="Tahoma"/>
-          <w:b w:val="0"/>
-          <w:bCs/>
-          <w:sz w:val="20"/>
-          <w:szCs w:val="20"/>
-        </w:rPr>
-        <w:t>.</w:t>
+        <w:t>Direct supervisor at Oregon State University.</w:t>
       </w:r>
     </w:p>
     <w:p>
@@ -15873,29 +13567,7 @@
           <w:sz w:val="20"/>
           <w:szCs w:val="20"/>
         </w:rPr>
-        <w:t xml:space="preserve">3190 </w:t>
-      </w:r>
-      <w:proofErr w:type="spellStart"/>
-      <w:r>
-        <w:rPr>
-          <w:rFonts w:cs="Tahoma"/>
-          <w:b w:val="0"/>
-          <w:bCs/>
-          <w:sz w:val="20"/>
-          <w:szCs w:val="20"/>
-        </w:rPr>
-        <w:t>Maile</w:t>
-      </w:r>
-      <w:proofErr w:type="spellEnd"/>
-      <w:r>
-        <w:rPr>
-          <w:rFonts w:cs="Tahoma"/>
-          <w:b w:val="0"/>
-          <w:bCs/>
-          <w:sz w:val="20"/>
-          <w:szCs w:val="20"/>
-        </w:rPr>
-        <w:t xml:space="preserve"> Way, Room 102, Honolulu, Hawaii 96822</w:t>
+        <w:t>3190 Maile Way, Room 102, Honolulu, Hawaii 96822</w:t>
       </w:r>
     </w:p>
     <w:p>
@@ -15941,7 +13613,7 @@
           <w:szCs w:val="20"/>
         </w:rPr>
       </w:pPr>
-      <w:hyperlink r:id="rId15" w:history="1">
+      <w:hyperlink r:id="rId11" w:history="1">
         <w:r>
           <w:rPr>
             <w:rStyle w:val="Hyperlink"/>
@@ -16106,7 +13778,7 @@
           <w:szCs w:val="20"/>
         </w:rPr>
       </w:pPr>
-      <w:hyperlink r:id="rId16" w:history="1">
+      <w:hyperlink r:id="rId12" w:history="1">
         <w:r>
           <w:rPr>
             <w:rStyle w:val="Hyperlink"/>
@@ -16243,52 +13915,7 @@
           <w:sz w:val="20"/>
           <w:szCs w:val="20"/>
         </w:rPr>
-        <w:t>(</w:t>
-      </w:r>
-      <w:r>
-        <w:rPr>
-          <w:rFonts w:cs="Tahoma"/>
-          <w:b w:val="0"/>
-          <w:sz w:val="20"/>
-          <w:szCs w:val="20"/>
-        </w:rPr>
-        <w:t>646</w:t>
-      </w:r>
-      <w:r>
-        <w:rPr>
-          <w:rFonts w:cs="Tahoma"/>
-          <w:b w:val="0"/>
-          <w:sz w:val="20"/>
-          <w:szCs w:val="20"/>
-        </w:rPr>
-        <w:t>)</w:t>
-      </w:r>
-      <w:r>
-        <w:rPr>
-          <w:rFonts w:cs="Tahoma"/>
-          <w:b w:val="0"/>
-          <w:sz w:val="20"/>
-          <w:szCs w:val="20"/>
-        </w:rPr>
-        <w:t>888</w:t>
-      </w:r>
-      <w:r>
-        <w:rPr>
-          <w:rFonts w:cs="Tahoma"/>
-          <w:b w:val="0"/>
-          <w:sz w:val="20"/>
-          <w:szCs w:val="20"/>
-        </w:rPr>
-        <w:t>-</w:t>
-      </w:r>
-      <w:r>
-        <w:rPr>
-          <w:rFonts w:cs="Tahoma"/>
-          <w:b w:val="0"/>
-          <w:sz w:val="20"/>
-          <w:szCs w:val="20"/>
-        </w:rPr>
-        <w:t>4204</w:t>
+        <w:t>(646)888-4204</w:t>
       </w:r>
     </w:p>
     <w:p>
@@ -16305,7 +13932,7 @@
           <w:szCs w:val="20"/>
         </w:rPr>
       </w:pPr>
-      <w:hyperlink r:id="rId17" w:history="1">
+      <w:hyperlink r:id="rId13" w:history="1">
         <w:r>
           <w:rPr>
             <w:rStyle w:val="Hyperlink"/>
@@ -16369,9 +13996,9 @@
       </w:pPr>
     </w:p>
     <w:sectPr>
-      <w:headerReference w:type="even" r:id="rId18"/>
-      <w:footerReference w:type="even" r:id="rId19"/>
-      <w:footerReference w:type="default" r:id="rId20"/>
+      <w:headerReference w:type="even" r:id="rId14"/>
+      <w:footerReference w:type="even" r:id="rId15"/>
+      <w:footerReference w:type="default" r:id="rId16"/>
       <w:pgSz w:w="12240" w:h="15840"/>
       <w:pgMar w:top="1449" w:right="1170" w:bottom="1440" w:left="990" w:header="720" w:footer="720" w:gutter="0"/>
       <w:cols w:space="720"/>
@@ -16380,53 +14007,6 @@
     </w:sectPr>
   </w:body>
 </w:document>
-</file>
-
-<file path=word/comments.xml><?xml version="1.0" encoding="utf-8"?>
-<w:comments xmlns:wpc="http://schemas.microsoft.com/office/word/2010/wordprocessingCanvas" xmlns:cx="http://schemas.microsoft.com/office/drawing/2014/chartex" xmlns:cx1="http://schemas.microsoft.com/office/drawing/2015/9/8/chartex" xmlns:cx2="http://schemas.microsoft.com/office/drawing/2015/10/21/chartex" xmlns:cx3="http://schemas.microsoft.com/office/drawing/2016/5/9/chartex" xmlns:cx4="http://schemas.microsoft.com/office/drawing/2016/5/10/chartex" xmlns:cx5="http://schemas.microsoft.com/office/drawing/2016/5/11/chartex" xmlns:cx6="http://schemas.microsoft.com/office/drawing/2016/5/12/chartex" xmlns:cx7="http://schemas.microsoft.com/office/drawing/2016/5/13/chartex" xmlns:cx8="http://schemas.microsoft.com/office/drawing/2016/5/14/chartex" xmlns:mc="http://schemas.openxmlformats.org/markup-compatibility/2006" xmlns:aink="http://schemas.microsoft.com/office/drawing/2016/ink" xmlns:am3d="http://schemas.microsoft.com/office/drawing/2017/model3d" xmlns:o="urn:schemas-microsoft-com:office:office" xmlns:oel="http://schemas.microsoft.com/office/2019/extlst" xmlns:r="http://schemas.openxmlformats.org/officeDocument/2006/relationships" xmlns:m="http://schemas.openxmlformats.org/officeDocument/2006/math" xmlns:v="urn:schemas-microsoft-com:vml" xmlns:wp14="http://schemas.microsoft.com/office/word/2010/wordprocessingDrawing" xmlns:wp="http://schemas.openxmlformats.org/drawingml/2006/wordprocessingDrawing" xmlns:w10="urn:schemas-microsoft-com:office:word" xmlns:w="http://schemas.openxmlformats.org/wordprocessingml/2006/main" xmlns:w14="http://schemas.microsoft.com/office/word/2010/wordml" xmlns:w15="http://schemas.microsoft.com/office/word/2012/wordml" xmlns:w16cex="http://schemas.microsoft.com/office/word/2018/wordml/cex" xmlns:w16cid="http://schemas.microsoft.com/office/word/2016/wordml/cid" xmlns:w16="http://schemas.microsoft.com/office/word/2018/wordml" xmlns:w16sdtdh="http://schemas.microsoft.com/office/word/2020/wordml/sdtdatahash" xmlns:w16se="http://schemas.microsoft.com/office/word/2015/wordml/symex" xmlns:wpg="http://schemas.microsoft.com/office/word/2010/wordprocessingGroup" xmlns:wpi="http://schemas.microsoft.com/office/word/2010/wordprocessingInk" xmlns:wne="http://schemas.microsoft.com/office/word/2006/wordml" xmlns:wps="http://schemas.microsoft.com/office/word/2010/wordprocessingShape" mc:Ignorable="w14 w15 w16se w16cid w16 w16cex w16sdtdh wp14">
-  <w:comment w:id="0" w:author="Andrew Skora" w:date="2023-06-05T15:29:00Z" w:initials="AS">
-    <w:p>
-      <w:pPr>
-        <w:pStyle w:val="CommentText"/>
-      </w:pPr>
-      <w:r>
-        <w:rPr>
-          <w:rStyle w:val="CommentReference"/>
-        </w:rPr>
-        <w:annotationRef/>
-      </w:r>
-      <w:r>
-        <w:t xml:space="preserve">This is a very good description. Only comment is to add more programming/ database models if you have them. </w:t>
-      </w:r>
-    </w:p>
-    <w:p>
-      <w:pPr>
-        <w:pStyle w:val="CommentText"/>
-      </w:pPr>
-      <w:r>
-        <w:t>Also do not be shy, use specifics:  for example what did you discover about prognostic signatures?</w:t>
-      </w:r>
-    </w:p>
-  </w:comment>
-</w:comments>
-</file>
-
-<file path=word/commentsExtended.xml><?xml version="1.0" encoding="utf-8"?>
-<w15:commentsEx xmlns:wpc="http://schemas.microsoft.com/office/word/2010/wordprocessingCanvas" xmlns:cx="http://schemas.microsoft.com/office/drawing/2014/chartex" xmlns:cx1="http://schemas.microsoft.com/office/drawing/2015/9/8/chartex" xmlns:cx2="http://schemas.microsoft.com/office/drawing/2015/10/21/chartex" xmlns:cx3="http://schemas.microsoft.com/office/drawing/2016/5/9/chartex" xmlns:cx4="http://schemas.microsoft.com/office/drawing/2016/5/10/chartex" xmlns:cx5="http://schemas.microsoft.com/office/drawing/2016/5/11/chartex" xmlns:cx6="http://schemas.microsoft.com/office/drawing/2016/5/12/chartex" xmlns:cx7="http://schemas.microsoft.com/office/drawing/2016/5/13/chartex" xmlns:cx8="http://schemas.microsoft.com/office/drawing/2016/5/14/chartex" xmlns:mc="http://schemas.openxmlformats.org/markup-compatibility/2006" xmlns:aink="http://schemas.microsoft.com/office/drawing/2016/ink" xmlns:am3d="http://schemas.microsoft.com/office/drawing/2017/model3d" xmlns:o="urn:schemas-microsoft-com:office:office" xmlns:oel="http://schemas.microsoft.com/office/2019/extlst" xmlns:r="http://schemas.openxmlformats.org/officeDocument/2006/relationships" xmlns:m="http://schemas.openxmlformats.org/officeDocument/2006/math" xmlns:v="urn:schemas-microsoft-com:vml" xmlns:wp14="http://schemas.microsoft.com/office/word/2010/wordprocessingDrawing" xmlns:wp="http://schemas.openxmlformats.org/drawingml/2006/wordprocessingDrawing" xmlns:w10="urn:schemas-microsoft-com:office:word" xmlns:w="http://schemas.openxmlformats.org/wordprocessingml/2006/main" xmlns:w14="http://schemas.microsoft.com/office/word/2010/wordml" xmlns:w15="http://schemas.microsoft.com/office/word/2012/wordml" xmlns:w16cex="http://schemas.microsoft.com/office/word/2018/wordml/cex" xmlns:w16cid="http://schemas.microsoft.com/office/word/2016/wordml/cid" xmlns:w16="http://schemas.microsoft.com/office/word/2018/wordml" xmlns:w16sdtdh="http://schemas.microsoft.com/office/word/2020/wordml/sdtdatahash" xmlns:w16se="http://schemas.microsoft.com/office/word/2015/wordml/symex" xmlns:wpg="http://schemas.microsoft.com/office/word/2010/wordprocessingGroup" xmlns:wpi="http://schemas.microsoft.com/office/word/2010/wordprocessingInk" xmlns:wne="http://schemas.microsoft.com/office/word/2006/wordml" xmlns:wps="http://schemas.microsoft.com/office/word/2010/wordprocessingShape" mc:Ignorable="w14 w15 w16se w16cid w16 w16cex w16sdtdh wp14">
-  <w15:commentEx w15:paraId="3BA6637E" w15:done="0"/>
-</w15:commentsEx>
-</file>
-
-<file path=word/commentsExtensible.xml><?xml version="1.0" encoding="utf-8"?>
-<w16cex:commentsExtensible xmlns:wpc="http://schemas.microsoft.com/office/word/2010/wordprocessingCanvas" xmlns:cx="http://schemas.microsoft.com/office/drawing/2014/chartex" xmlns:cx1="http://schemas.microsoft.com/office/drawing/2015/9/8/chartex" xmlns:cx2="http://schemas.microsoft.com/office/drawing/2015/10/21/chartex" xmlns:cx3="http://schemas.microsoft.com/office/drawing/2016/5/9/chartex" xmlns:cx4="http://schemas.microsoft.com/office/drawing/2016/5/10/chartex" xmlns:cx5="http://schemas.microsoft.com/office/drawing/2016/5/11/chartex" xmlns:cx6="http://schemas.microsoft.com/office/drawing/2016/5/12/chartex" xmlns:cx7="http://schemas.microsoft.com/office/drawing/2016/5/13/chartex" xmlns:cx8="http://schemas.microsoft.com/office/drawing/2016/5/14/chartex" xmlns:mc="http://schemas.openxmlformats.org/markup-compatibility/2006" xmlns:aink="http://schemas.microsoft.com/office/drawing/2016/ink" xmlns:am3d="http://schemas.microsoft.com/office/drawing/2017/model3d" xmlns:o="urn:schemas-microsoft-com:office:office" xmlns:oel="http://schemas.microsoft.com/office/2019/extlst" xmlns:r="http://schemas.openxmlformats.org/officeDocument/2006/relationships" xmlns:m="http://schemas.openxmlformats.org/officeDocument/2006/math" xmlns:v="urn:schemas-microsoft-com:vml" xmlns:wp14="http://schemas.microsoft.com/office/word/2010/wordprocessingDrawing" xmlns:wp="http://schemas.openxmlformats.org/drawingml/2006/wordprocessingDrawing" xmlns:w10="urn:schemas-microsoft-com:office:word" xmlns:w="http://schemas.openxmlformats.org/wordprocessingml/2006/main" xmlns:w14="http://schemas.microsoft.com/office/word/2010/wordml" xmlns:w15="http://schemas.microsoft.com/office/word/2012/wordml" xmlns:w16cex="http://schemas.microsoft.com/office/word/2018/wordml/cex" xmlns:w16cid="http://schemas.microsoft.com/office/word/2016/wordml/cid" xmlns:w16="http://schemas.microsoft.com/office/word/2018/wordml" xmlns:w16sdtdh="http://schemas.microsoft.com/office/word/2020/wordml/sdtdatahash" xmlns:w16se="http://schemas.microsoft.com/office/word/2015/wordml/symex" xmlns:wpg="http://schemas.microsoft.com/office/word/2010/wordprocessingGroup" xmlns:wpi="http://schemas.microsoft.com/office/word/2010/wordprocessingInk" xmlns:wne="http://schemas.microsoft.com/office/word/2006/wordml" xmlns:wps="http://schemas.microsoft.com/office/word/2010/wordprocessingShape" mc:Ignorable="w14 w15 w16se w16cid w16 w16cex w16sdtdh wp14">
-  <w16cex:commentExtensible w16cex:durableId="28287DBC" w16cex:dateUtc="2023-06-05T22:29:00Z"/>
-</w16cex:commentsExtensible>
-</file>
-
-<file path=word/commentsIds.xml><?xml version="1.0" encoding="utf-8"?>
-<w16cid:commentsIds xmlns:wpc="http://schemas.microsoft.com/office/word/2010/wordprocessingCanvas" xmlns:cx="http://schemas.microsoft.com/office/drawing/2014/chartex" xmlns:cx1="http://schemas.microsoft.com/office/drawing/2015/9/8/chartex" xmlns:cx2="http://schemas.microsoft.com/office/drawing/2015/10/21/chartex" xmlns:cx3="http://schemas.microsoft.com/office/drawing/2016/5/9/chartex" xmlns:cx4="http://schemas.microsoft.com/office/drawing/2016/5/10/chartex" xmlns:cx5="http://schemas.microsoft.com/office/drawing/2016/5/11/chartex" xmlns:cx6="http://schemas.microsoft.com/office/drawing/2016/5/12/chartex" xmlns:cx7="http://schemas.microsoft.com/office/drawing/2016/5/13/chartex" xmlns:cx8="http://schemas.microsoft.com/office/drawing/2016/5/14/chartex" xmlns:mc="http://schemas.openxmlformats.org/markup-compatibility/2006" xmlns:aink="http://schemas.microsoft.com/office/drawing/2016/ink" xmlns:am3d="http://schemas.microsoft.com/office/drawing/2017/model3d" xmlns:o="urn:schemas-microsoft-com:office:office" xmlns:oel="http://schemas.microsoft.com/office/2019/extlst" xmlns:r="http://schemas.openxmlformats.org/officeDocument/2006/relationships" xmlns:m="http://schemas.openxmlformats.org/officeDocument/2006/math" xmlns:v="urn:schemas-microsoft-com:vml" xmlns:wp14="http://schemas.microsoft.com/office/word/2010/wordprocessingDrawing" xmlns:wp="http://schemas.openxmlformats.org/drawingml/2006/wordprocessingDrawing" xmlns:w10="urn:schemas-microsoft-com:office:word" xmlns:w="http://schemas.openxmlformats.org/wordprocessingml/2006/main" xmlns:w14="http://schemas.microsoft.com/office/word/2010/wordml" xmlns:w15="http://schemas.microsoft.com/office/word/2012/wordml" xmlns:w16cex="http://schemas.microsoft.com/office/word/2018/wordml/cex" xmlns:w16cid="http://schemas.microsoft.com/office/word/2016/wordml/cid" xmlns:w16="http://schemas.microsoft.com/office/word/2018/wordml" xmlns:w16sdtdh="http://schemas.microsoft.com/office/word/2020/wordml/sdtdatahash" xmlns:w16se="http://schemas.microsoft.com/office/word/2015/wordml/symex" xmlns:wpg="http://schemas.microsoft.com/office/word/2010/wordprocessingGroup" xmlns:wpi="http://schemas.microsoft.com/office/word/2010/wordprocessingInk" xmlns:wne="http://schemas.microsoft.com/office/word/2006/wordml" xmlns:wps="http://schemas.microsoft.com/office/word/2010/wordprocessingShape" mc:Ignorable="w14 w15 w16se w16cid w16 w16cex w16sdtdh wp14">
-  <w16cid:commentId w16cid:paraId="3BA6637E" w16cid:durableId="28287DBC"/>
-</w16cid:commentsIds>
 </file>
 
 <file path=word/endnotes.xml><?xml version="1.0" encoding="utf-8"?>
@@ -21009,14 +18589,6 @@
     <w:abstractNumId w:val="7"/>
   </w:num>
 </w:numbering>
-</file>
-
-<file path=word/people.xml><?xml version="1.0" encoding="utf-8"?>
-<w15:people xmlns:wpc="http://schemas.microsoft.com/office/word/2010/wordprocessingCanvas" xmlns:cx="http://schemas.microsoft.com/office/drawing/2014/chartex" xmlns:cx1="http://schemas.microsoft.com/office/drawing/2015/9/8/chartex" xmlns:cx2="http://schemas.microsoft.com/office/drawing/2015/10/21/chartex" xmlns:cx3="http://schemas.microsoft.com/office/drawing/2016/5/9/chartex" xmlns:cx4="http://schemas.microsoft.com/office/drawing/2016/5/10/chartex" xmlns:cx5="http://schemas.microsoft.com/office/drawing/2016/5/11/chartex" xmlns:cx6="http://schemas.microsoft.com/office/drawing/2016/5/12/chartex" xmlns:cx7="http://schemas.microsoft.com/office/drawing/2016/5/13/chartex" xmlns:cx8="http://schemas.microsoft.com/office/drawing/2016/5/14/chartex" xmlns:mc="http://schemas.openxmlformats.org/markup-compatibility/2006" xmlns:aink="http://schemas.microsoft.com/office/drawing/2016/ink" xmlns:am3d="http://schemas.microsoft.com/office/drawing/2017/model3d" xmlns:o="urn:schemas-microsoft-com:office:office" xmlns:oel="http://schemas.microsoft.com/office/2019/extlst" xmlns:r="http://schemas.openxmlformats.org/officeDocument/2006/relationships" xmlns:m="http://schemas.openxmlformats.org/officeDocument/2006/math" xmlns:v="urn:schemas-microsoft-com:vml" xmlns:wp14="http://schemas.microsoft.com/office/word/2010/wordprocessingDrawing" xmlns:wp="http://schemas.openxmlformats.org/drawingml/2006/wordprocessingDrawing" xmlns:w10="urn:schemas-microsoft-com:office:word" xmlns:w="http://schemas.openxmlformats.org/wordprocessingml/2006/main" xmlns:w14="http://schemas.microsoft.com/office/word/2010/wordml" xmlns:w15="http://schemas.microsoft.com/office/word/2012/wordml" xmlns:w16cex="http://schemas.microsoft.com/office/word/2018/wordml/cex" xmlns:w16cid="http://schemas.microsoft.com/office/word/2016/wordml/cid" xmlns:w16="http://schemas.microsoft.com/office/word/2018/wordml" xmlns:w16sdtdh="http://schemas.microsoft.com/office/word/2020/wordml/sdtdatahash" xmlns:w16se="http://schemas.microsoft.com/office/word/2015/wordml/symex" xmlns:wpg="http://schemas.microsoft.com/office/word/2010/wordprocessingGroup" xmlns:wpi="http://schemas.microsoft.com/office/word/2010/wordprocessingInk" xmlns:wne="http://schemas.microsoft.com/office/word/2006/wordml" xmlns:wps="http://schemas.microsoft.com/office/word/2010/wordprocessingShape" mc:Ignorable="w14 w15 w16se w16cid w16 w16cex w16sdtdh wp14">
-  <w15:person w15:author="Andrew Skora">
-    <w15:presenceInfo w15:providerId="AD" w15:userId="S::askora@Viracta.com::3620f9c2-3cb2-4410-9a1d-231704135abc"/>
-  </w15:person>
-</w15:people>
 </file>
 
 <file path=word/styles.xml><?xml version="1.0" encoding="utf-8"?>
@@ -21455,6 +19027,7 @@
   <w:style w:type="character" w:default="1" w:styleId="DefaultParagraphFont">
     <w:name w:val="Default Paragraph Font"/>
     <w:uiPriority w:val="1"/>
+    <w:semiHidden/>
     <w:unhideWhenUsed/>
   </w:style>
   <w:style w:type="table" w:default="1" w:styleId="TableNormal">

--- a/cv/Bjarne_R_Bartlett_CV.docx
+++ b/cv/Bjarne_R_Bartlett_CV.docx
@@ -169,16 +169,16 @@
           <w:sz w:val="20"/>
           <w:szCs w:val="20"/>
         </w:rPr>
-        <w:t>An independent, self-motivated scientist</w:t>
-      </w:r>
-      <w:r>
-        <w:rPr>
-          <w:rFonts w:cs="Tahoma"/>
-          <w:b w:val="0"/>
-          <w:sz w:val="20"/>
-          <w:szCs w:val="20"/>
-        </w:rPr>
-        <w:t>. P</w:t>
+        <w:t>An independent, self-motivated scientis</w:t>
+      </w:r>
+      <w:r>
+        <w:rPr>
+          <w:rFonts w:cs="Tahoma"/>
+          <w:b w:val="0"/>
+          <w:sz w:val="20"/>
+          <w:szCs w:val="20"/>
+        </w:rPr>
+        <w:t>t with a p</w:t>
       </w:r>
       <w:r>
         <w:rPr>
@@ -214,7 +214,25 @@
           <w:sz w:val="20"/>
           <w:szCs w:val="20"/>
         </w:rPr>
-        <w:t xml:space="preserve">resulting in publication. Experience </w:t>
+        <w:t>resulting in publication</w:t>
+      </w:r>
+      <w:r>
+        <w:rPr>
+          <w:rFonts w:cs="Tahoma"/>
+          <w:b w:val="0"/>
+          <w:sz w:val="20"/>
+          <w:szCs w:val="20"/>
+        </w:rPr>
+        <w:t>s</w:t>
+      </w:r>
+      <w:r>
+        <w:rPr>
+          <w:rFonts w:cs="Tahoma"/>
+          <w:b w:val="0"/>
+          <w:sz w:val="20"/>
+          <w:szCs w:val="20"/>
+        </w:rPr>
+        <w:t xml:space="preserve">. Experience </w:t>
       </w:r>
       <w:r>
         <w:rPr>
@@ -608,35 +626,9 @@
           <w:sz w:val="20"/>
           <w:szCs w:val="20"/>
         </w:rPr>
-        <w:t>B. bruxellensis</w:t>
-      </w:r>
-      <w:r>
-        <w:rPr>
-          <w:rFonts w:cs="Tahoma"/>
-          <w:b w:val="0"/>
-          <w:sz w:val="20"/>
-          <w:szCs w:val="20"/>
-        </w:rPr>
-        <w:t xml:space="preserve"> in New Zeland wines using whole genome sequencing data to determine whether the New </w:t>
-      </w:r>
-      <w:r>
-        <w:rPr>
-          <w:rFonts w:cs="Tahoma"/>
-          <w:b w:val="0"/>
-          <w:sz w:val="20"/>
-          <w:szCs w:val="20"/>
-        </w:rPr>
-        <w:t>Zealand</w:t>
-      </w:r>
-      <w:r>
-        <w:rPr>
-          <w:rFonts w:cs="Tahoma"/>
-          <w:b w:val="0"/>
-          <w:sz w:val="20"/>
-          <w:szCs w:val="20"/>
-        </w:rPr>
-        <w:t xml:space="preserve"> isolates of B</w:t>
-      </w:r>
+        <w:t xml:space="preserve">B. </w:t>
+      </w:r>
+      <w:proofErr w:type="spellStart"/>
       <w:r>
         <w:rPr>
           <w:rFonts w:cs="Tahoma"/>
@@ -646,8 +638,80 @@
           <w:sz w:val="20"/>
           <w:szCs w:val="20"/>
         </w:rPr>
-        <w:t>. bruxellensis</w:t>
-      </w:r>
+        <w:t>bruxellensis</w:t>
+      </w:r>
+      <w:proofErr w:type="spellEnd"/>
+      <w:r>
+        <w:rPr>
+          <w:rFonts w:cs="Tahoma"/>
+          <w:b w:val="0"/>
+          <w:sz w:val="20"/>
+          <w:szCs w:val="20"/>
+        </w:rPr>
+        <w:t xml:space="preserve"> in New </w:t>
+      </w:r>
+      <w:proofErr w:type="spellStart"/>
+      <w:r>
+        <w:rPr>
+          <w:rFonts w:cs="Tahoma"/>
+          <w:b w:val="0"/>
+          <w:sz w:val="20"/>
+          <w:szCs w:val="20"/>
+        </w:rPr>
+        <w:t>Zeland</w:t>
+      </w:r>
+      <w:proofErr w:type="spellEnd"/>
+      <w:r>
+        <w:rPr>
+          <w:rFonts w:cs="Tahoma"/>
+          <w:b w:val="0"/>
+          <w:sz w:val="20"/>
+          <w:szCs w:val="20"/>
+        </w:rPr>
+        <w:t xml:space="preserve"> wines using whole genome sequencing data to determine whether the New </w:t>
+      </w:r>
+      <w:r>
+        <w:rPr>
+          <w:rFonts w:cs="Tahoma"/>
+          <w:b w:val="0"/>
+          <w:sz w:val="20"/>
+          <w:szCs w:val="20"/>
+        </w:rPr>
+        <w:t>Zealand</w:t>
+      </w:r>
+      <w:r>
+        <w:rPr>
+          <w:rFonts w:cs="Tahoma"/>
+          <w:b w:val="0"/>
+          <w:sz w:val="20"/>
+          <w:szCs w:val="20"/>
+        </w:rPr>
+        <w:t xml:space="preserve"> isolates of B</w:t>
+      </w:r>
+      <w:r>
+        <w:rPr>
+          <w:rFonts w:cs="Tahoma"/>
+          <w:b w:val="0"/>
+          <w:i/>
+          <w:iCs/>
+          <w:sz w:val="20"/>
+          <w:szCs w:val="20"/>
+        </w:rPr>
+        <w:t xml:space="preserve">. </w:t>
+      </w:r>
+      <w:proofErr w:type="spellStart"/>
+      <w:r>
+        <w:rPr>
+          <w:rFonts w:cs="Tahoma"/>
+          <w:b w:val="0"/>
+          <w:i/>
+          <w:iCs/>
+          <w:sz w:val="20"/>
+          <w:szCs w:val="20"/>
+        </w:rPr>
+        <w:t>bruxellensis</w:t>
+      </w:r>
+      <w:proofErr w:type="spellEnd"/>
       <w:r>
         <w:rPr>
           <w:rFonts w:cs="Tahoma"/>
@@ -710,7 +774,27 @@
           <w:sz w:val="20"/>
           <w:szCs w:val="20"/>
         </w:rPr>
-        <w:t>including RAxML, BWA, SRA Toolkit</w:t>
+        <w:t xml:space="preserve">including </w:t>
+      </w:r>
+      <w:proofErr w:type="spellStart"/>
+      <w:r>
+        <w:rPr>
+          <w:rFonts w:cs="Tahoma"/>
+          <w:b w:val="0"/>
+          <w:sz w:val="20"/>
+          <w:szCs w:val="20"/>
+        </w:rPr>
+        <w:t>RAxML</w:t>
+      </w:r>
+      <w:proofErr w:type="spellEnd"/>
+      <w:r>
+        <w:rPr>
+          <w:rFonts w:cs="Tahoma"/>
+          <w:b w:val="0"/>
+          <w:sz w:val="20"/>
+          <w:szCs w:val="20"/>
+        </w:rPr>
+        <w:t>, BWA, SRA Toolkit</w:t>
       </w:r>
       <w:r>
         <w:rPr>
@@ -730,6 +814,7 @@
         </w:rPr>
         <w:t xml:space="preserve">identify </w:t>
       </w:r>
+      <w:proofErr w:type="spellStart"/>
       <w:r>
         <w:rPr>
           <w:rFonts w:cs="Tahoma"/>
@@ -741,6 +826,7 @@
         </w:rPr>
         <w:t>Komagataeibacter</w:t>
       </w:r>
+      <w:proofErr w:type="spellEnd"/>
       <w:r>
         <w:rPr>
           <w:rFonts w:cs="Tahoma"/>
@@ -844,14 +930,25 @@
         </w:rPr>
         <w:t xml:space="preserve">Consultant, </w:t>
       </w:r>
-      <w:r>
-        <w:rPr>
-          <w:rFonts w:cs="Tahoma"/>
-          <w:b w:val="0"/>
-          <w:sz w:val="20"/>
-          <w:szCs w:val="20"/>
-        </w:rPr>
-        <w:t xml:space="preserve">Viracta </w:t>
+      <w:proofErr w:type="spellStart"/>
+      <w:r>
+        <w:rPr>
+          <w:rFonts w:cs="Tahoma"/>
+          <w:b w:val="0"/>
+          <w:sz w:val="20"/>
+          <w:szCs w:val="20"/>
+        </w:rPr>
+        <w:t>Viracta</w:t>
+      </w:r>
+      <w:proofErr w:type="spellEnd"/>
+      <w:r>
+        <w:rPr>
+          <w:rFonts w:cs="Tahoma"/>
+          <w:b w:val="0"/>
+          <w:sz w:val="20"/>
+          <w:szCs w:val="20"/>
+        </w:rPr>
+        <w:t xml:space="preserve"> </w:t>
       </w:r>
       <w:r>
         <w:rPr>
@@ -906,8 +1003,20 @@
           <w:sz w:val="20"/>
           <w:szCs w:val="20"/>
         </w:rPr>
-        <w:t>Mentor: Dr. Andrew Skora</w:t>
-      </w:r>
+        <w:t xml:space="preserve">Mentor: Dr. Andrew </w:t>
+      </w:r>
+      <w:proofErr w:type="spellStart"/>
+      <w:r>
+        <w:rPr>
+          <w:rFonts w:cs="Tahoma"/>
+          <w:b w:val="0"/>
+          <w:i/>
+          <w:sz w:val="20"/>
+          <w:szCs w:val="20"/>
+        </w:rPr>
+        <w:t>Skora</w:t>
+      </w:r>
+      <w:proofErr w:type="spellEnd"/>
     </w:p>
     <w:p>
       <w:pPr>
@@ -1084,8 +1193,39 @@
           <w:sz w:val="20"/>
           <w:szCs w:val="20"/>
         </w:rPr>
-        <w:t>The University of Hawaiʻi at Mānoa</w:t>
-      </w:r>
+        <w:t xml:space="preserve">The University of </w:t>
+      </w:r>
+      <w:proofErr w:type="spellStart"/>
+      <w:r>
+        <w:rPr>
+          <w:rFonts w:cs="Tahoma"/>
+          <w:b w:val="0"/>
+          <w:sz w:val="20"/>
+          <w:szCs w:val="20"/>
+        </w:rPr>
+        <w:t>Hawaiʻi</w:t>
+      </w:r>
+      <w:proofErr w:type="spellEnd"/>
+      <w:r>
+        <w:rPr>
+          <w:rFonts w:cs="Tahoma"/>
+          <w:b w:val="0"/>
+          <w:sz w:val="20"/>
+          <w:szCs w:val="20"/>
+        </w:rPr>
+        <w:t xml:space="preserve"> at </w:t>
+      </w:r>
+      <w:proofErr w:type="spellStart"/>
+      <w:r>
+        <w:rPr>
+          <w:rFonts w:cs="Tahoma"/>
+          <w:b w:val="0"/>
+          <w:sz w:val="20"/>
+          <w:szCs w:val="20"/>
+        </w:rPr>
+        <w:t>Mānoa</w:t>
+      </w:r>
+      <w:proofErr w:type="spellEnd"/>
       <w:r>
         <w:rPr>
           <w:rFonts w:cs="Tahoma"/>
@@ -1174,8 +1314,9 @@
           <w:sz w:val="20"/>
           <w:szCs w:val="20"/>
         </w:rPr>
-        <w:t xml:space="preserve"> Jon-Paul Bingham, Monica Stitt-Bergh, Amy Hubbard, Gernot Presting, </w:t>
-      </w:r>
+        <w:t xml:space="preserve"> Jon-Paul Bingham, Monica Stitt-Bergh, Amy Hubbard, Gernot </w:t>
+      </w:r>
+      <w:proofErr w:type="spellStart"/>
       <w:r>
         <w:rPr>
           <w:rFonts w:cs="Tahoma"/>
@@ -1185,8 +1326,9 @@
           <w:sz w:val="20"/>
           <w:szCs w:val="20"/>
         </w:rPr>
-        <w:t>Youping Deng</w:t>
-      </w:r>
+        <w:t>Presting</w:t>
+      </w:r>
+      <w:proofErr w:type="spellEnd"/>
       <w:r>
         <w:rPr>
           <w:rFonts w:cs="Tahoma"/>
@@ -1196,7 +1338,66 @@
           <w:sz w:val="20"/>
           <w:szCs w:val="20"/>
         </w:rPr>
-        <w:t>, Sean Clevaland, Gwen Jacobs</w:t>
+        <w:t xml:space="preserve">, </w:t>
+      </w:r>
+      <w:proofErr w:type="spellStart"/>
+      <w:r>
+        <w:rPr>
+          <w:rFonts w:cs="Tahoma"/>
+          <w:b w:val="0"/>
+          <w:i/>
+          <w:iCs/>
+          <w:sz w:val="20"/>
+          <w:szCs w:val="20"/>
+        </w:rPr>
+        <w:t>Youping</w:t>
+      </w:r>
+      <w:proofErr w:type="spellEnd"/>
+      <w:r>
+        <w:rPr>
+          <w:rFonts w:cs="Tahoma"/>
+          <w:b w:val="0"/>
+          <w:i/>
+          <w:iCs/>
+          <w:sz w:val="20"/>
+          <w:szCs w:val="20"/>
+        </w:rPr>
+        <w:t xml:space="preserve"> Deng</w:t>
+      </w:r>
+      <w:r>
+        <w:rPr>
+          <w:rFonts w:cs="Tahoma"/>
+          <w:b w:val="0"/>
+          <w:i/>
+          <w:iCs/>
+          <w:sz w:val="20"/>
+          <w:szCs w:val="20"/>
+        </w:rPr>
+        <w:t xml:space="preserve">, Sean </w:t>
+      </w:r>
+      <w:proofErr w:type="spellStart"/>
+      <w:r>
+        <w:rPr>
+          <w:rFonts w:cs="Tahoma"/>
+          <w:b w:val="0"/>
+          <w:i/>
+          <w:iCs/>
+          <w:sz w:val="20"/>
+          <w:szCs w:val="20"/>
+        </w:rPr>
+        <w:t>Clevaland</w:t>
+      </w:r>
+      <w:proofErr w:type="spellEnd"/>
+      <w:r>
+        <w:rPr>
+          <w:rFonts w:cs="Tahoma"/>
+          <w:b w:val="0"/>
+          <w:i/>
+          <w:iCs/>
+          <w:sz w:val="20"/>
+          <w:szCs w:val="20"/>
+        </w:rPr>
+        <w:t>, Gwen Jacobs</w:t>
       </w:r>
     </w:p>
     <w:p>
@@ -1508,7 +1709,27 @@
           <w:sz w:val="20"/>
           <w:szCs w:val="20"/>
         </w:rPr>
-        <w:t xml:space="preserve">Identified data from Altmetrics, a research attention metric, as </w:t>
+        <w:t xml:space="preserve">Identified data from </w:t>
+      </w:r>
+      <w:proofErr w:type="spellStart"/>
+      <w:r>
+        <w:rPr>
+          <w:rFonts w:cs="Tahoma"/>
+          <w:b w:val="0"/>
+          <w:sz w:val="20"/>
+          <w:szCs w:val="20"/>
+        </w:rPr>
+        <w:t>Altmetrics</w:t>
+      </w:r>
+      <w:proofErr w:type="spellEnd"/>
+      <w:r>
+        <w:rPr>
+          <w:rFonts w:cs="Tahoma"/>
+          <w:b w:val="0"/>
+          <w:sz w:val="20"/>
+          <w:szCs w:val="20"/>
+        </w:rPr>
+        <w:t xml:space="preserve">, a research attention metric, as </w:t>
       </w:r>
       <w:r>
         <w:rPr>
@@ -1571,7 +1792,27 @@
           <w:sz w:val="20"/>
           <w:szCs w:val="20"/>
         </w:rPr>
-        <w:t xml:space="preserve"> using Python and Jupyter Notebooks, </w:t>
+        <w:t xml:space="preserve"> using Python and </w:t>
+      </w:r>
+      <w:proofErr w:type="spellStart"/>
+      <w:r>
+        <w:rPr>
+          <w:rFonts w:cs="Tahoma"/>
+          <w:b w:val="0"/>
+          <w:sz w:val="20"/>
+          <w:szCs w:val="20"/>
+        </w:rPr>
+        <w:t>Jupyter</w:t>
+      </w:r>
+      <w:proofErr w:type="spellEnd"/>
+      <w:r>
+        <w:rPr>
+          <w:rFonts w:cs="Tahoma"/>
+          <w:b w:val="0"/>
+          <w:sz w:val="20"/>
+          <w:szCs w:val="20"/>
+        </w:rPr>
+        <w:t xml:space="preserve"> Notebooks, </w:t>
       </w:r>
       <w:r>
         <w:rPr>
@@ -1609,6 +1850,7 @@
         </w:rPr>
         <w:t xml:space="preserve">n </w:t>
       </w:r>
+      <w:proofErr w:type="spellStart"/>
       <w:r>
         <w:rPr>
           <w:rFonts w:cs="Tahoma"/>
@@ -1618,7 +1860,19 @@
           <w:sz w:val="20"/>
           <w:szCs w:val="20"/>
         </w:rPr>
-        <w:t xml:space="preserve">Scientometrics </w:t>
+        <w:t>Scientometrics</w:t>
+      </w:r>
+      <w:proofErr w:type="spellEnd"/>
+      <w:r>
+        <w:rPr>
+          <w:rFonts w:cs="Tahoma"/>
+          <w:b w:val="0"/>
+          <w:i/>
+          <w:iCs/>
+          <w:sz w:val="20"/>
+          <w:szCs w:val="20"/>
+        </w:rPr>
+        <w:t xml:space="preserve"> </w:t>
       </w:r>
       <w:r>
         <w:rPr>
@@ -1678,17 +1932,9 @@
           <w:sz w:val="20"/>
           <w:szCs w:val="20"/>
         </w:rPr>
-        <w:t>Macadamia tetraphylla</w:t>
-      </w:r>
-      <w:r>
-        <w:rPr>
-          <w:rFonts w:cs="Tahoma"/>
-          <w:b w:val="0"/>
-          <w:sz w:val="20"/>
-          <w:szCs w:val="20"/>
-        </w:rPr>
-        <w:t xml:space="preserve">, a crop wild relative of </w:t>
-      </w:r>
+        <w:t xml:space="preserve">Macadamia </w:t>
+      </w:r>
+      <w:proofErr w:type="spellStart"/>
       <w:r>
         <w:rPr>
           <w:rFonts w:cs="Tahoma"/>
@@ -1698,6 +1944,27 @@
           <w:sz w:val="20"/>
           <w:szCs w:val="20"/>
         </w:rPr>
+        <w:t>tetraphylla</w:t>
+      </w:r>
+      <w:proofErr w:type="spellEnd"/>
+      <w:r>
+        <w:rPr>
+          <w:rFonts w:cs="Tahoma"/>
+          <w:b w:val="0"/>
+          <w:sz w:val="20"/>
+          <w:szCs w:val="20"/>
+        </w:rPr>
+        <w:t xml:space="preserve">, a crop wild relative of </w:t>
+      </w:r>
+      <w:r>
+        <w:rPr>
+          <w:rFonts w:cs="Tahoma"/>
+          <w:b w:val="0"/>
+          <w:i/>
+          <w:iCs/>
+          <w:sz w:val="20"/>
+          <w:szCs w:val="20"/>
+        </w:rPr>
         <w:t>Macadamia integrifolia</w:t>
       </w:r>
       <w:r>
@@ -1772,6 +2039,7 @@
         </w:rPr>
         <w:t xml:space="preserve"> using </w:t>
       </w:r>
+      <w:proofErr w:type="spellStart"/>
       <w:r>
         <w:rPr>
           <w:rFonts w:cs="Tahoma"/>
@@ -1781,6 +2049,7 @@
         </w:rPr>
         <w:t>sppIDer</w:t>
       </w:r>
+      <w:proofErr w:type="spellEnd"/>
     </w:p>
     <w:p>
       <w:pPr>
@@ -1960,8 +2229,45 @@
           <w:sz w:val="20"/>
           <w:szCs w:val="20"/>
         </w:rPr>
-        <w:t>Mentors: Drs. Luis Diaz, Victor Velculescu, Lisa Kann</w:t>
-      </w:r>
+        <w:t xml:space="preserve">Mentors: Drs. Luis Diaz, Victor </w:t>
+      </w:r>
+      <w:proofErr w:type="spellStart"/>
+      <w:r>
+        <w:rPr>
+          <w:rFonts w:cs="Tahoma"/>
+          <w:b w:val="0"/>
+          <w:i/>
+          <w:iCs/>
+          <w:sz w:val="20"/>
+          <w:szCs w:val="20"/>
+        </w:rPr>
+        <w:t>Velculescu</w:t>
+      </w:r>
+      <w:proofErr w:type="spellEnd"/>
+      <w:r>
+        <w:rPr>
+          <w:rFonts w:cs="Tahoma"/>
+          <w:b w:val="0"/>
+          <w:i/>
+          <w:iCs/>
+          <w:sz w:val="20"/>
+          <w:szCs w:val="20"/>
+        </w:rPr>
+        <w:t xml:space="preserve">, Lisa </w:t>
+      </w:r>
+      <w:proofErr w:type="spellStart"/>
+      <w:r>
+        <w:rPr>
+          <w:rFonts w:cs="Tahoma"/>
+          <w:b w:val="0"/>
+          <w:i/>
+          <w:iCs/>
+          <w:sz w:val="20"/>
+          <w:szCs w:val="20"/>
+        </w:rPr>
+        <w:t>Kann</w:t>
+      </w:r>
+      <w:proofErr w:type="spellEnd"/>
     </w:p>
     <w:p>
       <w:pPr>
@@ -2116,7 +2422,31 @@
           <w:sz w:val="20"/>
           <w:szCs w:val="20"/>
         </w:rPr>
-        <w:t>Mentors: Drs. Bert Vogelstein, Ken Kinzler, and Luis Diaz</w:t>
+        <w:t xml:space="preserve">Mentors: Drs. Bert Vogelstein, Ken </w:t>
+      </w:r>
+      <w:proofErr w:type="spellStart"/>
+      <w:r>
+        <w:rPr>
+          <w:rFonts w:cs="Tahoma"/>
+          <w:b w:val="0"/>
+          <w:i/>
+          <w:iCs/>
+          <w:sz w:val="20"/>
+          <w:szCs w:val="20"/>
+        </w:rPr>
+        <w:t>Kinzler</w:t>
+      </w:r>
+      <w:proofErr w:type="spellEnd"/>
+      <w:r>
+        <w:rPr>
+          <w:rFonts w:cs="Tahoma"/>
+          <w:b w:val="0"/>
+          <w:i/>
+          <w:iCs/>
+          <w:sz w:val="20"/>
+          <w:szCs w:val="20"/>
+        </w:rPr>
+        <w:t>, and Luis Diaz</w:t>
       </w:r>
     </w:p>
     <w:p>
@@ -2213,7 +2543,27 @@
           <w:sz w:val="20"/>
           <w:szCs w:val="20"/>
         </w:rPr>
-        <w:t>Developed a bioinformatics pipeline in UNIX using Python and NetMHC 3.4 to predict neoepitope burden in tumors of immunotherapy patients</w:t>
+        <w:t xml:space="preserve">Developed a bioinformatics pipeline in UNIX using Python and </w:t>
+      </w:r>
+      <w:proofErr w:type="spellStart"/>
+      <w:r>
+        <w:rPr>
+          <w:rFonts w:cs="Tahoma"/>
+          <w:b w:val="0"/>
+          <w:sz w:val="20"/>
+          <w:szCs w:val="20"/>
+        </w:rPr>
+        <w:t>NetMHC</w:t>
+      </w:r>
+      <w:proofErr w:type="spellEnd"/>
+      <w:r>
+        <w:rPr>
+          <w:rFonts w:cs="Tahoma"/>
+          <w:b w:val="0"/>
+          <w:sz w:val="20"/>
+          <w:szCs w:val="20"/>
+        </w:rPr>
+        <w:t xml:space="preserve"> 3.4 to predict neoepitope burden in tumors of immunotherapy patients</w:t>
       </w:r>
     </w:p>
     <w:p>
@@ -2242,7 +2592,47 @@
           <w:sz w:val="20"/>
           <w:szCs w:val="20"/>
         </w:rPr>
-        <w:t xml:space="preserve">Evaluated the sensitivity and specificity of circulating tumor DNA (ctDNA) in peripheral blood as a non-invasive diagnostic test for cancer by collecting blood and isolating ctDNA in 640 patients leading to a publication in </w:t>
+        <w:t>Evaluated the sensitivity and specificity of circulating tumor DNA (</w:t>
+      </w:r>
+      <w:proofErr w:type="spellStart"/>
+      <w:r>
+        <w:rPr>
+          <w:rFonts w:cs="Tahoma"/>
+          <w:b w:val="0"/>
+          <w:sz w:val="20"/>
+          <w:szCs w:val="20"/>
+        </w:rPr>
+        <w:t>ctDNA</w:t>
+      </w:r>
+      <w:proofErr w:type="spellEnd"/>
+      <w:r>
+        <w:rPr>
+          <w:rFonts w:cs="Tahoma"/>
+          <w:b w:val="0"/>
+          <w:sz w:val="20"/>
+          <w:szCs w:val="20"/>
+        </w:rPr>
+        <w:t xml:space="preserve">) in peripheral blood as a non-invasive diagnostic test for cancer by collecting blood and isolating </w:t>
+      </w:r>
+      <w:proofErr w:type="spellStart"/>
+      <w:r>
+        <w:rPr>
+          <w:rFonts w:cs="Tahoma"/>
+          <w:b w:val="0"/>
+          <w:sz w:val="20"/>
+          <w:szCs w:val="20"/>
+        </w:rPr>
+        <w:t>ctDNA</w:t>
+      </w:r>
+      <w:proofErr w:type="spellEnd"/>
+      <w:r>
+        <w:rPr>
+          <w:rFonts w:cs="Tahoma"/>
+          <w:b w:val="0"/>
+          <w:sz w:val="20"/>
+          <w:szCs w:val="20"/>
+        </w:rPr>
+        <w:t xml:space="preserve"> in 640 patients leading to a publication in </w:t>
       </w:r>
       <w:r>
         <w:rPr>
@@ -2310,7 +2700,47 @@
           <w:sz w:val="20"/>
           <w:szCs w:val="20"/>
         </w:rPr>
-        <w:t>Performed correlative studies and data analysis to corroborate a clinical trial showing the efficacy of combining gemcitabine, taxotere, and xeloda (GTX) with cisplatin for metastatic pancreatic cancer</w:t>
+        <w:t xml:space="preserve">Performed correlative studies and data analysis to corroborate a clinical trial showing the efficacy of combining gemcitabine, </w:t>
+      </w:r>
+      <w:proofErr w:type="spellStart"/>
+      <w:r>
+        <w:rPr>
+          <w:rFonts w:cs="Tahoma"/>
+          <w:b w:val="0"/>
+          <w:sz w:val="20"/>
+          <w:szCs w:val="20"/>
+        </w:rPr>
+        <w:t>taxotere</w:t>
+      </w:r>
+      <w:proofErr w:type="spellEnd"/>
+      <w:r>
+        <w:rPr>
+          <w:rFonts w:cs="Tahoma"/>
+          <w:b w:val="0"/>
+          <w:sz w:val="20"/>
+          <w:szCs w:val="20"/>
+        </w:rPr>
+        <w:t xml:space="preserve">, and </w:t>
+      </w:r>
+      <w:proofErr w:type="spellStart"/>
+      <w:r>
+        <w:rPr>
+          <w:rFonts w:cs="Tahoma"/>
+          <w:b w:val="0"/>
+          <w:sz w:val="20"/>
+          <w:szCs w:val="20"/>
+        </w:rPr>
+        <w:t>xeloda</w:t>
+      </w:r>
+      <w:proofErr w:type="spellEnd"/>
+      <w:r>
+        <w:rPr>
+          <w:rFonts w:cs="Tahoma"/>
+          <w:b w:val="0"/>
+          <w:sz w:val="20"/>
+          <w:szCs w:val="20"/>
+        </w:rPr>
+        <w:t xml:space="preserve"> (GTX) with cisplatin for metastatic pancreatic cancer</w:t>
       </w:r>
     </w:p>
     <w:p>
@@ -2509,8 +2939,39 @@
           <w:sz w:val="20"/>
           <w:szCs w:val="20"/>
         </w:rPr>
-        <w:t>PhD, The University of Hawaiʻi at Mānoa</w:t>
-      </w:r>
+        <w:t xml:space="preserve">PhD, The University of </w:t>
+      </w:r>
+      <w:proofErr w:type="spellStart"/>
+      <w:r>
+        <w:rPr>
+          <w:rFonts w:cs="Tahoma"/>
+          <w:b w:val="0"/>
+          <w:sz w:val="20"/>
+          <w:szCs w:val="20"/>
+        </w:rPr>
+        <w:t>Hawaiʻi</w:t>
+      </w:r>
+      <w:proofErr w:type="spellEnd"/>
+      <w:r>
+        <w:rPr>
+          <w:rFonts w:cs="Tahoma"/>
+          <w:b w:val="0"/>
+          <w:sz w:val="20"/>
+          <w:szCs w:val="20"/>
+        </w:rPr>
+        <w:t xml:space="preserve"> at </w:t>
+      </w:r>
+      <w:proofErr w:type="spellStart"/>
+      <w:r>
+        <w:rPr>
+          <w:rFonts w:cs="Tahoma"/>
+          <w:b w:val="0"/>
+          <w:sz w:val="20"/>
+          <w:szCs w:val="20"/>
+        </w:rPr>
+        <w:t>Mānoa</w:t>
+      </w:r>
+      <w:proofErr w:type="spellEnd"/>
       <w:r>
         <w:rPr>
           <w:rFonts w:cs="Tahoma"/>
@@ -2866,7 +3327,27 @@
           <w:sz w:val="20"/>
           <w:szCs w:val="20"/>
         </w:rPr>
-        <w:t xml:space="preserve"> Preparation and storage of clinical samples including blood, saliva, fresh tumor tissue, lymphocytes, and fixed tissue; DNA extraction from whole blood and blood plasma; dual DNA extractions from formalin fixed tissue for comparative tumor/normal next generation sequencing of cancers; blood fractionation; Ficoll separations; fermentation biochemistry;</w:t>
+        <w:t xml:space="preserve"> Preparation and storage of clinical samples including blood, saliva, fresh tumor tissue, lymphocytes, and fixed tissue; DNA extraction from whole blood and blood plasma; dual DNA extractions from formalin fixed tissue for comparative tumor/normal next generation sequencing of cancers; blood fractionation; </w:t>
+      </w:r>
+      <w:proofErr w:type="spellStart"/>
+      <w:r>
+        <w:rPr>
+          <w:rFonts w:cs="Tahoma"/>
+          <w:b w:val="0"/>
+          <w:sz w:val="20"/>
+          <w:szCs w:val="20"/>
+        </w:rPr>
+        <w:t>Ficoll</w:t>
+      </w:r>
+      <w:proofErr w:type="spellEnd"/>
+      <w:r>
+        <w:rPr>
+          <w:rFonts w:cs="Tahoma"/>
+          <w:b w:val="0"/>
+          <w:sz w:val="20"/>
+          <w:szCs w:val="20"/>
+        </w:rPr>
+        <w:t xml:space="preserve"> separations; fermentation biochemistry;</w:t>
       </w:r>
       <w:r>
         <w:rPr>
@@ -3073,8 +3554,21 @@
           <w:sz w:val="20"/>
           <w:szCs w:val="20"/>
         </w:rPr>
-        <w:t>Macadamia tetraphylla</w:t>
-      </w:r>
+        <w:t xml:space="preserve">Macadamia </w:t>
+      </w:r>
+      <w:proofErr w:type="spellStart"/>
+      <w:r>
+        <w:rPr>
+          <w:rFonts w:cs="Tahoma"/>
+          <w:b w:val="0"/>
+          <w:i/>
+          <w:iCs/>
+          <w:sz w:val="20"/>
+          <w:szCs w:val="20"/>
+        </w:rPr>
+        <w:t>tetraphylla</w:t>
+      </w:r>
+      <w:proofErr w:type="spellEnd"/>
       <w:r>
         <w:rPr>
           <w:rFonts w:cs="Tahoma"/>
@@ -3144,7 +3638,27 @@
           <w:sz w:val="20"/>
           <w:szCs w:val="20"/>
         </w:rPr>
-        <w:t xml:space="preserve">, Bingham JP, Hubbard A, Runck B, Kantar MB. “Journal influence on the short and long term impact of science.” In preparation. </w:t>
+        <w:t xml:space="preserve">, Bingham JP, Hubbard A, </w:t>
+      </w:r>
+      <w:proofErr w:type="spellStart"/>
+      <w:r>
+        <w:rPr>
+          <w:rFonts w:cs="Tahoma"/>
+          <w:b w:val="0"/>
+          <w:sz w:val="20"/>
+          <w:szCs w:val="20"/>
+        </w:rPr>
+        <w:t>Runck</w:t>
+      </w:r>
+      <w:proofErr w:type="spellEnd"/>
+      <w:r>
+        <w:rPr>
+          <w:rFonts w:cs="Tahoma"/>
+          <w:b w:val="0"/>
+          <w:sz w:val="20"/>
+          <w:szCs w:val="20"/>
+        </w:rPr>
+        <w:t xml:space="preserve"> B, Kantar MB. “Journal influence on the short and long term impact of science.” In preparation. </w:t>
       </w:r>
     </w:p>
     <w:p>
@@ -3219,13 +3733,95 @@
           <w:szCs w:val="20"/>
         </w:rPr>
       </w:pPr>
+      <w:proofErr w:type="spellStart"/>
       <w:r>
         <w:rPr>
           <w:rFonts w:ascii="Tahoma" w:hAnsi="Tahoma" w:cs="Tahoma"/>
           <w:sz w:val="20"/>
           <w:szCs w:val="20"/>
         </w:rPr>
-        <w:t xml:space="preserve">Paudel, R., Bartlett, B., Zamora, C.M., Keach, J.E., Gutierrez‐Coarite, R., Hawkins, J., Ahmad, A., Motomura‐Wages, S., Kirk, E.R., Kantar, M.B. and Lamour, K.H., 2022. Breeding and selection of taro (Colocasia esculenta) for improved disease‐resistance in Hawaiʻi. </w:t>
+        <w:t>Paudel</w:t>
+      </w:r>
+      <w:proofErr w:type="spellEnd"/>
+      <w:r>
+        <w:rPr>
+          <w:rFonts w:ascii="Tahoma" w:hAnsi="Tahoma" w:cs="Tahoma"/>
+          <w:sz w:val="20"/>
+          <w:szCs w:val="20"/>
+        </w:rPr>
+        <w:t xml:space="preserve">, R., Bartlett, B., Zamora, C.M., </w:t>
+      </w:r>
+      <w:proofErr w:type="spellStart"/>
+      <w:r>
+        <w:rPr>
+          <w:rFonts w:ascii="Tahoma" w:hAnsi="Tahoma" w:cs="Tahoma"/>
+          <w:sz w:val="20"/>
+          <w:szCs w:val="20"/>
+        </w:rPr>
+        <w:t>Keach</w:t>
+      </w:r>
+      <w:proofErr w:type="spellEnd"/>
+      <w:r>
+        <w:rPr>
+          <w:rFonts w:ascii="Tahoma" w:hAnsi="Tahoma" w:cs="Tahoma"/>
+          <w:sz w:val="20"/>
+          <w:szCs w:val="20"/>
+        </w:rPr>
+        <w:t>, J.E., Gutierrez‐</w:t>
+      </w:r>
+      <w:proofErr w:type="spellStart"/>
+      <w:r>
+        <w:rPr>
+          <w:rFonts w:ascii="Tahoma" w:hAnsi="Tahoma" w:cs="Tahoma"/>
+          <w:sz w:val="20"/>
+          <w:szCs w:val="20"/>
+        </w:rPr>
+        <w:t>Coarite</w:t>
+      </w:r>
+      <w:proofErr w:type="spellEnd"/>
+      <w:r>
+        <w:rPr>
+          <w:rFonts w:ascii="Tahoma" w:hAnsi="Tahoma" w:cs="Tahoma"/>
+          <w:sz w:val="20"/>
+          <w:szCs w:val="20"/>
+        </w:rPr>
+        <w:t xml:space="preserve">, R., Hawkins, J., Ahmad, A., </w:t>
+      </w:r>
+      <w:proofErr w:type="spellStart"/>
+      <w:r>
+        <w:rPr>
+          <w:rFonts w:ascii="Tahoma" w:hAnsi="Tahoma" w:cs="Tahoma"/>
+          <w:sz w:val="20"/>
+          <w:szCs w:val="20"/>
+        </w:rPr>
+        <w:t>Motomura</w:t>
+      </w:r>
+      <w:proofErr w:type="spellEnd"/>
+      <w:r>
+        <w:rPr>
+          <w:rFonts w:ascii="Tahoma" w:hAnsi="Tahoma" w:cs="Tahoma"/>
+          <w:sz w:val="20"/>
+          <w:szCs w:val="20"/>
+        </w:rPr>
+        <w:t xml:space="preserve">‐Wages, S., Kirk, E.R., Kantar, M.B. and Lamour, K.H., 2022. Breeding and selection of taro (Colocasia esculenta) for improved disease‐resistance in </w:t>
+      </w:r>
+      <w:proofErr w:type="spellStart"/>
+      <w:r>
+        <w:rPr>
+          <w:rFonts w:ascii="Tahoma" w:hAnsi="Tahoma" w:cs="Tahoma"/>
+          <w:sz w:val="20"/>
+          <w:szCs w:val="20"/>
+        </w:rPr>
+        <w:t>Hawaiʻi</w:t>
+      </w:r>
+      <w:proofErr w:type="spellEnd"/>
+      <w:r>
+        <w:rPr>
+          <w:rFonts w:ascii="Tahoma" w:hAnsi="Tahoma" w:cs="Tahoma"/>
+          <w:sz w:val="20"/>
+          <w:szCs w:val="20"/>
+        </w:rPr>
+        <w:t xml:space="preserve">. </w:t>
       </w:r>
       <w:r>
         <w:rPr>
@@ -3401,7 +3997,67 @@
           <w:sz w:val="20"/>
           <w:szCs w:val="20"/>
         </w:rPr>
-        <w:t xml:space="preserve">, Gao Z, Schukking M, Menor M, Khadka VS, Fabbri M, Deng Y. The miRNA Profile of Inflammatory Colorectal Tumors Identify TGF-β as a Companion Target for Checkpoint Blockade Immunotherapy. </w:t>
+        <w:t xml:space="preserve">, Gao Z, </w:t>
+      </w:r>
+      <w:proofErr w:type="spellStart"/>
+      <w:r>
+        <w:rPr>
+          <w:rFonts w:cs="Tahoma"/>
+          <w:b w:val="0"/>
+          <w:sz w:val="20"/>
+          <w:szCs w:val="20"/>
+        </w:rPr>
+        <w:t>Schukking</w:t>
+      </w:r>
+      <w:proofErr w:type="spellEnd"/>
+      <w:r>
+        <w:rPr>
+          <w:rFonts w:cs="Tahoma"/>
+          <w:b w:val="0"/>
+          <w:sz w:val="20"/>
+          <w:szCs w:val="20"/>
+        </w:rPr>
+        <w:t xml:space="preserve"> M, </w:t>
+      </w:r>
+      <w:proofErr w:type="spellStart"/>
+      <w:r>
+        <w:rPr>
+          <w:rFonts w:cs="Tahoma"/>
+          <w:b w:val="0"/>
+          <w:sz w:val="20"/>
+          <w:szCs w:val="20"/>
+        </w:rPr>
+        <w:t>Menor</w:t>
+      </w:r>
+      <w:proofErr w:type="spellEnd"/>
+      <w:r>
+        <w:rPr>
+          <w:rFonts w:cs="Tahoma"/>
+          <w:b w:val="0"/>
+          <w:sz w:val="20"/>
+          <w:szCs w:val="20"/>
+        </w:rPr>
+        <w:t xml:space="preserve"> M, Khadka VS, </w:t>
+      </w:r>
+      <w:proofErr w:type="spellStart"/>
+      <w:r>
+        <w:rPr>
+          <w:rFonts w:cs="Tahoma"/>
+          <w:b w:val="0"/>
+          <w:sz w:val="20"/>
+          <w:szCs w:val="20"/>
+        </w:rPr>
+        <w:t>Fabbri</w:t>
+      </w:r>
+      <w:proofErr w:type="spellEnd"/>
+      <w:r>
+        <w:rPr>
+          <w:rFonts w:cs="Tahoma"/>
+          <w:b w:val="0"/>
+          <w:sz w:val="20"/>
+          <w:szCs w:val="20"/>
+        </w:rPr>
+        <w:t xml:space="preserve"> M, Deng Y. The miRNA Profile of Inflammatory Colorectal Tumors Identify TGF-β as a Companion Target for Checkpoint Blockade Immunotherapy. </w:t>
       </w:r>
       <w:r>
         <w:rPr>
@@ -3588,7 +4244,27 @@
           <w:sz w:val="20"/>
           <w:szCs w:val="20"/>
         </w:rPr>
-        <w:t xml:space="preserve">, Kantar M, Tseng M, Mehrabi Z. </w:t>
+        <w:t xml:space="preserve">, Kantar M, Tseng M, </w:t>
+      </w:r>
+      <w:proofErr w:type="spellStart"/>
+      <w:r>
+        <w:rPr>
+          <w:rFonts w:cs="Tahoma"/>
+          <w:b w:val="0"/>
+          <w:sz w:val="20"/>
+          <w:szCs w:val="20"/>
+        </w:rPr>
+        <w:t>Mehrabi</w:t>
+      </w:r>
+      <w:proofErr w:type="spellEnd"/>
+      <w:r>
+        <w:rPr>
+          <w:rFonts w:cs="Tahoma"/>
+          <w:b w:val="0"/>
+          <w:sz w:val="20"/>
+          <w:szCs w:val="20"/>
+        </w:rPr>
+        <w:t xml:space="preserve"> Z. </w:t>
       </w:r>
       <w:r>
         <w:rPr>
@@ -3626,6 +4302,7 @@
         </w:rPr>
         <w:t xml:space="preserve"> </w:t>
       </w:r>
+      <w:proofErr w:type="spellStart"/>
       <w:r>
         <w:rPr>
           <w:rFonts w:cs="Tahoma"/>
@@ -3637,6 +4314,7 @@
         </w:rPr>
         <w:t>Scientometrics</w:t>
       </w:r>
+      <w:proofErr w:type="spellEnd"/>
       <w:r>
         <w:rPr>
           <w:rFonts w:cs="Tahoma"/>
@@ -3840,7 +4518,27 @@
           <w:sz w:val="20"/>
           <w:szCs w:val="20"/>
         </w:rPr>
-        <w:t xml:space="preserve">, Fortin J, Kantar M, Tseng M, Mehrabi Z. </w:t>
+        <w:t xml:space="preserve">, Fortin J, Kantar M, Tseng M, </w:t>
+      </w:r>
+      <w:proofErr w:type="spellStart"/>
+      <w:r>
+        <w:rPr>
+          <w:rFonts w:cs="Tahoma"/>
+          <w:b w:val="0"/>
+          <w:sz w:val="20"/>
+          <w:szCs w:val="20"/>
+        </w:rPr>
+        <w:t>Mehrabi</w:t>
+      </w:r>
+      <w:proofErr w:type="spellEnd"/>
+      <w:r>
+        <w:rPr>
+          <w:rFonts w:cs="Tahoma"/>
+          <w:b w:val="0"/>
+          <w:sz w:val="20"/>
+          <w:szCs w:val="20"/>
+        </w:rPr>
+        <w:t xml:space="preserve"> Z. </w:t>
       </w:r>
       <w:r>
         <w:rPr>
@@ -3858,7 +4556,27 @@
           <w:sz w:val="20"/>
           <w:szCs w:val="20"/>
         </w:rPr>
-        <w:t>How altmetrics could help level the playing field for women in STEM.</w:t>
+        <w:t xml:space="preserve">How </w:t>
+      </w:r>
+      <w:proofErr w:type="spellStart"/>
+      <w:r>
+        <w:rPr>
+          <w:rFonts w:cs="Tahoma"/>
+          <w:b w:val="0"/>
+          <w:sz w:val="20"/>
+          <w:szCs w:val="20"/>
+        </w:rPr>
+        <w:t>altmetrics</w:t>
+      </w:r>
+      <w:proofErr w:type="spellEnd"/>
+      <w:r>
+        <w:rPr>
+          <w:rFonts w:cs="Tahoma"/>
+          <w:b w:val="0"/>
+          <w:sz w:val="20"/>
+          <w:szCs w:val="20"/>
+        </w:rPr>
+        <w:t xml:space="preserve"> could help level the playing field for women in STEM.</w:t>
       </w:r>
       <w:r>
         <w:rPr>
@@ -4092,7 +4810,27 @@
           <w:sz w:val="20"/>
           <w:szCs w:val="20"/>
         </w:rPr>
-        <w:t xml:space="preserve">, Zhu Y, Menor M, Khadka VS, Zhang J, Zheng J, Jiang B, Deng Y. </w:t>
+        <w:t xml:space="preserve">, Zhu Y, </w:t>
+      </w:r>
+      <w:proofErr w:type="spellStart"/>
+      <w:r>
+        <w:rPr>
+          <w:rFonts w:cs="Tahoma"/>
+          <w:b w:val="0"/>
+          <w:sz w:val="20"/>
+          <w:szCs w:val="20"/>
+        </w:rPr>
+        <w:t>Menor</w:t>
+      </w:r>
+      <w:proofErr w:type="spellEnd"/>
+      <w:r>
+        <w:rPr>
+          <w:rFonts w:cs="Tahoma"/>
+          <w:b w:val="0"/>
+          <w:sz w:val="20"/>
+          <w:szCs w:val="20"/>
+        </w:rPr>
+        <w:t xml:space="preserve"> M, Khadka VS, Zhang J, Zheng J, Jiang B, Deng Y. </w:t>
       </w:r>
       <w:r>
         <w:rPr>
@@ -4299,7 +5037,47 @@
           <w:sz w:val="20"/>
           <w:szCs w:val="20"/>
         </w:rPr>
-        <w:t xml:space="preserve">, Zielonka M, Murphy D, White JR, Lu S, Verner EL, Ruan F, Riley </w:t>
+        <w:t xml:space="preserve">, </w:t>
+      </w:r>
+      <w:proofErr w:type="spellStart"/>
+      <w:r>
+        <w:rPr>
+          <w:rFonts w:cs="Tahoma"/>
+          <w:b w:val="0"/>
+          <w:sz w:val="20"/>
+          <w:szCs w:val="20"/>
+        </w:rPr>
+        <w:t>Zielonka</w:t>
+      </w:r>
+      <w:proofErr w:type="spellEnd"/>
+      <w:r>
+        <w:rPr>
+          <w:rFonts w:cs="Tahoma"/>
+          <w:b w:val="0"/>
+          <w:sz w:val="20"/>
+          <w:szCs w:val="20"/>
+        </w:rPr>
+        <w:t xml:space="preserve"> M, Murphy D, White JR, Lu S, Verner EL, </w:t>
+      </w:r>
+      <w:proofErr w:type="spellStart"/>
+      <w:r>
+        <w:rPr>
+          <w:rFonts w:cs="Tahoma"/>
+          <w:b w:val="0"/>
+          <w:sz w:val="20"/>
+          <w:szCs w:val="20"/>
+        </w:rPr>
+        <w:t>Ruan</w:t>
+      </w:r>
+      <w:proofErr w:type="spellEnd"/>
+      <w:r>
+        <w:rPr>
+          <w:rFonts w:cs="Tahoma"/>
+          <w:b w:val="0"/>
+          <w:sz w:val="20"/>
+          <w:szCs w:val="20"/>
+        </w:rPr>
+        <w:t xml:space="preserve"> F, Riley </w:t>
       </w:r>
       <w:r>
         <w:rPr>
@@ -4317,7 +5095,87 @@
           <w:sz w:val="20"/>
           <w:szCs w:val="20"/>
         </w:rPr>
-        <w:t>Anders RA, Gedvilaite E, Angiuoli S, Jones S, Velculescu VE, Le DT, Diaz Jr. LA, Sausen M</w:t>
+        <w:t xml:space="preserve">Anders RA, </w:t>
+      </w:r>
+      <w:proofErr w:type="spellStart"/>
+      <w:r>
+        <w:rPr>
+          <w:rFonts w:cs="Tahoma"/>
+          <w:b w:val="0"/>
+          <w:sz w:val="20"/>
+          <w:szCs w:val="20"/>
+        </w:rPr>
+        <w:t>Gedvilaite</w:t>
+      </w:r>
+      <w:proofErr w:type="spellEnd"/>
+      <w:r>
+        <w:rPr>
+          <w:rFonts w:cs="Tahoma"/>
+          <w:b w:val="0"/>
+          <w:sz w:val="20"/>
+          <w:szCs w:val="20"/>
+        </w:rPr>
+        <w:t xml:space="preserve"> E, </w:t>
+      </w:r>
+      <w:proofErr w:type="spellStart"/>
+      <w:r>
+        <w:rPr>
+          <w:rFonts w:cs="Tahoma"/>
+          <w:b w:val="0"/>
+          <w:sz w:val="20"/>
+          <w:szCs w:val="20"/>
+        </w:rPr>
+        <w:t>Angiuoli</w:t>
+      </w:r>
+      <w:proofErr w:type="spellEnd"/>
+      <w:r>
+        <w:rPr>
+          <w:rFonts w:cs="Tahoma"/>
+          <w:b w:val="0"/>
+          <w:sz w:val="20"/>
+          <w:szCs w:val="20"/>
+        </w:rPr>
+        <w:t xml:space="preserve"> S, Jones S, </w:t>
+      </w:r>
+      <w:proofErr w:type="spellStart"/>
+      <w:r>
+        <w:rPr>
+          <w:rFonts w:cs="Tahoma"/>
+          <w:b w:val="0"/>
+          <w:sz w:val="20"/>
+          <w:szCs w:val="20"/>
+        </w:rPr>
+        <w:t>Velculescu</w:t>
+      </w:r>
+      <w:proofErr w:type="spellEnd"/>
+      <w:r>
+        <w:rPr>
+          <w:rFonts w:cs="Tahoma"/>
+          <w:b w:val="0"/>
+          <w:sz w:val="20"/>
+          <w:szCs w:val="20"/>
+        </w:rPr>
+        <w:t xml:space="preserve"> VE, Le DT, Diaz Jr. LA, </w:t>
+      </w:r>
+      <w:proofErr w:type="spellStart"/>
+      <w:r>
+        <w:rPr>
+          <w:rFonts w:cs="Tahoma"/>
+          <w:b w:val="0"/>
+          <w:sz w:val="20"/>
+          <w:szCs w:val="20"/>
+        </w:rPr>
+        <w:t>Sausen</w:t>
+      </w:r>
+      <w:proofErr w:type="spellEnd"/>
+      <w:r>
+        <w:rPr>
+          <w:rFonts w:cs="Tahoma"/>
+          <w:b w:val="0"/>
+          <w:sz w:val="20"/>
+          <w:szCs w:val="20"/>
+        </w:rPr>
+        <w:t xml:space="preserve"> M</w:t>
       </w:r>
       <w:r>
         <w:rPr>
@@ -4588,16 +5446,76 @@
           <w:sz w:val="20"/>
           <w:szCs w:val="20"/>
         </w:rPr>
-        <w:t>Smith KN, Llosa NJ, Cottrell TR, Siegel N, Fan H, Suri P, Chan HY, Guo H, Oke T, Awan AH, Verde F</w:t>
-      </w:r>
-      <w:r>
-        <w:rPr>
-          <w:rFonts w:cs="Tahoma"/>
-          <w:b w:val="0"/>
-          <w:sz w:val="20"/>
-          <w:szCs w:val="20"/>
-        </w:rPr>
-        <w:t xml:space="preserve">, Danilova L, Anagnostou V, Tam AJ, Luber BS, </w:t>
+        <w:t xml:space="preserve">Smith KN, Llosa NJ, Cottrell TR, Siegel N, Fan H, Suri P, Chan HY, Guo H, </w:t>
+      </w:r>
+      <w:proofErr w:type="spellStart"/>
+      <w:r>
+        <w:rPr>
+          <w:rFonts w:cs="Tahoma"/>
+          <w:b w:val="0"/>
+          <w:sz w:val="20"/>
+          <w:szCs w:val="20"/>
+        </w:rPr>
+        <w:t>Oke</w:t>
+      </w:r>
+      <w:proofErr w:type="spellEnd"/>
+      <w:r>
+        <w:rPr>
+          <w:rFonts w:cs="Tahoma"/>
+          <w:b w:val="0"/>
+          <w:sz w:val="20"/>
+          <w:szCs w:val="20"/>
+        </w:rPr>
+        <w:t xml:space="preserve"> T, Awan AH, Verde F</w:t>
+      </w:r>
+      <w:r>
+        <w:rPr>
+          <w:rFonts w:cs="Tahoma"/>
+          <w:b w:val="0"/>
+          <w:sz w:val="20"/>
+          <w:szCs w:val="20"/>
+        </w:rPr>
+        <w:t xml:space="preserve">, Danilova L, </w:t>
+      </w:r>
+      <w:proofErr w:type="spellStart"/>
+      <w:r>
+        <w:rPr>
+          <w:rFonts w:cs="Tahoma"/>
+          <w:b w:val="0"/>
+          <w:sz w:val="20"/>
+          <w:szCs w:val="20"/>
+        </w:rPr>
+        <w:t>Anagnostou</w:t>
+      </w:r>
+      <w:proofErr w:type="spellEnd"/>
+      <w:r>
+        <w:rPr>
+          <w:rFonts w:cs="Tahoma"/>
+          <w:b w:val="0"/>
+          <w:sz w:val="20"/>
+          <w:szCs w:val="20"/>
+        </w:rPr>
+        <w:t xml:space="preserve"> V, Tam AJ, </w:t>
+      </w:r>
+      <w:proofErr w:type="spellStart"/>
+      <w:r>
+        <w:rPr>
+          <w:rFonts w:cs="Tahoma"/>
+          <w:b w:val="0"/>
+          <w:sz w:val="20"/>
+          <w:szCs w:val="20"/>
+        </w:rPr>
+        <w:t>Luber</w:t>
+      </w:r>
+      <w:proofErr w:type="spellEnd"/>
+      <w:r>
+        <w:rPr>
+          <w:rFonts w:cs="Tahoma"/>
+          <w:b w:val="0"/>
+          <w:sz w:val="20"/>
+          <w:szCs w:val="20"/>
+        </w:rPr>
+        <w:t xml:space="preserve"> BS, </w:t>
       </w:r>
       <w:r>
         <w:rPr>
@@ -4624,7 +5542,207 @@
           <w:sz w:val="20"/>
           <w:szCs w:val="20"/>
         </w:rPr>
-        <w:t xml:space="preserve"> Aulakh LK, Sidhom JW, Zhu Q, Sears CL, Cope L, Sharfman WH, Thompson ED, Riemer J, Marrone KA, Naidoo J, Velculescu VE, Forde PM, Vogelstein B, Kinzler KW, Papadopoulos N, Durham JN, Wang H, Le DT, Justesen S, Taube JM, Diaz Jr. LA, Brahmer JR, Pardoll DM, Anders RA, Housseau F</w:t>
+        <w:t xml:space="preserve"> </w:t>
+      </w:r>
+      <w:proofErr w:type="spellStart"/>
+      <w:r>
+        <w:rPr>
+          <w:rFonts w:cs="Tahoma"/>
+          <w:b w:val="0"/>
+          <w:sz w:val="20"/>
+          <w:szCs w:val="20"/>
+        </w:rPr>
+        <w:t>Aulakh</w:t>
+      </w:r>
+      <w:proofErr w:type="spellEnd"/>
+      <w:r>
+        <w:rPr>
+          <w:rFonts w:cs="Tahoma"/>
+          <w:b w:val="0"/>
+          <w:sz w:val="20"/>
+          <w:szCs w:val="20"/>
+        </w:rPr>
+        <w:t xml:space="preserve"> LK, </w:t>
+      </w:r>
+      <w:proofErr w:type="spellStart"/>
+      <w:r>
+        <w:rPr>
+          <w:rFonts w:cs="Tahoma"/>
+          <w:b w:val="0"/>
+          <w:sz w:val="20"/>
+          <w:szCs w:val="20"/>
+        </w:rPr>
+        <w:t>Sidhom</w:t>
+      </w:r>
+      <w:proofErr w:type="spellEnd"/>
+      <w:r>
+        <w:rPr>
+          <w:rFonts w:cs="Tahoma"/>
+          <w:b w:val="0"/>
+          <w:sz w:val="20"/>
+          <w:szCs w:val="20"/>
+        </w:rPr>
+        <w:t xml:space="preserve"> JW, Zhu Q, Sears CL, Cope L, </w:t>
+      </w:r>
+      <w:proofErr w:type="spellStart"/>
+      <w:r>
+        <w:rPr>
+          <w:rFonts w:cs="Tahoma"/>
+          <w:b w:val="0"/>
+          <w:sz w:val="20"/>
+          <w:szCs w:val="20"/>
+        </w:rPr>
+        <w:t>Sharfman</w:t>
+      </w:r>
+      <w:proofErr w:type="spellEnd"/>
+      <w:r>
+        <w:rPr>
+          <w:rFonts w:cs="Tahoma"/>
+          <w:b w:val="0"/>
+          <w:sz w:val="20"/>
+          <w:szCs w:val="20"/>
+        </w:rPr>
+        <w:t xml:space="preserve"> WH, Thompson ED, Riemer J, </w:t>
+      </w:r>
+      <w:proofErr w:type="spellStart"/>
+      <w:r>
+        <w:rPr>
+          <w:rFonts w:cs="Tahoma"/>
+          <w:b w:val="0"/>
+          <w:sz w:val="20"/>
+          <w:szCs w:val="20"/>
+        </w:rPr>
+        <w:t>Marrone</w:t>
+      </w:r>
+      <w:proofErr w:type="spellEnd"/>
+      <w:r>
+        <w:rPr>
+          <w:rFonts w:cs="Tahoma"/>
+          <w:b w:val="0"/>
+          <w:sz w:val="20"/>
+          <w:szCs w:val="20"/>
+        </w:rPr>
+        <w:t xml:space="preserve"> KA, Naidoo J, </w:t>
+      </w:r>
+      <w:proofErr w:type="spellStart"/>
+      <w:r>
+        <w:rPr>
+          <w:rFonts w:cs="Tahoma"/>
+          <w:b w:val="0"/>
+          <w:sz w:val="20"/>
+          <w:szCs w:val="20"/>
+        </w:rPr>
+        <w:t>Velculescu</w:t>
+      </w:r>
+      <w:proofErr w:type="spellEnd"/>
+      <w:r>
+        <w:rPr>
+          <w:rFonts w:cs="Tahoma"/>
+          <w:b w:val="0"/>
+          <w:sz w:val="20"/>
+          <w:szCs w:val="20"/>
+        </w:rPr>
+        <w:t xml:space="preserve"> VE, Forde PM, Vogelstein B, </w:t>
+      </w:r>
+      <w:proofErr w:type="spellStart"/>
+      <w:r>
+        <w:rPr>
+          <w:rFonts w:cs="Tahoma"/>
+          <w:b w:val="0"/>
+          <w:sz w:val="20"/>
+          <w:szCs w:val="20"/>
+        </w:rPr>
+        <w:t>Kinzler</w:t>
+      </w:r>
+      <w:proofErr w:type="spellEnd"/>
+      <w:r>
+        <w:rPr>
+          <w:rFonts w:cs="Tahoma"/>
+          <w:b w:val="0"/>
+          <w:sz w:val="20"/>
+          <w:szCs w:val="20"/>
+        </w:rPr>
+        <w:t xml:space="preserve"> KW, Papadopoulos N, Durham JN, Wang H, Le DT, </w:t>
+      </w:r>
+      <w:proofErr w:type="spellStart"/>
+      <w:r>
+        <w:rPr>
+          <w:rFonts w:cs="Tahoma"/>
+          <w:b w:val="0"/>
+          <w:sz w:val="20"/>
+          <w:szCs w:val="20"/>
+        </w:rPr>
+        <w:t>Justesen</w:t>
+      </w:r>
+      <w:proofErr w:type="spellEnd"/>
+      <w:r>
+        <w:rPr>
+          <w:rFonts w:cs="Tahoma"/>
+          <w:b w:val="0"/>
+          <w:sz w:val="20"/>
+          <w:szCs w:val="20"/>
+        </w:rPr>
+        <w:t xml:space="preserve"> S, Taube JM, Diaz Jr. LA, </w:t>
+      </w:r>
+      <w:proofErr w:type="spellStart"/>
+      <w:r>
+        <w:rPr>
+          <w:rFonts w:cs="Tahoma"/>
+          <w:b w:val="0"/>
+          <w:sz w:val="20"/>
+          <w:szCs w:val="20"/>
+        </w:rPr>
+        <w:t>Brahmer</w:t>
+      </w:r>
+      <w:proofErr w:type="spellEnd"/>
+      <w:r>
+        <w:rPr>
+          <w:rFonts w:cs="Tahoma"/>
+          <w:b w:val="0"/>
+          <w:sz w:val="20"/>
+          <w:szCs w:val="20"/>
+        </w:rPr>
+        <w:t xml:space="preserve"> JR, </w:t>
+      </w:r>
+      <w:proofErr w:type="spellStart"/>
+      <w:r>
+        <w:rPr>
+          <w:rFonts w:cs="Tahoma"/>
+          <w:b w:val="0"/>
+          <w:sz w:val="20"/>
+          <w:szCs w:val="20"/>
+        </w:rPr>
+        <w:t>Pardoll</w:t>
+      </w:r>
+      <w:proofErr w:type="spellEnd"/>
+      <w:r>
+        <w:rPr>
+          <w:rFonts w:cs="Tahoma"/>
+          <w:b w:val="0"/>
+          <w:sz w:val="20"/>
+          <w:szCs w:val="20"/>
+        </w:rPr>
+        <w:t xml:space="preserve"> DM, Anders RA, </w:t>
+      </w:r>
+      <w:proofErr w:type="spellStart"/>
+      <w:r>
+        <w:rPr>
+          <w:rFonts w:cs="Tahoma"/>
+          <w:b w:val="0"/>
+          <w:sz w:val="20"/>
+          <w:szCs w:val="20"/>
+        </w:rPr>
+        <w:t>Housseau</w:t>
+      </w:r>
+      <w:proofErr w:type="spellEnd"/>
+      <w:r>
+        <w:rPr>
+          <w:rFonts w:cs="Tahoma"/>
+          <w:b w:val="0"/>
+          <w:sz w:val="20"/>
+          <w:szCs w:val="20"/>
+        </w:rPr>
+        <w:t xml:space="preserve"> F</w:t>
       </w:r>
       <w:r>
         <w:rPr>
@@ -4822,7 +5940,47 @@
           <w:sz w:val="20"/>
           <w:szCs w:val="20"/>
         </w:rPr>
-        <w:t>Llosa NJ, Luber B, Tam AJ, Smith KN, Siegel N, Awan AH, Fan H, Oke T, Zhang J, Domingue J, Engle EL</w:t>
+        <w:t xml:space="preserve">Llosa NJ, </w:t>
+      </w:r>
+      <w:proofErr w:type="spellStart"/>
+      <w:r>
+        <w:rPr>
+          <w:rFonts w:cs="Tahoma"/>
+          <w:b w:val="0"/>
+          <w:sz w:val="20"/>
+          <w:szCs w:val="20"/>
+        </w:rPr>
+        <w:t>Luber</w:t>
+      </w:r>
+      <w:proofErr w:type="spellEnd"/>
+      <w:r>
+        <w:rPr>
+          <w:rFonts w:cs="Tahoma"/>
+          <w:b w:val="0"/>
+          <w:sz w:val="20"/>
+          <w:szCs w:val="20"/>
+        </w:rPr>
+        <w:t xml:space="preserve"> B, Tam AJ, Smith KN, Siegel N, Awan AH, Fan H, </w:t>
+      </w:r>
+      <w:proofErr w:type="spellStart"/>
+      <w:r>
+        <w:rPr>
+          <w:rFonts w:cs="Tahoma"/>
+          <w:b w:val="0"/>
+          <w:sz w:val="20"/>
+          <w:szCs w:val="20"/>
+        </w:rPr>
+        <w:t>Oke</w:t>
+      </w:r>
+      <w:proofErr w:type="spellEnd"/>
+      <w:r>
+        <w:rPr>
+          <w:rFonts w:cs="Tahoma"/>
+          <w:b w:val="0"/>
+          <w:sz w:val="20"/>
+          <w:szCs w:val="20"/>
+        </w:rPr>
+        <w:t xml:space="preserve"> T, Zhang J, Domingue J, Engle EL</w:t>
       </w:r>
       <w:r>
         <w:rPr>
@@ -4851,14 +6009,65 @@
         </w:rPr>
         <w:t xml:space="preserve">, </w:t>
       </w:r>
-      <w:r>
-        <w:rPr>
-          <w:rFonts w:cs="Tahoma"/>
-          <w:b w:val="0"/>
-          <w:sz w:val="20"/>
-          <w:szCs w:val="20"/>
-        </w:rPr>
-        <w:t>Aulakh LK, Thompson ED, Taube JM, Durham JN, Sears CL, Le DT, Diaz Jr. LA, Pardoll DM, Wang H, Anders RA, Housseau F</w:t>
+      <w:proofErr w:type="spellStart"/>
+      <w:r>
+        <w:rPr>
+          <w:rFonts w:cs="Tahoma"/>
+          <w:b w:val="0"/>
+          <w:sz w:val="20"/>
+          <w:szCs w:val="20"/>
+        </w:rPr>
+        <w:t>Aulakh</w:t>
+      </w:r>
+      <w:proofErr w:type="spellEnd"/>
+      <w:r>
+        <w:rPr>
+          <w:rFonts w:cs="Tahoma"/>
+          <w:b w:val="0"/>
+          <w:sz w:val="20"/>
+          <w:szCs w:val="20"/>
+        </w:rPr>
+        <w:t xml:space="preserve"> LK, Thompson ED, Taube JM, Durham JN, Sears CL, Le DT, Diaz Jr. LA, </w:t>
+      </w:r>
+      <w:proofErr w:type="spellStart"/>
+      <w:r>
+        <w:rPr>
+          <w:rFonts w:cs="Tahoma"/>
+          <w:b w:val="0"/>
+          <w:sz w:val="20"/>
+          <w:szCs w:val="20"/>
+        </w:rPr>
+        <w:t>Pardoll</w:t>
+      </w:r>
+      <w:proofErr w:type="spellEnd"/>
+      <w:r>
+        <w:rPr>
+          <w:rFonts w:cs="Tahoma"/>
+          <w:b w:val="0"/>
+          <w:sz w:val="20"/>
+          <w:szCs w:val="20"/>
+        </w:rPr>
+        <w:t xml:space="preserve"> DM, Wang H, Anders RA, </w:t>
+      </w:r>
+      <w:proofErr w:type="spellStart"/>
+      <w:r>
+        <w:rPr>
+          <w:rFonts w:cs="Tahoma"/>
+          <w:b w:val="0"/>
+          <w:sz w:val="20"/>
+          <w:szCs w:val="20"/>
+        </w:rPr>
+        <w:t>Housseau</w:t>
+      </w:r>
+      <w:proofErr w:type="spellEnd"/>
+      <w:r>
+        <w:rPr>
+          <w:rFonts w:cs="Tahoma"/>
+          <w:b w:val="0"/>
+          <w:sz w:val="20"/>
+          <w:szCs w:val="20"/>
+        </w:rPr>
+        <w:t xml:space="preserve"> F</w:t>
       </w:r>
       <w:r>
         <w:rPr>
@@ -4878,14 +6087,25 @@
         </w:rPr>
         <w:t>“</w:t>
       </w:r>
-      <w:r>
-        <w:rPr>
-          <w:rFonts w:cs="Tahoma"/>
-          <w:b w:val="0"/>
-          <w:sz w:val="20"/>
-          <w:szCs w:val="20"/>
-        </w:rPr>
-        <w:t>Intratumoral Adaptive Immunosuppression and Type 17 Immunity in Mismatch Repair Proficient Colorectal Tumors.</w:t>
+      <w:proofErr w:type="spellStart"/>
+      <w:r>
+        <w:rPr>
+          <w:rFonts w:cs="Tahoma"/>
+          <w:b w:val="0"/>
+          <w:sz w:val="20"/>
+          <w:szCs w:val="20"/>
+        </w:rPr>
+        <w:t>Intratumoral</w:t>
+      </w:r>
+      <w:proofErr w:type="spellEnd"/>
+      <w:r>
+        <w:rPr>
+          <w:rFonts w:cs="Tahoma"/>
+          <w:b w:val="0"/>
+          <w:sz w:val="20"/>
+          <w:szCs w:val="20"/>
+        </w:rPr>
+        <w:t xml:space="preserve"> Adaptive Immunosuppression and Type 17 Immunity in Mismatch Repair Proficient Colorectal Tumors.</w:t>
       </w:r>
       <w:r>
         <w:rPr>
@@ -5074,7 +6294,87 @@
           <w:sz w:val="20"/>
           <w:szCs w:val="20"/>
         </w:rPr>
-        <w:t>Mandal R, Samstein RM, Lee KW, Havel JJ, Wang H, Krishna C, Sabio EY, Makarov V, Kuo F, Blecua P, Ramaswamy AT</w:t>
+        <w:t xml:space="preserve">Mandal R, </w:t>
+      </w:r>
+      <w:proofErr w:type="spellStart"/>
+      <w:r>
+        <w:rPr>
+          <w:rFonts w:cs="Tahoma"/>
+          <w:b w:val="0"/>
+          <w:sz w:val="20"/>
+          <w:szCs w:val="20"/>
+        </w:rPr>
+        <w:t>Samstein</w:t>
+      </w:r>
+      <w:proofErr w:type="spellEnd"/>
+      <w:r>
+        <w:rPr>
+          <w:rFonts w:cs="Tahoma"/>
+          <w:b w:val="0"/>
+          <w:sz w:val="20"/>
+          <w:szCs w:val="20"/>
+        </w:rPr>
+        <w:t xml:space="preserve"> RM, Lee KW, Havel JJ, Wang H, Krishna C, </w:t>
+      </w:r>
+      <w:proofErr w:type="spellStart"/>
+      <w:r>
+        <w:rPr>
+          <w:rFonts w:cs="Tahoma"/>
+          <w:b w:val="0"/>
+          <w:sz w:val="20"/>
+          <w:szCs w:val="20"/>
+        </w:rPr>
+        <w:t>Sabio</w:t>
+      </w:r>
+      <w:proofErr w:type="spellEnd"/>
+      <w:r>
+        <w:rPr>
+          <w:rFonts w:cs="Tahoma"/>
+          <w:b w:val="0"/>
+          <w:sz w:val="20"/>
+          <w:szCs w:val="20"/>
+        </w:rPr>
+        <w:t xml:space="preserve"> EY, Makarov V, </w:t>
+      </w:r>
+      <w:proofErr w:type="spellStart"/>
+      <w:r>
+        <w:rPr>
+          <w:rFonts w:cs="Tahoma"/>
+          <w:b w:val="0"/>
+          <w:sz w:val="20"/>
+          <w:szCs w:val="20"/>
+        </w:rPr>
+        <w:t>Kuo</w:t>
+      </w:r>
+      <w:proofErr w:type="spellEnd"/>
+      <w:r>
+        <w:rPr>
+          <w:rFonts w:cs="Tahoma"/>
+          <w:b w:val="0"/>
+          <w:sz w:val="20"/>
+          <w:szCs w:val="20"/>
+        </w:rPr>
+        <w:t xml:space="preserve"> F, </w:t>
+      </w:r>
+      <w:proofErr w:type="spellStart"/>
+      <w:r>
+        <w:rPr>
+          <w:rFonts w:cs="Tahoma"/>
+          <w:b w:val="0"/>
+          <w:sz w:val="20"/>
+          <w:szCs w:val="20"/>
+        </w:rPr>
+        <w:t>Blecua</w:t>
+      </w:r>
+      <w:proofErr w:type="spellEnd"/>
+      <w:r>
+        <w:rPr>
+          <w:rFonts w:cs="Tahoma"/>
+          <w:b w:val="0"/>
+          <w:sz w:val="20"/>
+          <w:szCs w:val="20"/>
+        </w:rPr>
+        <w:t xml:space="preserve"> P, Ramaswamy AT</w:t>
       </w:r>
       <w:r>
         <w:rPr>
@@ -5110,7 +6410,87 @@
           <w:sz w:val="20"/>
           <w:szCs w:val="20"/>
         </w:rPr>
-        <w:t>Ma X, Srivastava R, Middha S, Zehir A, Hechtman JF, Morris L GT, Weinhold N, Riaz N, Le DT, Diaz Jr. LA, Chan TA</w:t>
+        <w:t xml:space="preserve">Ma X, Srivastava R, </w:t>
+      </w:r>
+      <w:proofErr w:type="spellStart"/>
+      <w:r>
+        <w:rPr>
+          <w:rFonts w:cs="Tahoma"/>
+          <w:b w:val="0"/>
+          <w:sz w:val="20"/>
+          <w:szCs w:val="20"/>
+        </w:rPr>
+        <w:t>Middha</w:t>
+      </w:r>
+      <w:proofErr w:type="spellEnd"/>
+      <w:r>
+        <w:rPr>
+          <w:rFonts w:cs="Tahoma"/>
+          <w:b w:val="0"/>
+          <w:sz w:val="20"/>
+          <w:szCs w:val="20"/>
+        </w:rPr>
+        <w:t xml:space="preserve"> S, </w:t>
+      </w:r>
+      <w:proofErr w:type="spellStart"/>
+      <w:r>
+        <w:rPr>
+          <w:rFonts w:cs="Tahoma"/>
+          <w:b w:val="0"/>
+          <w:sz w:val="20"/>
+          <w:szCs w:val="20"/>
+        </w:rPr>
+        <w:t>Zehir</w:t>
+      </w:r>
+      <w:proofErr w:type="spellEnd"/>
+      <w:r>
+        <w:rPr>
+          <w:rFonts w:cs="Tahoma"/>
+          <w:b w:val="0"/>
+          <w:sz w:val="20"/>
+          <w:szCs w:val="20"/>
+        </w:rPr>
+        <w:t xml:space="preserve"> A, </w:t>
+      </w:r>
+      <w:proofErr w:type="spellStart"/>
+      <w:r>
+        <w:rPr>
+          <w:rFonts w:cs="Tahoma"/>
+          <w:b w:val="0"/>
+          <w:sz w:val="20"/>
+          <w:szCs w:val="20"/>
+        </w:rPr>
+        <w:t>Hechtman</w:t>
+      </w:r>
+      <w:proofErr w:type="spellEnd"/>
+      <w:r>
+        <w:rPr>
+          <w:rFonts w:cs="Tahoma"/>
+          <w:b w:val="0"/>
+          <w:sz w:val="20"/>
+          <w:szCs w:val="20"/>
+        </w:rPr>
+        <w:t xml:space="preserve"> JF, Morris L GT, </w:t>
+      </w:r>
+      <w:proofErr w:type="spellStart"/>
+      <w:r>
+        <w:rPr>
+          <w:rFonts w:cs="Tahoma"/>
+          <w:b w:val="0"/>
+          <w:sz w:val="20"/>
+          <w:szCs w:val="20"/>
+        </w:rPr>
+        <w:t>Weinhold</w:t>
+      </w:r>
+      <w:proofErr w:type="spellEnd"/>
+      <w:r>
+        <w:rPr>
+          <w:rFonts w:cs="Tahoma"/>
+          <w:b w:val="0"/>
+          <w:sz w:val="20"/>
+          <w:szCs w:val="20"/>
+        </w:rPr>
+        <w:t xml:space="preserve"> N, Riaz N, Le DT, Diaz Jr. LA, Chan TA</w:t>
       </w:r>
       <w:r>
         <w:rPr>
@@ -5353,16 +6733,296 @@
           <w:sz w:val="20"/>
           <w:szCs w:val="20"/>
         </w:rPr>
-        <w:t>, Aulakh LK, Lu S, Kemberling H, Wilt C, Luber BS, Wong F,</w:t>
-      </w:r>
-      <w:r>
-        <w:rPr>
-          <w:rFonts w:cs="Tahoma"/>
-          <w:b w:val="0"/>
-          <w:sz w:val="20"/>
-          <w:szCs w:val="20"/>
-        </w:rPr>
-        <w:t xml:space="preserve"> Azad NF, Rucki AA, Laheru D, Donehower R, Zaheer A, Fisher GA, Crocenzi TS, Lee JJ, Greten TF, Duffy AG, Ciombor KK, Eyring AD, Lam BH, Joe A, Kang SP, Holdhoff M, Danilova L, Cope L, Meyer C, Zhou S, Goldberg RM, Armstrong DK, Bever KM, Fader AN, Taube J, Housseau F, Spetzler D, Xiao N, Pardoll DM,  Papadopoulos N, Kinzler KW, Eshleman JR, Vogelstein B, Anders RA, Diaz Jr. LA</w:t>
+        <w:t xml:space="preserve">, </w:t>
+      </w:r>
+      <w:proofErr w:type="spellStart"/>
+      <w:r>
+        <w:rPr>
+          <w:rFonts w:cs="Tahoma"/>
+          <w:b w:val="0"/>
+          <w:sz w:val="20"/>
+          <w:szCs w:val="20"/>
+        </w:rPr>
+        <w:t>Aulakh</w:t>
+      </w:r>
+      <w:proofErr w:type="spellEnd"/>
+      <w:r>
+        <w:rPr>
+          <w:rFonts w:cs="Tahoma"/>
+          <w:b w:val="0"/>
+          <w:sz w:val="20"/>
+          <w:szCs w:val="20"/>
+        </w:rPr>
+        <w:t xml:space="preserve"> LK, Lu S, </w:t>
+      </w:r>
+      <w:proofErr w:type="spellStart"/>
+      <w:r>
+        <w:rPr>
+          <w:rFonts w:cs="Tahoma"/>
+          <w:b w:val="0"/>
+          <w:sz w:val="20"/>
+          <w:szCs w:val="20"/>
+        </w:rPr>
+        <w:t>Kemberling</w:t>
+      </w:r>
+      <w:proofErr w:type="spellEnd"/>
+      <w:r>
+        <w:rPr>
+          <w:rFonts w:cs="Tahoma"/>
+          <w:b w:val="0"/>
+          <w:sz w:val="20"/>
+          <w:szCs w:val="20"/>
+        </w:rPr>
+        <w:t xml:space="preserve"> H, Wilt C, </w:t>
+      </w:r>
+      <w:proofErr w:type="spellStart"/>
+      <w:r>
+        <w:rPr>
+          <w:rFonts w:cs="Tahoma"/>
+          <w:b w:val="0"/>
+          <w:sz w:val="20"/>
+          <w:szCs w:val="20"/>
+        </w:rPr>
+        <w:t>Luber</w:t>
+      </w:r>
+      <w:proofErr w:type="spellEnd"/>
+      <w:r>
+        <w:rPr>
+          <w:rFonts w:cs="Tahoma"/>
+          <w:b w:val="0"/>
+          <w:sz w:val="20"/>
+          <w:szCs w:val="20"/>
+        </w:rPr>
+        <w:t xml:space="preserve"> BS, Wong F,</w:t>
+      </w:r>
+      <w:r>
+        <w:rPr>
+          <w:rFonts w:cs="Tahoma"/>
+          <w:b w:val="0"/>
+          <w:sz w:val="20"/>
+          <w:szCs w:val="20"/>
+        </w:rPr>
+        <w:t xml:space="preserve"> Azad NF, </w:t>
+      </w:r>
+      <w:proofErr w:type="spellStart"/>
+      <w:r>
+        <w:rPr>
+          <w:rFonts w:cs="Tahoma"/>
+          <w:b w:val="0"/>
+          <w:sz w:val="20"/>
+          <w:szCs w:val="20"/>
+        </w:rPr>
+        <w:t>Rucki</w:t>
+      </w:r>
+      <w:proofErr w:type="spellEnd"/>
+      <w:r>
+        <w:rPr>
+          <w:rFonts w:cs="Tahoma"/>
+          <w:b w:val="0"/>
+          <w:sz w:val="20"/>
+          <w:szCs w:val="20"/>
+        </w:rPr>
+        <w:t xml:space="preserve"> AA, </w:t>
+      </w:r>
+      <w:proofErr w:type="spellStart"/>
+      <w:r>
+        <w:rPr>
+          <w:rFonts w:cs="Tahoma"/>
+          <w:b w:val="0"/>
+          <w:sz w:val="20"/>
+          <w:szCs w:val="20"/>
+        </w:rPr>
+        <w:t>Laheru</w:t>
+      </w:r>
+      <w:proofErr w:type="spellEnd"/>
+      <w:r>
+        <w:rPr>
+          <w:rFonts w:cs="Tahoma"/>
+          <w:b w:val="0"/>
+          <w:sz w:val="20"/>
+          <w:szCs w:val="20"/>
+        </w:rPr>
+        <w:t xml:space="preserve"> D, </w:t>
+      </w:r>
+      <w:proofErr w:type="spellStart"/>
+      <w:r>
+        <w:rPr>
+          <w:rFonts w:cs="Tahoma"/>
+          <w:b w:val="0"/>
+          <w:sz w:val="20"/>
+          <w:szCs w:val="20"/>
+        </w:rPr>
+        <w:t>Donehower</w:t>
+      </w:r>
+      <w:proofErr w:type="spellEnd"/>
+      <w:r>
+        <w:rPr>
+          <w:rFonts w:cs="Tahoma"/>
+          <w:b w:val="0"/>
+          <w:sz w:val="20"/>
+          <w:szCs w:val="20"/>
+        </w:rPr>
+        <w:t xml:space="preserve"> R, Zaheer A, Fisher GA, </w:t>
+      </w:r>
+      <w:proofErr w:type="spellStart"/>
+      <w:r>
+        <w:rPr>
+          <w:rFonts w:cs="Tahoma"/>
+          <w:b w:val="0"/>
+          <w:sz w:val="20"/>
+          <w:szCs w:val="20"/>
+        </w:rPr>
+        <w:t>Crocenzi</w:t>
+      </w:r>
+      <w:proofErr w:type="spellEnd"/>
+      <w:r>
+        <w:rPr>
+          <w:rFonts w:cs="Tahoma"/>
+          <w:b w:val="0"/>
+          <w:sz w:val="20"/>
+          <w:szCs w:val="20"/>
+        </w:rPr>
+        <w:t xml:space="preserve"> TS, Lee JJ, </w:t>
+      </w:r>
+      <w:proofErr w:type="spellStart"/>
+      <w:r>
+        <w:rPr>
+          <w:rFonts w:cs="Tahoma"/>
+          <w:b w:val="0"/>
+          <w:sz w:val="20"/>
+          <w:szCs w:val="20"/>
+        </w:rPr>
+        <w:t>Greten</w:t>
+      </w:r>
+      <w:proofErr w:type="spellEnd"/>
+      <w:r>
+        <w:rPr>
+          <w:rFonts w:cs="Tahoma"/>
+          <w:b w:val="0"/>
+          <w:sz w:val="20"/>
+          <w:szCs w:val="20"/>
+        </w:rPr>
+        <w:t xml:space="preserve"> TF, Duffy AG, </w:t>
+      </w:r>
+      <w:proofErr w:type="spellStart"/>
+      <w:r>
+        <w:rPr>
+          <w:rFonts w:cs="Tahoma"/>
+          <w:b w:val="0"/>
+          <w:sz w:val="20"/>
+          <w:szCs w:val="20"/>
+        </w:rPr>
+        <w:t>Ciombor</w:t>
+      </w:r>
+      <w:proofErr w:type="spellEnd"/>
+      <w:r>
+        <w:rPr>
+          <w:rFonts w:cs="Tahoma"/>
+          <w:b w:val="0"/>
+          <w:sz w:val="20"/>
+          <w:szCs w:val="20"/>
+        </w:rPr>
+        <w:t xml:space="preserve"> KK, Eyring AD, Lam BH, Joe A, Kang SP, </w:t>
+      </w:r>
+      <w:proofErr w:type="spellStart"/>
+      <w:r>
+        <w:rPr>
+          <w:rFonts w:cs="Tahoma"/>
+          <w:b w:val="0"/>
+          <w:sz w:val="20"/>
+          <w:szCs w:val="20"/>
+        </w:rPr>
+        <w:t>Holdhoff</w:t>
+      </w:r>
+      <w:proofErr w:type="spellEnd"/>
+      <w:r>
+        <w:rPr>
+          <w:rFonts w:cs="Tahoma"/>
+          <w:b w:val="0"/>
+          <w:sz w:val="20"/>
+          <w:szCs w:val="20"/>
+        </w:rPr>
+        <w:t xml:space="preserve"> M, Danilova L, Cope L, Meyer C, Zhou S, Goldberg RM, Armstrong DK, Bever KM, Fader AN, Taube J, </w:t>
+      </w:r>
+      <w:proofErr w:type="spellStart"/>
+      <w:r>
+        <w:rPr>
+          <w:rFonts w:cs="Tahoma"/>
+          <w:b w:val="0"/>
+          <w:sz w:val="20"/>
+          <w:szCs w:val="20"/>
+        </w:rPr>
+        <w:t>Housseau</w:t>
+      </w:r>
+      <w:proofErr w:type="spellEnd"/>
+      <w:r>
+        <w:rPr>
+          <w:rFonts w:cs="Tahoma"/>
+          <w:b w:val="0"/>
+          <w:sz w:val="20"/>
+          <w:szCs w:val="20"/>
+        </w:rPr>
+        <w:t xml:space="preserve"> F, </w:t>
+      </w:r>
+      <w:proofErr w:type="spellStart"/>
+      <w:r>
+        <w:rPr>
+          <w:rFonts w:cs="Tahoma"/>
+          <w:b w:val="0"/>
+          <w:sz w:val="20"/>
+          <w:szCs w:val="20"/>
+        </w:rPr>
+        <w:t>Spetzler</w:t>
+      </w:r>
+      <w:proofErr w:type="spellEnd"/>
+      <w:r>
+        <w:rPr>
+          <w:rFonts w:cs="Tahoma"/>
+          <w:b w:val="0"/>
+          <w:sz w:val="20"/>
+          <w:szCs w:val="20"/>
+        </w:rPr>
+        <w:t xml:space="preserve"> D, Xiao N, </w:t>
+      </w:r>
+      <w:proofErr w:type="spellStart"/>
+      <w:r>
+        <w:rPr>
+          <w:rFonts w:cs="Tahoma"/>
+          <w:b w:val="0"/>
+          <w:sz w:val="20"/>
+          <w:szCs w:val="20"/>
+        </w:rPr>
+        <w:t>Pardoll</w:t>
+      </w:r>
+      <w:proofErr w:type="spellEnd"/>
+      <w:r>
+        <w:rPr>
+          <w:rFonts w:cs="Tahoma"/>
+          <w:b w:val="0"/>
+          <w:sz w:val="20"/>
+          <w:szCs w:val="20"/>
+        </w:rPr>
+        <w:t xml:space="preserve"> DM,  Papadopoulos N, </w:t>
+      </w:r>
+      <w:proofErr w:type="spellStart"/>
+      <w:r>
+        <w:rPr>
+          <w:rFonts w:cs="Tahoma"/>
+          <w:b w:val="0"/>
+          <w:sz w:val="20"/>
+          <w:szCs w:val="20"/>
+        </w:rPr>
+        <w:t>Kinzler</w:t>
+      </w:r>
+      <w:proofErr w:type="spellEnd"/>
+      <w:r>
+        <w:rPr>
+          <w:rFonts w:cs="Tahoma"/>
+          <w:b w:val="0"/>
+          <w:sz w:val="20"/>
+          <w:szCs w:val="20"/>
+        </w:rPr>
+        <w:t xml:space="preserve"> KW, Eshleman JR, Vogelstein B, Anders RA, Diaz Jr. LA</w:t>
       </w:r>
       <w:r>
         <w:rPr>
@@ -5634,14 +7294,25 @@
           <w:szCs w:val="20"/>
         </w:rPr>
       </w:pPr>
-      <w:r>
-        <w:rPr>
-          <w:rFonts w:cs="Tahoma"/>
-          <w:b w:val="0"/>
-          <w:sz w:val="20"/>
-          <w:szCs w:val="20"/>
-        </w:rPr>
-        <w:t xml:space="preserve">Parpart-Li S, </w:t>
+      <w:proofErr w:type="spellStart"/>
+      <w:r>
+        <w:rPr>
+          <w:rFonts w:cs="Tahoma"/>
+          <w:b w:val="0"/>
+          <w:sz w:val="20"/>
+          <w:szCs w:val="20"/>
+        </w:rPr>
+        <w:t>Parpart</w:t>
+      </w:r>
+      <w:proofErr w:type="spellEnd"/>
+      <w:r>
+        <w:rPr>
+          <w:rFonts w:cs="Tahoma"/>
+          <w:b w:val="0"/>
+          <w:sz w:val="20"/>
+          <w:szCs w:val="20"/>
+        </w:rPr>
+        <w:t xml:space="preserve">-Li S, </w:t>
       </w:r>
       <w:r>
         <w:rPr>
@@ -5659,7 +7330,147 @@
           <w:sz w:val="20"/>
           <w:szCs w:val="20"/>
         </w:rPr>
-        <w:t xml:space="preserve">, Popoli M, Adleff V, Tucker L, Steinberg R, Georgiadis A, Phallen J, Brahmer JR, Azad NA, Browner I, Laheru D, Velculescu V, Sausen M, Diaz LA Jr. </w:t>
+        <w:t xml:space="preserve">, </w:t>
+      </w:r>
+      <w:proofErr w:type="spellStart"/>
+      <w:r>
+        <w:rPr>
+          <w:rFonts w:cs="Tahoma"/>
+          <w:b w:val="0"/>
+          <w:sz w:val="20"/>
+          <w:szCs w:val="20"/>
+        </w:rPr>
+        <w:t>Popoli</w:t>
+      </w:r>
+      <w:proofErr w:type="spellEnd"/>
+      <w:r>
+        <w:rPr>
+          <w:rFonts w:cs="Tahoma"/>
+          <w:b w:val="0"/>
+          <w:sz w:val="20"/>
+          <w:szCs w:val="20"/>
+        </w:rPr>
+        <w:t xml:space="preserve"> M, </w:t>
+      </w:r>
+      <w:proofErr w:type="spellStart"/>
+      <w:r>
+        <w:rPr>
+          <w:rFonts w:cs="Tahoma"/>
+          <w:b w:val="0"/>
+          <w:sz w:val="20"/>
+          <w:szCs w:val="20"/>
+        </w:rPr>
+        <w:t>Adleff</w:t>
+      </w:r>
+      <w:proofErr w:type="spellEnd"/>
+      <w:r>
+        <w:rPr>
+          <w:rFonts w:cs="Tahoma"/>
+          <w:b w:val="0"/>
+          <w:sz w:val="20"/>
+          <w:szCs w:val="20"/>
+        </w:rPr>
+        <w:t xml:space="preserve"> V, Tucker L, Steinberg R, Georgiadis A, </w:t>
+      </w:r>
+      <w:proofErr w:type="spellStart"/>
+      <w:r>
+        <w:rPr>
+          <w:rFonts w:cs="Tahoma"/>
+          <w:b w:val="0"/>
+          <w:sz w:val="20"/>
+          <w:szCs w:val="20"/>
+        </w:rPr>
+        <w:t>Phallen</w:t>
+      </w:r>
+      <w:proofErr w:type="spellEnd"/>
+      <w:r>
+        <w:rPr>
+          <w:rFonts w:cs="Tahoma"/>
+          <w:b w:val="0"/>
+          <w:sz w:val="20"/>
+          <w:szCs w:val="20"/>
+        </w:rPr>
+        <w:t xml:space="preserve"> J, </w:t>
+      </w:r>
+      <w:proofErr w:type="spellStart"/>
+      <w:r>
+        <w:rPr>
+          <w:rFonts w:cs="Tahoma"/>
+          <w:b w:val="0"/>
+          <w:sz w:val="20"/>
+          <w:szCs w:val="20"/>
+        </w:rPr>
+        <w:t>Brahmer</w:t>
+      </w:r>
+      <w:proofErr w:type="spellEnd"/>
+      <w:r>
+        <w:rPr>
+          <w:rFonts w:cs="Tahoma"/>
+          <w:b w:val="0"/>
+          <w:sz w:val="20"/>
+          <w:szCs w:val="20"/>
+        </w:rPr>
+        <w:t xml:space="preserve"> JR, Azad NA, Browner I, </w:t>
+      </w:r>
+      <w:proofErr w:type="spellStart"/>
+      <w:r>
+        <w:rPr>
+          <w:rFonts w:cs="Tahoma"/>
+          <w:b w:val="0"/>
+          <w:sz w:val="20"/>
+          <w:szCs w:val="20"/>
+        </w:rPr>
+        <w:t>Laheru</w:t>
+      </w:r>
+      <w:proofErr w:type="spellEnd"/>
+      <w:r>
+        <w:rPr>
+          <w:rFonts w:cs="Tahoma"/>
+          <w:b w:val="0"/>
+          <w:sz w:val="20"/>
+          <w:szCs w:val="20"/>
+        </w:rPr>
+        <w:t xml:space="preserve"> D, </w:t>
+      </w:r>
+      <w:proofErr w:type="spellStart"/>
+      <w:r>
+        <w:rPr>
+          <w:rFonts w:cs="Tahoma"/>
+          <w:b w:val="0"/>
+          <w:sz w:val="20"/>
+          <w:szCs w:val="20"/>
+        </w:rPr>
+        <w:t>Velculescu</w:t>
+      </w:r>
+      <w:proofErr w:type="spellEnd"/>
+      <w:r>
+        <w:rPr>
+          <w:rFonts w:cs="Tahoma"/>
+          <w:b w:val="0"/>
+          <w:sz w:val="20"/>
+          <w:szCs w:val="20"/>
+        </w:rPr>
+        <w:t xml:space="preserve"> V, </w:t>
+      </w:r>
+      <w:proofErr w:type="spellStart"/>
+      <w:r>
+        <w:rPr>
+          <w:rFonts w:cs="Tahoma"/>
+          <w:b w:val="0"/>
+          <w:sz w:val="20"/>
+          <w:szCs w:val="20"/>
+        </w:rPr>
+        <w:t>Sausen</w:t>
+      </w:r>
+      <w:proofErr w:type="spellEnd"/>
+      <w:r>
+        <w:rPr>
+          <w:rFonts w:cs="Tahoma"/>
+          <w:b w:val="0"/>
+          <w:sz w:val="20"/>
+          <w:szCs w:val="20"/>
+        </w:rPr>
+        <w:t xml:space="preserve"> M, Diaz LA Jr. </w:t>
       </w:r>
       <w:r>
         <w:rPr>
@@ -5867,7 +7678,27 @@
           <w:sz w:val="20"/>
           <w:szCs w:val="20"/>
         </w:rPr>
-        <w:t xml:space="preserve">Le DT, Uram JN, Wang H, </w:t>
+        <w:t xml:space="preserve">Le DT, </w:t>
+      </w:r>
+      <w:proofErr w:type="spellStart"/>
+      <w:r>
+        <w:rPr>
+          <w:rFonts w:cs="Tahoma"/>
+          <w:b w:val="0"/>
+          <w:sz w:val="20"/>
+          <w:szCs w:val="20"/>
+        </w:rPr>
+        <w:t>Uram</w:t>
+      </w:r>
+      <w:proofErr w:type="spellEnd"/>
+      <w:r>
+        <w:rPr>
+          <w:rFonts w:cs="Tahoma"/>
+          <w:b w:val="0"/>
+          <w:sz w:val="20"/>
+          <w:szCs w:val="20"/>
+        </w:rPr>
+        <w:t xml:space="preserve"> JN, Wang H, </w:t>
       </w:r>
       <w:r>
         <w:rPr>
@@ -5885,16 +7716,256 @@
           <w:sz w:val="20"/>
           <w:szCs w:val="20"/>
         </w:rPr>
-        <w:t>, Kemberling H, Eyring AD, Skora AD, Luber BS, Azad NS, Laheru D, Biedrzycki B,</w:t>
-      </w:r>
-      <w:r>
-        <w:rPr>
-          <w:rFonts w:cs="Tahoma"/>
-          <w:b w:val="0"/>
-          <w:sz w:val="20"/>
-          <w:szCs w:val="20"/>
-        </w:rPr>
-        <w:t xml:space="preserve"> Donehower RC, Zaheer A, Fisher GA, Crocenzi TS, Lee JJ, Duffy SM, Goldberg RM, de la Chapelle A, Koshiji M, Bhaijee F, Huebner T, Hruban RH, Wood LD, Cuka N, Pardoll DM, Papadopoulos N, Kinzler KW, Zhou S, Cornish TC, Taube JM, Anders RA, Eshleman JR, Vogelstein B, Diaz Jr. LA</w:t>
+        <w:t xml:space="preserve">, </w:t>
+      </w:r>
+      <w:proofErr w:type="spellStart"/>
+      <w:r>
+        <w:rPr>
+          <w:rFonts w:cs="Tahoma"/>
+          <w:b w:val="0"/>
+          <w:sz w:val="20"/>
+          <w:szCs w:val="20"/>
+        </w:rPr>
+        <w:t>Kemberling</w:t>
+      </w:r>
+      <w:proofErr w:type="spellEnd"/>
+      <w:r>
+        <w:rPr>
+          <w:rFonts w:cs="Tahoma"/>
+          <w:b w:val="0"/>
+          <w:sz w:val="20"/>
+          <w:szCs w:val="20"/>
+        </w:rPr>
+        <w:t xml:space="preserve"> H, Eyring AD, </w:t>
+      </w:r>
+      <w:proofErr w:type="spellStart"/>
+      <w:r>
+        <w:rPr>
+          <w:rFonts w:cs="Tahoma"/>
+          <w:b w:val="0"/>
+          <w:sz w:val="20"/>
+          <w:szCs w:val="20"/>
+        </w:rPr>
+        <w:t>Skora</w:t>
+      </w:r>
+      <w:proofErr w:type="spellEnd"/>
+      <w:r>
+        <w:rPr>
+          <w:rFonts w:cs="Tahoma"/>
+          <w:b w:val="0"/>
+          <w:sz w:val="20"/>
+          <w:szCs w:val="20"/>
+        </w:rPr>
+        <w:t xml:space="preserve"> AD, </w:t>
+      </w:r>
+      <w:proofErr w:type="spellStart"/>
+      <w:r>
+        <w:rPr>
+          <w:rFonts w:cs="Tahoma"/>
+          <w:b w:val="0"/>
+          <w:sz w:val="20"/>
+          <w:szCs w:val="20"/>
+        </w:rPr>
+        <w:t>Luber</w:t>
+      </w:r>
+      <w:proofErr w:type="spellEnd"/>
+      <w:r>
+        <w:rPr>
+          <w:rFonts w:cs="Tahoma"/>
+          <w:b w:val="0"/>
+          <w:sz w:val="20"/>
+          <w:szCs w:val="20"/>
+        </w:rPr>
+        <w:t xml:space="preserve"> BS, Azad NS, </w:t>
+      </w:r>
+      <w:proofErr w:type="spellStart"/>
+      <w:r>
+        <w:rPr>
+          <w:rFonts w:cs="Tahoma"/>
+          <w:b w:val="0"/>
+          <w:sz w:val="20"/>
+          <w:szCs w:val="20"/>
+        </w:rPr>
+        <w:t>Laheru</w:t>
+      </w:r>
+      <w:proofErr w:type="spellEnd"/>
+      <w:r>
+        <w:rPr>
+          <w:rFonts w:cs="Tahoma"/>
+          <w:b w:val="0"/>
+          <w:sz w:val="20"/>
+          <w:szCs w:val="20"/>
+        </w:rPr>
+        <w:t xml:space="preserve"> D, </w:t>
+      </w:r>
+      <w:proofErr w:type="spellStart"/>
+      <w:r>
+        <w:rPr>
+          <w:rFonts w:cs="Tahoma"/>
+          <w:b w:val="0"/>
+          <w:sz w:val="20"/>
+          <w:szCs w:val="20"/>
+        </w:rPr>
+        <w:t>Biedrzycki</w:t>
+      </w:r>
+      <w:proofErr w:type="spellEnd"/>
+      <w:r>
+        <w:rPr>
+          <w:rFonts w:cs="Tahoma"/>
+          <w:b w:val="0"/>
+          <w:sz w:val="20"/>
+          <w:szCs w:val="20"/>
+        </w:rPr>
+        <w:t xml:space="preserve"> B,</w:t>
+      </w:r>
+      <w:r>
+        <w:rPr>
+          <w:rFonts w:cs="Tahoma"/>
+          <w:b w:val="0"/>
+          <w:sz w:val="20"/>
+          <w:szCs w:val="20"/>
+        </w:rPr>
+        <w:t xml:space="preserve"> </w:t>
+      </w:r>
+      <w:proofErr w:type="spellStart"/>
+      <w:r>
+        <w:rPr>
+          <w:rFonts w:cs="Tahoma"/>
+          <w:b w:val="0"/>
+          <w:sz w:val="20"/>
+          <w:szCs w:val="20"/>
+        </w:rPr>
+        <w:t>Donehower</w:t>
+      </w:r>
+      <w:proofErr w:type="spellEnd"/>
+      <w:r>
+        <w:rPr>
+          <w:rFonts w:cs="Tahoma"/>
+          <w:b w:val="0"/>
+          <w:sz w:val="20"/>
+          <w:szCs w:val="20"/>
+        </w:rPr>
+        <w:t xml:space="preserve"> RC, Zaheer A, Fisher GA, </w:t>
+      </w:r>
+      <w:proofErr w:type="spellStart"/>
+      <w:r>
+        <w:rPr>
+          <w:rFonts w:cs="Tahoma"/>
+          <w:b w:val="0"/>
+          <w:sz w:val="20"/>
+          <w:szCs w:val="20"/>
+        </w:rPr>
+        <w:t>Crocenzi</w:t>
+      </w:r>
+      <w:proofErr w:type="spellEnd"/>
+      <w:r>
+        <w:rPr>
+          <w:rFonts w:cs="Tahoma"/>
+          <w:b w:val="0"/>
+          <w:sz w:val="20"/>
+          <w:szCs w:val="20"/>
+        </w:rPr>
+        <w:t xml:space="preserve"> TS, Lee JJ, Duffy SM, Goldberg RM, de la Chapelle A, </w:t>
+      </w:r>
+      <w:proofErr w:type="spellStart"/>
+      <w:r>
+        <w:rPr>
+          <w:rFonts w:cs="Tahoma"/>
+          <w:b w:val="0"/>
+          <w:sz w:val="20"/>
+          <w:szCs w:val="20"/>
+        </w:rPr>
+        <w:t>Koshiji</w:t>
+      </w:r>
+      <w:proofErr w:type="spellEnd"/>
+      <w:r>
+        <w:rPr>
+          <w:rFonts w:cs="Tahoma"/>
+          <w:b w:val="0"/>
+          <w:sz w:val="20"/>
+          <w:szCs w:val="20"/>
+        </w:rPr>
+        <w:t xml:space="preserve"> M, </w:t>
+      </w:r>
+      <w:proofErr w:type="spellStart"/>
+      <w:r>
+        <w:rPr>
+          <w:rFonts w:cs="Tahoma"/>
+          <w:b w:val="0"/>
+          <w:sz w:val="20"/>
+          <w:szCs w:val="20"/>
+        </w:rPr>
+        <w:t>Bhaijee</w:t>
+      </w:r>
+      <w:proofErr w:type="spellEnd"/>
+      <w:r>
+        <w:rPr>
+          <w:rFonts w:cs="Tahoma"/>
+          <w:b w:val="0"/>
+          <w:sz w:val="20"/>
+          <w:szCs w:val="20"/>
+        </w:rPr>
+        <w:t xml:space="preserve"> F, Huebner T, </w:t>
+      </w:r>
+      <w:proofErr w:type="spellStart"/>
+      <w:r>
+        <w:rPr>
+          <w:rFonts w:cs="Tahoma"/>
+          <w:b w:val="0"/>
+          <w:sz w:val="20"/>
+          <w:szCs w:val="20"/>
+        </w:rPr>
+        <w:t>Hruban</w:t>
+      </w:r>
+      <w:proofErr w:type="spellEnd"/>
+      <w:r>
+        <w:rPr>
+          <w:rFonts w:cs="Tahoma"/>
+          <w:b w:val="0"/>
+          <w:sz w:val="20"/>
+          <w:szCs w:val="20"/>
+        </w:rPr>
+        <w:t xml:space="preserve"> RH, Wood LD, Cuka N, </w:t>
+      </w:r>
+      <w:proofErr w:type="spellStart"/>
+      <w:r>
+        <w:rPr>
+          <w:rFonts w:cs="Tahoma"/>
+          <w:b w:val="0"/>
+          <w:sz w:val="20"/>
+          <w:szCs w:val="20"/>
+        </w:rPr>
+        <w:t>Pardoll</w:t>
+      </w:r>
+      <w:proofErr w:type="spellEnd"/>
+      <w:r>
+        <w:rPr>
+          <w:rFonts w:cs="Tahoma"/>
+          <w:b w:val="0"/>
+          <w:sz w:val="20"/>
+          <w:szCs w:val="20"/>
+        </w:rPr>
+        <w:t xml:space="preserve"> DM, Papadopoulos N, </w:t>
+      </w:r>
+      <w:proofErr w:type="spellStart"/>
+      <w:r>
+        <w:rPr>
+          <w:rFonts w:cs="Tahoma"/>
+          <w:b w:val="0"/>
+          <w:sz w:val="20"/>
+          <w:szCs w:val="20"/>
+        </w:rPr>
+        <w:t>Kinzler</w:t>
+      </w:r>
+      <w:proofErr w:type="spellEnd"/>
+      <w:r>
+        <w:rPr>
+          <w:rFonts w:cs="Tahoma"/>
+          <w:b w:val="0"/>
+          <w:sz w:val="20"/>
+          <w:szCs w:val="20"/>
+        </w:rPr>
+        <w:t xml:space="preserve"> KW, Zhou S, Cornish TC, Taube JM, Anders RA, Eshleman JR, Vogelstein B, Diaz Jr. LA</w:t>
       </w:r>
       <w:r>
         <w:rPr>
@@ -6181,14 +8252,45 @@
           <w:szCs w:val="20"/>
         </w:rPr>
       </w:pPr>
-      <w:r>
-        <w:rPr>
-          <w:rFonts w:cs="Tahoma"/>
-          <w:b w:val="0"/>
-          <w:sz w:val="20"/>
-          <w:szCs w:val="20"/>
-        </w:rPr>
-        <w:t xml:space="preserve">Bettegowda C, Sausen M, Leary RJ, Kinde I, Wang Y, Agrawal N, </w:t>
+      <w:proofErr w:type="spellStart"/>
+      <w:r>
+        <w:rPr>
+          <w:rFonts w:cs="Tahoma"/>
+          <w:b w:val="0"/>
+          <w:sz w:val="20"/>
+          <w:szCs w:val="20"/>
+        </w:rPr>
+        <w:t>Bettegowda</w:t>
+      </w:r>
+      <w:proofErr w:type="spellEnd"/>
+      <w:r>
+        <w:rPr>
+          <w:rFonts w:cs="Tahoma"/>
+          <w:b w:val="0"/>
+          <w:sz w:val="20"/>
+          <w:szCs w:val="20"/>
+        </w:rPr>
+        <w:t xml:space="preserve"> C, </w:t>
+      </w:r>
+      <w:proofErr w:type="spellStart"/>
+      <w:r>
+        <w:rPr>
+          <w:rFonts w:cs="Tahoma"/>
+          <w:b w:val="0"/>
+          <w:sz w:val="20"/>
+          <w:szCs w:val="20"/>
+        </w:rPr>
+        <w:t>Sausen</w:t>
+      </w:r>
+      <w:proofErr w:type="spellEnd"/>
+      <w:r>
+        <w:rPr>
+          <w:rFonts w:cs="Tahoma"/>
+          <w:b w:val="0"/>
+          <w:sz w:val="20"/>
+          <w:szCs w:val="20"/>
+        </w:rPr>
+        <w:t xml:space="preserve"> M, Leary RJ, Kinde I, Wang Y, Agrawal N, </w:t>
       </w:r>
       <w:r>
         <w:rPr>
@@ -6206,16 +8308,496 @@
           <w:sz w:val="20"/>
           <w:szCs w:val="20"/>
         </w:rPr>
-        <w:t>, Wang H, Luber B, Alani RM, Antonarakis ES,</w:t>
-      </w:r>
-      <w:r>
-        <w:rPr>
-          <w:rFonts w:cs="Tahoma"/>
-          <w:b w:val="0"/>
-          <w:sz w:val="20"/>
-          <w:szCs w:val="20"/>
-        </w:rPr>
-        <w:t xml:space="preserve"> Azad NS, Bardelli A, Brem H, Cameron JL, Lee CC, Fecher LA, Gallia GL, Gibbs P, Le DT, Giuntoli RL, Goggins M, Hogarty MD, Holdhoff M, Hong SM, Jiao Y, Juhl HH, Kim JJ, Siravegna G, Laheru DA, Lauricella C, Lim M, Lipson EJ, Marie SKN, Netto GJ, Oliner KS, Olivi A, Olsson L, Riggins GJ, Sartore-Bianchi A, Schmidt K, Shih LM, Oba-Shinjo SM, Siena S, Theodorescu D, Tie J, Harkins TT, Veronese S, Wang TL, Weingart JD, Wolfgang CL, Wood LD, Xing D, Hruban RH, Wu J, Allen PJ, Schmidt CM, Choti MA, Velculescu VE, Kinzler KW, Vogelstein B, Papadopoulos N, Diaz Jr. LA</w:t>
+        <w:t xml:space="preserve">, Wang H, </w:t>
+      </w:r>
+      <w:proofErr w:type="spellStart"/>
+      <w:r>
+        <w:rPr>
+          <w:rFonts w:cs="Tahoma"/>
+          <w:b w:val="0"/>
+          <w:sz w:val="20"/>
+          <w:szCs w:val="20"/>
+        </w:rPr>
+        <w:t>Luber</w:t>
+      </w:r>
+      <w:proofErr w:type="spellEnd"/>
+      <w:r>
+        <w:rPr>
+          <w:rFonts w:cs="Tahoma"/>
+          <w:b w:val="0"/>
+          <w:sz w:val="20"/>
+          <w:szCs w:val="20"/>
+        </w:rPr>
+        <w:t xml:space="preserve"> B, Alani RM, </w:t>
+      </w:r>
+      <w:proofErr w:type="spellStart"/>
+      <w:r>
+        <w:rPr>
+          <w:rFonts w:cs="Tahoma"/>
+          <w:b w:val="0"/>
+          <w:sz w:val="20"/>
+          <w:szCs w:val="20"/>
+        </w:rPr>
+        <w:t>Antonarakis</w:t>
+      </w:r>
+      <w:proofErr w:type="spellEnd"/>
+      <w:r>
+        <w:rPr>
+          <w:rFonts w:cs="Tahoma"/>
+          <w:b w:val="0"/>
+          <w:sz w:val="20"/>
+          <w:szCs w:val="20"/>
+        </w:rPr>
+        <w:t xml:space="preserve"> ES,</w:t>
+      </w:r>
+      <w:r>
+        <w:rPr>
+          <w:rFonts w:cs="Tahoma"/>
+          <w:b w:val="0"/>
+          <w:sz w:val="20"/>
+          <w:szCs w:val="20"/>
+        </w:rPr>
+        <w:t xml:space="preserve"> Azad NS, </w:t>
+      </w:r>
+      <w:proofErr w:type="spellStart"/>
+      <w:r>
+        <w:rPr>
+          <w:rFonts w:cs="Tahoma"/>
+          <w:b w:val="0"/>
+          <w:sz w:val="20"/>
+          <w:szCs w:val="20"/>
+        </w:rPr>
+        <w:t>Bardelli</w:t>
+      </w:r>
+      <w:proofErr w:type="spellEnd"/>
+      <w:r>
+        <w:rPr>
+          <w:rFonts w:cs="Tahoma"/>
+          <w:b w:val="0"/>
+          <w:sz w:val="20"/>
+          <w:szCs w:val="20"/>
+        </w:rPr>
+        <w:t xml:space="preserve"> A, </w:t>
+      </w:r>
+      <w:proofErr w:type="spellStart"/>
+      <w:r>
+        <w:rPr>
+          <w:rFonts w:cs="Tahoma"/>
+          <w:b w:val="0"/>
+          <w:sz w:val="20"/>
+          <w:szCs w:val="20"/>
+        </w:rPr>
+        <w:t>Brem</w:t>
+      </w:r>
+      <w:proofErr w:type="spellEnd"/>
+      <w:r>
+        <w:rPr>
+          <w:rFonts w:cs="Tahoma"/>
+          <w:b w:val="0"/>
+          <w:sz w:val="20"/>
+          <w:szCs w:val="20"/>
+        </w:rPr>
+        <w:t xml:space="preserve"> H, Cameron JL, Lee CC, </w:t>
+      </w:r>
+      <w:proofErr w:type="spellStart"/>
+      <w:r>
+        <w:rPr>
+          <w:rFonts w:cs="Tahoma"/>
+          <w:b w:val="0"/>
+          <w:sz w:val="20"/>
+          <w:szCs w:val="20"/>
+        </w:rPr>
+        <w:t>Fecher</w:t>
+      </w:r>
+      <w:proofErr w:type="spellEnd"/>
+      <w:r>
+        <w:rPr>
+          <w:rFonts w:cs="Tahoma"/>
+          <w:b w:val="0"/>
+          <w:sz w:val="20"/>
+          <w:szCs w:val="20"/>
+        </w:rPr>
+        <w:t xml:space="preserve"> LA, Gallia GL, Gibbs P, Le DT, </w:t>
+      </w:r>
+      <w:proofErr w:type="spellStart"/>
+      <w:r>
+        <w:rPr>
+          <w:rFonts w:cs="Tahoma"/>
+          <w:b w:val="0"/>
+          <w:sz w:val="20"/>
+          <w:szCs w:val="20"/>
+        </w:rPr>
+        <w:t>Giuntoli</w:t>
+      </w:r>
+      <w:proofErr w:type="spellEnd"/>
+      <w:r>
+        <w:rPr>
+          <w:rFonts w:cs="Tahoma"/>
+          <w:b w:val="0"/>
+          <w:sz w:val="20"/>
+          <w:szCs w:val="20"/>
+        </w:rPr>
+        <w:t xml:space="preserve"> RL, </w:t>
+      </w:r>
+      <w:proofErr w:type="spellStart"/>
+      <w:r>
+        <w:rPr>
+          <w:rFonts w:cs="Tahoma"/>
+          <w:b w:val="0"/>
+          <w:sz w:val="20"/>
+          <w:szCs w:val="20"/>
+        </w:rPr>
+        <w:t>Goggins</w:t>
+      </w:r>
+      <w:proofErr w:type="spellEnd"/>
+      <w:r>
+        <w:rPr>
+          <w:rFonts w:cs="Tahoma"/>
+          <w:b w:val="0"/>
+          <w:sz w:val="20"/>
+          <w:szCs w:val="20"/>
+        </w:rPr>
+        <w:t xml:space="preserve"> M, </w:t>
+      </w:r>
+      <w:proofErr w:type="spellStart"/>
+      <w:r>
+        <w:rPr>
+          <w:rFonts w:cs="Tahoma"/>
+          <w:b w:val="0"/>
+          <w:sz w:val="20"/>
+          <w:szCs w:val="20"/>
+        </w:rPr>
+        <w:t>Hogarty</w:t>
+      </w:r>
+      <w:proofErr w:type="spellEnd"/>
+      <w:r>
+        <w:rPr>
+          <w:rFonts w:cs="Tahoma"/>
+          <w:b w:val="0"/>
+          <w:sz w:val="20"/>
+          <w:szCs w:val="20"/>
+        </w:rPr>
+        <w:t xml:space="preserve"> MD, </w:t>
+      </w:r>
+      <w:proofErr w:type="spellStart"/>
+      <w:r>
+        <w:rPr>
+          <w:rFonts w:cs="Tahoma"/>
+          <w:b w:val="0"/>
+          <w:sz w:val="20"/>
+          <w:szCs w:val="20"/>
+        </w:rPr>
+        <w:t>Holdhoff</w:t>
+      </w:r>
+      <w:proofErr w:type="spellEnd"/>
+      <w:r>
+        <w:rPr>
+          <w:rFonts w:cs="Tahoma"/>
+          <w:b w:val="0"/>
+          <w:sz w:val="20"/>
+          <w:szCs w:val="20"/>
+        </w:rPr>
+        <w:t xml:space="preserve"> M, Hong SM, Jiao Y, </w:t>
+      </w:r>
+      <w:proofErr w:type="spellStart"/>
+      <w:r>
+        <w:rPr>
+          <w:rFonts w:cs="Tahoma"/>
+          <w:b w:val="0"/>
+          <w:sz w:val="20"/>
+          <w:szCs w:val="20"/>
+        </w:rPr>
+        <w:t>Juhl</w:t>
+      </w:r>
+      <w:proofErr w:type="spellEnd"/>
+      <w:r>
+        <w:rPr>
+          <w:rFonts w:cs="Tahoma"/>
+          <w:b w:val="0"/>
+          <w:sz w:val="20"/>
+          <w:szCs w:val="20"/>
+        </w:rPr>
+        <w:t xml:space="preserve"> HH, Kim JJ, </w:t>
+      </w:r>
+      <w:proofErr w:type="spellStart"/>
+      <w:r>
+        <w:rPr>
+          <w:rFonts w:cs="Tahoma"/>
+          <w:b w:val="0"/>
+          <w:sz w:val="20"/>
+          <w:szCs w:val="20"/>
+        </w:rPr>
+        <w:t>Siravegna</w:t>
+      </w:r>
+      <w:proofErr w:type="spellEnd"/>
+      <w:r>
+        <w:rPr>
+          <w:rFonts w:cs="Tahoma"/>
+          <w:b w:val="0"/>
+          <w:sz w:val="20"/>
+          <w:szCs w:val="20"/>
+        </w:rPr>
+        <w:t xml:space="preserve"> G, </w:t>
+      </w:r>
+      <w:proofErr w:type="spellStart"/>
+      <w:r>
+        <w:rPr>
+          <w:rFonts w:cs="Tahoma"/>
+          <w:b w:val="0"/>
+          <w:sz w:val="20"/>
+          <w:szCs w:val="20"/>
+        </w:rPr>
+        <w:t>Laheru</w:t>
+      </w:r>
+      <w:proofErr w:type="spellEnd"/>
+      <w:r>
+        <w:rPr>
+          <w:rFonts w:cs="Tahoma"/>
+          <w:b w:val="0"/>
+          <w:sz w:val="20"/>
+          <w:szCs w:val="20"/>
+        </w:rPr>
+        <w:t xml:space="preserve"> DA, </w:t>
+      </w:r>
+      <w:proofErr w:type="spellStart"/>
+      <w:r>
+        <w:rPr>
+          <w:rFonts w:cs="Tahoma"/>
+          <w:b w:val="0"/>
+          <w:sz w:val="20"/>
+          <w:szCs w:val="20"/>
+        </w:rPr>
+        <w:t>Lauricella</w:t>
+      </w:r>
+      <w:proofErr w:type="spellEnd"/>
+      <w:r>
+        <w:rPr>
+          <w:rFonts w:cs="Tahoma"/>
+          <w:b w:val="0"/>
+          <w:sz w:val="20"/>
+          <w:szCs w:val="20"/>
+        </w:rPr>
+        <w:t xml:space="preserve"> C, Lim M, Lipson EJ, Marie SKN, </w:t>
+      </w:r>
+      <w:proofErr w:type="spellStart"/>
+      <w:r>
+        <w:rPr>
+          <w:rFonts w:cs="Tahoma"/>
+          <w:b w:val="0"/>
+          <w:sz w:val="20"/>
+          <w:szCs w:val="20"/>
+        </w:rPr>
+        <w:t>Netto</w:t>
+      </w:r>
+      <w:proofErr w:type="spellEnd"/>
+      <w:r>
+        <w:rPr>
+          <w:rFonts w:cs="Tahoma"/>
+          <w:b w:val="0"/>
+          <w:sz w:val="20"/>
+          <w:szCs w:val="20"/>
+        </w:rPr>
+        <w:t xml:space="preserve"> GJ, </w:t>
+      </w:r>
+      <w:proofErr w:type="spellStart"/>
+      <w:r>
+        <w:rPr>
+          <w:rFonts w:cs="Tahoma"/>
+          <w:b w:val="0"/>
+          <w:sz w:val="20"/>
+          <w:szCs w:val="20"/>
+        </w:rPr>
+        <w:t>Oliner</w:t>
+      </w:r>
+      <w:proofErr w:type="spellEnd"/>
+      <w:r>
+        <w:rPr>
+          <w:rFonts w:cs="Tahoma"/>
+          <w:b w:val="0"/>
+          <w:sz w:val="20"/>
+          <w:szCs w:val="20"/>
+        </w:rPr>
+        <w:t xml:space="preserve"> KS, </w:t>
+      </w:r>
+      <w:proofErr w:type="spellStart"/>
+      <w:r>
+        <w:rPr>
+          <w:rFonts w:cs="Tahoma"/>
+          <w:b w:val="0"/>
+          <w:sz w:val="20"/>
+          <w:szCs w:val="20"/>
+        </w:rPr>
+        <w:t>Olivi</w:t>
+      </w:r>
+      <w:proofErr w:type="spellEnd"/>
+      <w:r>
+        <w:rPr>
+          <w:rFonts w:cs="Tahoma"/>
+          <w:b w:val="0"/>
+          <w:sz w:val="20"/>
+          <w:szCs w:val="20"/>
+        </w:rPr>
+        <w:t xml:space="preserve"> A, Olsson L, Riggins GJ, </w:t>
+      </w:r>
+      <w:proofErr w:type="spellStart"/>
+      <w:r>
+        <w:rPr>
+          <w:rFonts w:cs="Tahoma"/>
+          <w:b w:val="0"/>
+          <w:sz w:val="20"/>
+          <w:szCs w:val="20"/>
+        </w:rPr>
+        <w:t>Sartore</w:t>
+      </w:r>
+      <w:proofErr w:type="spellEnd"/>
+      <w:r>
+        <w:rPr>
+          <w:rFonts w:cs="Tahoma"/>
+          <w:b w:val="0"/>
+          <w:sz w:val="20"/>
+          <w:szCs w:val="20"/>
+        </w:rPr>
+        <w:t>-Bianchi A, Schmidt K, Shih LM, Oba-</w:t>
+      </w:r>
+      <w:proofErr w:type="spellStart"/>
+      <w:r>
+        <w:rPr>
+          <w:rFonts w:cs="Tahoma"/>
+          <w:b w:val="0"/>
+          <w:sz w:val="20"/>
+          <w:szCs w:val="20"/>
+        </w:rPr>
+        <w:t>Shinjo</w:t>
+      </w:r>
+      <w:proofErr w:type="spellEnd"/>
+      <w:r>
+        <w:rPr>
+          <w:rFonts w:cs="Tahoma"/>
+          <w:b w:val="0"/>
+          <w:sz w:val="20"/>
+          <w:szCs w:val="20"/>
+        </w:rPr>
+        <w:t xml:space="preserve"> SM, Siena S, </w:t>
+      </w:r>
+      <w:proofErr w:type="spellStart"/>
+      <w:r>
+        <w:rPr>
+          <w:rFonts w:cs="Tahoma"/>
+          <w:b w:val="0"/>
+          <w:sz w:val="20"/>
+          <w:szCs w:val="20"/>
+        </w:rPr>
+        <w:t>Theodorescu</w:t>
+      </w:r>
+      <w:proofErr w:type="spellEnd"/>
+      <w:r>
+        <w:rPr>
+          <w:rFonts w:cs="Tahoma"/>
+          <w:b w:val="0"/>
+          <w:sz w:val="20"/>
+          <w:szCs w:val="20"/>
+        </w:rPr>
+        <w:t xml:space="preserve"> D, Tie J, Harkins TT, Veronese S, Wang TL, </w:t>
+      </w:r>
+      <w:proofErr w:type="spellStart"/>
+      <w:r>
+        <w:rPr>
+          <w:rFonts w:cs="Tahoma"/>
+          <w:b w:val="0"/>
+          <w:sz w:val="20"/>
+          <w:szCs w:val="20"/>
+        </w:rPr>
+        <w:t>Weingart</w:t>
+      </w:r>
+      <w:proofErr w:type="spellEnd"/>
+      <w:r>
+        <w:rPr>
+          <w:rFonts w:cs="Tahoma"/>
+          <w:b w:val="0"/>
+          <w:sz w:val="20"/>
+          <w:szCs w:val="20"/>
+        </w:rPr>
+        <w:t xml:space="preserve"> JD, Wolfgang CL, Wood LD, Xing D, </w:t>
+      </w:r>
+      <w:proofErr w:type="spellStart"/>
+      <w:r>
+        <w:rPr>
+          <w:rFonts w:cs="Tahoma"/>
+          <w:b w:val="0"/>
+          <w:sz w:val="20"/>
+          <w:szCs w:val="20"/>
+        </w:rPr>
+        <w:t>Hruban</w:t>
+      </w:r>
+      <w:proofErr w:type="spellEnd"/>
+      <w:r>
+        <w:rPr>
+          <w:rFonts w:cs="Tahoma"/>
+          <w:b w:val="0"/>
+          <w:sz w:val="20"/>
+          <w:szCs w:val="20"/>
+        </w:rPr>
+        <w:t xml:space="preserve"> RH, Wu J, Allen PJ, Schmidt CM, </w:t>
+      </w:r>
+      <w:proofErr w:type="spellStart"/>
+      <w:r>
+        <w:rPr>
+          <w:rFonts w:cs="Tahoma"/>
+          <w:b w:val="0"/>
+          <w:sz w:val="20"/>
+          <w:szCs w:val="20"/>
+        </w:rPr>
+        <w:t>Choti</w:t>
+      </w:r>
+      <w:proofErr w:type="spellEnd"/>
+      <w:r>
+        <w:rPr>
+          <w:rFonts w:cs="Tahoma"/>
+          <w:b w:val="0"/>
+          <w:sz w:val="20"/>
+          <w:szCs w:val="20"/>
+        </w:rPr>
+        <w:t xml:space="preserve"> MA, </w:t>
+      </w:r>
+      <w:proofErr w:type="spellStart"/>
+      <w:r>
+        <w:rPr>
+          <w:rFonts w:cs="Tahoma"/>
+          <w:b w:val="0"/>
+          <w:sz w:val="20"/>
+          <w:szCs w:val="20"/>
+        </w:rPr>
+        <w:t>Velculescu</w:t>
+      </w:r>
+      <w:proofErr w:type="spellEnd"/>
+      <w:r>
+        <w:rPr>
+          <w:rFonts w:cs="Tahoma"/>
+          <w:b w:val="0"/>
+          <w:sz w:val="20"/>
+          <w:szCs w:val="20"/>
+        </w:rPr>
+        <w:t xml:space="preserve"> VE, </w:t>
+      </w:r>
+      <w:proofErr w:type="spellStart"/>
+      <w:r>
+        <w:rPr>
+          <w:rFonts w:cs="Tahoma"/>
+          <w:b w:val="0"/>
+          <w:sz w:val="20"/>
+          <w:szCs w:val="20"/>
+        </w:rPr>
+        <w:t>Kinzler</w:t>
+      </w:r>
+      <w:proofErr w:type="spellEnd"/>
+      <w:r>
+        <w:rPr>
+          <w:rFonts w:cs="Tahoma"/>
+          <w:b w:val="0"/>
+          <w:sz w:val="20"/>
+          <w:szCs w:val="20"/>
+        </w:rPr>
+        <w:t xml:space="preserve"> KW, Vogelstein B, Papadopoulos N, Diaz Jr. LA</w:t>
       </w:r>
       <w:r>
         <w:rPr>
@@ -6936,7 +9518,27 @@
           <w:sz w:val="20"/>
           <w:szCs w:val="20"/>
         </w:rPr>
-        <w:t xml:space="preserve">, Khadka V, Menor M, Deng Y. </w:t>
+        <w:t xml:space="preserve">, Khadka V, </w:t>
+      </w:r>
+      <w:proofErr w:type="spellStart"/>
+      <w:r>
+        <w:rPr>
+          <w:rFonts w:cs="Tahoma"/>
+          <w:b w:val="0"/>
+          <w:sz w:val="20"/>
+          <w:szCs w:val="20"/>
+        </w:rPr>
+        <w:t>Menor</w:t>
+      </w:r>
+      <w:proofErr w:type="spellEnd"/>
+      <w:r>
+        <w:rPr>
+          <w:rFonts w:cs="Tahoma"/>
+          <w:b w:val="0"/>
+          <w:sz w:val="20"/>
+          <w:szCs w:val="20"/>
+        </w:rPr>
+        <w:t xml:space="preserve"> M, Deng Y. </w:t>
       </w:r>
       <w:r>
         <w:rPr>
@@ -7029,7 +9631,47 @@
           <w:sz w:val="20"/>
           <w:szCs w:val="20"/>
         </w:rPr>
-        <w:t xml:space="preserve">, Zielonka M, Murphy D, White JR, Lu S, Verner E, Ruan F, Riley D. </w:t>
+        <w:t xml:space="preserve">, </w:t>
+      </w:r>
+      <w:proofErr w:type="spellStart"/>
+      <w:r>
+        <w:rPr>
+          <w:rFonts w:cs="Tahoma"/>
+          <w:b w:val="0"/>
+          <w:sz w:val="20"/>
+          <w:szCs w:val="20"/>
+        </w:rPr>
+        <w:t>Zielonka</w:t>
+      </w:r>
+      <w:proofErr w:type="spellEnd"/>
+      <w:r>
+        <w:rPr>
+          <w:rFonts w:cs="Tahoma"/>
+          <w:b w:val="0"/>
+          <w:sz w:val="20"/>
+          <w:szCs w:val="20"/>
+        </w:rPr>
+        <w:t xml:space="preserve"> M, Murphy D, White JR, Lu S, Verner E, </w:t>
+      </w:r>
+      <w:proofErr w:type="spellStart"/>
+      <w:r>
+        <w:rPr>
+          <w:rFonts w:cs="Tahoma"/>
+          <w:b w:val="0"/>
+          <w:sz w:val="20"/>
+          <w:szCs w:val="20"/>
+        </w:rPr>
+        <w:t>Ruan</w:t>
+      </w:r>
+      <w:proofErr w:type="spellEnd"/>
+      <w:r>
+        <w:rPr>
+          <w:rFonts w:cs="Tahoma"/>
+          <w:b w:val="0"/>
+          <w:sz w:val="20"/>
+          <w:szCs w:val="20"/>
+        </w:rPr>
+        <w:t xml:space="preserve"> F, Riley D. </w:t>
       </w:r>
       <w:r>
         <w:rPr>
@@ -7141,14 +9783,25 @@
         </w:rPr>
         <w:t xml:space="preserve"> The University of </w:t>
       </w:r>
-      <w:r>
-        <w:rPr>
-          <w:rFonts w:cs="Tahoma"/>
-          <w:b w:val="0"/>
-          <w:sz w:val="20"/>
-          <w:szCs w:val="20"/>
-        </w:rPr>
-        <w:t xml:space="preserve">Hawaiʻi </w:t>
+      <w:proofErr w:type="spellStart"/>
+      <w:r>
+        <w:rPr>
+          <w:rFonts w:cs="Tahoma"/>
+          <w:b w:val="0"/>
+          <w:sz w:val="20"/>
+          <w:szCs w:val="20"/>
+        </w:rPr>
+        <w:t>Hawaiʻi</w:t>
+      </w:r>
+      <w:proofErr w:type="spellEnd"/>
+      <w:r>
+        <w:rPr>
+          <w:rFonts w:cs="Tahoma"/>
+          <w:b w:val="0"/>
+          <w:sz w:val="20"/>
+          <w:szCs w:val="20"/>
+        </w:rPr>
+        <w:t xml:space="preserve"> </w:t>
       </w:r>
       <w:r>
         <w:rPr>
@@ -7189,14 +9842,25 @@
           <w:szCs w:val="20"/>
         </w:rPr>
       </w:pPr>
-      <w:r>
-        <w:rPr>
-          <w:rFonts w:cs="Tahoma"/>
-          <w:b w:val="0"/>
-          <w:sz w:val="20"/>
-          <w:szCs w:val="20"/>
-        </w:rPr>
-        <w:t xml:space="preserve">Parpart-Li ST, </w:t>
+      <w:proofErr w:type="spellStart"/>
+      <w:r>
+        <w:rPr>
+          <w:rFonts w:cs="Tahoma"/>
+          <w:b w:val="0"/>
+          <w:sz w:val="20"/>
+          <w:szCs w:val="20"/>
+        </w:rPr>
+        <w:t>Parpart</w:t>
+      </w:r>
+      <w:proofErr w:type="spellEnd"/>
+      <w:r>
+        <w:rPr>
+          <w:rFonts w:cs="Tahoma"/>
+          <w:b w:val="0"/>
+          <w:sz w:val="20"/>
+          <w:szCs w:val="20"/>
+        </w:rPr>
+        <w:t xml:space="preserve">-Li ST, </w:t>
       </w:r>
       <w:r>
         <w:rPr>
@@ -7214,7 +9878,127 @@
           <w:sz w:val="20"/>
           <w:szCs w:val="20"/>
         </w:rPr>
-        <w:t xml:space="preserve">, Popoli M, Adleff V, Brahmer J, Azad N, Bonerigo S, Browner I, Ryan A, Velculescu V, Sausen M. </w:t>
+        <w:t xml:space="preserve">, </w:t>
+      </w:r>
+      <w:proofErr w:type="spellStart"/>
+      <w:r>
+        <w:rPr>
+          <w:rFonts w:cs="Tahoma"/>
+          <w:b w:val="0"/>
+          <w:sz w:val="20"/>
+          <w:szCs w:val="20"/>
+        </w:rPr>
+        <w:t>Popoli</w:t>
+      </w:r>
+      <w:proofErr w:type="spellEnd"/>
+      <w:r>
+        <w:rPr>
+          <w:rFonts w:cs="Tahoma"/>
+          <w:b w:val="0"/>
+          <w:sz w:val="20"/>
+          <w:szCs w:val="20"/>
+        </w:rPr>
+        <w:t xml:space="preserve"> M, </w:t>
+      </w:r>
+      <w:proofErr w:type="spellStart"/>
+      <w:r>
+        <w:rPr>
+          <w:rFonts w:cs="Tahoma"/>
+          <w:b w:val="0"/>
+          <w:sz w:val="20"/>
+          <w:szCs w:val="20"/>
+        </w:rPr>
+        <w:t>Adleff</w:t>
+      </w:r>
+      <w:proofErr w:type="spellEnd"/>
+      <w:r>
+        <w:rPr>
+          <w:rFonts w:cs="Tahoma"/>
+          <w:b w:val="0"/>
+          <w:sz w:val="20"/>
+          <w:szCs w:val="20"/>
+        </w:rPr>
+        <w:t xml:space="preserve"> V, </w:t>
+      </w:r>
+      <w:proofErr w:type="spellStart"/>
+      <w:r>
+        <w:rPr>
+          <w:rFonts w:cs="Tahoma"/>
+          <w:b w:val="0"/>
+          <w:sz w:val="20"/>
+          <w:szCs w:val="20"/>
+        </w:rPr>
+        <w:t>Brahmer</w:t>
+      </w:r>
+      <w:proofErr w:type="spellEnd"/>
+      <w:r>
+        <w:rPr>
+          <w:rFonts w:cs="Tahoma"/>
+          <w:b w:val="0"/>
+          <w:sz w:val="20"/>
+          <w:szCs w:val="20"/>
+        </w:rPr>
+        <w:t xml:space="preserve"> J, Azad N, </w:t>
+      </w:r>
+      <w:proofErr w:type="spellStart"/>
+      <w:r>
+        <w:rPr>
+          <w:rFonts w:cs="Tahoma"/>
+          <w:b w:val="0"/>
+          <w:sz w:val="20"/>
+          <w:szCs w:val="20"/>
+        </w:rPr>
+        <w:t>Bonerigo</w:t>
+      </w:r>
+      <w:proofErr w:type="spellEnd"/>
+      <w:r>
+        <w:rPr>
+          <w:rFonts w:cs="Tahoma"/>
+          <w:b w:val="0"/>
+          <w:sz w:val="20"/>
+          <w:szCs w:val="20"/>
+        </w:rPr>
+        <w:t xml:space="preserve"> S, Browner I, Ryan A, </w:t>
+      </w:r>
+      <w:proofErr w:type="spellStart"/>
+      <w:r>
+        <w:rPr>
+          <w:rFonts w:cs="Tahoma"/>
+          <w:b w:val="0"/>
+          <w:sz w:val="20"/>
+          <w:szCs w:val="20"/>
+        </w:rPr>
+        <w:t>Velculescu</w:t>
+      </w:r>
+      <w:proofErr w:type="spellEnd"/>
+      <w:r>
+        <w:rPr>
+          <w:rFonts w:cs="Tahoma"/>
+          <w:b w:val="0"/>
+          <w:sz w:val="20"/>
+          <w:szCs w:val="20"/>
+        </w:rPr>
+        <w:t xml:space="preserve"> V, </w:t>
+      </w:r>
+      <w:proofErr w:type="spellStart"/>
+      <w:r>
+        <w:rPr>
+          <w:rFonts w:cs="Tahoma"/>
+          <w:b w:val="0"/>
+          <w:sz w:val="20"/>
+          <w:szCs w:val="20"/>
+        </w:rPr>
+        <w:t>Sausen</w:t>
+      </w:r>
+      <w:proofErr w:type="spellEnd"/>
+      <w:r>
+        <w:rPr>
+          <w:rFonts w:cs="Tahoma"/>
+          <w:b w:val="0"/>
+          <w:sz w:val="20"/>
+          <w:szCs w:val="20"/>
+        </w:rPr>
+        <w:t xml:space="preserve"> M. </w:t>
       </w:r>
       <w:r>
         <w:rPr>
@@ -7316,7 +10100,27 @@
           <w:szCs w:val="20"/>
         </w:rPr>
         <w:lastRenderedPageBreak/>
-        <w:t xml:space="preserve">Le DT, Uram JN, Wang H, </w:t>
+        <w:t xml:space="preserve">Le DT, </w:t>
+      </w:r>
+      <w:proofErr w:type="spellStart"/>
+      <w:r>
+        <w:rPr>
+          <w:rFonts w:cs="Tahoma"/>
+          <w:b w:val="0"/>
+          <w:sz w:val="20"/>
+          <w:szCs w:val="20"/>
+        </w:rPr>
+        <w:t>Uram</w:t>
+      </w:r>
+      <w:proofErr w:type="spellEnd"/>
+      <w:r>
+        <w:rPr>
+          <w:rFonts w:cs="Tahoma"/>
+          <w:b w:val="0"/>
+          <w:sz w:val="20"/>
+          <w:szCs w:val="20"/>
+        </w:rPr>
+        <w:t xml:space="preserve"> JN, Wang H, </w:t>
       </w:r>
       <w:r>
         <w:rPr>
@@ -7334,7 +10138,87 @@
           <w:sz w:val="20"/>
           <w:szCs w:val="20"/>
         </w:rPr>
-        <w:t xml:space="preserve">, Kemberling H, Eyring A, Azad NS, Laheru D, Donehower RC, Crocenzi TS, Goldberg RM. </w:t>
+        <w:t xml:space="preserve">, </w:t>
+      </w:r>
+      <w:proofErr w:type="spellStart"/>
+      <w:r>
+        <w:rPr>
+          <w:rFonts w:cs="Tahoma"/>
+          <w:b w:val="0"/>
+          <w:sz w:val="20"/>
+          <w:szCs w:val="20"/>
+        </w:rPr>
+        <w:t>Kemberling</w:t>
+      </w:r>
+      <w:proofErr w:type="spellEnd"/>
+      <w:r>
+        <w:rPr>
+          <w:rFonts w:cs="Tahoma"/>
+          <w:b w:val="0"/>
+          <w:sz w:val="20"/>
+          <w:szCs w:val="20"/>
+        </w:rPr>
+        <w:t xml:space="preserve"> H, Eyring A, Azad NS, </w:t>
+      </w:r>
+      <w:proofErr w:type="spellStart"/>
+      <w:r>
+        <w:rPr>
+          <w:rFonts w:cs="Tahoma"/>
+          <w:b w:val="0"/>
+          <w:sz w:val="20"/>
+          <w:szCs w:val="20"/>
+        </w:rPr>
+        <w:t>Laheru</w:t>
+      </w:r>
+      <w:proofErr w:type="spellEnd"/>
+      <w:r>
+        <w:rPr>
+          <w:rFonts w:cs="Tahoma"/>
+          <w:b w:val="0"/>
+          <w:sz w:val="20"/>
+          <w:szCs w:val="20"/>
+        </w:rPr>
+        <w:t xml:space="preserve"> D, </w:t>
+      </w:r>
+      <w:proofErr w:type="spellStart"/>
+      <w:r>
+        <w:rPr>
+          <w:rFonts w:cs="Tahoma"/>
+          <w:b w:val="0"/>
+          <w:sz w:val="20"/>
+          <w:szCs w:val="20"/>
+        </w:rPr>
+        <w:t>Donehower</w:t>
+      </w:r>
+      <w:proofErr w:type="spellEnd"/>
+      <w:r>
+        <w:rPr>
+          <w:rFonts w:cs="Tahoma"/>
+          <w:b w:val="0"/>
+          <w:sz w:val="20"/>
+          <w:szCs w:val="20"/>
+        </w:rPr>
+        <w:t xml:space="preserve"> RC, </w:t>
+      </w:r>
+      <w:proofErr w:type="spellStart"/>
+      <w:r>
+        <w:rPr>
+          <w:rFonts w:cs="Tahoma"/>
+          <w:b w:val="0"/>
+          <w:sz w:val="20"/>
+          <w:szCs w:val="20"/>
+        </w:rPr>
+        <w:t>Crocenzi</w:t>
+      </w:r>
+      <w:proofErr w:type="spellEnd"/>
+      <w:r>
+        <w:rPr>
+          <w:rFonts w:cs="Tahoma"/>
+          <w:b w:val="0"/>
+          <w:sz w:val="20"/>
+          <w:szCs w:val="20"/>
+        </w:rPr>
+        <w:t xml:space="preserve"> TS, Goldberg RM. </w:t>
       </w:r>
       <w:r>
         <w:rPr>
@@ -7489,7 +10373,27 @@
           <w:sz w:val="20"/>
           <w:szCs w:val="20"/>
         </w:rPr>
-        <w:t xml:space="preserve">Diaz LA, Uram JN, Wang H, </w:t>
+        <w:t xml:space="preserve">Diaz LA, </w:t>
+      </w:r>
+      <w:proofErr w:type="spellStart"/>
+      <w:r>
+        <w:rPr>
+          <w:rFonts w:cs="Tahoma"/>
+          <w:b w:val="0"/>
+          <w:sz w:val="20"/>
+          <w:szCs w:val="20"/>
+        </w:rPr>
+        <w:t>Uram</w:t>
+      </w:r>
+      <w:proofErr w:type="spellEnd"/>
+      <w:r>
+        <w:rPr>
+          <w:rFonts w:cs="Tahoma"/>
+          <w:b w:val="0"/>
+          <w:sz w:val="20"/>
+          <w:szCs w:val="20"/>
+        </w:rPr>
+        <w:t xml:space="preserve"> JN, Wang H, </w:t>
       </w:r>
       <w:r>
         <w:rPr>
@@ -7507,7 +10411,87 @@
           <w:sz w:val="20"/>
           <w:szCs w:val="20"/>
         </w:rPr>
-        <w:t xml:space="preserve">, Kemberling H, Eyring A, Azad NS, Dauses T, Laheru D, Lee JJ, Crocenzi TS. </w:t>
+        <w:t xml:space="preserve">, </w:t>
+      </w:r>
+      <w:proofErr w:type="spellStart"/>
+      <w:r>
+        <w:rPr>
+          <w:rFonts w:cs="Tahoma"/>
+          <w:b w:val="0"/>
+          <w:sz w:val="20"/>
+          <w:szCs w:val="20"/>
+        </w:rPr>
+        <w:t>Kemberling</w:t>
+      </w:r>
+      <w:proofErr w:type="spellEnd"/>
+      <w:r>
+        <w:rPr>
+          <w:rFonts w:cs="Tahoma"/>
+          <w:b w:val="0"/>
+          <w:sz w:val="20"/>
+          <w:szCs w:val="20"/>
+        </w:rPr>
+        <w:t xml:space="preserve"> H, Eyring A, Azad NS, </w:t>
+      </w:r>
+      <w:proofErr w:type="spellStart"/>
+      <w:r>
+        <w:rPr>
+          <w:rFonts w:cs="Tahoma"/>
+          <w:b w:val="0"/>
+          <w:sz w:val="20"/>
+          <w:szCs w:val="20"/>
+        </w:rPr>
+        <w:t>Dauses</w:t>
+      </w:r>
+      <w:proofErr w:type="spellEnd"/>
+      <w:r>
+        <w:rPr>
+          <w:rFonts w:cs="Tahoma"/>
+          <w:b w:val="0"/>
+          <w:sz w:val="20"/>
+          <w:szCs w:val="20"/>
+        </w:rPr>
+        <w:t xml:space="preserve"> T, </w:t>
+      </w:r>
+      <w:proofErr w:type="spellStart"/>
+      <w:r>
+        <w:rPr>
+          <w:rFonts w:cs="Tahoma"/>
+          <w:b w:val="0"/>
+          <w:sz w:val="20"/>
+          <w:szCs w:val="20"/>
+        </w:rPr>
+        <w:t>Laheru</w:t>
+      </w:r>
+      <w:proofErr w:type="spellEnd"/>
+      <w:r>
+        <w:rPr>
+          <w:rFonts w:cs="Tahoma"/>
+          <w:b w:val="0"/>
+          <w:sz w:val="20"/>
+          <w:szCs w:val="20"/>
+        </w:rPr>
+        <w:t xml:space="preserve"> D, Lee JJ, </w:t>
+      </w:r>
+      <w:proofErr w:type="spellStart"/>
+      <w:r>
+        <w:rPr>
+          <w:rFonts w:cs="Tahoma"/>
+          <w:b w:val="0"/>
+          <w:sz w:val="20"/>
+          <w:szCs w:val="20"/>
+        </w:rPr>
+        <w:t>Crocenzi</w:t>
+      </w:r>
+      <w:proofErr w:type="spellEnd"/>
+      <w:r>
+        <w:rPr>
+          <w:rFonts w:cs="Tahoma"/>
+          <w:b w:val="0"/>
+          <w:sz w:val="20"/>
+          <w:szCs w:val="20"/>
+        </w:rPr>
+        <w:t xml:space="preserve"> TS. </w:t>
       </w:r>
       <w:r>
         <w:rPr>
@@ -7641,7 +10625,47 @@
           <w:sz w:val="20"/>
           <w:szCs w:val="20"/>
         </w:rPr>
-        <w:t xml:space="preserve">Le DT, Uram JN, Wang H, Kemberling H, Eyring A, </w:t>
+        <w:t xml:space="preserve">Le DT, </w:t>
+      </w:r>
+      <w:proofErr w:type="spellStart"/>
+      <w:r>
+        <w:rPr>
+          <w:rFonts w:cs="Tahoma"/>
+          <w:b w:val="0"/>
+          <w:sz w:val="20"/>
+          <w:szCs w:val="20"/>
+        </w:rPr>
+        <w:t>Uram</w:t>
+      </w:r>
+      <w:proofErr w:type="spellEnd"/>
+      <w:r>
+        <w:rPr>
+          <w:rFonts w:cs="Tahoma"/>
+          <w:b w:val="0"/>
+          <w:sz w:val="20"/>
+          <w:szCs w:val="20"/>
+        </w:rPr>
+        <w:t xml:space="preserve"> JN, Wang H, </w:t>
+      </w:r>
+      <w:proofErr w:type="spellStart"/>
+      <w:r>
+        <w:rPr>
+          <w:rFonts w:cs="Tahoma"/>
+          <w:b w:val="0"/>
+          <w:sz w:val="20"/>
+          <w:szCs w:val="20"/>
+        </w:rPr>
+        <w:t>Kemberling</w:t>
+      </w:r>
+      <w:proofErr w:type="spellEnd"/>
+      <w:r>
+        <w:rPr>
+          <w:rFonts w:cs="Tahoma"/>
+          <w:b w:val="0"/>
+          <w:sz w:val="20"/>
+          <w:szCs w:val="20"/>
+        </w:rPr>
+        <w:t xml:space="preserve"> H, Eyring A, </w:t>
       </w:r>
       <w:r>
         <w:rPr>
@@ -7659,7 +10683,127 @@
           <w:sz w:val="20"/>
           <w:szCs w:val="20"/>
         </w:rPr>
-        <w:t xml:space="preserve">, Goldberg R, Crocenzi TS, Fisher GA, Lee JJ, Greten TF, Laheru DA, Azad NS, Donehower RC, Luber B, Koshiji M, Eshleman JR, Anders RA, Vogelstein B, Diaz LA. </w:t>
+        <w:t xml:space="preserve">, Goldberg R, </w:t>
+      </w:r>
+      <w:proofErr w:type="spellStart"/>
+      <w:r>
+        <w:rPr>
+          <w:rFonts w:cs="Tahoma"/>
+          <w:b w:val="0"/>
+          <w:sz w:val="20"/>
+          <w:szCs w:val="20"/>
+        </w:rPr>
+        <w:t>Crocenzi</w:t>
+      </w:r>
+      <w:proofErr w:type="spellEnd"/>
+      <w:r>
+        <w:rPr>
+          <w:rFonts w:cs="Tahoma"/>
+          <w:b w:val="0"/>
+          <w:sz w:val="20"/>
+          <w:szCs w:val="20"/>
+        </w:rPr>
+        <w:t xml:space="preserve"> TS, Fisher GA, Lee JJ, </w:t>
+      </w:r>
+      <w:proofErr w:type="spellStart"/>
+      <w:r>
+        <w:rPr>
+          <w:rFonts w:cs="Tahoma"/>
+          <w:b w:val="0"/>
+          <w:sz w:val="20"/>
+          <w:szCs w:val="20"/>
+        </w:rPr>
+        <w:t>Greten</w:t>
+      </w:r>
+      <w:proofErr w:type="spellEnd"/>
+      <w:r>
+        <w:rPr>
+          <w:rFonts w:cs="Tahoma"/>
+          <w:b w:val="0"/>
+          <w:sz w:val="20"/>
+          <w:szCs w:val="20"/>
+        </w:rPr>
+        <w:t xml:space="preserve"> TF, </w:t>
+      </w:r>
+      <w:proofErr w:type="spellStart"/>
+      <w:r>
+        <w:rPr>
+          <w:rFonts w:cs="Tahoma"/>
+          <w:b w:val="0"/>
+          <w:sz w:val="20"/>
+          <w:szCs w:val="20"/>
+        </w:rPr>
+        <w:t>Laheru</w:t>
+      </w:r>
+      <w:proofErr w:type="spellEnd"/>
+      <w:r>
+        <w:rPr>
+          <w:rFonts w:cs="Tahoma"/>
+          <w:b w:val="0"/>
+          <w:sz w:val="20"/>
+          <w:szCs w:val="20"/>
+        </w:rPr>
+        <w:t xml:space="preserve"> DA, Azad NS, </w:t>
+      </w:r>
+      <w:proofErr w:type="spellStart"/>
+      <w:r>
+        <w:rPr>
+          <w:rFonts w:cs="Tahoma"/>
+          <w:b w:val="0"/>
+          <w:sz w:val="20"/>
+          <w:szCs w:val="20"/>
+        </w:rPr>
+        <w:t>Donehower</w:t>
+      </w:r>
+      <w:proofErr w:type="spellEnd"/>
+      <w:r>
+        <w:rPr>
+          <w:rFonts w:cs="Tahoma"/>
+          <w:b w:val="0"/>
+          <w:sz w:val="20"/>
+          <w:szCs w:val="20"/>
+        </w:rPr>
+        <w:t xml:space="preserve"> RC, </w:t>
+      </w:r>
+      <w:proofErr w:type="spellStart"/>
+      <w:r>
+        <w:rPr>
+          <w:rFonts w:cs="Tahoma"/>
+          <w:b w:val="0"/>
+          <w:sz w:val="20"/>
+          <w:szCs w:val="20"/>
+        </w:rPr>
+        <w:t>Luber</w:t>
+      </w:r>
+      <w:proofErr w:type="spellEnd"/>
+      <w:r>
+        <w:rPr>
+          <w:rFonts w:cs="Tahoma"/>
+          <w:b w:val="0"/>
+          <w:sz w:val="20"/>
+          <w:szCs w:val="20"/>
+        </w:rPr>
+        <w:t xml:space="preserve"> B, </w:t>
+      </w:r>
+      <w:proofErr w:type="spellStart"/>
+      <w:r>
+        <w:rPr>
+          <w:rFonts w:cs="Tahoma"/>
+          <w:b w:val="0"/>
+          <w:sz w:val="20"/>
+          <w:szCs w:val="20"/>
+        </w:rPr>
+        <w:t>Koshiji</w:t>
+      </w:r>
+      <w:proofErr w:type="spellEnd"/>
+      <w:r>
+        <w:rPr>
+          <w:rFonts w:cs="Tahoma"/>
+          <w:b w:val="0"/>
+          <w:sz w:val="20"/>
+          <w:szCs w:val="20"/>
+        </w:rPr>
+        <w:t xml:space="preserve"> M, Eshleman JR, Anders RA, Vogelstein B, Diaz LA. </w:t>
       </w:r>
       <w:r>
         <w:rPr>
@@ -7805,14 +10949,25 @@
           <w:szCs w:val="20"/>
         </w:rPr>
       </w:pPr>
-      <w:r>
-        <w:rPr>
-          <w:rFonts w:cs="Tahoma"/>
-          <w:b w:val="0"/>
-          <w:sz w:val="20"/>
-          <w:szCs w:val="20"/>
-        </w:rPr>
-        <w:t xml:space="preserve">Parpart-Li S, </w:t>
+      <w:proofErr w:type="spellStart"/>
+      <w:r>
+        <w:rPr>
+          <w:rFonts w:cs="Tahoma"/>
+          <w:b w:val="0"/>
+          <w:sz w:val="20"/>
+          <w:szCs w:val="20"/>
+        </w:rPr>
+        <w:t>Parpart</w:t>
+      </w:r>
+      <w:proofErr w:type="spellEnd"/>
+      <w:r>
+        <w:rPr>
+          <w:rFonts w:cs="Tahoma"/>
+          <w:b w:val="0"/>
+          <w:sz w:val="20"/>
+          <w:szCs w:val="20"/>
+        </w:rPr>
+        <w:t xml:space="preserve">-Li S, </w:t>
       </w:r>
       <w:r>
         <w:rPr>
@@ -7830,7 +10985,87 @@
           <w:sz w:val="20"/>
           <w:szCs w:val="20"/>
         </w:rPr>
-        <w:t xml:space="preserve">, Brahmer J, Azad N, Bonerigo S, Browner I, Ryan A, Velculescu V, Sausen M, Diaz L. </w:t>
+        <w:t xml:space="preserve">, </w:t>
+      </w:r>
+      <w:proofErr w:type="spellStart"/>
+      <w:r>
+        <w:rPr>
+          <w:rFonts w:cs="Tahoma"/>
+          <w:b w:val="0"/>
+          <w:sz w:val="20"/>
+          <w:szCs w:val="20"/>
+        </w:rPr>
+        <w:t>Brahmer</w:t>
+      </w:r>
+      <w:proofErr w:type="spellEnd"/>
+      <w:r>
+        <w:rPr>
+          <w:rFonts w:cs="Tahoma"/>
+          <w:b w:val="0"/>
+          <w:sz w:val="20"/>
+          <w:szCs w:val="20"/>
+        </w:rPr>
+        <w:t xml:space="preserve"> J, Azad N, </w:t>
+      </w:r>
+      <w:proofErr w:type="spellStart"/>
+      <w:r>
+        <w:rPr>
+          <w:rFonts w:cs="Tahoma"/>
+          <w:b w:val="0"/>
+          <w:sz w:val="20"/>
+          <w:szCs w:val="20"/>
+        </w:rPr>
+        <w:t>Bonerigo</w:t>
+      </w:r>
+      <w:proofErr w:type="spellEnd"/>
+      <w:r>
+        <w:rPr>
+          <w:rFonts w:cs="Tahoma"/>
+          <w:b w:val="0"/>
+          <w:sz w:val="20"/>
+          <w:szCs w:val="20"/>
+        </w:rPr>
+        <w:t xml:space="preserve"> S, Browner I, Ryan A, </w:t>
+      </w:r>
+      <w:proofErr w:type="spellStart"/>
+      <w:r>
+        <w:rPr>
+          <w:rFonts w:cs="Tahoma"/>
+          <w:b w:val="0"/>
+          <w:sz w:val="20"/>
+          <w:szCs w:val="20"/>
+        </w:rPr>
+        <w:t>Velculescu</w:t>
+      </w:r>
+      <w:proofErr w:type="spellEnd"/>
+      <w:r>
+        <w:rPr>
+          <w:rFonts w:cs="Tahoma"/>
+          <w:b w:val="0"/>
+          <w:sz w:val="20"/>
+          <w:szCs w:val="20"/>
+        </w:rPr>
+        <w:t xml:space="preserve"> V, </w:t>
+      </w:r>
+      <w:proofErr w:type="spellStart"/>
+      <w:r>
+        <w:rPr>
+          <w:rFonts w:cs="Tahoma"/>
+          <w:b w:val="0"/>
+          <w:sz w:val="20"/>
+          <w:szCs w:val="20"/>
+        </w:rPr>
+        <w:t>Sausen</w:t>
+      </w:r>
+      <w:proofErr w:type="spellEnd"/>
+      <w:r>
+        <w:rPr>
+          <w:rFonts w:cs="Tahoma"/>
+          <w:b w:val="0"/>
+          <w:sz w:val="20"/>
+          <w:szCs w:val="20"/>
+        </w:rPr>
+        <w:t xml:space="preserve"> M, Diaz L. </w:t>
       </w:r>
       <w:r>
         <w:rPr>
@@ -7895,7 +11130,27 @@
           <w:sz w:val="20"/>
           <w:szCs w:val="20"/>
         </w:rPr>
-        <w:t xml:space="preserve">Le DT, Uram JN, Wang H, </w:t>
+        <w:t xml:space="preserve">Le DT, </w:t>
+      </w:r>
+      <w:proofErr w:type="spellStart"/>
+      <w:r>
+        <w:rPr>
+          <w:rFonts w:cs="Tahoma"/>
+          <w:b w:val="0"/>
+          <w:sz w:val="20"/>
+          <w:szCs w:val="20"/>
+        </w:rPr>
+        <w:t>Uram</w:t>
+      </w:r>
+      <w:proofErr w:type="spellEnd"/>
+      <w:r>
+        <w:rPr>
+          <w:rFonts w:cs="Tahoma"/>
+          <w:b w:val="0"/>
+          <w:sz w:val="20"/>
+          <w:szCs w:val="20"/>
+        </w:rPr>
+        <w:t xml:space="preserve"> JN, Wang H, </w:t>
       </w:r>
       <w:r>
         <w:rPr>
@@ -7913,7 +11168,147 @@
           <w:sz w:val="20"/>
           <w:szCs w:val="20"/>
         </w:rPr>
-        <w:t xml:space="preserve">, Kemberling H, Eyring A, Skora A, Azad NS, Laheru DA, Donehower RC, Luber B, Crocenzi TS, Fisher GA, Duffy SM, Lee JJ, Koshiji M, Eshleman JR, Anders RA, Vogelstein B, Diaz LA. </w:t>
+        <w:t xml:space="preserve">, </w:t>
+      </w:r>
+      <w:proofErr w:type="spellStart"/>
+      <w:r>
+        <w:rPr>
+          <w:rFonts w:cs="Tahoma"/>
+          <w:b w:val="0"/>
+          <w:sz w:val="20"/>
+          <w:szCs w:val="20"/>
+        </w:rPr>
+        <w:t>Kemberling</w:t>
+      </w:r>
+      <w:proofErr w:type="spellEnd"/>
+      <w:r>
+        <w:rPr>
+          <w:rFonts w:cs="Tahoma"/>
+          <w:b w:val="0"/>
+          <w:sz w:val="20"/>
+          <w:szCs w:val="20"/>
+        </w:rPr>
+        <w:t xml:space="preserve"> H, Eyring A, </w:t>
+      </w:r>
+      <w:proofErr w:type="spellStart"/>
+      <w:r>
+        <w:rPr>
+          <w:rFonts w:cs="Tahoma"/>
+          <w:b w:val="0"/>
+          <w:sz w:val="20"/>
+          <w:szCs w:val="20"/>
+        </w:rPr>
+        <w:t>Skora</w:t>
+      </w:r>
+      <w:proofErr w:type="spellEnd"/>
+      <w:r>
+        <w:rPr>
+          <w:rFonts w:cs="Tahoma"/>
+          <w:b w:val="0"/>
+          <w:sz w:val="20"/>
+          <w:szCs w:val="20"/>
+        </w:rPr>
+        <w:t xml:space="preserve"> A, Azad NS, </w:t>
+      </w:r>
+      <w:proofErr w:type="spellStart"/>
+      <w:r>
+        <w:rPr>
+          <w:rFonts w:cs="Tahoma"/>
+          <w:b w:val="0"/>
+          <w:sz w:val="20"/>
+          <w:szCs w:val="20"/>
+        </w:rPr>
+        <w:t>Laheru</w:t>
+      </w:r>
+      <w:proofErr w:type="spellEnd"/>
+      <w:r>
+        <w:rPr>
+          <w:rFonts w:cs="Tahoma"/>
+          <w:b w:val="0"/>
+          <w:sz w:val="20"/>
+          <w:szCs w:val="20"/>
+        </w:rPr>
+        <w:t xml:space="preserve"> DA, </w:t>
+      </w:r>
+      <w:proofErr w:type="spellStart"/>
+      <w:r>
+        <w:rPr>
+          <w:rFonts w:cs="Tahoma"/>
+          <w:b w:val="0"/>
+          <w:sz w:val="20"/>
+          <w:szCs w:val="20"/>
+        </w:rPr>
+        <w:t>Donehower</w:t>
+      </w:r>
+      <w:proofErr w:type="spellEnd"/>
+      <w:r>
+        <w:rPr>
+          <w:rFonts w:cs="Tahoma"/>
+          <w:b w:val="0"/>
+          <w:sz w:val="20"/>
+          <w:szCs w:val="20"/>
+        </w:rPr>
+        <w:t xml:space="preserve"> RC, </w:t>
+      </w:r>
+      <w:proofErr w:type="spellStart"/>
+      <w:r>
+        <w:rPr>
+          <w:rFonts w:cs="Tahoma"/>
+          <w:b w:val="0"/>
+          <w:sz w:val="20"/>
+          <w:szCs w:val="20"/>
+        </w:rPr>
+        <w:t>Luber</w:t>
+      </w:r>
+      <w:proofErr w:type="spellEnd"/>
+      <w:r>
+        <w:rPr>
+          <w:rFonts w:cs="Tahoma"/>
+          <w:b w:val="0"/>
+          <w:sz w:val="20"/>
+          <w:szCs w:val="20"/>
+        </w:rPr>
+        <w:t xml:space="preserve"> B, </w:t>
+      </w:r>
+      <w:proofErr w:type="spellStart"/>
+      <w:r>
+        <w:rPr>
+          <w:rFonts w:cs="Tahoma"/>
+          <w:b w:val="0"/>
+          <w:sz w:val="20"/>
+          <w:szCs w:val="20"/>
+        </w:rPr>
+        <w:t>Crocenzi</w:t>
+      </w:r>
+      <w:proofErr w:type="spellEnd"/>
+      <w:r>
+        <w:rPr>
+          <w:rFonts w:cs="Tahoma"/>
+          <w:b w:val="0"/>
+          <w:sz w:val="20"/>
+          <w:szCs w:val="20"/>
+        </w:rPr>
+        <w:t xml:space="preserve"> TS, Fisher GA, Duffy SM, Lee JJ, </w:t>
+      </w:r>
+      <w:proofErr w:type="spellStart"/>
+      <w:r>
+        <w:rPr>
+          <w:rFonts w:cs="Tahoma"/>
+          <w:b w:val="0"/>
+          <w:sz w:val="20"/>
+          <w:szCs w:val="20"/>
+        </w:rPr>
+        <w:t>Koshiji</w:t>
+      </w:r>
+      <w:proofErr w:type="spellEnd"/>
+      <w:r>
+        <w:rPr>
+          <w:rFonts w:cs="Tahoma"/>
+          <w:b w:val="0"/>
+          <w:sz w:val="20"/>
+          <w:szCs w:val="20"/>
+        </w:rPr>
+        <w:t xml:space="preserve"> M, Eshleman JR, Anders RA, Vogelstein B, Diaz LA. </w:t>
       </w:r>
       <w:r>
         <w:rPr>
@@ -8066,7 +11461,87 @@
           <w:sz w:val="20"/>
           <w:szCs w:val="20"/>
         </w:rPr>
-        <w:t xml:space="preserve">Wang JS, Sausen M, Parpart-Li S, Murphy DM, Velculescu VE, Wood LD, Solt-Linville S, Sugar E, </w:t>
+        <w:t xml:space="preserve">Wang JS, </w:t>
+      </w:r>
+      <w:proofErr w:type="spellStart"/>
+      <w:r>
+        <w:rPr>
+          <w:rFonts w:cs="Tahoma"/>
+          <w:b w:val="0"/>
+          <w:sz w:val="20"/>
+          <w:szCs w:val="20"/>
+        </w:rPr>
+        <w:t>Sausen</w:t>
+      </w:r>
+      <w:proofErr w:type="spellEnd"/>
+      <w:r>
+        <w:rPr>
+          <w:rFonts w:cs="Tahoma"/>
+          <w:b w:val="0"/>
+          <w:sz w:val="20"/>
+          <w:szCs w:val="20"/>
+        </w:rPr>
+        <w:t xml:space="preserve"> M, </w:t>
+      </w:r>
+      <w:proofErr w:type="spellStart"/>
+      <w:r>
+        <w:rPr>
+          <w:rFonts w:cs="Tahoma"/>
+          <w:b w:val="0"/>
+          <w:sz w:val="20"/>
+          <w:szCs w:val="20"/>
+        </w:rPr>
+        <w:t>Parpart</w:t>
+      </w:r>
+      <w:proofErr w:type="spellEnd"/>
+      <w:r>
+        <w:rPr>
+          <w:rFonts w:cs="Tahoma"/>
+          <w:b w:val="0"/>
+          <w:sz w:val="20"/>
+          <w:szCs w:val="20"/>
+        </w:rPr>
+        <w:t xml:space="preserve">-Li S, Murphy DM, </w:t>
+      </w:r>
+      <w:proofErr w:type="spellStart"/>
+      <w:r>
+        <w:rPr>
+          <w:rFonts w:cs="Tahoma"/>
+          <w:b w:val="0"/>
+          <w:sz w:val="20"/>
+          <w:szCs w:val="20"/>
+        </w:rPr>
+        <w:t>Velculescu</w:t>
+      </w:r>
+      <w:proofErr w:type="spellEnd"/>
+      <w:r>
+        <w:rPr>
+          <w:rFonts w:cs="Tahoma"/>
+          <w:b w:val="0"/>
+          <w:sz w:val="20"/>
+          <w:szCs w:val="20"/>
+        </w:rPr>
+        <w:t xml:space="preserve"> VE, Wood LD, </w:t>
+      </w:r>
+      <w:proofErr w:type="spellStart"/>
+      <w:r>
+        <w:rPr>
+          <w:rFonts w:cs="Tahoma"/>
+          <w:b w:val="0"/>
+          <w:sz w:val="20"/>
+          <w:szCs w:val="20"/>
+        </w:rPr>
+        <w:t>Solt</w:t>
+      </w:r>
+      <w:proofErr w:type="spellEnd"/>
+      <w:r>
+        <w:rPr>
+          <w:rFonts w:cs="Tahoma"/>
+          <w:b w:val="0"/>
+          <w:sz w:val="20"/>
+          <w:szCs w:val="20"/>
+        </w:rPr>
+        <w:t xml:space="preserve">-Linville S, Sugar E, </w:t>
       </w:r>
       <w:r>
         <w:rPr>
@@ -8084,7 +11559,67 @@
           <w:sz w:val="20"/>
           <w:szCs w:val="20"/>
         </w:rPr>
-        <w:t xml:space="preserve">, Blair C, Dauses T, Jaffee EM, Hruban RH, Laheru D, Diaz LA. </w:t>
+        <w:t xml:space="preserve">, Blair C, </w:t>
+      </w:r>
+      <w:proofErr w:type="spellStart"/>
+      <w:r>
+        <w:rPr>
+          <w:rFonts w:cs="Tahoma"/>
+          <w:b w:val="0"/>
+          <w:sz w:val="20"/>
+          <w:szCs w:val="20"/>
+        </w:rPr>
+        <w:t>Dauses</w:t>
+      </w:r>
+      <w:proofErr w:type="spellEnd"/>
+      <w:r>
+        <w:rPr>
+          <w:rFonts w:cs="Tahoma"/>
+          <w:b w:val="0"/>
+          <w:sz w:val="20"/>
+          <w:szCs w:val="20"/>
+        </w:rPr>
+        <w:t xml:space="preserve"> T, Jaffee EM, </w:t>
+      </w:r>
+      <w:proofErr w:type="spellStart"/>
+      <w:r>
+        <w:rPr>
+          <w:rFonts w:cs="Tahoma"/>
+          <w:b w:val="0"/>
+          <w:sz w:val="20"/>
+          <w:szCs w:val="20"/>
+        </w:rPr>
+        <w:t>Hruban</w:t>
+      </w:r>
+      <w:proofErr w:type="spellEnd"/>
+      <w:r>
+        <w:rPr>
+          <w:rFonts w:cs="Tahoma"/>
+          <w:b w:val="0"/>
+          <w:sz w:val="20"/>
+          <w:szCs w:val="20"/>
+        </w:rPr>
+        <w:t xml:space="preserve"> RH, </w:t>
+      </w:r>
+      <w:proofErr w:type="spellStart"/>
+      <w:r>
+        <w:rPr>
+          <w:rFonts w:cs="Tahoma"/>
+          <w:b w:val="0"/>
+          <w:sz w:val="20"/>
+          <w:szCs w:val="20"/>
+        </w:rPr>
+        <w:t>Laheru</w:t>
+      </w:r>
+      <w:proofErr w:type="spellEnd"/>
+      <w:r>
+        <w:rPr>
+          <w:rFonts w:cs="Tahoma"/>
+          <w:b w:val="0"/>
+          <w:sz w:val="20"/>
+          <w:szCs w:val="20"/>
+        </w:rPr>
+        <w:t xml:space="preserve"> D, Diaz LA. </w:t>
       </w:r>
       <w:r>
         <w:rPr>
@@ -8102,7 +11637,27 @@
           <w:sz w:val="20"/>
           <w:szCs w:val="20"/>
         </w:rPr>
-        <w:t>Circulating tumor DNA (ctDNA) as a prognostic marker for recurrence in resected pancreas cancer.</w:t>
+        <w:t>Circulating tumor DNA (</w:t>
+      </w:r>
+      <w:proofErr w:type="spellStart"/>
+      <w:r>
+        <w:rPr>
+          <w:rFonts w:cs="Tahoma"/>
+          <w:b w:val="0"/>
+          <w:sz w:val="20"/>
+          <w:szCs w:val="20"/>
+        </w:rPr>
+        <w:t>ctDNA</w:t>
+      </w:r>
+      <w:proofErr w:type="spellEnd"/>
+      <w:r>
+        <w:rPr>
+          <w:rFonts w:cs="Tahoma"/>
+          <w:b w:val="0"/>
+          <w:sz w:val="20"/>
+          <w:szCs w:val="20"/>
+        </w:rPr>
+        <w:t>) as a prognostic marker for recurrence in resected pancreas cancer.</w:t>
       </w:r>
       <w:r>
         <w:rPr>
@@ -8222,14 +11777,45 @@
           <w:szCs w:val="20"/>
         </w:rPr>
       </w:pPr>
-      <w:r>
-        <w:rPr>
-          <w:rFonts w:cs="Tahoma"/>
-          <w:b w:val="0"/>
-          <w:sz w:val="20"/>
-          <w:szCs w:val="20"/>
-        </w:rPr>
-        <w:t xml:space="preserve">Bettegowda C, Sausen M, Leary R, Kinde I, Agrawal N, </w:t>
+      <w:proofErr w:type="spellStart"/>
+      <w:r>
+        <w:rPr>
+          <w:rFonts w:cs="Tahoma"/>
+          <w:b w:val="0"/>
+          <w:sz w:val="20"/>
+          <w:szCs w:val="20"/>
+        </w:rPr>
+        <w:t>Bettegowda</w:t>
+      </w:r>
+      <w:proofErr w:type="spellEnd"/>
+      <w:r>
+        <w:rPr>
+          <w:rFonts w:cs="Tahoma"/>
+          <w:b w:val="0"/>
+          <w:sz w:val="20"/>
+          <w:szCs w:val="20"/>
+        </w:rPr>
+        <w:t xml:space="preserve"> C, </w:t>
+      </w:r>
+      <w:proofErr w:type="spellStart"/>
+      <w:r>
+        <w:rPr>
+          <w:rFonts w:cs="Tahoma"/>
+          <w:b w:val="0"/>
+          <w:sz w:val="20"/>
+          <w:szCs w:val="20"/>
+        </w:rPr>
+        <w:t>Sausen</w:t>
+      </w:r>
+      <w:proofErr w:type="spellEnd"/>
+      <w:r>
+        <w:rPr>
+          <w:rFonts w:cs="Tahoma"/>
+          <w:b w:val="0"/>
+          <w:sz w:val="20"/>
+          <w:szCs w:val="20"/>
+        </w:rPr>
+        <w:t xml:space="preserve"> M, Leary R, Kinde I, Agrawal N, </w:t>
       </w:r>
       <w:r>
         <w:rPr>
@@ -8247,7 +11833,47 @@
           <w:sz w:val="20"/>
           <w:szCs w:val="20"/>
         </w:rPr>
-        <w:t xml:space="preserve">, Wang H, Luber B, Kinzler K, Vogelstein B, Papadopoulos N, Diaz L. </w:t>
+        <w:t xml:space="preserve">, Wang H, </w:t>
+      </w:r>
+      <w:proofErr w:type="spellStart"/>
+      <w:r>
+        <w:rPr>
+          <w:rFonts w:cs="Tahoma"/>
+          <w:b w:val="0"/>
+          <w:sz w:val="20"/>
+          <w:szCs w:val="20"/>
+        </w:rPr>
+        <w:t>Luber</w:t>
+      </w:r>
+      <w:proofErr w:type="spellEnd"/>
+      <w:r>
+        <w:rPr>
+          <w:rFonts w:cs="Tahoma"/>
+          <w:b w:val="0"/>
+          <w:sz w:val="20"/>
+          <w:szCs w:val="20"/>
+        </w:rPr>
+        <w:t xml:space="preserve"> B, </w:t>
+      </w:r>
+      <w:proofErr w:type="spellStart"/>
+      <w:r>
+        <w:rPr>
+          <w:rFonts w:cs="Tahoma"/>
+          <w:b w:val="0"/>
+          <w:sz w:val="20"/>
+          <w:szCs w:val="20"/>
+        </w:rPr>
+        <w:t>Kinzler</w:t>
+      </w:r>
+      <w:proofErr w:type="spellEnd"/>
+      <w:r>
+        <w:rPr>
+          <w:rFonts w:cs="Tahoma"/>
+          <w:b w:val="0"/>
+          <w:sz w:val="20"/>
+          <w:szCs w:val="20"/>
+        </w:rPr>
+        <w:t xml:space="preserve"> K, Vogelstein B, Papadopoulos N, Diaz L. </w:t>
       </w:r>
       <w:r>
         <w:rPr>
@@ -8358,7 +11984,27 @@
           <w:sz w:val="20"/>
           <w:szCs w:val="20"/>
         </w:rPr>
-        <w:t xml:space="preserve">The Effect of Venlofaxin on the Burrowing Speed of </w:t>
+        <w:t xml:space="preserve">The Effect of </w:t>
+      </w:r>
+      <w:proofErr w:type="spellStart"/>
+      <w:r>
+        <w:rPr>
+          <w:rFonts w:cs="Tahoma"/>
+          <w:b w:val="0"/>
+          <w:sz w:val="20"/>
+          <w:szCs w:val="20"/>
+        </w:rPr>
+        <w:t>Venlofaxin</w:t>
+      </w:r>
+      <w:proofErr w:type="spellEnd"/>
+      <w:r>
+        <w:rPr>
+          <w:rFonts w:cs="Tahoma"/>
+          <w:b w:val="0"/>
+          <w:sz w:val="20"/>
+          <w:szCs w:val="20"/>
+        </w:rPr>
+        <w:t xml:space="preserve"> on the Burrowing Speed of </w:t>
       </w:r>
       <w:r>
         <w:rPr>
@@ -8368,7 +12014,29 @@
           <w:sz w:val="20"/>
           <w:szCs w:val="20"/>
         </w:rPr>
-        <w:t>Corbicula fluminea.</w:t>
+        <w:t xml:space="preserve">Corbicula </w:t>
+      </w:r>
+      <w:proofErr w:type="spellStart"/>
+      <w:r>
+        <w:rPr>
+          <w:rFonts w:cs="Tahoma"/>
+          <w:b w:val="0"/>
+          <w:i/>
+          <w:sz w:val="20"/>
+          <w:szCs w:val="20"/>
+        </w:rPr>
+        <w:t>fluminea</w:t>
+      </w:r>
+      <w:proofErr w:type="spellEnd"/>
+      <w:r>
+        <w:rPr>
+          <w:rFonts w:cs="Tahoma"/>
+          <w:b w:val="0"/>
+          <w:i/>
+          <w:sz w:val="20"/>
+          <w:szCs w:val="20"/>
+        </w:rPr>
+        <w:t>.</w:t>
       </w:r>
       <w:r>
         <w:rPr>
@@ -8494,7 +12162,27 @@
           <w:sz w:val="20"/>
           <w:szCs w:val="20"/>
         </w:rPr>
-        <w:t>University of Hawaiʻi Cyberinfrastructure</w:t>
+        <w:t xml:space="preserve">University of </w:t>
+      </w:r>
+      <w:proofErr w:type="spellStart"/>
+      <w:r>
+        <w:rPr>
+          <w:rFonts w:cs="Tahoma"/>
+          <w:b w:val="0"/>
+          <w:sz w:val="20"/>
+          <w:szCs w:val="20"/>
+        </w:rPr>
+        <w:t>Hawaiʻi</w:t>
+      </w:r>
+      <w:proofErr w:type="spellEnd"/>
+      <w:r>
+        <w:rPr>
+          <w:rFonts w:cs="Tahoma"/>
+          <w:b w:val="0"/>
+          <w:sz w:val="20"/>
+          <w:szCs w:val="20"/>
+        </w:rPr>
+        <w:t xml:space="preserve"> Cyberinfrastructure</w:t>
       </w:r>
       <w:r>
         <w:rPr>
@@ -8556,14 +12244,25 @@
         </w:rPr>
         <w:t xml:space="preserve">with the </w:t>
       </w:r>
-      <w:r>
-        <w:rPr>
-          <w:rFonts w:cs="Tahoma"/>
-          <w:b w:val="0"/>
-          <w:sz w:val="20"/>
-          <w:szCs w:val="20"/>
-        </w:rPr>
-        <w:t xml:space="preserve">Hawaiʻi Data Science Institute as </w:t>
+      <w:proofErr w:type="spellStart"/>
+      <w:r>
+        <w:rPr>
+          <w:rFonts w:cs="Tahoma"/>
+          <w:b w:val="0"/>
+          <w:sz w:val="20"/>
+          <w:szCs w:val="20"/>
+        </w:rPr>
+        <w:t>Hawaiʻi</w:t>
+      </w:r>
+      <w:proofErr w:type="spellEnd"/>
+      <w:r>
+        <w:rPr>
+          <w:rFonts w:cs="Tahoma"/>
+          <w:b w:val="0"/>
+          <w:sz w:val="20"/>
+          <w:szCs w:val="20"/>
+        </w:rPr>
+        <w:t xml:space="preserve"> Data Science Institute as </w:t>
       </w:r>
       <w:r>
         <w:rPr>
@@ -8682,7 +12381,27 @@
           <w:sz w:val="20"/>
           <w:szCs w:val="20"/>
         </w:rPr>
-        <w:t>University of Hawaiʻi News</w:t>
+        <w:t xml:space="preserve">University of </w:t>
+      </w:r>
+      <w:proofErr w:type="spellStart"/>
+      <w:r>
+        <w:rPr>
+          <w:rFonts w:cs="Tahoma"/>
+          <w:b w:val="0"/>
+          <w:sz w:val="20"/>
+          <w:szCs w:val="20"/>
+        </w:rPr>
+        <w:t>Hawaiʻi</w:t>
+      </w:r>
+      <w:proofErr w:type="spellEnd"/>
+      <w:r>
+        <w:rPr>
+          <w:rFonts w:cs="Tahoma"/>
+          <w:b w:val="0"/>
+          <w:sz w:val="20"/>
+          <w:szCs w:val="20"/>
+        </w:rPr>
+        <w:t xml:space="preserve"> News</w:t>
       </w:r>
       <w:r>
         <w:rPr>
@@ -10163,7 +13882,27 @@
           <w:sz w:val="20"/>
           <w:szCs w:val="20"/>
         </w:rPr>
-        <w:t xml:space="preserve">University of Hawaiʻi, </w:t>
+        <w:t xml:space="preserve">University of </w:t>
+      </w:r>
+      <w:proofErr w:type="spellStart"/>
+      <w:r>
+        <w:rPr>
+          <w:rFonts w:cs="Tahoma"/>
+          <w:b w:val="0"/>
+          <w:sz w:val="20"/>
+          <w:szCs w:val="20"/>
+        </w:rPr>
+        <w:t>Hawaiʻi</w:t>
+      </w:r>
+      <w:proofErr w:type="spellEnd"/>
+      <w:r>
+        <w:rPr>
+          <w:rFonts w:cs="Tahoma"/>
+          <w:b w:val="0"/>
+          <w:sz w:val="20"/>
+          <w:szCs w:val="20"/>
+        </w:rPr>
+        <w:t xml:space="preserve">, </w:t>
       </w:r>
       <w:r>
         <w:rPr>
@@ -10262,13 +14001,33 @@
           <w:sz w:val="20"/>
           <w:szCs w:val="20"/>
         </w:rPr>
-        <w:t xml:space="preserve">Performed basic computational biology and analysis in R and using the University of Hawaiʻi High Performance Computing Cluster. </w:t>
-      </w:r>
-    </w:p>
-    <w:p>
-      <w:pPr>
+        <w:t xml:space="preserve">Performed basic computational biology and analysis in R and using the University of </w:t>
+      </w:r>
+      <w:proofErr w:type="spellStart"/>
+      <w:r>
         <w:rPr>
           <w:rFonts w:ascii="Tahoma" w:hAnsi="Tahoma" w:cs="Tahoma"/>
+          <w:spacing w:val="10"/>
+          <w:sz w:val="20"/>
+          <w:szCs w:val="20"/>
+        </w:rPr>
+        <w:t>Hawaiʻi</w:t>
+      </w:r>
+      <w:proofErr w:type="spellEnd"/>
+      <w:r>
+        <w:rPr>
+          <w:rFonts w:ascii="Tahoma" w:hAnsi="Tahoma" w:cs="Tahoma"/>
+          <w:spacing w:val="10"/>
+          <w:sz w:val="20"/>
+          <w:szCs w:val="20"/>
+        </w:rPr>
+        <w:t xml:space="preserve"> High Performance Computing Cluster. </w:t>
+      </w:r>
+    </w:p>
+    <w:p>
+      <w:pPr>
+        <w:rPr>
+          <w:rFonts w:ascii="Tahoma" w:hAnsi="Tahoma" w:cs="Tahoma"/>
           <w:sz w:val="20"/>
           <w:szCs w:val="20"/>
           <w:u w:val="single"/>
@@ -10316,6 +14075,7 @@
         </w:rPr>
         <w:t xml:space="preserve">University of </w:t>
       </w:r>
+      <w:proofErr w:type="spellStart"/>
       <w:r>
         <w:rPr>
           <w:rFonts w:cs="Tahoma"/>
@@ -10325,6 +14085,7 @@
         </w:rPr>
         <w:t>Hawaiʻi</w:t>
       </w:r>
+      <w:proofErr w:type="spellEnd"/>
       <w:r>
         <w:rPr>
           <w:rFonts w:cs="Tahoma"/>
@@ -10455,6 +14216,7 @@
         </w:rPr>
         <w:t xml:space="preserve">University of </w:t>
       </w:r>
+      <w:proofErr w:type="spellStart"/>
       <w:r>
         <w:rPr>
           <w:rFonts w:cs="Tahoma"/>
@@ -10464,6 +14226,7 @@
         </w:rPr>
         <w:t>Hawaiʻi</w:t>
       </w:r>
+      <w:proofErr w:type="spellEnd"/>
       <w:r>
         <w:rPr>
           <w:rFonts w:cs="Tahoma"/>
@@ -10640,7 +14403,27 @@
           <w:sz w:val="20"/>
           <w:szCs w:val="20"/>
         </w:rPr>
-        <w:t>Laboratory of Bert Vogelstein, Ken Kinzler, and Luis Diaz</w:t>
+        <w:t xml:space="preserve">Laboratory of Bert Vogelstein, Ken </w:t>
+      </w:r>
+      <w:proofErr w:type="spellStart"/>
+      <w:r>
+        <w:rPr>
+          <w:rFonts w:ascii="Tahoma" w:hAnsi="Tahoma" w:cs="Tahoma"/>
+          <w:spacing w:val="10"/>
+          <w:sz w:val="20"/>
+          <w:szCs w:val="20"/>
+        </w:rPr>
+        <w:t>Kinzler</w:t>
+      </w:r>
+      <w:proofErr w:type="spellEnd"/>
+      <w:r>
+        <w:rPr>
+          <w:rFonts w:ascii="Tahoma" w:hAnsi="Tahoma" w:cs="Tahoma"/>
+          <w:spacing w:val="10"/>
+          <w:sz w:val="20"/>
+          <w:szCs w:val="20"/>
+        </w:rPr>
+        <w:t>, and Luis Diaz</w:t>
       </w:r>
     </w:p>
     <w:p>
@@ -11047,7 +14830,27 @@
           <w:sz w:val="20"/>
           <w:szCs w:val="20"/>
         </w:rPr>
-        <w:t>Topic: How altmetrics could help level the playing field for women in STEM</w:t>
+        <w:t xml:space="preserve">Topic: How </w:t>
+      </w:r>
+      <w:proofErr w:type="spellStart"/>
+      <w:r>
+        <w:rPr>
+          <w:rFonts w:cs="Tahoma"/>
+          <w:b w:val="0"/>
+          <w:sz w:val="20"/>
+          <w:szCs w:val="20"/>
+        </w:rPr>
+        <w:t>altmetrics</w:t>
+      </w:r>
+      <w:proofErr w:type="spellEnd"/>
+      <w:r>
+        <w:rPr>
+          <w:rFonts w:cs="Tahoma"/>
+          <w:b w:val="0"/>
+          <w:sz w:val="20"/>
+          <w:szCs w:val="20"/>
+        </w:rPr>
+        <w:t xml:space="preserve"> could help level the playing field for women in STEM</w:t>
       </w:r>
     </w:p>
     <w:p>
@@ -12090,7 +15893,27 @@
           <w:sz w:val="20"/>
           <w:szCs w:val="20"/>
         </w:rPr>
-        <w:t xml:space="preserve"> GENE-ius Day Summer Program</w:t>
+        <w:t xml:space="preserve"> GENE-</w:t>
+      </w:r>
+      <w:proofErr w:type="spellStart"/>
+      <w:r>
+        <w:rPr>
+          <w:rFonts w:cs="Tahoma"/>
+          <w:b w:val="0"/>
+          <w:sz w:val="20"/>
+          <w:szCs w:val="20"/>
+        </w:rPr>
+        <w:t>ius</w:t>
+      </w:r>
+      <w:proofErr w:type="spellEnd"/>
+      <w:r>
+        <w:rPr>
+          <w:rFonts w:cs="Tahoma"/>
+          <w:b w:val="0"/>
+          <w:sz w:val="20"/>
+          <w:szCs w:val="20"/>
+        </w:rPr>
+        <w:t xml:space="preserve"> Day Summer Program</w:t>
       </w:r>
       <w:r>
         <w:rPr>
@@ -12159,7 +15982,27 @@
           <w:sz w:val="20"/>
           <w:szCs w:val="20"/>
         </w:rPr>
-        <w:t>, a summer program for local high school students in Hawaiʻi.</w:t>
+        <w:t xml:space="preserve">, a summer program for local high school students in </w:t>
+      </w:r>
+      <w:proofErr w:type="spellStart"/>
+      <w:r>
+        <w:rPr>
+          <w:rFonts w:cs="Tahoma"/>
+          <w:b w:val="0"/>
+          <w:sz w:val="20"/>
+          <w:szCs w:val="20"/>
+        </w:rPr>
+        <w:t>Hawaiʻi</w:t>
+      </w:r>
+      <w:proofErr w:type="spellEnd"/>
+      <w:r>
+        <w:rPr>
+          <w:rFonts w:cs="Tahoma"/>
+          <w:b w:val="0"/>
+          <w:sz w:val="20"/>
+          <w:szCs w:val="20"/>
+        </w:rPr>
+        <w:t>.</w:t>
       </w:r>
     </w:p>
     <w:p>
@@ -12189,8 +16032,39 @@
           <w:sz w:val="20"/>
           <w:szCs w:val="20"/>
         </w:rPr>
-        <w:t>Students worked in teams to produce podcast episodes about research at the University of Hawaiʻi at Mānoa</w:t>
-      </w:r>
+        <w:t xml:space="preserve">Students worked in teams to produce podcast episodes about research at the University of </w:t>
+      </w:r>
+      <w:proofErr w:type="spellStart"/>
+      <w:r>
+        <w:rPr>
+          <w:rFonts w:cs="Tahoma"/>
+          <w:b w:val="0"/>
+          <w:sz w:val="20"/>
+          <w:szCs w:val="20"/>
+        </w:rPr>
+        <w:t>Hawaiʻi</w:t>
+      </w:r>
+      <w:proofErr w:type="spellEnd"/>
+      <w:r>
+        <w:rPr>
+          <w:rFonts w:cs="Tahoma"/>
+          <w:b w:val="0"/>
+          <w:sz w:val="20"/>
+          <w:szCs w:val="20"/>
+        </w:rPr>
+        <w:t xml:space="preserve"> at </w:t>
+      </w:r>
+      <w:proofErr w:type="spellStart"/>
+      <w:r>
+        <w:rPr>
+          <w:rFonts w:cs="Tahoma"/>
+          <w:b w:val="0"/>
+          <w:sz w:val="20"/>
+          <w:szCs w:val="20"/>
+        </w:rPr>
+        <w:t>Mānoa</w:t>
+      </w:r>
+      <w:proofErr w:type="spellEnd"/>
     </w:p>
     <w:p>
       <w:pPr>
@@ -13567,7 +17441,29 @@
           <w:sz w:val="20"/>
           <w:szCs w:val="20"/>
         </w:rPr>
-        <w:t>3190 Maile Way, Room 102, Honolulu, Hawaii 96822</w:t>
+        <w:t xml:space="preserve">3190 </w:t>
+      </w:r>
+      <w:proofErr w:type="spellStart"/>
+      <w:r>
+        <w:rPr>
+          <w:rFonts w:cs="Tahoma"/>
+          <w:b w:val="0"/>
+          <w:bCs/>
+          <w:sz w:val="20"/>
+          <w:szCs w:val="20"/>
+        </w:rPr>
+        <w:t>Maile</w:t>
+      </w:r>
+      <w:proofErr w:type="spellEnd"/>
+      <w:r>
+        <w:rPr>
+          <w:rFonts w:cs="Tahoma"/>
+          <w:b w:val="0"/>
+          <w:bCs/>
+          <w:sz w:val="20"/>
+          <w:szCs w:val="20"/>
+        </w:rPr>
+        <w:t xml:space="preserve"> Way, Room 102, Honolulu, Hawaii 96822</w:t>
       </w:r>
     </w:p>
     <w:p>

--- a/cv/Bjarne_R_Bartlett_CV.docx
+++ b/cv/Bjarne_R_Bartlett_CV.docx
@@ -3463,163 +3463,6 @@
           <w:sz w:val="20"/>
           <w:szCs w:val="20"/>
         </w:rPr>
-        <w:t>Kantar MB</w:t>
-      </w:r>
-      <w:r>
-        <w:rPr>
-          <w:rFonts w:cs="Tahoma"/>
-          <w:b w:val="0"/>
-          <w:sz w:val="20"/>
-          <w:szCs w:val="20"/>
-        </w:rPr>
-        <w:t>, Bingham JP</w:t>
-      </w:r>
-      <w:r>
-        <w:rPr>
-          <w:rFonts w:cs="Tahoma"/>
-          <w:b w:val="0"/>
-          <w:sz w:val="20"/>
-          <w:szCs w:val="20"/>
-        </w:rPr>
-        <w:t xml:space="preserve">. “A Stand-Alone Data Science Primer for Undergraduate Biomedical Research Students.” In preparation. </w:t>
-      </w:r>
-    </w:p>
-    <w:p>
-      <w:pPr>
-        <w:pStyle w:val="Position"/>
-        <w:numPr>
-          <w:ilvl w:val="0"/>
-          <w:numId w:val="13"/>
-        </w:numPr>
-        <w:tabs>
-          <w:tab w:val="left" w:pos="0"/>
-          <w:tab w:val="right" w:pos="9958"/>
-          <w:tab w:val="left" w:pos="10170"/>
-        </w:tabs>
-        <w:rPr>
-          <w:rFonts w:cs="Tahoma"/>
-          <w:b w:val="0"/>
-          <w:sz w:val="20"/>
-          <w:szCs w:val="20"/>
-        </w:rPr>
-      </w:pPr>
-      <w:r>
-        <w:rPr>
-          <w:rFonts w:cs="Tahoma"/>
-          <w:bCs/>
-          <w:sz w:val="20"/>
-          <w:szCs w:val="20"/>
-        </w:rPr>
-        <w:t>Bartlett BR</w:t>
-      </w:r>
-      <w:r>
-        <w:rPr>
-          <w:rFonts w:cs="Tahoma"/>
-        </w:rPr>
-        <w:t xml:space="preserve">, </w:t>
-      </w:r>
-      <w:r>
-        <w:rPr>
-          <w:rFonts w:cs="Tahoma"/>
-          <w:b w:val="0"/>
-          <w:sz w:val="20"/>
-          <w:szCs w:val="20"/>
-        </w:rPr>
-        <w:t>Zamora CM</w:t>
-      </w:r>
-      <w:r>
-        <w:rPr>
-          <w:rFonts w:cs="Tahoma"/>
-          <w:bCs/>
-          <w:sz w:val="20"/>
-          <w:szCs w:val="20"/>
-        </w:rPr>
-        <w:t>^</w:t>
-      </w:r>
-      <w:r>
-        <w:rPr>
-          <w:rFonts w:cs="Tahoma"/>
-          <w:b w:val="0"/>
-          <w:sz w:val="20"/>
-          <w:szCs w:val="20"/>
-        </w:rPr>
-        <w:t xml:space="preserve">, Kantar MB. “A Novel Transcriptome Assembly for </w:t>
-      </w:r>
-      <w:r>
-        <w:rPr>
-          <w:rFonts w:cs="Tahoma"/>
-          <w:b w:val="0"/>
-          <w:i/>
-          <w:iCs/>
-          <w:sz w:val="20"/>
-          <w:szCs w:val="20"/>
-        </w:rPr>
-        <w:t xml:space="preserve">Macadamia </w:t>
-      </w:r>
-      <w:proofErr w:type="spellStart"/>
-      <w:r>
-        <w:rPr>
-          <w:rFonts w:cs="Tahoma"/>
-          <w:b w:val="0"/>
-          <w:i/>
-          <w:iCs/>
-          <w:sz w:val="20"/>
-          <w:szCs w:val="20"/>
-        </w:rPr>
-        <w:t>tetraphylla</w:t>
-      </w:r>
-      <w:proofErr w:type="spellEnd"/>
-      <w:r>
-        <w:rPr>
-          <w:rFonts w:cs="Tahoma"/>
-          <w:b w:val="0"/>
-          <w:sz w:val="20"/>
-          <w:szCs w:val="20"/>
-        </w:rPr>
-        <w:t xml:space="preserve">.” In preparation. </w:t>
-      </w:r>
-    </w:p>
-    <w:p>
-      <w:pPr>
-        <w:pStyle w:val="Position"/>
-        <w:numPr>
-          <w:ilvl w:val="0"/>
-          <w:numId w:val="13"/>
-        </w:numPr>
-        <w:tabs>
-          <w:tab w:val="left" w:pos="0"/>
-          <w:tab w:val="right" w:pos="9958"/>
-          <w:tab w:val="left" w:pos="10170"/>
-        </w:tabs>
-        <w:rPr>
-          <w:rFonts w:cs="Tahoma"/>
-          <w:b w:val="0"/>
-          <w:sz w:val="20"/>
-          <w:szCs w:val="20"/>
-        </w:rPr>
-      </w:pPr>
-      <w:r>
-        <w:rPr>
-          <w:rFonts w:cs="Tahoma"/>
-          <w:bCs/>
-          <w:sz w:val="20"/>
-          <w:szCs w:val="20"/>
-        </w:rPr>
-        <w:t>Bartlett BR</w:t>
-      </w:r>
-      <w:r>
-        <w:rPr>
-          <w:rFonts w:cs="Tahoma"/>
-        </w:rPr>
-        <w:t xml:space="preserve">, </w:t>
-      </w:r>
-      <w:r>
-        <w:rPr>
-          <w:rFonts w:cs="Tahoma"/>
-          <w:b w:val="0"/>
-          <w:sz w:val="20"/>
-          <w:szCs w:val="20"/>
-        </w:rPr>
         <w:t>Zamora CM</w:t>
       </w:r>
       <w:r>
@@ -3733,6 +3576,529 @@
           <w:szCs w:val="20"/>
         </w:rPr>
       </w:pPr>
+      <w:r>
+        <w:rPr>
+          <w:rFonts w:ascii="Tahoma" w:hAnsi="Tahoma" w:cs="Tahoma"/>
+          <w:sz w:val="20"/>
+          <w:szCs w:val="20"/>
+        </w:rPr>
+        <w:t xml:space="preserve">Bartlett, B., Stitt‐Bergh, M., Kantar, M., &amp; Bingham, J. P. (2023). A data science practicum to introduce undergraduate students to bioinformatics for research. </w:t>
+      </w:r>
+      <w:r>
+        <w:rPr>
+          <w:rFonts w:ascii="Tahoma" w:hAnsi="Tahoma" w:cs="Tahoma"/>
+          <w:i/>
+          <w:iCs/>
+          <w:sz w:val="20"/>
+          <w:szCs w:val="20"/>
+        </w:rPr>
+        <w:t>Biochemistry and Molecular Biology Education</w:t>
+      </w:r>
+      <w:r>
+        <w:rPr>
+          <w:rFonts w:ascii="Tahoma" w:hAnsi="Tahoma" w:cs="Tahoma"/>
+          <w:sz w:val="20"/>
+          <w:szCs w:val="20"/>
+        </w:rPr>
+        <w:t>, 51(5), 520-528.</w:t>
+      </w:r>
+    </w:p>
+    <w:p>
+      <w:pPr>
+        <w:pStyle w:val="Position"/>
+        <w:tabs>
+          <w:tab w:val="left" w:pos="0"/>
+          <w:tab w:val="right" w:pos="9958"/>
+          <w:tab w:val="left" w:pos="10170"/>
+        </w:tabs>
+        <w:ind w:left="1440"/>
+        <w:rPr>
+          <w:rFonts w:cs="Tahoma"/>
+          <w:b w:val="0"/>
+          <w:sz w:val="20"/>
+          <w:szCs w:val="20"/>
+        </w:rPr>
+      </w:pPr>
+      <w:r>
+        <w:rPr>
+          <w:rFonts w:cs="Tahoma"/>
+          <w:b w:val="0"/>
+          <w:sz w:val="20"/>
+          <w:szCs w:val="20"/>
+        </w:rPr>
+        <w:t xml:space="preserve">conception/design </w:t>
+      </w:r>
+      <w:r>
+        <w:rPr>
+          <w:rFonts w:cs="Tahoma"/>
+          <w:b w:val="0"/>
+          <w:sz w:val="20"/>
+          <w:szCs w:val="20"/>
+        </w:rPr>
+        <w:t>(90</w:t>
+      </w:r>
+      <w:r>
+        <w:rPr>
+          <w:rFonts w:cs="Tahoma"/>
+          <w:b w:val="0"/>
+          <w:sz w:val="20"/>
+          <w:szCs w:val="20"/>
+        </w:rPr>
+        <w:t>%)</w:t>
+      </w:r>
+    </w:p>
+    <w:p>
+      <w:pPr>
+        <w:pStyle w:val="Position"/>
+        <w:tabs>
+          <w:tab w:val="left" w:pos="0"/>
+          <w:tab w:val="right" w:pos="9958"/>
+          <w:tab w:val="left" w:pos="10170"/>
+        </w:tabs>
+        <w:ind w:left="1440"/>
+        <w:rPr>
+          <w:rFonts w:cs="Tahoma"/>
+          <w:b w:val="0"/>
+          <w:sz w:val="20"/>
+          <w:szCs w:val="20"/>
+        </w:rPr>
+      </w:pPr>
+      <w:r>
+        <w:rPr>
+          <w:rFonts w:cs="Tahoma"/>
+          <w:b w:val="0"/>
+          <w:sz w:val="20"/>
+          <w:szCs w:val="20"/>
+        </w:rPr>
+        <w:t>acquisition/analysis of data (</w:t>
+      </w:r>
+      <w:r>
+        <w:rPr>
+          <w:rFonts w:cs="Tahoma"/>
+          <w:b w:val="0"/>
+          <w:sz w:val="20"/>
+          <w:szCs w:val="20"/>
+        </w:rPr>
+        <w:t>100</w:t>
+      </w:r>
+      <w:r>
+        <w:rPr>
+          <w:rFonts w:cs="Tahoma"/>
+          <w:b w:val="0"/>
+          <w:sz w:val="20"/>
+          <w:szCs w:val="20"/>
+        </w:rPr>
+        <w:t>%)</w:t>
+      </w:r>
+    </w:p>
+    <w:p>
+      <w:pPr>
+        <w:pStyle w:val="Position"/>
+        <w:tabs>
+          <w:tab w:val="left" w:pos="0"/>
+          <w:tab w:val="right" w:pos="9958"/>
+          <w:tab w:val="left" w:pos="10170"/>
+        </w:tabs>
+        <w:ind w:left="1440"/>
+        <w:rPr>
+          <w:rFonts w:cs="Tahoma"/>
+          <w:b w:val="0"/>
+          <w:sz w:val="20"/>
+          <w:szCs w:val="20"/>
+        </w:rPr>
+      </w:pPr>
+      <w:r>
+        <w:rPr>
+          <w:rFonts w:cs="Tahoma"/>
+          <w:b w:val="0"/>
+          <w:sz w:val="20"/>
+          <w:szCs w:val="20"/>
+        </w:rPr>
+        <w:t>drafted/revised the manuscript (</w:t>
+      </w:r>
+      <w:r>
+        <w:rPr>
+          <w:rFonts w:cs="Tahoma"/>
+          <w:b w:val="0"/>
+          <w:sz w:val="20"/>
+          <w:szCs w:val="20"/>
+        </w:rPr>
+        <w:t>90</w:t>
+      </w:r>
+      <w:r>
+        <w:rPr>
+          <w:rFonts w:cs="Tahoma"/>
+          <w:b w:val="0"/>
+          <w:sz w:val="20"/>
+          <w:szCs w:val="20"/>
+        </w:rPr>
+        <w:t>%)</w:t>
+      </w:r>
+    </w:p>
+    <w:p>
+      <w:pPr>
+        <w:ind w:left="360"/>
+        <w:rPr>
+          <w:rFonts w:ascii="Tahoma" w:hAnsi="Tahoma" w:cs="Tahoma"/>
+          <w:sz w:val="20"/>
+          <w:szCs w:val="20"/>
+        </w:rPr>
+      </w:pPr>
+    </w:p>
+    <w:p>
+      <w:pPr>
+        <w:pStyle w:val="ListParagraph"/>
+        <w:numPr>
+          <w:ilvl w:val="0"/>
+          <w:numId w:val="36"/>
+        </w:numPr>
+        <w:rPr>
+          <w:rFonts w:ascii="Tahoma" w:hAnsi="Tahoma" w:cs="Tahoma"/>
+          <w:sz w:val="20"/>
+          <w:szCs w:val="20"/>
+        </w:rPr>
+      </w:pPr>
+      <w:proofErr w:type="spellStart"/>
+      <w:r>
+        <w:rPr>
+          <w:rFonts w:ascii="Tahoma" w:hAnsi="Tahoma" w:cs="Tahoma"/>
+          <w:sz w:val="20"/>
+          <w:szCs w:val="20"/>
+        </w:rPr>
+        <w:t>Tamrazi</w:t>
+      </w:r>
+      <w:proofErr w:type="spellEnd"/>
+      <w:r>
+        <w:rPr>
+          <w:rFonts w:ascii="Tahoma" w:hAnsi="Tahoma" w:cs="Tahoma"/>
+          <w:sz w:val="20"/>
+          <w:szCs w:val="20"/>
+        </w:rPr>
+        <w:t xml:space="preserve">, A., </w:t>
+      </w:r>
+      <w:proofErr w:type="spellStart"/>
+      <w:r>
+        <w:rPr>
+          <w:rFonts w:ascii="Tahoma" w:hAnsi="Tahoma" w:cs="Tahoma"/>
+          <w:sz w:val="20"/>
+          <w:szCs w:val="20"/>
+        </w:rPr>
+        <w:t>Sundaresan</w:t>
+      </w:r>
+      <w:proofErr w:type="spellEnd"/>
+      <w:r>
+        <w:rPr>
+          <w:rFonts w:ascii="Tahoma" w:hAnsi="Tahoma" w:cs="Tahoma"/>
+          <w:sz w:val="20"/>
+          <w:szCs w:val="20"/>
+        </w:rPr>
+        <w:t xml:space="preserve">, S., Gulati, A., Tan, F. J., Wadhwa, V., Bartlett, B. R., &amp; Diaz Jr, L. A. (2023). Endovascular image-guided sampling of tumor-draining veins provides an enriched source of oncological biomarkers. </w:t>
+      </w:r>
+      <w:r>
+        <w:rPr>
+          <w:rFonts w:ascii="Tahoma" w:hAnsi="Tahoma" w:cs="Tahoma"/>
+          <w:i/>
+          <w:iCs/>
+          <w:sz w:val="20"/>
+          <w:szCs w:val="20"/>
+        </w:rPr>
+        <w:t>Frontiers in Oncology</w:t>
+      </w:r>
+      <w:r>
+        <w:rPr>
+          <w:rFonts w:ascii="Tahoma" w:hAnsi="Tahoma" w:cs="Tahoma"/>
+          <w:sz w:val="20"/>
+          <w:szCs w:val="20"/>
+        </w:rPr>
+        <w:t>, 13, 1166.</w:t>
+      </w:r>
+    </w:p>
+    <w:p>
+      <w:pPr>
+        <w:ind w:left="360"/>
+        <w:rPr>
+          <w:rFonts w:ascii="Tahoma" w:hAnsi="Tahoma" w:cs="Tahoma"/>
+          <w:sz w:val="20"/>
+          <w:szCs w:val="20"/>
+        </w:rPr>
+      </w:pPr>
+    </w:p>
+    <w:p>
+      <w:pPr>
+        <w:pStyle w:val="ListParagraph"/>
+        <w:numPr>
+          <w:ilvl w:val="0"/>
+          <w:numId w:val="36"/>
+        </w:numPr>
+        <w:rPr>
+          <w:rFonts w:ascii="Tahoma" w:hAnsi="Tahoma" w:cs="Tahoma"/>
+          <w:sz w:val="20"/>
+          <w:szCs w:val="20"/>
+        </w:rPr>
+      </w:pPr>
+      <w:r>
+        <w:rPr>
+          <w:rFonts w:ascii="Tahoma" w:hAnsi="Tahoma" w:cs="Tahoma"/>
+          <w:sz w:val="20"/>
+          <w:szCs w:val="20"/>
+        </w:rPr>
+        <w:t xml:space="preserve">Bartlett, B., Cho, A., </w:t>
+      </w:r>
+      <w:proofErr w:type="spellStart"/>
+      <w:r>
+        <w:rPr>
+          <w:rFonts w:ascii="Tahoma" w:hAnsi="Tahoma" w:cs="Tahoma"/>
+          <w:sz w:val="20"/>
+          <w:szCs w:val="20"/>
+        </w:rPr>
+        <w:t>Laspisa</w:t>
+      </w:r>
+      <w:proofErr w:type="spellEnd"/>
+      <w:r>
+        <w:rPr>
+          <w:rFonts w:ascii="Tahoma" w:hAnsi="Tahoma" w:cs="Tahoma"/>
+          <w:sz w:val="20"/>
+          <w:szCs w:val="20"/>
+        </w:rPr>
+        <w:t xml:space="preserve">, D., Gore, M. A., &amp; Kantar, M. B. (2023). Genomic resources for Macadamia </w:t>
+      </w:r>
+      <w:proofErr w:type="spellStart"/>
+      <w:r>
+        <w:rPr>
+          <w:rFonts w:ascii="Tahoma" w:hAnsi="Tahoma" w:cs="Tahoma"/>
+          <w:sz w:val="20"/>
+          <w:szCs w:val="20"/>
+        </w:rPr>
+        <w:t>tetraphylla</w:t>
+      </w:r>
+      <w:proofErr w:type="spellEnd"/>
+      <w:r>
+        <w:rPr>
+          <w:rFonts w:ascii="Tahoma" w:hAnsi="Tahoma" w:cs="Tahoma"/>
+          <w:sz w:val="20"/>
+          <w:szCs w:val="20"/>
+        </w:rPr>
+        <w:t xml:space="preserve"> and an examination of its historic use as a crop resource in Hawaii. </w:t>
+      </w:r>
+      <w:proofErr w:type="spellStart"/>
+      <w:r>
+        <w:rPr>
+          <w:rFonts w:ascii="Tahoma" w:hAnsi="Tahoma" w:cs="Tahoma"/>
+          <w:i/>
+          <w:iCs/>
+          <w:sz w:val="20"/>
+          <w:szCs w:val="20"/>
+        </w:rPr>
+        <w:t>bioRxiv</w:t>
+      </w:r>
+      <w:proofErr w:type="spellEnd"/>
+      <w:r>
+        <w:rPr>
+          <w:rFonts w:ascii="Tahoma" w:hAnsi="Tahoma" w:cs="Tahoma"/>
+          <w:sz w:val="20"/>
+          <w:szCs w:val="20"/>
+        </w:rPr>
+        <w:t>, 2023-12.</w:t>
+      </w:r>
+    </w:p>
+    <w:p>
+      <w:pPr>
+        <w:pStyle w:val="Position"/>
+        <w:tabs>
+          <w:tab w:val="left" w:pos="0"/>
+          <w:tab w:val="right" w:pos="9958"/>
+          <w:tab w:val="left" w:pos="10170"/>
+        </w:tabs>
+        <w:ind w:left="1440"/>
+        <w:rPr>
+          <w:rFonts w:cs="Tahoma"/>
+          <w:b w:val="0"/>
+          <w:sz w:val="20"/>
+          <w:szCs w:val="20"/>
+        </w:rPr>
+      </w:pPr>
+      <w:r>
+        <w:rPr>
+          <w:rFonts w:cs="Tahoma"/>
+          <w:b w:val="0"/>
+          <w:sz w:val="20"/>
+          <w:szCs w:val="20"/>
+        </w:rPr>
+        <w:t xml:space="preserve">conception/design </w:t>
+      </w:r>
+      <w:r>
+        <w:rPr>
+          <w:rFonts w:cs="Tahoma"/>
+          <w:b w:val="0"/>
+          <w:sz w:val="20"/>
+          <w:szCs w:val="20"/>
+        </w:rPr>
+        <w:t>(90</w:t>
+      </w:r>
+      <w:r>
+        <w:rPr>
+          <w:rFonts w:cs="Tahoma"/>
+          <w:b w:val="0"/>
+          <w:sz w:val="20"/>
+          <w:szCs w:val="20"/>
+        </w:rPr>
+        <w:t>%)</w:t>
+      </w:r>
+    </w:p>
+    <w:p>
+      <w:pPr>
+        <w:pStyle w:val="Position"/>
+        <w:tabs>
+          <w:tab w:val="left" w:pos="0"/>
+          <w:tab w:val="right" w:pos="9958"/>
+          <w:tab w:val="left" w:pos="10170"/>
+        </w:tabs>
+        <w:ind w:left="1440"/>
+        <w:rPr>
+          <w:rFonts w:cs="Tahoma"/>
+          <w:b w:val="0"/>
+          <w:sz w:val="20"/>
+          <w:szCs w:val="20"/>
+        </w:rPr>
+      </w:pPr>
+      <w:r>
+        <w:rPr>
+          <w:rFonts w:cs="Tahoma"/>
+          <w:b w:val="0"/>
+          <w:sz w:val="20"/>
+          <w:szCs w:val="20"/>
+        </w:rPr>
+        <w:t>acquisition/analysis of data (</w:t>
+      </w:r>
+      <w:r>
+        <w:rPr>
+          <w:rFonts w:cs="Tahoma"/>
+          <w:b w:val="0"/>
+          <w:sz w:val="20"/>
+          <w:szCs w:val="20"/>
+        </w:rPr>
+        <w:t>90</w:t>
+      </w:r>
+      <w:r>
+        <w:rPr>
+          <w:rFonts w:cs="Tahoma"/>
+          <w:b w:val="0"/>
+          <w:sz w:val="20"/>
+          <w:szCs w:val="20"/>
+        </w:rPr>
+        <w:t>%)</w:t>
+      </w:r>
+    </w:p>
+    <w:p>
+      <w:pPr>
+        <w:pStyle w:val="Position"/>
+        <w:tabs>
+          <w:tab w:val="left" w:pos="0"/>
+          <w:tab w:val="right" w:pos="9958"/>
+          <w:tab w:val="left" w:pos="10170"/>
+        </w:tabs>
+        <w:ind w:left="1440"/>
+        <w:rPr>
+          <w:rFonts w:cs="Tahoma"/>
+          <w:b w:val="0"/>
+          <w:sz w:val="20"/>
+          <w:szCs w:val="20"/>
+        </w:rPr>
+      </w:pPr>
+      <w:r>
+        <w:rPr>
+          <w:rFonts w:cs="Tahoma"/>
+          <w:b w:val="0"/>
+          <w:sz w:val="20"/>
+          <w:szCs w:val="20"/>
+        </w:rPr>
+        <w:t>creation of new software (</w:t>
+      </w:r>
+      <w:r>
+        <w:rPr>
+          <w:rFonts w:cs="Tahoma"/>
+          <w:b w:val="0"/>
+          <w:sz w:val="20"/>
+          <w:szCs w:val="20"/>
+        </w:rPr>
+        <w:t>100</w:t>
+      </w:r>
+      <w:r>
+        <w:rPr>
+          <w:rFonts w:cs="Tahoma"/>
+          <w:b w:val="0"/>
+          <w:sz w:val="20"/>
+          <w:szCs w:val="20"/>
+        </w:rPr>
+        <w:t>%)</w:t>
+      </w:r>
+    </w:p>
+    <w:p>
+      <w:pPr>
+        <w:pStyle w:val="Position"/>
+        <w:tabs>
+          <w:tab w:val="left" w:pos="0"/>
+          <w:tab w:val="right" w:pos="9958"/>
+          <w:tab w:val="left" w:pos="10170"/>
+        </w:tabs>
+        <w:ind w:left="1440"/>
+        <w:rPr>
+          <w:rFonts w:cs="Tahoma"/>
+          <w:b w:val="0"/>
+          <w:sz w:val="20"/>
+          <w:szCs w:val="20"/>
+        </w:rPr>
+      </w:pPr>
+      <w:r>
+        <w:rPr>
+          <w:rFonts w:cs="Tahoma"/>
+          <w:b w:val="0"/>
+          <w:sz w:val="20"/>
+          <w:szCs w:val="20"/>
+        </w:rPr>
+        <w:t>drafted/revised the manuscript (</w:t>
+      </w:r>
+      <w:r>
+        <w:rPr>
+          <w:rFonts w:cs="Tahoma"/>
+          <w:b w:val="0"/>
+          <w:sz w:val="20"/>
+          <w:szCs w:val="20"/>
+        </w:rPr>
+        <w:t>90</w:t>
+      </w:r>
+      <w:r>
+        <w:rPr>
+          <w:rFonts w:cs="Tahoma"/>
+          <w:b w:val="0"/>
+          <w:sz w:val="20"/>
+          <w:szCs w:val="20"/>
+        </w:rPr>
+        <w:t>%)</w:t>
+      </w:r>
+    </w:p>
+    <w:p>
+      <w:pPr>
+        <w:rPr>
+          <w:rFonts w:ascii="Tahoma" w:hAnsi="Tahoma" w:cs="Tahoma"/>
+          <w:sz w:val="20"/>
+          <w:szCs w:val="20"/>
+        </w:rPr>
+      </w:pPr>
+    </w:p>
+    <w:p>
+      <w:pPr>
+        <w:pStyle w:val="ListParagraph"/>
+        <w:numPr>
+          <w:ilvl w:val="0"/>
+          <w:numId w:val="36"/>
+        </w:numPr>
+        <w:rPr>
+          <w:rFonts w:ascii="Tahoma" w:hAnsi="Tahoma" w:cs="Tahoma"/>
+          <w:sz w:val="20"/>
+          <w:szCs w:val="20"/>
+        </w:rPr>
+      </w:pPr>
       <w:proofErr w:type="spellStart"/>
       <w:r>
         <w:rPr>
@@ -4640,6 +5006,7 @@
           <w:sz w:val="20"/>
           <w:szCs w:val="20"/>
         </w:rPr>
+        <w:lastRenderedPageBreak/>
         <w:t>conception/design (</w:t>
       </w:r>
       <w:r>
@@ -5211,17 +5578,7 @@
           <w:sz w:val="20"/>
           <w:szCs w:val="20"/>
         </w:rPr>
-        <w:t xml:space="preserve">Noninvasive detection of microsatellite instability and high tumor </w:t>
-      </w:r>
-      <w:r>
-        <w:rPr>
-          <w:rFonts w:cs="Tahoma"/>
-          <w:b w:val="0"/>
-          <w:sz w:val="20"/>
-          <w:szCs w:val="20"/>
-        </w:rPr>
-        <w:lastRenderedPageBreak/>
-        <w:t>mutation burden in cancer patients treated with PD-1 blockade.</w:t>
+        <w:t>Noninvasive detection of microsatellite instability and high tumor mutation burden in cancer patients treated with PD-1 blockade.</w:t>
       </w:r>
       <w:r>
         <w:rPr>
@@ -6715,6 +7072,7 @@
           <w:sz w:val="20"/>
           <w:szCs w:val="20"/>
         </w:rPr>
+        <w:lastRenderedPageBreak/>
         <w:t xml:space="preserve">Le DT, Durham JN, Smith KN, Wang H, </w:t>
       </w:r>
       <w:r>
@@ -7596,7 +7954,6 @@
           <w:sz w:val="20"/>
           <w:szCs w:val="20"/>
         </w:rPr>
-        <w:lastRenderedPageBreak/>
         <w:t>acquisition/analysis of data (50%)</w:t>
       </w:r>
     </w:p>
@@ -9376,7 +9733,17 @@
           <w:sz w:val="20"/>
           <w:szCs w:val="20"/>
         </w:rPr>
-        <w:t xml:space="preserve"> International Conference on Intelligent Biology and Medicine (2019). </w:t>
+        <w:t xml:space="preserve"> </w:t>
+      </w:r>
+      <w:r>
+        <w:rPr>
+          <w:rFonts w:cs="Tahoma"/>
+          <w:b w:val="0"/>
+          <w:sz w:val="20"/>
+          <w:szCs w:val="20"/>
+        </w:rPr>
+        <w:lastRenderedPageBreak/>
+        <w:t xml:space="preserve">International Conference on Intelligent Biology and Medicine (2019). </w:t>
       </w:r>
       <w:r>
         <w:rPr>
@@ -10099,7 +10466,6 @@
           <w:sz w:val="20"/>
           <w:szCs w:val="20"/>
         </w:rPr>
-        <w:lastRenderedPageBreak/>
         <w:t xml:space="preserve">Le DT, </w:t>
       </w:r>
       <w:proofErr w:type="spellStart"/>
@@ -12449,6 +12815,7 @@
           <w:sz w:val="20"/>
           <w:szCs w:val="20"/>
         </w:rPr>
+        <w:lastRenderedPageBreak/>
         <w:t xml:space="preserve">Article: </w:t>
       </w:r>
       <w:hyperlink r:id="rId9" w:history="1">
@@ -12968,7 +13335,6 @@
           <w:sz w:val="20"/>
           <w:szCs w:val="20"/>
         </w:rPr>
-        <w:lastRenderedPageBreak/>
         <w:t>Best College Radio Website,</w:t>
       </w:r>
       <w:r>
@@ -14056,6 +14422,7 @@
           <w:sz w:val="20"/>
           <w:szCs w:val="20"/>
         </w:rPr>
+        <w:lastRenderedPageBreak/>
         <w:t xml:space="preserve">Graduate </w:t>
       </w:r>
       <w:r>
@@ -14704,7 +15071,6 @@
           <w:szCs w:val="20"/>
           <w:u w:val="single"/>
         </w:rPr>
-        <w:lastRenderedPageBreak/>
         <w:t>FUNDING RECEIVED</w:t>
       </w:r>
     </w:p>
@@ -16179,6 +16545,7 @@
           <w:sz w:val="20"/>
           <w:szCs w:val="20"/>
         </w:rPr>
+        <w:lastRenderedPageBreak/>
         <w:t xml:space="preserve">Grew </w:t>
       </w:r>
       <w:r>
@@ -16864,7 +17231,6 @@
           <w:sz w:val="20"/>
           <w:szCs w:val="20"/>
         </w:rPr>
-        <w:lastRenderedPageBreak/>
         <w:t>Contact event sponsors to ensure timely setup and correct equipment has been requested</w:t>
       </w:r>
     </w:p>

--- a/cv/Bjarne_R_Bartlett_CV.docx
+++ b/cv/Bjarne_R_Bartlett_CV.docx
@@ -1,6 +1,6 @@
 
 <file path=word/document.xml><?xml version="1.0" encoding="utf-8"?>
-<w:document xmlns:wpc="http://schemas.microsoft.com/office/word/2010/wordprocessingCanvas" xmlns:cx="http://schemas.microsoft.com/office/drawing/2014/chartex" xmlns:cx1="http://schemas.microsoft.com/office/drawing/2015/9/8/chartex" xmlns:cx2="http://schemas.microsoft.com/office/drawing/2015/10/21/chartex" xmlns:cx3="http://schemas.microsoft.com/office/drawing/2016/5/9/chartex" xmlns:cx4="http://schemas.microsoft.com/office/drawing/2016/5/10/chartex" xmlns:cx5="http://schemas.microsoft.com/office/drawing/2016/5/11/chartex" xmlns:cx6="http://schemas.microsoft.com/office/drawing/2016/5/12/chartex" xmlns:cx7="http://schemas.microsoft.com/office/drawing/2016/5/13/chartex" xmlns:cx8="http://schemas.microsoft.com/office/drawing/2016/5/14/chartex" xmlns:mc="http://schemas.openxmlformats.org/markup-compatibility/2006" xmlns:aink="http://schemas.microsoft.com/office/drawing/2016/ink" xmlns:am3d="http://schemas.microsoft.com/office/drawing/2017/model3d" xmlns:o="urn:schemas-microsoft-com:office:office" xmlns:oel="http://schemas.microsoft.com/office/2019/extlst" xmlns:r="http://schemas.openxmlformats.org/officeDocument/2006/relationships" xmlns:m="http://schemas.openxmlformats.org/officeDocument/2006/math" xmlns:v="urn:schemas-microsoft-com:vml" xmlns:wp14="http://schemas.microsoft.com/office/word/2010/wordprocessingDrawing" xmlns:wp="http://schemas.openxmlformats.org/drawingml/2006/wordprocessingDrawing" xmlns:w10="urn:schemas-microsoft-com:office:word" xmlns:w="http://schemas.openxmlformats.org/wordprocessingml/2006/main" xmlns:w14="http://schemas.microsoft.com/office/word/2010/wordml" xmlns:w15="http://schemas.microsoft.com/office/word/2012/wordml" xmlns:w16cex="http://schemas.microsoft.com/office/word/2018/wordml/cex" xmlns:w16cid="http://schemas.microsoft.com/office/word/2016/wordml/cid" xmlns:w16="http://schemas.microsoft.com/office/word/2018/wordml" xmlns:w16sdtdh="http://schemas.microsoft.com/office/word/2020/wordml/sdtdatahash" xmlns:w16se="http://schemas.microsoft.com/office/word/2015/wordml/symex" xmlns:wpg="http://schemas.microsoft.com/office/word/2010/wordprocessingGroup" xmlns:wpi="http://schemas.microsoft.com/office/word/2010/wordprocessingInk" xmlns:wne="http://schemas.microsoft.com/office/word/2006/wordml" xmlns:wps="http://schemas.microsoft.com/office/word/2010/wordprocessingShape" mc:Ignorable="w14 w15 w16se w16cid w16 w16cex w16sdtdh wp14">
+<w:document xmlns:wpc="http://schemas.microsoft.com/office/word/2010/wordprocessingCanvas" xmlns:cx="http://schemas.microsoft.com/office/drawing/2014/chartex" xmlns:cx1="http://schemas.microsoft.com/office/drawing/2015/9/8/chartex" xmlns:cx2="http://schemas.microsoft.com/office/drawing/2015/10/21/chartex" xmlns:cx3="http://schemas.microsoft.com/office/drawing/2016/5/9/chartex" xmlns:cx4="http://schemas.microsoft.com/office/drawing/2016/5/10/chartex" xmlns:cx5="http://schemas.microsoft.com/office/drawing/2016/5/11/chartex" xmlns:cx6="http://schemas.microsoft.com/office/drawing/2016/5/12/chartex" xmlns:cx7="http://schemas.microsoft.com/office/drawing/2016/5/13/chartex" xmlns:cx8="http://schemas.microsoft.com/office/drawing/2016/5/14/chartex" xmlns:mc="http://schemas.openxmlformats.org/markup-compatibility/2006" xmlns:aink="http://schemas.microsoft.com/office/drawing/2016/ink" xmlns:am3d="http://schemas.microsoft.com/office/drawing/2017/model3d" xmlns:o="urn:schemas-microsoft-com:office:office" xmlns:oel="http://schemas.microsoft.com/office/2019/extlst" xmlns:r="http://schemas.openxmlformats.org/officeDocument/2006/relationships" xmlns:m="http://schemas.openxmlformats.org/officeDocument/2006/math" xmlns:v="urn:schemas-microsoft-com:vml" xmlns:wp14="http://schemas.microsoft.com/office/word/2010/wordprocessingDrawing" xmlns:wp="http://schemas.openxmlformats.org/drawingml/2006/wordprocessingDrawing" xmlns:w10="urn:schemas-microsoft-com:office:word" xmlns:w="http://schemas.openxmlformats.org/wordprocessingml/2006/main" xmlns:w14="http://schemas.microsoft.com/office/word/2010/wordml" xmlns:w15="http://schemas.microsoft.com/office/word/2012/wordml" xmlns:w16cex="http://schemas.microsoft.com/office/word/2018/wordml/cex" xmlns:w16cid="http://schemas.microsoft.com/office/word/2016/wordml/cid" xmlns:w16="http://schemas.microsoft.com/office/word/2018/wordml" xmlns:w16du="http://schemas.microsoft.com/office/word/2023/wordml/word16du" xmlns:w16sdtdh="http://schemas.microsoft.com/office/word/2020/wordml/sdtdatahash" xmlns:w16sdtfl="http://schemas.microsoft.com/office/word/2024/wordml/sdtformatlock" xmlns:w16se="http://schemas.microsoft.com/office/word/2015/wordml/symex" xmlns:wpg="http://schemas.microsoft.com/office/word/2010/wordprocessingGroup" xmlns:wpi="http://schemas.microsoft.com/office/word/2010/wordprocessingInk" xmlns:wne="http://schemas.microsoft.com/office/word/2006/wordml" xmlns:wps="http://schemas.microsoft.com/office/word/2010/wordprocessingShape" mc:Ignorable="w14 w15 w16se w16cid w16 w16cex w16sdtdh w16sdtfl w16du wp14">
   <w:body>
     <w:p>
       <w:pPr>
@@ -60,9 +60,17 @@
             <w:sz w:val="20"/>
             <w:szCs w:val="20"/>
           </w:rPr>
-          <w:t>bjarne.bartlett@oregonstate.edu</w:t>
+          <w:t>bartleb@farmingdale.edu</w:t>
         </w:r>
       </w:hyperlink>
+      <w:r>
+        <w:rPr>
+          <w:rFonts w:ascii="Tahoma" w:hAnsi="Tahoma" w:cs="Tahoma"/>
+          <w:sz w:val="20"/>
+          <w:szCs w:val="20"/>
+        </w:rPr>
+        <w:t xml:space="preserve"> </w:t>
+      </w:r>
     </w:p>
     <w:tbl>
       <w:tblPr>
@@ -461,22 +469,40 @@
           <w:szCs w:val="20"/>
         </w:rPr>
       </w:pPr>
-      <w:r>
-        <w:rPr>
-          <w:rFonts w:cs="Tahoma"/>
-          <w:sz w:val="20"/>
-          <w:szCs w:val="20"/>
-        </w:rPr>
-        <w:t xml:space="preserve">Postdoctoral Fellow, </w:t>
-      </w:r>
-      <w:r>
-        <w:rPr>
-          <w:rFonts w:cs="Tahoma"/>
-          <w:b w:val="0"/>
-          <w:sz w:val="20"/>
-          <w:szCs w:val="20"/>
-        </w:rPr>
-        <w:t>Oregon State University</w:t>
+      <w:proofErr w:type="spellStart"/>
+      <w:r>
+        <w:rPr>
+          <w:rFonts w:cs="Tahoma"/>
+          <w:sz w:val="20"/>
+          <w:szCs w:val="20"/>
+        </w:rPr>
+        <w:t>PRODiG</w:t>
+      </w:r>
+      <w:proofErr w:type="spellEnd"/>
+      <w:r>
+        <w:rPr>
+          <w:rFonts w:cs="Tahoma"/>
+          <w:sz w:val="20"/>
+          <w:szCs w:val="20"/>
+        </w:rPr>
+        <w:t>+ Fellow</w:t>
+      </w:r>
+      <w:r>
+        <w:rPr>
+          <w:rFonts w:cs="Tahoma"/>
+          <w:sz w:val="20"/>
+          <w:szCs w:val="20"/>
+        </w:rPr>
+        <w:t xml:space="preserve">, </w:t>
+      </w:r>
+      <w:r>
+        <w:rPr>
+          <w:rFonts w:cs="Tahoma"/>
+          <w:b w:val="0"/>
+          <w:sz w:val="20"/>
+          <w:szCs w:val="20"/>
+        </w:rPr>
+        <w:t>SUNY Farmingdale State College</w:t>
       </w:r>
       <w:r>
         <w:rPr>
@@ -495,35 +521,37 @@
           <w:sz w:val="20"/>
           <w:szCs w:val="20"/>
         </w:rPr>
-        <w:t>2022-present</w:t>
-      </w:r>
-    </w:p>
-    <w:p>
-      <w:pPr>
-        <w:pStyle w:val="Position"/>
-        <w:tabs>
-          <w:tab w:val="left" w:pos="0"/>
-          <w:tab w:val="right" w:pos="10080"/>
-        </w:tabs>
-        <w:spacing w:before="0" w:line="240" w:lineRule="auto"/>
-        <w:rPr>
-          <w:rFonts w:cs="Tahoma"/>
+        <w:t>202</w:t>
+      </w:r>
+      <w:r>
+        <w:rPr>
+          <w:rFonts w:cs="Tahoma"/>
+          <w:b w:val="0"/>
           <w:i/>
-          <w:iCs/>
-          <w:sz w:val="20"/>
-          <w:szCs w:val="20"/>
-        </w:rPr>
-      </w:pPr>
+          <w:sz w:val="20"/>
+          <w:szCs w:val="20"/>
+        </w:rPr>
+        <w:t>4</w:t>
+      </w:r>
       <w:r>
         <w:rPr>
           <w:rFonts w:cs="Tahoma"/>
           <w:b w:val="0"/>
           <w:i/>
-          <w:iCs/>
-          <w:sz w:val="20"/>
-          <w:szCs w:val="20"/>
-        </w:rPr>
-        <w:t>Mentors: Dr. Christopher Curtin</w:t>
+          <w:sz w:val="20"/>
+          <w:szCs w:val="20"/>
+        </w:rPr>
+        <w:t>-</w:t>
+      </w:r>
+      <w:r>
+        <w:rPr>
+          <w:rFonts w:cs="Tahoma"/>
+          <w:b w:val="0"/>
+          <w:i/>
+          <w:sz w:val="20"/>
+          <w:szCs w:val="20"/>
+        </w:rPr>
+        <w:t>2026</w:t>
       </w:r>
     </w:p>
     <w:p>
@@ -537,39 +565,126 @@
           <w:tab w:val="left" w:pos="0"/>
           <w:tab w:val="right" w:pos="10080"/>
         </w:tabs>
-        <w:rPr>
-          <w:rFonts w:cs="Tahoma"/>
-          <w:b w:val="0"/>
-          <w:sz w:val="20"/>
-          <w:szCs w:val="20"/>
-        </w:rPr>
-      </w:pPr>
-      <w:r>
-        <w:rPr>
-          <w:rFonts w:cs="Tahoma"/>
-          <w:b w:val="0"/>
-          <w:sz w:val="20"/>
-          <w:szCs w:val="20"/>
-        </w:rPr>
-        <w:t>Assess</w:t>
-      </w:r>
-      <w:r>
-        <w:rPr>
-          <w:rFonts w:cs="Tahoma"/>
-          <w:b w:val="0"/>
-          <w:sz w:val="20"/>
-          <w:szCs w:val="20"/>
-        </w:rPr>
-        <w:t>ed</w:t>
-      </w:r>
-      <w:r>
-        <w:rPr>
-          <w:rFonts w:cs="Tahoma"/>
-          <w:b w:val="0"/>
-          <w:sz w:val="20"/>
-          <w:szCs w:val="20"/>
-        </w:rPr>
-        <w:t xml:space="preserve"> the impact of smoke taint in Wine using thiophenols in combination with volatile phenols as biomarkers</w:t>
+        <w:spacing w:before="0" w:line="240" w:lineRule="auto"/>
+        <w:rPr>
+          <w:rFonts w:cs="Tahoma"/>
+          <w:sz w:val="20"/>
+          <w:szCs w:val="20"/>
+        </w:rPr>
+      </w:pPr>
+      <w:r>
+        <w:rPr>
+          <w:rFonts w:cs="Tahoma"/>
+          <w:b w:val="0"/>
+          <w:sz w:val="20"/>
+          <w:szCs w:val="20"/>
+        </w:rPr>
+        <w:t>Courses Taught: General Biology, Introductory Biology I, Medical Microbiology Lab, Introduction to Biology I Lab</w:t>
+      </w:r>
+    </w:p>
+    <w:p>
+      <w:pPr>
+        <w:pStyle w:val="Position"/>
+        <w:tabs>
+          <w:tab w:val="left" w:pos="0"/>
+          <w:tab w:val="right" w:pos="10080"/>
+        </w:tabs>
+        <w:spacing w:before="0" w:line="240" w:lineRule="auto"/>
+        <w:rPr>
+          <w:rFonts w:cs="Tahoma"/>
+          <w:sz w:val="20"/>
+          <w:szCs w:val="20"/>
+        </w:rPr>
+      </w:pPr>
+    </w:p>
+    <w:p>
+      <w:pPr>
+        <w:pStyle w:val="Position"/>
+        <w:tabs>
+          <w:tab w:val="left" w:pos="0"/>
+          <w:tab w:val="right" w:pos="10080"/>
+        </w:tabs>
+        <w:spacing w:before="0" w:line="240" w:lineRule="auto"/>
+        <w:rPr>
+          <w:rFonts w:cs="Tahoma"/>
+          <w:b w:val="0"/>
+          <w:sz w:val="20"/>
+          <w:szCs w:val="20"/>
+        </w:rPr>
+      </w:pPr>
+      <w:r>
+        <w:rPr>
+          <w:rFonts w:cs="Tahoma"/>
+          <w:sz w:val="20"/>
+          <w:szCs w:val="20"/>
+        </w:rPr>
+        <w:t xml:space="preserve">Postdoctoral Fellow, </w:t>
+      </w:r>
+      <w:r>
+        <w:rPr>
+          <w:rFonts w:cs="Tahoma"/>
+          <w:b w:val="0"/>
+          <w:sz w:val="20"/>
+          <w:szCs w:val="20"/>
+        </w:rPr>
+        <w:t>Oregon State University</w:t>
+      </w:r>
+      <w:r>
+        <w:rPr>
+          <w:rFonts w:cs="Tahoma"/>
+          <w:b w:val="0"/>
+          <w:sz w:val="20"/>
+          <w:szCs w:val="20"/>
+        </w:rPr>
+        <w:tab/>
+      </w:r>
+      <w:r>
+        <w:rPr>
+          <w:rFonts w:cs="Tahoma"/>
+          <w:b w:val="0"/>
+          <w:i/>
+          <w:sz w:val="20"/>
+          <w:szCs w:val="20"/>
+        </w:rPr>
+        <w:t>2022-</w:t>
+      </w:r>
+      <w:r>
+        <w:rPr>
+          <w:rFonts w:cs="Tahoma"/>
+          <w:b w:val="0"/>
+          <w:i/>
+          <w:sz w:val="20"/>
+          <w:szCs w:val="20"/>
+        </w:rPr>
+        <w:t>2024</w:t>
+      </w:r>
+    </w:p>
+    <w:p>
+      <w:pPr>
+        <w:pStyle w:val="Position"/>
+        <w:tabs>
+          <w:tab w:val="left" w:pos="0"/>
+          <w:tab w:val="right" w:pos="10080"/>
+        </w:tabs>
+        <w:spacing w:before="0" w:line="240" w:lineRule="auto"/>
+        <w:rPr>
+          <w:rFonts w:cs="Tahoma"/>
+          <w:i/>
+          <w:iCs/>
+          <w:sz w:val="20"/>
+          <w:szCs w:val="20"/>
+        </w:rPr>
+      </w:pPr>
+      <w:r>
+        <w:rPr>
+          <w:rFonts w:cs="Tahoma"/>
+          <w:b w:val="0"/>
+          <w:i/>
+          <w:iCs/>
+          <w:sz w:val="20"/>
+          <w:szCs w:val="20"/>
+        </w:rPr>
+        <w:t>Mentors: Dr. Christopher Curtin</w:t>
       </w:r>
     </w:p>
     <w:p>
@@ -597,7 +712,7 @@
           <w:sz w:val="20"/>
           <w:szCs w:val="20"/>
         </w:rPr>
-        <w:t>Develop</w:t>
+        <w:t>Assess</w:t>
       </w:r>
       <w:r>
         <w:rPr>
@@ -615,111 +730,7 @@
           <w:sz w:val="20"/>
           <w:szCs w:val="20"/>
         </w:rPr>
-        <w:t xml:space="preserve"> bioinformatic tools to describe </w:t>
-      </w:r>
-      <w:r>
-        <w:rPr>
-          <w:rFonts w:cs="Tahoma"/>
-          <w:b w:val="0"/>
-          <w:i/>
-          <w:iCs/>
-          <w:sz w:val="20"/>
-          <w:szCs w:val="20"/>
-        </w:rPr>
-        <w:t xml:space="preserve">B. </w:t>
-      </w:r>
-      <w:proofErr w:type="spellStart"/>
-      <w:r>
-        <w:rPr>
-          <w:rFonts w:cs="Tahoma"/>
-          <w:b w:val="0"/>
-          <w:i/>
-          <w:iCs/>
-          <w:sz w:val="20"/>
-          <w:szCs w:val="20"/>
-        </w:rPr>
-        <w:t>bruxellensis</w:t>
-      </w:r>
-      <w:proofErr w:type="spellEnd"/>
-      <w:r>
-        <w:rPr>
-          <w:rFonts w:cs="Tahoma"/>
-          <w:b w:val="0"/>
-          <w:sz w:val="20"/>
-          <w:szCs w:val="20"/>
-        </w:rPr>
-        <w:t xml:space="preserve"> in New </w:t>
-      </w:r>
-      <w:proofErr w:type="spellStart"/>
-      <w:r>
-        <w:rPr>
-          <w:rFonts w:cs="Tahoma"/>
-          <w:b w:val="0"/>
-          <w:sz w:val="20"/>
-          <w:szCs w:val="20"/>
-        </w:rPr>
-        <w:t>Zeland</w:t>
-      </w:r>
-      <w:proofErr w:type="spellEnd"/>
-      <w:r>
-        <w:rPr>
-          <w:rFonts w:cs="Tahoma"/>
-          <w:b w:val="0"/>
-          <w:sz w:val="20"/>
-          <w:szCs w:val="20"/>
-        </w:rPr>
-        <w:t xml:space="preserve"> wines using whole genome sequencing data to determine whether the New </w:t>
-      </w:r>
-      <w:r>
-        <w:rPr>
-          <w:rFonts w:cs="Tahoma"/>
-          <w:b w:val="0"/>
-          <w:sz w:val="20"/>
-          <w:szCs w:val="20"/>
-        </w:rPr>
-        <w:t>Zealand</w:t>
-      </w:r>
-      <w:r>
-        <w:rPr>
-          <w:rFonts w:cs="Tahoma"/>
-          <w:b w:val="0"/>
-          <w:sz w:val="20"/>
-          <w:szCs w:val="20"/>
-        </w:rPr>
-        <w:t xml:space="preserve"> isolates of B</w:t>
-      </w:r>
-      <w:r>
-        <w:rPr>
-          <w:rFonts w:cs="Tahoma"/>
-          <w:b w:val="0"/>
-          <w:i/>
-          <w:iCs/>
-          <w:sz w:val="20"/>
-          <w:szCs w:val="20"/>
-        </w:rPr>
-        <w:t xml:space="preserve">. </w:t>
-      </w:r>
-      <w:proofErr w:type="spellStart"/>
-      <w:r>
-        <w:rPr>
-          <w:rFonts w:cs="Tahoma"/>
-          <w:b w:val="0"/>
-          <w:i/>
-          <w:iCs/>
-          <w:sz w:val="20"/>
-          <w:szCs w:val="20"/>
-        </w:rPr>
-        <w:t>bruxellensis</w:t>
-      </w:r>
-      <w:proofErr w:type="spellEnd"/>
-      <w:r>
-        <w:rPr>
-          <w:rFonts w:cs="Tahoma"/>
-          <w:b w:val="0"/>
-          <w:sz w:val="20"/>
-          <w:szCs w:val="20"/>
-        </w:rPr>
-        <w:t xml:space="preserve"> are genetically distinct</w:t>
+        <w:t xml:space="preserve"> the impact of smoke taint in Wine using thiophenols in combination with volatile phenols as biomarkers</w:t>
       </w:r>
     </w:p>
     <w:p>
@@ -747,74 +758,26 @@
           <w:sz w:val="20"/>
           <w:szCs w:val="20"/>
         </w:rPr>
-        <w:t>Use</w:t>
-      </w:r>
-      <w:r>
-        <w:rPr>
-          <w:rFonts w:cs="Tahoma"/>
-          <w:b w:val="0"/>
-          <w:sz w:val="20"/>
-          <w:szCs w:val="20"/>
-        </w:rPr>
-        <w:t>d</w:t>
-      </w:r>
-      <w:r>
-        <w:rPr>
-          <w:rFonts w:cs="Tahoma"/>
-          <w:b w:val="0"/>
-          <w:sz w:val="20"/>
-          <w:szCs w:val="20"/>
-        </w:rPr>
-        <w:t xml:space="preserve"> phylogenetic and bioinformatic tools </w:t>
-      </w:r>
-      <w:r>
-        <w:rPr>
-          <w:rFonts w:cs="Tahoma"/>
-          <w:b w:val="0"/>
-          <w:sz w:val="20"/>
-          <w:szCs w:val="20"/>
-        </w:rPr>
-        <w:t xml:space="preserve">including </w:t>
-      </w:r>
-      <w:proofErr w:type="spellStart"/>
-      <w:r>
-        <w:rPr>
-          <w:rFonts w:cs="Tahoma"/>
-          <w:b w:val="0"/>
-          <w:sz w:val="20"/>
-          <w:szCs w:val="20"/>
-        </w:rPr>
-        <w:t>RAxML</w:t>
-      </w:r>
-      <w:proofErr w:type="spellEnd"/>
-      <w:r>
-        <w:rPr>
-          <w:rFonts w:cs="Tahoma"/>
-          <w:b w:val="0"/>
-          <w:sz w:val="20"/>
-          <w:szCs w:val="20"/>
-        </w:rPr>
-        <w:t>, BWA, SRA Toolkit</w:t>
-      </w:r>
-      <w:r>
-        <w:rPr>
-          <w:rFonts w:cs="Tahoma"/>
-          <w:b w:val="0"/>
-          <w:sz w:val="20"/>
-          <w:szCs w:val="20"/>
-        </w:rPr>
-        <w:t xml:space="preserve"> to </w:t>
-      </w:r>
-      <w:r>
-        <w:rPr>
-          <w:rFonts w:cs="Tahoma"/>
-          <w:b w:val="0"/>
-          <w:sz w:val="20"/>
-          <w:szCs w:val="20"/>
-        </w:rPr>
-        <w:t xml:space="preserve">identify </w:t>
-      </w:r>
-      <w:proofErr w:type="spellStart"/>
+        <w:t>Develop</w:t>
+      </w:r>
+      <w:r>
+        <w:rPr>
+          <w:rFonts w:cs="Tahoma"/>
+          <w:b w:val="0"/>
+          <w:sz w:val="20"/>
+          <w:szCs w:val="20"/>
+        </w:rPr>
+        <w:t>ed</w:t>
+      </w:r>
+      <w:r>
+        <w:rPr>
+          <w:rFonts w:cs="Tahoma"/>
+          <w:b w:val="0"/>
+          <w:sz w:val="20"/>
+          <w:szCs w:val="20"/>
+        </w:rPr>
+        <w:t xml:space="preserve"> bioinformatic tools to describe </w:t>
+      </w:r>
       <w:r>
         <w:rPr>
           <w:rFonts w:cs="Tahoma"/>
@@ -824,7 +787,19 @@
           <w:sz w:val="20"/>
           <w:szCs w:val="20"/>
         </w:rPr>
-        <w:t>Komagataeibacter</w:t>
+        <w:t xml:space="preserve">B. </w:t>
+      </w:r>
+      <w:proofErr w:type="spellStart"/>
+      <w:r>
+        <w:rPr>
+          <w:rFonts w:cs="Tahoma"/>
+          <w:b w:val="0"/>
+          <w:i/>
+          <w:iCs/>
+          <w:sz w:val="20"/>
+          <w:szCs w:val="20"/>
+        </w:rPr>
+        <w:t>bruxellensis</w:t>
       </w:r>
       <w:proofErr w:type="spellEnd"/>
       <w:r>
@@ -834,16 +809,78 @@
           <w:sz w:val="20"/>
           <w:szCs w:val="20"/>
         </w:rPr>
-        <w:t xml:space="preserve"> species with the potential to fix nitrogen</w:t>
-      </w:r>
-      <w:r>
-        <w:rPr>
-          <w:rFonts w:cs="Tahoma"/>
-          <w:b w:val="0"/>
-          <w:sz w:val="20"/>
-          <w:szCs w:val="20"/>
-        </w:rPr>
-        <w:t xml:space="preserve"> using genomic traits</w:t>
+        <w:t xml:space="preserve"> in New </w:t>
+      </w:r>
+      <w:proofErr w:type="spellStart"/>
+      <w:r>
+        <w:rPr>
+          <w:rFonts w:cs="Tahoma"/>
+          <w:b w:val="0"/>
+          <w:sz w:val="20"/>
+          <w:szCs w:val="20"/>
+        </w:rPr>
+        <w:t>Zeland</w:t>
+      </w:r>
+      <w:proofErr w:type="spellEnd"/>
+      <w:r>
+        <w:rPr>
+          <w:rFonts w:cs="Tahoma"/>
+          <w:b w:val="0"/>
+          <w:sz w:val="20"/>
+          <w:szCs w:val="20"/>
+        </w:rPr>
+        <w:t xml:space="preserve"> wines using whole genome sequencing data to determine whether the New </w:t>
+      </w:r>
+      <w:r>
+        <w:rPr>
+          <w:rFonts w:cs="Tahoma"/>
+          <w:b w:val="0"/>
+          <w:sz w:val="20"/>
+          <w:szCs w:val="20"/>
+        </w:rPr>
+        <w:t>Zealand</w:t>
+      </w:r>
+      <w:r>
+        <w:rPr>
+          <w:rFonts w:cs="Tahoma"/>
+          <w:b w:val="0"/>
+          <w:sz w:val="20"/>
+          <w:szCs w:val="20"/>
+        </w:rPr>
+        <w:t xml:space="preserve"> isolates of B</w:t>
+      </w:r>
+      <w:r>
+        <w:rPr>
+          <w:rFonts w:cs="Tahoma"/>
+          <w:b w:val="0"/>
+          <w:i/>
+          <w:iCs/>
+          <w:sz w:val="20"/>
+          <w:szCs w:val="20"/>
+        </w:rPr>
+        <w:t xml:space="preserve">. </w:t>
+      </w:r>
+      <w:proofErr w:type="spellStart"/>
+      <w:r>
+        <w:rPr>
+          <w:rFonts w:cs="Tahoma"/>
+          <w:b w:val="0"/>
+          <w:i/>
+          <w:iCs/>
+          <w:sz w:val="20"/>
+          <w:szCs w:val="20"/>
+        </w:rPr>
+        <w:t>bruxellensis</w:t>
+      </w:r>
+      <w:proofErr w:type="spellEnd"/>
+      <w:r>
+        <w:rPr>
+          <w:rFonts w:cs="Tahoma"/>
+          <w:b w:val="0"/>
+          <w:sz w:val="20"/>
+          <w:szCs w:val="20"/>
+        </w:rPr>
+        <w:t xml:space="preserve"> are genetically distinct</w:t>
       </w:r>
     </w:p>
     <w:p>
@@ -857,6 +894,130 @@
           <w:tab w:val="left" w:pos="0"/>
           <w:tab w:val="right" w:pos="10080"/>
         </w:tabs>
+        <w:rPr>
+          <w:rFonts w:cs="Tahoma"/>
+          <w:b w:val="0"/>
+          <w:sz w:val="20"/>
+          <w:szCs w:val="20"/>
+        </w:rPr>
+      </w:pPr>
+      <w:r>
+        <w:rPr>
+          <w:rFonts w:cs="Tahoma"/>
+          <w:b w:val="0"/>
+          <w:sz w:val="20"/>
+          <w:szCs w:val="20"/>
+        </w:rPr>
+        <w:t>Use</w:t>
+      </w:r>
+      <w:r>
+        <w:rPr>
+          <w:rFonts w:cs="Tahoma"/>
+          <w:b w:val="0"/>
+          <w:sz w:val="20"/>
+          <w:szCs w:val="20"/>
+        </w:rPr>
+        <w:t>d</w:t>
+      </w:r>
+      <w:r>
+        <w:rPr>
+          <w:rFonts w:cs="Tahoma"/>
+          <w:b w:val="0"/>
+          <w:sz w:val="20"/>
+          <w:szCs w:val="20"/>
+        </w:rPr>
+        <w:t xml:space="preserve"> phylogenetic and bioinformatic tools </w:t>
+      </w:r>
+      <w:r>
+        <w:rPr>
+          <w:rFonts w:cs="Tahoma"/>
+          <w:b w:val="0"/>
+          <w:sz w:val="20"/>
+          <w:szCs w:val="20"/>
+        </w:rPr>
+        <w:t xml:space="preserve">including </w:t>
+      </w:r>
+      <w:proofErr w:type="spellStart"/>
+      <w:r>
+        <w:rPr>
+          <w:rFonts w:cs="Tahoma"/>
+          <w:b w:val="0"/>
+          <w:sz w:val="20"/>
+          <w:szCs w:val="20"/>
+        </w:rPr>
+        <w:t>RAxML</w:t>
+      </w:r>
+      <w:proofErr w:type="spellEnd"/>
+      <w:r>
+        <w:rPr>
+          <w:rFonts w:cs="Tahoma"/>
+          <w:b w:val="0"/>
+          <w:sz w:val="20"/>
+          <w:szCs w:val="20"/>
+        </w:rPr>
+        <w:t>, BWA, SRA Toolkit</w:t>
+      </w:r>
+      <w:r>
+        <w:rPr>
+          <w:rFonts w:cs="Tahoma"/>
+          <w:b w:val="0"/>
+          <w:sz w:val="20"/>
+          <w:szCs w:val="20"/>
+        </w:rPr>
+        <w:t xml:space="preserve"> to </w:t>
+      </w:r>
+      <w:r>
+        <w:rPr>
+          <w:rFonts w:cs="Tahoma"/>
+          <w:b w:val="0"/>
+          <w:sz w:val="20"/>
+          <w:szCs w:val="20"/>
+        </w:rPr>
+        <w:t xml:space="preserve">identify </w:t>
+      </w:r>
+      <w:proofErr w:type="spellStart"/>
+      <w:r>
+        <w:rPr>
+          <w:rFonts w:cs="Tahoma"/>
+          <w:b w:val="0"/>
+          <w:i/>
+          <w:iCs/>
+          <w:sz w:val="20"/>
+          <w:szCs w:val="20"/>
+        </w:rPr>
+        <w:t>Komagataeibacter</w:t>
+      </w:r>
+      <w:proofErr w:type="spellEnd"/>
+      <w:r>
+        <w:rPr>
+          <w:rFonts w:cs="Tahoma"/>
+          <w:b w:val="0"/>
+          <w:sz w:val="20"/>
+          <w:szCs w:val="20"/>
+        </w:rPr>
+        <w:t xml:space="preserve"> species with the potential to fix nitrogen</w:t>
+      </w:r>
+      <w:r>
+        <w:rPr>
+          <w:rFonts w:cs="Tahoma"/>
+          <w:b w:val="0"/>
+          <w:sz w:val="20"/>
+          <w:szCs w:val="20"/>
+        </w:rPr>
+        <w:t xml:space="preserve"> using genomic traits</w:t>
+      </w:r>
+    </w:p>
+    <w:p>
+      <w:pPr>
+        <w:pStyle w:val="Position"/>
+        <w:numPr>
+          <w:ilvl w:val="0"/>
+          <w:numId w:val="25"/>
+        </w:numPr>
+        <w:tabs>
+          <w:tab w:val="left" w:pos="0"/>
+          <w:tab w:val="right" w:pos="10080"/>
+        </w:tabs>
         <w:spacing w:before="0" w:line="240" w:lineRule="auto"/>
         <w:rPr>
           <w:rFonts w:cs="Tahoma"/>
@@ -976,7 +1137,17 @@
           <w:sz w:val="20"/>
           <w:szCs w:val="20"/>
         </w:rPr>
-        <w:t>2022-present</w:t>
+        <w:t>2022-</w:t>
+      </w:r>
+      <w:r>
+        <w:rPr>
+          <w:rFonts w:cs="Tahoma"/>
+          <w:b w:val="0"/>
+          <w:i/>
+          <w:sz w:val="20"/>
+          <w:szCs w:val="20"/>
+        </w:rPr>
+        <w:t>2024</w:t>
       </w:r>
     </w:p>
     <w:p>
@@ -2172,6 +2343,7 @@
           <w:sz w:val="20"/>
           <w:szCs w:val="20"/>
         </w:rPr>
+        <w:lastRenderedPageBreak/>
         <w:t xml:space="preserve">Consultant, </w:t>
       </w:r>
       <w:r>
@@ -2253,21 +2425,8 @@
           <w:sz w:val="20"/>
           <w:szCs w:val="20"/>
         </w:rPr>
-        <w:t xml:space="preserve">, Lisa </w:t>
-      </w:r>
-      <w:proofErr w:type="spellStart"/>
-      <w:r>
-        <w:rPr>
-          <w:rFonts w:cs="Tahoma"/>
-          <w:b w:val="0"/>
-          <w:i/>
-          <w:iCs/>
-          <w:sz w:val="20"/>
-          <w:szCs w:val="20"/>
-        </w:rPr>
-        <w:t>Kann</w:t>
-      </w:r>
-      <w:proofErr w:type="spellEnd"/>
+        <w:t>, Lisa Kann</w:t>
+      </w:r>
     </w:p>
     <w:p>
       <w:pPr>
@@ -2324,7 +2483,6 @@
           <w:sz w:val="20"/>
           <w:szCs w:val="20"/>
         </w:rPr>
-        <w:lastRenderedPageBreak/>
         <w:t>Followed CLIA approved protocols to prepare clinical samples for a variety next generation sequencing assays</w:t>
       </w:r>
     </w:p>
@@ -2422,31 +2580,7 @@
           <w:sz w:val="20"/>
           <w:szCs w:val="20"/>
         </w:rPr>
-        <w:t xml:space="preserve">Mentors: Drs. Bert Vogelstein, Ken </w:t>
-      </w:r>
-      <w:proofErr w:type="spellStart"/>
-      <w:r>
-        <w:rPr>
-          <w:rFonts w:cs="Tahoma"/>
-          <w:b w:val="0"/>
-          <w:i/>
-          <w:iCs/>
-          <w:sz w:val="20"/>
-          <w:szCs w:val="20"/>
-        </w:rPr>
-        <w:t>Kinzler</w:t>
-      </w:r>
-      <w:proofErr w:type="spellEnd"/>
-      <w:r>
-        <w:rPr>
-          <w:rFonts w:cs="Tahoma"/>
-          <w:b w:val="0"/>
-          <w:i/>
-          <w:iCs/>
-          <w:sz w:val="20"/>
-          <w:szCs w:val="20"/>
-        </w:rPr>
-        <w:t>, and Luis Diaz</w:t>
+        <w:t>Mentors: Drs. Bert Vogelstein, Ken Kinzler, and Luis Diaz</w:t>
       </w:r>
     </w:p>
     <w:p>
@@ -3774,25 +3908,7 @@
           <w:sz w:val="20"/>
           <w:szCs w:val="20"/>
         </w:rPr>
-        <w:t xml:space="preserve">, A., </w:t>
-      </w:r>
-      <w:proofErr w:type="spellStart"/>
-      <w:r>
-        <w:rPr>
-          <w:rFonts w:ascii="Tahoma" w:hAnsi="Tahoma" w:cs="Tahoma"/>
-          <w:sz w:val="20"/>
-          <w:szCs w:val="20"/>
-        </w:rPr>
-        <w:t>Sundaresan</w:t>
-      </w:r>
-      <w:proofErr w:type="spellEnd"/>
-      <w:r>
-        <w:rPr>
-          <w:rFonts w:ascii="Tahoma" w:hAnsi="Tahoma" w:cs="Tahoma"/>
-          <w:sz w:val="20"/>
-          <w:szCs w:val="20"/>
-        </w:rPr>
-        <w:t xml:space="preserve">, S., Gulati, A., Tan, F. J., Wadhwa, V., Bartlett, B. R., &amp; Diaz Jr, L. A. (2023). Endovascular image-guided sampling of tumor-draining veins provides an enriched source of oncological biomarkers. </w:t>
+        <w:t xml:space="preserve">, A., Sundaresan, S., Gulati, A., Tan, F. J., Wadhwa, V., Bartlett, B. R., &amp; Diaz Jr, L. A. (2023). Endovascular image-guided sampling of tumor-draining veins provides an enriched source of oncological biomarkers. </w:t>
       </w:r>
       <w:r>
         <w:rPr>
@@ -4099,41 +4215,13 @@
           <w:szCs w:val="20"/>
         </w:rPr>
       </w:pPr>
-      <w:proofErr w:type="spellStart"/>
       <w:r>
         <w:rPr>
           <w:rFonts w:ascii="Tahoma" w:hAnsi="Tahoma" w:cs="Tahoma"/>
           <w:sz w:val="20"/>
           <w:szCs w:val="20"/>
         </w:rPr>
-        <w:t>Paudel</w:t>
-      </w:r>
-      <w:proofErr w:type="spellEnd"/>
-      <w:r>
-        <w:rPr>
-          <w:rFonts w:ascii="Tahoma" w:hAnsi="Tahoma" w:cs="Tahoma"/>
-          <w:sz w:val="20"/>
-          <w:szCs w:val="20"/>
-        </w:rPr>
-        <w:t xml:space="preserve">, R., Bartlett, B., Zamora, C.M., </w:t>
-      </w:r>
-      <w:proofErr w:type="spellStart"/>
-      <w:r>
-        <w:rPr>
-          <w:rFonts w:ascii="Tahoma" w:hAnsi="Tahoma" w:cs="Tahoma"/>
-          <w:sz w:val="20"/>
-          <w:szCs w:val="20"/>
-        </w:rPr>
-        <w:t>Keach</w:t>
-      </w:r>
-      <w:proofErr w:type="spellEnd"/>
-      <w:r>
-        <w:rPr>
-          <w:rFonts w:ascii="Tahoma" w:hAnsi="Tahoma" w:cs="Tahoma"/>
-          <w:sz w:val="20"/>
-          <w:szCs w:val="20"/>
-        </w:rPr>
-        <w:t>, J.E., Gutierrez‐</w:t>
+        <w:t>Paudel, R., Bartlett, B., Zamora, C.M., Keach, J.E., Gutierrez‐</w:t>
       </w:r>
       <w:proofErr w:type="spellStart"/>
       <w:r>
@@ -4383,47 +4471,7 @@
           <w:sz w:val="20"/>
           <w:szCs w:val="20"/>
         </w:rPr>
-        <w:t xml:space="preserve"> M, </w:t>
-      </w:r>
-      <w:proofErr w:type="spellStart"/>
-      <w:r>
-        <w:rPr>
-          <w:rFonts w:cs="Tahoma"/>
-          <w:b w:val="0"/>
-          <w:sz w:val="20"/>
-          <w:szCs w:val="20"/>
-        </w:rPr>
-        <w:t>Menor</w:t>
-      </w:r>
-      <w:proofErr w:type="spellEnd"/>
-      <w:r>
-        <w:rPr>
-          <w:rFonts w:cs="Tahoma"/>
-          <w:b w:val="0"/>
-          <w:sz w:val="20"/>
-          <w:szCs w:val="20"/>
-        </w:rPr>
-        <w:t xml:space="preserve"> M, Khadka VS, </w:t>
-      </w:r>
-      <w:proofErr w:type="spellStart"/>
-      <w:r>
-        <w:rPr>
-          <w:rFonts w:cs="Tahoma"/>
-          <w:b w:val="0"/>
-          <w:sz w:val="20"/>
-          <w:szCs w:val="20"/>
-        </w:rPr>
-        <w:t>Fabbri</w:t>
-      </w:r>
-      <w:proofErr w:type="spellEnd"/>
-      <w:r>
-        <w:rPr>
-          <w:rFonts w:cs="Tahoma"/>
-          <w:b w:val="0"/>
-          <w:sz w:val="20"/>
-          <w:szCs w:val="20"/>
-        </w:rPr>
-        <w:t xml:space="preserve"> M, Deng Y. The miRNA Profile of Inflammatory Colorectal Tumors Identify TGF-β as a Companion Target for Checkpoint Blockade Immunotherapy. </w:t>
+        <w:t xml:space="preserve"> M, Menor M, Khadka VS, Fabbri M, Deng Y. The miRNA Profile of Inflammatory Colorectal Tumors Identify TGF-β as a Companion Target for Checkpoint Blockade Immunotherapy. </w:t>
       </w:r>
       <w:r>
         <w:rPr>
@@ -5177,27 +5225,7 @@
           <w:sz w:val="20"/>
           <w:szCs w:val="20"/>
         </w:rPr>
-        <w:t xml:space="preserve">, Zhu Y, </w:t>
-      </w:r>
-      <w:proofErr w:type="spellStart"/>
-      <w:r>
-        <w:rPr>
-          <w:rFonts w:cs="Tahoma"/>
-          <w:b w:val="0"/>
-          <w:sz w:val="20"/>
-          <w:szCs w:val="20"/>
-        </w:rPr>
-        <w:t>Menor</w:t>
-      </w:r>
-      <w:proofErr w:type="spellEnd"/>
-      <w:r>
-        <w:rPr>
-          <w:rFonts w:cs="Tahoma"/>
-          <w:b w:val="0"/>
-          <w:sz w:val="20"/>
-          <w:szCs w:val="20"/>
-        </w:rPr>
-        <w:t xml:space="preserve"> M, Khadka VS, Zhang J, Zheng J, Jiang B, Deng Y. </w:t>
+        <w:t xml:space="preserve">, Zhu Y, Menor M, Khadka VS, Zhang J, Zheng J, Jiang B, Deng Y. </w:t>
       </w:r>
       <w:r>
         <w:rPr>
@@ -5424,27 +5452,7 @@
           <w:sz w:val="20"/>
           <w:szCs w:val="20"/>
         </w:rPr>
-        <w:t xml:space="preserve"> M, Murphy D, White JR, Lu S, Verner EL, </w:t>
-      </w:r>
-      <w:proofErr w:type="spellStart"/>
-      <w:r>
-        <w:rPr>
-          <w:rFonts w:cs="Tahoma"/>
-          <w:b w:val="0"/>
-          <w:sz w:val="20"/>
-          <w:szCs w:val="20"/>
-        </w:rPr>
-        <w:t>Ruan</w:t>
-      </w:r>
-      <w:proofErr w:type="spellEnd"/>
-      <w:r>
-        <w:rPr>
-          <w:rFonts w:cs="Tahoma"/>
-          <w:b w:val="0"/>
-          <w:sz w:val="20"/>
-          <w:szCs w:val="20"/>
-        </w:rPr>
-        <w:t xml:space="preserve"> F, Riley </w:t>
+        <w:t xml:space="preserve"> M, Murphy D, White JR, Lu S, Verner EL, Ruan F, Riley </w:t>
       </w:r>
       <w:r>
         <w:rPr>
@@ -5852,7 +5860,34 @@
           <w:sz w:val="20"/>
           <w:szCs w:val="20"/>
         </w:rPr>
-        <w:t xml:space="preserve"> V, Tam AJ, </w:t>
+        <w:t xml:space="preserve"> V, Tam AJ, Luber BS, </w:t>
+      </w:r>
+      <w:r>
+        <w:rPr>
+          <w:rFonts w:cs="Tahoma"/>
+          <w:bCs/>
+          <w:sz w:val="20"/>
+          <w:szCs w:val="20"/>
+        </w:rPr>
+        <w:t>Bartlett BR</w:t>
+      </w:r>
+      <w:r>
+        <w:rPr>
+          <w:rFonts w:cs="Tahoma"/>
+          <w:b w:val="0"/>
+          <w:sz w:val="20"/>
+          <w:szCs w:val="20"/>
+        </w:rPr>
+        <w:t>,</w:t>
+      </w:r>
+      <w:r>
+        <w:rPr>
+          <w:rFonts w:cs="Tahoma"/>
+          <w:b w:val="0"/>
+          <w:sz w:val="20"/>
+          <w:szCs w:val="20"/>
+        </w:rPr>
+        <w:t xml:space="preserve"> Aulakh LK, </w:t>
       </w:r>
       <w:proofErr w:type="spellStart"/>
       <w:r>
@@ -5862,7 +5897,7 @@
           <w:sz w:val="20"/>
           <w:szCs w:val="20"/>
         </w:rPr>
-        <w:t>Luber</w:t>
+        <w:t>Sidhom</w:t>
       </w:r>
       <w:proofErr w:type="spellEnd"/>
       <w:r>
@@ -5872,34 +5907,7 @@
           <w:sz w:val="20"/>
           <w:szCs w:val="20"/>
         </w:rPr>
-        <w:t xml:space="preserve"> BS, </w:t>
-      </w:r>
-      <w:r>
-        <w:rPr>
-          <w:rFonts w:cs="Tahoma"/>
-          <w:bCs/>
-          <w:sz w:val="20"/>
-          <w:szCs w:val="20"/>
-        </w:rPr>
-        <w:t>Bartlett BR</w:t>
-      </w:r>
-      <w:r>
-        <w:rPr>
-          <w:rFonts w:cs="Tahoma"/>
-          <w:b w:val="0"/>
-          <w:sz w:val="20"/>
-          <w:szCs w:val="20"/>
-        </w:rPr>
-        <w:t>,</w:t>
-      </w:r>
-      <w:r>
-        <w:rPr>
-          <w:rFonts w:cs="Tahoma"/>
-          <w:b w:val="0"/>
-          <w:sz w:val="20"/>
-          <w:szCs w:val="20"/>
-        </w:rPr>
-        <w:t xml:space="preserve"> </w:t>
+        <w:t xml:space="preserve"> JW, Zhu Q, Sears CL, Cope L, </w:t>
       </w:r>
       <w:proofErr w:type="spellStart"/>
       <w:r>
@@ -5909,7 +5917,7 @@
           <w:sz w:val="20"/>
           <w:szCs w:val="20"/>
         </w:rPr>
-        <w:t>Aulakh</w:t>
+        <w:t>Sharfman</w:t>
       </w:r>
       <w:proofErr w:type="spellEnd"/>
       <w:r>
@@ -5919,7 +5927,7 @@
           <w:sz w:val="20"/>
           <w:szCs w:val="20"/>
         </w:rPr>
-        <w:t xml:space="preserve"> LK, </w:t>
+        <w:t xml:space="preserve"> WH, Thompson ED, Riemer J, Marrone KA, Naidoo J, </w:t>
       </w:r>
       <w:proofErr w:type="spellStart"/>
       <w:r>
@@ -5929,7 +5937,7 @@
           <w:sz w:val="20"/>
           <w:szCs w:val="20"/>
         </w:rPr>
-        <w:t>Sidhom</w:t>
+        <w:t>Velculescu</w:t>
       </w:r>
       <w:proofErr w:type="spellEnd"/>
       <w:r>
@@ -5939,107 +5947,7 @@
           <w:sz w:val="20"/>
           <w:szCs w:val="20"/>
         </w:rPr>
-        <w:t xml:space="preserve"> JW, Zhu Q, Sears CL, Cope L, </w:t>
-      </w:r>
-      <w:proofErr w:type="spellStart"/>
-      <w:r>
-        <w:rPr>
-          <w:rFonts w:cs="Tahoma"/>
-          <w:b w:val="0"/>
-          <w:sz w:val="20"/>
-          <w:szCs w:val="20"/>
-        </w:rPr>
-        <w:t>Sharfman</w:t>
-      </w:r>
-      <w:proofErr w:type="spellEnd"/>
-      <w:r>
-        <w:rPr>
-          <w:rFonts w:cs="Tahoma"/>
-          <w:b w:val="0"/>
-          <w:sz w:val="20"/>
-          <w:szCs w:val="20"/>
-        </w:rPr>
-        <w:t xml:space="preserve"> WH, Thompson ED, Riemer J, </w:t>
-      </w:r>
-      <w:proofErr w:type="spellStart"/>
-      <w:r>
-        <w:rPr>
-          <w:rFonts w:cs="Tahoma"/>
-          <w:b w:val="0"/>
-          <w:sz w:val="20"/>
-          <w:szCs w:val="20"/>
-        </w:rPr>
-        <w:t>Marrone</w:t>
-      </w:r>
-      <w:proofErr w:type="spellEnd"/>
-      <w:r>
-        <w:rPr>
-          <w:rFonts w:cs="Tahoma"/>
-          <w:b w:val="0"/>
-          <w:sz w:val="20"/>
-          <w:szCs w:val="20"/>
-        </w:rPr>
-        <w:t xml:space="preserve"> KA, Naidoo J, </w:t>
-      </w:r>
-      <w:proofErr w:type="spellStart"/>
-      <w:r>
-        <w:rPr>
-          <w:rFonts w:cs="Tahoma"/>
-          <w:b w:val="0"/>
-          <w:sz w:val="20"/>
-          <w:szCs w:val="20"/>
-        </w:rPr>
-        <w:t>Velculescu</w:t>
-      </w:r>
-      <w:proofErr w:type="spellEnd"/>
-      <w:r>
-        <w:rPr>
-          <w:rFonts w:cs="Tahoma"/>
-          <w:b w:val="0"/>
-          <w:sz w:val="20"/>
-          <w:szCs w:val="20"/>
-        </w:rPr>
-        <w:t xml:space="preserve"> VE, Forde PM, Vogelstein B, </w:t>
-      </w:r>
-      <w:proofErr w:type="spellStart"/>
-      <w:r>
-        <w:rPr>
-          <w:rFonts w:cs="Tahoma"/>
-          <w:b w:val="0"/>
-          <w:sz w:val="20"/>
-          <w:szCs w:val="20"/>
-        </w:rPr>
-        <w:t>Kinzler</w:t>
-      </w:r>
-      <w:proofErr w:type="spellEnd"/>
-      <w:r>
-        <w:rPr>
-          <w:rFonts w:cs="Tahoma"/>
-          <w:b w:val="0"/>
-          <w:sz w:val="20"/>
-          <w:szCs w:val="20"/>
-        </w:rPr>
-        <w:t xml:space="preserve"> KW, Papadopoulos N, Durham JN, Wang H, Le DT, </w:t>
-      </w:r>
-      <w:proofErr w:type="spellStart"/>
-      <w:r>
-        <w:rPr>
-          <w:rFonts w:cs="Tahoma"/>
-          <w:b w:val="0"/>
-          <w:sz w:val="20"/>
-          <w:szCs w:val="20"/>
-        </w:rPr>
-        <w:t>Justesen</w:t>
-      </w:r>
-      <w:proofErr w:type="spellEnd"/>
-      <w:r>
-        <w:rPr>
-          <w:rFonts w:cs="Tahoma"/>
-          <w:b w:val="0"/>
-          <w:sz w:val="20"/>
-          <w:szCs w:val="20"/>
-        </w:rPr>
-        <w:t xml:space="preserve"> S, Taube JM, Diaz Jr. LA, </w:t>
+        <w:t xml:space="preserve"> VE, Forde PM, Vogelstein B, Kinzler KW, Papadopoulos N, Durham JN, Wang H, Le DT, Justesen S, Taube JM, Diaz Jr. LA, </w:t>
       </w:r>
       <w:proofErr w:type="spellStart"/>
       <w:r>
@@ -6297,7 +6205,7 @@
           <w:sz w:val="20"/>
           <w:szCs w:val="20"/>
         </w:rPr>
-        <w:t xml:space="preserve">Llosa NJ, </w:t>
+        <w:t xml:space="preserve">Llosa NJ, Luber B, Tam AJ, Smith KN, Siegel N, Awan AH, Fan H, </w:t>
       </w:r>
       <w:proofErr w:type="spellStart"/>
       <w:r>
@@ -6307,7 +6215,7 @@
           <w:sz w:val="20"/>
           <w:szCs w:val="20"/>
         </w:rPr>
-        <w:t>Luber</w:t>
+        <w:t>Oke</w:t>
       </w:r>
       <w:proofErr w:type="spellEnd"/>
       <w:r>
@@ -6317,26 +6225,6 @@
           <w:sz w:val="20"/>
           <w:szCs w:val="20"/>
         </w:rPr>
-        <w:t xml:space="preserve"> B, Tam AJ, Smith KN, Siegel N, Awan AH, Fan H, </w:t>
-      </w:r>
-      <w:proofErr w:type="spellStart"/>
-      <w:r>
-        <w:rPr>
-          <w:rFonts w:cs="Tahoma"/>
-          <w:b w:val="0"/>
-          <w:sz w:val="20"/>
-          <w:szCs w:val="20"/>
-        </w:rPr>
-        <w:t>Oke</w:t>
-      </w:r>
-      <w:proofErr w:type="spellEnd"/>
-      <w:r>
-        <w:rPr>
-          <w:rFonts w:cs="Tahoma"/>
-          <w:b w:val="0"/>
-          <w:sz w:val="20"/>
-          <w:szCs w:val="20"/>
-        </w:rPr>
         <w:t xml:space="preserve"> T, Zhang J, Domingue J, Engle EL</w:t>
       </w:r>
       <w:r>
@@ -6366,25 +6254,14 @@
         </w:rPr>
         <w:t xml:space="preserve">, </w:t>
       </w:r>
-      <w:proofErr w:type="spellStart"/>
-      <w:r>
-        <w:rPr>
-          <w:rFonts w:cs="Tahoma"/>
-          <w:b w:val="0"/>
-          <w:sz w:val="20"/>
-          <w:szCs w:val="20"/>
-        </w:rPr>
-        <w:t>Aulakh</w:t>
-      </w:r>
-      <w:proofErr w:type="spellEnd"/>
-      <w:r>
-        <w:rPr>
-          <w:rFonts w:cs="Tahoma"/>
-          <w:b w:val="0"/>
-          <w:sz w:val="20"/>
-          <w:szCs w:val="20"/>
-        </w:rPr>
-        <w:t xml:space="preserve"> LK, Thompson ED, Taube JM, Durham JN, Sears CL, Le DT, Diaz Jr. LA, </w:t>
+      <w:r>
+        <w:rPr>
+          <w:rFonts w:cs="Tahoma"/>
+          <w:b w:val="0"/>
+          <w:sz w:val="20"/>
+          <w:szCs w:val="20"/>
+        </w:rPr>
+        <w:t xml:space="preserve">Aulakh LK, Thompson ED, Taube JM, Durham JN, Sears CL, Le DT, Diaz Jr. LA, </w:t>
       </w:r>
       <w:proofErr w:type="spellStart"/>
       <w:r>
@@ -6671,7 +6548,7 @@
           <w:sz w:val="20"/>
           <w:szCs w:val="20"/>
         </w:rPr>
-        <w:t xml:space="preserve"> RM, Lee KW, Havel JJ, Wang H, Krishna C, </w:t>
+        <w:t xml:space="preserve"> RM, Lee KW, Havel JJ, Wang H, Krishna C, Sabio EY, Makarov V, Kuo F, </w:t>
       </w:r>
       <w:proofErr w:type="spellStart"/>
       <w:r>
@@ -6681,7 +6558,7 @@
           <w:sz w:val="20"/>
           <w:szCs w:val="20"/>
         </w:rPr>
-        <w:t>Sabio</w:t>
+        <w:t>Blecua</w:t>
       </w:r>
       <w:proofErr w:type="spellEnd"/>
       <w:r>
@@ -6691,7 +6568,43 @@
           <w:sz w:val="20"/>
           <w:szCs w:val="20"/>
         </w:rPr>
-        <w:t xml:space="preserve"> EY, Makarov V, </w:t>
+        <w:t xml:space="preserve"> P, Ramaswamy AT</w:t>
+      </w:r>
+      <w:r>
+        <w:rPr>
+          <w:rFonts w:cs="Tahoma"/>
+          <w:b w:val="0"/>
+          <w:sz w:val="20"/>
+          <w:szCs w:val="20"/>
+        </w:rPr>
+        <w:t xml:space="preserve">, Durham JN, </w:t>
+      </w:r>
+      <w:r>
+        <w:rPr>
+          <w:rFonts w:cs="Tahoma"/>
+          <w:bCs/>
+          <w:sz w:val="20"/>
+          <w:szCs w:val="20"/>
+        </w:rPr>
+        <w:t>Bartlett B</w:t>
+      </w:r>
+      <w:r>
+        <w:rPr>
+          <w:rFonts w:cs="Tahoma"/>
+          <w:b w:val="0"/>
+          <w:sz w:val="20"/>
+          <w:szCs w:val="20"/>
+        </w:rPr>
+        <w:t xml:space="preserve">, </w:t>
+      </w:r>
+      <w:r>
+        <w:rPr>
+          <w:rFonts w:cs="Tahoma"/>
+          <w:b w:val="0"/>
+          <w:sz w:val="20"/>
+          <w:szCs w:val="20"/>
+        </w:rPr>
+        <w:t xml:space="preserve">Ma X, Srivastava R, </w:t>
       </w:r>
       <w:proofErr w:type="spellStart"/>
       <w:r>
@@ -6701,7 +6614,7 @@
           <w:sz w:val="20"/>
           <w:szCs w:val="20"/>
         </w:rPr>
-        <w:t>Kuo</w:t>
+        <w:t>Middha</w:t>
       </w:r>
       <w:proofErr w:type="spellEnd"/>
       <w:r>
@@ -6711,7 +6624,7 @@
           <w:sz w:val="20"/>
           <w:szCs w:val="20"/>
         </w:rPr>
-        <w:t xml:space="preserve"> F, </w:t>
+        <w:t xml:space="preserve"> S, </w:t>
       </w:r>
       <w:proofErr w:type="spellStart"/>
       <w:r>
@@ -6721,7 +6634,7 @@
           <w:sz w:val="20"/>
           <w:szCs w:val="20"/>
         </w:rPr>
-        <w:t>Blecua</w:t>
+        <w:t>Zehir</w:t>
       </w:r>
       <w:proofErr w:type="spellEnd"/>
       <w:r>
@@ -6731,43 +6644,7 @@
           <w:sz w:val="20"/>
           <w:szCs w:val="20"/>
         </w:rPr>
-        <w:t xml:space="preserve"> P, Ramaswamy AT</w:t>
-      </w:r>
-      <w:r>
-        <w:rPr>
-          <w:rFonts w:cs="Tahoma"/>
-          <w:b w:val="0"/>
-          <w:sz w:val="20"/>
-          <w:szCs w:val="20"/>
-        </w:rPr>
-        <w:t xml:space="preserve">, Durham JN, </w:t>
-      </w:r>
-      <w:r>
-        <w:rPr>
-          <w:rFonts w:cs="Tahoma"/>
-          <w:bCs/>
-          <w:sz w:val="20"/>
-          <w:szCs w:val="20"/>
-        </w:rPr>
-        <w:t>Bartlett B</w:t>
-      </w:r>
-      <w:r>
-        <w:rPr>
-          <w:rFonts w:cs="Tahoma"/>
-          <w:b w:val="0"/>
-          <w:sz w:val="20"/>
-          <w:szCs w:val="20"/>
-        </w:rPr>
-        <w:t xml:space="preserve">, </w:t>
-      </w:r>
-      <w:r>
-        <w:rPr>
-          <w:rFonts w:cs="Tahoma"/>
-          <w:b w:val="0"/>
-          <w:sz w:val="20"/>
-          <w:szCs w:val="20"/>
-        </w:rPr>
-        <w:t xml:space="preserve">Ma X, Srivastava R, </w:t>
+        <w:t xml:space="preserve"> A, </w:t>
       </w:r>
       <w:proofErr w:type="spellStart"/>
       <w:r>
@@ -6777,7 +6654,7 @@
           <w:sz w:val="20"/>
           <w:szCs w:val="20"/>
         </w:rPr>
-        <w:t>Middha</w:t>
+        <w:t>Hechtman</w:t>
       </w:r>
       <w:proofErr w:type="spellEnd"/>
       <w:r>
@@ -6787,67 +6664,7 @@
           <w:sz w:val="20"/>
           <w:szCs w:val="20"/>
         </w:rPr>
-        <w:t xml:space="preserve"> S, </w:t>
-      </w:r>
-      <w:proofErr w:type="spellStart"/>
-      <w:r>
-        <w:rPr>
-          <w:rFonts w:cs="Tahoma"/>
-          <w:b w:val="0"/>
-          <w:sz w:val="20"/>
-          <w:szCs w:val="20"/>
-        </w:rPr>
-        <w:t>Zehir</w:t>
-      </w:r>
-      <w:proofErr w:type="spellEnd"/>
-      <w:r>
-        <w:rPr>
-          <w:rFonts w:cs="Tahoma"/>
-          <w:b w:val="0"/>
-          <w:sz w:val="20"/>
-          <w:szCs w:val="20"/>
-        </w:rPr>
-        <w:t xml:space="preserve"> A, </w:t>
-      </w:r>
-      <w:proofErr w:type="spellStart"/>
-      <w:r>
-        <w:rPr>
-          <w:rFonts w:cs="Tahoma"/>
-          <w:b w:val="0"/>
-          <w:sz w:val="20"/>
-          <w:szCs w:val="20"/>
-        </w:rPr>
-        <w:t>Hechtman</w:t>
-      </w:r>
-      <w:proofErr w:type="spellEnd"/>
-      <w:r>
-        <w:rPr>
-          <w:rFonts w:cs="Tahoma"/>
-          <w:b w:val="0"/>
-          <w:sz w:val="20"/>
-          <w:szCs w:val="20"/>
-        </w:rPr>
-        <w:t xml:space="preserve"> JF, Morris L GT, </w:t>
-      </w:r>
-      <w:proofErr w:type="spellStart"/>
-      <w:r>
-        <w:rPr>
-          <w:rFonts w:cs="Tahoma"/>
-          <w:b w:val="0"/>
-          <w:sz w:val="20"/>
-          <w:szCs w:val="20"/>
-        </w:rPr>
-        <w:t>Weinhold</w:t>
-      </w:r>
-      <w:proofErr w:type="spellEnd"/>
-      <w:r>
-        <w:rPr>
-          <w:rFonts w:cs="Tahoma"/>
-          <w:b w:val="0"/>
-          <w:sz w:val="20"/>
-          <w:szCs w:val="20"/>
-        </w:rPr>
-        <w:t xml:space="preserve"> N, Riaz N, Le DT, Diaz Jr. LA, Chan TA</w:t>
+        <w:t xml:space="preserve"> JF, Morris L GT, Weinhold N, Riaz N, Le DT, Diaz Jr. LA, Chan TA</w:t>
       </w:r>
       <w:r>
         <w:rPr>
@@ -7091,7 +6908,7 @@
           <w:sz w:val="20"/>
           <w:szCs w:val="20"/>
         </w:rPr>
-        <w:t xml:space="preserve">, </w:t>
+        <w:t xml:space="preserve">, Aulakh LK, Lu S, </w:t>
       </w:r>
       <w:proofErr w:type="spellStart"/>
       <w:r>
@@ -7101,7 +6918,7 @@
           <w:sz w:val="20"/>
           <w:szCs w:val="20"/>
         </w:rPr>
-        <w:t>Aulakh</w:t>
+        <w:t>Kemberling</w:t>
       </w:r>
       <w:proofErr w:type="spellEnd"/>
       <w:r>
@@ -7111,7 +6928,16 @@
           <w:sz w:val="20"/>
           <w:szCs w:val="20"/>
         </w:rPr>
-        <w:t xml:space="preserve"> LK, Lu S, </w:t>
+        <w:t xml:space="preserve"> H, Wilt C, Luber BS, Wong F,</w:t>
+      </w:r>
+      <w:r>
+        <w:rPr>
+          <w:rFonts w:cs="Tahoma"/>
+          <w:b w:val="0"/>
+          <w:sz w:val="20"/>
+          <w:szCs w:val="20"/>
+        </w:rPr>
+        <w:t xml:space="preserve"> Azad NF, </w:t>
       </w:r>
       <w:proofErr w:type="spellStart"/>
       <w:r>
@@ -7121,7 +6947,7 @@
           <w:sz w:val="20"/>
           <w:szCs w:val="20"/>
         </w:rPr>
-        <w:t>Kemberling</w:t>
+        <w:t>Rucki</w:t>
       </w:r>
       <w:proofErr w:type="spellEnd"/>
       <w:r>
@@ -7131,7 +6957,7 @@
           <w:sz w:val="20"/>
           <w:szCs w:val="20"/>
         </w:rPr>
-        <w:t xml:space="preserve"> H, Wilt C, </w:t>
+        <w:t xml:space="preserve"> AA, </w:t>
       </w:r>
       <w:proofErr w:type="spellStart"/>
       <w:r>
@@ -7141,7 +6967,7 @@
           <w:sz w:val="20"/>
           <w:szCs w:val="20"/>
         </w:rPr>
-        <w:t>Luber</w:t>
+        <w:t>Laheru</w:t>
       </w:r>
       <w:proofErr w:type="spellEnd"/>
       <w:r>
@@ -7151,16 +6977,7 @@
           <w:sz w:val="20"/>
           <w:szCs w:val="20"/>
         </w:rPr>
-        <w:t xml:space="preserve"> BS, Wong F,</w:t>
-      </w:r>
-      <w:r>
-        <w:rPr>
-          <w:rFonts w:cs="Tahoma"/>
-          <w:b w:val="0"/>
-          <w:sz w:val="20"/>
-          <w:szCs w:val="20"/>
-        </w:rPr>
-        <w:t xml:space="preserve"> Azad NF, </w:t>
+        <w:t xml:space="preserve"> D, </w:t>
       </w:r>
       <w:proofErr w:type="spellStart"/>
       <w:r>
@@ -7170,7 +6987,7 @@
           <w:sz w:val="20"/>
           <w:szCs w:val="20"/>
         </w:rPr>
-        <w:t>Rucki</w:t>
+        <w:t>Donehower</w:t>
       </w:r>
       <w:proofErr w:type="spellEnd"/>
       <w:r>
@@ -7180,7 +6997,7 @@
           <w:sz w:val="20"/>
           <w:szCs w:val="20"/>
         </w:rPr>
-        <w:t xml:space="preserve"> AA, </w:t>
+        <w:t xml:space="preserve"> R, Zaheer A, Fisher GA, </w:t>
       </w:r>
       <w:proofErr w:type="spellStart"/>
       <w:r>
@@ -7190,7 +7007,7 @@
           <w:sz w:val="20"/>
           <w:szCs w:val="20"/>
         </w:rPr>
-        <w:t>Laheru</w:t>
+        <w:t>Crocenzi</w:t>
       </w:r>
       <w:proofErr w:type="spellEnd"/>
       <w:r>
@@ -7200,7 +7017,7 @@
           <w:sz w:val="20"/>
           <w:szCs w:val="20"/>
         </w:rPr>
-        <w:t xml:space="preserve"> D, </w:t>
+        <w:t xml:space="preserve"> TS, Lee JJ, </w:t>
       </w:r>
       <w:proofErr w:type="spellStart"/>
       <w:r>
@@ -7210,7 +7027,7 @@
           <w:sz w:val="20"/>
           <w:szCs w:val="20"/>
         </w:rPr>
-        <w:t>Donehower</w:t>
+        <w:t>Greten</w:t>
       </w:r>
       <w:proofErr w:type="spellEnd"/>
       <w:r>
@@ -7220,7 +7037,7 @@
           <w:sz w:val="20"/>
           <w:szCs w:val="20"/>
         </w:rPr>
-        <w:t xml:space="preserve"> R, Zaheer A, Fisher GA, </w:t>
+        <w:t xml:space="preserve"> TF, Duffy AG, </w:t>
       </w:r>
       <w:proofErr w:type="spellStart"/>
       <w:r>
@@ -7230,7 +7047,7 @@
           <w:sz w:val="20"/>
           <w:szCs w:val="20"/>
         </w:rPr>
-        <w:t>Crocenzi</w:t>
+        <w:t>Ciombor</w:t>
       </w:r>
       <w:proofErr w:type="spellEnd"/>
       <w:r>
@@ -7240,7 +7057,7 @@
           <w:sz w:val="20"/>
           <w:szCs w:val="20"/>
         </w:rPr>
-        <w:t xml:space="preserve"> TS, Lee JJ, </w:t>
+        <w:t xml:space="preserve"> KK, Eyring AD, Lam BH, Joe A, Kang SP, </w:t>
       </w:r>
       <w:proofErr w:type="spellStart"/>
       <w:r>
@@ -7250,7 +7067,7 @@
           <w:sz w:val="20"/>
           <w:szCs w:val="20"/>
         </w:rPr>
-        <w:t>Greten</w:t>
+        <w:t>Holdhoff</w:t>
       </w:r>
       <w:proofErr w:type="spellEnd"/>
       <w:r>
@@ -7260,7 +7077,7 @@
           <w:sz w:val="20"/>
           <w:szCs w:val="20"/>
         </w:rPr>
-        <w:t xml:space="preserve"> TF, Duffy AG, </w:t>
+        <w:t xml:space="preserve"> M, Danilova L, Cope L, Meyer C, Zhou S, Goldberg RM, Armstrong DK, Bever KM, Fader AN, Taube J, </w:t>
       </w:r>
       <w:proofErr w:type="spellStart"/>
       <w:r>
@@ -7270,7 +7087,7 @@
           <w:sz w:val="20"/>
           <w:szCs w:val="20"/>
         </w:rPr>
-        <w:t>Ciombor</w:t>
+        <w:t>Housseau</w:t>
       </w:r>
       <w:proofErr w:type="spellEnd"/>
       <w:r>
@@ -7280,7 +7097,7 @@
           <w:sz w:val="20"/>
           <w:szCs w:val="20"/>
         </w:rPr>
-        <w:t xml:space="preserve"> KK, Eyring AD, Lam BH, Joe A, Kang SP, </w:t>
+        <w:t xml:space="preserve"> F, Spetzler D, Xiao N, </w:t>
       </w:r>
       <w:proofErr w:type="spellStart"/>
       <w:r>
@@ -7290,7 +7107,7 @@
           <w:sz w:val="20"/>
           <w:szCs w:val="20"/>
         </w:rPr>
-        <w:t>Holdhoff</w:t>
+        <w:t>Pardoll</w:t>
       </w:r>
       <w:proofErr w:type="spellEnd"/>
       <w:r>
@@ -7300,87 +7117,7 @@
           <w:sz w:val="20"/>
           <w:szCs w:val="20"/>
         </w:rPr>
-        <w:t xml:space="preserve"> M, Danilova L, Cope L, Meyer C, Zhou S, Goldberg RM, Armstrong DK, Bever KM, Fader AN, Taube J, </w:t>
-      </w:r>
-      <w:proofErr w:type="spellStart"/>
-      <w:r>
-        <w:rPr>
-          <w:rFonts w:cs="Tahoma"/>
-          <w:b w:val="0"/>
-          <w:sz w:val="20"/>
-          <w:szCs w:val="20"/>
-        </w:rPr>
-        <w:t>Housseau</w:t>
-      </w:r>
-      <w:proofErr w:type="spellEnd"/>
-      <w:r>
-        <w:rPr>
-          <w:rFonts w:cs="Tahoma"/>
-          <w:b w:val="0"/>
-          <w:sz w:val="20"/>
-          <w:szCs w:val="20"/>
-        </w:rPr>
-        <w:t xml:space="preserve"> F, </w:t>
-      </w:r>
-      <w:proofErr w:type="spellStart"/>
-      <w:r>
-        <w:rPr>
-          <w:rFonts w:cs="Tahoma"/>
-          <w:b w:val="0"/>
-          <w:sz w:val="20"/>
-          <w:szCs w:val="20"/>
-        </w:rPr>
-        <w:t>Spetzler</w:t>
-      </w:r>
-      <w:proofErr w:type="spellEnd"/>
-      <w:r>
-        <w:rPr>
-          <w:rFonts w:cs="Tahoma"/>
-          <w:b w:val="0"/>
-          <w:sz w:val="20"/>
-          <w:szCs w:val="20"/>
-        </w:rPr>
-        <w:t xml:space="preserve"> D, Xiao N, </w:t>
-      </w:r>
-      <w:proofErr w:type="spellStart"/>
-      <w:r>
-        <w:rPr>
-          <w:rFonts w:cs="Tahoma"/>
-          <w:b w:val="0"/>
-          <w:sz w:val="20"/>
-          <w:szCs w:val="20"/>
-        </w:rPr>
-        <w:t>Pardoll</w:t>
-      </w:r>
-      <w:proofErr w:type="spellEnd"/>
-      <w:r>
-        <w:rPr>
-          <w:rFonts w:cs="Tahoma"/>
-          <w:b w:val="0"/>
-          <w:sz w:val="20"/>
-          <w:szCs w:val="20"/>
-        </w:rPr>
-        <w:t xml:space="preserve"> DM,  Papadopoulos N, </w:t>
-      </w:r>
-      <w:proofErr w:type="spellStart"/>
-      <w:r>
-        <w:rPr>
-          <w:rFonts w:cs="Tahoma"/>
-          <w:b w:val="0"/>
-          <w:sz w:val="20"/>
-          <w:szCs w:val="20"/>
-        </w:rPr>
-        <w:t>Kinzler</w:t>
-      </w:r>
-      <w:proofErr w:type="spellEnd"/>
-      <w:r>
-        <w:rPr>
-          <w:rFonts w:cs="Tahoma"/>
-          <w:b w:val="0"/>
-          <w:sz w:val="20"/>
-          <w:szCs w:val="20"/>
-        </w:rPr>
-        <w:t xml:space="preserve"> KW, Eshleman JR, Vogelstein B, Anders RA, Diaz Jr. LA</w:t>
+        <w:t xml:space="preserve"> DM,  Papadopoulos N, Kinzler KW, Eshleman JR, Vogelstein B, Anders RA, Diaz Jr. LA</w:t>
       </w:r>
       <w:r>
         <w:rPr>
@@ -8113,7 +7850,7 @@
           <w:sz w:val="20"/>
           <w:szCs w:val="20"/>
         </w:rPr>
-        <w:t xml:space="preserve"> AD, </w:t>
+        <w:t xml:space="preserve"> AD, Luber BS, Azad NS, </w:t>
       </w:r>
       <w:proofErr w:type="spellStart"/>
       <w:r>
@@ -8123,7 +7860,7 @@
           <w:sz w:val="20"/>
           <w:szCs w:val="20"/>
         </w:rPr>
-        <w:t>Luber</w:t>
+        <w:t>Laheru</w:t>
       </w:r>
       <w:proofErr w:type="spellEnd"/>
       <w:r>
@@ -8133,7 +7870,7 @@
           <w:sz w:val="20"/>
           <w:szCs w:val="20"/>
         </w:rPr>
-        <w:t xml:space="preserve"> BS, Azad NS, </w:t>
+        <w:t xml:space="preserve"> D, </w:t>
       </w:r>
       <w:proofErr w:type="spellStart"/>
       <w:r>
@@ -8143,7 +7880,7 @@
           <w:sz w:val="20"/>
           <w:szCs w:val="20"/>
         </w:rPr>
-        <w:t>Laheru</w:t>
+        <w:t>Biedrzycki</w:t>
       </w:r>
       <w:proofErr w:type="spellEnd"/>
       <w:r>
@@ -8153,7 +7890,16 @@
           <w:sz w:val="20"/>
           <w:szCs w:val="20"/>
         </w:rPr>
-        <w:t xml:space="preserve"> D, </w:t>
+        <w:t xml:space="preserve"> B,</w:t>
+      </w:r>
+      <w:r>
+        <w:rPr>
+          <w:rFonts w:cs="Tahoma"/>
+          <w:b w:val="0"/>
+          <w:sz w:val="20"/>
+          <w:szCs w:val="20"/>
+        </w:rPr>
+        <w:t xml:space="preserve"> </w:t>
       </w:r>
       <w:proofErr w:type="spellStart"/>
       <w:r>
@@ -8163,7 +7909,7 @@
           <w:sz w:val="20"/>
           <w:szCs w:val="20"/>
         </w:rPr>
-        <w:t>Biedrzycki</w:t>
+        <w:t>Donehower</w:t>
       </w:r>
       <w:proofErr w:type="spellEnd"/>
       <w:r>
@@ -8173,16 +7919,7 @@
           <w:sz w:val="20"/>
           <w:szCs w:val="20"/>
         </w:rPr>
-        <w:t xml:space="preserve"> B,</w:t>
-      </w:r>
-      <w:r>
-        <w:rPr>
-          <w:rFonts w:cs="Tahoma"/>
-          <w:b w:val="0"/>
-          <w:sz w:val="20"/>
-          <w:szCs w:val="20"/>
-        </w:rPr>
-        <w:t xml:space="preserve"> </w:t>
+        <w:t xml:space="preserve"> RC, Zaheer A, Fisher GA, </w:t>
       </w:r>
       <w:proofErr w:type="spellStart"/>
       <w:r>
@@ -8192,7 +7929,7 @@
           <w:sz w:val="20"/>
           <w:szCs w:val="20"/>
         </w:rPr>
-        <w:t>Donehower</w:t>
+        <w:t>Crocenzi</w:t>
       </w:r>
       <w:proofErr w:type="spellEnd"/>
       <w:r>
@@ -8202,7 +7939,7 @@
           <w:sz w:val="20"/>
           <w:szCs w:val="20"/>
         </w:rPr>
-        <w:t xml:space="preserve"> RC, Zaheer A, Fisher GA, </w:t>
+        <w:t xml:space="preserve"> TS, Lee JJ, Duffy SM, Goldberg RM, de la Chapelle A, </w:t>
       </w:r>
       <w:proofErr w:type="spellStart"/>
       <w:r>
@@ -8212,7 +7949,7 @@
           <w:sz w:val="20"/>
           <w:szCs w:val="20"/>
         </w:rPr>
-        <w:t>Crocenzi</w:t>
+        <w:t>Koshiji</w:t>
       </w:r>
       <w:proofErr w:type="spellEnd"/>
       <w:r>
@@ -8222,7 +7959,7 @@
           <w:sz w:val="20"/>
           <w:szCs w:val="20"/>
         </w:rPr>
-        <w:t xml:space="preserve"> TS, Lee JJ, Duffy SM, Goldberg RM, de la Chapelle A, </w:t>
+        <w:t xml:space="preserve"> M, </w:t>
       </w:r>
       <w:proofErr w:type="spellStart"/>
       <w:r>
@@ -8232,7 +7969,7 @@
           <w:sz w:val="20"/>
           <w:szCs w:val="20"/>
         </w:rPr>
-        <w:t>Koshiji</w:t>
+        <w:t>Bhaijee</w:t>
       </w:r>
       <w:proofErr w:type="spellEnd"/>
       <w:r>
@@ -8242,7 +7979,7 @@
           <w:sz w:val="20"/>
           <w:szCs w:val="20"/>
         </w:rPr>
-        <w:t xml:space="preserve"> M, </w:t>
+        <w:t xml:space="preserve"> F, Huebner T, </w:t>
       </w:r>
       <w:proofErr w:type="spellStart"/>
       <w:r>
@@ -8252,7 +7989,7 @@
           <w:sz w:val="20"/>
           <w:szCs w:val="20"/>
         </w:rPr>
-        <w:t>Bhaijee</w:t>
+        <w:t>Hruban</w:t>
       </w:r>
       <w:proofErr w:type="spellEnd"/>
       <w:r>
@@ -8262,7 +7999,7 @@
           <w:sz w:val="20"/>
           <w:szCs w:val="20"/>
         </w:rPr>
-        <w:t xml:space="preserve"> F, Huebner T, </w:t>
+        <w:t xml:space="preserve"> RH, Wood LD, Cuka N, </w:t>
       </w:r>
       <w:proofErr w:type="spellStart"/>
       <w:r>
@@ -8272,7 +8009,7 @@
           <w:sz w:val="20"/>
           <w:szCs w:val="20"/>
         </w:rPr>
-        <w:t>Hruban</w:t>
+        <w:t>Pardoll</w:t>
       </w:r>
       <w:proofErr w:type="spellEnd"/>
       <w:r>
@@ -8282,47 +8019,7 @@
           <w:sz w:val="20"/>
           <w:szCs w:val="20"/>
         </w:rPr>
-        <w:t xml:space="preserve"> RH, Wood LD, Cuka N, </w:t>
-      </w:r>
-      <w:proofErr w:type="spellStart"/>
-      <w:r>
-        <w:rPr>
-          <w:rFonts w:cs="Tahoma"/>
-          <w:b w:val="0"/>
-          <w:sz w:val="20"/>
-          <w:szCs w:val="20"/>
-        </w:rPr>
-        <w:t>Pardoll</w:t>
-      </w:r>
-      <w:proofErr w:type="spellEnd"/>
-      <w:r>
-        <w:rPr>
-          <w:rFonts w:cs="Tahoma"/>
-          <w:b w:val="0"/>
-          <w:sz w:val="20"/>
-          <w:szCs w:val="20"/>
-        </w:rPr>
-        <w:t xml:space="preserve"> DM, Papadopoulos N, </w:t>
-      </w:r>
-      <w:proofErr w:type="spellStart"/>
-      <w:r>
-        <w:rPr>
-          <w:rFonts w:cs="Tahoma"/>
-          <w:b w:val="0"/>
-          <w:sz w:val="20"/>
-          <w:szCs w:val="20"/>
-        </w:rPr>
-        <w:t>Kinzler</w:t>
-      </w:r>
-      <w:proofErr w:type="spellEnd"/>
-      <w:r>
-        <w:rPr>
-          <w:rFonts w:cs="Tahoma"/>
-          <w:b w:val="0"/>
-          <w:sz w:val="20"/>
-          <w:szCs w:val="20"/>
-        </w:rPr>
-        <w:t xml:space="preserve"> KW, Zhou S, Cornish TC, Taube JM, Anders RA, Eshleman JR, Vogelstein B, Diaz Jr. LA</w:t>
+        <w:t xml:space="preserve"> DM, Papadopoulos N, Kinzler KW, Zhou S, Cornish TC, Taube JM, Anders RA, Eshleman JR, Vogelstein B, Diaz Jr. LA</w:t>
       </w:r>
       <w:r>
         <w:rPr>
@@ -8665,7 +8362,7 @@
           <w:sz w:val="20"/>
           <w:szCs w:val="20"/>
         </w:rPr>
-        <w:t xml:space="preserve">, Wang H, </w:t>
+        <w:t xml:space="preserve">, Wang H, Luber B, Alani RM, </w:t>
       </w:r>
       <w:proofErr w:type="spellStart"/>
       <w:r>
@@ -8675,7 +8372,7 @@
           <w:sz w:val="20"/>
           <w:szCs w:val="20"/>
         </w:rPr>
-        <w:t>Luber</w:t>
+        <w:t>Antonarakis</w:t>
       </w:r>
       <w:proofErr w:type="spellEnd"/>
       <w:r>
@@ -8685,7 +8382,16 @@
           <w:sz w:val="20"/>
           <w:szCs w:val="20"/>
         </w:rPr>
-        <w:t xml:space="preserve"> B, Alani RM, </w:t>
+        <w:t xml:space="preserve"> ES,</w:t>
+      </w:r>
+      <w:r>
+        <w:rPr>
+          <w:rFonts w:cs="Tahoma"/>
+          <w:b w:val="0"/>
+          <w:sz w:val="20"/>
+          <w:szCs w:val="20"/>
+        </w:rPr>
+        <w:t xml:space="preserve"> Azad NS, </w:t>
       </w:r>
       <w:proofErr w:type="spellStart"/>
       <w:r>
@@ -8695,7 +8401,7 @@
           <w:sz w:val="20"/>
           <w:szCs w:val="20"/>
         </w:rPr>
-        <w:t>Antonarakis</w:t>
+        <w:t>Bardelli</w:t>
       </w:r>
       <w:proofErr w:type="spellEnd"/>
       <w:r>
@@ -8705,16 +8411,7 @@
           <w:sz w:val="20"/>
           <w:szCs w:val="20"/>
         </w:rPr>
-        <w:t xml:space="preserve"> ES,</w:t>
-      </w:r>
-      <w:r>
-        <w:rPr>
-          <w:rFonts w:cs="Tahoma"/>
-          <w:b w:val="0"/>
-          <w:sz w:val="20"/>
-          <w:szCs w:val="20"/>
-        </w:rPr>
-        <w:t xml:space="preserve"> Azad NS, </w:t>
+        <w:t xml:space="preserve"> A, Brem H, Cameron JL, Lee CC, </w:t>
       </w:r>
       <w:proofErr w:type="spellStart"/>
       <w:r>
@@ -8724,7 +8421,7 @@
           <w:sz w:val="20"/>
           <w:szCs w:val="20"/>
         </w:rPr>
-        <w:t>Bardelli</w:t>
+        <w:t>Fecher</w:t>
       </w:r>
       <w:proofErr w:type="spellEnd"/>
       <w:r>
@@ -8734,7 +8431,7 @@
           <w:sz w:val="20"/>
           <w:szCs w:val="20"/>
         </w:rPr>
-        <w:t xml:space="preserve"> A, </w:t>
+        <w:t xml:space="preserve"> LA, Gallia GL, Gibbs P, Le DT, </w:t>
       </w:r>
       <w:proofErr w:type="spellStart"/>
       <w:r>
@@ -8744,7 +8441,7 @@
           <w:sz w:val="20"/>
           <w:szCs w:val="20"/>
         </w:rPr>
-        <w:t>Brem</w:t>
+        <w:t>Giuntoli</w:t>
       </w:r>
       <w:proofErr w:type="spellEnd"/>
       <w:r>
@@ -8754,7 +8451,7 @@
           <w:sz w:val="20"/>
           <w:szCs w:val="20"/>
         </w:rPr>
-        <w:t xml:space="preserve"> H, Cameron JL, Lee CC, </w:t>
+        <w:t xml:space="preserve"> RL, Goggins M, </w:t>
       </w:r>
       <w:proofErr w:type="spellStart"/>
       <w:r>
@@ -8764,7 +8461,7 @@
           <w:sz w:val="20"/>
           <w:szCs w:val="20"/>
         </w:rPr>
-        <w:t>Fecher</w:t>
+        <w:t>Hogarty</w:t>
       </w:r>
       <w:proofErr w:type="spellEnd"/>
       <w:r>
@@ -8774,7 +8471,7 @@
           <w:sz w:val="20"/>
           <w:szCs w:val="20"/>
         </w:rPr>
-        <w:t xml:space="preserve"> LA, Gallia GL, Gibbs P, Le DT, </w:t>
+        <w:t xml:space="preserve"> MD, </w:t>
       </w:r>
       <w:proofErr w:type="spellStart"/>
       <w:r>
@@ -8784,7 +8481,7 @@
           <w:sz w:val="20"/>
           <w:szCs w:val="20"/>
         </w:rPr>
-        <w:t>Giuntoli</w:t>
+        <w:t>Holdhoff</w:t>
       </w:r>
       <w:proofErr w:type="spellEnd"/>
       <w:r>
@@ -8794,7 +8491,7 @@
           <w:sz w:val="20"/>
           <w:szCs w:val="20"/>
         </w:rPr>
-        <w:t xml:space="preserve"> RL, </w:t>
+        <w:t xml:space="preserve"> M, Hong SM, Jiao Y, Juhl HH, Kim JJ, </w:t>
       </w:r>
       <w:proofErr w:type="spellStart"/>
       <w:r>
@@ -8804,7 +8501,7 @@
           <w:sz w:val="20"/>
           <w:szCs w:val="20"/>
         </w:rPr>
-        <w:t>Goggins</w:t>
+        <w:t>Siravegna</w:t>
       </w:r>
       <w:proofErr w:type="spellEnd"/>
       <w:r>
@@ -8814,7 +8511,7 @@
           <w:sz w:val="20"/>
           <w:szCs w:val="20"/>
         </w:rPr>
-        <w:t xml:space="preserve"> M, </w:t>
+        <w:t xml:space="preserve"> G, </w:t>
       </w:r>
       <w:proofErr w:type="spellStart"/>
       <w:r>
@@ -8824,7 +8521,7 @@
           <w:sz w:val="20"/>
           <w:szCs w:val="20"/>
         </w:rPr>
-        <w:t>Hogarty</w:t>
+        <w:t>Laheru</w:t>
       </w:r>
       <w:proofErr w:type="spellEnd"/>
       <w:r>
@@ -8834,7 +8531,7 @@
           <w:sz w:val="20"/>
           <w:szCs w:val="20"/>
         </w:rPr>
-        <w:t xml:space="preserve"> MD, </w:t>
+        <w:t xml:space="preserve"> DA, Lauricella C, Lim M, Lipson EJ, Marie SKN, Netto GJ, </w:t>
       </w:r>
       <w:proofErr w:type="spellStart"/>
       <w:r>
@@ -8844,7 +8541,7 @@
           <w:sz w:val="20"/>
           <w:szCs w:val="20"/>
         </w:rPr>
-        <w:t>Holdhoff</w:t>
+        <w:t>Oliner</w:t>
       </w:r>
       <w:proofErr w:type="spellEnd"/>
       <w:r>
@@ -8854,7 +8551,7 @@
           <w:sz w:val="20"/>
           <w:szCs w:val="20"/>
         </w:rPr>
-        <w:t xml:space="preserve"> M, Hong SM, Jiao Y, </w:t>
+        <w:t xml:space="preserve"> KS, </w:t>
       </w:r>
       <w:proofErr w:type="spellStart"/>
       <w:r>
@@ -8864,7 +8561,7 @@
           <w:sz w:val="20"/>
           <w:szCs w:val="20"/>
         </w:rPr>
-        <w:t>Juhl</w:t>
+        <w:t>Olivi</w:t>
       </w:r>
       <w:proofErr w:type="spellEnd"/>
       <w:r>
@@ -8874,7 +8571,7 @@
           <w:sz w:val="20"/>
           <w:szCs w:val="20"/>
         </w:rPr>
-        <w:t xml:space="preserve"> HH, Kim JJ, </w:t>
+        <w:t xml:space="preserve"> A, Olsson L, Riggins GJ, </w:t>
       </w:r>
       <w:proofErr w:type="spellStart"/>
       <w:r>
@@ -8884,7 +8581,7 @@
           <w:sz w:val="20"/>
           <w:szCs w:val="20"/>
         </w:rPr>
-        <w:t>Siravegna</w:t>
+        <w:t>Sartore</w:t>
       </w:r>
       <w:proofErr w:type="spellEnd"/>
       <w:r>
@@ -8894,7 +8591,7 @@
           <w:sz w:val="20"/>
           <w:szCs w:val="20"/>
         </w:rPr>
-        <w:t xml:space="preserve"> G, </w:t>
+        <w:t>-Bianchi A, Schmidt K, Shih LM, Oba-</w:t>
       </w:r>
       <w:proofErr w:type="spellStart"/>
       <w:r>
@@ -8904,7 +8601,7 @@
           <w:sz w:val="20"/>
           <w:szCs w:val="20"/>
         </w:rPr>
-        <w:t>Laheru</w:t>
+        <w:t>Shinjo</w:t>
       </w:r>
       <w:proofErr w:type="spellEnd"/>
       <w:r>
@@ -8914,7 +8611,7 @@
           <w:sz w:val="20"/>
           <w:szCs w:val="20"/>
         </w:rPr>
-        <w:t xml:space="preserve"> DA, </w:t>
+        <w:t xml:space="preserve"> SM, Siena S, </w:t>
       </w:r>
       <w:proofErr w:type="spellStart"/>
       <w:r>
@@ -8924,7 +8621,7 @@
           <w:sz w:val="20"/>
           <w:szCs w:val="20"/>
         </w:rPr>
-        <w:t>Lauricella</w:t>
+        <w:t>Theodorescu</w:t>
       </w:r>
       <w:proofErr w:type="spellEnd"/>
       <w:r>
@@ -8934,7 +8631,7 @@
           <w:sz w:val="20"/>
           <w:szCs w:val="20"/>
         </w:rPr>
-        <w:t xml:space="preserve"> C, Lim M, Lipson EJ, Marie SKN, </w:t>
+        <w:t xml:space="preserve"> D, Tie J, Harkins TT, Veronese S, Wang TL, Weingart JD, Wolfgang CL, Wood LD, Xing D, </w:t>
       </w:r>
       <w:proofErr w:type="spellStart"/>
       <w:r>
@@ -8944,7 +8641,7 @@
           <w:sz w:val="20"/>
           <w:szCs w:val="20"/>
         </w:rPr>
-        <w:t>Netto</w:t>
+        <w:t>Hruban</w:t>
       </w:r>
       <w:proofErr w:type="spellEnd"/>
       <w:r>
@@ -8954,7 +8651,7 @@
           <w:sz w:val="20"/>
           <w:szCs w:val="20"/>
         </w:rPr>
-        <w:t xml:space="preserve"> GJ, </w:t>
+        <w:t xml:space="preserve"> RH, Wu J, Allen PJ, Schmidt CM, Choti MA, </w:t>
       </w:r>
       <w:proofErr w:type="spellStart"/>
       <w:r>
@@ -8964,7 +8661,7 @@
           <w:sz w:val="20"/>
           <w:szCs w:val="20"/>
         </w:rPr>
-        <w:t>Oliner</w:t>
+        <w:t>Velculescu</w:t>
       </w:r>
       <w:proofErr w:type="spellEnd"/>
       <w:r>
@@ -8974,187 +8671,7 @@
           <w:sz w:val="20"/>
           <w:szCs w:val="20"/>
         </w:rPr>
-        <w:t xml:space="preserve"> KS, </w:t>
-      </w:r>
-      <w:proofErr w:type="spellStart"/>
-      <w:r>
-        <w:rPr>
-          <w:rFonts w:cs="Tahoma"/>
-          <w:b w:val="0"/>
-          <w:sz w:val="20"/>
-          <w:szCs w:val="20"/>
-        </w:rPr>
-        <w:t>Olivi</w:t>
-      </w:r>
-      <w:proofErr w:type="spellEnd"/>
-      <w:r>
-        <w:rPr>
-          <w:rFonts w:cs="Tahoma"/>
-          <w:b w:val="0"/>
-          <w:sz w:val="20"/>
-          <w:szCs w:val="20"/>
-        </w:rPr>
-        <w:t xml:space="preserve"> A, Olsson L, Riggins GJ, </w:t>
-      </w:r>
-      <w:proofErr w:type="spellStart"/>
-      <w:r>
-        <w:rPr>
-          <w:rFonts w:cs="Tahoma"/>
-          <w:b w:val="0"/>
-          <w:sz w:val="20"/>
-          <w:szCs w:val="20"/>
-        </w:rPr>
-        <w:t>Sartore</w:t>
-      </w:r>
-      <w:proofErr w:type="spellEnd"/>
-      <w:r>
-        <w:rPr>
-          <w:rFonts w:cs="Tahoma"/>
-          <w:b w:val="0"/>
-          <w:sz w:val="20"/>
-          <w:szCs w:val="20"/>
-        </w:rPr>
-        <w:t>-Bianchi A, Schmidt K, Shih LM, Oba-</w:t>
-      </w:r>
-      <w:proofErr w:type="spellStart"/>
-      <w:r>
-        <w:rPr>
-          <w:rFonts w:cs="Tahoma"/>
-          <w:b w:val="0"/>
-          <w:sz w:val="20"/>
-          <w:szCs w:val="20"/>
-        </w:rPr>
-        <w:t>Shinjo</w:t>
-      </w:r>
-      <w:proofErr w:type="spellEnd"/>
-      <w:r>
-        <w:rPr>
-          <w:rFonts w:cs="Tahoma"/>
-          <w:b w:val="0"/>
-          <w:sz w:val="20"/>
-          <w:szCs w:val="20"/>
-        </w:rPr>
-        <w:t xml:space="preserve"> SM, Siena S, </w:t>
-      </w:r>
-      <w:proofErr w:type="spellStart"/>
-      <w:r>
-        <w:rPr>
-          <w:rFonts w:cs="Tahoma"/>
-          <w:b w:val="0"/>
-          <w:sz w:val="20"/>
-          <w:szCs w:val="20"/>
-        </w:rPr>
-        <w:t>Theodorescu</w:t>
-      </w:r>
-      <w:proofErr w:type="spellEnd"/>
-      <w:r>
-        <w:rPr>
-          <w:rFonts w:cs="Tahoma"/>
-          <w:b w:val="0"/>
-          <w:sz w:val="20"/>
-          <w:szCs w:val="20"/>
-        </w:rPr>
-        <w:t xml:space="preserve"> D, Tie J, Harkins TT, Veronese S, Wang TL, </w:t>
-      </w:r>
-      <w:proofErr w:type="spellStart"/>
-      <w:r>
-        <w:rPr>
-          <w:rFonts w:cs="Tahoma"/>
-          <w:b w:val="0"/>
-          <w:sz w:val="20"/>
-          <w:szCs w:val="20"/>
-        </w:rPr>
-        <w:t>Weingart</w:t>
-      </w:r>
-      <w:proofErr w:type="spellEnd"/>
-      <w:r>
-        <w:rPr>
-          <w:rFonts w:cs="Tahoma"/>
-          <w:b w:val="0"/>
-          <w:sz w:val="20"/>
-          <w:szCs w:val="20"/>
-        </w:rPr>
-        <w:t xml:space="preserve"> JD, Wolfgang CL, Wood LD, Xing D, </w:t>
-      </w:r>
-      <w:proofErr w:type="spellStart"/>
-      <w:r>
-        <w:rPr>
-          <w:rFonts w:cs="Tahoma"/>
-          <w:b w:val="0"/>
-          <w:sz w:val="20"/>
-          <w:szCs w:val="20"/>
-        </w:rPr>
-        <w:t>Hruban</w:t>
-      </w:r>
-      <w:proofErr w:type="spellEnd"/>
-      <w:r>
-        <w:rPr>
-          <w:rFonts w:cs="Tahoma"/>
-          <w:b w:val="0"/>
-          <w:sz w:val="20"/>
-          <w:szCs w:val="20"/>
-        </w:rPr>
-        <w:t xml:space="preserve"> RH, Wu J, Allen PJ, Schmidt CM, </w:t>
-      </w:r>
-      <w:proofErr w:type="spellStart"/>
-      <w:r>
-        <w:rPr>
-          <w:rFonts w:cs="Tahoma"/>
-          <w:b w:val="0"/>
-          <w:sz w:val="20"/>
-          <w:szCs w:val="20"/>
-        </w:rPr>
-        <w:t>Choti</w:t>
-      </w:r>
-      <w:proofErr w:type="spellEnd"/>
-      <w:r>
-        <w:rPr>
-          <w:rFonts w:cs="Tahoma"/>
-          <w:b w:val="0"/>
-          <w:sz w:val="20"/>
-          <w:szCs w:val="20"/>
-        </w:rPr>
-        <w:t xml:space="preserve"> MA, </w:t>
-      </w:r>
-      <w:proofErr w:type="spellStart"/>
-      <w:r>
-        <w:rPr>
-          <w:rFonts w:cs="Tahoma"/>
-          <w:b w:val="0"/>
-          <w:sz w:val="20"/>
-          <w:szCs w:val="20"/>
-        </w:rPr>
-        <w:t>Velculescu</w:t>
-      </w:r>
-      <w:proofErr w:type="spellEnd"/>
-      <w:r>
-        <w:rPr>
-          <w:rFonts w:cs="Tahoma"/>
-          <w:b w:val="0"/>
-          <w:sz w:val="20"/>
-          <w:szCs w:val="20"/>
-        </w:rPr>
-        <w:t xml:space="preserve"> VE, </w:t>
-      </w:r>
-      <w:proofErr w:type="spellStart"/>
-      <w:r>
-        <w:rPr>
-          <w:rFonts w:cs="Tahoma"/>
-          <w:b w:val="0"/>
-          <w:sz w:val="20"/>
-          <w:szCs w:val="20"/>
-        </w:rPr>
-        <w:t>Kinzler</w:t>
-      </w:r>
-      <w:proofErr w:type="spellEnd"/>
-      <w:r>
-        <w:rPr>
-          <w:rFonts w:cs="Tahoma"/>
-          <w:b w:val="0"/>
-          <w:sz w:val="20"/>
-          <w:szCs w:val="20"/>
-        </w:rPr>
-        <w:t xml:space="preserve"> KW, Vogelstein B, Papadopoulos N, Diaz Jr. LA</w:t>
+        <w:t xml:space="preserve"> VE, Kinzler KW, Vogelstein B, Papadopoulos N, Diaz Jr. LA</w:t>
       </w:r>
       <w:r>
         <w:rPr>
@@ -9885,27 +9402,7 @@
           <w:sz w:val="20"/>
           <w:szCs w:val="20"/>
         </w:rPr>
-        <w:t xml:space="preserve">, Khadka V, </w:t>
-      </w:r>
-      <w:proofErr w:type="spellStart"/>
-      <w:r>
-        <w:rPr>
-          <w:rFonts w:cs="Tahoma"/>
-          <w:b w:val="0"/>
-          <w:sz w:val="20"/>
-          <w:szCs w:val="20"/>
-        </w:rPr>
-        <w:t>Menor</w:t>
-      </w:r>
-      <w:proofErr w:type="spellEnd"/>
-      <w:r>
-        <w:rPr>
-          <w:rFonts w:cs="Tahoma"/>
-          <w:b w:val="0"/>
-          <w:sz w:val="20"/>
-          <w:szCs w:val="20"/>
-        </w:rPr>
-        <w:t xml:space="preserve"> M, Deng Y. </w:t>
+        <w:t xml:space="preserve">, Khadka V, Menor M, Deng Y. </w:t>
       </w:r>
       <w:r>
         <w:rPr>
@@ -10018,27 +9515,7 @@
           <w:sz w:val="20"/>
           <w:szCs w:val="20"/>
         </w:rPr>
-        <w:t xml:space="preserve"> M, Murphy D, White JR, Lu S, Verner E, </w:t>
-      </w:r>
-      <w:proofErr w:type="spellStart"/>
-      <w:r>
-        <w:rPr>
-          <w:rFonts w:cs="Tahoma"/>
-          <w:b w:val="0"/>
-          <w:sz w:val="20"/>
-          <w:szCs w:val="20"/>
-        </w:rPr>
-        <w:t>Ruan</w:t>
-      </w:r>
-      <w:proofErr w:type="spellEnd"/>
-      <w:r>
-        <w:rPr>
-          <w:rFonts w:cs="Tahoma"/>
-          <w:b w:val="0"/>
-          <w:sz w:val="20"/>
-          <w:szCs w:val="20"/>
-        </w:rPr>
-        <w:t xml:space="preserve"> F, Riley D. </w:t>
+        <w:t xml:space="preserve"> M, Murphy D, White JR, Lu S, Verner E, Ruan F, Riley D. </w:t>
       </w:r>
       <w:r>
         <w:rPr>
@@ -11129,27 +10606,7 @@
           <w:sz w:val="20"/>
           <w:szCs w:val="20"/>
         </w:rPr>
-        <w:t xml:space="preserve"> RC, </w:t>
-      </w:r>
-      <w:proofErr w:type="spellStart"/>
-      <w:r>
-        <w:rPr>
-          <w:rFonts w:cs="Tahoma"/>
-          <w:b w:val="0"/>
-          <w:sz w:val="20"/>
-          <w:szCs w:val="20"/>
-        </w:rPr>
-        <w:t>Luber</w:t>
-      </w:r>
-      <w:proofErr w:type="spellEnd"/>
-      <w:r>
-        <w:rPr>
-          <w:rFonts w:cs="Tahoma"/>
-          <w:b w:val="0"/>
-          <w:sz w:val="20"/>
-          <w:szCs w:val="20"/>
-        </w:rPr>
-        <w:t xml:space="preserve"> B, </w:t>
+        <w:t xml:space="preserve"> RC, Luber B, </w:t>
       </w:r>
       <w:proofErr w:type="spellStart"/>
       <w:r>
@@ -11614,27 +11071,7 @@
           <w:sz w:val="20"/>
           <w:szCs w:val="20"/>
         </w:rPr>
-        <w:t xml:space="preserve"> RC, </w:t>
-      </w:r>
-      <w:proofErr w:type="spellStart"/>
-      <w:r>
-        <w:rPr>
-          <w:rFonts w:cs="Tahoma"/>
-          <w:b w:val="0"/>
-          <w:sz w:val="20"/>
-          <w:szCs w:val="20"/>
-        </w:rPr>
-        <w:t>Luber</w:t>
-      </w:r>
-      <w:proofErr w:type="spellEnd"/>
-      <w:r>
-        <w:rPr>
-          <w:rFonts w:cs="Tahoma"/>
-          <w:b w:val="0"/>
-          <w:sz w:val="20"/>
-          <w:szCs w:val="20"/>
-        </w:rPr>
-        <w:t xml:space="preserve"> B, </w:t>
+        <w:t xml:space="preserve"> RC, Luber B, </w:t>
       </w:r>
       <w:proofErr w:type="spellStart"/>
       <w:r>
@@ -11887,27 +11324,7 @@
           <w:sz w:val="20"/>
           <w:szCs w:val="20"/>
         </w:rPr>
-        <w:t xml:space="preserve"> VE, Wood LD, </w:t>
-      </w:r>
-      <w:proofErr w:type="spellStart"/>
-      <w:r>
-        <w:rPr>
-          <w:rFonts w:cs="Tahoma"/>
-          <w:b w:val="0"/>
-          <w:sz w:val="20"/>
-          <w:szCs w:val="20"/>
-        </w:rPr>
-        <w:t>Solt</w:t>
-      </w:r>
-      <w:proofErr w:type="spellEnd"/>
-      <w:r>
-        <w:rPr>
-          <w:rFonts w:cs="Tahoma"/>
-          <w:b w:val="0"/>
-          <w:sz w:val="20"/>
-          <w:szCs w:val="20"/>
-        </w:rPr>
-        <w:t xml:space="preserve">-Linville S, Sugar E, </w:t>
+        <w:t xml:space="preserve"> VE, Wood LD, Solt-Linville S, Sugar E, </w:t>
       </w:r>
       <w:r>
         <w:rPr>
@@ -12199,47 +11616,7 @@
           <w:sz w:val="20"/>
           <w:szCs w:val="20"/>
         </w:rPr>
-        <w:t xml:space="preserve">, Wang H, </w:t>
-      </w:r>
-      <w:proofErr w:type="spellStart"/>
-      <w:r>
-        <w:rPr>
-          <w:rFonts w:cs="Tahoma"/>
-          <w:b w:val="0"/>
-          <w:sz w:val="20"/>
-          <w:szCs w:val="20"/>
-        </w:rPr>
-        <w:t>Luber</w:t>
-      </w:r>
-      <w:proofErr w:type="spellEnd"/>
-      <w:r>
-        <w:rPr>
-          <w:rFonts w:cs="Tahoma"/>
-          <w:b w:val="0"/>
-          <w:sz w:val="20"/>
-          <w:szCs w:val="20"/>
-        </w:rPr>
-        <w:t xml:space="preserve"> B, </w:t>
-      </w:r>
-      <w:proofErr w:type="spellStart"/>
-      <w:r>
-        <w:rPr>
-          <w:rFonts w:cs="Tahoma"/>
-          <w:b w:val="0"/>
-          <w:sz w:val="20"/>
-          <w:szCs w:val="20"/>
-        </w:rPr>
-        <w:t>Kinzler</w:t>
-      </w:r>
-      <w:proofErr w:type="spellEnd"/>
-      <w:r>
-        <w:rPr>
-          <w:rFonts w:cs="Tahoma"/>
-          <w:b w:val="0"/>
-          <w:sz w:val="20"/>
-          <w:szCs w:val="20"/>
-        </w:rPr>
-        <w:t xml:space="preserve"> K, Vogelstein B, Papadopoulos N, Diaz L. </w:t>
+        <w:t xml:space="preserve">, Wang H, Luber B, Kinzler K, Vogelstein B, Papadopoulos N, Diaz L. </w:t>
       </w:r>
       <w:r>
         <w:rPr>
@@ -14770,27 +14147,7 @@
           <w:sz w:val="20"/>
           <w:szCs w:val="20"/>
         </w:rPr>
-        <w:t xml:space="preserve">Laboratory of Bert Vogelstein, Ken </w:t>
-      </w:r>
-      <w:proofErr w:type="spellStart"/>
-      <w:r>
-        <w:rPr>
-          <w:rFonts w:ascii="Tahoma" w:hAnsi="Tahoma" w:cs="Tahoma"/>
-          <w:spacing w:val="10"/>
-          <w:sz w:val="20"/>
-          <w:szCs w:val="20"/>
-        </w:rPr>
-        <w:t>Kinzler</w:t>
-      </w:r>
-      <w:proofErr w:type="spellEnd"/>
-      <w:r>
-        <w:rPr>
-          <w:rFonts w:ascii="Tahoma" w:hAnsi="Tahoma" w:cs="Tahoma"/>
-          <w:spacing w:val="10"/>
-          <w:sz w:val="20"/>
-          <w:szCs w:val="20"/>
-        </w:rPr>
-        <w:t>, and Luis Diaz</w:t>
+        <w:t>Laboratory of Bert Vogelstein, Ken Kinzler, and Luis Diaz</w:t>
       </w:r>
     </w:p>
     <w:p>
@@ -16259,27 +15616,7 @@
           <w:sz w:val="20"/>
           <w:szCs w:val="20"/>
         </w:rPr>
-        <w:t xml:space="preserve"> GENE-</w:t>
-      </w:r>
-      <w:proofErr w:type="spellStart"/>
-      <w:r>
-        <w:rPr>
-          <w:rFonts w:cs="Tahoma"/>
-          <w:b w:val="0"/>
-          <w:sz w:val="20"/>
-          <w:szCs w:val="20"/>
-        </w:rPr>
-        <w:t>ius</w:t>
-      </w:r>
-      <w:proofErr w:type="spellEnd"/>
-      <w:r>
-        <w:rPr>
-          <w:rFonts w:cs="Tahoma"/>
-          <w:b w:val="0"/>
-          <w:sz w:val="20"/>
-          <w:szCs w:val="20"/>
-        </w:rPr>
-        <w:t xml:space="preserve"> Day Summer Program</w:t>
+        <w:t xml:space="preserve"> GENE-ius Day Summer Program</w:t>
       </w:r>
       <w:r>
         <w:rPr>
@@ -17807,29 +17144,7 @@
           <w:sz w:val="20"/>
           <w:szCs w:val="20"/>
         </w:rPr>
-        <w:t xml:space="preserve">3190 </w:t>
-      </w:r>
-      <w:proofErr w:type="spellStart"/>
-      <w:r>
-        <w:rPr>
-          <w:rFonts w:cs="Tahoma"/>
-          <w:b w:val="0"/>
-          <w:bCs/>
-          <w:sz w:val="20"/>
-          <w:szCs w:val="20"/>
-        </w:rPr>
-        <w:t>Maile</w:t>
-      </w:r>
-      <w:proofErr w:type="spellEnd"/>
-      <w:r>
-        <w:rPr>
-          <w:rFonts w:cs="Tahoma"/>
-          <w:b w:val="0"/>
-          <w:bCs/>
-          <w:sz w:val="20"/>
-          <w:szCs w:val="20"/>
-        </w:rPr>
-        <w:t xml:space="preserve"> Way, Room 102, Honolulu, Hawaii 96822</w:t>
+        <w:t>3190 Maile Way, Room 102, Honolulu, Hawaii 96822</w:t>
       </w:r>
     </w:p>
     <w:p>
@@ -18272,7 +17587,7 @@
 </file>
 
 <file path=word/endnotes.xml><?xml version="1.0" encoding="utf-8"?>
-<w:endnotes xmlns:wpc="http://schemas.microsoft.com/office/word/2010/wordprocessingCanvas" xmlns:cx="http://schemas.microsoft.com/office/drawing/2014/chartex" xmlns:cx1="http://schemas.microsoft.com/office/drawing/2015/9/8/chartex" xmlns:cx2="http://schemas.microsoft.com/office/drawing/2015/10/21/chartex" xmlns:cx3="http://schemas.microsoft.com/office/drawing/2016/5/9/chartex" xmlns:cx4="http://schemas.microsoft.com/office/drawing/2016/5/10/chartex" xmlns:cx5="http://schemas.microsoft.com/office/drawing/2016/5/11/chartex" xmlns:cx6="http://schemas.microsoft.com/office/drawing/2016/5/12/chartex" xmlns:cx7="http://schemas.microsoft.com/office/drawing/2016/5/13/chartex" xmlns:cx8="http://schemas.microsoft.com/office/drawing/2016/5/14/chartex" xmlns:mc="http://schemas.openxmlformats.org/markup-compatibility/2006" xmlns:aink="http://schemas.microsoft.com/office/drawing/2016/ink" xmlns:am3d="http://schemas.microsoft.com/office/drawing/2017/model3d" xmlns:o="urn:schemas-microsoft-com:office:office" xmlns:oel="http://schemas.microsoft.com/office/2019/extlst" xmlns:r="http://schemas.openxmlformats.org/officeDocument/2006/relationships" xmlns:m="http://schemas.openxmlformats.org/officeDocument/2006/math" xmlns:v="urn:schemas-microsoft-com:vml" xmlns:wp14="http://schemas.microsoft.com/office/word/2010/wordprocessingDrawing" xmlns:wp="http://schemas.openxmlformats.org/drawingml/2006/wordprocessingDrawing" xmlns:w10="urn:schemas-microsoft-com:office:word" xmlns:w="http://schemas.openxmlformats.org/wordprocessingml/2006/main" xmlns:w14="http://schemas.microsoft.com/office/word/2010/wordml" xmlns:w15="http://schemas.microsoft.com/office/word/2012/wordml" xmlns:w16cex="http://schemas.microsoft.com/office/word/2018/wordml/cex" xmlns:w16cid="http://schemas.microsoft.com/office/word/2016/wordml/cid" xmlns:w16="http://schemas.microsoft.com/office/word/2018/wordml" xmlns:w16sdtdh="http://schemas.microsoft.com/office/word/2020/wordml/sdtdatahash" xmlns:w16se="http://schemas.microsoft.com/office/word/2015/wordml/symex" xmlns:wpg="http://schemas.microsoft.com/office/word/2010/wordprocessingGroup" xmlns:wpi="http://schemas.microsoft.com/office/word/2010/wordprocessingInk" xmlns:wne="http://schemas.microsoft.com/office/word/2006/wordml" xmlns:wps="http://schemas.microsoft.com/office/word/2010/wordprocessingShape" mc:Ignorable="w14 w15 w16se w16cid w16 w16cex w16sdtdh wp14">
+<w:endnotes xmlns:wpc="http://schemas.microsoft.com/office/word/2010/wordprocessingCanvas" xmlns:cx="http://schemas.microsoft.com/office/drawing/2014/chartex" xmlns:cx1="http://schemas.microsoft.com/office/drawing/2015/9/8/chartex" xmlns:cx2="http://schemas.microsoft.com/office/drawing/2015/10/21/chartex" xmlns:cx3="http://schemas.microsoft.com/office/drawing/2016/5/9/chartex" xmlns:cx4="http://schemas.microsoft.com/office/drawing/2016/5/10/chartex" xmlns:cx5="http://schemas.microsoft.com/office/drawing/2016/5/11/chartex" xmlns:cx6="http://schemas.microsoft.com/office/drawing/2016/5/12/chartex" xmlns:cx7="http://schemas.microsoft.com/office/drawing/2016/5/13/chartex" xmlns:cx8="http://schemas.microsoft.com/office/drawing/2016/5/14/chartex" xmlns:mc="http://schemas.openxmlformats.org/markup-compatibility/2006" xmlns:aink="http://schemas.microsoft.com/office/drawing/2016/ink" xmlns:am3d="http://schemas.microsoft.com/office/drawing/2017/model3d" xmlns:o="urn:schemas-microsoft-com:office:office" xmlns:oel="http://schemas.microsoft.com/office/2019/extlst" xmlns:r="http://schemas.openxmlformats.org/officeDocument/2006/relationships" xmlns:m="http://schemas.openxmlformats.org/officeDocument/2006/math" xmlns:v="urn:schemas-microsoft-com:vml" xmlns:wp14="http://schemas.microsoft.com/office/word/2010/wordprocessingDrawing" xmlns:wp="http://schemas.openxmlformats.org/drawingml/2006/wordprocessingDrawing" xmlns:w10="urn:schemas-microsoft-com:office:word" xmlns:w="http://schemas.openxmlformats.org/wordprocessingml/2006/main" xmlns:w14="http://schemas.microsoft.com/office/word/2010/wordml" xmlns:w15="http://schemas.microsoft.com/office/word/2012/wordml" xmlns:w16cex="http://schemas.microsoft.com/office/word/2018/wordml/cex" xmlns:w16cid="http://schemas.microsoft.com/office/word/2016/wordml/cid" xmlns:w16="http://schemas.microsoft.com/office/word/2018/wordml" xmlns:w16du="http://schemas.microsoft.com/office/word/2023/wordml/word16du" xmlns:w16sdtdh="http://schemas.microsoft.com/office/word/2020/wordml/sdtdatahash" xmlns:w16sdtfl="http://schemas.microsoft.com/office/word/2024/wordml/sdtformatlock" xmlns:w16se="http://schemas.microsoft.com/office/word/2015/wordml/symex" xmlns:wpg="http://schemas.microsoft.com/office/word/2010/wordprocessingGroup" xmlns:wpi="http://schemas.microsoft.com/office/word/2010/wordprocessingInk" xmlns:wne="http://schemas.microsoft.com/office/word/2006/wordml" xmlns:wps="http://schemas.microsoft.com/office/word/2010/wordprocessingShape" mc:Ignorable="w14 w15 w16se w16cid w16 w16cex w16sdtdh w16sdtfl w16du wp14">
   <w:endnote w:type="separator" w:id="-1">
     <w:p>
       <w:r>
@@ -18291,7 +17606,7 @@
 </file>
 
 <file path=word/footer1.xml><?xml version="1.0" encoding="utf-8"?>
-<w:ftr xmlns:wpc="http://schemas.microsoft.com/office/word/2010/wordprocessingCanvas" xmlns:cx="http://schemas.microsoft.com/office/drawing/2014/chartex" xmlns:cx1="http://schemas.microsoft.com/office/drawing/2015/9/8/chartex" xmlns:cx2="http://schemas.microsoft.com/office/drawing/2015/10/21/chartex" xmlns:cx3="http://schemas.microsoft.com/office/drawing/2016/5/9/chartex" xmlns:cx4="http://schemas.microsoft.com/office/drawing/2016/5/10/chartex" xmlns:cx5="http://schemas.microsoft.com/office/drawing/2016/5/11/chartex" xmlns:cx6="http://schemas.microsoft.com/office/drawing/2016/5/12/chartex" xmlns:cx7="http://schemas.microsoft.com/office/drawing/2016/5/13/chartex" xmlns:cx8="http://schemas.microsoft.com/office/drawing/2016/5/14/chartex" xmlns:mc="http://schemas.openxmlformats.org/markup-compatibility/2006" xmlns:aink="http://schemas.microsoft.com/office/drawing/2016/ink" xmlns:am3d="http://schemas.microsoft.com/office/drawing/2017/model3d" xmlns:o="urn:schemas-microsoft-com:office:office" xmlns:oel="http://schemas.microsoft.com/office/2019/extlst" xmlns:r="http://schemas.openxmlformats.org/officeDocument/2006/relationships" xmlns:m="http://schemas.openxmlformats.org/officeDocument/2006/math" xmlns:v="urn:schemas-microsoft-com:vml" xmlns:wp14="http://schemas.microsoft.com/office/word/2010/wordprocessingDrawing" xmlns:wp="http://schemas.openxmlformats.org/drawingml/2006/wordprocessingDrawing" xmlns:w10="urn:schemas-microsoft-com:office:word" xmlns:w="http://schemas.openxmlformats.org/wordprocessingml/2006/main" xmlns:w14="http://schemas.microsoft.com/office/word/2010/wordml" xmlns:w15="http://schemas.microsoft.com/office/word/2012/wordml" xmlns:w16cex="http://schemas.microsoft.com/office/word/2018/wordml/cex" xmlns:w16cid="http://schemas.microsoft.com/office/word/2016/wordml/cid" xmlns:w16="http://schemas.microsoft.com/office/word/2018/wordml" xmlns:w16sdtdh="http://schemas.microsoft.com/office/word/2020/wordml/sdtdatahash" xmlns:w16se="http://schemas.microsoft.com/office/word/2015/wordml/symex" xmlns:wpg="http://schemas.microsoft.com/office/word/2010/wordprocessingGroup" xmlns:wpi="http://schemas.microsoft.com/office/word/2010/wordprocessingInk" xmlns:wne="http://schemas.microsoft.com/office/word/2006/wordml" xmlns:wps="http://schemas.microsoft.com/office/word/2010/wordprocessingShape" mc:Ignorable="w14 w15 w16se w16cid w16 w16cex w16sdtdh wp14">
+<w:ftr xmlns:wpc="http://schemas.microsoft.com/office/word/2010/wordprocessingCanvas" xmlns:cx="http://schemas.microsoft.com/office/drawing/2014/chartex" xmlns:cx1="http://schemas.microsoft.com/office/drawing/2015/9/8/chartex" xmlns:cx2="http://schemas.microsoft.com/office/drawing/2015/10/21/chartex" xmlns:cx3="http://schemas.microsoft.com/office/drawing/2016/5/9/chartex" xmlns:cx4="http://schemas.microsoft.com/office/drawing/2016/5/10/chartex" xmlns:cx5="http://schemas.microsoft.com/office/drawing/2016/5/11/chartex" xmlns:cx6="http://schemas.microsoft.com/office/drawing/2016/5/12/chartex" xmlns:cx7="http://schemas.microsoft.com/office/drawing/2016/5/13/chartex" xmlns:cx8="http://schemas.microsoft.com/office/drawing/2016/5/14/chartex" xmlns:mc="http://schemas.openxmlformats.org/markup-compatibility/2006" xmlns:aink="http://schemas.microsoft.com/office/drawing/2016/ink" xmlns:am3d="http://schemas.microsoft.com/office/drawing/2017/model3d" xmlns:o="urn:schemas-microsoft-com:office:office" xmlns:oel="http://schemas.microsoft.com/office/2019/extlst" xmlns:r="http://schemas.openxmlformats.org/officeDocument/2006/relationships" xmlns:m="http://schemas.openxmlformats.org/officeDocument/2006/math" xmlns:v="urn:schemas-microsoft-com:vml" xmlns:wp14="http://schemas.microsoft.com/office/word/2010/wordprocessingDrawing" xmlns:wp="http://schemas.openxmlformats.org/drawingml/2006/wordprocessingDrawing" xmlns:w10="urn:schemas-microsoft-com:office:word" xmlns:w="http://schemas.openxmlformats.org/wordprocessingml/2006/main" xmlns:w14="http://schemas.microsoft.com/office/word/2010/wordml" xmlns:w15="http://schemas.microsoft.com/office/word/2012/wordml" xmlns:w16cex="http://schemas.microsoft.com/office/word/2018/wordml/cex" xmlns:w16cid="http://schemas.microsoft.com/office/word/2016/wordml/cid" xmlns:w16="http://schemas.microsoft.com/office/word/2018/wordml" xmlns:w16du="http://schemas.microsoft.com/office/word/2023/wordml/word16du" xmlns:w16sdtdh="http://schemas.microsoft.com/office/word/2020/wordml/sdtdatahash" xmlns:w16sdtfl="http://schemas.microsoft.com/office/word/2024/wordml/sdtformatlock" xmlns:w16se="http://schemas.microsoft.com/office/word/2015/wordml/symex" xmlns:wpg="http://schemas.microsoft.com/office/word/2010/wordprocessingGroup" xmlns:wpi="http://schemas.microsoft.com/office/word/2010/wordprocessingInk" xmlns:wne="http://schemas.microsoft.com/office/word/2006/wordml" xmlns:wps="http://schemas.microsoft.com/office/word/2010/wordprocessingShape" mc:Ignorable="w14 w15 w16se w16cid w16 w16cex w16sdtdh w16sdtfl w16du wp14">
   <w:p>
     <w:pPr>
       <w:pStyle w:val="Footer"/>
@@ -18342,7 +17657,7 @@
 </file>
 
 <file path=word/footer2.xml><?xml version="1.0" encoding="utf-8"?>
-<w:ftr xmlns:wpc="http://schemas.microsoft.com/office/word/2010/wordprocessingCanvas" xmlns:cx="http://schemas.microsoft.com/office/drawing/2014/chartex" xmlns:cx1="http://schemas.microsoft.com/office/drawing/2015/9/8/chartex" xmlns:cx2="http://schemas.microsoft.com/office/drawing/2015/10/21/chartex" xmlns:cx3="http://schemas.microsoft.com/office/drawing/2016/5/9/chartex" xmlns:cx4="http://schemas.microsoft.com/office/drawing/2016/5/10/chartex" xmlns:cx5="http://schemas.microsoft.com/office/drawing/2016/5/11/chartex" xmlns:cx6="http://schemas.microsoft.com/office/drawing/2016/5/12/chartex" xmlns:cx7="http://schemas.microsoft.com/office/drawing/2016/5/13/chartex" xmlns:cx8="http://schemas.microsoft.com/office/drawing/2016/5/14/chartex" xmlns:mc="http://schemas.openxmlformats.org/markup-compatibility/2006" xmlns:aink="http://schemas.microsoft.com/office/drawing/2016/ink" xmlns:am3d="http://schemas.microsoft.com/office/drawing/2017/model3d" xmlns:o="urn:schemas-microsoft-com:office:office" xmlns:oel="http://schemas.microsoft.com/office/2019/extlst" xmlns:r="http://schemas.openxmlformats.org/officeDocument/2006/relationships" xmlns:m="http://schemas.openxmlformats.org/officeDocument/2006/math" xmlns:v="urn:schemas-microsoft-com:vml" xmlns:wp14="http://schemas.microsoft.com/office/word/2010/wordprocessingDrawing" xmlns:wp="http://schemas.openxmlformats.org/drawingml/2006/wordprocessingDrawing" xmlns:w10="urn:schemas-microsoft-com:office:word" xmlns:w="http://schemas.openxmlformats.org/wordprocessingml/2006/main" xmlns:w14="http://schemas.microsoft.com/office/word/2010/wordml" xmlns:w15="http://schemas.microsoft.com/office/word/2012/wordml" xmlns:w16cex="http://schemas.microsoft.com/office/word/2018/wordml/cex" xmlns:w16cid="http://schemas.microsoft.com/office/word/2016/wordml/cid" xmlns:w16="http://schemas.microsoft.com/office/word/2018/wordml" xmlns:w16sdtdh="http://schemas.microsoft.com/office/word/2020/wordml/sdtdatahash" xmlns:w16se="http://schemas.microsoft.com/office/word/2015/wordml/symex" xmlns:wpg="http://schemas.microsoft.com/office/word/2010/wordprocessingGroup" xmlns:wpi="http://schemas.microsoft.com/office/word/2010/wordprocessingInk" xmlns:wne="http://schemas.microsoft.com/office/word/2006/wordml" xmlns:wps="http://schemas.microsoft.com/office/word/2010/wordprocessingShape" mc:Ignorable="w14 w15 w16se w16cid w16 w16cex w16sdtdh wp14">
+<w:ftr xmlns:wpc="http://schemas.microsoft.com/office/word/2010/wordprocessingCanvas" xmlns:cx="http://schemas.microsoft.com/office/drawing/2014/chartex" xmlns:cx1="http://schemas.microsoft.com/office/drawing/2015/9/8/chartex" xmlns:cx2="http://schemas.microsoft.com/office/drawing/2015/10/21/chartex" xmlns:cx3="http://schemas.microsoft.com/office/drawing/2016/5/9/chartex" xmlns:cx4="http://schemas.microsoft.com/office/drawing/2016/5/10/chartex" xmlns:cx5="http://schemas.microsoft.com/office/drawing/2016/5/11/chartex" xmlns:cx6="http://schemas.microsoft.com/office/drawing/2016/5/12/chartex" xmlns:cx7="http://schemas.microsoft.com/office/drawing/2016/5/13/chartex" xmlns:cx8="http://schemas.microsoft.com/office/drawing/2016/5/14/chartex" xmlns:mc="http://schemas.openxmlformats.org/markup-compatibility/2006" xmlns:aink="http://schemas.microsoft.com/office/drawing/2016/ink" xmlns:am3d="http://schemas.microsoft.com/office/drawing/2017/model3d" xmlns:o="urn:schemas-microsoft-com:office:office" xmlns:oel="http://schemas.microsoft.com/office/2019/extlst" xmlns:r="http://schemas.openxmlformats.org/officeDocument/2006/relationships" xmlns:m="http://schemas.openxmlformats.org/officeDocument/2006/math" xmlns:v="urn:schemas-microsoft-com:vml" xmlns:wp14="http://schemas.microsoft.com/office/word/2010/wordprocessingDrawing" xmlns:wp="http://schemas.openxmlformats.org/drawingml/2006/wordprocessingDrawing" xmlns:w10="urn:schemas-microsoft-com:office:word" xmlns:w="http://schemas.openxmlformats.org/wordprocessingml/2006/main" xmlns:w14="http://schemas.microsoft.com/office/word/2010/wordml" xmlns:w15="http://schemas.microsoft.com/office/word/2012/wordml" xmlns:w16cex="http://schemas.microsoft.com/office/word/2018/wordml/cex" xmlns:w16cid="http://schemas.microsoft.com/office/word/2016/wordml/cid" xmlns:w16="http://schemas.microsoft.com/office/word/2018/wordml" xmlns:w16du="http://schemas.microsoft.com/office/word/2023/wordml/word16du" xmlns:w16sdtdh="http://schemas.microsoft.com/office/word/2020/wordml/sdtdatahash" xmlns:w16sdtfl="http://schemas.microsoft.com/office/word/2024/wordml/sdtformatlock" xmlns:w16se="http://schemas.microsoft.com/office/word/2015/wordml/symex" xmlns:wpg="http://schemas.microsoft.com/office/word/2010/wordprocessingGroup" xmlns:wpi="http://schemas.microsoft.com/office/word/2010/wordprocessingInk" xmlns:wne="http://schemas.microsoft.com/office/word/2006/wordml" xmlns:wps="http://schemas.microsoft.com/office/word/2010/wordprocessingShape" mc:Ignorable="w14 w15 w16se w16cid w16 w16cex w16sdtdh w16sdtfl w16du wp14">
   <w:sdt>
     <w:sdtPr>
       <w:rPr>
@@ -18450,7 +17765,7 @@
 </file>
 
 <file path=word/footnotes.xml><?xml version="1.0" encoding="utf-8"?>
-<w:footnotes xmlns:wpc="http://schemas.microsoft.com/office/word/2010/wordprocessingCanvas" xmlns:cx="http://schemas.microsoft.com/office/drawing/2014/chartex" xmlns:cx1="http://schemas.microsoft.com/office/drawing/2015/9/8/chartex" xmlns:cx2="http://schemas.microsoft.com/office/drawing/2015/10/21/chartex" xmlns:cx3="http://schemas.microsoft.com/office/drawing/2016/5/9/chartex" xmlns:cx4="http://schemas.microsoft.com/office/drawing/2016/5/10/chartex" xmlns:cx5="http://schemas.microsoft.com/office/drawing/2016/5/11/chartex" xmlns:cx6="http://schemas.microsoft.com/office/drawing/2016/5/12/chartex" xmlns:cx7="http://schemas.microsoft.com/office/drawing/2016/5/13/chartex" xmlns:cx8="http://schemas.microsoft.com/office/drawing/2016/5/14/chartex" xmlns:mc="http://schemas.openxmlformats.org/markup-compatibility/2006" xmlns:aink="http://schemas.microsoft.com/office/drawing/2016/ink" xmlns:am3d="http://schemas.microsoft.com/office/drawing/2017/model3d" xmlns:o="urn:schemas-microsoft-com:office:office" xmlns:oel="http://schemas.microsoft.com/office/2019/extlst" xmlns:r="http://schemas.openxmlformats.org/officeDocument/2006/relationships" xmlns:m="http://schemas.openxmlformats.org/officeDocument/2006/math" xmlns:v="urn:schemas-microsoft-com:vml" xmlns:wp14="http://schemas.microsoft.com/office/word/2010/wordprocessingDrawing" xmlns:wp="http://schemas.openxmlformats.org/drawingml/2006/wordprocessingDrawing" xmlns:w10="urn:schemas-microsoft-com:office:word" xmlns:w="http://schemas.openxmlformats.org/wordprocessingml/2006/main" xmlns:w14="http://schemas.microsoft.com/office/word/2010/wordml" xmlns:w15="http://schemas.microsoft.com/office/word/2012/wordml" xmlns:w16cex="http://schemas.microsoft.com/office/word/2018/wordml/cex" xmlns:w16cid="http://schemas.microsoft.com/office/word/2016/wordml/cid" xmlns:w16="http://schemas.microsoft.com/office/word/2018/wordml" xmlns:w16sdtdh="http://schemas.microsoft.com/office/word/2020/wordml/sdtdatahash" xmlns:w16se="http://schemas.microsoft.com/office/word/2015/wordml/symex" xmlns:wpg="http://schemas.microsoft.com/office/word/2010/wordprocessingGroup" xmlns:wpi="http://schemas.microsoft.com/office/word/2010/wordprocessingInk" xmlns:wne="http://schemas.microsoft.com/office/word/2006/wordml" xmlns:wps="http://schemas.microsoft.com/office/word/2010/wordprocessingShape" mc:Ignorable="w14 w15 w16se w16cid w16 w16cex w16sdtdh wp14">
+<w:footnotes xmlns:wpc="http://schemas.microsoft.com/office/word/2010/wordprocessingCanvas" xmlns:cx="http://schemas.microsoft.com/office/drawing/2014/chartex" xmlns:cx1="http://schemas.microsoft.com/office/drawing/2015/9/8/chartex" xmlns:cx2="http://schemas.microsoft.com/office/drawing/2015/10/21/chartex" xmlns:cx3="http://schemas.microsoft.com/office/drawing/2016/5/9/chartex" xmlns:cx4="http://schemas.microsoft.com/office/drawing/2016/5/10/chartex" xmlns:cx5="http://schemas.microsoft.com/office/drawing/2016/5/11/chartex" xmlns:cx6="http://schemas.microsoft.com/office/drawing/2016/5/12/chartex" xmlns:cx7="http://schemas.microsoft.com/office/drawing/2016/5/13/chartex" xmlns:cx8="http://schemas.microsoft.com/office/drawing/2016/5/14/chartex" xmlns:mc="http://schemas.openxmlformats.org/markup-compatibility/2006" xmlns:aink="http://schemas.microsoft.com/office/drawing/2016/ink" xmlns:am3d="http://schemas.microsoft.com/office/drawing/2017/model3d" xmlns:o="urn:schemas-microsoft-com:office:office" xmlns:oel="http://schemas.microsoft.com/office/2019/extlst" xmlns:r="http://schemas.openxmlformats.org/officeDocument/2006/relationships" xmlns:m="http://schemas.openxmlformats.org/officeDocument/2006/math" xmlns:v="urn:schemas-microsoft-com:vml" xmlns:wp14="http://schemas.microsoft.com/office/word/2010/wordprocessingDrawing" xmlns:wp="http://schemas.openxmlformats.org/drawingml/2006/wordprocessingDrawing" xmlns:w10="urn:schemas-microsoft-com:office:word" xmlns:w="http://schemas.openxmlformats.org/wordprocessingml/2006/main" xmlns:w14="http://schemas.microsoft.com/office/word/2010/wordml" xmlns:w15="http://schemas.microsoft.com/office/word/2012/wordml" xmlns:w16cex="http://schemas.microsoft.com/office/word/2018/wordml/cex" xmlns:w16cid="http://schemas.microsoft.com/office/word/2016/wordml/cid" xmlns:w16="http://schemas.microsoft.com/office/word/2018/wordml" xmlns:w16du="http://schemas.microsoft.com/office/word/2023/wordml/word16du" xmlns:w16sdtdh="http://schemas.microsoft.com/office/word/2020/wordml/sdtdatahash" xmlns:w16sdtfl="http://schemas.microsoft.com/office/word/2024/wordml/sdtformatlock" xmlns:w16se="http://schemas.microsoft.com/office/word/2015/wordml/symex" xmlns:wpg="http://schemas.microsoft.com/office/word/2010/wordprocessingGroup" xmlns:wpi="http://schemas.microsoft.com/office/word/2010/wordprocessingInk" xmlns:wne="http://schemas.microsoft.com/office/word/2006/wordml" xmlns:wps="http://schemas.microsoft.com/office/word/2010/wordprocessingShape" mc:Ignorable="w14 w15 w16se w16cid w16 w16cex w16sdtdh w16sdtfl w16du wp14">
   <w:footnote w:type="separator" w:id="-1">
     <w:p>
       <w:r>
@@ -18469,7 +17784,7 @@
 </file>
 
 <file path=word/header1.xml><?xml version="1.0" encoding="utf-8"?>
-<w:hdr xmlns:wpc="http://schemas.microsoft.com/office/word/2010/wordprocessingCanvas" xmlns:cx="http://schemas.microsoft.com/office/drawing/2014/chartex" xmlns:cx1="http://schemas.microsoft.com/office/drawing/2015/9/8/chartex" xmlns:cx2="http://schemas.microsoft.com/office/drawing/2015/10/21/chartex" xmlns:cx3="http://schemas.microsoft.com/office/drawing/2016/5/9/chartex" xmlns:cx4="http://schemas.microsoft.com/office/drawing/2016/5/10/chartex" xmlns:cx5="http://schemas.microsoft.com/office/drawing/2016/5/11/chartex" xmlns:cx6="http://schemas.microsoft.com/office/drawing/2016/5/12/chartex" xmlns:cx7="http://schemas.microsoft.com/office/drawing/2016/5/13/chartex" xmlns:cx8="http://schemas.microsoft.com/office/drawing/2016/5/14/chartex" xmlns:mc="http://schemas.openxmlformats.org/markup-compatibility/2006" xmlns:aink="http://schemas.microsoft.com/office/drawing/2016/ink" xmlns:am3d="http://schemas.microsoft.com/office/drawing/2017/model3d" xmlns:o="urn:schemas-microsoft-com:office:office" xmlns:oel="http://schemas.microsoft.com/office/2019/extlst" xmlns:r="http://schemas.openxmlformats.org/officeDocument/2006/relationships" xmlns:m="http://schemas.openxmlformats.org/officeDocument/2006/math" xmlns:v="urn:schemas-microsoft-com:vml" xmlns:wp14="http://schemas.microsoft.com/office/word/2010/wordprocessingDrawing" xmlns:wp="http://schemas.openxmlformats.org/drawingml/2006/wordprocessingDrawing" xmlns:w10="urn:schemas-microsoft-com:office:word" xmlns:w="http://schemas.openxmlformats.org/wordprocessingml/2006/main" xmlns:w14="http://schemas.microsoft.com/office/word/2010/wordml" xmlns:w15="http://schemas.microsoft.com/office/word/2012/wordml" xmlns:w16cex="http://schemas.microsoft.com/office/word/2018/wordml/cex" xmlns:w16cid="http://schemas.microsoft.com/office/word/2016/wordml/cid" xmlns:w16="http://schemas.microsoft.com/office/word/2018/wordml" xmlns:w16sdtdh="http://schemas.microsoft.com/office/word/2020/wordml/sdtdatahash" xmlns:w16se="http://schemas.microsoft.com/office/word/2015/wordml/symex" xmlns:wpg="http://schemas.microsoft.com/office/word/2010/wordprocessingGroup" xmlns:wpi="http://schemas.microsoft.com/office/word/2010/wordprocessingInk" xmlns:wne="http://schemas.microsoft.com/office/word/2006/wordml" xmlns:wps="http://schemas.microsoft.com/office/word/2010/wordprocessingShape" mc:Ignorable="w14 w15 w16se w16cid w16 w16cex w16sdtdh wp14">
+<w:hdr xmlns:wpc="http://schemas.microsoft.com/office/word/2010/wordprocessingCanvas" xmlns:cx="http://schemas.microsoft.com/office/drawing/2014/chartex" xmlns:cx1="http://schemas.microsoft.com/office/drawing/2015/9/8/chartex" xmlns:cx2="http://schemas.microsoft.com/office/drawing/2015/10/21/chartex" xmlns:cx3="http://schemas.microsoft.com/office/drawing/2016/5/9/chartex" xmlns:cx4="http://schemas.microsoft.com/office/drawing/2016/5/10/chartex" xmlns:cx5="http://schemas.microsoft.com/office/drawing/2016/5/11/chartex" xmlns:cx6="http://schemas.microsoft.com/office/drawing/2016/5/12/chartex" xmlns:cx7="http://schemas.microsoft.com/office/drawing/2016/5/13/chartex" xmlns:cx8="http://schemas.microsoft.com/office/drawing/2016/5/14/chartex" xmlns:mc="http://schemas.openxmlformats.org/markup-compatibility/2006" xmlns:aink="http://schemas.microsoft.com/office/drawing/2016/ink" xmlns:am3d="http://schemas.microsoft.com/office/drawing/2017/model3d" xmlns:o="urn:schemas-microsoft-com:office:office" xmlns:oel="http://schemas.microsoft.com/office/2019/extlst" xmlns:r="http://schemas.openxmlformats.org/officeDocument/2006/relationships" xmlns:m="http://schemas.openxmlformats.org/officeDocument/2006/math" xmlns:v="urn:schemas-microsoft-com:vml" xmlns:wp14="http://schemas.microsoft.com/office/word/2010/wordprocessingDrawing" xmlns:wp="http://schemas.openxmlformats.org/drawingml/2006/wordprocessingDrawing" xmlns:w10="urn:schemas-microsoft-com:office:word" xmlns:w="http://schemas.openxmlformats.org/wordprocessingml/2006/main" xmlns:w14="http://schemas.microsoft.com/office/word/2010/wordml" xmlns:w15="http://schemas.microsoft.com/office/word/2012/wordml" xmlns:w16cex="http://schemas.microsoft.com/office/word/2018/wordml/cex" xmlns:w16cid="http://schemas.microsoft.com/office/word/2016/wordml/cid" xmlns:w16="http://schemas.microsoft.com/office/word/2018/wordml" xmlns:w16du="http://schemas.microsoft.com/office/word/2023/wordml/word16du" xmlns:w16sdtdh="http://schemas.microsoft.com/office/word/2020/wordml/sdtdatahash" xmlns:w16sdtfl="http://schemas.microsoft.com/office/word/2024/wordml/sdtformatlock" xmlns:w16se="http://schemas.microsoft.com/office/word/2015/wordml/symex" xmlns:wpg="http://schemas.microsoft.com/office/word/2010/wordprocessingGroup" xmlns:wpi="http://schemas.microsoft.com/office/word/2010/wordprocessingInk" xmlns:wne="http://schemas.microsoft.com/office/word/2006/wordml" xmlns:wps="http://schemas.microsoft.com/office/word/2010/wordprocessingShape" mc:Ignorable="w14 w15 w16se w16cid w16 w16cex w16sdtdh w16sdtfl w16du wp14">
   <w:sdt>
     <w:sdtPr>
       <w:rPr>
@@ -18521,7 +17836,7 @@
 </file>
 
 <file path=word/numbering.xml><?xml version="1.0" encoding="utf-8"?>
-<w:numbering xmlns:wpc="http://schemas.microsoft.com/office/word/2010/wordprocessingCanvas" xmlns:cx="http://schemas.microsoft.com/office/drawing/2014/chartex" xmlns:cx1="http://schemas.microsoft.com/office/drawing/2015/9/8/chartex" xmlns:cx2="http://schemas.microsoft.com/office/drawing/2015/10/21/chartex" xmlns:cx3="http://schemas.microsoft.com/office/drawing/2016/5/9/chartex" xmlns:cx4="http://schemas.microsoft.com/office/drawing/2016/5/10/chartex" xmlns:cx5="http://schemas.microsoft.com/office/drawing/2016/5/11/chartex" xmlns:cx6="http://schemas.microsoft.com/office/drawing/2016/5/12/chartex" xmlns:cx7="http://schemas.microsoft.com/office/drawing/2016/5/13/chartex" xmlns:cx8="http://schemas.microsoft.com/office/drawing/2016/5/14/chartex" xmlns:mc="http://schemas.openxmlformats.org/markup-compatibility/2006" xmlns:aink="http://schemas.microsoft.com/office/drawing/2016/ink" xmlns:am3d="http://schemas.microsoft.com/office/drawing/2017/model3d" xmlns:o="urn:schemas-microsoft-com:office:office" xmlns:oel="http://schemas.microsoft.com/office/2019/extlst" xmlns:r="http://schemas.openxmlformats.org/officeDocument/2006/relationships" xmlns:m="http://schemas.openxmlformats.org/officeDocument/2006/math" xmlns:v="urn:schemas-microsoft-com:vml" xmlns:wp14="http://schemas.microsoft.com/office/word/2010/wordprocessingDrawing" xmlns:wp="http://schemas.openxmlformats.org/drawingml/2006/wordprocessingDrawing" xmlns:w10="urn:schemas-microsoft-com:office:word" xmlns:w="http://schemas.openxmlformats.org/wordprocessingml/2006/main" xmlns:w14="http://schemas.microsoft.com/office/word/2010/wordml" xmlns:w15="http://schemas.microsoft.com/office/word/2012/wordml" xmlns:w16cex="http://schemas.microsoft.com/office/word/2018/wordml/cex" xmlns:w16cid="http://schemas.microsoft.com/office/word/2016/wordml/cid" xmlns:w16="http://schemas.microsoft.com/office/word/2018/wordml" xmlns:w16sdtdh="http://schemas.microsoft.com/office/word/2020/wordml/sdtdatahash" xmlns:w16se="http://schemas.microsoft.com/office/word/2015/wordml/symex" xmlns:wpg="http://schemas.microsoft.com/office/word/2010/wordprocessingGroup" xmlns:wpi="http://schemas.microsoft.com/office/word/2010/wordprocessingInk" xmlns:wne="http://schemas.microsoft.com/office/word/2006/wordml" xmlns:wps="http://schemas.microsoft.com/office/word/2010/wordprocessingShape" mc:Ignorable="w14 w15 w16se w16cid w16 w16cex w16sdtdh wp14">
+<w:numbering xmlns:wpc="http://schemas.microsoft.com/office/word/2010/wordprocessingCanvas" xmlns:cx="http://schemas.microsoft.com/office/drawing/2014/chartex" xmlns:cx1="http://schemas.microsoft.com/office/drawing/2015/9/8/chartex" xmlns:cx2="http://schemas.microsoft.com/office/drawing/2015/10/21/chartex" xmlns:cx3="http://schemas.microsoft.com/office/drawing/2016/5/9/chartex" xmlns:cx4="http://schemas.microsoft.com/office/drawing/2016/5/10/chartex" xmlns:cx5="http://schemas.microsoft.com/office/drawing/2016/5/11/chartex" xmlns:cx6="http://schemas.microsoft.com/office/drawing/2016/5/12/chartex" xmlns:cx7="http://schemas.microsoft.com/office/drawing/2016/5/13/chartex" xmlns:cx8="http://schemas.microsoft.com/office/drawing/2016/5/14/chartex" xmlns:mc="http://schemas.openxmlformats.org/markup-compatibility/2006" xmlns:aink="http://schemas.microsoft.com/office/drawing/2016/ink" xmlns:am3d="http://schemas.microsoft.com/office/drawing/2017/model3d" xmlns:o="urn:schemas-microsoft-com:office:office" xmlns:oel="http://schemas.microsoft.com/office/2019/extlst" xmlns:r="http://schemas.openxmlformats.org/officeDocument/2006/relationships" xmlns:m="http://schemas.openxmlformats.org/officeDocument/2006/math" xmlns:v="urn:schemas-microsoft-com:vml" xmlns:wp14="http://schemas.microsoft.com/office/word/2010/wordprocessingDrawing" xmlns:wp="http://schemas.openxmlformats.org/drawingml/2006/wordprocessingDrawing" xmlns:w10="urn:schemas-microsoft-com:office:word" xmlns:w="http://schemas.openxmlformats.org/wordprocessingml/2006/main" xmlns:w14="http://schemas.microsoft.com/office/word/2010/wordml" xmlns:w15="http://schemas.microsoft.com/office/word/2012/wordml" xmlns:w16cex="http://schemas.microsoft.com/office/word/2018/wordml/cex" xmlns:w16cid="http://schemas.microsoft.com/office/word/2016/wordml/cid" xmlns:w16="http://schemas.microsoft.com/office/word/2018/wordml" xmlns:w16du="http://schemas.microsoft.com/office/word/2023/wordml/word16du" xmlns:w16sdtdh="http://schemas.microsoft.com/office/word/2020/wordml/sdtdatahash" xmlns:w16sdtfl="http://schemas.microsoft.com/office/word/2024/wordml/sdtformatlock" xmlns:w16se="http://schemas.microsoft.com/office/word/2015/wordml/symex" xmlns:wpg="http://schemas.microsoft.com/office/word/2010/wordprocessingGroup" xmlns:wpi="http://schemas.microsoft.com/office/word/2010/wordprocessingInk" xmlns:wne="http://schemas.microsoft.com/office/word/2006/wordml" xmlns:wps="http://schemas.microsoft.com/office/word/2010/wordprocessingShape" mc:Ignorable="w14 w15 w16se w16cid w16 w16cex w16sdtdh w16sdtfl w16du wp14">
   <w:abstractNum w:abstractNumId="0" w15:restartNumberingAfterBreak="0">
     <w:nsid w:val="04893A9F"/>
     <w:multiLevelType w:val="hybridMultilevel"/>
@@ -22854,7 +22169,7 @@
 </file>
 
 <file path=word/styles.xml><?xml version="1.0" encoding="utf-8"?>
-<w:styles xmlns:mc="http://schemas.openxmlformats.org/markup-compatibility/2006" xmlns:r="http://schemas.openxmlformats.org/officeDocument/2006/relationships" xmlns:w="http://schemas.openxmlformats.org/wordprocessingml/2006/main" xmlns:w14="http://schemas.microsoft.com/office/word/2010/wordml" xmlns:w15="http://schemas.microsoft.com/office/word/2012/wordml" xmlns:w16cex="http://schemas.microsoft.com/office/word/2018/wordml/cex" xmlns:w16cid="http://schemas.microsoft.com/office/word/2016/wordml/cid" xmlns:w16="http://schemas.microsoft.com/office/word/2018/wordml" xmlns:w16sdtdh="http://schemas.microsoft.com/office/word/2020/wordml/sdtdatahash" xmlns:w16se="http://schemas.microsoft.com/office/word/2015/wordml/symex" mc:Ignorable="w14 w15 w16se w16cid w16 w16cex w16sdtdh">
+<w:styles xmlns:mc="http://schemas.openxmlformats.org/markup-compatibility/2006" xmlns:r="http://schemas.openxmlformats.org/officeDocument/2006/relationships" xmlns:w="http://schemas.openxmlformats.org/wordprocessingml/2006/main" xmlns:w14="http://schemas.microsoft.com/office/word/2010/wordml" xmlns:w15="http://schemas.microsoft.com/office/word/2012/wordml" xmlns:w16cex="http://schemas.microsoft.com/office/word/2018/wordml/cex" xmlns:w16cid="http://schemas.microsoft.com/office/word/2016/wordml/cid" xmlns:w16="http://schemas.microsoft.com/office/word/2018/wordml" xmlns:w16du="http://schemas.microsoft.com/office/word/2023/wordml/word16du" xmlns:w16sdtdh="http://schemas.microsoft.com/office/word/2020/wordml/sdtdatahash" xmlns:w16sdtfl="http://schemas.microsoft.com/office/word/2024/wordml/sdtformatlock" xmlns:w16se="http://schemas.microsoft.com/office/word/2015/wordml/symex" mc:Ignorable="w14 w15 w16se w16cid w16 w16cex w16sdtdh w16sdtfl w16du">
   <w:docDefaults>
     <w:rPrDefault>
       <w:rPr>

--- a/cv/Bjarne_R_Bartlett_CV.docx
+++ b/cv/Bjarne_R_Bartlett_CV.docx
@@ -747,33 +747,6 @@
       <w:r>
         <w:rPr>
           <w:rFonts w:cs="Tahoma"/>
-          <w:b w:val="0"/>
-          <w:bCs/>
-          <w:sz w:val="20"/>
-          <w:szCs w:val="20"/>
-        </w:rPr>
-        <w:t>,</w:t>
-      </w:r>
-      <w:r>
-        <w:rPr>
-          <w:rFonts w:cs="Tahoma"/>
-          <w:sz w:val="20"/>
-          <w:szCs w:val="20"/>
-        </w:rPr>
-        <w:t xml:space="preserve"> </w:t>
-      </w:r>
-      <w:r>
-        <w:rPr>
-          <w:rFonts w:cs="Tahoma"/>
-          <w:b w:val="0"/>
-          <w:sz w:val="20"/>
-          <w:szCs w:val="20"/>
-        </w:rPr>
-        <w:t>Department of Oncology</w:t>
-      </w:r>
-      <w:r>
-        <w:rPr>
-          <w:rFonts w:cs="Tahoma"/>
           <w:bCs/>
           <w:sz w:val="20"/>
           <w:szCs w:val="20"/>
@@ -859,33 +832,6 @@
       <w:r>
         <w:rPr>
           <w:rFonts w:cs="Tahoma"/>
-          <w:b w:val="0"/>
-          <w:bCs/>
-          <w:sz w:val="20"/>
-          <w:szCs w:val="20"/>
-        </w:rPr>
-        <w:t>,</w:t>
-      </w:r>
-      <w:r>
-        <w:rPr>
-          <w:rFonts w:cs="Tahoma"/>
-          <w:sz w:val="20"/>
-          <w:szCs w:val="20"/>
-        </w:rPr>
-        <w:t xml:space="preserve"> </w:t>
-      </w:r>
-      <w:r>
-        <w:rPr>
-          <w:rFonts w:cs="Tahoma"/>
-          <w:b w:val="0"/>
-          <w:sz w:val="20"/>
-          <w:szCs w:val="20"/>
-        </w:rPr>
-        <w:t>Department of Oncology</w:t>
-      </w:r>
-      <w:r>
-        <w:rPr>
-          <w:rFonts w:cs="Tahoma"/>
           <w:bCs/>
           <w:sz w:val="20"/>
           <w:szCs w:val="20"/>
@@ -1004,29 +950,11 @@
       <w:r>
         <w:rPr>
           <w:rFonts w:cs="Tahoma"/>
-          <w:b w:val="0"/>
-          <w:sz w:val="20"/>
-          <w:szCs w:val="20"/>
-        </w:rPr>
-        <w:t>BS, Gettysburg College</w:t>
-      </w:r>
-      <w:r>
-        <w:rPr>
-          <w:rFonts w:cs="Tahoma"/>
-          <w:sz w:val="24"/>
-          <w:szCs w:val="24"/>
-        </w:rPr>
-        <w:tab/>
-      </w:r>
-      <w:r>
-        <w:rPr>
-          <w:rFonts w:cs="Tahoma"/>
-          <w:b w:val="0"/>
-          <w:i/>
-          <w:sz w:val="20"/>
-          <w:szCs w:val="20"/>
-        </w:rPr>
-        <w:t>2008-2012</w:t>
+          <w:bCs/>
+          <w:sz w:val="20"/>
+          <w:szCs w:val="20"/>
+        </w:rPr>
+        <w:t>Gettysburg College</w:t>
       </w:r>
     </w:p>
     <w:p>
@@ -1048,14 +976,64 @@
           <w:szCs w:val="20"/>
         </w:rPr>
       </w:pPr>
-      <w:r>
-        <w:rPr>
-          <w:rFonts w:cs="Tahoma"/>
-          <w:b w:val="0"/>
-          <w:sz w:val="20"/>
-          <w:szCs w:val="20"/>
-        </w:rPr>
-        <w:t>Major: Biology</w:t>
+      <w:proofErr w:type="spellStart"/>
+      <w:proofErr w:type="gramStart"/>
+      <w:r>
+        <w:rPr>
+          <w:rFonts w:cs="Tahoma"/>
+          <w:b w:val="0"/>
+          <w:sz w:val="20"/>
+          <w:szCs w:val="20"/>
+        </w:rPr>
+        <w:t>Bachelors</w:t>
+      </w:r>
+      <w:proofErr w:type="spellEnd"/>
+      <w:r>
+        <w:rPr>
+          <w:rFonts w:cs="Tahoma"/>
+          <w:b w:val="0"/>
+          <w:sz w:val="20"/>
+          <w:szCs w:val="20"/>
+        </w:rPr>
+        <w:t xml:space="preserve"> of Science</w:t>
+      </w:r>
+      <w:proofErr w:type="gramEnd"/>
+      <w:r>
+        <w:rPr>
+          <w:rFonts w:cs="Tahoma"/>
+          <w:b w:val="0"/>
+          <w:sz w:val="20"/>
+          <w:szCs w:val="20"/>
+        </w:rPr>
+        <w:t>:</w:t>
+      </w:r>
+      <w:r>
+        <w:rPr>
+          <w:rFonts w:cs="Tahoma"/>
+          <w:b w:val="0"/>
+          <w:sz w:val="20"/>
+          <w:szCs w:val="20"/>
+        </w:rPr>
+        <w:t xml:space="preserve"> Biology</w:t>
+      </w:r>
+      <w:r>
+        <w:rPr>
+          <w:rFonts w:cs="Tahoma"/>
+          <w:b w:val="0"/>
+          <w:sz w:val="20"/>
+          <w:szCs w:val="20"/>
+        </w:rPr>
+        <w:tab/>
+      </w:r>
+      <w:r>
+        <w:rPr>
+          <w:rFonts w:cs="Tahoma"/>
+          <w:b w:val="0"/>
+          <w:i/>
+          <w:sz w:val="20"/>
+          <w:szCs w:val="20"/>
+        </w:rPr>
+        <w:t>2012</w:t>
       </w:r>
     </w:p>
     <w:p>
@@ -1092,42 +1070,23 @@
       <w:r>
         <w:rPr>
           <w:rFonts w:cs="Tahoma"/>
-          <w:b w:val="0"/>
-          <w:sz w:val="20"/>
-          <w:szCs w:val="20"/>
-        </w:rPr>
-        <w:t xml:space="preserve">PhD, The University of Hawaiʻi at </w:t>
+          <w:bCs/>
+          <w:sz w:val="20"/>
+          <w:szCs w:val="20"/>
+        </w:rPr>
+        <w:t xml:space="preserve">The University of Hawaiʻi at </w:t>
       </w:r>
       <w:proofErr w:type="spellStart"/>
       <w:r>
         <w:rPr>
           <w:rFonts w:cs="Tahoma"/>
-          <w:b w:val="0"/>
+          <w:bCs/>
           <w:sz w:val="20"/>
           <w:szCs w:val="20"/>
         </w:rPr>
         <w:t>Mānoa</w:t>
       </w:r>
       <w:proofErr w:type="spellEnd"/>
-      <w:r>
-        <w:rPr>
-          <w:rFonts w:cs="Tahoma"/>
-          <w:b w:val="0"/>
-          <w:sz w:val="20"/>
-          <w:szCs w:val="20"/>
-        </w:rPr>
-        <w:tab/>
-      </w:r>
-      <w:r>
-        <w:rPr>
-          <w:rFonts w:cs="Tahoma"/>
-          <w:b w:val="0"/>
-          <w:i/>
-          <w:sz w:val="20"/>
-          <w:szCs w:val="20"/>
-        </w:rPr>
-        <w:t>2017-2022</w:t>
-      </w:r>
     </w:p>
     <w:p>
       <w:pPr>
@@ -1157,7 +1116,35 @@
           <w:sz w:val="20"/>
           <w:szCs w:val="20"/>
         </w:rPr>
+        <w:t xml:space="preserve">Doctor of Philosophy: </w:t>
+      </w:r>
+      <w:r>
+        <w:rPr>
+          <w:rFonts w:cs="Tahoma"/>
+          <w:b w:val="0"/>
+          <w:sz w:val="20"/>
+          <w:szCs w:val="20"/>
+        </w:rPr>
         <w:t>Molecular Biosciences and Bioengineering</w:t>
+      </w:r>
+      <w:r>
+        <w:rPr>
+          <w:rFonts w:cs="Tahoma"/>
+          <w:b w:val="0"/>
+          <w:sz w:val="20"/>
+          <w:szCs w:val="20"/>
+        </w:rPr>
+        <w:tab/>
+      </w:r>
+      <w:r>
+        <w:rPr>
+          <w:rFonts w:cs="Tahoma"/>
+          <w:b w:val="0"/>
+          <w:i/>
+          <w:sz w:val="20"/>
+          <w:szCs w:val="20"/>
+        </w:rPr>
+        <w:t>2022</w:t>
       </w:r>
     </w:p>
     <w:p>
@@ -1184,40 +1171,42 @@
       <w:r>
         <w:rPr>
           <w:rFonts w:cs="Tahoma"/>
-          <w:sz w:val="20"/>
-          <w:szCs w:val="20"/>
-        </w:rPr>
-        <w:t>D</w:t>
-      </w:r>
-      <w:r>
-        <w:rPr>
-          <w:rFonts w:cs="Tahoma"/>
-          <w:sz w:val="20"/>
-          <w:szCs w:val="20"/>
-        </w:rPr>
-        <w:t>issertation</w:t>
-      </w:r>
-      <w:r>
-        <w:rPr>
-          <w:rFonts w:cs="Tahoma"/>
-          <w:i/>
-          <w:iCs/>
-          <w:sz w:val="20"/>
-          <w:szCs w:val="20"/>
-        </w:rPr>
-        <w:t>:</w:t>
-      </w:r>
-      <w:r>
-        <w:rPr>
-          <w:rFonts w:cs="Tahoma"/>
           <w:b w:val="0"/>
           <w:bCs/>
-          <w:i/>
-          <w:iCs/>
-          <w:sz w:val="20"/>
-          <w:szCs w:val="20"/>
-        </w:rPr>
-        <w:t xml:space="preserve"> Data Science for Molecular Genetics and Communication in the Natural Sciences</w:t>
+          <w:sz w:val="20"/>
+          <w:szCs w:val="20"/>
+        </w:rPr>
+        <w:t>Dissertation</w:t>
+      </w:r>
+      <w:r>
+        <w:rPr>
+          <w:rFonts w:cs="Tahoma"/>
+          <w:b w:val="0"/>
+          <w:bCs/>
+          <w:sz w:val="20"/>
+          <w:szCs w:val="20"/>
+        </w:rPr>
+        <w:t>: “</w:t>
+      </w:r>
+      <w:r>
+        <w:rPr>
+          <w:rFonts w:cs="Tahoma"/>
+          <w:b w:val="0"/>
+          <w:bCs/>
+          <w:sz w:val="20"/>
+          <w:szCs w:val="20"/>
+        </w:rPr>
+        <w:t>Data Science for Molecular Genetics and Communication in the Natural Sciences</w:t>
+      </w:r>
+      <w:r>
+        <w:rPr>
+          <w:rFonts w:cs="Tahoma"/>
+          <w:b w:val="0"/>
+          <w:bCs/>
+          <w:sz w:val="20"/>
+          <w:szCs w:val="20"/>
+        </w:rPr>
+        <w:t>”</w:t>
       </w:r>
     </w:p>
     <w:p>
@@ -1303,6 +1292,129 @@
           <w:szCs w:val="20"/>
         </w:rPr>
         <w:t>Farmingdale State College</w:t>
+      </w:r>
+    </w:p>
+    <w:p>
+      <w:pPr>
+        <w:pStyle w:val="Position"/>
+        <w:numPr>
+          <w:ilvl w:val="0"/>
+          <w:numId w:val="25"/>
+        </w:numPr>
+        <w:tabs>
+          <w:tab w:val="left" w:pos="0"/>
+          <w:tab w:val="right" w:pos="10080"/>
+        </w:tabs>
+        <w:spacing w:before="0" w:line="240" w:lineRule="auto"/>
+        <w:rPr>
+          <w:rFonts w:cs="Tahoma"/>
+          <w:b w:val="0"/>
+          <w:bCs/>
+          <w:iCs/>
+          <w:sz w:val="20"/>
+          <w:szCs w:val="20"/>
+        </w:rPr>
+      </w:pPr>
+      <w:r>
+        <w:rPr>
+          <w:rFonts w:cs="Tahoma"/>
+          <w:b w:val="0"/>
+          <w:bCs/>
+          <w:iCs/>
+          <w:sz w:val="20"/>
+          <w:szCs w:val="20"/>
+        </w:rPr>
+        <w:t>FYE 101</w:t>
+      </w:r>
+      <w:r>
+        <w:rPr>
+          <w:rFonts w:cs="Tahoma"/>
+          <w:b w:val="0"/>
+          <w:bCs/>
+          <w:iCs/>
+          <w:sz w:val="20"/>
+          <w:szCs w:val="20"/>
+        </w:rPr>
+        <w:t xml:space="preserve">: </w:t>
+      </w:r>
+      <w:r>
+        <w:rPr>
+          <w:rFonts w:cs="Tahoma"/>
+          <w:b w:val="0"/>
+          <w:bCs/>
+          <w:iCs/>
+          <w:sz w:val="20"/>
+          <w:szCs w:val="20"/>
+        </w:rPr>
+        <w:t>First Year Experience</w:t>
+      </w:r>
+      <w:r>
+        <w:rPr>
+          <w:rFonts w:cs="Tahoma"/>
+          <w:b w:val="0"/>
+          <w:sz w:val="20"/>
+          <w:szCs w:val="20"/>
+        </w:rPr>
+        <w:t xml:space="preserve"> </w:t>
+      </w:r>
+      <w:r>
+        <w:rPr>
+          <w:rFonts w:cs="Tahoma"/>
+          <w:b w:val="0"/>
+          <w:sz w:val="20"/>
+          <w:szCs w:val="20"/>
+        </w:rPr>
+        <w:tab/>
+      </w:r>
+      <w:r>
+        <w:rPr>
+          <w:rFonts w:cs="Tahoma"/>
+          <w:b w:val="0"/>
+          <w:i/>
+          <w:sz w:val="20"/>
+          <w:szCs w:val="20"/>
+        </w:rPr>
+        <w:t>20</w:t>
+      </w:r>
+      <w:r>
+        <w:rPr>
+          <w:rFonts w:cs="Tahoma"/>
+          <w:b w:val="0"/>
+          <w:i/>
+          <w:sz w:val="20"/>
+          <w:szCs w:val="20"/>
+        </w:rPr>
+        <w:t>2</w:t>
+      </w:r>
+      <w:r>
+        <w:rPr>
+          <w:rFonts w:cs="Tahoma"/>
+          <w:b w:val="0"/>
+          <w:i/>
+          <w:sz w:val="20"/>
+          <w:szCs w:val="20"/>
+        </w:rPr>
+        <w:t>6</w:t>
+      </w:r>
+      <w:r>
+        <w:rPr>
+          <w:rFonts w:cs="Tahoma"/>
+          <w:b w:val="0"/>
+          <w:i/>
+          <w:sz w:val="20"/>
+          <w:szCs w:val="20"/>
+        </w:rPr>
+        <w:t>-</w:t>
+      </w:r>
+      <w:r>
+        <w:rPr>
+          <w:rFonts w:cs="Tahoma"/>
+          <w:b w:val="0"/>
+          <w:i/>
+          <w:sz w:val="20"/>
+          <w:szCs w:val="20"/>
+        </w:rPr>
+        <w:t>present</w:t>
       </w:r>
     </w:p>
     <w:p>
@@ -8616,7 +8728,34 @@
           <w:sz w:val="20"/>
           <w:szCs w:val="20"/>
         </w:rPr>
-        <w:t>Molecular Techniques, Milne Library Publishing at SUNY Geneseo</w:t>
+        <w:t xml:space="preserve">Molecular Techniques, Milne Library Publishing </w:t>
+      </w:r>
+      <w:r>
+        <w:rPr>
+          <w:rFonts w:cs="Tahoma"/>
+          <w:b w:val="0"/>
+          <w:sz w:val="20"/>
+          <w:szCs w:val="20"/>
+        </w:rPr>
+        <w:t>(</w:t>
+      </w:r>
+      <w:r>
+        <w:rPr>
+          <w:rFonts w:cs="Tahoma"/>
+          <w:b w:val="0"/>
+          <w:sz w:val="20"/>
+          <w:szCs w:val="20"/>
+        </w:rPr>
+        <w:t>SUNY Geneseo</w:t>
+      </w:r>
+      <w:r>
+        <w:rPr>
+          <w:rFonts w:cs="Tahoma"/>
+          <w:b w:val="0"/>
+          <w:sz w:val="20"/>
+          <w:szCs w:val="20"/>
+        </w:rPr>
+        <w:t>)</w:t>
       </w:r>
       <w:r>
         <w:rPr>
@@ -9000,16 +9139,42 @@
           <w:sz w:val="20"/>
           <w:szCs w:val="20"/>
         </w:rPr>
-        <w:t>Secretary General</w:t>
-      </w:r>
-      <w:r>
-        <w:rPr>
-          <w:rFonts w:cs="Tahoma"/>
-          <w:b w:val="0"/>
-          <w:sz w:val="20"/>
-          <w:szCs w:val="20"/>
-        </w:rPr>
-        <w:t>, Circulating Nucleic Acids in Plasma and Serum Meeting (CNAPS VIII)</w:t>
+        <w:t xml:space="preserve">Meeting </w:t>
+      </w:r>
+      <w:r>
+        <w:rPr>
+          <w:rFonts w:cs="Tahoma"/>
+          <w:sz w:val="20"/>
+          <w:szCs w:val="20"/>
+        </w:rPr>
+        <w:t>Secretary</w:t>
+      </w:r>
+      <w:r>
+        <w:rPr>
+          <w:rFonts w:cs="Tahoma"/>
+          <w:b w:val="0"/>
+          <w:sz w:val="20"/>
+          <w:szCs w:val="20"/>
+        </w:rPr>
+        <w:t>, Circulating Nucleic Acids in Plasma and Serum Meeting</w:t>
+      </w:r>
+      <w:r>
+        <w:rPr>
+          <w:rFonts w:cs="Tahoma"/>
+          <w:b w:val="0"/>
+          <w:sz w:val="20"/>
+          <w:szCs w:val="20"/>
+        </w:rPr>
+        <w:t xml:space="preserve"> </w:t>
+      </w:r>
+      <w:r>
+        <w:rPr>
+          <w:rFonts w:cs="Tahoma"/>
+          <w:b w:val="0"/>
+          <w:sz w:val="20"/>
+          <w:szCs w:val="20"/>
+        </w:rPr>
+        <w:t>VIII</w:t>
       </w:r>
       <w:r>
         <w:rPr>

--- a/cv/Bjarne_R_Bartlett_CV.docx
+++ b/cv/Bjarne_R_Bartlett_CV.docx
@@ -167,6 +167,50 @@
         <w:spacing w:before="0" w:line="240" w:lineRule="auto"/>
         <w:rPr>
           <w:rFonts w:cs="Tahoma"/>
+          <w:b w:val="0"/>
+          <w:bCs/>
+          <w:sz w:val="22"/>
+          <w:szCs w:val="22"/>
+        </w:rPr>
+      </w:pPr>
+      <w:r>
+        <w:rPr>
+          <w:b w:val="0"/>
+          <w:bCs/>
+          <w:sz w:val="20"/>
+          <w:szCs w:val="20"/>
+        </w:rPr>
+        <w:t>Highly adaptable educator and researcher pioneering the integration of generative AI into the SUNY STEM curriculum to democratize access to bioinformatics. Proven success in leveraging Large Language Models (LLMs) as educational intermediaries to shift student paradigms from "learning to code" to "coding to learn," making complex genomic data accessible without traditional programming prerequisites. Focused on cultivating crucial digital literacy, critical thinking, and algorithmic evaluation skills to prepare the next generation of scientific thinkers.</w:t>
+      </w:r>
+    </w:p>
+    <w:p>
+      <w:pPr>
+        <w:pStyle w:val="Position"/>
+        <w:tabs>
+          <w:tab w:val="left" w:pos="0"/>
+          <w:tab w:val="right" w:pos="9958"/>
+          <w:tab w:val="left" w:pos="10170"/>
+        </w:tabs>
+        <w:spacing w:before="0" w:line="240" w:lineRule="auto"/>
+        <w:rPr>
+          <w:rFonts w:cs="Tahoma"/>
+          <w:b w:val="0"/>
+          <w:sz w:val="20"/>
+          <w:szCs w:val="20"/>
+        </w:rPr>
+      </w:pPr>
+    </w:p>
+    <w:p>
+      <w:pPr>
+        <w:pStyle w:val="Position"/>
+        <w:tabs>
+          <w:tab w:val="left" w:pos="0"/>
+          <w:tab w:val="right" w:pos="9958"/>
+          <w:tab w:val="left" w:pos="10170"/>
+        </w:tabs>
+        <w:spacing w:before="0" w:line="240" w:lineRule="auto"/>
+        <w:rPr>
+          <w:rFonts w:cs="Tahoma"/>
           <w:sz w:val="20"/>
           <w:szCs w:val="20"/>
           <w:u w:val="single"/>
@@ -985,7 +1029,7 @@
           <w:sz w:val="20"/>
           <w:szCs w:val="20"/>
         </w:rPr>
-        <w:t>Bachelors</w:t>
+        <w:t>Bachelor’s</w:t>
       </w:r>
       <w:proofErr w:type="spellEnd"/>
       <w:r>
@@ -1324,29 +1368,7 @@
           <w:sz w:val="20"/>
           <w:szCs w:val="20"/>
         </w:rPr>
-        <w:t>FYE 101</w:t>
-      </w:r>
-      <w:r>
-        <w:rPr>
-          <w:rFonts w:cs="Tahoma"/>
-          <w:b w:val="0"/>
-          <w:bCs/>
-          <w:iCs/>
-          <w:sz w:val="20"/>
-          <w:szCs w:val="20"/>
-        </w:rPr>
-        <w:t xml:space="preserve">: </w:t>
-      </w:r>
-      <w:r>
-        <w:rPr>
-          <w:rFonts w:cs="Tahoma"/>
-          <w:b w:val="0"/>
-          <w:bCs/>
-          <w:iCs/>
-          <w:sz w:val="20"/>
-          <w:szCs w:val="20"/>
-        </w:rPr>
-        <w:t>First Year Experience</w:t>
+        <w:t>FYE 101: First Year Experience</w:t>
       </w:r>
       <w:r>
         <w:rPr>
@@ -1384,17 +1406,7 @@
           <w:sz w:val="20"/>
           <w:szCs w:val="20"/>
         </w:rPr>
-        <w:t>2</w:t>
-      </w:r>
-      <w:r>
-        <w:rPr>
-          <w:rFonts w:cs="Tahoma"/>
-          <w:b w:val="0"/>
-          <w:i/>
-          <w:sz w:val="20"/>
-          <w:szCs w:val="20"/>
-        </w:rPr>
-        <w:t>6</w:t>
+        <w:t>26</w:t>
       </w:r>
       <w:r>
         <w:rPr>
@@ -2047,7 +2059,6 @@
           <w:szCs w:val="20"/>
           <w:shd w:val="clear" w:color="auto" w:fill="FFFFFF"/>
         </w:rPr>
-        <w:lastRenderedPageBreak/>
         <w:t xml:space="preserve">Thibodeau A, Reardon P, </w:t>
       </w:r>
       <w:r>
@@ -3470,7 +3481,17 @@
           <w:sz w:val="20"/>
           <w:szCs w:val="20"/>
         </w:rPr>
-        <w:t>Genetic diversity of tumors with mismatch repair deficiency influences anti–PD-1 immunotherapy response.</w:t>
+        <w:t xml:space="preserve">Genetic diversity </w:t>
+      </w:r>
+      <w:r>
+        <w:rPr>
+          <w:rFonts w:cs="Tahoma"/>
+          <w:b w:val="0"/>
+          <w:sz w:val="20"/>
+          <w:szCs w:val="20"/>
+        </w:rPr>
+        <w:lastRenderedPageBreak/>
+        <w:t>of tumors with mismatch repair deficiency influences anti–PD-1 immunotherapy response.</w:t>
       </w:r>
       <w:r>
         <w:rPr>
@@ -3724,17 +3745,7 @@
           <w:sz w:val="20"/>
           <w:szCs w:val="20"/>
         </w:rPr>
-        <w:t xml:space="preserve"> DM,  Papadopoulos N, Kinzler KW, Eshleman JR, </w:t>
-      </w:r>
-      <w:r>
-        <w:rPr>
-          <w:rFonts w:cs="Tahoma"/>
-          <w:b w:val="0"/>
-          <w:sz w:val="20"/>
-          <w:szCs w:val="20"/>
-        </w:rPr>
-        <w:lastRenderedPageBreak/>
-        <w:t>Vogelstein B, Anders RA, Diaz Jr. LA</w:t>
+        <w:t xml:space="preserve"> DM,  Papadopoulos N, Kinzler KW, Eshleman JR, Vogelstein B, Anders RA, Diaz Jr. LA</w:t>
       </w:r>
       <w:r>
         <w:rPr>
@@ -4780,6 +4791,127 @@
           <w:u w:val="single"/>
         </w:rPr>
       </w:pPr>
+    </w:p>
+    <w:p>
+      <w:pPr>
+        <w:pStyle w:val="Position"/>
+        <w:numPr>
+          <w:ilvl w:val="0"/>
+          <w:numId w:val="22"/>
+        </w:numPr>
+        <w:tabs>
+          <w:tab w:val="left" w:pos="0"/>
+          <w:tab w:val="right" w:pos="9958"/>
+          <w:tab w:val="left" w:pos="10170"/>
+        </w:tabs>
+        <w:rPr>
+          <w:rFonts w:cs="Tahoma"/>
+          <w:b w:val="0"/>
+          <w:sz w:val="20"/>
+          <w:szCs w:val="20"/>
+        </w:rPr>
+      </w:pPr>
+      <w:r>
+        <w:rPr>
+          <w:rFonts w:cs="Tahoma"/>
+          <w:bCs/>
+          <w:sz w:val="20"/>
+          <w:szCs w:val="20"/>
+        </w:rPr>
+        <w:t>Bartlett BR</w:t>
+      </w:r>
+      <w:r>
+        <w:rPr>
+          <w:rFonts w:cs="Tahoma"/>
+          <w:b w:val="0"/>
+          <w:sz w:val="20"/>
+          <w:szCs w:val="20"/>
+        </w:rPr>
+        <w:t>. “</w:t>
+      </w:r>
+      <w:r>
+        <w:rPr>
+          <w:rFonts w:cs="Tahoma"/>
+          <w:b w:val="0"/>
+          <w:sz w:val="20"/>
+          <w:szCs w:val="20"/>
+        </w:rPr>
+        <w:t>Democratizing Bioinformatics: Leveraging AI to Bridge the Gap Between Biological Inquiry and Digital Literacy</w:t>
+      </w:r>
+      <w:r>
+        <w:rPr>
+          <w:rFonts w:cs="Tahoma"/>
+          <w:b w:val="0"/>
+          <w:sz w:val="20"/>
+          <w:szCs w:val="20"/>
+        </w:rPr>
+        <w:t>” (202</w:t>
+      </w:r>
+      <w:r>
+        <w:rPr>
+          <w:rFonts w:cs="Tahoma"/>
+          <w:b w:val="0"/>
+          <w:sz w:val="20"/>
+          <w:szCs w:val="20"/>
+        </w:rPr>
+        <w:t>6</w:t>
+      </w:r>
+      <w:r>
+        <w:rPr>
+          <w:rFonts w:cs="Tahoma"/>
+          <w:b w:val="0"/>
+          <w:sz w:val="20"/>
+          <w:szCs w:val="20"/>
+        </w:rPr>
+        <w:t xml:space="preserve">). </w:t>
+      </w:r>
+      <w:r>
+        <w:rPr>
+          <w:rFonts w:cs="Tahoma"/>
+          <w:b w:val="0"/>
+          <w:sz w:val="20"/>
+          <w:szCs w:val="20"/>
+        </w:rPr>
+        <w:t>General Education Conference</w:t>
+      </w:r>
+      <w:r>
+        <w:rPr>
+          <w:rFonts w:cs="Tahoma"/>
+          <w:b w:val="0"/>
+          <w:sz w:val="20"/>
+          <w:szCs w:val="20"/>
+        </w:rPr>
+        <w:t xml:space="preserve">. </w:t>
+      </w:r>
+      <w:r>
+        <w:rPr>
+          <w:rFonts w:cs="Tahoma"/>
+          <w:b w:val="0"/>
+          <w:iCs/>
+          <w:sz w:val="20"/>
+          <w:szCs w:val="20"/>
+        </w:rPr>
+        <w:t>State University of New York</w:t>
+      </w:r>
+      <w:r>
+        <w:rPr>
+          <w:rFonts w:cs="Tahoma"/>
+          <w:b w:val="0"/>
+          <w:iCs/>
+          <w:sz w:val="20"/>
+          <w:szCs w:val="20"/>
+        </w:rPr>
+        <w:t>.</w:t>
+      </w:r>
+      <w:r>
+        <w:rPr>
+          <w:rFonts w:cs="Tahoma"/>
+          <w:b w:val="0"/>
+          <w:sz w:val="20"/>
+          <w:szCs w:val="20"/>
+        </w:rPr>
+        <w:t xml:space="preserve"> </w:t>
+      </w:r>
     </w:p>
     <w:p>
       <w:pPr>
@@ -5453,6 +5585,7 @@
           <w:sz w:val="20"/>
           <w:szCs w:val="20"/>
         </w:rPr>
+        <w:lastRenderedPageBreak/>
         <w:t>Bartlett BR.</w:t>
       </w:r>
       <w:r>
@@ -5724,7 +5857,6 @@
           <w:sz w:val="20"/>
           <w:szCs w:val="20"/>
         </w:rPr>
-        <w:lastRenderedPageBreak/>
         <w:t>Bartlett BR</w:t>
       </w:r>
       <w:r>
@@ -7955,6 +8087,7 @@
           <w:sz w:val="20"/>
           <w:szCs w:val="20"/>
         </w:rPr>
+        <w:lastRenderedPageBreak/>
         <w:t>Featured Researcher,</w:t>
       </w:r>
       <w:r>
@@ -8377,7 +8510,6 @@
           <w:sz w:val="20"/>
           <w:szCs w:val="20"/>
         </w:rPr>
-        <w:lastRenderedPageBreak/>
         <w:t xml:space="preserve">Received an $800.00, merit-based award from AACR to present </w:t>
       </w:r>
       <w:proofErr w:type="gramStart"/>
@@ -10305,6 +10437,7 @@
           <w:sz w:val="20"/>
           <w:szCs w:val="20"/>
         </w:rPr>
+        <w:lastRenderedPageBreak/>
         <w:t>AAAS</w:t>
       </w:r>
       <w:r>
@@ -10879,7 +11012,6 @@
           <w:sz w:val="20"/>
           <w:szCs w:val="20"/>
         </w:rPr>
-        <w:lastRenderedPageBreak/>
         <w:t xml:space="preserve">Co-director Planning Committee, </w:t>
       </w:r>
       <w:r>
@@ -16774,7 +16906,6 @@
   <w:style w:type="character" w:default="1" w:styleId="DefaultParagraphFont">
     <w:name w:val="Default Paragraph Font"/>
     <w:uiPriority w:val="1"/>
-    <w:semiHidden/>
     <w:unhideWhenUsed/>
   </w:style>
   <w:style w:type="table" w:default="1" w:styleId="TableNormal">
